--- a/kotlin_tut_2.docx
+++ b/kotlin_tut_2.docx
@@ -12,6 +12,48 @@
       </w:pPr>
       <w:r>
         <w:t>Introduction</w:t>
+      </w:r>
+    </w:p>
+    <w:p>
+      <w:pPr>
+        <w:pStyle w:val="ListParagraph"/>
+        <w:numPr>
+          <w:ilvl w:val="1"/>
+          <w:numId w:val="1"/>
+        </w:numPr>
+      </w:pPr>
+      <w:r>
+        <w:t>What is kotlin?</w:t>
+      </w:r>
+    </w:p>
+    <w:p>
+      <w:pPr>
+        <w:pStyle w:val="ListParagraph"/>
+        <w:numPr>
+          <w:ilvl w:val="1"/>
+          <w:numId w:val="1"/>
+        </w:numPr>
+      </w:pPr>
+      <w:r>
+        <w:t>Environment set up</w:t>
+      </w:r>
+      <w:r>
+        <w:t>?</w:t>
+      </w:r>
+    </w:p>
+    <w:p>
+      <w:pPr>
+        <w:pStyle w:val="ListParagraph"/>
+        <w:numPr>
+          <w:ilvl w:val="1"/>
+          <w:numId w:val="1"/>
+        </w:numPr>
+      </w:pPr>
+      <w:r>
+        <w:t>Applications of kotlin</w:t>
+      </w:r>
+      <w:r>
+        <w:t>?</w:t>
       </w:r>
     </w:p>
     <w:p>
@@ -87,17 +129,7 @@
           <w:szCs w:val="21"/>
           <w:shd w:val="clear" w:color="auto" w:fill="FFFFFF"/>
         </w:rPr>
-        <w:t>eve</w:t>
-      </w:r>
-      <w:r>
-        <w:rPr>
-          <w:rFonts w:ascii="Helvetica" w:hAnsi="Helvetica" w:cs="Helvetica"/>
-          <w:color w:val="333333"/>
-          <w:sz w:val="21"/>
-          <w:szCs w:val="21"/>
-          <w:shd w:val="clear" w:color="auto" w:fill="FFFFFF"/>
-        </w:rPr>
-        <w:t>rything is an object In kotlin.</w:t>
+        <w:t>everything is an object In kotlin.</w:t>
       </w:r>
     </w:p>
     <w:p>
@@ -628,6 +660,7 @@
         <w:ind w:firstLine="720"/>
       </w:pPr>
       <w:r>
+        <w:lastRenderedPageBreak/>
         <w:t>.. creates a </w:t>
       </w:r>
       <w:hyperlink r:id="rId16" w:history="1">
@@ -684,8 +717,6 @@
       <w:r>
         <w:t xml:space="preserve">               -&gt;</w:t>
       </w:r>
-      <w:bookmarkStart w:id="0" w:name="_GoBack"/>
-      <w:bookmarkEnd w:id="0"/>
       <w:r>
         <w:t>lambda</w:t>
       </w:r>
@@ -712,6 +743,954 @@
       <w:r>
         <w:t>Keywords</w:t>
       </w:r>
+    </w:p>
+    <w:tbl>
+      <w:tblPr>
+        <w:tblStyle w:val="TableGrid"/>
+        <w:tblW w:w="0" w:type="auto"/>
+        <w:tblInd w:w="792" w:type="dxa"/>
+        <w:tblLook w:val="04A0" w:firstRow="1" w:lastRow="0" w:firstColumn="1" w:lastColumn="0" w:noHBand="0" w:noVBand="1"/>
+      </w:tblPr>
+      <w:tblGrid>
+        <w:gridCol w:w="844"/>
+        <w:gridCol w:w="863"/>
+        <w:gridCol w:w="1006"/>
+        <w:gridCol w:w="801"/>
+        <w:gridCol w:w="829"/>
+        <w:gridCol w:w="808"/>
+        <w:gridCol w:w="817"/>
+        <w:gridCol w:w="752"/>
+        <w:gridCol w:w="752"/>
+        <w:gridCol w:w="752"/>
+      </w:tblGrid>
+      <w:tr>
+        <w:tc>
+          <w:tcPr>
+            <w:tcW w:w="901" w:type="dxa"/>
+          </w:tcPr>
+          <w:p>
+            <w:pPr>
+              <w:pStyle w:val="ListParagraph"/>
+              <w:ind w:left="0"/>
+            </w:pPr>
+            <w:r>
+              <w:t>class</w:t>
+            </w:r>
+          </w:p>
+        </w:tc>
+        <w:tc>
+          <w:tcPr>
+            <w:tcW w:w="901" w:type="dxa"/>
+          </w:tcPr>
+          <w:p>
+            <w:pPr>
+              <w:pStyle w:val="ListParagraph"/>
+              <w:ind w:left="0"/>
+            </w:pPr>
+            <w:r>
+              <w:t>break</w:t>
+            </w:r>
+          </w:p>
+        </w:tc>
+        <w:tc>
+          <w:tcPr>
+            <w:tcW w:w="901" w:type="dxa"/>
+          </w:tcPr>
+          <w:p>
+            <w:pPr>
+              <w:pStyle w:val="ListParagraph"/>
+              <w:ind w:left="0"/>
+            </w:pPr>
+            <w:r>
+              <w:t>continue</w:t>
+            </w:r>
+          </w:p>
+        </w:tc>
+        <w:tc>
+          <w:tcPr>
+            <w:tcW w:w="901" w:type="dxa"/>
+          </w:tcPr>
+          <w:p>
+            <w:pPr>
+              <w:pStyle w:val="ListParagraph"/>
+              <w:ind w:left="0"/>
+            </w:pPr>
+            <w:r>
+              <w:t>do</w:t>
+            </w:r>
+          </w:p>
+        </w:tc>
+        <w:tc>
+          <w:tcPr>
+            <w:tcW w:w="902" w:type="dxa"/>
+          </w:tcPr>
+          <w:p>
+            <w:pPr>
+              <w:pStyle w:val="ListParagraph"/>
+              <w:ind w:left="0"/>
+            </w:pPr>
+            <w:r>
+              <w:t>else</w:t>
+            </w:r>
+          </w:p>
+        </w:tc>
+        <w:tc>
+          <w:tcPr>
+            <w:tcW w:w="902" w:type="dxa"/>
+          </w:tcPr>
+          <w:p>
+            <w:pPr>
+              <w:pStyle w:val="ListParagraph"/>
+              <w:ind w:left="0"/>
+            </w:pPr>
+            <w:r>
+              <w:t>f</w:t>
+            </w:r>
+            <w:bookmarkStart w:id="0" w:name="_GoBack"/>
+            <w:bookmarkEnd w:id="0"/>
+            <w:r>
+              <w:t>or</w:t>
+            </w:r>
+          </w:p>
+        </w:tc>
+        <w:tc>
+          <w:tcPr>
+            <w:tcW w:w="902" w:type="dxa"/>
+          </w:tcPr>
+          <w:p>
+            <w:pPr>
+              <w:pStyle w:val="ListParagraph"/>
+              <w:ind w:left="0"/>
+            </w:pPr>
+            <w:r>
+              <w:t>fun</w:t>
+            </w:r>
+          </w:p>
+        </w:tc>
+        <w:tc>
+          <w:tcPr>
+            <w:tcW w:w="902" w:type="dxa"/>
+          </w:tcPr>
+          <w:p>
+            <w:pPr>
+              <w:pStyle w:val="ListParagraph"/>
+              <w:ind w:left="0"/>
+            </w:pPr>
+          </w:p>
+        </w:tc>
+        <w:tc>
+          <w:tcPr>
+            <w:tcW w:w="902" w:type="dxa"/>
+          </w:tcPr>
+          <w:p>
+            <w:pPr>
+              <w:pStyle w:val="ListParagraph"/>
+              <w:ind w:left="0"/>
+            </w:pPr>
+          </w:p>
+        </w:tc>
+        <w:tc>
+          <w:tcPr>
+            <w:tcW w:w="902" w:type="dxa"/>
+          </w:tcPr>
+          <w:p>
+            <w:pPr>
+              <w:pStyle w:val="ListParagraph"/>
+              <w:ind w:left="0"/>
+            </w:pPr>
+          </w:p>
+        </w:tc>
+      </w:tr>
+      <w:tr>
+        <w:tc>
+          <w:tcPr>
+            <w:tcW w:w="901" w:type="dxa"/>
+          </w:tcPr>
+          <w:p>
+            <w:pPr>
+              <w:pStyle w:val="ListParagraph"/>
+              <w:ind w:left="0"/>
+            </w:pPr>
+          </w:p>
+        </w:tc>
+        <w:tc>
+          <w:tcPr>
+            <w:tcW w:w="901" w:type="dxa"/>
+          </w:tcPr>
+          <w:p>
+            <w:pPr>
+              <w:pStyle w:val="ListParagraph"/>
+              <w:ind w:left="0"/>
+            </w:pPr>
+          </w:p>
+        </w:tc>
+        <w:tc>
+          <w:tcPr>
+            <w:tcW w:w="901" w:type="dxa"/>
+          </w:tcPr>
+          <w:p>
+            <w:pPr>
+              <w:pStyle w:val="ListParagraph"/>
+              <w:ind w:left="0"/>
+            </w:pPr>
+          </w:p>
+        </w:tc>
+        <w:tc>
+          <w:tcPr>
+            <w:tcW w:w="901" w:type="dxa"/>
+          </w:tcPr>
+          <w:p>
+            <w:pPr>
+              <w:pStyle w:val="ListParagraph"/>
+              <w:ind w:left="0"/>
+            </w:pPr>
+          </w:p>
+        </w:tc>
+        <w:tc>
+          <w:tcPr>
+            <w:tcW w:w="902" w:type="dxa"/>
+          </w:tcPr>
+          <w:p>
+            <w:pPr>
+              <w:pStyle w:val="ListParagraph"/>
+              <w:ind w:left="0"/>
+            </w:pPr>
+          </w:p>
+        </w:tc>
+        <w:tc>
+          <w:tcPr>
+            <w:tcW w:w="902" w:type="dxa"/>
+          </w:tcPr>
+          <w:p>
+            <w:pPr>
+              <w:pStyle w:val="ListParagraph"/>
+              <w:ind w:left="0"/>
+            </w:pPr>
+          </w:p>
+        </w:tc>
+        <w:tc>
+          <w:tcPr>
+            <w:tcW w:w="902" w:type="dxa"/>
+          </w:tcPr>
+          <w:p>
+            <w:pPr>
+              <w:pStyle w:val="ListParagraph"/>
+              <w:ind w:left="0"/>
+            </w:pPr>
+          </w:p>
+        </w:tc>
+        <w:tc>
+          <w:tcPr>
+            <w:tcW w:w="902" w:type="dxa"/>
+          </w:tcPr>
+          <w:p>
+            <w:pPr>
+              <w:pStyle w:val="ListParagraph"/>
+              <w:ind w:left="0"/>
+            </w:pPr>
+          </w:p>
+        </w:tc>
+        <w:tc>
+          <w:tcPr>
+            <w:tcW w:w="902" w:type="dxa"/>
+          </w:tcPr>
+          <w:p>
+            <w:pPr>
+              <w:pStyle w:val="ListParagraph"/>
+              <w:ind w:left="0"/>
+            </w:pPr>
+          </w:p>
+        </w:tc>
+        <w:tc>
+          <w:tcPr>
+            <w:tcW w:w="902" w:type="dxa"/>
+          </w:tcPr>
+          <w:p>
+            <w:pPr>
+              <w:pStyle w:val="ListParagraph"/>
+              <w:ind w:left="0"/>
+            </w:pPr>
+          </w:p>
+        </w:tc>
+      </w:tr>
+      <w:tr>
+        <w:tc>
+          <w:tcPr>
+            <w:tcW w:w="901" w:type="dxa"/>
+          </w:tcPr>
+          <w:p>
+            <w:pPr>
+              <w:pStyle w:val="ListParagraph"/>
+              <w:ind w:left="0"/>
+            </w:pPr>
+          </w:p>
+        </w:tc>
+        <w:tc>
+          <w:tcPr>
+            <w:tcW w:w="901" w:type="dxa"/>
+          </w:tcPr>
+          <w:p>
+            <w:pPr>
+              <w:pStyle w:val="ListParagraph"/>
+              <w:ind w:left="0"/>
+            </w:pPr>
+          </w:p>
+        </w:tc>
+        <w:tc>
+          <w:tcPr>
+            <w:tcW w:w="901" w:type="dxa"/>
+          </w:tcPr>
+          <w:p>
+            <w:pPr>
+              <w:pStyle w:val="ListParagraph"/>
+              <w:ind w:left="0"/>
+            </w:pPr>
+          </w:p>
+        </w:tc>
+        <w:tc>
+          <w:tcPr>
+            <w:tcW w:w="901" w:type="dxa"/>
+          </w:tcPr>
+          <w:p>
+            <w:pPr>
+              <w:pStyle w:val="ListParagraph"/>
+              <w:ind w:left="0"/>
+            </w:pPr>
+          </w:p>
+        </w:tc>
+        <w:tc>
+          <w:tcPr>
+            <w:tcW w:w="902" w:type="dxa"/>
+          </w:tcPr>
+          <w:p>
+            <w:pPr>
+              <w:pStyle w:val="ListParagraph"/>
+              <w:ind w:left="0"/>
+            </w:pPr>
+          </w:p>
+        </w:tc>
+        <w:tc>
+          <w:tcPr>
+            <w:tcW w:w="902" w:type="dxa"/>
+          </w:tcPr>
+          <w:p>
+            <w:pPr>
+              <w:pStyle w:val="ListParagraph"/>
+              <w:ind w:left="0"/>
+            </w:pPr>
+          </w:p>
+        </w:tc>
+        <w:tc>
+          <w:tcPr>
+            <w:tcW w:w="902" w:type="dxa"/>
+          </w:tcPr>
+          <w:p>
+            <w:pPr>
+              <w:pStyle w:val="ListParagraph"/>
+              <w:ind w:left="0"/>
+            </w:pPr>
+          </w:p>
+        </w:tc>
+        <w:tc>
+          <w:tcPr>
+            <w:tcW w:w="902" w:type="dxa"/>
+          </w:tcPr>
+          <w:p>
+            <w:pPr>
+              <w:pStyle w:val="ListParagraph"/>
+              <w:ind w:left="0"/>
+            </w:pPr>
+          </w:p>
+        </w:tc>
+        <w:tc>
+          <w:tcPr>
+            <w:tcW w:w="902" w:type="dxa"/>
+          </w:tcPr>
+          <w:p>
+            <w:pPr>
+              <w:pStyle w:val="ListParagraph"/>
+              <w:ind w:left="0"/>
+            </w:pPr>
+          </w:p>
+        </w:tc>
+        <w:tc>
+          <w:tcPr>
+            <w:tcW w:w="902" w:type="dxa"/>
+          </w:tcPr>
+          <w:p>
+            <w:pPr>
+              <w:pStyle w:val="ListParagraph"/>
+              <w:ind w:left="0"/>
+            </w:pPr>
+          </w:p>
+        </w:tc>
+      </w:tr>
+      <w:tr>
+        <w:tc>
+          <w:tcPr>
+            <w:tcW w:w="901" w:type="dxa"/>
+          </w:tcPr>
+          <w:p>
+            <w:pPr>
+              <w:pStyle w:val="ListParagraph"/>
+              <w:ind w:left="0"/>
+            </w:pPr>
+          </w:p>
+        </w:tc>
+        <w:tc>
+          <w:tcPr>
+            <w:tcW w:w="901" w:type="dxa"/>
+          </w:tcPr>
+          <w:p>
+            <w:pPr>
+              <w:pStyle w:val="ListParagraph"/>
+              <w:ind w:left="0"/>
+            </w:pPr>
+          </w:p>
+        </w:tc>
+        <w:tc>
+          <w:tcPr>
+            <w:tcW w:w="901" w:type="dxa"/>
+          </w:tcPr>
+          <w:p>
+            <w:pPr>
+              <w:pStyle w:val="ListParagraph"/>
+              <w:ind w:left="0"/>
+            </w:pPr>
+          </w:p>
+        </w:tc>
+        <w:tc>
+          <w:tcPr>
+            <w:tcW w:w="901" w:type="dxa"/>
+          </w:tcPr>
+          <w:p>
+            <w:pPr>
+              <w:pStyle w:val="ListParagraph"/>
+              <w:ind w:left="0"/>
+            </w:pPr>
+          </w:p>
+        </w:tc>
+        <w:tc>
+          <w:tcPr>
+            <w:tcW w:w="902" w:type="dxa"/>
+          </w:tcPr>
+          <w:p>
+            <w:pPr>
+              <w:pStyle w:val="ListParagraph"/>
+              <w:ind w:left="0"/>
+            </w:pPr>
+          </w:p>
+        </w:tc>
+        <w:tc>
+          <w:tcPr>
+            <w:tcW w:w="902" w:type="dxa"/>
+          </w:tcPr>
+          <w:p>
+            <w:pPr>
+              <w:pStyle w:val="ListParagraph"/>
+              <w:ind w:left="0"/>
+            </w:pPr>
+          </w:p>
+        </w:tc>
+        <w:tc>
+          <w:tcPr>
+            <w:tcW w:w="902" w:type="dxa"/>
+          </w:tcPr>
+          <w:p>
+            <w:pPr>
+              <w:pStyle w:val="ListParagraph"/>
+              <w:ind w:left="0"/>
+            </w:pPr>
+          </w:p>
+        </w:tc>
+        <w:tc>
+          <w:tcPr>
+            <w:tcW w:w="902" w:type="dxa"/>
+          </w:tcPr>
+          <w:p>
+            <w:pPr>
+              <w:pStyle w:val="ListParagraph"/>
+              <w:ind w:left="0"/>
+            </w:pPr>
+          </w:p>
+        </w:tc>
+        <w:tc>
+          <w:tcPr>
+            <w:tcW w:w="902" w:type="dxa"/>
+          </w:tcPr>
+          <w:p>
+            <w:pPr>
+              <w:pStyle w:val="ListParagraph"/>
+              <w:ind w:left="0"/>
+            </w:pPr>
+          </w:p>
+        </w:tc>
+        <w:tc>
+          <w:tcPr>
+            <w:tcW w:w="902" w:type="dxa"/>
+          </w:tcPr>
+          <w:p>
+            <w:pPr>
+              <w:pStyle w:val="ListParagraph"/>
+              <w:ind w:left="0"/>
+            </w:pPr>
+          </w:p>
+        </w:tc>
+      </w:tr>
+      <w:tr>
+        <w:tc>
+          <w:tcPr>
+            <w:tcW w:w="901" w:type="dxa"/>
+          </w:tcPr>
+          <w:p>
+            <w:pPr>
+              <w:pStyle w:val="ListParagraph"/>
+              <w:ind w:left="0"/>
+            </w:pPr>
+          </w:p>
+        </w:tc>
+        <w:tc>
+          <w:tcPr>
+            <w:tcW w:w="901" w:type="dxa"/>
+          </w:tcPr>
+          <w:p>
+            <w:pPr>
+              <w:pStyle w:val="ListParagraph"/>
+              <w:ind w:left="0"/>
+            </w:pPr>
+          </w:p>
+        </w:tc>
+        <w:tc>
+          <w:tcPr>
+            <w:tcW w:w="901" w:type="dxa"/>
+          </w:tcPr>
+          <w:p>
+            <w:pPr>
+              <w:pStyle w:val="ListParagraph"/>
+              <w:ind w:left="0"/>
+            </w:pPr>
+          </w:p>
+        </w:tc>
+        <w:tc>
+          <w:tcPr>
+            <w:tcW w:w="901" w:type="dxa"/>
+          </w:tcPr>
+          <w:p>
+            <w:pPr>
+              <w:pStyle w:val="ListParagraph"/>
+              <w:ind w:left="0"/>
+            </w:pPr>
+          </w:p>
+        </w:tc>
+        <w:tc>
+          <w:tcPr>
+            <w:tcW w:w="902" w:type="dxa"/>
+          </w:tcPr>
+          <w:p>
+            <w:pPr>
+              <w:pStyle w:val="ListParagraph"/>
+              <w:ind w:left="0"/>
+            </w:pPr>
+          </w:p>
+        </w:tc>
+        <w:tc>
+          <w:tcPr>
+            <w:tcW w:w="902" w:type="dxa"/>
+          </w:tcPr>
+          <w:p>
+            <w:pPr>
+              <w:pStyle w:val="ListParagraph"/>
+              <w:ind w:left="0"/>
+            </w:pPr>
+          </w:p>
+        </w:tc>
+        <w:tc>
+          <w:tcPr>
+            <w:tcW w:w="902" w:type="dxa"/>
+          </w:tcPr>
+          <w:p>
+            <w:pPr>
+              <w:pStyle w:val="ListParagraph"/>
+              <w:ind w:left="0"/>
+            </w:pPr>
+          </w:p>
+        </w:tc>
+        <w:tc>
+          <w:tcPr>
+            <w:tcW w:w="902" w:type="dxa"/>
+          </w:tcPr>
+          <w:p>
+            <w:pPr>
+              <w:pStyle w:val="ListParagraph"/>
+              <w:ind w:left="0"/>
+            </w:pPr>
+          </w:p>
+        </w:tc>
+        <w:tc>
+          <w:tcPr>
+            <w:tcW w:w="902" w:type="dxa"/>
+          </w:tcPr>
+          <w:p>
+            <w:pPr>
+              <w:pStyle w:val="ListParagraph"/>
+              <w:ind w:left="0"/>
+            </w:pPr>
+          </w:p>
+        </w:tc>
+        <w:tc>
+          <w:tcPr>
+            <w:tcW w:w="902" w:type="dxa"/>
+          </w:tcPr>
+          <w:p>
+            <w:pPr>
+              <w:pStyle w:val="ListParagraph"/>
+              <w:ind w:left="0"/>
+            </w:pPr>
+          </w:p>
+        </w:tc>
+      </w:tr>
+      <w:tr>
+        <w:tc>
+          <w:tcPr>
+            <w:tcW w:w="901" w:type="dxa"/>
+          </w:tcPr>
+          <w:p>
+            <w:pPr>
+              <w:pStyle w:val="ListParagraph"/>
+              <w:ind w:left="0"/>
+            </w:pPr>
+          </w:p>
+        </w:tc>
+        <w:tc>
+          <w:tcPr>
+            <w:tcW w:w="901" w:type="dxa"/>
+          </w:tcPr>
+          <w:p>
+            <w:pPr>
+              <w:pStyle w:val="ListParagraph"/>
+              <w:ind w:left="0"/>
+            </w:pPr>
+          </w:p>
+        </w:tc>
+        <w:tc>
+          <w:tcPr>
+            <w:tcW w:w="901" w:type="dxa"/>
+          </w:tcPr>
+          <w:p>
+            <w:pPr>
+              <w:pStyle w:val="ListParagraph"/>
+              <w:ind w:left="0"/>
+            </w:pPr>
+          </w:p>
+        </w:tc>
+        <w:tc>
+          <w:tcPr>
+            <w:tcW w:w="901" w:type="dxa"/>
+          </w:tcPr>
+          <w:p>
+            <w:pPr>
+              <w:pStyle w:val="ListParagraph"/>
+              <w:ind w:left="0"/>
+            </w:pPr>
+          </w:p>
+        </w:tc>
+        <w:tc>
+          <w:tcPr>
+            <w:tcW w:w="902" w:type="dxa"/>
+          </w:tcPr>
+          <w:p>
+            <w:pPr>
+              <w:pStyle w:val="ListParagraph"/>
+              <w:ind w:left="0"/>
+            </w:pPr>
+          </w:p>
+        </w:tc>
+        <w:tc>
+          <w:tcPr>
+            <w:tcW w:w="902" w:type="dxa"/>
+          </w:tcPr>
+          <w:p>
+            <w:pPr>
+              <w:pStyle w:val="ListParagraph"/>
+              <w:ind w:left="0"/>
+            </w:pPr>
+          </w:p>
+        </w:tc>
+        <w:tc>
+          <w:tcPr>
+            <w:tcW w:w="902" w:type="dxa"/>
+          </w:tcPr>
+          <w:p>
+            <w:pPr>
+              <w:pStyle w:val="ListParagraph"/>
+              <w:ind w:left="0"/>
+            </w:pPr>
+          </w:p>
+        </w:tc>
+        <w:tc>
+          <w:tcPr>
+            <w:tcW w:w="902" w:type="dxa"/>
+          </w:tcPr>
+          <w:p>
+            <w:pPr>
+              <w:pStyle w:val="ListParagraph"/>
+              <w:ind w:left="0"/>
+            </w:pPr>
+          </w:p>
+        </w:tc>
+        <w:tc>
+          <w:tcPr>
+            <w:tcW w:w="902" w:type="dxa"/>
+          </w:tcPr>
+          <w:p>
+            <w:pPr>
+              <w:pStyle w:val="ListParagraph"/>
+              <w:ind w:left="0"/>
+            </w:pPr>
+          </w:p>
+        </w:tc>
+        <w:tc>
+          <w:tcPr>
+            <w:tcW w:w="902" w:type="dxa"/>
+          </w:tcPr>
+          <w:p>
+            <w:pPr>
+              <w:pStyle w:val="ListParagraph"/>
+              <w:ind w:left="0"/>
+            </w:pPr>
+          </w:p>
+        </w:tc>
+      </w:tr>
+      <w:tr>
+        <w:tc>
+          <w:tcPr>
+            <w:tcW w:w="901" w:type="dxa"/>
+          </w:tcPr>
+          <w:p>
+            <w:pPr>
+              <w:pStyle w:val="ListParagraph"/>
+              <w:ind w:left="0"/>
+            </w:pPr>
+          </w:p>
+        </w:tc>
+        <w:tc>
+          <w:tcPr>
+            <w:tcW w:w="901" w:type="dxa"/>
+          </w:tcPr>
+          <w:p>
+            <w:pPr>
+              <w:pStyle w:val="ListParagraph"/>
+              <w:ind w:left="0"/>
+            </w:pPr>
+          </w:p>
+        </w:tc>
+        <w:tc>
+          <w:tcPr>
+            <w:tcW w:w="901" w:type="dxa"/>
+          </w:tcPr>
+          <w:p>
+            <w:pPr>
+              <w:pStyle w:val="ListParagraph"/>
+              <w:ind w:left="0"/>
+            </w:pPr>
+          </w:p>
+        </w:tc>
+        <w:tc>
+          <w:tcPr>
+            <w:tcW w:w="901" w:type="dxa"/>
+          </w:tcPr>
+          <w:p>
+            <w:pPr>
+              <w:pStyle w:val="ListParagraph"/>
+              <w:ind w:left="0"/>
+            </w:pPr>
+          </w:p>
+        </w:tc>
+        <w:tc>
+          <w:tcPr>
+            <w:tcW w:w="902" w:type="dxa"/>
+          </w:tcPr>
+          <w:p>
+            <w:pPr>
+              <w:pStyle w:val="ListParagraph"/>
+              <w:ind w:left="0"/>
+            </w:pPr>
+          </w:p>
+        </w:tc>
+        <w:tc>
+          <w:tcPr>
+            <w:tcW w:w="902" w:type="dxa"/>
+          </w:tcPr>
+          <w:p>
+            <w:pPr>
+              <w:pStyle w:val="ListParagraph"/>
+              <w:ind w:left="0"/>
+            </w:pPr>
+          </w:p>
+        </w:tc>
+        <w:tc>
+          <w:tcPr>
+            <w:tcW w:w="902" w:type="dxa"/>
+          </w:tcPr>
+          <w:p>
+            <w:pPr>
+              <w:pStyle w:val="ListParagraph"/>
+              <w:ind w:left="0"/>
+            </w:pPr>
+          </w:p>
+        </w:tc>
+        <w:tc>
+          <w:tcPr>
+            <w:tcW w:w="902" w:type="dxa"/>
+          </w:tcPr>
+          <w:p>
+            <w:pPr>
+              <w:pStyle w:val="ListParagraph"/>
+              <w:ind w:left="0"/>
+            </w:pPr>
+          </w:p>
+        </w:tc>
+        <w:tc>
+          <w:tcPr>
+            <w:tcW w:w="902" w:type="dxa"/>
+          </w:tcPr>
+          <w:p>
+            <w:pPr>
+              <w:pStyle w:val="ListParagraph"/>
+              <w:ind w:left="0"/>
+            </w:pPr>
+          </w:p>
+        </w:tc>
+        <w:tc>
+          <w:tcPr>
+            <w:tcW w:w="902" w:type="dxa"/>
+          </w:tcPr>
+          <w:p>
+            <w:pPr>
+              <w:pStyle w:val="ListParagraph"/>
+              <w:ind w:left="0"/>
+            </w:pPr>
+          </w:p>
+        </w:tc>
+      </w:tr>
+      <w:tr>
+        <w:tc>
+          <w:tcPr>
+            <w:tcW w:w="901" w:type="dxa"/>
+          </w:tcPr>
+          <w:p>
+            <w:pPr>
+              <w:pStyle w:val="ListParagraph"/>
+              <w:ind w:left="0"/>
+            </w:pPr>
+          </w:p>
+        </w:tc>
+        <w:tc>
+          <w:tcPr>
+            <w:tcW w:w="901" w:type="dxa"/>
+          </w:tcPr>
+          <w:p>
+            <w:pPr>
+              <w:pStyle w:val="ListParagraph"/>
+              <w:ind w:left="0"/>
+            </w:pPr>
+          </w:p>
+        </w:tc>
+        <w:tc>
+          <w:tcPr>
+            <w:tcW w:w="901" w:type="dxa"/>
+          </w:tcPr>
+          <w:p>
+            <w:pPr>
+              <w:pStyle w:val="ListParagraph"/>
+              <w:ind w:left="0"/>
+            </w:pPr>
+          </w:p>
+        </w:tc>
+        <w:tc>
+          <w:tcPr>
+            <w:tcW w:w="901" w:type="dxa"/>
+          </w:tcPr>
+          <w:p>
+            <w:pPr>
+              <w:pStyle w:val="ListParagraph"/>
+              <w:ind w:left="0"/>
+            </w:pPr>
+          </w:p>
+        </w:tc>
+        <w:tc>
+          <w:tcPr>
+            <w:tcW w:w="902" w:type="dxa"/>
+          </w:tcPr>
+          <w:p>
+            <w:pPr>
+              <w:pStyle w:val="ListParagraph"/>
+              <w:ind w:left="0"/>
+            </w:pPr>
+          </w:p>
+        </w:tc>
+        <w:tc>
+          <w:tcPr>
+            <w:tcW w:w="902" w:type="dxa"/>
+          </w:tcPr>
+          <w:p>
+            <w:pPr>
+              <w:pStyle w:val="ListParagraph"/>
+              <w:ind w:left="0"/>
+            </w:pPr>
+          </w:p>
+        </w:tc>
+        <w:tc>
+          <w:tcPr>
+            <w:tcW w:w="902" w:type="dxa"/>
+          </w:tcPr>
+          <w:p>
+            <w:pPr>
+              <w:pStyle w:val="ListParagraph"/>
+              <w:ind w:left="0"/>
+            </w:pPr>
+          </w:p>
+        </w:tc>
+        <w:tc>
+          <w:tcPr>
+            <w:tcW w:w="902" w:type="dxa"/>
+          </w:tcPr>
+          <w:p>
+            <w:pPr>
+              <w:pStyle w:val="ListParagraph"/>
+              <w:ind w:left="0"/>
+            </w:pPr>
+          </w:p>
+        </w:tc>
+        <w:tc>
+          <w:tcPr>
+            <w:tcW w:w="902" w:type="dxa"/>
+          </w:tcPr>
+          <w:p>
+            <w:pPr>
+              <w:pStyle w:val="ListParagraph"/>
+              <w:ind w:left="0"/>
+            </w:pPr>
+          </w:p>
+        </w:tc>
+        <w:tc>
+          <w:tcPr>
+            <w:tcW w:w="902" w:type="dxa"/>
+          </w:tcPr>
+          <w:p>
+            <w:pPr>
+              <w:pStyle w:val="ListParagraph"/>
+              <w:ind w:left="0"/>
+            </w:pPr>
+          </w:p>
+        </w:tc>
+      </w:tr>
+    </w:tbl>
+    <w:p>
+      <w:pPr>
+        <w:pStyle w:val="ListParagraph"/>
+        <w:ind w:left="792"/>
+      </w:pPr>
     </w:p>
     <w:p/>
     <w:sectPr>

--- a/kotlin_tut_2.docx
+++ b/kotlin_tut_2.docx
@@ -17,14 +17,54 @@
     <w:p>
       <w:pPr>
         <w:pStyle w:val="ListParagraph"/>
+        <w:ind w:left="360"/>
+      </w:pPr>
+    </w:p>
+    <w:p>
+      <w:pPr>
+        <w:pStyle w:val="ListParagraph"/>
         <w:numPr>
           <w:ilvl w:val="1"/>
           <w:numId w:val="1"/>
         </w:numPr>
       </w:pPr>
       <w:r>
-        <w:t>What is kotlin?</w:t>
-      </w:r>
+        <w:t xml:space="preserve">What is </w:t>
+      </w:r>
+      <w:proofErr w:type="spellStart"/>
+      <w:r>
+        <w:t>kotlin</w:t>
+      </w:r>
+      <w:proofErr w:type="spellEnd"/>
+      <w:r>
+        <w:t>?</w:t>
+      </w:r>
+    </w:p>
+    <w:p>
+      <w:pPr>
+        <w:pStyle w:val="ListParagraph"/>
+        <w:ind w:left="792"/>
+      </w:pPr>
+    </w:p>
+    <w:p>
+      <w:pPr>
+        <w:pStyle w:val="ListParagraph"/>
+        <w:ind w:left="360"/>
+      </w:pPr>
+      <w:proofErr w:type="spellStart"/>
+      <w:r>
+        <w:t>Kotlin</w:t>
+      </w:r>
+      <w:proofErr w:type="spellEnd"/>
+      <w:r>
+        <w:t xml:space="preserve"> is a programming language for server side development, android development and much more.</w:t>
+      </w:r>
+    </w:p>
+    <w:p>
+      <w:pPr>
+        <w:pStyle w:val="ListParagraph"/>
+        <w:ind w:left="792"/>
+      </w:pPr>
     </w:p>
     <w:p>
       <w:pPr>
@@ -44,14 +84,25 @@
     <w:p>
       <w:pPr>
         <w:pStyle w:val="ListParagraph"/>
+        <w:ind w:left="792"/>
+      </w:pPr>
+    </w:p>
+    <w:p>
+      <w:pPr>
+        <w:pStyle w:val="ListParagraph"/>
         <w:numPr>
           <w:ilvl w:val="1"/>
           <w:numId w:val="1"/>
         </w:numPr>
       </w:pPr>
       <w:r>
-        <w:t>Applications of kotlin</w:t>
-      </w:r>
+        <w:t xml:space="preserve">Applications of </w:t>
+      </w:r>
+      <w:proofErr w:type="spellStart"/>
+      <w:r>
+        <w:t>kotlin</w:t>
+      </w:r>
+      <w:proofErr w:type="spellEnd"/>
       <w:r>
         <w:t>?</w:t>
       </w:r>
@@ -91,6 +142,309 @@
         <w:pStyle w:val="ListParagraph"/>
         <w:ind w:left="792"/>
       </w:pPr>
+      <w:r>
+        <w:t xml:space="preserve">      </w:t>
+      </w:r>
+    </w:p>
+    <w:p>
+      <w:pPr>
+        <w:pStyle w:val="ListParagraph"/>
+        <w:numPr>
+          <w:ilvl w:val="3"/>
+          <w:numId w:val="1"/>
+        </w:numPr>
+      </w:pPr>
+      <w:r>
+        <w:t>The rules to write down the variables</w:t>
+      </w:r>
+      <w:r>
+        <w:t>?</w:t>
+      </w:r>
+    </w:p>
+    <w:p>
+      <w:pPr>
+        <w:pStyle w:val="ListParagraph"/>
+        <w:numPr>
+          <w:ilvl w:val="5"/>
+          <w:numId w:val="1"/>
+        </w:numPr>
+      </w:pPr>
+      <w:bookmarkStart w:id="0" w:name="_GoBack"/>
+      <w:bookmarkEnd w:id="0"/>
+    </w:p>
+    <w:p>
+      <w:pPr>
+        <w:pStyle w:val="ListParagraph"/>
+        <w:numPr>
+          <w:ilvl w:val="3"/>
+          <w:numId w:val="1"/>
+        </w:numPr>
+      </w:pPr>
+      <w:r>
+        <w:t>How to define a variable?</w:t>
+      </w:r>
+    </w:p>
+    <w:p>
+      <w:pPr>
+        <w:pStyle w:val="ListParagraph"/>
+        <w:ind w:left="1728"/>
+      </w:pPr>
+    </w:p>
+    <w:p>
+      <w:pPr>
+        <w:pStyle w:val="ListParagraph"/>
+        <w:ind w:left="1728"/>
+      </w:pPr>
+      <w:r>
+        <w:t xml:space="preserve">In </w:t>
+      </w:r>
+      <w:proofErr w:type="spellStart"/>
+      <w:r>
+        <w:t>kotlin</w:t>
+      </w:r>
+      <w:proofErr w:type="spellEnd"/>
+      <w:r>
+        <w:t xml:space="preserve"> the variables can be declared in two ways using </w:t>
+      </w:r>
+      <w:proofErr w:type="spellStart"/>
+      <w:r>
+        <w:t>var</w:t>
+      </w:r>
+      <w:proofErr w:type="spellEnd"/>
+      <w:r>
+        <w:t xml:space="preserve"> and </w:t>
+      </w:r>
+      <w:proofErr w:type="spellStart"/>
+      <w:proofErr w:type="gramStart"/>
+      <w:r>
+        <w:t>val</w:t>
+      </w:r>
+      <w:proofErr w:type="spellEnd"/>
+      <w:proofErr w:type="gramEnd"/>
+      <w:r>
+        <w:t xml:space="preserve"> keywords</w:t>
+      </w:r>
+    </w:p>
+    <w:p>
+      <w:pPr>
+        <w:pStyle w:val="ListParagraph"/>
+        <w:ind w:left="1728"/>
+      </w:pPr>
+      <w:proofErr w:type="spellStart"/>
+      <w:r>
+        <w:t>Let’s</w:t>
+      </w:r>
+      <w:proofErr w:type="spellEnd"/>
+      <w:r>
+        <w:t xml:space="preserve"> us see an example</w:t>
+      </w:r>
+    </w:p>
+    <w:p>
+      <w:pPr>
+        <w:pStyle w:val="ListParagraph"/>
+        <w:ind w:left="1728"/>
+      </w:pPr>
+    </w:p>
+    <w:p>
+      <w:pPr>
+        <w:pStyle w:val="ListParagraph"/>
+        <w:ind w:left="1728"/>
+      </w:pPr>
+      <w:r>
+        <w:t>Syntax:</w:t>
+      </w:r>
+    </w:p>
+    <w:p>
+      <w:pPr>
+        <w:pStyle w:val="ListParagraph"/>
+        <w:ind w:left="1728"/>
+      </w:pPr>
+      <w:r>
+        <w:rPr>
+          <w:rFonts w:ascii="Helvetica" w:hAnsi="Helvetica" w:cs="Helvetica"/>
+          <w:color w:val="333333"/>
+          <w:sz w:val="21"/>
+          <w:szCs w:val="21"/>
+          <w:shd w:val="clear" w:color="auto" w:fill="FFFFFF"/>
+        </w:rPr>
+        <w:t xml:space="preserve">To allow nulls, we can declare a variable as </w:t>
+      </w:r>
+      <w:proofErr w:type="spellStart"/>
+      <w:r>
+        <w:rPr>
+          <w:rFonts w:ascii="Helvetica" w:hAnsi="Helvetica" w:cs="Helvetica"/>
+          <w:color w:val="333333"/>
+          <w:sz w:val="21"/>
+          <w:szCs w:val="21"/>
+          <w:shd w:val="clear" w:color="auto" w:fill="FFFFFF"/>
+        </w:rPr>
+        <w:t>nullable</w:t>
+      </w:r>
+      <w:proofErr w:type="spellEnd"/>
+      <w:r>
+        <w:rPr>
+          <w:rFonts w:ascii="Helvetica" w:hAnsi="Helvetica" w:cs="Helvetica"/>
+          <w:color w:val="333333"/>
+          <w:sz w:val="21"/>
+          <w:szCs w:val="21"/>
+          <w:shd w:val="clear" w:color="auto" w:fill="FFFFFF"/>
+        </w:rPr>
+        <w:t xml:space="preserve"> string, written</w:t>
+      </w:r>
+      <w:r>
+        <w:rPr>
+          <w:rFonts w:ascii="Helvetica" w:hAnsi="Helvetica" w:cs="Helvetica"/>
+          <w:color w:val="333333"/>
+          <w:sz w:val="21"/>
+          <w:szCs w:val="21"/>
+          <w:shd w:val="clear" w:color="auto" w:fill="FFFFFF"/>
+        </w:rPr>
+        <w:t xml:space="preserve"> String?</w:t>
+      </w:r>
+    </w:p>
+    <w:p>
+      <w:pPr>
+        <w:pStyle w:val="ListParagraph"/>
+        <w:ind w:left="1728"/>
+      </w:pPr>
+      <w:proofErr w:type="spellStart"/>
+      <w:r>
+        <w:t>var_keyword</w:t>
+      </w:r>
+      <w:proofErr w:type="spellEnd"/>
+      <w:r>
+        <w:t xml:space="preserve"> </w:t>
+      </w:r>
+      <w:proofErr w:type="spellStart"/>
+      <w:r>
+        <w:t>variable_name</w:t>
+      </w:r>
+      <w:proofErr w:type="spellEnd"/>
+      <w:r>
+        <w:t xml:space="preserve">: type?  = </w:t>
+      </w:r>
+      <w:proofErr w:type="spellStart"/>
+      <w:r>
+        <w:t>intial</w:t>
+      </w:r>
+      <w:proofErr w:type="spellEnd"/>
+      <w:r>
+        <w:t xml:space="preserve"> value</w:t>
+      </w:r>
+    </w:p>
+    <w:p>
+      <w:pPr>
+        <w:pStyle w:val="ListParagraph"/>
+        <w:ind w:left="1728"/>
+      </w:pPr>
+    </w:p>
+    <w:p>
+      <w:pPr>
+        <w:pStyle w:val="ListParagraph"/>
+        <w:ind w:left="1728"/>
+      </w:pPr>
+      <w:r>
+        <w:t>Ex:</w:t>
+      </w:r>
+    </w:p>
+    <w:p>
+      <w:pPr>
+        <w:pStyle w:val="ListParagraph"/>
+        <w:ind w:left="1728"/>
+      </w:pPr>
+      <w:r>
+        <w:t xml:space="preserve">When </w:t>
+      </w:r>
+      <w:proofErr w:type="spellStart"/>
+      <w:r>
+        <w:t>var</w:t>
+      </w:r>
+      <w:proofErr w:type="spellEnd"/>
+      <w:r>
+        <w:t xml:space="preserve"> keyword is used. </w:t>
+      </w:r>
+      <w:r>
+        <w:t>This variable value will be reassigned</w:t>
+      </w:r>
+      <w:r>
+        <w:t xml:space="preserve"> at runtime</w:t>
+      </w:r>
+    </w:p>
+    <w:p>
+      <w:pPr>
+        <w:pStyle w:val="ListParagraph"/>
+        <w:ind w:left="1728"/>
+      </w:pPr>
+      <w:proofErr w:type="spellStart"/>
+      <w:proofErr w:type="gramStart"/>
+      <w:r>
+        <w:t>var</w:t>
+      </w:r>
+      <w:proofErr w:type="spellEnd"/>
+      <w:proofErr w:type="gramEnd"/>
+      <w:r>
+        <w:t xml:space="preserve"> name: String = “apinotes.com”.</w:t>
+      </w:r>
+    </w:p>
+    <w:p>
+      <w:pPr>
+        <w:pStyle w:val="ListParagraph"/>
+        <w:ind w:left="1728"/>
+      </w:pPr>
+    </w:p>
+    <w:p>
+      <w:pPr>
+        <w:pStyle w:val="ListParagraph"/>
+        <w:ind w:left="1728"/>
+      </w:pPr>
+      <w:r>
+        <w:t xml:space="preserve">If you use </w:t>
+      </w:r>
+      <w:proofErr w:type="spellStart"/>
+      <w:proofErr w:type="gramStart"/>
+      <w:r>
+        <w:t>val</w:t>
+      </w:r>
+      <w:proofErr w:type="spellEnd"/>
+      <w:proofErr w:type="gramEnd"/>
+      <w:r>
+        <w:t xml:space="preserve"> keyword. </w:t>
+      </w:r>
+      <w:r>
+        <w:t>It is constant value.</w:t>
+      </w:r>
+    </w:p>
+    <w:p>
+      <w:pPr>
+        <w:pStyle w:val="ListParagraph"/>
+        <w:ind w:left="1728"/>
+      </w:pPr>
+      <w:proofErr w:type="spellStart"/>
+      <w:proofErr w:type="gramStart"/>
+      <w:r>
+        <w:t>val</w:t>
+      </w:r>
+      <w:proofErr w:type="spellEnd"/>
+      <w:proofErr w:type="gramEnd"/>
+      <w:r>
+        <w:t xml:space="preserve"> name: String = “</w:t>
+      </w:r>
+      <w:proofErr w:type="spellStart"/>
+      <w:r>
+        <w:t>apinotes</w:t>
+      </w:r>
+      <w:proofErr w:type="spellEnd"/>
+      <w:r>
+        <w:t>”</w:t>
+      </w:r>
+    </w:p>
+    <w:p>
+      <w:r>
+        <w:t xml:space="preserve">                  </w:t>
+      </w:r>
+      <w:r>
+        <w:t xml:space="preserve">   </w:t>
+      </w:r>
     </w:p>
     <w:p>
       <w:pPr>
@@ -121,6 +475,7 @@
           <w:shd w:val="clear" w:color="auto" w:fill="FFFFFF"/>
         </w:rPr>
       </w:pPr>
+      <w:proofErr w:type="gramStart"/>
       <w:r>
         <w:rPr>
           <w:rFonts w:ascii="Helvetica" w:hAnsi="Helvetica" w:cs="Helvetica"/>
@@ -129,7 +484,40 @@
           <w:szCs w:val="21"/>
           <w:shd w:val="clear" w:color="auto" w:fill="FFFFFF"/>
         </w:rPr>
-        <w:t>everything is an object In kotlin.</w:t>
+        <w:t>everything</w:t>
+      </w:r>
+      <w:proofErr w:type="gramEnd"/>
+      <w:r>
+        <w:rPr>
+          <w:rFonts w:ascii="Helvetica" w:hAnsi="Helvetica" w:cs="Helvetica"/>
+          <w:color w:val="333333"/>
+          <w:sz w:val="21"/>
+          <w:szCs w:val="21"/>
+          <w:shd w:val="clear" w:color="auto" w:fill="FFFFFF"/>
+        </w:rPr>
+        <w:t xml:space="preserve"> is an object In </w:t>
+      </w:r>
+      <w:proofErr w:type="spellStart"/>
+      <w:r>
+        <w:rPr>
+          <w:rFonts w:ascii="Helvetica" w:hAnsi="Helvetica" w:cs="Helvetica"/>
+          <w:color w:val="333333"/>
+          <w:sz w:val="21"/>
+          <w:szCs w:val="21"/>
+          <w:shd w:val="clear" w:color="auto" w:fill="FFFFFF"/>
+        </w:rPr>
+        <w:t>kotlin</w:t>
+      </w:r>
+      <w:proofErr w:type="spellEnd"/>
+      <w:r>
+        <w:rPr>
+          <w:rFonts w:ascii="Helvetica" w:hAnsi="Helvetica" w:cs="Helvetica"/>
+          <w:color w:val="333333"/>
+          <w:sz w:val="21"/>
+          <w:szCs w:val="21"/>
+          <w:shd w:val="clear" w:color="auto" w:fill="FFFFFF"/>
+        </w:rPr>
+        <w:t>.</w:t>
       </w:r>
     </w:p>
     <w:p>
@@ -286,9 +674,11 @@
               <w:pStyle w:val="ListParagraph"/>
               <w:ind w:left="0"/>
             </w:pPr>
+            <w:proofErr w:type="spellStart"/>
             <w:r>
               <w:t>Int</w:t>
             </w:r>
+            <w:proofErr w:type="spellEnd"/>
           </w:p>
         </w:tc>
         <w:tc>
@@ -405,7 +795,15 @@
         <w:ind w:left="792"/>
       </w:pPr>
       <w:r>
-        <w:t>+,  -,  *,  /, % - arithmetic operators</w:t>
+        <w:t>+</w:t>
+      </w:r>
+      <w:proofErr w:type="gramStart"/>
+      <w:r>
+        <w:t>,  -</w:t>
+      </w:r>
+      <w:proofErr w:type="gramEnd"/>
+      <w:r>
+        <w:t>,  *,  /, % - arithmetic operators</w:t>
       </w:r>
     </w:p>
     <w:p>
@@ -419,8 +817,13 @@
         <w:pStyle w:val="ListParagraph"/>
         <w:ind w:left="792"/>
       </w:pPr>
-      <w:r>
-        <w:t>=  - assignment operator</w:t>
+      <w:proofErr w:type="gramStart"/>
+      <w:r>
+        <w:t>=  -</w:t>
+      </w:r>
+      <w:proofErr w:type="gramEnd"/>
+      <w:r>
+        <w:t xml:space="preserve"> assignment operator</w:t>
       </w:r>
     </w:p>
     <w:p>
@@ -465,7 +868,15 @@
         <w:ind w:left="792"/>
       </w:pPr>
       <w:r>
-        <w:t>&amp;&amp;, ||, ! logical operators</w:t>
+        <w:t xml:space="preserve">&amp;&amp;, ||, ! </w:t>
+      </w:r>
+      <w:proofErr w:type="gramStart"/>
+      <w:r>
+        <w:t>logical</w:t>
+      </w:r>
+      <w:proofErr w:type="gramEnd"/>
+      <w:r>
+        <w:t xml:space="preserve"> operators</w:t>
       </w:r>
     </w:p>
     <w:p>
@@ -480,7 +891,15 @@
         <w:ind w:firstLine="720"/>
       </w:pPr>
       <w:r>
-        <w:t>==, != - </w:t>
+        <w:t>==</w:t>
+      </w:r>
+      <w:proofErr w:type="gramStart"/>
+      <w:r>
+        <w:t>, !</w:t>
+      </w:r>
+      <w:proofErr w:type="gramEnd"/>
+      <w:r>
+        <w:t>= - </w:t>
       </w:r>
       <w:hyperlink r:id="rId7" w:anchor="equals" w:history="1">
         <w:r>
@@ -503,7 +922,15 @@
         <w:ind w:firstLine="720"/>
       </w:pPr>
       <w:r>
-        <w:t>===, !== - </w:t>
+        <w:t>===</w:t>
+      </w:r>
+      <w:proofErr w:type="gramStart"/>
+      <w:r>
+        <w:t>, !</w:t>
+      </w:r>
+      <w:proofErr w:type="gramEnd"/>
+      <w:r>
+        <w:t>== - </w:t>
       </w:r>
       <w:hyperlink r:id="rId8" w:anchor="referential-equality" w:history="1">
         <w:r>
@@ -531,7 +958,20 @@
         </w:r>
       </w:hyperlink>
       <w:r>
-        <w:t> (translated to calls of compareTo() for non-primitive types)</w:t>
+        <w:t> (translated to calls of </w:t>
+      </w:r>
+      <w:proofErr w:type="spellStart"/>
+      <w:proofErr w:type="gramStart"/>
+      <w:r>
+        <w:t>compareTo</w:t>
+      </w:r>
+      <w:proofErr w:type="spellEnd"/>
+      <w:r>
+        <w:t>(</w:t>
+      </w:r>
+      <w:proofErr w:type="gramEnd"/>
+      <w:r>
+        <w:t>) for non-primitive types)</w:t>
       </w:r>
     </w:p>
     <w:p>
@@ -548,8 +988,13 @@
         <w:t>[, ] - </w:t>
       </w:r>
       <w:hyperlink r:id="rId10" w:anchor="indexed" w:history="1">
+        <w:proofErr w:type="gramStart"/>
         <w:r>
-          <w:t>indexed access operator</w:t>
+          <w:t>indexed</w:t>
+        </w:r>
+        <w:proofErr w:type="gramEnd"/>
+        <w:r>
+          <w:t xml:space="preserve"> access operator</w:t>
         </w:r>
       </w:hyperlink>
       <w:r>
@@ -571,8 +1016,13 @@
         <w:t>!! </w:t>
       </w:r>
       <w:hyperlink r:id="rId11" w:anchor="the--operator" w:history="1">
+        <w:proofErr w:type="gramStart"/>
         <w:r>
-          <w:t>asserts that an expression is non-null</w:t>
+          <w:t>asserts</w:t>
+        </w:r>
+        <w:proofErr w:type="gramEnd"/>
+        <w:r>
+          <w:t xml:space="preserve"> that an expression is non-null</w:t>
         </w:r>
       </w:hyperlink>
     </w:p>
@@ -587,7 +1037,15 @@
         <w:ind w:firstLine="720"/>
       </w:pPr>
       <w:r>
-        <w:t>?. performs a </w:t>
+        <w:t>?. </w:t>
+      </w:r>
+      <w:proofErr w:type="gramStart"/>
+      <w:r>
+        <w:t>performs</w:t>
+      </w:r>
+      <w:proofErr w:type="gramEnd"/>
+      <w:r>
+        <w:t xml:space="preserve"> a </w:t>
       </w:r>
       <w:hyperlink r:id="rId12" w:anchor="safe-calls" w:history="1">
         <w:r>
@@ -608,14 +1066,34 @@
         <w:pStyle w:val="NoSpacing"/>
         <w:ind w:firstLine="720"/>
       </w:pPr>
-      <w:r>
-        <w:t>?: takes the right-hand value if the left-hand value is null (the </w:t>
-      </w:r>
-      <w:hyperlink r:id="rId13" w:anchor="elvis-operator" w:history="1">
-        <w:r>
-          <w:t>elvis operator</w:t>
-        </w:r>
-      </w:hyperlink>
+      <w:proofErr w:type="gramStart"/>
+      <w:r>
+        <w:t>?: </w:t>
+      </w:r>
+      <w:proofErr w:type="gramEnd"/>
+      <w:r>
+        <w:t>takes the right-hand value if the left-hand value is null (the </w:t>
+      </w:r>
+      <w:proofErr w:type="spellStart"/>
+      <w:r>
+        <w:fldChar w:fldCharType="begin"/>
+      </w:r>
+      <w:r>
+        <w:instrText xml:space="preserve"> HYPERLINK "http://kotlinlang.org/docs/reference/null-safety.html" \l "elvis-operator" </w:instrText>
+      </w:r>
+      <w:r>
+        <w:fldChar w:fldCharType="separate"/>
+      </w:r>
+      <w:r>
+        <w:t>elvis</w:t>
+      </w:r>
+      <w:proofErr w:type="spellEnd"/>
+      <w:r>
+        <w:t xml:space="preserve"> operator</w:t>
+      </w:r>
+      <w:r>
+        <w:fldChar w:fldCharType="end"/>
+      </w:r>
       <w:r>
         <w:t>)</w:t>
       </w:r>
@@ -631,10 +1109,15 @@
         <w:pStyle w:val="NoSpacing"/>
         <w:ind w:firstLine="720"/>
       </w:pPr>
-      <w:r>
-        <w:t>:: creates a </w:t>
-      </w:r>
-      <w:hyperlink r:id="rId14" w:anchor="function-references" w:history="1">
+      <w:proofErr w:type="gramStart"/>
+      <w:r>
+        <w:t>::</w:t>
+      </w:r>
+      <w:proofErr w:type="gramEnd"/>
+      <w:r>
+        <w:t> creates a </w:t>
+      </w:r>
+      <w:hyperlink r:id="rId13" w:anchor="function-references" w:history="1">
         <w:r>
           <w:t>member reference</w:t>
         </w:r>
@@ -642,7 +1125,7 @@
       <w:r>
         <w:t> or a </w:t>
       </w:r>
-      <w:hyperlink r:id="rId15" w:anchor="class-references" w:history="1">
+      <w:hyperlink r:id="rId14" w:anchor="class-references" w:history="1">
         <w:r>
           <w:t>class reference</w:t>
         </w:r>
@@ -660,10 +1143,17 @@
         <w:ind w:firstLine="720"/>
       </w:pPr>
       <w:r>
-        <w:lastRenderedPageBreak/>
-        <w:t>.. creates a </w:t>
-      </w:r>
-      <w:hyperlink r:id="rId16" w:history="1">
+        <w:t>.. </w:t>
+      </w:r>
+      <w:proofErr w:type="gramStart"/>
+      <w:r>
+        <w:t>creates</w:t>
+      </w:r>
+      <w:proofErr w:type="gramEnd"/>
+      <w:r>
+        <w:t xml:space="preserve"> a </w:t>
+      </w:r>
+      <w:hyperlink r:id="rId15" w:history="1">
         <w:r>
           <w:t>range</w:t>
         </w:r>
@@ -696,13 +1186,33 @@
         <w:ind w:firstLine="720"/>
       </w:pPr>
       <w:r>
-        <w:t>? marks a type as </w:t>
-      </w:r>
-      <w:hyperlink r:id="rId17" w:anchor="nullable-types-and-non-null-types" w:history="1">
-        <w:r>
-          <w:t>nullable</w:t>
-        </w:r>
-      </w:hyperlink>
+        <w:t>? </w:t>
+      </w:r>
+      <w:proofErr w:type="gramStart"/>
+      <w:r>
+        <w:t>marks</w:t>
+      </w:r>
+      <w:proofErr w:type="gramEnd"/>
+      <w:r>
+        <w:t xml:space="preserve"> a type as </w:t>
+      </w:r>
+      <w:proofErr w:type="spellStart"/>
+      <w:r>
+        <w:fldChar w:fldCharType="begin"/>
+      </w:r>
+      <w:r>
+        <w:instrText xml:space="preserve"> HYPERLINK "https://kotlinlang.org/docs/reference/null-safety.html" \l "nullable-types-and-non-null-types" </w:instrText>
+      </w:r>
+      <w:r>
+        <w:fldChar w:fldCharType="separate"/>
+      </w:r>
+      <w:r>
+        <w:t>nullable</w:t>
+      </w:r>
+      <w:proofErr w:type="spellEnd"/>
+      <w:r>
+        <w:fldChar w:fldCharType="end"/>
+      </w:r>
     </w:p>
     <w:p>
       <w:pPr>
@@ -747,26 +1257,29 @@
     <w:tbl>
       <w:tblPr>
         <w:tblStyle w:val="TableGrid"/>
-        <w:tblW w:w="0" w:type="auto"/>
+        <w:tblW w:w="6478" w:type="dxa"/>
         <w:tblInd w:w="792" w:type="dxa"/>
         <w:tblLook w:val="04A0" w:firstRow="1" w:lastRow="0" w:firstColumn="1" w:lastColumn="0" w:noHBand="0" w:noVBand="1"/>
       </w:tblPr>
       <w:tblGrid>
-        <w:gridCol w:w="844"/>
-        <w:gridCol w:w="863"/>
-        <w:gridCol w:w="1006"/>
-        <w:gridCol w:w="801"/>
-        <w:gridCol w:w="829"/>
-        <w:gridCol w:w="808"/>
         <w:gridCol w:w="817"/>
-        <w:gridCol w:w="752"/>
-        <w:gridCol w:w="752"/>
-        <w:gridCol w:w="752"/>
+        <w:gridCol w:w="651"/>
+        <w:gridCol w:w="809"/>
+        <w:gridCol w:w="690"/>
+        <w:gridCol w:w="930"/>
+        <w:gridCol w:w="761"/>
+        <w:gridCol w:w="995"/>
+        <w:gridCol w:w="958"/>
+        <w:gridCol w:w="970"/>
+        <w:gridCol w:w="643"/>
       </w:tblGrid>
       <w:tr>
-        <w:tc>
-          <w:tcPr>
-            <w:tcW w:w="901" w:type="dxa"/>
+        <w:trPr>
+          <w:trHeight w:val="456"/>
+        </w:trPr>
+        <w:tc>
+          <w:tcPr>
+            <w:tcW w:w="644" w:type="dxa"/>
           </w:tcPr>
           <w:p>
             <w:pPr>
@@ -780,7 +1293,7 @@
         </w:tc>
         <w:tc>
           <w:tcPr>
-            <w:tcW w:w="901" w:type="dxa"/>
+            <w:tcW w:w="504" w:type="dxa"/>
           </w:tcPr>
           <w:p>
             <w:pPr>
@@ -794,7 +1307,7 @@
         </w:tc>
         <w:tc>
           <w:tcPr>
-            <w:tcW w:w="901" w:type="dxa"/>
+            <w:tcW w:w="637" w:type="dxa"/>
           </w:tcPr>
           <w:p>
             <w:pPr>
@@ -808,7 +1321,7 @@
         </w:tc>
         <w:tc>
           <w:tcPr>
-            <w:tcW w:w="901" w:type="dxa"/>
+            <w:tcW w:w="536" w:type="dxa"/>
           </w:tcPr>
           <w:p>
             <w:pPr>
@@ -822,7 +1335,7 @@
         </w:tc>
         <w:tc>
           <w:tcPr>
-            <w:tcW w:w="902" w:type="dxa"/>
+            <w:tcW w:w="738" w:type="dxa"/>
           </w:tcPr>
           <w:p>
             <w:pPr>
@@ -836,26 +1349,21 @@
         </w:tc>
         <w:tc>
           <w:tcPr>
-            <w:tcW w:w="902" w:type="dxa"/>
-          </w:tcPr>
-          <w:p>
-            <w:pPr>
-              <w:pStyle w:val="ListParagraph"/>
-              <w:ind w:left="0"/>
-            </w:pPr>
-            <w:r>
-              <w:t>f</w:t>
-            </w:r>
-            <w:bookmarkStart w:id="0" w:name="_GoBack"/>
-            <w:bookmarkEnd w:id="0"/>
-            <w:r>
-              <w:t>or</w:t>
-            </w:r>
-          </w:p>
-        </w:tc>
-        <w:tc>
-          <w:tcPr>
-            <w:tcW w:w="902" w:type="dxa"/>
+            <w:tcW w:w="596" w:type="dxa"/>
+          </w:tcPr>
+          <w:p>
+            <w:pPr>
+              <w:pStyle w:val="ListParagraph"/>
+              <w:ind w:left="0"/>
+            </w:pPr>
+            <w:r>
+              <w:t>for</w:t>
+            </w:r>
+          </w:p>
+        </w:tc>
+        <w:tc>
+          <w:tcPr>
+            <w:tcW w:w="793" w:type="dxa"/>
           </w:tcPr>
           <w:p>
             <w:pPr>
@@ -869,813 +1377,1057 @@
         </w:tc>
         <w:tc>
           <w:tcPr>
-            <w:tcW w:w="902" w:type="dxa"/>
-          </w:tcPr>
-          <w:p>
-            <w:pPr>
-              <w:pStyle w:val="ListParagraph"/>
-              <w:ind w:left="0"/>
-            </w:pPr>
-          </w:p>
-        </w:tc>
-        <w:tc>
-          <w:tcPr>
-            <w:tcW w:w="902" w:type="dxa"/>
-          </w:tcPr>
-          <w:p>
-            <w:pPr>
-              <w:pStyle w:val="ListParagraph"/>
-              <w:ind w:left="0"/>
-            </w:pPr>
-          </w:p>
-        </w:tc>
-        <w:tc>
-          <w:tcPr>
-            <w:tcW w:w="902" w:type="dxa"/>
-          </w:tcPr>
-          <w:p>
-            <w:pPr>
-              <w:pStyle w:val="ListParagraph"/>
-              <w:ind w:left="0"/>
-            </w:pPr>
+            <w:tcW w:w="762" w:type="dxa"/>
+          </w:tcPr>
+          <w:p>
+            <w:pPr>
+              <w:pStyle w:val="ListParagraph"/>
+              <w:ind w:left="0"/>
+            </w:pPr>
+            <w:r>
+              <w:t>if</w:t>
+            </w:r>
+          </w:p>
+        </w:tc>
+        <w:tc>
+          <w:tcPr>
+            <w:tcW w:w="772" w:type="dxa"/>
+          </w:tcPr>
+          <w:p>
+            <w:pPr>
+              <w:pStyle w:val="ListParagraph"/>
+              <w:ind w:left="0"/>
+            </w:pPr>
+            <w:r>
+              <w:t>in</w:t>
+            </w:r>
+          </w:p>
+        </w:tc>
+        <w:tc>
+          <w:tcPr>
+            <w:tcW w:w="496" w:type="dxa"/>
+          </w:tcPr>
+          <w:p>
+            <w:pPr>
+              <w:pStyle w:val="ListParagraph"/>
+              <w:ind w:left="0"/>
+            </w:pPr>
+            <w:r>
+              <w:t>!in</w:t>
+            </w:r>
           </w:p>
         </w:tc>
       </w:tr>
       <w:tr>
-        <w:tc>
-          <w:tcPr>
-            <w:tcW w:w="901" w:type="dxa"/>
-          </w:tcPr>
-          <w:p>
-            <w:pPr>
-              <w:pStyle w:val="ListParagraph"/>
-              <w:ind w:left="0"/>
-            </w:pPr>
-          </w:p>
-        </w:tc>
-        <w:tc>
-          <w:tcPr>
-            <w:tcW w:w="901" w:type="dxa"/>
-          </w:tcPr>
-          <w:p>
-            <w:pPr>
-              <w:pStyle w:val="ListParagraph"/>
-              <w:ind w:left="0"/>
-            </w:pPr>
-          </w:p>
-        </w:tc>
-        <w:tc>
-          <w:tcPr>
-            <w:tcW w:w="901" w:type="dxa"/>
-          </w:tcPr>
-          <w:p>
-            <w:pPr>
-              <w:pStyle w:val="ListParagraph"/>
-              <w:ind w:left="0"/>
-            </w:pPr>
-          </w:p>
-        </w:tc>
-        <w:tc>
-          <w:tcPr>
-            <w:tcW w:w="901" w:type="dxa"/>
-          </w:tcPr>
-          <w:p>
-            <w:pPr>
-              <w:pStyle w:val="ListParagraph"/>
-              <w:ind w:left="0"/>
-            </w:pPr>
-          </w:p>
-        </w:tc>
-        <w:tc>
-          <w:tcPr>
-            <w:tcW w:w="902" w:type="dxa"/>
-          </w:tcPr>
-          <w:p>
-            <w:pPr>
-              <w:pStyle w:val="ListParagraph"/>
-              <w:ind w:left="0"/>
-            </w:pPr>
-          </w:p>
-        </w:tc>
-        <w:tc>
-          <w:tcPr>
-            <w:tcW w:w="902" w:type="dxa"/>
-          </w:tcPr>
-          <w:p>
-            <w:pPr>
-              <w:pStyle w:val="ListParagraph"/>
-              <w:ind w:left="0"/>
-            </w:pPr>
-          </w:p>
-        </w:tc>
-        <w:tc>
-          <w:tcPr>
-            <w:tcW w:w="902" w:type="dxa"/>
-          </w:tcPr>
-          <w:p>
-            <w:pPr>
-              <w:pStyle w:val="ListParagraph"/>
-              <w:ind w:left="0"/>
-            </w:pPr>
-          </w:p>
-        </w:tc>
-        <w:tc>
-          <w:tcPr>
-            <w:tcW w:w="902" w:type="dxa"/>
-          </w:tcPr>
-          <w:p>
-            <w:pPr>
-              <w:pStyle w:val="ListParagraph"/>
-              <w:ind w:left="0"/>
-            </w:pPr>
-          </w:p>
-        </w:tc>
-        <w:tc>
-          <w:tcPr>
-            <w:tcW w:w="902" w:type="dxa"/>
-          </w:tcPr>
-          <w:p>
-            <w:pPr>
-              <w:pStyle w:val="ListParagraph"/>
-              <w:ind w:left="0"/>
-            </w:pPr>
-          </w:p>
-        </w:tc>
-        <w:tc>
-          <w:tcPr>
-            <w:tcW w:w="902" w:type="dxa"/>
-          </w:tcPr>
-          <w:p>
-            <w:pPr>
-              <w:pStyle w:val="ListParagraph"/>
-              <w:ind w:left="0"/>
-            </w:pPr>
+        <w:trPr>
+          <w:trHeight w:val="469"/>
+        </w:trPr>
+        <w:tc>
+          <w:tcPr>
+            <w:tcW w:w="644" w:type="dxa"/>
+          </w:tcPr>
+          <w:p>
+            <w:pPr>
+              <w:pStyle w:val="ListParagraph"/>
+              <w:ind w:left="0"/>
+            </w:pPr>
+            <w:r>
+              <w:t>interface</w:t>
+            </w:r>
+          </w:p>
+        </w:tc>
+        <w:tc>
+          <w:tcPr>
+            <w:tcW w:w="504" w:type="dxa"/>
+          </w:tcPr>
+          <w:p>
+            <w:pPr>
+              <w:pStyle w:val="ListParagraph"/>
+              <w:ind w:left="0"/>
+            </w:pPr>
+            <w:r>
+              <w:t>this</w:t>
+            </w:r>
+          </w:p>
+        </w:tc>
+        <w:tc>
+          <w:tcPr>
+            <w:tcW w:w="637" w:type="dxa"/>
+          </w:tcPr>
+          <w:p>
+            <w:pPr>
+              <w:pStyle w:val="ListParagraph"/>
+              <w:ind w:left="0"/>
+            </w:pPr>
+            <w:r>
+              <w:t>null</w:t>
+            </w:r>
+          </w:p>
+        </w:tc>
+        <w:tc>
+          <w:tcPr>
+            <w:tcW w:w="536" w:type="dxa"/>
+          </w:tcPr>
+          <w:p>
+            <w:pPr>
+              <w:pStyle w:val="ListParagraph"/>
+              <w:ind w:left="0"/>
+            </w:pPr>
+            <w:r>
+              <w:t>object</w:t>
+            </w:r>
+          </w:p>
+        </w:tc>
+        <w:tc>
+          <w:tcPr>
+            <w:tcW w:w="738" w:type="dxa"/>
+          </w:tcPr>
+          <w:p>
+            <w:pPr>
+              <w:pStyle w:val="ListParagraph"/>
+              <w:ind w:left="0"/>
+            </w:pPr>
+            <w:r>
+              <w:t>super</w:t>
+            </w:r>
+          </w:p>
+        </w:tc>
+        <w:tc>
+          <w:tcPr>
+            <w:tcW w:w="596" w:type="dxa"/>
+          </w:tcPr>
+          <w:p>
+            <w:pPr>
+              <w:pStyle w:val="ListParagraph"/>
+              <w:ind w:left="0"/>
+            </w:pPr>
+            <w:r>
+              <w:t>return</w:t>
+            </w:r>
+          </w:p>
+        </w:tc>
+        <w:tc>
+          <w:tcPr>
+            <w:tcW w:w="793" w:type="dxa"/>
+          </w:tcPr>
+          <w:p>
+            <w:pPr>
+              <w:pStyle w:val="ListParagraph"/>
+              <w:ind w:left="0"/>
+            </w:pPr>
+            <w:r>
+              <w:t>package</w:t>
+            </w:r>
+          </w:p>
+        </w:tc>
+        <w:tc>
+          <w:tcPr>
+            <w:tcW w:w="762" w:type="dxa"/>
+          </w:tcPr>
+          <w:p>
+            <w:pPr>
+              <w:pStyle w:val="ListParagraph"/>
+              <w:ind w:left="0"/>
+            </w:pPr>
+            <w:r>
+              <w:t>throw</w:t>
+            </w:r>
+          </w:p>
+        </w:tc>
+        <w:tc>
+          <w:tcPr>
+            <w:tcW w:w="772" w:type="dxa"/>
+          </w:tcPr>
+          <w:p>
+            <w:pPr>
+              <w:pStyle w:val="ListParagraph"/>
+              <w:ind w:left="0"/>
+            </w:pPr>
+            <w:r>
+              <w:t>true</w:t>
+            </w:r>
+          </w:p>
+        </w:tc>
+        <w:tc>
+          <w:tcPr>
+            <w:tcW w:w="496" w:type="dxa"/>
+          </w:tcPr>
+          <w:p>
+            <w:pPr>
+              <w:pStyle w:val="ListParagraph"/>
+              <w:ind w:left="0"/>
+            </w:pPr>
+            <w:r>
+              <w:t>Try</w:t>
+            </w:r>
           </w:p>
         </w:tc>
       </w:tr>
       <w:tr>
-        <w:tc>
-          <w:tcPr>
-            <w:tcW w:w="901" w:type="dxa"/>
-          </w:tcPr>
-          <w:p>
-            <w:pPr>
-              <w:pStyle w:val="ListParagraph"/>
-              <w:ind w:left="0"/>
-            </w:pPr>
-          </w:p>
-        </w:tc>
-        <w:tc>
-          <w:tcPr>
-            <w:tcW w:w="901" w:type="dxa"/>
-          </w:tcPr>
-          <w:p>
-            <w:pPr>
-              <w:pStyle w:val="ListParagraph"/>
-              <w:ind w:left="0"/>
-            </w:pPr>
-          </w:p>
-        </w:tc>
-        <w:tc>
-          <w:tcPr>
-            <w:tcW w:w="901" w:type="dxa"/>
-          </w:tcPr>
-          <w:p>
-            <w:pPr>
-              <w:pStyle w:val="ListParagraph"/>
-              <w:ind w:left="0"/>
-            </w:pPr>
-          </w:p>
-        </w:tc>
-        <w:tc>
-          <w:tcPr>
-            <w:tcW w:w="901" w:type="dxa"/>
-          </w:tcPr>
-          <w:p>
-            <w:pPr>
-              <w:pStyle w:val="ListParagraph"/>
-              <w:ind w:left="0"/>
-            </w:pPr>
-          </w:p>
-        </w:tc>
-        <w:tc>
-          <w:tcPr>
-            <w:tcW w:w="902" w:type="dxa"/>
-          </w:tcPr>
-          <w:p>
-            <w:pPr>
-              <w:pStyle w:val="ListParagraph"/>
-              <w:ind w:left="0"/>
-            </w:pPr>
-          </w:p>
-        </w:tc>
-        <w:tc>
-          <w:tcPr>
-            <w:tcW w:w="902" w:type="dxa"/>
-          </w:tcPr>
-          <w:p>
-            <w:pPr>
-              <w:pStyle w:val="ListParagraph"/>
-              <w:ind w:left="0"/>
-            </w:pPr>
-          </w:p>
-        </w:tc>
-        <w:tc>
-          <w:tcPr>
-            <w:tcW w:w="902" w:type="dxa"/>
-          </w:tcPr>
-          <w:p>
-            <w:pPr>
-              <w:pStyle w:val="ListParagraph"/>
-              <w:ind w:left="0"/>
-            </w:pPr>
-          </w:p>
-        </w:tc>
-        <w:tc>
-          <w:tcPr>
-            <w:tcW w:w="902" w:type="dxa"/>
-          </w:tcPr>
-          <w:p>
-            <w:pPr>
-              <w:pStyle w:val="ListParagraph"/>
-              <w:ind w:left="0"/>
-            </w:pPr>
-          </w:p>
-        </w:tc>
-        <w:tc>
-          <w:tcPr>
-            <w:tcW w:w="902" w:type="dxa"/>
-          </w:tcPr>
-          <w:p>
-            <w:pPr>
-              <w:pStyle w:val="ListParagraph"/>
-              <w:ind w:left="0"/>
-            </w:pPr>
-          </w:p>
-        </w:tc>
-        <w:tc>
-          <w:tcPr>
-            <w:tcW w:w="902" w:type="dxa"/>
-          </w:tcPr>
-          <w:p>
-            <w:pPr>
-              <w:pStyle w:val="ListParagraph"/>
-              <w:ind w:left="0"/>
-            </w:pPr>
+        <w:trPr>
+          <w:trHeight w:val="456"/>
+        </w:trPr>
+        <w:tc>
+          <w:tcPr>
+            <w:tcW w:w="644" w:type="dxa"/>
+          </w:tcPr>
+          <w:p>
+            <w:pPr>
+              <w:pStyle w:val="ListParagraph"/>
+              <w:ind w:left="0"/>
+            </w:pPr>
+            <w:proofErr w:type="spellStart"/>
+            <w:r>
+              <w:t>val</w:t>
+            </w:r>
+            <w:proofErr w:type="spellEnd"/>
+          </w:p>
+        </w:tc>
+        <w:tc>
+          <w:tcPr>
+            <w:tcW w:w="504" w:type="dxa"/>
+          </w:tcPr>
+          <w:p>
+            <w:pPr>
+              <w:pStyle w:val="ListParagraph"/>
+              <w:ind w:left="0"/>
+            </w:pPr>
+            <w:proofErr w:type="spellStart"/>
+            <w:r>
+              <w:t>var</w:t>
+            </w:r>
+            <w:proofErr w:type="spellEnd"/>
+          </w:p>
+        </w:tc>
+        <w:tc>
+          <w:tcPr>
+            <w:tcW w:w="637" w:type="dxa"/>
+          </w:tcPr>
+          <w:p>
+            <w:pPr>
+              <w:pStyle w:val="ListParagraph"/>
+              <w:ind w:left="0"/>
+            </w:pPr>
+            <w:r>
+              <w:t>when</w:t>
+            </w:r>
+          </w:p>
+        </w:tc>
+        <w:tc>
+          <w:tcPr>
+            <w:tcW w:w="536" w:type="dxa"/>
+          </w:tcPr>
+          <w:p>
+            <w:pPr>
+              <w:pStyle w:val="ListParagraph"/>
+              <w:ind w:left="0"/>
+            </w:pPr>
+            <w:r>
+              <w:t>while</w:t>
+            </w:r>
+          </w:p>
+        </w:tc>
+        <w:tc>
+          <w:tcPr>
+            <w:tcW w:w="738" w:type="dxa"/>
+          </w:tcPr>
+          <w:p>
+            <w:pPr>
+              <w:pStyle w:val="ListParagraph"/>
+              <w:ind w:left="0"/>
+            </w:pPr>
+            <w:r>
+              <w:t>by</w:t>
+            </w:r>
+          </w:p>
+        </w:tc>
+        <w:tc>
+          <w:tcPr>
+            <w:tcW w:w="596" w:type="dxa"/>
+          </w:tcPr>
+          <w:p>
+            <w:pPr>
+              <w:pStyle w:val="ListParagraph"/>
+              <w:ind w:left="0"/>
+            </w:pPr>
+            <w:r>
+              <w:t>catch</w:t>
+            </w:r>
+          </w:p>
+        </w:tc>
+        <w:tc>
+          <w:tcPr>
+            <w:tcW w:w="793" w:type="dxa"/>
+          </w:tcPr>
+          <w:p>
+            <w:pPr>
+              <w:pStyle w:val="ListParagraph"/>
+              <w:ind w:left="0"/>
+            </w:pPr>
+            <w:r>
+              <w:t>constructor</w:t>
+            </w:r>
+          </w:p>
+        </w:tc>
+        <w:tc>
+          <w:tcPr>
+            <w:tcW w:w="762" w:type="dxa"/>
+          </w:tcPr>
+          <w:p>
+            <w:pPr>
+              <w:pStyle w:val="ListParagraph"/>
+              <w:ind w:left="0"/>
+            </w:pPr>
+            <w:r>
+              <w:t>delegate</w:t>
+            </w:r>
+          </w:p>
+        </w:tc>
+        <w:tc>
+          <w:tcPr>
+            <w:tcW w:w="772" w:type="dxa"/>
+          </w:tcPr>
+          <w:p>
+            <w:pPr>
+              <w:pStyle w:val="ListParagraph"/>
+              <w:ind w:left="0"/>
+            </w:pPr>
+            <w:r>
+              <w:t>dynamic</w:t>
+            </w:r>
+          </w:p>
+        </w:tc>
+        <w:tc>
+          <w:tcPr>
+            <w:tcW w:w="496" w:type="dxa"/>
+          </w:tcPr>
+          <w:p>
+            <w:pPr>
+              <w:pStyle w:val="ListParagraph"/>
+              <w:ind w:left="0"/>
+            </w:pPr>
+            <w:r>
+              <w:t>File</w:t>
+            </w:r>
           </w:p>
         </w:tc>
       </w:tr>
       <w:tr>
-        <w:tc>
-          <w:tcPr>
-            <w:tcW w:w="901" w:type="dxa"/>
-          </w:tcPr>
-          <w:p>
-            <w:pPr>
-              <w:pStyle w:val="ListParagraph"/>
-              <w:ind w:left="0"/>
-            </w:pPr>
-          </w:p>
-        </w:tc>
-        <w:tc>
-          <w:tcPr>
-            <w:tcW w:w="901" w:type="dxa"/>
-          </w:tcPr>
-          <w:p>
-            <w:pPr>
-              <w:pStyle w:val="ListParagraph"/>
-              <w:ind w:left="0"/>
-            </w:pPr>
-          </w:p>
-        </w:tc>
-        <w:tc>
-          <w:tcPr>
-            <w:tcW w:w="901" w:type="dxa"/>
-          </w:tcPr>
-          <w:p>
-            <w:pPr>
-              <w:pStyle w:val="ListParagraph"/>
-              <w:ind w:left="0"/>
-            </w:pPr>
-          </w:p>
-        </w:tc>
-        <w:tc>
-          <w:tcPr>
-            <w:tcW w:w="901" w:type="dxa"/>
-          </w:tcPr>
-          <w:p>
-            <w:pPr>
-              <w:pStyle w:val="ListParagraph"/>
-              <w:ind w:left="0"/>
-            </w:pPr>
-          </w:p>
-        </w:tc>
-        <w:tc>
-          <w:tcPr>
-            <w:tcW w:w="902" w:type="dxa"/>
-          </w:tcPr>
-          <w:p>
-            <w:pPr>
-              <w:pStyle w:val="ListParagraph"/>
-              <w:ind w:left="0"/>
-            </w:pPr>
-          </w:p>
-        </w:tc>
-        <w:tc>
-          <w:tcPr>
-            <w:tcW w:w="902" w:type="dxa"/>
-          </w:tcPr>
-          <w:p>
-            <w:pPr>
-              <w:pStyle w:val="ListParagraph"/>
-              <w:ind w:left="0"/>
-            </w:pPr>
-          </w:p>
-        </w:tc>
-        <w:tc>
-          <w:tcPr>
-            <w:tcW w:w="902" w:type="dxa"/>
-          </w:tcPr>
-          <w:p>
-            <w:pPr>
-              <w:pStyle w:val="ListParagraph"/>
-              <w:ind w:left="0"/>
-            </w:pPr>
-          </w:p>
-        </w:tc>
-        <w:tc>
-          <w:tcPr>
-            <w:tcW w:w="902" w:type="dxa"/>
-          </w:tcPr>
-          <w:p>
-            <w:pPr>
-              <w:pStyle w:val="ListParagraph"/>
-              <w:ind w:left="0"/>
-            </w:pPr>
-          </w:p>
-        </w:tc>
-        <w:tc>
-          <w:tcPr>
-            <w:tcW w:w="902" w:type="dxa"/>
-          </w:tcPr>
-          <w:p>
-            <w:pPr>
-              <w:pStyle w:val="ListParagraph"/>
-              <w:ind w:left="0"/>
-            </w:pPr>
-          </w:p>
-        </w:tc>
-        <w:tc>
-          <w:tcPr>
-            <w:tcW w:w="902" w:type="dxa"/>
-          </w:tcPr>
-          <w:p>
-            <w:pPr>
-              <w:pStyle w:val="ListParagraph"/>
-              <w:ind w:left="0"/>
-            </w:pPr>
+        <w:trPr>
+          <w:trHeight w:val="469"/>
+        </w:trPr>
+        <w:tc>
+          <w:tcPr>
+            <w:tcW w:w="644" w:type="dxa"/>
+          </w:tcPr>
+          <w:p>
+            <w:pPr>
+              <w:pStyle w:val="ListParagraph"/>
+              <w:ind w:left="0"/>
+            </w:pPr>
+            <w:r>
+              <w:t>finally</w:t>
+            </w:r>
+          </w:p>
+        </w:tc>
+        <w:tc>
+          <w:tcPr>
+            <w:tcW w:w="504" w:type="dxa"/>
+          </w:tcPr>
+          <w:p>
+            <w:pPr>
+              <w:pStyle w:val="ListParagraph"/>
+              <w:ind w:left="0"/>
+            </w:pPr>
+            <w:proofErr w:type="spellStart"/>
+            <w:r>
+              <w:t>init</w:t>
+            </w:r>
+            <w:proofErr w:type="spellEnd"/>
+          </w:p>
+        </w:tc>
+        <w:tc>
+          <w:tcPr>
+            <w:tcW w:w="637" w:type="dxa"/>
+          </w:tcPr>
+          <w:p>
+            <w:pPr>
+              <w:pStyle w:val="ListParagraph"/>
+              <w:ind w:left="0"/>
+            </w:pPr>
+            <w:proofErr w:type="spellStart"/>
+            <w:r>
+              <w:t>param</w:t>
+            </w:r>
+            <w:proofErr w:type="spellEnd"/>
+          </w:p>
+        </w:tc>
+        <w:tc>
+          <w:tcPr>
+            <w:tcW w:w="536" w:type="dxa"/>
+          </w:tcPr>
+          <w:p>
+            <w:pPr>
+              <w:pStyle w:val="ListParagraph"/>
+              <w:ind w:left="0"/>
+            </w:pPr>
+            <w:r>
+              <w:t>set</w:t>
+            </w:r>
+          </w:p>
+        </w:tc>
+        <w:tc>
+          <w:tcPr>
+            <w:tcW w:w="738" w:type="dxa"/>
+          </w:tcPr>
+          <w:p>
+            <w:pPr>
+              <w:pStyle w:val="ListParagraph"/>
+              <w:ind w:left="0"/>
+            </w:pPr>
+            <w:r>
+              <w:t>where</w:t>
+            </w:r>
+          </w:p>
+        </w:tc>
+        <w:tc>
+          <w:tcPr>
+            <w:tcW w:w="596" w:type="dxa"/>
+          </w:tcPr>
+          <w:p>
+            <w:pPr>
+              <w:pStyle w:val="ListParagraph"/>
+              <w:ind w:left="0"/>
+            </w:pPr>
+            <w:r>
+              <w:t>get</w:t>
+            </w:r>
+          </w:p>
+        </w:tc>
+        <w:tc>
+          <w:tcPr>
+            <w:tcW w:w="793" w:type="dxa"/>
+          </w:tcPr>
+          <w:p>
+            <w:pPr>
+              <w:pStyle w:val="ListParagraph"/>
+              <w:ind w:left="0"/>
+            </w:pPr>
+            <w:r>
+              <w:t>abstract</w:t>
+            </w:r>
+          </w:p>
+        </w:tc>
+        <w:tc>
+          <w:tcPr>
+            <w:tcW w:w="762" w:type="dxa"/>
+          </w:tcPr>
+          <w:p>
+            <w:pPr>
+              <w:pStyle w:val="ListParagraph"/>
+              <w:ind w:left="0"/>
+            </w:pPr>
+            <w:r>
+              <w:t>annotation</w:t>
+            </w:r>
+          </w:p>
+        </w:tc>
+        <w:tc>
+          <w:tcPr>
+            <w:tcW w:w="772" w:type="dxa"/>
+          </w:tcPr>
+          <w:p>
+            <w:pPr>
+              <w:pStyle w:val="ListParagraph"/>
+              <w:ind w:left="0"/>
+            </w:pPr>
+            <w:r>
+              <w:t>companion</w:t>
+            </w:r>
+          </w:p>
+        </w:tc>
+        <w:tc>
+          <w:tcPr>
+            <w:tcW w:w="496" w:type="dxa"/>
+          </w:tcPr>
+          <w:p>
+            <w:pPr>
+              <w:pStyle w:val="ListParagraph"/>
+              <w:ind w:left="0"/>
+            </w:pPr>
+            <w:proofErr w:type="spellStart"/>
+            <w:r>
+              <w:t>Const</w:t>
+            </w:r>
+            <w:proofErr w:type="spellEnd"/>
           </w:p>
         </w:tc>
       </w:tr>
       <w:tr>
-        <w:tc>
-          <w:tcPr>
-            <w:tcW w:w="901" w:type="dxa"/>
-          </w:tcPr>
-          <w:p>
-            <w:pPr>
-              <w:pStyle w:val="ListParagraph"/>
-              <w:ind w:left="0"/>
-            </w:pPr>
-          </w:p>
-        </w:tc>
-        <w:tc>
-          <w:tcPr>
-            <w:tcW w:w="901" w:type="dxa"/>
-          </w:tcPr>
-          <w:p>
-            <w:pPr>
-              <w:pStyle w:val="ListParagraph"/>
-              <w:ind w:left="0"/>
-            </w:pPr>
-          </w:p>
-        </w:tc>
-        <w:tc>
-          <w:tcPr>
-            <w:tcW w:w="901" w:type="dxa"/>
-          </w:tcPr>
-          <w:p>
-            <w:pPr>
-              <w:pStyle w:val="ListParagraph"/>
-              <w:ind w:left="0"/>
-            </w:pPr>
-          </w:p>
-        </w:tc>
-        <w:tc>
-          <w:tcPr>
-            <w:tcW w:w="901" w:type="dxa"/>
-          </w:tcPr>
-          <w:p>
-            <w:pPr>
-              <w:pStyle w:val="ListParagraph"/>
-              <w:ind w:left="0"/>
-            </w:pPr>
-          </w:p>
-        </w:tc>
-        <w:tc>
-          <w:tcPr>
-            <w:tcW w:w="902" w:type="dxa"/>
-          </w:tcPr>
-          <w:p>
-            <w:pPr>
-              <w:pStyle w:val="ListParagraph"/>
-              <w:ind w:left="0"/>
-            </w:pPr>
-          </w:p>
-        </w:tc>
-        <w:tc>
-          <w:tcPr>
-            <w:tcW w:w="902" w:type="dxa"/>
-          </w:tcPr>
-          <w:p>
-            <w:pPr>
-              <w:pStyle w:val="ListParagraph"/>
-              <w:ind w:left="0"/>
-            </w:pPr>
-          </w:p>
-        </w:tc>
-        <w:tc>
-          <w:tcPr>
-            <w:tcW w:w="902" w:type="dxa"/>
-          </w:tcPr>
-          <w:p>
-            <w:pPr>
-              <w:pStyle w:val="ListParagraph"/>
-              <w:ind w:left="0"/>
-            </w:pPr>
-          </w:p>
-        </w:tc>
-        <w:tc>
-          <w:tcPr>
-            <w:tcW w:w="902" w:type="dxa"/>
-          </w:tcPr>
-          <w:p>
-            <w:pPr>
-              <w:pStyle w:val="ListParagraph"/>
-              <w:ind w:left="0"/>
-            </w:pPr>
-          </w:p>
-        </w:tc>
-        <w:tc>
-          <w:tcPr>
-            <w:tcW w:w="902" w:type="dxa"/>
-          </w:tcPr>
-          <w:p>
-            <w:pPr>
-              <w:pStyle w:val="ListParagraph"/>
-              <w:ind w:left="0"/>
-            </w:pPr>
-          </w:p>
-        </w:tc>
-        <w:tc>
-          <w:tcPr>
-            <w:tcW w:w="902" w:type="dxa"/>
-          </w:tcPr>
-          <w:p>
-            <w:pPr>
-              <w:pStyle w:val="ListParagraph"/>
-              <w:ind w:left="0"/>
-            </w:pPr>
+        <w:trPr>
+          <w:trHeight w:val="456"/>
+        </w:trPr>
+        <w:tc>
+          <w:tcPr>
+            <w:tcW w:w="644" w:type="dxa"/>
+          </w:tcPr>
+          <w:p>
+            <w:pPr>
+              <w:pStyle w:val="ListParagraph"/>
+              <w:ind w:left="0"/>
+            </w:pPr>
+            <w:proofErr w:type="spellStart"/>
+            <w:r>
+              <w:t>const</w:t>
+            </w:r>
+            <w:proofErr w:type="spellEnd"/>
+          </w:p>
+        </w:tc>
+        <w:tc>
+          <w:tcPr>
+            <w:tcW w:w="504" w:type="dxa"/>
+          </w:tcPr>
+          <w:p>
+            <w:pPr>
+              <w:pStyle w:val="ListParagraph"/>
+              <w:ind w:left="0"/>
+            </w:pPr>
+            <w:r>
+              <w:t>data</w:t>
+            </w:r>
+          </w:p>
+        </w:tc>
+        <w:tc>
+          <w:tcPr>
+            <w:tcW w:w="637" w:type="dxa"/>
+          </w:tcPr>
+          <w:p>
+            <w:pPr>
+              <w:pStyle w:val="ListParagraph"/>
+              <w:ind w:left="0"/>
+            </w:pPr>
+            <w:proofErr w:type="spellStart"/>
+            <w:r>
+              <w:t>enum</w:t>
+            </w:r>
+            <w:proofErr w:type="spellEnd"/>
+          </w:p>
+        </w:tc>
+        <w:tc>
+          <w:tcPr>
+            <w:tcW w:w="536" w:type="dxa"/>
+          </w:tcPr>
+          <w:p>
+            <w:pPr>
+              <w:pStyle w:val="ListParagraph"/>
+              <w:ind w:left="0"/>
+            </w:pPr>
+            <w:r>
+              <w:t>expect</w:t>
+            </w:r>
+          </w:p>
+        </w:tc>
+        <w:tc>
+          <w:tcPr>
+            <w:tcW w:w="738" w:type="dxa"/>
+          </w:tcPr>
+          <w:p>
+            <w:pPr>
+              <w:pStyle w:val="ListParagraph"/>
+              <w:ind w:left="0"/>
+            </w:pPr>
+            <w:r>
+              <w:t>external</w:t>
+            </w:r>
+          </w:p>
+        </w:tc>
+        <w:tc>
+          <w:tcPr>
+            <w:tcW w:w="596" w:type="dxa"/>
+          </w:tcPr>
+          <w:p>
+            <w:pPr>
+              <w:pStyle w:val="ListParagraph"/>
+              <w:ind w:left="0"/>
+            </w:pPr>
+            <w:r>
+              <w:t>final</w:t>
+            </w:r>
+          </w:p>
+        </w:tc>
+        <w:tc>
+          <w:tcPr>
+            <w:tcW w:w="793" w:type="dxa"/>
+          </w:tcPr>
+          <w:p>
+            <w:pPr>
+              <w:pStyle w:val="ListParagraph"/>
+              <w:ind w:left="0"/>
+            </w:pPr>
+            <w:r>
+              <w:t>infix</w:t>
+            </w:r>
+          </w:p>
+        </w:tc>
+        <w:tc>
+          <w:tcPr>
+            <w:tcW w:w="762" w:type="dxa"/>
+          </w:tcPr>
+          <w:p>
+            <w:pPr>
+              <w:pStyle w:val="ListParagraph"/>
+              <w:ind w:left="0"/>
+            </w:pPr>
+            <w:r>
+              <w:t>inline</w:t>
+            </w:r>
+          </w:p>
+        </w:tc>
+        <w:tc>
+          <w:tcPr>
+            <w:tcW w:w="772" w:type="dxa"/>
+          </w:tcPr>
+          <w:p>
+            <w:pPr>
+              <w:pStyle w:val="ListParagraph"/>
+              <w:ind w:left="0"/>
+            </w:pPr>
+            <w:proofErr w:type="spellStart"/>
+            <w:r>
+              <w:t>lateinit</w:t>
+            </w:r>
+            <w:proofErr w:type="spellEnd"/>
+          </w:p>
+        </w:tc>
+        <w:tc>
+          <w:tcPr>
+            <w:tcW w:w="496" w:type="dxa"/>
+          </w:tcPr>
+          <w:p>
+            <w:pPr>
+              <w:pStyle w:val="ListParagraph"/>
+              <w:ind w:left="0"/>
+            </w:pPr>
+            <w:r>
+              <w:t>Open</w:t>
+            </w:r>
           </w:p>
         </w:tc>
       </w:tr>
       <w:tr>
-        <w:tc>
-          <w:tcPr>
-            <w:tcW w:w="901" w:type="dxa"/>
-          </w:tcPr>
-          <w:p>
-            <w:pPr>
-              <w:pStyle w:val="ListParagraph"/>
-              <w:ind w:left="0"/>
-            </w:pPr>
-          </w:p>
-        </w:tc>
-        <w:tc>
-          <w:tcPr>
-            <w:tcW w:w="901" w:type="dxa"/>
-          </w:tcPr>
-          <w:p>
-            <w:pPr>
-              <w:pStyle w:val="ListParagraph"/>
-              <w:ind w:left="0"/>
-            </w:pPr>
-          </w:p>
-        </w:tc>
-        <w:tc>
-          <w:tcPr>
-            <w:tcW w:w="901" w:type="dxa"/>
-          </w:tcPr>
-          <w:p>
-            <w:pPr>
-              <w:pStyle w:val="ListParagraph"/>
-              <w:ind w:left="0"/>
-            </w:pPr>
-          </w:p>
-        </w:tc>
-        <w:tc>
-          <w:tcPr>
-            <w:tcW w:w="901" w:type="dxa"/>
-          </w:tcPr>
-          <w:p>
-            <w:pPr>
-              <w:pStyle w:val="ListParagraph"/>
-              <w:ind w:left="0"/>
-            </w:pPr>
-          </w:p>
-        </w:tc>
-        <w:tc>
-          <w:tcPr>
-            <w:tcW w:w="902" w:type="dxa"/>
-          </w:tcPr>
-          <w:p>
-            <w:pPr>
-              <w:pStyle w:val="ListParagraph"/>
-              <w:ind w:left="0"/>
-            </w:pPr>
-          </w:p>
-        </w:tc>
-        <w:tc>
-          <w:tcPr>
-            <w:tcW w:w="902" w:type="dxa"/>
-          </w:tcPr>
-          <w:p>
-            <w:pPr>
-              <w:pStyle w:val="ListParagraph"/>
-              <w:ind w:left="0"/>
-            </w:pPr>
-          </w:p>
-        </w:tc>
-        <w:tc>
-          <w:tcPr>
-            <w:tcW w:w="902" w:type="dxa"/>
-          </w:tcPr>
-          <w:p>
-            <w:pPr>
-              <w:pStyle w:val="ListParagraph"/>
-              <w:ind w:left="0"/>
-            </w:pPr>
-          </w:p>
-        </w:tc>
-        <w:tc>
-          <w:tcPr>
-            <w:tcW w:w="902" w:type="dxa"/>
-          </w:tcPr>
-          <w:p>
-            <w:pPr>
-              <w:pStyle w:val="ListParagraph"/>
-              <w:ind w:left="0"/>
-            </w:pPr>
-          </w:p>
-        </w:tc>
-        <w:tc>
-          <w:tcPr>
-            <w:tcW w:w="902" w:type="dxa"/>
-          </w:tcPr>
-          <w:p>
-            <w:pPr>
-              <w:pStyle w:val="ListParagraph"/>
-              <w:ind w:left="0"/>
-            </w:pPr>
-          </w:p>
-        </w:tc>
-        <w:tc>
-          <w:tcPr>
-            <w:tcW w:w="902" w:type="dxa"/>
-          </w:tcPr>
-          <w:p>
-            <w:pPr>
-              <w:pStyle w:val="ListParagraph"/>
-              <w:ind w:left="0"/>
-            </w:pPr>
+        <w:trPr>
+          <w:trHeight w:val="469"/>
+        </w:trPr>
+        <w:tc>
+          <w:tcPr>
+            <w:tcW w:w="644" w:type="dxa"/>
+          </w:tcPr>
+          <w:p>
+            <w:pPr>
+              <w:pStyle w:val="ListParagraph"/>
+              <w:ind w:left="0"/>
+            </w:pPr>
+            <w:r>
+              <w:t>operator</w:t>
+            </w:r>
+          </w:p>
+        </w:tc>
+        <w:tc>
+          <w:tcPr>
+            <w:tcW w:w="504" w:type="dxa"/>
+          </w:tcPr>
+          <w:p>
+            <w:pPr>
+              <w:pStyle w:val="ListParagraph"/>
+              <w:ind w:left="0"/>
+            </w:pPr>
+            <w:r>
+              <w:t>out</w:t>
+            </w:r>
+          </w:p>
+        </w:tc>
+        <w:tc>
+          <w:tcPr>
+            <w:tcW w:w="637" w:type="dxa"/>
+          </w:tcPr>
+          <w:p>
+            <w:pPr>
+              <w:pStyle w:val="ListParagraph"/>
+              <w:ind w:left="0"/>
+            </w:pPr>
+            <w:r>
+              <w:t>override</w:t>
+            </w:r>
+          </w:p>
+        </w:tc>
+        <w:tc>
+          <w:tcPr>
+            <w:tcW w:w="536" w:type="dxa"/>
+          </w:tcPr>
+          <w:p>
+            <w:pPr>
+              <w:pStyle w:val="ListParagraph"/>
+              <w:ind w:left="0"/>
+            </w:pPr>
+            <w:r>
+              <w:t>private</w:t>
+            </w:r>
+          </w:p>
+        </w:tc>
+        <w:tc>
+          <w:tcPr>
+            <w:tcW w:w="738" w:type="dxa"/>
+          </w:tcPr>
+          <w:p>
+            <w:pPr>
+              <w:pStyle w:val="ListParagraph"/>
+              <w:ind w:left="0"/>
+            </w:pPr>
+            <w:r>
+              <w:t>protected</w:t>
+            </w:r>
+          </w:p>
+        </w:tc>
+        <w:tc>
+          <w:tcPr>
+            <w:tcW w:w="596" w:type="dxa"/>
+          </w:tcPr>
+          <w:p>
+            <w:pPr>
+              <w:pStyle w:val="ListParagraph"/>
+              <w:ind w:left="0"/>
+            </w:pPr>
+            <w:r>
+              <w:t>public</w:t>
+            </w:r>
+          </w:p>
+        </w:tc>
+        <w:tc>
+          <w:tcPr>
+            <w:tcW w:w="793" w:type="dxa"/>
+          </w:tcPr>
+          <w:p>
+            <w:pPr>
+              <w:pStyle w:val="ListParagraph"/>
+              <w:ind w:left="0"/>
+            </w:pPr>
+            <w:r>
+              <w:t>sealed</w:t>
+            </w:r>
+          </w:p>
+        </w:tc>
+        <w:tc>
+          <w:tcPr>
+            <w:tcW w:w="762" w:type="dxa"/>
+          </w:tcPr>
+          <w:p>
+            <w:pPr>
+              <w:pStyle w:val="ListParagraph"/>
+              <w:ind w:left="0"/>
+            </w:pPr>
+            <w:r>
+              <w:t>suspend</w:t>
+            </w:r>
+          </w:p>
+        </w:tc>
+        <w:tc>
+          <w:tcPr>
+            <w:tcW w:w="772" w:type="dxa"/>
+          </w:tcPr>
+          <w:p>
+            <w:pPr>
+              <w:pStyle w:val="ListParagraph"/>
+              <w:ind w:left="0"/>
+            </w:pPr>
+            <w:proofErr w:type="spellStart"/>
+            <w:r>
+              <w:t>tailrec</w:t>
+            </w:r>
+            <w:proofErr w:type="spellEnd"/>
+          </w:p>
+        </w:tc>
+        <w:tc>
+          <w:tcPr>
+            <w:tcW w:w="496" w:type="dxa"/>
+          </w:tcPr>
+          <w:p>
+            <w:pPr>
+              <w:pStyle w:val="ListParagraph"/>
+              <w:ind w:left="0"/>
+            </w:pPr>
+            <w:proofErr w:type="spellStart"/>
+            <w:r>
+              <w:t>vararg</w:t>
+            </w:r>
+            <w:proofErr w:type="spellEnd"/>
           </w:p>
         </w:tc>
       </w:tr>
       <w:tr>
-        <w:tc>
-          <w:tcPr>
-            <w:tcW w:w="901" w:type="dxa"/>
-          </w:tcPr>
-          <w:p>
-            <w:pPr>
-              <w:pStyle w:val="ListParagraph"/>
-              <w:ind w:left="0"/>
-            </w:pPr>
-          </w:p>
-        </w:tc>
-        <w:tc>
-          <w:tcPr>
-            <w:tcW w:w="901" w:type="dxa"/>
-          </w:tcPr>
-          <w:p>
-            <w:pPr>
-              <w:pStyle w:val="ListParagraph"/>
-              <w:ind w:left="0"/>
-            </w:pPr>
-          </w:p>
-        </w:tc>
-        <w:tc>
-          <w:tcPr>
-            <w:tcW w:w="901" w:type="dxa"/>
-          </w:tcPr>
-          <w:p>
-            <w:pPr>
-              <w:pStyle w:val="ListParagraph"/>
-              <w:ind w:left="0"/>
-            </w:pPr>
-          </w:p>
-        </w:tc>
-        <w:tc>
-          <w:tcPr>
-            <w:tcW w:w="901" w:type="dxa"/>
-          </w:tcPr>
-          <w:p>
-            <w:pPr>
-              <w:pStyle w:val="ListParagraph"/>
-              <w:ind w:left="0"/>
-            </w:pPr>
-          </w:p>
-        </w:tc>
-        <w:tc>
-          <w:tcPr>
-            <w:tcW w:w="902" w:type="dxa"/>
-          </w:tcPr>
-          <w:p>
-            <w:pPr>
-              <w:pStyle w:val="ListParagraph"/>
-              <w:ind w:left="0"/>
-            </w:pPr>
-          </w:p>
-        </w:tc>
-        <w:tc>
-          <w:tcPr>
-            <w:tcW w:w="902" w:type="dxa"/>
-          </w:tcPr>
-          <w:p>
-            <w:pPr>
-              <w:pStyle w:val="ListParagraph"/>
-              <w:ind w:left="0"/>
-            </w:pPr>
-          </w:p>
-        </w:tc>
-        <w:tc>
-          <w:tcPr>
-            <w:tcW w:w="902" w:type="dxa"/>
-          </w:tcPr>
-          <w:p>
-            <w:pPr>
-              <w:pStyle w:val="ListParagraph"/>
-              <w:ind w:left="0"/>
-            </w:pPr>
-          </w:p>
-        </w:tc>
-        <w:tc>
-          <w:tcPr>
-            <w:tcW w:w="902" w:type="dxa"/>
-          </w:tcPr>
-          <w:p>
-            <w:pPr>
-              <w:pStyle w:val="ListParagraph"/>
-              <w:ind w:left="0"/>
-            </w:pPr>
-          </w:p>
-        </w:tc>
-        <w:tc>
-          <w:tcPr>
-            <w:tcW w:w="902" w:type="dxa"/>
-          </w:tcPr>
-          <w:p>
-            <w:pPr>
-              <w:pStyle w:val="ListParagraph"/>
-              <w:ind w:left="0"/>
-            </w:pPr>
-          </w:p>
-        </w:tc>
-        <w:tc>
-          <w:tcPr>
-            <w:tcW w:w="902" w:type="dxa"/>
-          </w:tcPr>
-          <w:p>
-            <w:pPr>
-              <w:pStyle w:val="ListParagraph"/>
-              <w:ind w:left="0"/>
-            </w:pPr>
+        <w:trPr>
+          <w:trHeight w:val="456"/>
+        </w:trPr>
+        <w:tc>
+          <w:tcPr>
+            <w:tcW w:w="644" w:type="dxa"/>
+          </w:tcPr>
+          <w:p>
+            <w:pPr>
+              <w:pStyle w:val="ListParagraph"/>
+              <w:ind w:left="0"/>
+            </w:pPr>
+            <w:r>
+              <w:t>out</w:t>
+            </w:r>
+          </w:p>
+        </w:tc>
+        <w:tc>
+          <w:tcPr>
+            <w:tcW w:w="504" w:type="dxa"/>
+          </w:tcPr>
+          <w:p>
+            <w:pPr>
+              <w:pStyle w:val="ListParagraph"/>
+              <w:ind w:left="0"/>
+            </w:pPr>
+            <w:r>
+              <w:t>reified</w:t>
+            </w:r>
+          </w:p>
+        </w:tc>
+        <w:tc>
+          <w:tcPr>
+            <w:tcW w:w="637" w:type="dxa"/>
+          </w:tcPr>
+          <w:p>
+            <w:pPr>
+              <w:pStyle w:val="ListParagraph"/>
+              <w:ind w:left="0"/>
+            </w:pPr>
+            <w:r>
+              <w:t>internal</w:t>
+            </w:r>
+          </w:p>
+        </w:tc>
+        <w:tc>
+          <w:tcPr>
+            <w:tcW w:w="536" w:type="dxa"/>
+          </w:tcPr>
+          <w:p>
+            <w:pPr>
+              <w:pStyle w:val="ListParagraph"/>
+              <w:ind w:left="0"/>
+            </w:pPr>
+            <w:r>
+              <w:t>inner</w:t>
+            </w:r>
+          </w:p>
+        </w:tc>
+        <w:tc>
+          <w:tcPr>
+            <w:tcW w:w="738" w:type="dxa"/>
+          </w:tcPr>
+          <w:p>
+            <w:pPr>
+              <w:pStyle w:val="ListParagraph"/>
+              <w:ind w:left="0"/>
+            </w:pPr>
+            <w:proofErr w:type="spellStart"/>
+            <w:r>
+              <w:t>crossinline</w:t>
+            </w:r>
+            <w:proofErr w:type="spellEnd"/>
+          </w:p>
+        </w:tc>
+        <w:tc>
+          <w:tcPr>
+            <w:tcW w:w="596" w:type="dxa"/>
+          </w:tcPr>
+          <w:p>
+            <w:pPr>
+              <w:pStyle w:val="ListParagraph"/>
+              <w:ind w:left="0"/>
+            </w:pPr>
+            <w:r>
+              <w:t>receiver</w:t>
+            </w:r>
+          </w:p>
+        </w:tc>
+        <w:tc>
+          <w:tcPr>
+            <w:tcW w:w="793" w:type="dxa"/>
+          </w:tcPr>
+          <w:p>
+            <w:pPr>
+              <w:pStyle w:val="ListParagraph"/>
+              <w:ind w:left="0"/>
+            </w:pPr>
+            <w:r>
+              <w:t>field</w:t>
+            </w:r>
+          </w:p>
+        </w:tc>
+        <w:tc>
+          <w:tcPr>
+            <w:tcW w:w="762" w:type="dxa"/>
+          </w:tcPr>
+          <w:p>
+            <w:pPr>
+              <w:pStyle w:val="ListParagraph"/>
+              <w:ind w:left="0"/>
+            </w:pPr>
+            <w:r>
+              <w:t>by</w:t>
+            </w:r>
+          </w:p>
+        </w:tc>
+        <w:tc>
+          <w:tcPr>
+            <w:tcW w:w="772" w:type="dxa"/>
+          </w:tcPr>
+          <w:p>
+            <w:pPr>
+              <w:pStyle w:val="ListParagraph"/>
+              <w:ind w:left="0"/>
+            </w:pPr>
+            <w:proofErr w:type="spellStart"/>
+            <w:r>
+              <w:t>typealias</w:t>
+            </w:r>
+            <w:proofErr w:type="spellEnd"/>
+          </w:p>
+        </w:tc>
+        <w:tc>
+          <w:tcPr>
+            <w:tcW w:w="496" w:type="dxa"/>
+          </w:tcPr>
+          <w:p>
+            <w:pPr>
+              <w:pStyle w:val="ListParagraph"/>
+              <w:ind w:left="0"/>
+            </w:pPr>
+            <w:r>
+              <w:t>Is</w:t>
+            </w:r>
           </w:p>
         </w:tc>
       </w:tr>
       <w:tr>
-        <w:tc>
-          <w:tcPr>
-            <w:tcW w:w="901" w:type="dxa"/>
-          </w:tcPr>
-          <w:p>
-            <w:pPr>
-              <w:pStyle w:val="ListParagraph"/>
-              <w:ind w:left="0"/>
-            </w:pPr>
-          </w:p>
-        </w:tc>
-        <w:tc>
-          <w:tcPr>
-            <w:tcW w:w="901" w:type="dxa"/>
-          </w:tcPr>
-          <w:p>
-            <w:pPr>
-              <w:pStyle w:val="ListParagraph"/>
-              <w:ind w:left="0"/>
-            </w:pPr>
-          </w:p>
-        </w:tc>
-        <w:tc>
-          <w:tcPr>
-            <w:tcW w:w="901" w:type="dxa"/>
-          </w:tcPr>
-          <w:p>
-            <w:pPr>
-              <w:pStyle w:val="ListParagraph"/>
-              <w:ind w:left="0"/>
-            </w:pPr>
-          </w:p>
-        </w:tc>
-        <w:tc>
-          <w:tcPr>
-            <w:tcW w:w="901" w:type="dxa"/>
-          </w:tcPr>
-          <w:p>
-            <w:pPr>
-              <w:pStyle w:val="ListParagraph"/>
-              <w:ind w:left="0"/>
-            </w:pPr>
-          </w:p>
-        </w:tc>
-        <w:tc>
-          <w:tcPr>
-            <w:tcW w:w="902" w:type="dxa"/>
-          </w:tcPr>
-          <w:p>
-            <w:pPr>
-              <w:pStyle w:val="ListParagraph"/>
-              <w:ind w:left="0"/>
-            </w:pPr>
-          </w:p>
-        </w:tc>
-        <w:tc>
-          <w:tcPr>
-            <w:tcW w:w="902" w:type="dxa"/>
-          </w:tcPr>
-          <w:p>
-            <w:pPr>
-              <w:pStyle w:val="ListParagraph"/>
-              <w:ind w:left="0"/>
-            </w:pPr>
-          </w:p>
-        </w:tc>
-        <w:tc>
-          <w:tcPr>
-            <w:tcW w:w="902" w:type="dxa"/>
-          </w:tcPr>
-          <w:p>
-            <w:pPr>
-              <w:pStyle w:val="ListParagraph"/>
-              <w:ind w:left="0"/>
-            </w:pPr>
-          </w:p>
-        </w:tc>
-        <w:tc>
-          <w:tcPr>
-            <w:tcW w:w="902" w:type="dxa"/>
-          </w:tcPr>
-          <w:p>
-            <w:pPr>
-              <w:pStyle w:val="ListParagraph"/>
-              <w:ind w:left="0"/>
-            </w:pPr>
-          </w:p>
-        </w:tc>
-        <w:tc>
-          <w:tcPr>
-            <w:tcW w:w="902" w:type="dxa"/>
-          </w:tcPr>
-          <w:p>
-            <w:pPr>
-              <w:pStyle w:val="ListParagraph"/>
-              <w:ind w:left="0"/>
-            </w:pPr>
-          </w:p>
-        </w:tc>
-        <w:tc>
-          <w:tcPr>
-            <w:tcW w:w="902" w:type="dxa"/>
+        <w:trPr>
+          <w:trHeight w:val="234"/>
+        </w:trPr>
+        <w:tc>
+          <w:tcPr>
+            <w:tcW w:w="644" w:type="dxa"/>
+          </w:tcPr>
+          <w:p>
+            <w:pPr>
+              <w:pStyle w:val="ListParagraph"/>
+              <w:ind w:left="0"/>
+            </w:pPr>
+            <w:r>
+              <w:lastRenderedPageBreak/>
+              <w:t>!is</w:t>
+            </w:r>
+          </w:p>
+        </w:tc>
+        <w:tc>
+          <w:tcPr>
+            <w:tcW w:w="504" w:type="dxa"/>
+          </w:tcPr>
+          <w:p>
+            <w:pPr>
+              <w:pStyle w:val="ListParagraph"/>
+              <w:ind w:left="0"/>
+            </w:pPr>
+            <w:r>
+              <w:t>as</w:t>
+            </w:r>
+          </w:p>
+        </w:tc>
+        <w:tc>
+          <w:tcPr>
+            <w:tcW w:w="637" w:type="dxa"/>
+          </w:tcPr>
+          <w:p>
+            <w:pPr>
+              <w:pStyle w:val="ListParagraph"/>
+              <w:ind w:left="0"/>
+            </w:pPr>
+            <w:r>
+              <w:t>!as</w:t>
+            </w:r>
+          </w:p>
+        </w:tc>
+        <w:tc>
+          <w:tcPr>
+            <w:tcW w:w="536" w:type="dxa"/>
+          </w:tcPr>
+          <w:p>
+            <w:pPr>
+              <w:pStyle w:val="ListParagraph"/>
+              <w:ind w:left="0"/>
+            </w:pPr>
+          </w:p>
+        </w:tc>
+        <w:tc>
+          <w:tcPr>
+            <w:tcW w:w="738" w:type="dxa"/>
+          </w:tcPr>
+          <w:p>
+            <w:pPr>
+              <w:pStyle w:val="ListParagraph"/>
+              <w:ind w:left="0"/>
+            </w:pPr>
+          </w:p>
+        </w:tc>
+        <w:tc>
+          <w:tcPr>
+            <w:tcW w:w="596" w:type="dxa"/>
+          </w:tcPr>
+          <w:p>
+            <w:pPr>
+              <w:pStyle w:val="ListParagraph"/>
+              <w:ind w:left="0"/>
+            </w:pPr>
+          </w:p>
+        </w:tc>
+        <w:tc>
+          <w:tcPr>
+            <w:tcW w:w="793" w:type="dxa"/>
+          </w:tcPr>
+          <w:p>
+            <w:pPr>
+              <w:pStyle w:val="ListParagraph"/>
+              <w:ind w:left="0"/>
+            </w:pPr>
+          </w:p>
+        </w:tc>
+        <w:tc>
+          <w:tcPr>
+            <w:tcW w:w="762" w:type="dxa"/>
+          </w:tcPr>
+          <w:p>
+            <w:pPr>
+              <w:pStyle w:val="ListParagraph"/>
+              <w:ind w:left="0"/>
+            </w:pPr>
+          </w:p>
+        </w:tc>
+        <w:tc>
+          <w:tcPr>
+            <w:tcW w:w="772" w:type="dxa"/>
+          </w:tcPr>
+          <w:p>
+            <w:pPr>
+              <w:pStyle w:val="ListParagraph"/>
+              <w:ind w:left="0"/>
+            </w:pPr>
+          </w:p>
+        </w:tc>
+        <w:tc>
+          <w:tcPr>
+            <w:tcW w:w="496" w:type="dxa"/>
           </w:tcPr>
           <w:p>
             <w:pPr>
@@ -1687,14 +2439,17 @@
       </w:tr>
     </w:tbl>
     <w:p>
-      <w:pPr>
-        <w:pStyle w:val="ListParagraph"/>
-        <w:ind w:left="792"/>
-      </w:pPr>
-    </w:p>
-    <w:p/>
+      <w:r>
+        <w:t xml:space="preserve"> </w:t>
+      </w:r>
+    </w:p>
+    <w:p>
+      <w:r>
+        <w:tab/>
+      </w:r>
+    </w:p>
     <w:sectPr>
-      <w:headerReference w:type="default" r:id="rId18"/>
+      <w:headerReference w:type="default" r:id="rId16"/>
       <w:pgSz w:w="11906" w:h="16838"/>
       <w:pgMar w:top="1440" w:right="1440" w:bottom="1440" w:left="1440" w:header="708" w:footer="708" w:gutter="0"/>
       <w:cols w:space="708"/>

--- a/kotlin_tut_2.docx
+++ b/kotlin_tut_2.docx
@@ -9,8 +9,14 @@
           <w:ilvl w:val="0"/>
           <w:numId w:val="1"/>
         </w:numPr>
-      </w:pPr>
-      <w:r>
+        <w:rPr>
+          <w:b/>
+        </w:rPr>
+      </w:pPr>
+      <w:r>
+        <w:rPr>
+          <w:b/>
+        </w:rPr>
         <w:t>Introduction</w:t>
       </w:r>
     </w:p>
@@ -29,15 +35,7 @@
         </w:numPr>
       </w:pPr>
       <w:r>
-        <w:t xml:space="preserve">What is </w:t>
-      </w:r>
-      <w:proofErr w:type="spellStart"/>
-      <w:r>
-        <w:t>kotlin</w:t>
-      </w:r>
-      <w:proofErr w:type="spellEnd"/>
-      <w:r>
-        <w:t>?</w:t>
+        <w:t>What is kotlin?</w:t>
       </w:r>
     </w:p>
     <w:p>
@@ -51,13 +49,31 @@
         <w:pStyle w:val="ListParagraph"/>
         <w:ind w:left="360"/>
       </w:pPr>
-      <w:proofErr w:type="spellStart"/>
-      <w:r>
-        <w:t>Kotlin</w:t>
-      </w:r>
-      <w:proofErr w:type="spellEnd"/>
-      <w:r>
-        <w:t xml:space="preserve"> is a programming language for server side development, android development and much more.</w:t>
+      <w:r>
+        <w:t>Kotlin is a programming language for server side development, android development and much more.</w:t>
+      </w:r>
+    </w:p>
+    <w:p>
+      <w:pPr>
+        <w:pStyle w:val="ListParagraph"/>
+        <w:ind w:left="360"/>
+      </w:pPr>
+    </w:p>
+    <w:p>
+      <w:pPr>
+        <w:pStyle w:val="ListParagraph"/>
+        <w:ind w:left="360"/>
+      </w:pPr>
+      <w:r>
+        <w:t>Kotlin is an OSS statically typed programming language that targets the JVM, Android, JavaScript and Native. It’s developed by </w:t>
+      </w:r>
+      <w:hyperlink r:id="rId7" w:history="1">
+        <w:r>
+          <w:t>JetBrains</w:t>
+        </w:r>
+      </w:hyperlink>
+      <w:r>
+        <w:t xml:space="preserve">. </w:t>
       </w:r>
     </w:p>
     <w:p>
@@ -75,11 +91,181 @@
         </w:numPr>
       </w:pPr>
       <w:r>
-        <w:t>Environment set up</w:t>
+        <w:t xml:space="preserve">Environment </w:t>
+      </w:r>
+      <w:r>
+        <w:t xml:space="preserve">setting </w:t>
+      </w:r>
+      <w:r>
+        <w:t>up</w:t>
       </w:r>
       <w:r>
         <w:t>?</w:t>
       </w:r>
+    </w:p>
+    <w:p>
+      <w:pPr>
+        <w:pStyle w:val="ListParagraph"/>
+        <w:numPr>
+          <w:ilvl w:val="3"/>
+          <w:numId w:val="1"/>
+        </w:numPr>
+      </w:pPr>
+      <w:r>
+        <w:t>Windows 10 set up:</w:t>
+      </w:r>
+    </w:p>
+    <w:p>
+      <w:pPr>
+        <w:pStyle w:val="ListParagraph"/>
+        <w:numPr>
+          <w:ilvl w:val="3"/>
+          <w:numId w:val="1"/>
+        </w:numPr>
+      </w:pPr>
+      <w:r>
+        <w:t>Linux Ubuntu</w:t>
+      </w:r>
+    </w:p>
+    <w:p>
+      <w:pPr>
+        <w:pStyle w:val="ListParagraph"/>
+        <w:numPr>
+          <w:ilvl w:val="3"/>
+          <w:numId w:val="1"/>
+        </w:numPr>
+      </w:pPr>
+      <w:r>
+        <w:t xml:space="preserve">Mac </w:t>
+      </w:r>
+    </w:p>
+    <w:p>
+      <w:pPr>
+        <w:pStyle w:val="ListParagraph"/>
+        <w:ind w:left="1728"/>
+      </w:pPr>
+    </w:p>
+    <w:p>
+      <w:pPr>
+        <w:pStyle w:val="ListParagraph"/>
+        <w:numPr>
+          <w:ilvl w:val="0"/>
+          <w:numId w:val="9"/>
+        </w:numPr>
+      </w:pPr>
+      <w:r>
+        <w:t xml:space="preserve">Install latest release of intelij IDEA. Kotlin comes with it as plug in. you can download </w:t>
+      </w:r>
+      <w:r>
+        <w:t>Community edition (</w:t>
+      </w:r>
+      <w:r>
+        <w:t>https://www.jetbrains.com/idea/download/#section=windows</w:t>
+      </w:r>
+      <w:r>
+        <w:t>)</w:t>
+      </w:r>
+      <w:r>
+        <w:t xml:space="preserve"> from </w:t>
+      </w:r>
+      <w:hyperlink r:id="rId8" w:history="1">
+        <w:r>
+          <w:rPr>
+            <w:rStyle w:val="Hyperlink"/>
+          </w:rPr>
+          <w:t>https://www.jetbrains.com</w:t>
+        </w:r>
+      </w:hyperlink>
+    </w:p>
+    <w:p>
+      <w:pPr>
+        <w:pStyle w:val="ListParagraph"/>
+        <w:numPr>
+          <w:ilvl w:val="0"/>
+          <w:numId w:val="9"/>
+        </w:numPr>
+      </w:pPr>
+      <w:r>
+        <w:t>Create a new project. You select kotlin option on the left.</w:t>
+      </w:r>
+    </w:p>
+    <w:p>
+      <w:pPr>
+        <w:pStyle w:val="ListParagraph"/>
+        <w:numPr>
+          <w:ilvl w:val="0"/>
+          <w:numId w:val="9"/>
+        </w:numPr>
+      </w:pPr>
+      <w:r>
+        <w:t>Here give your project name.</w:t>
+      </w:r>
+      <w:r>
+        <w:t xml:space="preserve"> </w:t>
+      </w:r>
+      <w:r>
+        <w:t xml:space="preserve"> </w:t>
+      </w:r>
+      <w:r>
+        <w:t>Give</w:t>
+      </w:r>
+      <w:r>
+        <w:t xml:space="preserve"> your SDK which should be java 1.6 above.</w:t>
+      </w:r>
+    </w:p>
+    <w:p>
+      <w:pPr>
+        <w:pStyle w:val="ListParagraph"/>
+        <w:numPr>
+          <w:ilvl w:val="0"/>
+          <w:numId w:val="9"/>
+        </w:numPr>
+      </w:pPr>
+      <w:r>
+        <w:t xml:space="preserve">Now we have kotlin created project. </w:t>
+      </w:r>
+    </w:p>
+    <w:p>
+      <w:pPr>
+        <w:pStyle w:val="ListParagraph"/>
+        <w:numPr>
+          <w:ilvl w:val="0"/>
+          <w:numId w:val="9"/>
+        </w:numPr>
+      </w:pPr>
+      <w:r>
+        <w:t>You right-click on src folder. Create a kotlin file.</w:t>
+      </w:r>
+    </w:p>
+    <w:p>
+      <w:pPr>
+        <w:pStyle w:val="ListParagraph"/>
+        <w:numPr>
+          <w:ilvl w:val="0"/>
+          <w:numId w:val="9"/>
+        </w:numPr>
+      </w:pPr>
+      <w:r>
+        <w:t xml:space="preserve">Let’s see Hello world program. </w:t>
+      </w:r>
+    </w:p>
+    <w:p>
+      <w:pPr>
+        <w:pStyle w:val="ListParagraph"/>
+        <w:numPr>
+          <w:ilvl w:val="0"/>
+          <w:numId w:val="9"/>
+        </w:numPr>
+      </w:pPr>
+      <w:r>
+        <w:t>Right-click on the file. It will show run command. Run it.</w:t>
+      </w:r>
+    </w:p>
+    <w:p>
+      <w:pPr>
+        <w:pStyle w:val="ListParagraph"/>
+        <w:ind w:left="792"/>
+      </w:pPr>
     </w:p>
     <w:p>
       <w:pPr>
@@ -96,15 +282,78 @@
         </w:numPr>
       </w:pPr>
       <w:r>
-        <w:t xml:space="preserve">Applications of </w:t>
-      </w:r>
-      <w:proofErr w:type="spellStart"/>
-      <w:r>
-        <w:t>kotlin</w:t>
-      </w:r>
-      <w:proofErr w:type="spellEnd"/>
+        <w:t>Where can I use</w:t>
+      </w:r>
+      <w:r>
+        <w:t xml:space="preserve"> kotlin</w:t>
+      </w:r>
       <w:r>
         <w:t>?</w:t>
+      </w:r>
+    </w:p>
+    <w:p>
+      <w:pPr>
+        <w:pStyle w:val="ListParagraph"/>
+      </w:pPr>
+    </w:p>
+    <w:p>
+      <w:pPr>
+        <w:pStyle w:val="ListParagraph"/>
+        <w:numPr>
+          <w:ilvl w:val="0"/>
+          <w:numId w:val="8"/>
+        </w:numPr>
+      </w:pPr>
+      <w:r>
+        <w:t>Android development</w:t>
+      </w:r>
+    </w:p>
+    <w:p>
+      <w:pPr>
+        <w:pStyle w:val="ListParagraph"/>
+        <w:numPr>
+          <w:ilvl w:val="0"/>
+          <w:numId w:val="8"/>
+        </w:numPr>
+      </w:pPr>
+      <w:r>
+        <w:t>Server side development</w:t>
+      </w:r>
+    </w:p>
+    <w:p>
+      <w:pPr>
+        <w:pStyle w:val="ListParagraph"/>
+        <w:numPr>
+          <w:ilvl w:val="0"/>
+          <w:numId w:val="8"/>
+        </w:numPr>
+      </w:pPr>
+      <w:r>
+        <w:t>Web development</w:t>
+      </w:r>
+    </w:p>
+    <w:p>
+      <w:pPr>
+        <w:pStyle w:val="ListParagraph"/>
+        <w:numPr>
+          <w:ilvl w:val="0"/>
+          <w:numId w:val="8"/>
+        </w:numPr>
+      </w:pPr>
+      <w:r>
+        <w:t>Desktop development</w:t>
+      </w:r>
+    </w:p>
+    <w:p>
+      <w:pPr>
+        <w:pStyle w:val="ListParagraph"/>
+        <w:numPr>
+          <w:ilvl w:val="0"/>
+          <w:numId w:val="8"/>
+        </w:numPr>
+      </w:pPr>
+      <w:r>
+        <w:t>Native development</w:t>
       </w:r>
     </w:p>
     <w:p>
@@ -120,8 +369,14 @@
           <w:ilvl w:val="0"/>
           <w:numId w:val="1"/>
         </w:numPr>
-      </w:pPr>
-      <w:r>
+        <w:rPr>
+          <w:b/>
+        </w:rPr>
+      </w:pPr>
+      <w:r>
+        <w:rPr>
+          <w:b/>
+        </w:rPr>
         <w:t>Basics</w:t>
       </w:r>
     </w:p>
@@ -155,22 +410,49 @@
         </w:numPr>
       </w:pPr>
       <w:r>
-        <w:t>The rules to write down the variables</w:t>
-      </w:r>
-      <w:r>
-        <w:t>?</w:t>
+        <w:t>The rules to write down the variables?</w:t>
       </w:r>
     </w:p>
     <w:p>
       <w:pPr>
         <w:pStyle w:val="ListParagraph"/>
         <w:numPr>
-          <w:ilvl w:val="5"/>
-          <w:numId w:val="1"/>
+          <w:ilvl w:val="0"/>
+          <w:numId w:val="12"/>
+        </w:numPr>
+      </w:pPr>
+      <w:r>
+        <w:t>Camel case is allowed ex: empNo</w:t>
+      </w:r>
+    </w:p>
+    <w:p>
+      <w:pPr>
+        <w:pStyle w:val="ListParagraph"/>
+        <w:numPr>
+          <w:ilvl w:val="0"/>
+          <w:numId w:val="12"/>
+        </w:numPr>
+      </w:pPr>
+      <w:r>
+        <w:t>Underscore is allowed ex: emp_no</w:t>
+      </w:r>
+    </w:p>
+    <w:p>
+      <w:pPr>
+        <w:pStyle w:val="ListParagraph"/>
+        <w:numPr>
+          <w:ilvl w:val="0"/>
+          <w:numId w:val="12"/>
         </w:numPr>
       </w:pPr>
       <w:bookmarkStart w:id="0" w:name="_GoBack"/>
       <w:bookmarkEnd w:id="0"/>
+    </w:p>
+    <w:p>
+      <w:pPr>
+        <w:pStyle w:val="ListParagraph"/>
+        <w:ind w:left="1728"/>
+      </w:pPr>
     </w:p>
     <w:p>
       <w:pPr>
@@ -196,33 +478,7 @@
         <w:ind w:left="1728"/>
       </w:pPr>
       <w:r>
-        <w:t xml:space="preserve">In </w:t>
-      </w:r>
-      <w:proofErr w:type="spellStart"/>
-      <w:r>
-        <w:t>kotlin</w:t>
-      </w:r>
-      <w:proofErr w:type="spellEnd"/>
-      <w:r>
-        <w:t xml:space="preserve"> the variables can be declared in two ways using </w:t>
-      </w:r>
-      <w:proofErr w:type="spellStart"/>
-      <w:r>
-        <w:t>var</w:t>
-      </w:r>
-      <w:proofErr w:type="spellEnd"/>
-      <w:r>
-        <w:t xml:space="preserve"> and </w:t>
-      </w:r>
-      <w:proofErr w:type="spellStart"/>
-      <w:proofErr w:type="gramStart"/>
-      <w:r>
-        <w:t>val</w:t>
-      </w:r>
-      <w:proofErr w:type="spellEnd"/>
-      <w:proofErr w:type="gramEnd"/>
-      <w:r>
-        <w:t xml:space="preserve"> keywords</w:t>
+        <w:t>In kotlin the variables can be declared in two ways using var and val keywords</w:t>
       </w:r>
     </w:p>
     <w:p>
@@ -230,13 +486,8 @@
         <w:pStyle w:val="ListParagraph"/>
         <w:ind w:left="1728"/>
       </w:pPr>
-      <w:proofErr w:type="spellStart"/>
-      <w:r>
-        <w:t>Let’s</w:t>
-      </w:r>
-      <w:proofErr w:type="spellEnd"/>
-      <w:r>
-        <w:t xml:space="preserve"> us see an example</w:t>
+      <w:r>
+        <w:t>Let’s us see an example</w:t>
       </w:r>
     </w:p>
     <w:p>
@@ -267,39 +518,7 @@
           <w:szCs w:val="21"/>
           <w:shd w:val="clear" w:color="auto" w:fill="FFFFFF"/>
         </w:rPr>
-        <w:t xml:space="preserve">To allow nulls, we can declare a variable as </w:t>
-      </w:r>
-      <w:proofErr w:type="spellStart"/>
-      <w:r>
-        <w:rPr>
-          <w:rFonts w:ascii="Helvetica" w:hAnsi="Helvetica" w:cs="Helvetica"/>
-          <w:color w:val="333333"/>
-          <w:sz w:val="21"/>
-          <w:szCs w:val="21"/>
-          <w:shd w:val="clear" w:color="auto" w:fill="FFFFFF"/>
-        </w:rPr>
-        <w:t>nullable</w:t>
-      </w:r>
-      <w:proofErr w:type="spellEnd"/>
-      <w:r>
-        <w:rPr>
-          <w:rFonts w:ascii="Helvetica" w:hAnsi="Helvetica" w:cs="Helvetica"/>
-          <w:color w:val="333333"/>
-          <w:sz w:val="21"/>
-          <w:szCs w:val="21"/>
-          <w:shd w:val="clear" w:color="auto" w:fill="FFFFFF"/>
-        </w:rPr>
-        <w:t xml:space="preserve"> string, written</w:t>
-      </w:r>
-      <w:r>
-        <w:rPr>
-          <w:rFonts w:ascii="Helvetica" w:hAnsi="Helvetica" w:cs="Helvetica"/>
-          <w:color w:val="333333"/>
-          <w:sz w:val="21"/>
-          <w:szCs w:val="21"/>
-          <w:shd w:val="clear" w:color="auto" w:fill="FFFFFF"/>
-        </w:rPr>
-        <w:t xml:space="preserve"> String?</w:t>
+        <w:t>To allow nulls, we can declare a variable as nullable string, written String?</w:t>
       </w:r>
     </w:p>
     <w:p>
@@ -307,29 +526,8 @@
         <w:pStyle w:val="ListParagraph"/>
         <w:ind w:left="1728"/>
       </w:pPr>
-      <w:proofErr w:type="spellStart"/>
-      <w:r>
-        <w:t>var_keyword</w:t>
-      </w:r>
-      <w:proofErr w:type="spellEnd"/>
-      <w:r>
-        <w:t xml:space="preserve"> </w:t>
-      </w:r>
-      <w:proofErr w:type="spellStart"/>
-      <w:r>
-        <w:t>variable_name</w:t>
-      </w:r>
-      <w:proofErr w:type="spellEnd"/>
-      <w:r>
-        <w:t xml:space="preserve">: type?  = </w:t>
-      </w:r>
-      <w:proofErr w:type="spellStart"/>
-      <w:r>
-        <w:t>intial</w:t>
-      </w:r>
-      <w:proofErr w:type="spellEnd"/>
-      <w:r>
-        <w:t xml:space="preserve"> value</w:t>
+      <w:r>
+        <w:t>var_keyword variable_name: type?  = intial value</w:t>
       </w:r>
     </w:p>
     <w:p>
@@ -353,15 +551,7 @@
         <w:ind w:left="1728"/>
       </w:pPr>
       <w:r>
-        <w:t xml:space="preserve">When </w:t>
-      </w:r>
-      <w:proofErr w:type="spellStart"/>
-      <w:r>
-        <w:t>var</w:t>
-      </w:r>
-      <w:proofErr w:type="spellEnd"/>
-      <w:r>
-        <w:t xml:space="preserve"> keyword is used. </w:t>
+        <w:t xml:space="preserve">When var keyword is used. </w:t>
       </w:r>
       <w:r>
         <w:t>This variable value will be reassigned</w:t>
@@ -375,15 +565,8 @@
         <w:pStyle w:val="ListParagraph"/>
         <w:ind w:left="1728"/>
       </w:pPr>
-      <w:proofErr w:type="spellStart"/>
-      <w:proofErr w:type="gramStart"/>
-      <w:r>
-        <w:t>var</w:t>
-      </w:r>
-      <w:proofErr w:type="spellEnd"/>
-      <w:proofErr w:type="gramEnd"/>
-      <w:r>
-        <w:t xml:space="preserve"> name: String = “apinotes.com”.</w:t>
+      <w:r>
+        <w:t>var name: String = “apinotes.com”.</w:t>
       </w:r>
     </w:p>
     <w:p>
@@ -398,44 +581,31 @@
         <w:ind w:left="1728"/>
       </w:pPr>
       <w:r>
-        <w:t xml:space="preserve">If you use </w:t>
-      </w:r>
-      <w:proofErr w:type="spellStart"/>
-      <w:proofErr w:type="gramStart"/>
+        <w:t xml:space="preserve">If you use val keyword. </w:t>
+      </w:r>
+      <w:r>
+        <w:t>It is constant value.</w:t>
+      </w:r>
+    </w:p>
+    <w:p>
+      <w:pPr>
+        <w:pStyle w:val="ListParagraph"/>
+        <w:ind w:left="1728"/>
+      </w:pPr>
+      <w:r>
+        <w:t>val keyword is for constant</w:t>
+      </w:r>
+    </w:p>
+    <w:p>
+      <w:pPr>
+        <w:pStyle w:val="ListParagraph"/>
+        <w:ind w:left="1728"/>
+      </w:pPr>
       <w:r>
         <w:t>val</w:t>
       </w:r>
-      <w:proofErr w:type="spellEnd"/>
-      <w:proofErr w:type="gramEnd"/>
-      <w:r>
-        <w:t xml:space="preserve"> keyword. </w:t>
-      </w:r>
-      <w:r>
-        <w:t>It is constant value.</w:t>
-      </w:r>
-    </w:p>
-    <w:p>
-      <w:pPr>
-        <w:pStyle w:val="ListParagraph"/>
-        <w:ind w:left="1728"/>
-      </w:pPr>
-      <w:proofErr w:type="spellStart"/>
-      <w:proofErr w:type="gramStart"/>
-      <w:r>
-        <w:t>val</w:t>
-      </w:r>
-      <w:proofErr w:type="spellEnd"/>
-      <w:proofErr w:type="gramEnd"/>
-      <w:r>
-        <w:t xml:space="preserve"> name: String = “</w:t>
-      </w:r>
-      <w:proofErr w:type="spellStart"/>
-      <w:r>
-        <w:t>apinotes</w:t>
-      </w:r>
-      <w:proofErr w:type="spellEnd"/>
-      <w:r>
-        <w:t>”</w:t>
+      <w:r>
+        <w:t xml:space="preserve"> name: String = “apinotes”</w:t>
       </w:r>
     </w:p>
     <w:p>
@@ -475,7 +645,6 @@
           <w:shd w:val="clear" w:color="auto" w:fill="FFFFFF"/>
         </w:rPr>
       </w:pPr>
-      <w:proofErr w:type="gramStart"/>
       <w:r>
         <w:rPr>
           <w:rFonts w:ascii="Helvetica" w:hAnsi="Helvetica" w:cs="Helvetica"/>
@@ -484,40 +653,7 @@
           <w:szCs w:val="21"/>
           <w:shd w:val="clear" w:color="auto" w:fill="FFFFFF"/>
         </w:rPr>
-        <w:t>everything</w:t>
-      </w:r>
-      <w:proofErr w:type="gramEnd"/>
-      <w:r>
-        <w:rPr>
-          <w:rFonts w:ascii="Helvetica" w:hAnsi="Helvetica" w:cs="Helvetica"/>
-          <w:color w:val="333333"/>
-          <w:sz w:val="21"/>
-          <w:szCs w:val="21"/>
-          <w:shd w:val="clear" w:color="auto" w:fill="FFFFFF"/>
-        </w:rPr>
-        <w:t xml:space="preserve"> is an object In </w:t>
-      </w:r>
-      <w:proofErr w:type="spellStart"/>
-      <w:r>
-        <w:rPr>
-          <w:rFonts w:ascii="Helvetica" w:hAnsi="Helvetica" w:cs="Helvetica"/>
-          <w:color w:val="333333"/>
-          <w:sz w:val="21"/>
-          <w:szCs w:val="21"/>
-          <w:shd w:val="clear" w:color="auto" w:fill="FFFFFF"/>
-        </w:rPr>
-        <w:t>kotlin</w:t>
-      </w:r>
-      <w:proofErr w:type="spellEnd"/>
-      <w:r>
-        <w:rPr>
-          <w:rFonts w:ascii="Helvetica" w:hAnsi="Helvetica" w:cs="Helvetica"/>
-          <w:color w:val="333333"/>
-          <w:sz w:val="21"/>
-          <w:szCs w:val="21"/>
-          <w:shd w:val="clear" w:color="auto" w:fill="FFFFFF"/>
-        </w:rPr>
-        <w:t>.</w:t>
+        <w:t>everything is an object In kotlin.</w:t>
       </w:r>
     </w:p>
     <w:p>
@@ -674,11 +810,9 @@
               <w:pStyle w:val="ListParagraph"/>
               <w:ind w:left="0"/>
             </w:pPr>
-            <w:proofErr w:type="spellStart"/>
             <w:r>
               <w:t>Int</w:t>
             </w:r>
-            <w:proofErr w:type="spellEnd"/>
           </w:p>
         </w:tc>
         <w:tc>
@@ -774,6 +908,428 @@
       <w:r>
         <w:t>Operators</w:t>
       </w:r>
+    </w:p>
+    <w:p>
+      <w:pPr>
+        <w:pStyle w:val="ListParagraph"/>
+        <w:ind w:left="792"/>
+      </w:pPr>
+    </w:p>
+    <w:p>
+      <w:pPr>
+        <w:pStyle w:val="ListParagraph"/>
+        <w:numPr>
+          <w:ilvl w:val="3"/>
+          <w:numId w:val="1"/>
+        </w:numPr>
+      </w:pPr>
+      <w:r>
+        <w:t>Arithmetic Operators:</w:t>
+      </w:r>
+    </w:p>
+    <w:p>
+      <w:pPr>
+        <w:pStyle w:val="ListParagraph"/>
+        <w:ind w:left="1728"/>
+      </w:pPr>
+      <w:r>
+        <w:t>+,  -,  *,  /, % - arithmetic operators</w:t>
+      </w:r>
+    </w:p>
+    <w:p>
+      <w:pPr>
+        <w:pStyle w:val="ListParagraph"/>
+        <w:ind w:left="1728"/>
+      </w:pPr>
+    </w:p>
+    <w:p>
+      <w:pPr>
+        <w:pStyle w:val="ListParagraph"/>
+        <w:numPr>
+          <w:ilvl w:val="3"/>
+          <w:numId w:val="1"/>
+        </w:numPr>
+      </w:pPr>
+      <w:r>
+        <w:t>Assignment operator:</w:t>
+      </w:r>
+    </w:p>
+    <w:p>
+      <w:pPr>
+        <w:pStyle w:val="ListParagraph"/>
+        <w:ind w:left="1728"/>
+      </w:pPr>
+      <w:r>
+        <w:t>=  - assignment operator</w:t>
+      </w:r>
+    </w:p>
+    <w:p>
+      <w:pPr>
+        <w:pStyle w:val="ListParagraph"/>
+      </w:pPr>
+    </w:p>
+    <w:p>
+      <w:pPr>
+        <w:pStyle w:val="ListParagraph"/>
+        <w:numPr>
+          <w:ilvl w:val="3"/>
+          <w:numId w:val="1"/>
+        </w:numPr>
+      </w:pPr>
+      <w:r>
+        <w:t>Comparison operator:</w:t>
+      </w:r>
+    </w:p>
+    <w:p>
+      <w:pPr>
+        <w:pStyle w:val="NoSpacing"/>
+        <w:ind w:left="1440" w:firstLine="288"/>
+      </w:pPr>
+      <w:r>
+        <w:t>==, != - </w:t>
+      </w:r>
+      <w:hyperlink r:id="rId9" w:anchor="equals" w:history="1">
+        <w:r>
+          <w:t>equality operators</w:t>
+        </w:r>
+      </w:hyperlink>
+      <w:r>
+        <w:t> (translated to calls of equals() for non-primitive types)</w:t>
+      </w:r>
+    </w:p>
+    <w:p>
+      <w:pPr>
+        <w:pStyle w:val="NoSpacing"/>
+        <w:ind w:left="360"/>
+      </w:pPr>
+    </w:p>
+    <w:p>
+      <w:pPr>
+        <w:pStyle w:val="NoSpacing"/>
+        <w:ind w:left="1368" w:firstLine="360"/>
+      </w:pPr>
+      <w:r>
+        <w:t>===, !== - </w:t>
+      </w:r>
+      <w:hyperlink r:id="rId10" w:anchor="referential-equality" w:history="1">
+        <w:r>
+          <w:t>referential equality operators</w:t>
+        </w:r>
+      </w:hyperlink>
+    </w:p>
+    <w:p>
+      <w:pPr>
+        <w:pStyle w:val="NoSpacing"/>
+        <w:ind w:left="360"/>
+      </w:pPr>
+    </w:p>
+    <w:p>
+      <w:pPr>
+        <w:pStyle w:val="NoSpacing"/>
+        <w:ind w:left="1080" w:firstLine="648"/>
+      </w:pPr>
+      <w:r>
+        <w:t>&lt;, &gt;, &lt;=, &gt;= - </w:t>
+      </w:r>
+      <w:hyperlink r:id="rId11" w:anchor="comparison" w:history="1">
+        <w:r>
+          <w:t>comparison operators</w:t>
+        </w:r>
+      </w:hyperlink>
+      <w:r>
+        <w:t> (translated to calls of compareTo() for non-primitive types)</w:t>
+      </w:r>
+    </w:p>
+    <w:p>
+      <w:pPr>
+        <w:pStyle w:val="ListParagraph"/>
+        <w:ind w:left="1728"/>
+      </w:pPr>
+    </w:p>
+    <w:p>
+      <w:pPr>
+        <w:pStyle w:val="ListParagraph"/>
+      </w:pPr>
+    </w:p>
+    <w:p>
+      <w:pPr>
+        <w:pStyle w:val="ListParagraph"/>
+        <w:numPr>
+          <w:ilvl w:val="3"/>
+          <w:numId w:val="1"/>
+        </w:numPr>
+      </w:pPr>
+      <w:r>
+        <w:t>Logical operator:</w:t>
+      </w:r>
+    </w:p>
+    <w:p>
+      <w:pPr>
+        <w:ind w:left="1008" w:firstLine="720"/>
+      </w:pPr>
+      <w:r>
+        <w:t>&amp;&amp;, ||, ! logical operators</w:t>
+      </w:r>
+    </w:p>
+    <w:p>
+      <w:pPr>
+        <w:pStyle w:val="ListParagraph"/>
+        <w:ind w:left="1728"/>
+      </w:pPr>
+    </w:p>
+    <w:p>
+      <w:pPr>
+        <w:pStyle w:val="ListParagraph"/>
+      </w:pPr>
+    </w:p>
+    <w:p>
+      <w:pPr>
+        <w:pStyle w:val="ListParagraph"/>
+        <w:numPr>
+          <w:ilvl w:val="3"/>
+          <w:numId w:val="1"/>
+        </w:numPr>
+      </w:pPr>
+      <w:r>
+        <w:lastRenderedPageBreak/>
+        <w:t>Augmented assignment operators:</w:t>
+      </w:r>
+    </w:p>
+    <w:p>
+      <w:pPr>
+        <w:pStyle w:val="ListParagraph"/>
+        <w:ind w:left="1728"/>
+      </w:pPr>
+      <w:r>
+        <w:t>+=, -=, *=, /=, %= - augmented assignment operators</w:t>
+      </w:r>
+    </w:p>
+    <w:p>
+      <w:pPr>
+        <w:pStyle w:val="ListParagraph"/>
+      </w:pPr>
+    </w:p>
+    <w:p>
+      <w:pPr>
+        <w:pStyle w:val="ListParagraph"/>
+        <w:numPr>
+          <w:ilvl w:val="3"/>
+          <w:numId w:val="1"/>
+        </w:numPr>
+      </w:pPr>
+      <w:r>
+        <w:t>Increment and decrement operators:</w:t>
+      </w:r>
+    </w:p>
+    <w:p>
+      <w:pPr>
+        <w:pStyle w:val="ListParagraph"/>
+        <w:ind w:left="792"/>
+      </w:pPr>
+      <w:r>
+        <w:t xml:space="preserve"> </w:t>
+      </w:r>
+      <w:r>
+        <w:tab/>
+        <w:t xml:space="preserve">     </w:t>
+      </w:r>
+      <w:r>
+        <w:t>++, -- - increment and decrement operators</w:t>
+      </w:r>
+    </w:p>
+    <w:p>
+      <w:pPr>
+        <w:pStyle w:val="ListParagraph"/>
+        <w:ind w:left="1728"/>
+      </w:pPr>
+    </w:p>
+    <w:p>
+      <w:pPr>
+        <w:pStyle w:val="ListParagraph"/>
+      </w:pPr>
+    </w:p>
+    <w:p>
+      <w:pPr>
+        <w:pStyle w:val="ListParagraph"/>
+        <w:numPr>
+          <w:ilvl w:val="3"/>
+          <w:numId w:val="1"/>
+        </w:numPr>
+      </w:pPr>
+      <w:r>
+        <w:t>Some other operators:</w:t>
+      </w:r>
+    </w:p>
+    <w:p>
+      <w:pPr>
+        <w:pStyle w:val="ListParagraph"/>
+        <w:ind w:left="1728"/>
+      </w:pPr>
+      <w:r>
+        <w:t>[, ] - </w:t>
+      </w:r>
+      <w:hyperlink r:id="rId12" w:anchor="indexed" w:history="1">
+        <w:r>
+          <w:t>indexed access operator</w:t>
+        </w:r>
+      </w:hyperlink>
+      <w:r>
+        <w:t> (translated to calls of get and set)</w:t>
+      </w:r>
+    </w:p>
+    <w:p>
+      <w:pPr>
+        <w:pStyle w:val="ListParagraph"/>
+        <w:ind w:left="1728"/>
+      </w:pPr>
+      <w:r>
+        <w:t>!! </w:t>
+      </w:r>
+      <w:hyperlink r:id="rId13" w:anchor="the--operator" w:history="1">
+        <w:r>
+          <w:t>asserts that an expression is non-null</w:t>
+        </w:r>
+      </w:hyperlink>
+    </w:p>
+    <w:p>
+      <w:pPr>
+        <w:pStyle w:val="ListParagraph"/>
+        <w:ind w:left="1728"/>
+      </w:pPr>
+      <w:r>
+        <w:t>?. performs a </w:t>
+      </w:r>
+      <w:hyperlink r:id="rId14" w:anchor="safe-calls" w:history="1">
+        <w:r>
+          <w:t>safe call</w:t>
+        </w:r>
+      </w:hyperlink>
+      <w:r>
+        <w:t> (calls a method or accesses a property if the receiver is non-null)</w:t>
+      </w:r>
+    </w:p>
+    <w:p>
+      <w:pPr>
+        <w:pStyle w:val="ListParagraph"/>
+        <w:ind w:left="1728"/>
+      </w:pPr>
+      <w:r>
+        <w:t>?: takes the right-hand value if the left-hand value is null (the </w:t>
+      </w:r>
+      <w:hyperlink r:id="rId15" w:anchor="elvis-operator" w:history="1">
+        <w:r>
+          <w:t>elvis operator</w:t>
+        </w:r>
+      </w:hyperlink>
+      <w:r>
+        <w:t>)</w:t>
+      </w:r>
+    </w:p>
+    <w:p>
+      <w:pPr>
+        <w:pStyle w:val="ListParagraph"/>
+        <w:ind w:left="1728"/>
+      </w:pPr>
+      <w:r>
+        <w:t>:: creates a </w:t>
+      </w:r>
+      <w:hyperlink r:id="rId16" w:anchor="function-references" w:history="1">
+        <w:r>
+          <w:t>member reference</w:t>
+        </w:r>
+      </w:hyperlink>
+      <w:r>
+        <w:t> or a </w:t>
+      </w:r>
+      <w:hyperlink r:id="rId17" w:anchor="class-references" w:history="1">
+        <w:r>
+          <w:t>class reference</w:t>
+        </w:r>
+      </w:hyperlink>
+    </w:p>
+    <w:p>
+      <w:pPr>
+        <w:pStyle w:val="ListParagraph"/>
+        <w:ind w:left="1728"/>
+      </w:pPr>
+      <w:r>
+        <w:t>.. creates a </w:t>
+      </w:r>
+      <w:hyperlink r:id="rId18" w:history="1">
+        <w:r>
+          <w:t>range</w:t>
+        </w:r>
+      </w:hyperlink>
+    </w:p>
+    <w:p>
+      <w:pPr>
+        <w:pStyle w:val="ListParagraph"/>
+        <w:ind w:left="1728"/>
+      </w:pPr>
+      <w:r>
+        <w:t>: separates a name from a type in declarations</w:t>
+      </w:r>
+    </w:p>
+    <w:p>
+      <w:pPr>
+        <w:pStyle w:val="ListParagraph"/>
+        <w:tabs>
+          <w:tab w:val="left" w:pos="4650"/>
+        </w:tabs>
+        <w:ind w:left="1728"/>
+      </w:pPr>
+      <w:r>
+        <w:t>? marks a type as </w:t>
+      </w:r>
+      <w:hyperlink r:id="rId19" w:anchor="nullable-types-and-non-null-types" w:history="1">
+        <w:r>
+          <w:t>nullable</w:t>
+        </w:r>
+      </w:hyperlink>
+      <w:r>
+        <w:tab/>
+      </w:r>
+    </w:p>
+    <w:p>
+      <w:pPr>
+        <w:pStyle w:val="ListParagraph"/>
+        <w:tabs>
+          <w:tab w:val="left" w:pos="4650"/>
+        </w:tabs>
+        <w:ind w:left="1728"/>
+      </w:pPr>
+      <w:r>
+        <w:t>-&gt;lambda</w:t>
+      </w:r>
+    </w:p>
+    <w:p>
+      <w:pPr>
+        <w:pStyle w:val="ListParagraph"/>
+        <w:ind w:left="1728"/>
+      </w:pPr>
+    </w:p>
+    <w:p>
+      <w:pPr>
+        <w:pStyle w:val="ListParagraph"/>
+      </w:pPr>
+    </w:p>
+    <w:p>
+      <w:pPr>
+        <w:pStyle w:val="ListParagraph"/>
+        <w:numPr>
+          <w:ilvl w:val="3"/>
+          <w:numId w:val="1"/>
+        </w:numPr>
+      </w:pPr>
+      <w:r>
+        <w:t>…..</w:t>
+      </w:r>
+    </w:p>
+    <w:p>
+      <w:pPr>
+        <w:pStyle w:val="ListParagraph"/>
+        <w:ind w:left="1728"/>
+      </w:pPr>
     </w:p>
     <w:p>
       <w:pPr>
@@ -791,448 +1347,6 @@
     </w:p>
     <w:p>
       <w:pPr>
-        <w:pStyle w:val="ListParagraph"/>
-        <w:ind w:left="792"/>
-      </w:pPr>
-      <w:r>
-        <w:t>+</w:t>
-      </w:r>
-      <w:proofErr w:type="gramStart"/>
-      <w:r>
-        <w:t>,  -</w:t>
-      </w:r>
-      <w:proofErr w:type="gramEnd"/>
-      <w:r>
-        <w:t>,  *,  /, % - arithmetic operators</w:t>
-      </w:r>
-    </w:p>
-    <w:p>
-      <w:pPr>
-        <w:pStyle w:val="ListParagraph"/>
-        <w:ind w:left="792"/>
-      </w:pPr>
-    </w:p>
-    <w:p>
-      <w:pPr>
-        <w:pStyle w:val="ListParagraph"/>
-        <w:ind w:left="792"/>
-      </w:pPr>
-      <w:proofErr w:type="gramStart"/>
-      <w:r>
-        <w:t>=  -</w:t>
-      </w:r>
-      <w:proofErr w:type="gramEnd"/>
-      <w:r>
-        <w:t xml:space="preserve"> assignment operator</w:t>
-      </w:r>
-    </w:p>
-    <w:p>
-      <w:pPr>
-        <w:pStyle w:val="ListParagraph"/>
-        <w:ind w:left="792"/>
-      </w:pPr>
-    </w:p>
-    <w:p>
-      <w:pPr>
-        <w:pStyle w:val="ListParagraph"/>
-        <w:ind w:left="792"/>
-      </w:pPr>
-      <w:r>
-        <w:t>+=, -=, *=, /=, %= - augmented assignment operators</w:t>
-      </w:r>
-    </w:p>
-    <w:p>
-      <w:pPr>
-        <w:pStyle w:val="ListParagraph"/>
-        <w:ind w:left="792"/>
-      </w:pPr>
-    </w:p>
-    <w:p>
-      <w:pPr>
-        <w:pStyle w:val="ListParagraph"/>
-        <w:ind w:left="792"/>
-      </w:pPr>
-      <w:r>
-        <w:t>++, -- - increment and decrement operators</w:t>
-      </w:r>
-    </w:p>
-    <w:p>
-      <w:pPr>
-        <w:pStyle w:val="ListParagraph"/>
-        <w:ind w:left="792"/>
-      </w:pPr>
-    </w:p>
-    <w:p>
-      <w:pPr>
-        <w:pStyle w:val="ListParagraph"/>
-        <w:ind w:left="792"/>
-      </w:pPr>
-      <w:r>
-        <w:t xml:space="preserve">&amp;&amp;, ||, ! </w:t>
-      </w:r>
-      <w:proofErr w:type="gramStart"/>
-      <w:r>
-        <w:t>logical</w:t>
-      </w:r>
-      <w:proofErr w:type="gramEnd"/>
-      <w:r>
-        <w:t xml:space="preserve"> operators</w:t>
-      </w:r>
-    </w:p>
-    <w:p>
-      <w:pPr>
-        <w:pStyle w:val="ListParagraph"/>
-        <w:ind w:left="792"/>
-      </w:pPr>
-    </w:p>
-    <w:p>
-      <w:pPr>
-        <w:pStyle w:val="NoSpacing"/>
-        <w:ind w:firstLine="720"/>
-      </w:pPr>
-      <w:r>
-        <w:t>==</w:t>
-      </w:r>
-      <w:proofErr w:type="gramStart"/>
-      <w:r>
-        <w:t>, !</w:t>
-      </w:r>
-      <w:proofErr w:type="gramEnd"/>
-      <w:r>
-        <w:t>= - </w:t>
-      </w:r>
-      <w:hyperlink r:id="rId7" w:anchor="equals" w:history="1">
-        <w:r>
-          <w:t>equality operators</w:t>
-        </w:r>
-      </w:hyperlink>
-      <w:r>
-        <w:t> (translated to calls of equals() for non-primitive types)</w:t>
-      </w:r>
-    </w:p>
-    <w:p>
-      <w:pPr>
-        <w:pStyle w:val="NoSpacing"/>
-        <w:ind w:firstLine="720"/>
-      </w:pPr>
-    </w:p>
-    <w:p>
-      <w:pPr>
-        <w:pStyle w:val="NoSpacing"/>
-        <w:ind w:firstLine="720"/>
-      </w:pPr>
-      <w:r>
-        <w:t>===</w:t>
-      </w:r>
-      <w:proofErr w:type="gramStart"/>
-      <w:r>
-        <w:t>, !</w:t>
-      </w:r>
-      <w:proofErr w:type="gramEnd"/>
-      <w:r>
-        <w:t>== - </w:t>
-      </w:r>
-      <w:hyperlink r:id="rId8" w:anchor="referential-equality" w:history="1">
-        <w:r>
-          <w:t>referential equality operators</w:t>
-        </w:r>
-      </w:hyperlink>
-    </w:p>
-    <w:p>
-      <w:pPr>
-        <w:pStyle w:val="NoSpacing"/>
-        <w:ind w:firstLine="720"/>
-      </w:pPr>
-    </w:p>
-    <w:p>
-      <w:pPr>
-        <w:pStyle w:val="NoSpacing"/>
-        <w:ind w:left="720"/>
-      </w:pPr>
-      <w:r>
-        <w:t>&lt;, &gt;, &lt;=, &gt;= - </w:t>
-      </w:r>
-      <w:hyperlink r:id="rId9" w:anchor="comparison" w:history="1">
-        <w:r>
-          <w:t>comparison operators</w:t>
-        </w:r>
-      </w:hyperlink>
-      <w:r>
-        <w:t> (translated to calls of </w:t>
-      </w:r>
-      <w:proofErr w:type="spellStart"/>
-      <w:proofErr w:type="gramStart"/>
-      <w:r>
-        <w:t>compareTo</w:t>
-      </w:r>
-      <w:proofErr w:type="spellEnd"/>
-      <w:r>
-        <w:t>(</w:t>
-      </w:r>
-      <w:proofErr w:type="gramEnd"/>
-      <w:r>
-        <w:t>) for non-primitive types)</w:t>
-      </w:r>
-    </w:p>
-    <w:p>
-      <w:pPr>
-        <w:pStyle w:val="NoSpacing"/>
-      </w:pPr>
-    </w:p>
-    <w:p>
-      <w:pPr>
-        <w:pStyle w:val="NoSpacing"/>
-        <w:ind w:firstLine="720"/>
-      </w:pPr>
-      <w:r>
-        <w:t>[, ] - </w:t>
-      </w:r>
-      <w:hyperlink r:id="rId10" w:anchor="indexed" w:history="1">
-        <w:proofErr w:type="gramStart"/>
-        <w:r>
-          <w:t>indexed</w:t>
-        </w:r>
-        <w:proofErr w:type="gramEnd"/>
-        <w:r>
-          <w:t xml:space="preserve"> access operator</w:t>
-        </w:r>
-      </w:hyperlink>
-      <w:r>
-        <w:t> (translated to calls of get and set)</w:t>
-      </w:r>
-    </w:p>
-    <w:p>
-      <w:pPr>
-        <w:pStyle w:val="NoSpacing"/>
-        <w:ind w:firstLine="720"/>
-      </w:pPr>
-    </w:p>
-    <w:p>
-      <w:pPr>
-        <w:pStyle w:val="NoSpacing"/>
-        <w:ind w:firstLine="720"/>
-      </w:pPr>
-      <w:r>
-        <w:t>!! </w:t>
-      </w:r>
-      <w:hyperlink r:id="rId11" w:anchor="the--operator" w:history="1">
-        <w:proofErr w:type="gramStart"/>
-        <w:r>
-          <w:t>asserts</w:t>
-        </w:r>
-        <w:proofErr w:type="gramEnd"/>
-        <w:r>
-          <w:t xml:space="preserve"> that an expression is non-null</w:t>
-        </w:r>
-      </w:hyperlink>
-    </w:p>
-    <w:p>
-      <w:pPr>
-        <w:pStyle w:val="NoSpacing"/>
-      </w:pPr>
-    </w:p>
-    <w:p>
-      <w:pPr>
-        <w:pStyle w:val="NoSpacing"/>
-        <w:ind w:firstLine="720"/>
-      </w:pPr>
-      <w:r>
-        <w:t>?. </w:t>
-      </w:r>
-      <w:proofErr w:type="gramStart"/>
-      <w:r>
-        <w:t>performs</w:t>
-      </w:r>
-      <w:proofErr w:type="gramEnd"/>
-      <w:r>
-        <w:t xml:space="preserve"> a </w:t>
-      </w:r>
-      <w:hyperlink r:id="rId12" w:anchor="safe-calls" w:history="1">
-        <w:r>
-          <w:t>safe call</w:t>
-        </w:r>
-      </w:hyperlink>
-      <w:r>
-        <w:t> (calls a method or accesses a property if the receiver is non-null)</w:t>
-      </w:r>
-    </w:p>
-    <w:p>
-      <w:pPr>
-        <w:pStyle w:val="NoSpacing"/>
-      </w:pPr>
-    </w:p>
-    <w:p>
-      <w:pPr>
-        <w:pStyle w:val="NoSpacing"/>
-        <w:ind w:firstLine="720"/>
-      </w:pPr>
-      <w:proofErr w:type="gramStart"/>
-      <w:r>
-        <w:t>?: </w:t>
-      </w:r>
-      <w:proofErr w:type="gramEnd"/>
-      <w:r>
-        <w:t>takes the right-hand value if the left-hand value is null (the </w:t>
-      </w:r>
-      <w:proofErr w:type="spellStart"/>
-      <w:r>
-        <w:fldChar w:fldCharType="begin"/>
-      </w:r>
-      <w:r>
-        <w:instrText xml:space="preserve"> HYPERLINK "http://kotlinlang.org/docs/reference/null-safety.html" \l "elvis-operator" </w:instrText>
-      </w:r>
-      <w:r>
-        <w:fldChar w:fldCharType="separate"/>
-      </w:r>
-      <w:r>
-        <w:t>elvis</w:t>
-      </w:r>
-      <w:proofErr w:type="spellEnd"/>
-      <w:r>
-        <w:t xml:space="preserve"> operator</w:t>
-      </w:r>
-      <w:r>
-        <w:fldChar w:fldCharType="end"/>
-      </w:r>
-      <w:r>
-        <w:t>)</w:t>
-      </w:r>
-    </w:p>
-    <w:p>
-      <w:pPr>
-        <w:pStyle w:val="NoSpacing"/>
-        <w:ind w:firstLine="720"/>
-      </w:pPr>
-    </w:p>
-    <w:p>
-      <w:pPr>
-        <w:pStyle w:val="NoSpacing"/>
-        <w:ind w:firstLine="720"/>
-      </w:pPr>
-      <w:proofErr w:type="gramStart"/>
-      <w:r>
-        <w:t>::</w:t>
-      </w:r>
-      <w:proofErr w:type="gramEnd"/>
-      <w:r>
-        <w:t> creates a </w:t>
-      </w:r>
-      <w:hyperlink r:id="rId13" w:anchor="function-references" w:history="1">
-        <w:r>
-          <w:t>member reference</w:t>
-        </w:r>
-      </w:hyperlink>
-      <w:r>
-        <w:t> or a </w:t>
-      </w:r>
-      <w:hyperlink r:id="rId14" w:anchor="class-references" w:history="1">
-        <w:r>
-          <w:t>class reference</w:t>
-        </w:r>
-      </w:hyperlink>
-    </w:p>
-    <w:p>
-      <w:pPr>
-        <w:pStyle w:val="NoSpacing"/>
-        <w:ind w:firstLine="720"/>
-      </w:pPr>
-    </w:p>
-    <w:p>
-      <w:pPr>
-        <w:pStyle w:val="NoSpacing"/>
-        <w:ind w:firstLine="720"/>
-      </w:pPr>
-      <w:r>
-        <w:t>.. </w:t>
-      </w:r>
-      <w:proofErr w:type="gramStart"/>
-      <w:r>
-        <w:t>creates</w:t>
-      </w:r>
-      <w:proofErr w:type="gramEnd"/>
-      <w:r>
-        <w:t xml:space="preserve"> a </w:t>
-      </w:r>
-      <w:hyperlink r:id="rId15" w:history="1">
-        <w:r>
-          <w:t>range</w:t>
-        </w:r>
-      </w:hyperlink>
-    </w:p>
-    <w:p>
-      <w:pPr>
-        <w:pStyle w:val="NoSpacing"/>
-        <w:ind w:firstLine="720"/>
-      </w:pPr>
-    </w:p>
-    <w:p>
-      <w:pPr>
-        <w:pStyle w:val="NoSpacing"/>
-        <w:ind w:firstLine="720"/>
-      </w:pPr>
-      <w:r>
-        <w:t>: separates a name from a type in declarations</w:t>
-      </w:r>
-    </w:p>
-    <w:p>
-      <w:pPr>
-        <w:pStyle w:val="NoSpacing"/>
-        <w:ind w:firstLine="720"/>
-      </w:pPr>
-    </w:p>
-    <w:p>
-      <w:pPr>
-        <w:pStyle w:val="NoSpacing"/>
-        <w:ind w:firstLine="720"/>
-      </w:pPr>
-      <w:r>
-        <w:t>? </w:t>
-      </w:r>
-      <w:proofErr w:type="gramStart"/>
-      <w:r>
-        <w:t>marks</w:t>
-      </w:r>
-      <w:proofErr w:type="gramEnd"/>
-      <w:r>
-        <w:t xml:space="preserve"> a type as </w:t>
-      </w:r>
-      <w:proofErr w:type="spellStart"/>
-      <w:r>
-        <w:fldChar w:fldCharType="begin"/>
-      </w:r>
-      <w:r>
-        <w:instrText xml:space="preserve"> HYPERLINK "https://kotlinlang.org/docs/reference/null-safety.html" \l "nullable-types-and-non-null-types" </w:instrText>
-      </w:r>
-      <w:r>
-        <w:fldChar w:fldCharType="separate"/>
-      </w:r>
-      <w:r>
-        <w:t>nullable</w:t>
-      </w:r>
-      <w:proofErr w:type="spellEnd"/>
-      <w:r>
-        <w:fldChar w:fldCharType="end"/>
-      </w:r>
-    </w:p>
-    <w:p>
-      <w:pPr>
-        <w:pStyle w:val="NoSpacing"/>
-        <w:ind w:firstLine="720"/>
-      </w:pPr>
-    </w:p>
-    <w:p>
-      <w:pPr>
-        <w:pStyle w:val="NoSpacing"/>
-      </w:pPr>
-      <w:r>
-        <w:t xml:space="preserve">               -&gt;</w:t>
-      </w:r>
-      <w:r>
-        <w:t>lambda</w:t>
-      </w:r>
-    </w:p>
-    <w:p>
-      <w:pPr>
         <w:pStyle w:val="NoSpacing"/>
       </w:pPr>
     </w:p>
@@ -1253,6 +1367,12 @@
       <w:r>
         <w:t>Keywords</w:t>
       </w:r>
+    </w:p>
+    <w:p>
+      <w:pPr>
+        <w:pStyle w:val="ListParagraph"/>
+        <w:ind w:left="792"/>
+      </w:pPr>
     </w:p>
     <w:tbl>
       <w:tblPr>
@@ -1576,11 +1696,9 @@
               <w:pStyle w:val="ListParagraph"/>
               <w:ind w:left="0"/>
             </w:pPr>
-            <w:proofErr w:type="spellStart"/>
             <w:r>
               <w:t>val</w:t>
             </w:r>
-            <w:proofErr w:type="spellEnd"/>
           </w:p>
         </w:tc>
         <w:tc>
@@ -1592,11 +1710,9 @@
               <w:pStyle w:val="ListParagraph"/>
               <w:ind w:left="0"/>
             </w:pPr>
-            <w:proofErr w:type="spellStart"/>
             <w:r>
               <w:t>var</w:t>
             </w:r>
-            <w:proofErr w:type="spellEnd"/>
           </w:p>
         </w:tc>
         <w:tc>
@@ -1739,11 +1855,9 @@
               <w:pStyle w:val="ListParagraph"/>
               <w:ind w:left="0"/>
             </w:pPr>
-            <w:proofErr w:type="spellStart"/>
             <w:r>
               <w:t>init</w:t>
             </w:r>
-            <w:proofErr w:type="spellEnd"/>
           </w:p>
         </w:tc>
         <w:tc>
@@ -1755,11 +1869,9 @@
               <w:pStyle w:val="ListParagraph"/>
               <w:ind w:left="0"/>
             </w:pPr>
-            <w:proofErr w:type="spellStart"/>
             <w:r>
               <w:t>param</w:t>
             </w:r>
-            <w:proofErr w:type="spellEnd"/>
           </w:p>
         </w:tc>
         <w:tc>
@@ -1855,11 +1967,9 @@
               <w:pStyle w:val="ListParagraph"/>
               <w:ind w:left="0"/>
             </w:pPr>
-            <w:proofErr w:type="spellStart"/>
             <w:r>
               <w:t>Const</w:t>
             </w:r>
-            <w:proofErr w:type="spellEnd"/>
           </w:p>
         </w:tc>
       </w:tr>
@@ -1876,11 +1986,9 @@
               <w:pStyle w:val="ListParagraph"/>
               <w:ind w:left="0"/>
             </w:pPr>
-            <w:proofErr w:type="spellStart"/>
             <w:r>
               <w:t>const</w:t>
             </w:r>
-            <w:proofErr w:type="spellEnd"/>
           </w:p>
         </w:tc>
         <w:tc>
@@ -1906,11 +2014,9 @@
               <w:pStyle w:val="ListParagraph"/>
               <w:ind w:left="0"/>
             </w:pPr>
-            <w:proofErr w:type="spellStart"/>
             <w:r>
               <w:t>enum</w:t>
             </w:r>
-            <w:proofErr w:type="spellEnd"/>
           </w:p>
         </w:tc>
         <w:tc>
@@ -1992,11 +2098,9 @@
               <w:pStyle w:val="ListParagraph"/>
               <w:ind w:left="0"/>
             </w:pPr>
-            <w:proofErr w:type="spellStart"/>
             <w:r>
               <w:t>lateinit</w:t>
             </w:r>
-            <w:proofErr w:type="spellEnd"/>
           </w:p>
         </w:tc>
         <w:tc>
@@ -2139,11 +2243,9 @@
               <w:pStyle w:val="ListParagraph"/>
               <w:ind w:left="0"/>
             </w:pPr>
-            <w:proofErr w:type="spellStart"/>
             <w:r>
               <w:t>tailrec</w:t>
             </w:r>
-            <w:proofErr w:type="spellEnd"/>
           </w:p>
         </w:tc>
         <w:tc>
@@ -2155,11 +2257,9 @@
               <w:pStyle w:val="ListParagraph"/>
               <w:ind w:left="0"/>
             </w:pPr>
-            <w:proofErr w:type="spellStart"/>
             <w:r>
               <w:t>vararg</w:t>
             </w:r>
-            <w:proofErr w:type="spellEnd"/>
           </w:p>
         </w:tc>
       </w:tr>
@@ -2232,11 +2332,9 @@
               <w:pStyle w:val="ListParagraph"/>
               <w:ind w:left="0"/>
             </w:pPr>
-            <w:proofErr w:type="spellStart"/>
             <w:r>
               <w:t>crossinline</w:t>
             </w:r>
-            <w:proofErr w:type="spellEnd"/>
           </w:p>
         </w:tc>
         <w:tc>
@@ -2290,11 +2388,9 @@
               <w:pStyle w:val="ListParagraph"/>
               <w:ind w:left="0"/>
             </w:pPr>
-            <w:proofErr w:type="spellStart"/>
             <w:r>
               <w:t>typealias</w:t>
             </w:r>
-            <w:proofErr w:type="spellEnd"/>
           </w:p>
         </w:tc>
         <w:tc>
@@ -2326,7 +2422,6 @@
               <w:ind w:left="0"/>
             </w:pPr>
             <w:r>
-              <w:lastRenderedPageBreak/>
               <w:t>!is</w:t>
             </w:r>
           </w:p>
@@ -2444,12 +2539,460 @@
       </w:r>
     </w:p>
     <w:p>
+      <w:pPr>
+        <w:pStyle w:val="ListParagraph"/>
+        <w:numPr>
+          <w:ilvl w:val="0"/>
+          <w:numId w:val="1"/>
+        </w:numPr>
+        <w:rPr>
+          <w:b/>
+        </w:rPr>
+      </w:pPr>
+      <w:r>
+        <w:rPr>
+          <w:b/>
+        </w:rPr>
+        <w:t>Branches</w:t>
+      </w:r>
+    </w:p>
+    <w:p>
+      <w:pPr>
+        <w:pStyle w:val="ListParagraph"/>
+        <w:numPr>
+          <w:ilvl w:val="1"/>
+          <w:numId w:val="1"/>
+        </w:numPr>
+      </w:pPr>
+      <w:r>
+        <w:t xml:space="preserve">If else </w:t>
+      </w:r>
+    </w:p>
+    <w:p>
+      <w:pPr>
+        <w:pStyle w:val="ListParagraph"/>
+        <w:ind w:left="360" w:firstLine="360"/>
+      </w:pPr>
+      <w:r>
+        <w:t>Ex:</w:t>
+      </w:r>
+    </w:p>
+    <w:p>
+      <w:pPr>
+        <w:pStyle w:val="ListParagraph"/>
+        <w:ind w:left="360" w:firstLine="360"/>
+      </w:pPr>
+      <w:r>
+        <w:t>If(a&gt;b){</w:t>
+      </w:r>
+    </w:p>
+    <w:p>
+      <w:pPr>
+        <w:pStyle w:val="ListParagraph"/>
+        <w:ind w:left="360" w:firstLine="360"/>
+      </w:pPr>
+      <w:r>
+        <w:t>}else{</w:t>
+      </w:r>
+    </w:p>
+    <w:p>
+      <w:pPr>
+        <w:pStyle w:val="ListParagraph"/>
+        <w:ind w:left="360" w:firstLine="360"/>
+      </w:pPr>
+      <w:r>
+        <w:lastRenderedPageBreak/>
+        <w:t>}</w:t>
+      </w:r>
+    </w:p>
+    <w:p>
+      <w:pPr>
+        <w:pStyle w:val="ListParagraph"/>
+        <w:ind w:left="360" w:firstLine="360"/>
+      </w:pPr>
+    </w:p>
+    <w:p>
+      <w:pPr>
+        <w:pStyle w:val="ListParagraph"/>
+        <w:ind w:left="360" w:firstLine="360"/>
+      </w:pPr>
+    </w:p>
+    <w:p>
+      <w:pPr>
+        <w:pStyle w:val="ListParagraph"/>
+        <w:numPr>
+          <w:ilvl w:val="1"/>
+          <w:numId w:val="1"/>
+        </w:numPr>
+      </w:pPr>
+      <w:r>
+        <w:t>When</w:t>
+      </w:r>
+    </w:p>
+    <w:p>
+      <w:pPr>
+        <w:pStyle w:val="NoSpacing"/>
+        <w:ind w:left="360" w:firstLine="360"/>
+        <w:rPr>
+          <w:rStyle w:val="cm-keyword"/>
+        </w:rPr>
+      </w:pPr>
+      <w:r>
+        <w:rPr>
+          <w:rStyle w:val="cm-keyword"/>
+        </w:rPr>
+        <w:t>Ex:</w:t>
+      </w:r>
+    </w:p>
+    <w:p>
+      <w:pPr>
+        <w:pStyle w:val="NoSpacing"/>
+        <w:ind w:left="360" w:firstLine="360"/>
+      </w:pPr>
+      <w:r>
+        <w:rPr>
+          <w:rStyle w:val="cm-keyword"/>
+        </w:rPr>
+        <w:t>when</w:t>
+      </w:r>
+      <w:r>
+        <w:t xml:space="preserve"> (</w:t>
+      </w:r>
+      <w:r>
+        <w:rPr>
+          <w:rStyle w:val="cm-variable"/>
+        </w:rPr>
+        <w:t>x</w:t>
+      </w:r>
+      <w:r>
+        <w:t>) {</w:t>
+      </w:r>
+    </w:p>
+    <w:p>
+      <w:pPr>
+        <w:pStyle w:val="NoSpacing"/>
+        <w:ind w:left="360"/>
+      </w:pPr>
+      <w:r>
+        <w:t xml:space="preserve"> </w:t>
+      </w:r>
       <w:r>
         <w:tab/>
       </w:r>
+      <w:r>
+        <w:rPr>
+          <w:rStyle w:val="cm-number"/>
+        </w:rPr>
+        <w:t>1</w:t>
+      </w:r>
+      <w:r>
+        <w:t xml:space="preserve"> </w:t>
+      </w:r>
+      <w:r>
+        <w:rPr>
+          <w:rStyle w:val="cm-operator"/>
+        </w:rPr>
+        <w:t>-&gt;</w:t>
+      </w:r>
+      <w:r>
+        <w:t xml:space="preserve"> </w:t>
+      </w:r>
+      <w:r>
+        <w:rPr>
+          <w:rStyle w:val="cm-variable"/>
+        </w:rPr>
+        <w:t>print</w:t>
+      </w:r>
+      <w:r>
+        <w:t>(</w:t>
+      </w:r>
+      <w:r>
+        <w:rPr>
+          <w:rStyle w:val="cm-string"/>
+        </w:rPr>
+        <w:t>"x == 1"</w:t>
+      </w:r>
+      <w:r>
+        <w:t>)</w:t>
+      </w:r>
+    </w:p>
+    <w:p>
+      <w:pPr>
+        <w:pStyle w:val="NoSpacing"/>
+        <w:ind w:left="360"/>
+      </w:pPr>
+      <w:r>
+        <w:t xml:space="preserve"> </w:t>
+      </w:r>
+      <w:r>
+        <w:tab/>
+      </w:r>
+      <w:r>
+        <w:rPr>
+          <w:rStyle w:val="cm-number"/>
+        </w:rPr>
+        <w:t>2</w:t>
+      </w:r>
+      <w:r>
+        <w:t xml:space="preserve"> </w:t>
+      </w:r>
+      <w:r>
+        <w:rPr>
+          <w:rStyle w:val="cm-operator"/>
+        </w:rPr>
+        <w:t>-&gt;</w:t>
+      </w:r>
+      <w:r>
+        <w:t xml:space="preserve"> </w:t>
+      </w:r>
+      <w:r>
+        <w:rPr>
+          <w:rStyle w:val="cm-variable"/>
+        </w:rPr>
+        <w:t>print</w:t>
+      </w:r>
+      <w:r>
+        <w:t>(</w:t>
+      </w:r>
+      <w:r>
+        <w:rPr>
+          <w:rStyle w:val="cm-string"/>
+        </w:rPr>
+        <w:t>"x == 2"</w:t>
+      </w:r>
+      <w:r>
+        <w:t xml:space="preserve">) </w:t>
+      </w:r>
+    </w:p>
+    <w:p>
+      <w:pPr>
+        <w:pStyle w:val="NoSpacing"/>
+        <w:ind w:left="360" w:firstLine="360"/>
+      </w:pPr>
+      <w:r>
+        <w:rPr>
+          <w:rStyle w:val="cm-keyword"/>
+        </w:rPr>
+        <w:t>else</w:t>
+      </w:r>
+      <w:r>
+        <w:t xml:space="preserve"> </w:t>
+      </w:r>
+      <w:r>
+        <w:rPr>
+          <w:rStyle w:val="cm-operator"/>
+        </w:rPr>
+        <w:t>-&gt;</w:t>
+      </w:r>
+      <w:r>
+        <w:t xml:space="preserve"> { </w:t>
+      </w:r>
+    </w:p>
+    <w:p>
+      <w:pPr>
+        <w:pStyle w:val="NoSpacing"/>
+        <w:ind w:left="360" w:firstLine="360"/>
+      </w:pPr>
+      <w:r>
+        <w:rPr>
+          <w:rStyle w:val="cm-comment"/>
+        </w:rPr>
+        <w:t>// Note the block</w:t>
+      </w:r>
+      <w:r>
+        <w:t xml:space="preserve"> </w:t>
+      </w:r>
+      <w:r>
+        <w:rPr>
+          <w:rStyle w:val="cm-variable"/>
+        </w:rPr>
+        <w:t>print</w:t>
+      </w:r>
+      <w:r>
+        <w:t>(</w:t>
+      </w:r>
+      <w:r>
+        <w:rPr>
+          <w:rStyle w:val="cm-string"/>
+        </w:rPr>
+        <w:t>"x is neither 1 nor 2"</w:t>
+      </w:r>
+      <w:r>
+        <w:t xml:space="preserve">) </w:t>
+      </w:r>
+    </w:p>
+    <w:p>
+      <w:pPr>
+        <w:pStyle w:val="NoSpacing"/>
+        <w:ind w:left="360"/>
+      </w:pPr>
+      <w:r>
+        <w:t xml:space="preserve">    </w:t>
+      </w:r>
+      <w:r>
+        <w:tab/>
+      </w:r>
+      <w:r>
+        <w:t>}</w:t>
+      </w:r>
+    </w:p>
+    <w:p>
+      <w:pPr>
+        <w:pStyle w:val="ListParagraph"/>
+        <w:ind w:left="360"/>
+      </w:pPr>
+      <w:r>
+        <w:t xml:space="preserve"> </w:t>
+      </w:r>
+      <w:r>
+        <w:tab/>
+      </w:r>
+      <w:r>
+        <w:t>}</w:t>
+      </w:r>
+    </w:p>
+    <w:p>
+      <w:pPr>
+        <w:pStyle w:val="ListParagraph"/>
+        <w:numPr>
+          <w:ilvl w:val="0"/>
+          <w:numId w:val="1"/>
+        </w:numPr>
+        <w:rPr>
+          <w:b/>
+        </w:rPr>
+      </w:pPr>
+      <w:r>
+        <w:rPr>
+          <w:b/>
+        </w:rPr>
+        <w:t>Control Flows</w:t>
+      </w:r>
+      <w:r>
+        <w:rPr>
+          <w:b/>
+        </w:rPr>
+        <w:t>:</w:t>
+      </w:r>
+    </w:p>
+    <w:p>
+      <w:pPr>
+        <w:pStyle w:val="ListParagraph"/>
+        <w:numPr>
+          <w:ilvl w:val="1"/>
+          <w:numId w:val="1"/>
+        </w:numPr>
+      </w:pPr>
+      <w:r>
+        <w:t>While</w:t>
+      </w:r>
+    </w:p>
+    <w:p>
+      <w:pPr>
+        <w:pStyle w:val="ListParagraph"/>
+        <w:numPr>
+          <w:ilvl w:val="1"/>
+          <w:numId w:val="1"/>
+        </w:numPr>
+      </w:pPr>
+      <w:r>
+        <w:t>Do-while</w:t>
+      </w:r>
+    </w:p>
+    <w:p>
+      <w:pPr>
+        <w:pStyle w:val="ListParagraph"/>
+        <w:numPr>
+          <w:ilvl w:val="1"/>
+          <w:numId w:val="1"/>
+        </w:numPr>
+      </w:pPr>
+      <w:r>
+        <w:t xml:space="preserve">For </w:t>
+      </w:r>
+    </w:p>
+    <w:p>
+      <w:pPr>
+        <w:pStyle w:val="ListParagraph"/>
+        <w:numPr>
+          <w:ilvl w:val="1"/>
+          <w:numId w:val="1"/>
+        </w:numPr>
+      </w:pPr>
+      <w:r>
+        <w:t>Jumping Statements</w:t>
+      </w:r>
+    </w:p>
+    <w:p>
+      <w:pPr>
+        <w:pStyle w:val="ListParagraph"/>
+        <w:numPr>
+          <w:ilvl w:val="3"/>
+          <w:numId w:val="1"/>
+        </w:numPr>
+      </w:pPr>
+      <w:r>
+        <w:t>Break</w:t>
+      </w:r>
+    </w:p>
+    <w:p>
+      <w:pPr>
+        <w:pStyle w:val="ListParagraph"/>
+        <w:numPr>
+          <w:ilvl w:val="3"/>
+          <w:numId w:val="1"/>
+        </w:numPr>
+      </w:pPr>
+      <w:r>
+        <w:t>Continue</w:t>
+      </w:r>
+    </w:p>
+    <w:p>
+      <w:pPr>
+        <w:pStyle w:val="ListParagraph"/>
+        <w:numPr>
+          <w:ilvl w:val="3"/>
+          <w:numId w:val="1"/>
+        </w:numPr>
+      </w:pPr>
+      <w:r>
+        <w:t>Label</w:t>
+      </w:r>
+    </w:p>
+    <w:p>
+      <w:pPr>
+        <w:pStyle w:val="ListParagraph"/>
+        <w:numPr>
+          <w:ilvl w:val="3"/>
+          <w:numId w:val="1"/>
+        </w:numPr>
+      </w:pPr>
+      <w:r>
+        <w:t>return</w:t>
+      </w:r>
+    </w:p>
+    <w:p>
+      <w:pPr>
+        <w:pStyle w:val="ListParagraph"/>
+        <w:ind w:left="360"/>
+      </w:pPr>
+    </w:p>
+    <w:p>
+      <w:pPr>
+        <w:pStyle w:val="ListParagraph"/>
+        <w:numPr>
+          <w:ilvl w:val="0"/>
+          <w:numId w:val="1"/>
+        </w:numPr>
+      </w:pPr>
+    </w:p>
+    <w:p>
+      <w:r>
+        <w:tab/>
+      </w:r>
     </w:p>
     <w:sectPr>
-      <w:headerReference w:type="default" r:id="rId16"/>
+      <w:headerReference w:type="default" r:id="rId20"/>
       <w:pgSz w:w="11906" w:h="16838"/>
       <w:pgMar w:top="1440" w:right="1440" w:bottom="1440" w:left="1440" w:header="708" w:footer="708" w:gutter="0"/>
       <w:cols w:space="708"/>
@@ -2536,6 +3079,92 @@
 <file path=word/numbering.xml><?xml version="1.0" encoding="utf-8"?>
 <w:numbering xmlns:wpc="http://schemas.microsoft.com/office/word/2010/wordprocessingCanvas" xmlns:mc="http://schemas.openxmlformats.org/markup-compatibility/2006" xmlns:o="urn:schemas-microsoft-com:office:office" xmlns:r="http://schemas.openxmlformats.org/officeDocument/2006/relationships" xmlns:m="http://schemas.openxmlformats.org/officeDocument/2006/math" xmlns:v="urn:schemas-microsoft-com:vml" xmlns:wp14="http://schemas.microsoft.com/office/word/2010/wordprocessingDrawing" xmlns:wp="http://schemas.openxmlformats.org/drawingml/2006/wordprocessingDrawing" xmlns:w10="urn:schemas-microsoft-com:office:word" xmlns:w="http://schemas.openxmlformats.org/wordprocessingml/2006/main" xmlns:w14="http://schemas.microsoft.com/office/word/2010/wordml" xmlns:w15="http://schemas.microsoft.com/office/word/2012/wordml" xmlns:wpg="http://schemas.microsoft.com/office/word/2010/wordprocessingGroup" xmlns:wpi="http://schemas.microsoft.com/office/word/2010/wordprocessingInk" xmlns:wne="http://schemas.microsoft.com/office/word/2006/wordml" xmlns:wps="http://schemas.microsoft.com/office/word/2010/wordprocessingShape" mc:Ignorable="w14 w15 wp14">
   <w:abstractNum w:abstractNumId="0">
+    <w:nsid w:val="15465A63"/>
+    <w:multiLevelType w:val="multilevel"/>
+    <w:tmpl w:val="4009001F"/>
+    <w:lvl w:ilvl="0">
+      <w:start w:val="1"/>
+      <w:numFmt w:val="decimal"/>
+      <w:lvlText w:val="%1."/>
+      <w:lvlJc w:val="left"/>
+      <w:pPr>
+        <w:ind w:left="360" w:hanging="360"/>
+      </w:pPr>
+    </w:lvl>
+    <w:lvl w:ilvl="1">
+      <w:start w:val="1"/>
+      <w:numFmt w:val="decimal"/>
+      <w:lvlText w:val="%1.%2."/>
+      <w:lvlJc w:val="left"/>
+      <w:pPr>
+        <w:ind w:left="792" w:hanging="432"/>
+      </w:pPr>
+    </w:lvl>
+    <w:lvl w:ilvl="2">
+      <w:start w:val="1"/>
+      <w:numFmt w:val="decimal"/>
+      <w:lvlText w:val="%1.%2.%3."/>
+      <w:lvlJc w:val="left"/>
+      <w:pPr>
+        <w:ind w:left="1224" w:hanging="504"/>
+      </w:pPr>
+    </w:lvl>
+    <w:lvl w:ilvl="3">
+      <w:start w:val="1"/>
+      <w:numFmt w:val="decimal"/>
+      <w:lvlText w:val="%1.%2.%3.%4."/>
+      <w:lvlJc w:val="left"/>
+      <w:pPr>
+        <w:ind w:left="1728" w:hanging="648"/>
+      </w:pPr>
+    </w:lvl>
+    <w:lvl w:ilvl="4">
+      <w:start w:val="1"/>
+      <w:numFmt w:val="decimal"/>
+      <w:lvlText w:val="%1.%2.%3.%4.%5."/>
+      <w:lvlJc w:val="left"/>
+      <w:pPr>
+        <w:ind w:left="2232" w:hanging="792"/>
+      </w:pPr>
+    </w:lvl>
+    <w:lvl w:ilvl="5">
+      <w:start w:val="1"/>
+      <w:numFmt w:val="decimal"/>
+      <w:lvlText w:val="%1.%2.%3.%4.%5.%6."/>
+      <w:lvlJc w:val="left"/>
+      <w:pPr>
+        <w:ind w:left="2736" w:hanging="936"/>
+      </w:pPr>
+    </w:lvl>
+    <w:lvl w:ilvl="6">
+      <w:start w:val="1"/>
+      <w:numFmt w:val="decimal"/>
+      <w:lvlText w:val="%1.%2.%3.%4.%5.%6.%7."/>
+      <w:lvlJc w:val="left"/>
+      <w:pPr>
+        <w:ind w:left="3240" w:hanging="1080"/>
+      </w:pPr>
+    </w:lvl>
+    <w:lvl w:ilvl="7">
+      <w:start w:val="1"/>
+      <w:numFmt w:val="decimal"/>
+      <w:lvlText w:val="%1.%2.%3.%4.%5.%6.%7.%8."/>
+      <w:lvlJc w:val="left"/>
+      <w:pPr>
+        <w:ind w:left="3744" w:hanging="1224"/>
+      </w:pPr>
+    </w:lvl>
+    <w:lvl w:ilvl="8">
+      <w:start w:val="1"/>
+      <w:numFmt w:val="decimal"/>
+      <w:lvlText w:val="%1.%2.%3.%4.%5.%6.%7.%8.%9."/>
+      <w:lvlJc w:val="left"/>
+      <w:pPr>
+        <w:ind w:left="4320" w:hanging="1440"/>
+      </w:pPr>
+    </w:lvl>
+  </w:abstractNum>
+  <w:abstractNum w:abstractNumId="1">
     <w:nsid w:val="1DE04061"/>
     <w:multiLevelType w:val="multilevel"/>
     <w:tmpl w:val="F2AEA474"/>
@@ -2684,7 +3313,7 @@
       </w:rPr>
     </w:lvl>
   </w:abstractNum>
-  <w:abstractNum w:abstractNumId="1">
+  <w:abstractNum w:abstractNumId="2">
     <w:nsid w:val="242A225D"/>
     <w:multiLevelType w:val="hybridMultilevel"/>
     <w:tmpl w:val="FF18CECE"/>
@@ -2796,7 +3425,209 @@
       </w:rPr>
     </w:lvl>
   </w:abstractNum>
-  <w:abstractNum w:abstractNumId="2">
+  <w:abstractNum w:abstractNumId="3">
+    <w:nsid w:val="25BF4BFB"/>
+    <w:multiLevelType w:val="hybridMultilevel"/>
+    <w:tmpl w:val="3D90154A"/>
+    <w:lvl w:ilvl="0" w:tplc="40090001">
+      <w:start w:val="1"/>
+      <w:numFmt w:val="bullet"/>
+      <w:lvlText w:val=""/>
+      <w:lvlJc w:val="left"/>
+      <w:pPr>
+        <w:ind w:left="1512" w:hanging="360"/>
+      </w:pPr>
+      <w:rPr>
+        <w:rFonts w:ascii="Symbol" w:hAnsi="Symbol" w:hint="default"/>
+      </w:rPr>
+    </w:lvl>
+    <w:lvl w:ilvl="1" w:tplc="40090003" w:tentative="1">
+      <w:start w:val="1"/>
+      <w:numFmt w:val="bullet"/>
+      <w:lvlText w:val="o"/>
+      <w:lvlJc w:val="left"/>
+      <w:pPr>
+        <w:ind w:left="2232" w:hanging="360"/>
+      </w:pPr>
+      <w:rPr>
+        <w:rFonts w:ascii="Courier New" w:hAnsi="Courier New" w:cs="Courier New" w:hint="default"/>
+      </w:rPr>
+    </w:lvl>
+    <w:lvl w:ilvl="2" w:tplc="40090005" w:tentative="1">
+      <w:start w:val="1"/>
+      <w:numFmt w:val="bullet"/>
+      <w:lvlText w:val=""/>
+      <w:lvlJc w:val="left"/>
+      <w:pPr>
+        <w:ind w:left="2952" w:hanging="360"/>
+      </w:pPr>
+      <w:rPr>
+        <w:rFonts w:ascii="Wingdings" w:hAnsi="Wingdings" w:hint="default"/>
+      </w:rPr>
+    </w:lvl>
+    <w:lvl w:ilvl="3" w:tplc="40090001" w:tentative="1">
+      <w:start w:val="1"/>
+      <w:numFmt w:val="bullet"/>
+      <w:lvlText w:val=""/>
+      <w:lvlJc w:val="left"/>
+      <w:pPr>
+        <w:ind w:left="3672" w:hanging="360"/>
+      </w:pPr>
+      <w:rPr>
+        <w:rFonts w:ascii="Symbol" w:hAnsi="Symbol" w:hint="default"/>
+      </w:rPr>
+    </w:lvl>
+    <w:lvl w:ilvl="4" w:tplc="40090003" w:tentative="1">
+      <w:start w:val="1"/>
+      <w:numFmt w:val="bullet"/>
+      <w:lvlText w:val="o"/>
+      <w:lvlJc w:val="left"/>
+      <w:pPr>
+        <w:ind w:left="4392" w:hanging="360"/>
+      </w:pPr>
+      <w:rPr>
+        <w:rFonts w:ascii="Courier New" w:hAnsi="Courier New" w:cs="Courier New" w:hint="default"/>
+      </w:rPr>
+    </w:lvl>
+    <w:lvl w:ilvl="5" w:tplc="40090005" w:tentative="1">
+      <w:start w:val="1"/>
+      <w:numFmt w:val="bullet"/>
+      <w:lvlText w:val=""/>
+      <w:lvlJc w:val="left"/>
+      <w:pPr>
+        <w:ind w:left="5112" w:hanging="360"/>
+      </w:pPr>
+      <w:rPr>
+        <w:rFonts w:ascii="Wingdings" w:hAnsi="Wingdings" w:hint="default"/>
+      </w:rPr>
+    </w:lvl>
+    <w:lvl w:ilvl="6" w:tplc="40090001" w:tentative="1">
+      <w:start w:val="1"/>
+      <w:numFmt w:val="bullet"/>
+      <w:lvlText w:val=""/>
+      <w:lvlJc w:val="left"/>
+      <w:pPr>
+        <w:ind w:left="5832" w:hanging="360"/>
+      </w:pPr>
+      <w:rPr>
+        <w:rFonts w:ascii="Symbol" w:hAnsi="Symbol" w:hint="default"/>
+      </w:rPr>
+    </w:lvl>
+    <w:lvl w:ilvl="7" w:tplc="40090003" w:tentative="1">
+      <w:start w:val="1"/>
+      <w:numFmt w:val="bullet"/>
+      <w:lvlText w:val="o"/>
+      <w:lvlJc w:val="left"/>
+      <w:pPr>
+        <w:ind w:left="6552" w:hanging="360"/>
+      </w:pPr>
+      <w:rPr>
+        <w:rFonts w:ascii="Courier New" w:hAnsi="Courier New" w:cs="Courier New" w:hint="default"/>
+      </w:rPr>
+    </w:lvl>
+    <w:lvl w:ilvl="8" w:tplc="40090005" w:tentative="1">
+      <w:start w:val="1"/>
+      <w:numFmt w:val="bullet"/>
+      <w:lvlText w:val=""/>
+      <w:lvlJc w:val="left"/>
+      <w:pPr>
+        <w:ind w:left="7272" w:hanging="360"/>
+      </w:pPr>
+      <w:rPr>
+        <w:rFonts w:ascii="Wingdings" w:hAnsi="Wingdings" w:hint="default"/>
+      </w:rPr>
+    </w:lvl>
+  </w:abstractNum>
+  <w:abstractNum w:abstractNumId="4">
+    <w:nsid w:val="2ADA2D7A"/>
+    <w:multiLevelType w:val="hybridMultilevel"/>
+    <w:tmpl w:val="D01A10D4"/>
+    <w:lvl w:ilvl="0" w:tplc="4009000F">
+      <w:start w:val="1"/>
+      <w:numFmt w:val="decimal"/>
+      <w:lvlText w:val="%1."/>
+      <w:lvlJc w:val="left"/>
+      <w:pPr>
+        <w:ind w:left="720" w:hanging="360"/>
+      </w:pPr>
+      <w:rPr>
+        <w:rFonts w:hint="default"/>
+      </w:rPr>
+    </w:lvl>
+    <w:lvl w:ilvl="1" w:tplc="40090019" w:tentative="1">
+      <w:start w:val="1"/>
+      <w:numFmt w:val="lowerLetter"/>
+      <w:lvlText w:val="%2."/>
+      <w:lvlJc w:val="left"/>
+      <w:pPr>
+        <w:ind w:left="1440" w:hanging="360"/>
+      </w:pPr>
+    </w:lvl>
+    <w:lvl w:ilvl="2" w:tplc="4009001B" w:tentative="1">
+      <w:start w:val="1"/>
+      <w:numFmt w:val="lowerRoman"/>
+      <w:lvlText w:val="%3."/>
+      <w:lvlJc w:val="right"/>
+      <w:pPr>
+        <w:ind w:left="2160" w:hanging="180"/>
+      </w:pPr>
+    </w:lvl>
+    <w:lvl w:ilvl="3" w:tplc="4009000F" w:tentative="1">
+      <w:start w:val="1"/>
+      <w:numFmt w:val="decimal"/>
+      <w:lvlText w:val="%4."/>
+      <w:lvlJc w:val="left"/>
+      <w:pPr>
+        <w:ind w:left="2880" w:hanging="360"/>
+      </w:pPr>
+    </w:lvl>
+    <w:lvl w:ilvl="4" w:tplc="40090019" w:tentative="1">
+      <w:start w:val="1"/>
+      <w:numFmt w:val="lowerLetter"/>
+      <w:lvlText w:val="%5."/>
+      <w:lvlJc w:val="left"/>
+      <w:pPr>
+        <w:ind w:left="3600" w:hanging="360"/>
+      </w:pPr>
+    </w:lvl>
+    <w:lvl w:ilvl="5" w:tplc="4009001B" w:tentative="1">
+      <w:start w:val="1"/>
+      <w:numFmt w:val="lowerRoman"/>
+      <w:lvlText w:val="%6."/>
+      <w:lvlJc w:val="right"/>
+      <w:pPr>
+        <w:ind w:left="4320" w:hanging="180"/>
+      </w:pPr>
+    </w:lvl>
+    <w:lvl w:ilvl="6" w:tplc="4009000F" w:tentative="1">
+      <w:start w:val="1"/>
+      <w:numFmt w:val="decimal"/>
+      <w:lvlText w:val="%7."/>
+      <w:lvlJc w:val="left"/>
+      <w:pPr>
+        <w:ind w:left="5040" w:hanging="360"/>
+      </w:pPr>
+    </w:lvl>
+    <w:lvl w:ilvl="7" w:tplc="40090019" w:tentative="1">
+      <w:start w:val="1"/>
+      <w:numFmt w:val="lowerLetter"/>
+      <w:lvlText w:val="%8."/>
+      <w:lvlJc w:val="left"/>
+      <w:pPr>
+        <w:ind w:left="5760" w:hanging="360"/>
+      </w:pPr>
+    </w:lvl>
+    <w:lvl w:ilvl="8" w:tplc="4009001B" w:tentative="1">
+      <w:start w:val="1"/>
+      <w:numFmt w:val="lowerRoman"/>
+      <w:lvlText w:val="%9."/>
+      <w:lvlJc w:val="right"/>
+      <w:pPr>
+        <w:ind w:left="6480" w:hanging="180"/>
+      </w:pPr>
+    </w:lvl>
+  </w:abstractNum>
+  <w:abstractNum w:abstractNumId="5">
     <w:nsid w:val="3567783A"/>
     <w:multiLevelType w:val="hybridMultilevel"/>
     <w:tmpl w:val="17F439AA"/>
@@ -2908,7 +3739,7 @@
       </w:rPr>
     </w:lvl>
   </w:abstractNum>
-  <w:abstractNum w:abstractNumId="3">
+  <w:abstractNum w:abstractNumId="6">
     <w:nsid w:val="452E2E8E"/>
     <w:multiLevelType w:val="hybridMultilevel"/>
     <w:tmpl w:val="C5EA33EC"/>
@@ -3020,7 +3851,7 @@
       </w:rPr>
     </w:lvl>
   </w:abstractNum>
-  <w:abstractNum w:abstractNumId="4">
+  <w:abstractNum w:abstractNumId="7">
     <w:nsid w:val="46DB0343"/>
     <w:multiLevelType w:val="multilevel"/>
     <w:tmpl w:val="4009001F"/>
@@ -3106,7 +3937,120 @@
       </w:pPr>
     </w:lvl>
   </w:abstractNum>
-  <w:abstractNum w:abstractNumId="5">
+  <w:abstractNum w:abstractNumId="8">
+    <w:nsid w:val="50E11A2C"/>
+    <w:multiLevelType w:val="hybridMultilevel"/>
+    <w:tmpl w:val="913AE898"/>
+    <w:lvl w:ilvl="0" w:tplc="40090001">
+      <w:start w:val="1"/>
+      <w:numFmt w:val="bullet"/>
+      <w:lvlText w:val=""/>
+      <w:lvlJc w:val="left"/>
+      <w:pPr>
+        <w:ind w:left="1512" w:hanging="360"/>
+      </w:pPr>
+      <w:rPr>
+        <w:rFonts w:ascii="Symbol" w:hAnsi="Symbol" w:hint="default"/>
+      </w:rPr>
+    </w:lvl>
+    <w:lvl w:ilvl="1" w:tplc="40090003" w:tentative="1">
+      <w:start w:val="1"/>
+      <w:numFmt w:val="bullet"/>
+      <w:lvlText w:val="o"/>
+      <w:lvlJc w:val="left"/>
+      <w:pPr>
+        <w:ind w:left="2232" w:hanging="360"/>
+      </w:pPr>
+      <w:rPr>
+        <w:rFonts w:ascii="Courier New" w:hAnsi="Courier New" w:cs="Courier New" w:hint="default"/>
+      </w:rPr>
+    </w:lvl>
+    <w:lvl w:ilvl="2" w:tplc="40090005" w:tentative="1">
+      <w:start w:val="1"/>
+      <w:numFmt w:val="bullet"/>
+      <w:lvlText w:val=""/>
+      <w:lvlJc w:val="left"/>
+      <w:pPr>
+        <w:ind w:left="2952" w:hanging="360"/>
+      </w:pPr>
+      <w:rPr>
+        <w:rFonts w:ascii="Wingdings" w:hAnsi="Wingdings" w:hint="default"/>
+      </w:rPr>
+    </w:lvl>
+    <w:lvl w:ilvl="3" w:tplc="40090001" w:tentative="1">
+      <w:start w:val="1"/>
+      <w:numFmt w:val="bullet"/>
+      <w:lvlText w:val=""/>
+      <w:lvlJc w:val="left"/>
+      <w:pPr>
+        <w:ind w:left="3672" w:hanging="360"/>
+      </w:pPr>
+      <w:rPr>
+        <w:rFonts w:ascii="Symbol" w:hAnsi="Symbol" w:hint="default"/>
+      </w:rPr>
+    </w:lvl>
+    <w:lvl w:ilvl="4" w:tplc="40090003" w:tentative="1">
+      <w:start w:val="1"/>
+      <w:numFmt w:val="bullet"/>
+      <w:lvlText w:val="o"/>
+      <w:lvlJc w:val="left"/>
+      <w:pPr>
+        <w:ind w:left="4392" w:hanging="360"/>
+      </w:pPr>
+      <w:rPr>
+        <w:rFonts w:ascii="Courier New" w:hAnsi="Courier New" w:cs="Courier New" w:hint="default"/>
+      </w:rPr>
+    </w:lvl>
+    <w:lvl w:ilvl="5" w:tplc="40090005" w:tentative="1">
+      <w:start w:val="1"/>
+      <w:numFmt w:val="bullet"/>
+      <w:lvlText w:val=""/>
+      <w:lvlJc w:val="left"/>
+      <w:pPr>
+        <w:ind w:left="5112" w:hanging="360"/>
+      </w:pPr>
+      <w:rPr>
+        <w:rFonts w:ascii="Wingdings" w:hAnsi="Wingdings" w:hint="default"/>
+      </w:rPr>
+    </w:lvl>
+    <w:lvl w:ilvl="6" w:tplc="40090001" w:tentative="1">
+      <w:start w:val="1"/>
+      <w:numFmt w:val="bullet"/>
+      <w:lvlText w:val=""/>
+      <w:lvlJc w:val="left"/>
+      <w:pPr>
+        <w:ind w:left="5832" w:hanging="360"/>
+      </w:pPr>
+      <w:rPr>
+        <w:rFonts w:ascii="Symbol" w:hAnsi="Symbol" w:hint="default"/>
+      </w:rPr>
+    </w:lvl>
+    <w:lvl w:ilvl="7" w:tplc="40090003" w:tentative="1">
+      <w:start w:val="1"/>
+      <w:numFmt w:val="bullet"/>
+      <w:lvlText w:val="o"/>
+      <w:lvlJc w:val="left"/>
+      <w:pPr>
+        <w:ind w:left="6552" w:hanging="360"/>
+      </w:pPr>
+      <w:rPr>
+        <w:rFonts w:ascii="Courier New" w:hAnsi="Courier New" w:cs="Courier New" w:hint="default"/>
+      </w:rPr>
+    </w:lvl>
+    <w:lvl w:ilvl="8" w:tplc="40090005" w:tentative="1">
+      <w:start w:val="1"/>
+      <w:numFmt w:val="bullet"/>
+      <w:lvlText w:val=""/>
+      <w:lvlJc w:val="left"/>
+      <w:pPr>
+        <w:ind w:left="7272" w:hanging="360"/>
+      </w:pPr>
+      <w:rPr>
+        <w:rFonts w:ascii="Wingdings" w:hAnsi="Wingdings" w:hint="default"/>
+      </w:rPr>
+    </w:lvl>
+  </w:abstractNum>
+  <w:abstractNum w:abstractNumId="9">
     <w:nsid w:val="64CE77DB"/>
     <w:multiLevelType w:val="hybridMultilevel"/>
     <w:tmpl w:val="13F4C328"/>
@@ -3218,7 +4162,7 @@
       </w:rPr>
     </w:lvl>
   </w:abstractNum>
-  <w:abstractNum w:abstractNumId="6">
+  <w:abstractNum w:abstractNumId="10">
     <w:nsid w:val="70890D2C"/>
     <w:multiLevelType w:val="hybridMultilevel"/>
     <w:tmpl w:val="DDEC4AEA"/>
@@ -3330,26 +4274,154 @@
       </w:rPr>
     </w:lvl>
   </w:abstractNum>
+  <w:abstractNum w:abstractNumId="11">
+    <w:nsid w:val="75F22705"/>
+    <w:multiLevelType w:val="hybridMultilevel"/>
+    <w:tmpl w:val="3342F6EE"/>
+    <w:lvl w:ilvl="0" w:tplc="40090001">
+      <w:start w:val="1"/>
+      <w:numFmt w:val="bullet"/>
+      <w:lvlText w:val=""/>
+      <w:lvlJc w:val="left"/>
+      <w:pPr>
+        <w:ind w:left="2448" w:hanging="360"/>
+      </w:pPr>
+      <w:rPr>
+        <w:rFonts w:ascii="Symbol" w:hAnsi="Symbol" w:hint="default"/>
+      </w:rPr>
+    </w:lvl>
+    <w:lvl w:ilvl="1" w:tplc="40090003" w:tentative="1">
+      <w:start w:val="1"/>
+      <w:numFmt w:val="bullet"/>
+      <w:lvlText w:val="o"/>
+      <w:lvlJc w:val="left"/>
+      <w:pPr>
+        <w:ind w:left="3168" w:hanging="360"/>
+      </w:pPr>
+      <w:rPr>
+        <w:rFonts w:ascii="Courier New" w:hAnsi="Courier New" w:cs="Courier New" w:hint="default"/>
+      </w:rPr>
+    </w:lvl>
+    <w:lvl w:ilvl="2" w:tplc="40090005" w:tentative="1">
+      <w:start w:val="1"/>
+      <w:numFmt w:val="bullet"/>
+      <w:lvlText w:val=""/>
+      <w:lvlJc w:val="left"/>
+      <w:pPr>
+        <w:ind w:left="3888" w:hanging="360"/>
+      </w:pPr>
+      <w:rPr>
+        <w:rFonts w:ascii="Wingdings" w:hAnsi="Wingdings" w:hint="default"/>
+      </w:rPr>
+    </w:lvl>
+    <w:lvl w:ilvl="3" w:tplc="40090001" w:tentative="1">
+      <w:start w:val="1"/>
+      <w:numFmt w:val="bullet"/>
+      <w:lvlText w:val=""/>
+      <w:lvlJc w:val="left"/>
+      <w:pPr>
+        <w:ind w:left="4608" w:hanging="360"/>
+      </w:pPr>
+      <w:rPr>
+        <w:rFonts w:ascii="Symbol" w:hAnsi="Symbol" w:hint="default"/>
+      </w:rPr>
+    </w:lvl>
+    <w:lvl w:ilvl="4" w:tplc="40090003" w:tentative="1">
+      <w:start w:val="1"/>
+      <w:numFmt w:val="bullet"/>
+      <w:lvlText w:val="o"/>
+      <w:lvlJc w:val="left"/>
+      <w:pPr>
+        <w:ind w:left="5328" w:hanging="360"/>
+      </w:pPr>
+      <w:rPr>
+        <w:rFonts w:ascii="Courier New" w:hAnsi="Courier New" w:cs="Courier New" w:hint="default"/>
+      </w:rPr>
+    </w:lvl>
+    <w:lvl w:ilvl="5" w:tplc="40090005" w:tentative="1">
+      <w:start w:val="1"/>
+      <w:numFmt w:val="bullet"/>
+      <w:lvlText w:val=""/>
+      <w:lvlJc w:val="left"/>
+      <w:pPr>
+        <w:ind w:left="6048" w:hanging="360"/>
+      </w:pPr>
+      <w:rPr>
+        <w:rFonts w:ascii="Wingdings" w:hAnsi="Wingdings" w:hint="default"/>
+      </w:rPr>
+    </w:lvl>
+    <w:lvl w:ilvl="6" w:tplc="40090001" w:tentative="1">
+      <w:start w:val="1"/>
+      <w:numFmt w:val="bullet"/>
+      <w:lvlText w:val=""/>
+      <w:lvlJc w:val="left"/>
+      <w:pPr>
+        <w:ind w:left="6768" w:hanging="360"/>
+      </w:pPr>
+      <w:rPr>
+        <w:rFonts w:ascii="Symbol" w:hAnsi="Symbol" w:hint="default"/>
+      </w:rPr>
+    </w:lvl>
+    <w:lvl w:ilvl="7" w:tplc="40090003" w:tentative="1">
+      <w:start w:val="1"/>
+      <w:numFmt w:val="bullet"/>
+      <w:lvlText w:val="o"/>
+      <w:lvlJc w:val="left"/>
+      <w:pPr>
+        <w:ind w:left="7488" w:hanging="360"/>
+      </w:pPr>
+      <w:rPr>
+        <w:rFonts w:ascii="Courier New" w:hAnsi="Courier New" w:cs="Courier New" w:hint="default"/>
+      </w:rPr>
+    </w:lvl>
+    <w:lvl w:ilvl="8" w:tplc="40090005" w:tentative="1">
+      <w:start w:val="1"/>
+      <w:numFmt w:val="bullet"/>
+      <w:lvlText w:val=""/>
+      <w:lvlJc w:val="left"/>
+      <w:pPr>
+        <w:ind w:left="8208" w:hanging="360"/>
+      </w:pPr>
+      <w:rPr>
+        <w:rFonts w:ascii="Wingdings" w:hAnsi="Wingdings" w:hint="default"/>
+      </w:rPr>
+    </w:lvl>
+  </w:abstractNum>
   <w:num w:numId="1">
+    <w:abstractNumId w:val="7"/>
+  </w:num>
+  <w:num w:numId="2">
+    <w:abstractNumId w:val="1"/>
+  </w:num>
+  <w:num w:numId="3">
+    <w:abstractNumId w:val="10"/>
+  </w:num>
+  <w:num w:numId="4">
+    <w:abstractNumId w:val="6"/>
+  </w:num>
+  <w:num w:numId="5">
+    <w:abstractNumId w:val="5"/>
+  </w:num>
+  <w:num w:numId="6">
+    <w:abstractNumId w:val="9"/>
+  </w:num>
+  <w:num w:numId="7">
+    <w:abstractNumId w:val="2"/>
+  </w:num>
+  <w:num w:numId="8">
+    <w:abstractNumId w:val="3"/>
+  </w:num>
+  <w:num w:numId="9">
+    <w:abstractNumId w:val="8"/>
+  </w:num>
+  <w:num w:numId="10">
     <w:abstractNumId w:val="4"/>
   </w:num>
-  <w:num w:numId="2">
+  <w:num w:numId="11">
     <w:abstractNumId w:val="0"/>
   </w:num>
-  <w:num w:numId="3">
-    <w:abstractNumId w:val="6"/>
-  </w:num>
-  <w:num w:numId="4">
-    <w:abstractNumId w:val="3"/>
-  </w:num>
-  <w:num w:numId="5">
-    <w:abstractNumId w:val="2"/>
-  </w:num>
-  <w:num w:numId="6">
-    <w:abstractNumId w:val="5"/>
-  </w:num>
-  <w:num w:numId="7">
-    <w:abstractNumId w:val="1"/>
+  <w:num w:numId="12">
+    <w:abstractNumId w:val="11"/>
   </w:num>
 </w:numbering>
 </file>
@@ -3873,7 +4945,6 @@
     <w:name w:val="Hyperlink"/>
     <w:basedOn w:val="DefaultParagraphFont"/>
     <w:uiPriority w:val="99"/>
-    <w:semiHidden/>
     <w:unhideWhenUsed/>
     <w:rsid w:val="007F1FDD"/>
     <w:rPr>
@@ -3889,6 +4960,36 @@
     <w:pPr>
       <w:spacing w:after="0" w:line="240" w:lineRule="auto"/>
     </w:pPr>
+  </w:style>
+  <w:style w:type="character" w:customStyle="1" w:styleId="cm-keyword">
+    <w:name w:val="cm-keyword"/>
+    <w:basedOn w:val="DefaultParagraphFont"/>
+    <w:rsid w:val="004879C2"/>
+  </w:style>
+  <w:style w:type="character" w:customStyle="1" w:styleId="cm-variable">
+    <w:name w:val="cm-variable"/>
+    <w:basedOn w:val="DefaultParagraphFont"/>
+    <w:rsid w:val="004879C2"/>
+  </w:style>
+  <w:style w:type="character" w:customStyle="1" w:styleId="cm-number">
+    <w:name w:val="cm-number"/>
+    <w:basedOn w:val="DefaultParagraphFont"/>
+    <w:rsid w:val="004879C2"/>
+  </w:style>
+  <w:style w:type="character" w:customStyle="1" w:styleId="cm-operator">
+    <w:name w:val="cm-operator"/>
+    <w:basedOn w:val="DefaultParagraphFont"/>
+    <w:rsid w:val="004879C2"/>
+  </w:style>
+  <w:style w:type="character" w:customStyle="1" w:styleId="cm-string">
+    <w:name w:val="cm-string"/>
+    <w:basedOn w:val="DefaultParagraphFont"/>
+    <w:rsid w:val="004879C2"/>
+  </w:style>
+  <w:style w:type="character" w:customStyle="1" w:styleId="cm-comment">
+    <w:name w:val="cm-comment"/>
+    <w:basedOn w:val="DefaultParagraphFont"/>
+    <w:rsid w:val="004879C2"/>
   </w:style>
 </w:styles>
 </file>

--- a/kotlin_tut_2.docx
+++ b/kotlin_tut_2.docx
@@ -445,8 +445,15 @@
           <w:numId w:val="12"/>
         </w:numPr>
       </w:pPr>
-      <w:bookmarkStart w:id="0" w:name="_GoBack"/>
-      <w:bookmarkEnd w:id="0"/>
+      <w:r>
+        <w:t>Numb</w:t>
+      </w:r>
+      <w:r>
+        <w:t>ers is allowed Ex: emp1.  But the number</w:t>
+      </w:r>
+      <w:r>
+        <w:t xml:space="preserve"> should not be first letter in a variable </w:t>
+      </w:r>
     </w:p>
     <w:p>
       <w:pPr>
@@ -487,6 +494,7 @@
         <w:ind w:left="1728"/>
       </w:pPr>
       <w:r>
+        <w:lastRenderedPageBreak/>
         <w:t>Let’s us see an example</w:t>
       </w:r>
     </w:p>
@@ -581,20 +589,11 @@
         <w:ind w:left="1728"/>
       </w:pPr>
       <w:r>
-        <w:t xml:space="preserve">If you use val keyword. </w:t>
-      </w:r>
-      <w:r>
-        <w:t>It is constant value.</w:t>
-      </w:r>
-    </w:p>
-    <w:p>
-      <w:pPr>
-        <w:pStyle w:val="ListParagraph"/>
-        <w:ind w:left="1728"/>
-      </w:pPr>
-      <w:r>
         <w:t>val keyword is for constant</w:t>
       </w:r>
+      <w:r>
+        <w:t>.</w:t>
+      </w:r>
     </w:p>
     <w:p>
       <w:pPr>
@@ -605,7 +604,13 @@
         <w:t>val</w:t>
       </w:r>
       <w:r>
-        <w:t xml:space="preserve"> name: String = “apinotes”</w:t>
+        <w:t xml:space="preserve"> name: String = “apinotes</w:t>
+      </w:r>
+      <w:r>
+        <w:t>.com</w:t>
+      </w:r>
+      <w:r>
+        <w:t>”</w:t>
       </w:r>
     </w:p>
     <w:p>
@@ -653,7 +658,76 @@
           <w:szCs w:val="21"/>
           <w:shd w:val="clear" w:color="auto" w:fill="FFFFFF"/>
         </w:rPr>
-        <w:t>everything is an object In kotlin.</w:t>
+        <w:t>Kotlin considers the data type as everything is an object</w:t>
+      </w:r>
+      <w:r>
+        <w:rPr>
+          <w:rFonts w:ascii="Helvetica" w:hAnsi="Helvetica" w:cs="Helvetica"/>
+          <w:color w:val="333333"/>
+          <w:sz w:val="21"/>
+          <w:szCs w:val="21"/>
+          <w:shd w:val="clear" w:color="auto" w:fill="FFFFFF"/>
+        </w:rPr>
+        <w:t>.</w:t>
+      </w:r>
+      <w:r>
+        <w:rPr>
+          <w:rFonts w:ascii="Helvetica" w:hAnsi="Helvetica" w:cs="Helvetica"/>
+          <w:color w:val="333333"/>
+          <w:sz w:val="21"/>
+          <w:szCs w:val="21"/>
+          <w:shd w:val="clear" w:color="auto" w:fill="FFFFFF"/>
+        </w:rPr>
+        <w:t xml:space="preserve"> But internally Kotlin converts to primitive data type at running time</w:t>
+      </w:r>
+      <w:r>
+        <w:rPr>
+          <w:rFonts w:ascii="Helvetica" w:hAnsi="Helvetica" w:cs="Helvetica"/>
+          <w:color w:val="333333"/>
+          <w:sz w:val="21"/>
+          <w:szCs w:val="21"/>
+          <w:shd w:val="clear" w:color="auto" w:fill="FFFFFF"/>
+        </w:rPr>
+        <w:t>.</w:t>
+      </w:r>
+    </w:p>
+    <w:p>
+      <w:pPr>
+        <w:pStyle w:val="ListParagraph"/>
+        <w:ind w:left="792"/>
+        <w:rPr>
+          <w:rFonts w:ascii="Helvetica" w:hAnsi="Helvetica" w:cs="Helvetica"/>
+          <w:color w:val="333333"/>
+          <w:sz w:val="21"/>
+          <w:szCs w:val="21"/>
+          <w:shd w:val="clear" w:color="auto" w:fill="FFFFFF"/>
+        </w:rPr>
+      </w:pPr>
+    </w:p>
+    <w:p>
+      <w:pPr>
+        <w:pStyle w:val="ListParagraph"/>
+        <w:numPr>
+          <w:ilvl w:val="3"/>
+          <w:numId w:val="1"/>
+        </w:numPr>
+        <w:rPr>
+          <w:rFonts w:ascii="Helvetica" w:hAnsi="Helvetica" w:cs="Helvetica"/>
+          <w:color w:val="333333"/>
+          <w:sz w:val="21"/>
+          <w:szCs w:val="21"/>
+          <w:shd w:val="clear" w:color="auto" w:fill="FFFFFF"/>
+        </w:rPr>
+      </w:pPr>
+      <w:r>
+        <w:rPr>
+          <w:rFonts w:ascii="Helvetica" w:hAnsi="Helvetica" w:cs="Helvetica"/>
+          <w:color w:val="333333"/>
+          <w:sz w:val="21"/>
+          <w:szCs w:val="21"/>
+          <w:shd w:val="clear" w:color="auto" w:fill="FFFFFF"/>
+        </w:rPr>
+        <w:t>Numbers:</w:t>
       </w:r>
     </w:p>
     <w:p>
@@ -901,18 +975,45 @@
       <w:pPr>
         <w:pStyle w:val="ListParagraph"/>
         <w:numPr>
-          <w:ilvl w:val="1"/>
+          <w:ilvl w:val="3"/>
           <w:numId w:val="1"/>
         </w:numPr>
       </w:pPr>
       <w:r>
-        <w:t>Operators</w:t>
-      </w:r>
-    </w:p>
-    <w:p>
-      <w:pPr>
-        <w:pStyle w:val="ListParagraph"/>
-        <w:ind w:left="792"/>
+        <w:t>Char:</w:t>
+      </w:r>
+    </w:p>
+    <w:p>
+      <w:pPr>
+        <w:pStyle w:val="ListParagraph"/>
+        <w:ind w:left="1728"/>
+      </w:pPr>
+      <w:r>
+        <w:t>Char is a type in kotlin. It can be represented in the following way</w:t>
+      </w:r>
+    </w:p>
+    <w:p>
+      <w:pPr>
+        <w:pStyle w:val="ListParagraph"/>
+        <w:ind w:left="1728"/>
+      </w:pPr>
+      <w:r>
+        <w:t>Ex:</w:t>
+      </w:r>
+    </w:p>
+    <w:p>
+      <w:pPr>
+        <w:pStyle w:val="ListParagraph"/>
+        <w:ind w:left="1728"/>
+      </w:pPr>
+      <w:r>
+        <w:t xml:space="preserve">var c: Char=’C’ </w:t>
+      </w:r>
+    </w:p>
+    <w:p>
+      <w:pPr>
+        <w:pStyle w:val="ListParagraph"/>
+        <w:ind w:left="1728"/>
       </w:pPr>
     </w:p>
     <w:p>
@@ -924,16 +1025,43 @@
         </w:numPr>
       </w:pPr>
       <w:r>
-        <w:t>Arithmetic Operators:</w:t>
-      </w:r>
-    </w:p>
-    <w:p>
-      <w:pPr>
-        <w:pStyle w:val="ListParagraph"/>
-        <w:ind w:left="1728"/>
-      </w:pPr>
-      <w:r>
-        <w:t>+,  -,  *,  /, % - arithmetic operators</w:t>
+        <w:t>Boolean:</w:t>
+      </w:r>
+    </w:p>
+    <w:p>
+      <w:pPr>
+        <w:pStyle w:val="ListParagraph"/>
+        <w:ind w:left="1728"/>
+      </w:pPr>
+      <w:r>
+        <w:t>Boolean is a type also. It can have true and false</w:t>
+      </w:r>
+      <w:r>
+        <w:t xml:space="preserve"> value.</w:t>
+      </w:r>
+    </w:p>
+    <w:p>
+      <w:pPr>
+        <w:pStyle w:val="ListParagraph"/>
+        <w:ind w:left="1728"/>
+      </w:pPr>
+      <w:r>
+        <w:t>Ex:</w:t>
+      </w:r>
+    </w:p>
+    <w:p>
+      <w:pPr>
+        <w:pStyle w:val="ListParagraph"/>
+        <w:ind w:left="1728"/>
+      </w:pPr>
+      <w:r>
+        <w:t>var isFriend:</w:t>
+      </w:r>
+      <w:r>
+        <w:t xml:space="preserve"> </w:t>
+      </w:r>
+      <w:r>
+        <w:t xml:space="preserve">Boolean = false </w:t>
       </w:r>
     </w:p>
     <w:p>
@@ -951,21 +1079,31 @@
         </w:numPr>
       </w:pPr>
       <w:r>
-        <w:t>Assignment operator:</w:t>
-      </w:r>
-    </w:p>
-    <w:p>
-      <w:pPr>
-        <w:pStyle w:val="ListParagraph"/>
-        <w:ind w:left="1728"/>
-      </w:pPr>
-      <w:r>
-        <w:t>=  - assignment operator</w:t>
-      </w:r>
-    </w:p>
-    <w:p>
-      <w:pPr>
-        <w:pStyle w:val="ListParagraph"/>
+        <w:t>…</w:t>
+      </w:r>
+    </w:p>
+    <w:p>
+      <w:pPr>
+        <w:pStyle w:val="ListParagraph"/>
+        <w:ind w:left="1728"/>
+      </w:pPr>
+    </w:p>
+    <w:p>
+      <w:pPr>
+        <w:pStyle w:val="ListParagraph"/>
+        <w:numPr>
+          <w:ilvl w:val="1"/>
+          <w:numId w:val="1"/>
+        </w:numPr>
+      </w:pPr>
+      <w:r>
+        <w:t>Operators</w:t>
+      </w:r>
+    </w:p>
+    <w:p>
+      <w:pPr>
+        <w:pStyle w:val="ListParagraph"/>
+        <w:ind w:left="792"/>
       </w:pPr>
     </w:p>
     <w:p>
@@ -977,24 +1115,280 @@
         </w:numPr>
       </w:pPr>
       <w:r>
+        <w:t>Arithmetic Operators:</w:t>
+      </w:r>
+    </w:p>
+    <w:p>
+      <w:pPr>
+        <w:pStyle w:val="ListParagraph"/>
+        <w:ind w:left="1728"/>
+      </w:pPr>
+      <w:r>
+        <w:t>The below operators are used to do the arithmetic operation. We can see some example for it.</w:t>
+      </w:r>
+    </w:p>
+    <w:p>
+      <w:pPr>
+        <w:pStyle w:val="ListParagraph"/>
+        <w:ind w:left="1728"/>
+      </w:pPr>
+      <w:r>
+        <w:t>Ex:</w:t>
+      </w:r>
+    </w:p>
+    <w:p>
+      <w:pPr>
+        <w:pStyle w:val="ListParagraph"/>
+        <w:ind w:left="1728"/>
+      </w:pPr>
+    </w:p>
+    <w:p>
+      <w:pPr>
+        <w:pStyle w:val="ListParagraph"/>
+        <w:ind w:left="1728"/>
+      </w:pPr>
+      <w:r>
+        <w:lastRenderedPageBreak/>
+        <w:t>var c = a</w:t>
+      </w:r>
+      <w:r>
+        <w:t>+</w:t>
+      </w:r>
+      <w:r>
+        <w:t>b</w:t>
+      </w:r>
+      <w:r>
+        <w:t>,</w:t>
+      </w:r>
+    </w:p>
+    <w:p>
+      <w:pPr>
+        <w:pStyle w:val="ListParagraph"/>
+        <w:ind w:left="1728"/>
+      </w:pPr>
+      <w:r>
+        <w:t>var c = a</w:t>
+      </w:r>
+      <w:r>
+        <w:t xml:space="preserve"> -</w:t>
+      </w:r>
+      <w:r>
+        <w:t>b</w:t>
+      </w:r>
+      <w:r>
+        <w:t>,</w:t>
+      </w:r>
+    </w:p>
+    <w:p>
+      <w:pPr>
+        <w:pStyle w:val="ListParagraph"/>
+        <w:ind w:left="1728"/>
+      </w:pPr>
+      <w:r>
+        <w:t xml:space="preserve">var c = a </w:t>
+      </w:r>
+      <w:r>
+        <w:t>*</w:t>
+      </w:r>
+      <w:r>
+        <w:t>b</w:t>
+      </w:r>
+      <w:r>
+        <w:t>,</w:t>
+      </w:r>
+    </w:p>
+    <w:p>
+      <w:pPr>
+        <w:pStyle w:val="ListParagraph"/>
+        <w:ind w:left="1728"/>
+      </w:pPr>
+      <w:r>
+        <w:t>var c = a</w:t>
+      </w:r>
+      <w:r>
+        <w:t>/</w:t>
+      </w:r>
+      <w:r>
+        <w:t>b</w:t>
+      </w:r>
+    </w:p>
+    <w:p>
+      <w:pPr>
+        <w:pStyle w:val="ListParagraph"/>
+        <w:ind w:left="1728"/>
+      </w:pPr>
+      <w:r>
+        <w:t>var c = a</w:t>
+      </w:r>
+      <w:r>
+        <w:t xml:space="preserve"> %</w:t>
+      </w:r>
+      <w:r>
+        <w:t>b</w:t>
+      </w:r>
+    </w:p>
+    <w:p>
+      <w:pPr>
+        <w:pStyle w:val="ListParagraph"/>
+        <w:ind w:left="1728"/>
+      </w:pPr>
+    </w:p>
+    <w:p>
+      <w:pPr>
+        <w:pStyle w:val="ListParagraph"/>
+        <w:numPr>
+          <w:ilvl w:val="3"/>
+          <w:numId w:val="1"/>
+        </w:numPr>
+      </w:pPr>
+      <w:r>
+        <w:t>Assignment operator:</w:t>
+      </w:r>
+    </w:p>
+    <w:p>
+      <w:pPr>
+        <w:pStyle w:val="ListParagraph"/>
+        <w:ind w:left="1728"/>
+      </w:pPr>
+      <w:r>
+        <w:t>The assignment operator assigns a value to a variable.</w:t>
+      </w:r>
+    </w:p>
+    <w:p>
+      <w:pPr>
+        <w:pStyle w:val="ListParagraph"/>
+        <w:ind w:left="1728"/>
+      </w:pPr>
+      <w:r>
+        <w:t xml:space="preserve">Ex: </w:t>
+      </w:r>
+    </w:p>
+    <w:p>
+      <w:pPr>
+        <w:pStyle w:val="ListParagraph"/>
+        <w:ind w:left="1728"/>
+      </w:pPr>
+      <w:r>
+        <w:t>var a =  5</w:t>
+      </w:r>
+    </w:p>
+    <w:p>
+      <w:pPr>
+        <w:pStyle w:val="ListParagraph"/>
+        <w:ind w:left="1728"/>
+      </w:pPr>
+      <w:r>
+        <w:t>a gets 5 here.</w:t>
+      </w:r>
+    </w:p>
+    <w:p>
+      <w:pPr>
+        <w:pStyle w:val="ListParagraph"/>
+      </w:pPr>
+    </w:p>
+    <w:p>
+      <w:pPr>
+        <w:pStyle w:val="ListParagraph"/>
+        <w:numPr>
+          <w:ilvl w:val="3"/>
+          <w:numId w:val="1"/>
+        </w:numPr>
+      </w:pPr>
+      <w:r>
         <w:t>Comparison operator:</w:t>
       </w:r>
     </w:p>
     <w:p>
       <w:pPr>
-        <w:pStyle w:val="NoSpacing"/>
-        <w:ind w:left="1440" w:firstLine="288"/>
-      </w:pPr>
-      <w:r>
-        <w:t>==, != - </w:t>
-      </w:r>
-      <w:hyperlink r:id="rId9" w:anchor="equals" w:history="1">
-        <w:r>
-          <w:t>equality operators</w:t>
-        </w:r>
-      </w:hyperlink>
-      <w:r>
-        <w:t> (translated to calls of equals() for non-primitive types)</w:t>
+        <w:pStyle w:val="ListParagraph"/>
+        <w:ind w:left="1728"/>
+      </w:pPr>
+      <w:r>
+        <w:t>The comparison operator which can help us matching up two elements.</w:t>
+      </w:r>
+    </w:p>
+    <w:p>
+      <w:pPr>
+        <w:pStyle w:val="ListParagraph"/>
+        <w:ind w:left="1728"/>
+      </w:pPr>
+      <w:r>
+        <w:t>v</w:t>
+      </w:r>
+      <w:r>
+        <w:t xml:space="preserve">ar </w:t>
+      </w:r>
+      <w:r>
+        <w:t>c =</w:t>
+      </w:r>
+      <w:r>
+        <w:t xml:space="preserve"> </w:t>
+      </w:r>
+      <w:r>
+        <w:t>a &lt; b,</w:t>
+      </w:r>
+    </w:p>
+    <w:p>
+      <w:pPr>
+        <w:pStyle w:val="ListParagraph"/>
+        <w:ind w:left="1728"/>
+      </w:pPr>
+      <w:r>
+        <w:t>v</w:t>
+      </w:r>
+      <w:r>
+        <w:t>ar c = a &gt; b</w:t>
+      </w:r>
+      <w:r>
+        <w:t>,</w:t>
+      </w:r>
+    </w:p>
+    <w:p>
+      <w:pPr>
+        <w:pStyle w:val="ListParagraph"/>
+        <w:ind w:left="1728"/>
+      </w:pPr>
+      <w:r>
+        <w:t>Var c = a &lt;= b</w:t>
+      </w:r>
+      <w:r>
+        <w:t>,</w:t>
+      </w:r>
+    </w:p>
+    <w:p>
+      <w:pPr>
+        <w:pStyle w:val="ListParagraph"/>
+        <w:ind w:left="1728"/>
+      </w:pPr>
+      <w:r>
+        <w:t>Var c = a &gt;= b</w:t>
+      </w:r>
+      <w:r>
+        <w:t>,</w:t>
+      </w:r>
+    </w:p>
+    <w:p>
+      <w:pPr>
+        <w:pStyle w:val="ListParagraph"/>
+        <w:ind w:left="1728"/>
+      </w:pPr>
+      <w:r>
+        <w:t>Var c = a == b</w:t>
+      </w:r>
+      <w:r>
+        <w:t>,</w:t>
+      </w:r>
+    </w:p>
+    <w:p>
+      <w:pPr>
+        <w:pStyle w:val="ListParagraph"/>
+        <w:ind w:left="1728"/>
+      </w:pPr>
+      <w:r>
+        <w:t xml:space="preserve"> </w:t>
+      </w:r>
+      <w:r>
+        <w:t>Var c = a != b</w:t>
       </w:r>
     </w:p>
     <w:p>
@@ -1011,7 +1405,7 @@
       <w:r>
         <w:t>===, !== - </w:t>
       </w:r>
-      <w:hyperlink r:id="rId10" w:anchor="referential-equality" w:history="1">
+      <w:hyperlink r:id="rId9" w:anchor="referential-equality" w:history="1">
         <w:r>
           <w:t>referential equality operators</w:t>
         </w:r>
@@ -1019,35 +1413,6 @@
     </w:p>
     <w:p>
       <w:pPr>
-        <w:pStyle w:val="NoSpacing"/>
-        <w:ind w:left="360"/>
-      </w:pPr>
-    </w:p>
-    <w:p>
-      <w:pPr>
-        <w:pStyle w:val="NoSpacing"/>
-        <w:ind w:left="1080" w:firstLine="648"/>
-      </w:pPr>
-      <w:r>
-        <w:t>&lt;, &gt;, &lt;=, &gt;= - </w:t>
-      </w:r>
-      <w:hyperlink r:id="rId11" w:anchor="comparison" w:history="1">
-        <w:r>
-          <w:t>comparison operators</w:t>
-        </w:r>
-      </w:hyperlink>
-      <w:r>
-        <w:t> (translated to calls of compareTo() for non-primitive types)</w:t>
-      </w:r>
-    </w:p>
-    <w:p>
-      <w:pPr>
-        <w:pStyle w:val="ListParagraph"/>
-        <w:ind w:left="1728"/>
-      </w:pPr>
-    </w:p>
-    <w:p>
-      <w:pPr>
         <w:pStyle w:val="ListParagraph"/>
       </w:pPr>
     </w:p>
@@ -1060,7 +1425,13 @@
         </w:numPr>
       </w:pPr>
       <w:r>
-        <w:t>Logical operator:</w:t>
+        <w:t>Logical operator</w:t>
+      </w:r>
+      <w:r>
+        <w:t>s</w:t>
+      </w:r>
+      <w:r>
+        <w:t>:</w:t>
       </w:r>
     </w:p>
     <w:p>
@@ -1068,7 +1439,53 @@
         <w:ind w:left="1008" w:firstLine="720"/>
       </w:pPr>
       <w:r>
-        <w:t>&amp;&amp;, ||, ! logical operators</w:t>
+        <w:t>v</w:t>
+      </w:r>
+      <w:r>
+        <w:t>ar z = (a&gt;b)</w:t>
+      </w:r>
+      <w:r>
+        <w:t>&amp;&amp;</w:t>
+      </w:r>
+      <w:r>
+        <w:t xml:space="preserve"> (c&gt;d),</w:t>
+      </w:r>
+    </w:p>
+    <w:p>
+      <w:pPr>
+        <w:ind w:left="1008" w:firstLine="720"/>
+      </w:pPr>
+      <w:r>
+        <w:t>var</w:t>
+      </w:r>
+      <w:r>
+        <w:t xml:space="preserve"> </w:t>
+      </w:r>
+      <w:r>
+        <w:t xml:space="preserve">z = (a&gt;b) </w:t>
+      </w:r>
+      <w:r>
+        <w:t>||</w:t>
+      </w:r>
+      <w:r>
+        <w:t xml:space="preserve"> (c&gt;d)</w:t>
+      </w:r>
+      <w:r>
+        <w:t xml:space="preserve">, </w:t>
+      </w:r>
+    </w:p>
+    <w:p>
+      <w:pPr>
+        <w:ind w:left="1008" w:firstLine="720"/>
+      </w:pPr>
+      <w:r>
+        <w:t>var z = (</w:t>
+      </w:r>
+      <w:r>
+        <w:t>!</w:t>
+      </w:r>
+      <w:r>
+        <w:t>a=b)</w:t>
       </w:r>
     </w:p>
     <w:p>
@@ -1091,7 +1508,6 @@
         </w:numPr>
       </w:pPr>
       <w:r>
-        <w:lastRenderedPageBreak/>
         <w:t>Augmented assignment operators:</w:t>
       </w:r>
     </w:p>
@@ -1100,9 +1516,114 @@
         <w:pStyle w:val="ListParagraph"/>
         <w:ind w:left="1728"/>
       </w:pPr>
-      <w:r>
-        <w:t>+=, -=, *=, /=, %= - augmented assignment operators</w:t>
-      </w:r>
+    </w:p>
+    <w:p>
+      <w:pPr>
+        <w:pStyle w:val="ListParagraph"/>
+        <w:ind w:left="1728"/>
+      </w:pPr>
+      <w:r>
+        <w:t xml:space="preserve">var a </w:t>
+      </w:r>
+      <w:r>
+        <w:t>+=</w:t>
+      </w:r>
+      <w:r>
+        <w:t xml:space="preserve"> b</w:t>
+      </w:r>
+      <w:r>
+        <w:t xml:space="preserve"> which is equal to a = a + b</w:t>
+      </w:r>
+    </w:p>
+    <w:p>
+      <w:pPr>
+        <w:pStyle w:val="ListParagraph"/>
+        <w:ind w:left="1728"/>
+      </w:pPr>
+      <w:r>
+        <w:t>var a</w:t>
+      </w:r>
+      <w:r>
+        <w:t xml:space="preserve"> -=</w:t>
+      </w:r>
+      <w:r>
+        <w:t xml:space="preserve"> b</w:t>
+      </w:r>
+      <w:r>
+        <w:t xml:space="preserve"> which is equal to a = a -</w:t>
+      </w:r>
+      <w:r>
+        <w:t xml:space="preserve"> b</w:t>
+      </w:r>
+    </w:p>
+    <w:p>
+      <w:pPr>
+        <w:pStyle w:val="ListParagraph"/>
+        <w:ind w:left="1728"/>
+      </w:pPr>
+      <w:r>
+        <w:t xml:space="preserve">var a </w:t>
+      </w:r>
+      <w:r>
+        <w:t>*=</w:t>
+      </w:r>
+      <w:r>
+        <w:t xml:space="preserve"> b</w:t>
+      </w:r>
+      <w:r>
+        <w:t xml:space="preserve"> which is equal to a = a *</w:t>
+      </w:r>
+      <w:r>
+        <w:t xml:space="preserve"> b</w:t>
+      </w:r>
+    </w:p>
+    <w:p>
+      <w:pPr>
+        <w:pStyle w:val="ListParagraph"/>
+        <w:ind w:left="1728"/>
+      </w:pPr>
+      <w:r>
+        <w:t xml:space="preserve">var a </w:t>
+      </w:r>
+      <w:r>
+        <w:t xml:space="preserve"> /=</w:t>
+      </w:r>
+      <w:r>
+        <w:t xml:space="preserve"> b</w:t>
+      </w:r>
+      <w:r>
+        <w:t xml:space="preserve"> which is equal to a = a /</w:t>
+      </w:r>
+      <w:r>
+        <w:t xml:space="preserve"> b</w:t>
+      </w:r>
+    </w:p>
+    <w:p>
+      <w:pPr>
+        <w:pStyle w:val="ListParagraph"/>
+        <w:ind w:left="1728"/>
+      </w:pPr>
+      <w:r>
+        <w:t xml:space="preserve">var a </w:t>
+      </w:r>
+      <w:r>
+        <w:t xml:space="preserve"> %=</w:t>
+      </w:r>
+      <w:r>
+        <w:t xml:space="preserve"> b</w:t>
+      </w:r>
+      <w:r>
+        <w:t xml:space="preserve"> which is equal to a = a %</w:t>
+      </w:r>
+      <w:r>
+        <w:t xml:space="preserve"> b</w:t>
+      </w:r>
+    </w:p>
+    <w:p>
+      <w:pPr>
+        <w:pStyle w:val="ListParagraph"/>
+        <w:ind w:left="1728"/>
+      </w:pPr>
     </w:p>
     <w:p>
       <w:pPr>
@@ -1124,6 +1645,90 @@
     <w:p>
       <w:pPr>
         <w:pStyle w:val="ListParagraph"/>
+        <w:ind w:left="1728"/>
+      </w:pPr>
+    </w:p>
+    <w:p>
+      <w:pPr>
+        <w:pStyle w:val="ListParagraph"/>
+        <w:ind w:left="1728"/>
+      </w:pPr>
+      <w:r>
+        <w:t>Increment Operator:</w:t>
+      </w:r>
+    </w:p>
+    <w:p>
+      <w:pPr>
+        <w:pStyle w:val="ListParagraph"/>
+        <w:ind w:left="1728"/>
+      </w:pPr>
+      <w:r>
+        <w:t>var a: Int = 0</w:t>
+      </w:r>
+    </w:p>
+    <w:p>
+      <w:pPr>
+        <w:pStyle w:val="ListParagraph"/>
+        <w:ind w:left="1728"/>
+      </w:pPr>
+      <w:r>
+        <w:t>a</w:t>
+      </w:r>
+      <w:r>
+        <w:t>++</w:t>
+      </w:r>
+    </w:p>
+    <w:p>
+      <w:pPr>
+        <w:pStyle w:val="ListParagraph"/>
+        <w:ind w:left="1728"/>
+      </w:pPr>
+    </w:p>
+    <w:p>
+      <w:pPr>
+        <w:pStyle w:val="ListParagraph"/>
+        <w:ind w:left="1728"/>
+      </w:pPr>
+      <w:r>
+        <w:t>Output:</w:t>
+      </w:r>
+    </w:p>
+    <w:p>
+      <w:pPr>
+        <w:pStyle w:val="ListParagraph"/>
+        <w:ind w:left="1728"/>
+      </w:pPr>
+    </w:p>
+    <w:p>
+      <w:pPr>
+        <w:pStyle w:val="ListParagraph"/>
+        <w:ind w:left="1728"/>
+      </w:pPr>
+      <w:r>
+        <w:t>Decrement Operator:</w:t>
+      </w:r>
+    </w:p>
+    <w:p>
+      <w:pPr>
+        <w:pStyle w:val="ListParagraph"/>
+        <w:ind w:left="1728"/>
+      </w:pPr>
+      <w:r>
+        <w:t>var b: Int = 0</w:t>
+      </w:r>
+    </w:p>
+    <w:p>
+      <w:pPr>
+        <w:pStyle w:val="ListParagraph"/>
+        <w:ind w:left="1728"/>
+      </w:pPr>
+      <w:r>
+        <w:t>a--</w:t>
+      </w:r>
+    </w:p>
+    <w:p>
+      <w:pPr>
+        <w:pStyle w:val="ListParagraph"/>
         <w:ind w:left="792"/>
       </w:pPr>
       <w:r>
@@ -1133,19 +1738,20 @@
         <w:tab/>
         <w:t xml:space="preserve">     </w:t>
       </w:r>
-      <w:r>
-        <w:t>++, -- - increment and decrement operators</w:t>
-      </w:r>
-    </w:p>
-    <w:p>
-      <w:pPr>
-        <w:pStyle w:val="ListParagraph"/>
-        <w:ind w:left="1728"/>
-      </w:pPr>
-    </w:p>
-    <w:p>
-      <w:pPr>
-        <w:pStyle w:val="ListParagraph"/>
+    </w:p>
+    <w:p>
+      <w:pPr>
+        <w:pStyle w:val="ListParagraph"/>
+        <w:ind w:left="1080" w:firstLine="648"/>
+      </w:pPr>
+      <w:r>
+        <w:t>Output:</w:t>
+      </w:r>
+    </w:p>
+    <w:p>
+      <w:pPr>
+        <w:pStyle w:val="ListParagraph"/>
+        <w:ind w:left="792"/>
       </w:pPr>
     </w:p>
     <w:p>
@@ -1168,7 +1774,7 @@
       <w:r>
         <w:t>[, ] - </w:t>
       </w:r>
-      <w:hyperlink r:id="rId12" w:anchor="indexed" w:history="1">
+      <w:hyperlink r:id="rId10" w:anchor="indexed" w:history="1">
         <w:r>
           <w:t>indexed access operator</w:t>
         </w:r>
@@ -1185,7 +1791,7 @@
       <w:r>
         <w:t>!! </w:t>
       </w:r>
-      <w:hyperlink r:id="rId13" w:anchor="the--operator" w:history="1">
+      <w:hyperlink r:id="rId11" w:anchor="the--operator" w:history="1">
         <w:r>
           <w:t>asserts that an expression is non-null</w:t>
         </w:r>
@@ -1199,7 +1805,7 @@
       <w:r>
         <w:t>?. performs a </w:t>
       </w:r>
-      <w:hyperlink r:id="rId14" w:anchor="safe-calls" w:history="1">
+      <w:hyperlink r:id="rId12" w:anchor="safe-calls" w:history="1">
         <w:r>
           <w:t>safe call</w:t>
         </w:r>
@@ -1216,7 +1822,7 @@
       <w:r>
         <w:t>?: takes the right-hand value if the left-hand value is null (the </w:t>
       </w:r>
-      <w:hyperlink r:id="rId15" w:anchor="elvis-operator" w:history="1">
+      <w:hyperlink r:id="rId13" w:anchor="elvis-operator" w:history="1">
         <w:r>
           <w:t>elvis operator</w:t>
         </w:r>
@@ -1233,7 +1839,7 @@
       <w:r>
         <w:t>:: creates a </w:t>
       </w:r>
-      <w:hyperlink r:id="rId16" w:anchor="function-references" w:history="1">
+      <w:hyperlink r:id="rId14" w:anchor="function-references" w:history="1">
         <w:r>
           <w:t>member reference</w:t>
         </w:r>
@@ -1241,7 +1847,7 @@
       <w:r>
         <w:t> or a </w:t>
       </w:r>
-      <w:hyperlink r:id="rId17" w:anchor="class-references" w:history="1">
+      <w:hyperlink r:id="rId15" w:anchor="class-references" w:history="1">
         <w:r>
           <w:t>class reference</w:t>
         </w:r>
@@ -1255,7 +1861,7 @@
       <w:r>
         <w:t>.. creates a </w:t>
       </w:r>
-      <w:hyperlink r:id="rId18" w:history="1">
+      <w:hyperlink r:id="rId16" w:history="1">
         <w:r>
           <w:t>range</w:t>
         </w:r>
@@ -1281,7 +1887,7 @@
       <w:r>
         <w:t>? marks a type as </w:t>
       </w:r>
-      <w:hyperlink r:id="rId19" w:anchor="nullable-types-and-non-null-types" w:history="1">
+      <w:hyperlink r:id="rId17" w:anchor="nullable-types-and-non-null-types" w:history="1">
         <w:r>
           <w:t>nullable</w:t>
         </w:r>
@@ -2571,9 +3177,25 @@
     <w:p>
       <w:pPr>
         <w:pStyle w:val="ListParagraph"/>
+        <w:ind w:left="792"/>
+      </w:pPr>
+      <w:r>
+        <w:t>‘If’ checks up the expression. if the condition is true. The block of ‘if’ will be executed. Otherwise it skips and goes to the else block</w:t>
+      </w:r>
+    </w:p>
+    <w:p>
+      <w:pPr>
+        <w:pStyle w:val="ListParagraph"/>
         <w:ind w:left="360" w:firstLine="360"/>
       </w:pPr>
-      <w:r>
+    </w:p>
+    <w:p>
+      <w:pPr>
+        <w:pStyle w:val="ListParagraph"/>
+        <w:ind w:left="360" w:firstLine="360"/>
+      </w:pPr>
+      <w:r>
+        <w:lastRenderedPageBreak/>
         <w:t>Ex:</w:t>
       </w:r>
     </w:p>
@@ -2583,6 +3205,24 @@
         <w:ind w:left="360" w:firstLine="360"/>
       </w:pPr>
       <w:r>
+        <w:t>var a: Int = 4</w:t>
+      </w:r>
+    </w:p>
+    <w:p>
+      <w:pPr>
+        <w:pStyle w:val="ListParagraph"/>
+        <w:ind w:left="360" w:firstLine="360"/>
+      </w:pPr>
+      <w:r>
+        <w:t>var b: Int = 5</w:t>
+      </w:r>
+    </w:p>
+    <w:p>
+      <w:pPr>
+        <w:pStyle w:val="ListParagraph"/>
+        <w:ind w:left="360" w:firstLine="360"/>
+      </w:pPr>
+      <w:r>
         <w:t>If(a&gt;b){</w:t>
       </w:r>
     </w:p>
@@ -2592,6 +3232,15 @@
         <w:ind w:left="360" w:firstLine="360"/>
       </w:pPr>
       <w:r>
+        <w:t xml:space="preserve">  println(“ a is true”)</w:t>
+      </w:r>
+    </w:p>
+    <w:p>
+      <w:pPr>
+        <w:pStyle w:val="ListParagraph"/>
+        <w:ind w:left="360" w:firstLine="360"/>
+      </w:pPr>
+      <w:r>
         <w:t>}else{</w:t>
       </w:r>
     </w:p>
@@ -2601,8 +3250,34 @@
         <w:ind w:left="360" w:firstLine="360"/>
       </w:pPr>
       <w:r>
-        <w:lastRenderedPageBreak/>
+        <w:t xml:space="preserve">  </w:t>
+      </w:r>
+      <w:r>
+        <w:t>println(“ b is true”)</w:t>
+      </w:r>
+    </w:p>
+    <w:p>
+      <w:pPr>
+        <w:pStyle w:val="ListParagraph"/>
+        <w:ind w:left="360" w:firstLine="360"/>
+      </w:pPr>
+      <w:r>
         <w:t>}</w:t>
+      </w:r>
+    </w:p>
+    <w:p>
+      <w:pPr>
+        <w:pStyle w:val="ListParagraph"/>
+        <w:ind w:left="360" w:firstLine="360"/>
+      </w:pPr>
+    </w:p>
+    <w:p>
+      <w:pPr>
+        <w:pStyle w:val="ListParagraph"/>
+        <w:ind w:left="360" w:firstLine="360"/>
+      </w:pPr>
+      <w:r>
+        <w:t>Output:</w:t>
       </w:r>
     </w:p>
     <w:p>
@@ -2627,6 +3302,45 @@
       </w:pPr>
       <w:r>
         <w:t>When</w:t>
+      </w:r>
+    </w:p>
+    <w:p>
+      <w:pPr>
+        <w:pStyle w:val="ListParagraph"/>
+        <w:ind w:left="792"/>
+      </w:pPr>
+      <w:r>
+        <w:t xml:space="preserve">‘When’ which is equal to java </w:t>
+      </w:r>
+      <w:r>
+        <w:t>switch case</w:t>
+      </w:r>
+      <w:r>
+        <w:t xml:space="preserve">. </w:t>
+      </w:r>
+      <w:r>
+        <w:t>We</w:t>
+      </w:r>
+      <w:r>
+        <w:t xml:space="preserve"> pass the value through </w:t>
+      </w:r>
+      <w:r>
+        <w:t>‘</w:t>
+      </w:r>
+      <w:r>
+        <w:t>when</w:t>
+      </w:r>
+      <w:r>
+        <w:t>’</w:t>
+      </w:r>
+      <w:r>
+        <w:t xml:space="preserve"> </w:t>
+      </w:r>
+      <w:r>
+        <w:t>condition</w:t>
+      </w:r>
+      <w:r>
+        <w:t xml:space="preserve">, it checks up the condition. If the condition matches up. The matched block is executed. </w:t>
       </w:r>
     </w:p>
     <w:p>
@@ -2648,6 +3362,21 @@
       <w:pPr>
         <w:pStyle w:val="NoSpacing"/>
         <w:ind w:left="360" w:firstLine="360"/>
+        <w:rPr>
+          <w:rStyle w:val="cm-keyword"/>
+        </w:rPr>
+      </w:pPr>
+      <w:r>
+        <w:rPr>
+          <w:rStyle w:val="cm-keyword"/>
+        </w:rPr>
+        <w:t>var x: Int = 2</w:t>
+      </w:r>
+    </w:p>
+    <w:p>
+      <w:pPr>
+        <w:pStyle w:val="NoSpacing"/>
+        <w:ind w:left="360" w:firstLine="360"/>
       </w:pPr>
       <w:r>
         <w:rPr>
@@ -2850,6 +3579,40 @@
       <w:r>
         <w:t>}</w:t>
       </w:r>
+    </w:p>
+    <w:p>
+      <w:pPr>
+        <w:pStyle w:val="ListParagraph"/>
+        <w:ind w:left="360"/>
+      </w:pPr>
+      <w:r>
+        <w:tab/>
+      </w:r>
+    </w:p>
+    <w:p>
+      <w:pPr>
+        <w:pStyle w:val="ListParagraph"/>
+        <w:ind w:left="360" w:firstLine="360"/>
+      </w:pPr>
+      <w:r>
+        <w:t>Output:</w:t>
+      </w:r>
+    </w:p>
+    <w:p>
+      <w:pPr>
+        <w:pStyle w:val="ListParagraph"/>
+        <w:ind w:left="360"/>
+      </w:pPr>
+      <w:r>
+        <w:tab/>
+        <w:t>x==2</w:t>
+      </w:r>
+    </w:p>
+    <w:p>
+      <w:pPr>
+        <w:pStyle w:val="ListParagraph"/>
+        <w:ind w:left="360"/>
+      </w:pPr>
     </w:p>
     <w:p>
       <w:pPr>
@@ -2866,13 +3629,7 @@
         <w:rPr>
           <w:b/>
         </w:rPr>
-        <w:t>Control Flows</w:t>
-      </w:r>
-      <w:r>
-        <w:rPr>
-          <w:b/>
-        </w:rPr>
-        <w:t>:</w:t>
+        <w:t>Control Flows:</w:t>
       </w:r>
     </w:p>
     <w:p>
@@ -2890,14 +3647,311 @@
     <w:p>
       <w:pPr>
         <w:pStyle w:val="ListParagraph"/>
+        <w:ind w:left="792"/>
+      </w:pPr>
+    </w:p>
+    <w:p>
+      <w:pPr>
+        <w:pStyle w:val="ListParagraph"/>
+        <w:ind w:left="360" w:firstLine="360"/>
+      </w:pPr>
+      <w:r>
+        <w:t>Syntax:</w:t>
+      </w:r>
+    </w:p>
+    <w:p>
+      <w:pPr>
+        <w:pStyle w:val="ListParagraph"/>
+        <w:ind w:left="360" w:firstLine="360"/>
+      </w:pPr>
+      <w:r>
+        <w:t>initialization</w:t>
+      </w:r>
+    </w:p>
+    <w:p>
+      <w:pPr>
+        <w:pStyle w:val="ListParagraph"/>
+        <w:ind w:left="360" w:firstLine="360"/>
+      </w:pPr>
+      <w:r>
+        <w:t>while(condition){</w:t>
+      </w:r>
+    </w:p>
+    <w:p>
+      <w:pPr>
+        <w:pStyle w:val="ListParagraph"/>
+        <w:ind w:left="360"/>
+      </w:pPr>
+      <w:r>
+        <w:tab/>
+      </w:r>
+      <w:r>
+        <w:tab/>
+      </w:r>
+      <w:r>
+        <w:t>increment or decrement</w:t>
+      </w:r>
+      <w:r>
+        <w:tab/>
+      </w:r>
+    </w:p>
+    <w:p>
+      <w:pPr>
+        <w:pStyle w:val="ListParagraph"/>
+        <w:ind w:left="360" w:firstLine="360"/>
+      </w:pPr>
+      <w:r>
+        <w:t>}</w:t>
+      </w:r>
+    </w:p>
+    <w:p>
+      <w:pPr>
+        <w:pStyle w:val="ListParagraph"/>
+        <w:ind w:left="360" w:firstLine="360"/>
+      </w:pPr>
+    </w:p>
+    <w:p>
+      <w:pPr>
+        <w:pStyle w:val="ListParagraph"/>
+        <w:ind w:left="360" w:firstLine="360"/>
+      </w:pPr>
+      <w:r>
+        <w:t xml:space="preserve">Ex: </w:t>
+      </w:r>
+    </w:p>
+    <w:p>
+      <w:pPr>
+        <w:pStyle w:val="NoSpacing"/>
+        <w:ind w:left="720"/>
+      </w:pPr>
+      <w:r>
+        <w:t>var a: Int = 0</w:t>
+      </w:r>
+      <w:r>
+        <w:br/>
+        <w:t>while(a&lt;5){</w:t>
+      </w:r>
+      <w:r>
+        <w:br/>
+        <w:t xml:space="preserve">    println(a)</w:t>
+      </w:r>
+      <w:r>
+        <w:br/>
+        <w:t xml:space="preserve">    a++</w:t>
+      </w:r>
+      <w:r>
+        <w:br/>
+        <w:t>}</w:t>
+      </w:r>
+    </w:p>
+    <w:p>
+      <w:pPr>
+        <w:shd w:val="clear" w:color="auto" w:fill="FFFFFF"/>
+        <w:tabs>
+          <w:tab w:val="left" w:pos="916"/>
+          <w:tab w:val="left" w:pos="1832"/>
+          <w:tab w:val="left" w:pos="2748"/>
+          <w:tab w:val="left" w:pos="3664"/>
+          <w:tab w:val="left" w:pos="4580"/>
+          <w:tab w:val="left" w:pos="5496"/>
+          <w:tab w:val="left" w:pos="6412"/>
+          <w:tab w:val="left" w:pos="7328"/>
+          <w:tab w:val="left" w:pos="8244"/>
+          <w:tab w:val="left" w:pos="9160"/>
+          <w:tab w:val="left" w:pos="10076"/>
+          <w:tab w:val="left" w:pos="10992"/>
+          <w:tab w:val="left" w:pos="11908"/>
+          <w:tab w:val="left" w:pos="12824"/>
+          <w:tab w:val="left" w:pos="13740"/>
+          <w:tab w:val="left" w:pos="14656"/>
+        </w:tabs>
+        <w:spacing w:after="0" w:line="240" w:lineRule="auto"/>
+        <w:ind w:left="792"/>
+        <w:rPr>
+          <w:rFonts w:ascii="Courier New" w:eastAsia="Times New Roman" w:hAnsi="Courier New" w:cs="Courier New"/>
+          <w:color w:val="000000"/>
+          <w:sz w:val="24"/>
+          <w:szCs w:val="24"/>
+          <w:lang w:eastAsia="en-IN"/>
+        </w:rPr>
+      </w:pPr>
+    </w:p>
+    <w:p>
+      <w:pPr>
+        <w:pStyle w:val="ListParagraph"/>
+        <w:ind w:left="360" w:firstLine="360"/>
+      </w:pPr>
+      <w:r>
+        <w:t xml:space="preserve">Output: </w:t>
+      </w:r>
+    </w:p>
+    <w:p>
+      <w:pPr>
+        <w:pStyle w:val="ListParagraph"/>
+        <w:ind w:left="360" w:firstLine="360"/>
+      </w:pPr>
+      <w:r>
+        <w:t>0 1 2 3 4</w:t>
+      </w:r>
+    </w:p>
+    <w:p>
+      <w:pPr>
+        <w:pStyle w:val="ListParagraph"/>
+        <w:ind w:left="360" w:firstLine="360"/>
+      </w:pPr>
+      <w:r>
+        <w:t xml:space="preserve"> </w:t>
+      </w:r>
+    </w:p>
+    <w:p>
+      <w:pPr>
+        <w:pStyle w:val="ListParagraph"/>
+        <w:ind w:left="360" w:firstLine="360"/>
+      </w:pPr>
+    </w:p>
+    <w:p>
+      <w:pPr>
+        <w:pStyle w:val="ListParagraph"/>
         <w:numPr>
           <w:ilvl w:val="1"/>
           <w:numId w:val="1"/>
         </w:numPr>
       </w:pPr>
       <w:r>
+        <w:lastRenderedPageBreak/>
         <w:t>Do-while</w:t>
       </w:r>
+    </w:p>
+    <w:p>
+      <w:pPr>
+        <w:pStyle w:val="ListParagraph"/>
+        <w:ind w:left="360" w:firstLine="360"/>
+      </w:pPr>
+      <w:r>
+        <w:t>Syntax:</w:t>
+      </w:r>
+    </w:p>
+    <w:p>
+      <w:pPr>
+        <w:pStyle w:val="ListParagraph"/>
+        <w:ind w:left="360" w:firstLine="360"/>
+      </w:pPr>
+      <w:r>
+        <w:t>initialization</w:t>
+      </w:r>
+    </w:p>
+    <w:p>
+      <w:pPr>
+        <w:pStyle w:val="ListParagraph"/>
+        <w:ind w:left="360" w:firstLine="360"/>
+      </w:pPr>
+      <w:r>
+        <w:t>do{</w:t>
+      </w:r>
+    </w:p>
+    <w:p>
+      <w:pPr>
+        <w:pStyle w:val="ListParagraph"/>
+        <w:ind w:left="360"/>
+      </w:pPr>
+      <w:r>
+        <w:t xml:space="preserve">    </w:t>
+      </w:r>
+      <w:r>
+        <w:tab/>
+      </w:r>
+      <w:r>
+        <w:t>increment or decrement</w:t>
+      </w:r>
+    </w:p>
+    <w:p>
+      <w:pPr>
+        <w:pStyle w:val="ListParagraph"/>
+        <w:ind w:left="360" w:firstLine="360"/>
+      </w:pPr>
+      <w:r>
+        <w:t>}while(condition)</w:t>
+      </w:r>
+    </w:p>
+    <w:p>
+      <w:pPr>
+        <w:pStyle w:val="ListParagraph"/>
+        <w:ind w:left="360" w:firstLine="360"/>
+      </w:pPr>
+      <w:r>
+        <w:t>Ex:</w:t>
+      </w:r>
+    </w:p>
+    <w:p>
+      <w:pPr>
+        <w:pStyle w:val="ListParagraph"/>
+        <w:ind w:left="360" w:firstLine="360"/>
+      </w:pPr>
+      <w:r>
+        <w:t>var a: Int = 0</w:t>
+      </w:r>
+    </w:p>
+    <w:p>
+      <w:pPr>
+        <w:pStyle w:val="NoSpacing"/>
+        <w:ind w:left="720"/>
+      </w:pPr>
+      <w:r>
+        <w:t>do {</w:t>
+      </w:r>
+      <w:r>
+        <w:br/>
+      </w:r>
+      <w:r>
+        <w:t xml:space="preserve">      </w:t>
+      </w:r>
+      <w:r>
+        <w:t>println(a)</w:t>
+      </w:r>
+      <w:r>
+        <w:br/>
+        <w:t xml:space="preserve">    </w:t>
+      </w:r>
+      <w:r>
+        <w:t xml:space="preserve">  </w:t>
+      </w:r>
+      <w:r>
+        <w:t>a++</w:t>
+      </w:r>
+      <w:r>
+        <w:br/>
+        <w:t>}while (a&lt;5)</w:t>
+      </w:r>
+    </w:p>
+    <w:p>
+      <w:pPr>
+        <w:pStyle w:val="ListParagraph"/>
+        <w:ind w:left="360" w:firstLine="360"/>
+      </w:pPr>
+    </w:p>
+    <w:p>
+      <w:pPr>
+        <w:pStyle w:val="ListParagraph"/>
+        <w:ind w:left="792"/>
+      </w:pPr>
+      <w:r>
+        <w:t>Output:</w:t>
+      </w:r>
+    </w:p>
+    <w:p>
+      <w:pPr>
+        <w:pStyle w:val="ListParagraph"/>
+        <w:ind w:left="792"/>
+      </w:pPr>
+      <w:r>
+        <w:t>0 1 2 3 4</w:t>
+      </w:r>
+    </w:p>
+    <w:p>
+      <w:pPr>
+        <w:pStyle w:val="ListParagraph"/>
+        <w:ind w:left="792"/>
+      </w:pPr>
     </w:p>
     <w:p>
       <w:pPr>
@@ -2913,6 +3967,368 @@
     </w:p>
     <w:p>
       <w:pPr>
+        <w:pStyle w:val="NoSpacing"/>
+        <w:ind w:left="360" w:firstLine="360"/>
+        <w:rPr>
+          <w:rStyle w:val="cm-keyword"/>
+        </w:rPr>
+      </w:pPr>
+      <w:r>
+        <w:rPr>
+          <w:rStyle w:val="cm-keyword"/>
+        </w:rPr>
+        <w:t>Ex:</w:t>
+      </w:r>
+    </w:p>
+    <w:p>
+      <w:pPr>
+        <w:pStyle w:val="NoSpacing"/>
+        <w:ind w:left="360" w:firstLine="360"/>
+      </w:pPr>
+      <w:r>
+        <w:rPr>
+          <w:rStyle w:val="cm-keyword"/>
+        </w:rPr>
+        <w:t>for</w:t>
+      </w:r>
+      <w:r>
+        <w:t xml:space="preserve"> (</w:t>
+      </w:r>
+      <w:r>
+        <w:rPr>
+          <w:rStyle w:val="cm-variable"/>
+        </w:rPr>
+        <w:t>i</w:t>
+      </w:r>
+      <w:r>
+        <w:t xml:space="preserve"> </w:t>
+      </w:r>
+      <w:r>
+        <w:rPr>
+          <w:rStyle w:val="cm-keyword"/>
+        </w:rPr>
+        <w:t>in</w:t>
+      </w:r>
+      <w:r>
+        <w:t xml:space="preserve"> </w:t>
+      </w:r>
+      <w:r>
+        <w:rPr>
+          <w:rStyle w:val="cm-number"/>
+        </w:rPr>
+        <w:t>1.</w:t>
+      </w:r>
+      <w:r>
+        <w:t>.</w:t>
+      </w:r>
+      <w:r>
+        <w:rPr>
+          <w:rStyle w:val="cm-number"/>
+        </w:rPr>
+        <w:t>4</w:t>
+      </w:r>
+      <w:r>
+        <w:t>)</w:t>
+      </w:r>
+      <w:r>
+        <w:t>{</w:t>
+      </w:r>
+    </w:p>
+    <w:p>
+      <w:pPr>
+        <w:pStyle w:val="NoSpacing"/>
+        <w:ind w:left="360" w:firstLine="360"/>
+      </w:pPr>
+      <w:r>
+        <w:t xml:space="preserve"> </w:t>
+      </w:r>
+      <w:r>
+        <w:t xml:space="preserve">  </w:t>
+      </w:r>
+      <w:r>
+        <w:rPr>
+          <w:rStyle w:val="cm-variable"/>
+        </w:rPr>
+        <w:t>print</w:t>
+      </w:r>
+      <w:r>
+        <w:t>(</w:t>
+      </w:r>
+      <w:r>
+        <w:rPr>
+          <w:rStyle w:val="cm-variable"/>
+        </w:rPr>
+        <w:t>i</w:t>
+      </w:r>
+      <w:r>
+        <w:t>)</w:t>
+      </w:r>
+    </w:p>
+    <w:p>
+      <w:pPr>
+        <w:pStyle w:val="NoSpacing"/>
+        <w:ind w:left="360" w:firstLine="360"/>
+      </w:pPr>
+      <w:bookmarkStart w:id="0" w:name="_GoBack"/>
+      <w:bookmarkEnd w:id="0"/>
+      <w:r>
+        <w:t>}</w:t>
+      </w:r>
+    </w:p>
+    <w:p>
+      <w:pPr>
+        <w:pStyle w:val="NoSpacing"/>
+        <w:ind w:left="360" w:firstLine="360"/>
+      </w:pPr>
+    </w:p>
+    <w:p>
+      <w:pPr>
+        <w:pStyle w:val="NoSpacing"/>
+        <w:ind w:left="360"/>
+      </w:pPr>
+    </w:p>
+    <w:p>
+      <w:pPr>
+        <w:pStyle w:val="NoSpacing"/>
+        <w:ind w:left="360" w:firstLine="360"/>
+      </w:pPr>
+      <w:r>
+        <w:t>step:</w:t>
+      </w:r>
+    </w:p>
+    <w:p>
+      <w:pPr>
+        <w:pStyle w:val="NoSpacing"/>
+        <w:ind w:left="360" w:firstLine="360"/>
+      </w:pPr>
+      <w:r>
+        <w:t xml:space="preserve">The step can added as step 1 or step 2 </w:t>
+      </w:r>
+    </w:p>
+    <w:p>
+      <w:pPr>
+        <w:pStyle w:val="NoSpacing"/>
+        <w:ind w:left="360" w:firstLine="360"/>
+      </w:pPr>
+      <w:r>
+        <w:t>for(I in 1..4 step1)</w:t>
+      </w:r>
+    </w:p>
+    <w:p>
+      <w:pPr>
+        <w:pStyle w:val="NoSpacing"/>
+        <w:ind w:left="360"/>
+      </w:pPr>
+      <w:r>
+        <w:tab/>
+      </w:r>
+      <w:r>
+        <w:tab/>
+      </w:r>
+      <w:r>
+        <w:t>Println(i)</w:t>
+      </w:r>
+    </w:p>
+    <w:p>
+      <w:pPr>
+        <w:pStyle w:val="NoSpacing"/>
+        <w:ind w:left="360"/>
+      </w:pPr>
+    </w:p>
+    <w:p>
+      <w:pPr>
+        <w:pStyle w:val="NoSpacing"/>
+        <w:ind w:left="360" w:firstLine="360"/>
+      </w:pPr>
+      <w:r>
+        <w:t>downTo:</w:t>
+      </w:r>
+    </w:p>
+    <w:p>
+      <w:pPr>
+        <w:pStyle w:val="NoSpacing"/>
+        <w:ind w:left="360" w:firstLine="360"/>
+      </w:pPr>
+      <w:r>
+        <w:t>for(I in 4 downTo 1)</w:t>
+      </w:r>
+    </w:p>
+    <w:p>
+      <w:pPr>
+        <w:pStyle w:val="NoSpacing"/>
+        <w:ind w:left="360"/>
+      </w:pPr>
+      <w:r>
+        <w:tab/>
+      </w:r>
+      <w:r>
+        <w:tab/>
+      </w:r>
+      <w:r>
+        <w:t>println(i)</w:t>
+      </w:r>
+    </w:p>
+    <w:p>
+      <w:pPr>
+        <w:pStyle w:val="NoSpacing"/>
+        <w:ind w:left="360"/>
+      </w:pPr>
+    </w:p>
+    <w:p>
+      <w:pPr>
+        <w:pStyle w:val="NoSpacing"/>
+        <w:ind w:left="360" w:firstLine="360"/>
+      </w:pPr>
+      <w:r>
+        <w:t>until:</w:t>
+      </w:r>
+    </w:p>
+    <w:p>
+      <w:pPr>
+        <w:pStyle w:val="NoSpacing"/>
+        <w:ind w:left="360" w:firstLine="360"/>
+      </w:pPr>
+      <w:r>
+        <w:t>for(i in 1 until 5){</w:t>
+      </w:r>
+    </w:p>
+    <w:p>
+      <w:pPr>
+        <w:pStyle w:val="NoSpacing"/>
+        <w:ind w:left="1080" w:firstLine="360"/>
+      </w:pPr>
+      <w:r>
+        <w:t>println(i)</w:t>
+      </w:r>
+    </w:p>
+    <w:p>
+      <w:pPr>
+        <w:pStyle w:val="NoSpacing"/>
+        <w:ind w:left="360" w:firstLine="360"/>
+      </w:pPr>
+      <w:r>
+        <w:t>}</w:t>
+      </w:r>
+    </w:p>
+    <w:p>
+      <w:pPr>
+        <w:pStyle w:val="NoSpacing"/>
+        <w:ind w:left="360"/>
+      </w:pPr>
+    </w:p>
+    <w:p>
+      <w:pPr>
+        <w:pStyle w:val="NoSpacing"/>
+        <w:ind w:left="360" w:firstLine="360"/>
+      </w:pPr>
+      <w:r>
+        <w:t>Step and DownTo:</w:t>
+      </w:r>
+    </w:p>
+    <w:p>
+      <w:pPr>
+        <w:pStyle w:val="ListParagraph"/>
+        <w:ind w:left="360" w:firstLine="360"/>
+      </w:pPr>
+      <w:r>
+        <w:rPr>
+          <w:rStyle w:val="cm-keyword"/>
+        </w:rPr>
+        <w:t>for</w:t>
+      </w:r>
+      <w:r>
+        <w:t xml:space="preserve"> (</w:t>
+      </w:r>
+      <w:r>
+        <w:rPr>
+          <w:rStyle w:val="cm-variable"/>
+        </w:rPr>
+        <w:t>i</w:t>
+      </w:r>
+      <w:r>
+        <w:t xml:space="preserve"> </w:t>
+      </w:r>
+      <w:r>
+        <w:rPr>
+          <w:rStyle w:val="cm-keyword"/>
+        </w:rPr>
+        <w:t>in</w:t>
+      </w:r>
+      <w:r>
+        <w:t xml:space="preserve"> </w:t>
+      </w:r>
+      <w:r>
+        <w:rPr>
+          <w:rStyle w:val="cm-number"/>
+        </w:rPr>
+        <w:t>4</w:t>
+      </w:r>
+      <w:r>
+        <w:t xml:space="preserve"> </w:t>
+      </w:r>
+      <w:r>
+        <w:rPr>
+          <w:rStyle w:val="cm-variable"/>
+        </w:rPr>
+        <w:t>downTo</w:t>
+      </w:r>
+      <w:r>
+        <w:t xml:space="preserve"> </w:t>
+      </w:r>
+      <w:r>
+        <w:rPr>
+          <w:rStyle w:val="cm-number"/>
+        </w:rPr>
+        <w:t>1</w:t>
+      </w:r>
+      <w:r>
+        <w:t xml:space="preserve"> </w:t>
+      </w:r>
+      <w:r>
+        <w:rPr>
+          <w:rStyle w:val="cm-variable"/>
+        </w:rPr>
+        <w:t>step</w:t>
+      </w:r>
+      <w:r>
+        <w:t xml:space="preserve"> </w:t>
+      </w:r>
+      <w:r>
+        <w:rPr>
+          <w:rStyle w:val="cm-number"/>
+        </w:rPr>
+        <w:t>2</w:t>
+      </w:r>
+      <w:r>
+        <w:t xml:space="preserve">) </w:t>
+      </w:r>
+      <w:r>
+        <w:rPr>
+          <w:rStyle w:val="cm-variable"/>
+        </w:rPr>
+        <w:t>print</w:t>
+      </w:r>
+      <w:r>
+        <w:t>(</w:t>
+      </w:r>
+      <w:r>
+        <w:rPr>
+          <w:rStyle w:val="cm-variable"/>
+        </w:rPr>
+        <w:t>i</w:t>
+      </w:r>
+      <w:r>
+        <w:t>)</w:t>
+      </w:r>
+    </w:p>
+    <w:p>
+      <w:pPr>
+        <w:pStyle w:val="ListParagraph"/>
+        <w:ind w:left="360"/>
+      </w:pPr>
+    </w:p>
+    <w:p>
+      <w:pPr>
         <w:pStyle w:val="ListParagraph"/>
         <w:numPr>
           <w:ilvl w:val="1"/>
@@ -2985,6 +4401,9 @@
           <w:numId w:val="1"/>
         </w:numPr>
       </w:pPr>
+      <w:r>
+        <w:t>…</w:t>
+      </w:r>
     </w:p>
     <w:p>
       <w:r>
@@ -2992,7 +4411,7 @@
       </w:r>
     </w:p>
     <w:sectPr>
-      <w:headerReference w:type="default" r:id="rId20"/>
+      <w:headerReference w:type="default" r:id="rId18"/>
       <w:pgSz w:w="11906" w:h="16838"/>
       <w:pgMar w:top="1440" w:right="1440" w:bottom="1440" w:left="1440" w:header="708" w:footer="708" w:gutter="0"/>
       <w:cols w:space="708"/>
@@ -4991,6 +6410,56 @@
     <w:basedOn w:val="DefaultParagraphFont"/>
     <w:rsid w:val="004879C2"/>
   </w:style>
+  <w:style w:type="paragraph" w:styleId="HTMLPreformatted">
+    <w:name w:val="HTML Preformatted"/>
+    <w:basedOn w:val="Normal"/>
+    <w:link w:val="HTMLPreformattedChar"/>
+    <w:uiPriority w:val="99"/>
+    <w:semiHidden/>
+    <w:unhideWhenUsed/>
+    <w:rsid w:val="002F58B4"/>
+    <w:pPr>
+      <w:tabs>
+        <w:tab w:val="left" w:pos="916"/>
+        <w:tab w:val="left" w:pos="1832"/>
+        <w:tab w:val="left" w:pos="2748"/>
+        <w:tab w:val="left" w:pos="3664"/>
+        <w:tab w:val="left" w:pos="4580"/>
+        <w:tab w:val="left" w:pos="5496"/>
+        <w:tab w:val="left" w:pos="6412"/>
+        <w:tab w:val="left" w:pos="7328"/>
+        <w:tab w:val="left" w:pos="8244"/>
+        <w:tab w:val="left" w:pos="9160"/>
+        <w:tab w:val="left" w:pos="10076"/>
+        <w:tab w:val="left" w:pos="10992"/>
+        <w:tab w:val="left" w:pos="11908"/>
+        <w:tab w:val="left" w:pos="12824"/>
+        <w:tab w:val="left" w:pos="13740"/>
+        <w:tab w:val="left" w:pos="14656"/>
+      </w:tabs>
+      <w:spacing w:after="0" w:line="240" w:lineRule="auto"/>
+    </w:pPr>
+    <w:rPr>
+      <w:rFonts w:ascii="Courier New" w:eastAsia="Times New Roman" w:hAnsi="Courier New" w:cs="Courier New"/>
+      <w:sz w:val="20"/>
+      <w:szCs w:val="20"/>
+      <w:lang w:eastAsia="en-IN"/>
+    </w:rPr>
+  </w:style>
+  <w:style w:type="character" w:customStyle="1" w:styleId="HTMLPreformattedChar">
+    <w:name w:val="HTML Preformatted Char"/>
+    <w:basedOn w:val="DefaultParagraphFont"/>
+    <w:link w:val="HTMLPreformatted"/>
+    <w:uiPriority w:val="99"/>
+    <w:semiHidden/>
+    <w:rsid w:val="002F58B4"/>
+    <w:rPr>
+      <w:rFonts w:ascii="Courier New" w:eastAsia="Times New Roman" w:hAnsi="Courier New" w:cs="Courier New"/>
+      <w:sz w:val="20"/>
+      <w:szCs w:val="20"/>
+      <w:lang w:eastAsia="en-IN"/>
+    </w:rPr>
+  </w:style>
 </w:styles>
 </file>
 

--- a/kotlin_tut_2.docx
+++ b/kotlin_tut_2.docx
@@ -10,11 +10,13 @@
           <w:numId w:val="1"/>
         </w:numPr>
         <w:rPr>
+          <w:rFonts w:cstheme="minorHAnsi"/>
           <w:b/>
         </w:rPr>
       </w:pPr>
       <w:r>
         <w:rPr>
+          <w:rFonts w:cstheme="minorHAnsi"/>
           <w:b/>
         </w:rPr>
         <w:t>Introduction</w:t>
@@ -24,6 +26,9 @@
       <w:pPr>
         <w:pStyle w:val="ListParagraph"/>
         <w:ind w:left="360"/>
+        <w:rPr>
+          <w:rFonts w:cstheme="minorHAnsi"/>
+        </w:rPr>
       </w:pPr>
     </w:p>
     <w:p>
@@ -33,8 +38,14 @@
           <w:ilvl w:val="1"/>
           <w:numId w:val="1"/>
         </w:numPr>
-      </w:pPr>
-      <w:r>
+        <w:rPr>
+          <w:rFonts w:cstheme="minorHAnsi"/>
+        </w:rPr>
+      </w:pPr>
+      <w:r>
+        <w:rPr>
+          <w:rFonts w:cstheme="minorHAnsi"/>
+        </w:rPr>
         <w:t>What is kotlin?</w:t>
       </w:r>
     </w:p>
@@ -42,14 +53,23 @@
       <w:pPr>
         <w:pStyle w:val="ListParagraph"/>
         <w:ind w:left="792"/>
+        <w:rPr>
+          <w:rFonts w:cstheme="minorHAnsi"/>
+        </w:rPr>
       </w:pPr>
     </w:p>
     <w:p>
       <w:pPr>
         <w:pStyle w:val="ListParagraph"/>
         <w:ind w:left="360"/>
-      </w:pPr>
-      <w:r>
+        <w:rPr>
+          <w:rFonts w:cstheme="minorHAnsi"/>
+        </w:rPr>
+      </w:pPr>
+      <w:r>
+        <w:rPr>
+          <w:rFonts w:cstheme="minorHAnsi"/>
+        </w:rPr>
         <w:t>Kotlin is a programming language for server side development, android development and much more.</w:t>
       </w:r>
     </w:p>
@@ -57,22 +77,37 @@
       <w:pPr>
         <w:pStyle w:val="ListParagraph"/>
         <w:ind w:left="360"/>
+        <w:rPr>
+          <w:rFonts w:cstheme="minorHAnsi"/>
+        </w:rPr>
       </w:pPr>
     </w:p>
     <w:p>
       <w:pPr>
         <w:pStyle w:val="ListParagraph"/>
         <w:ind w:left="360"/>
-      </w:pPr>
-      <w:r>
+        <w:rPr>
+          <w:rFonts w:cstheme="minorHAnsi"/>
+        </w:rPr>
+      </w:pPr>
+      <w:r>
+        <w:rPr>
+          <w:rFonts w:cstheme="minorHAnsi"/>
+        </w:rPr>
         <w:t>Kotlin is an OSS statically typed programming language that targets the JVM, Android, JavaScript and Native. It’s developed by </w:t>
       </w:r>
       <w:hyperlink r:id="rId7" w:history="1">
         <w:r>
+          <w:rPr>
+            <w:rFonts w:cstheme="minorHAnsi"/>
+          </w:rPr>
           <w:t>JetBrains</w:t>
         </w:r>
       </w:hyperlink>
       <w:r>
+        <w:rPr>
+          <w:rFonts w:cstheme="minorHAnsi"/>
+        </w:rPr>
         <w:t xml:space="preserve">. </w:t>
       </w:r>
     </w:p>
@@ -80,6 +115,9 @@
       <w:pPr>
         <w:pStyle w:val="ListParagraph"/>
         <w:ind w:left="792"/>
+        <w:rPr>
+          <w:rFonts w:cstheme="minorHAnsi"/>
+        </w:rPr>
       </w:pPr>
     </w:p>
     <w:p>
@@ -89,17 +127,32 @@
           <w:ilvl w:val="1"/>
           <w:numId w:val="1"/>
         </w:numPr>
-      </w:pPr>
-      <w:r>
+        <w:rPr>
+          <w:rFonts w:cstheme="minorHAnsi"/>
+        </w:rPr>
+      </w:pPr>
+      <w:r>
+        <w:rPr>
+          <w:rFonts w:cstheme="minorHAnsi"/>
+        </w:rPr>
         <w:t xml:space="preserve">Environment </w:t>
       </w:r>
       <w:r>
+        <w:rPr>
+          <w:rFonts w:cstheme="minorHAnsi"/>
+        </w:rPr>
         <w:t xml:space="preserve">setting </w:t>
       </w:r>
       <w:r>
+        <w:rPr>
+          <w:rFonts w:cstheme="minorHAnsi"/>
+        </w:rPr>
         <w:t>up</w:t>
       </w:r>
       <w:r>
+        <w:rPr>
+          <w:rFonts w:cstheme="minorHAnsi"/>
+        </w:rPr>
         <w:t>?</w:t>
       </w:r>
     </w:p>
@@ -110,8 +163,14 @@
           <w:ilvl w:val="3"/>
           <w:numId w:val="1"/>
         </w:numPr>
-      </w:pPr>
-      <w:r>
+        <w:rPr>
+          <w:rFonts w:cstheme="minorHAnsi"/>
+        </w:rPr>
+      </w:pPr>
+      <w:r>
+        <w:rPr>
+          <w:rFonts w:cstheme="minorHAnsi"/>
+        </w:rPr>
         <w:t>Windows 10 set up:</w:t>
       </w:r>
     </w:p>
@@ -122,8 +181,14 @@
           <w:ilvl w:val="3"/>
           <w:numId w:val="1"/>
         </w:numPr>
-      </w:pPr>
-      <w:r>
+        <w:rPr>
+          <w:rFonts w:cstheme="minorHAnsi"/>
+        </w:rPr>
+      </w:pPr>
+      <w:r>
+        <w:rPr>
+          <w:rFonts w:cstheme="minorHAnsi"/>
+        </w:rPr>
         <w:t>Linux Ubuntu</w:t>
       </w:r>
     </w:p>
@@ -134,8 +199,14 @@
           <w:ilvl w:val="3"/>
           <w:numId w:val="1"/>
         </w:numPr>
-      </w:pPr>
-      <w:r>
+        <w:rPr>
+          <w:rFonts w:cstheme="minorHAnsi"/>
+        </w:rPr>
+      </w:pPr>
+      <w:r>
+        <w:rPr>
+          <w:rFonts w:cstheme="minorHAnsi"/>
+        </w:rPr>
         <w:t xml:space="preserve">Mac </w:t>
       </w:r>
     </w:p>
@@ -143,6 +214,9 @@
       <w:pPr>
         <w:pStyle w:val="ListParagraph"/>
         <w:ind w:left="1728"/>
+        <w:rPr>
+          <w:rFonts w:cstheme="minorHAnsi"/>
+        </w:rPr>
       </w:pPr>
     </w:p>
     <w:p>
@@ -152,26 +226,45 @@
           <w:ilvl w:val="0"/>
           <w:numId w:val="9"/>
         </w:numPr>
-      </w:pPr>
-      <w:r>
+        <w:rPr>
+          <w:rFonts w:cstheme="minorHAnsi"/>
+        </w:rPr>
+      </w:pPr>
+      <w:r>
+        <w:rPr>
+          <w:rFonts w:cstheme="minorHAnsi"/>
+        </w:rPr>
         <w:t xml:space="preserve">Install latest release of intelij IDEA. Kotlin comes with it as plug in. you can download </w:t>
       </w:r>
       <w:r>
+        <w:rPr>
+          <w:rFonts w:cstheme="minorHAnsi"/>
+        </w:rPr>
         <w:t>Community edition (</w:t>
       </w:r>
       <w:r>
+        <w:rPr>
+          <w:rFonts w:cstheme="minorHAnsi"/>
+        </w:rPr>
         <w:t>https://www.jetbrains.com/idea/download/#section=windows</w:t>
       </w:r>
       <w:r>
+        <w:rPr>
+          <w:rFonts w:cstheme="minorHAnsi"/>
+        </w:rPr>
         <w:t>)</w:t>
       </w:r>
       <w:r>
+        <w:rPr>
+          <w:rFonts w:cstheme="minorHAnsi"/>
+        </w:rPr>
         <w:t xml:space="preserve"> from </w:t>
       </w:r>
       <w:hyperlink r:id="rId8" w:history="1">
         <w:r>
           <w:rPr>
             <w:rStyle w:val="Hyperlink"/>
+            <w:rFonts w:cstheme="minorHAnsi"/>
           </w:rPr>
           <w:t>https://www.jetbrains.com</w:t>
         </w:r>
@@ -184,8 +277,14 @@
           <w:ilvl w:val="0"/>
           <w:numId w:val="9"/>
         </w:numPr>
-      </w:pPr>
-      <w:r>
+        <w:rPr>
+          <w:rFonts w:cstheme="minorHAnsi"/>
+        </w:rPr>
+      </w:pPr>
+      <w:r>
+        <w:rPr>
+          <w:rFonts w:cstheme="minorHAnsi"/>
+        </w:rPr>
         <w:t>Create a new project. You select kotlin option on the left.</w:t>
       </w:r>
     </w:p>
@@ -196,20 +295,26 @@
           <w:ilvl w:val="0"/>
           <w:numId w:val="9"/>
         </w:numPr>
-      </w:pPr>
-      <w:r>
-        <w:t>Here give your project name.</w:t>
-      </w:r>
-      <w:r>
-        <w:t xml:space="preserve"> </w:t>
-      </w:r>
-      <w:r>
-        <w:t xml:space="preserve"> </w:t>
-      </w:r>
-      <w:r>
+        <w:rPr>
+          <w:rFonts w:cstheme="minorHAnsi"/>
+        </w:rPr>
+      </w:pPr>
+      <w:r>
+        <w:rPr>
+          <w:rFonts w:cstheme="minorHAnsi"/>
+        </w:rPr>
+        <w:t xml:space="preserve">Here give your project name.  </w:t>
+      </w:r>
+      <w:r>
+        <w:rPr>
+          <w:rFonts w:cstheme="minorHAnsi"/>
+        </w:rPr>
         <w:t>Give</w:t>
       </w:r>
       <w:r>
+        <w:rPr>
+          <w:rFonts w:cstheme="minorHAnsi"/>
+        </w:rPr>
         <w:t xml:space="preserve"> your SDK which should be java 1.6 above.</w:t>
       </w:r>
     </w:p>
@@ -220,8 +325,14 @@
           <w:ilvl w:val="0"/>
           <w:numId w:val="9"/>
         </w:numPr>
-      </w:pPr>
-      <w:r>
+        <w:rPr>
+          <w:rFonts w:cstheme="minorHAnsi"/>
+        </w:rPr>
+      </w:pPr>
+      <w:r>
+        <w:rPr>
+          <w:rFonts w:cstheme="minorHAnsi"/>
+        </w:rPr>
         <w:t xml:space="preserve">Now we have kotlin created project. </w:t>
       </w:r>
     </w:p>
@@ -232,8 +343,14 @@
           <w:ilvl w:val="0"/>
           <w:numId w:val="9"/>
         </w:numPr>
-      </w:pPr>
-      <w:r>
+        <w:rPr>
+          <w:rFonts w:cstheme="minorHAnsi"/>
+        </w:rPr>
+      </w:pPr>
+      <w:r>
+        <w:rPr>
+          <w:rFonts w:cstheme="minorHAnsi"/>
+        </w:rPr>
         <w:t>You right-click on src folder. Create a kotlin file.</w:t>
       </w:r>
     </w:p>
@@ -244,8 +361,14 @@
           <w:ilvl w:val="0"/>
           <w:numId w:val="9"/>
         </w:numPr>
-      </w:pPr>
-      <w:r>
+        <w:rPr>
+          <w:rFonts w:cstheme="minorHAnsi"/>
+        </w:rPr>
+      </w:pPr>
+      <w:r>
+        <w:rPr>
+          <w:rFonts w:cstheme="minorHAnsi"/>
+        </w:rPr>
         <w:t xml:space="preserve">Let’s see Hello world program. </w:t>
       </w:r>
     </w:p>
@@ -256,8 +379,14 @@
           <w:ilvl w:val="0"/>
           <w:numId w:val="9"/>
         </w:numPr>
-      </w:pPr>
-      <w:r>
+        <w:rPr>
+          <w:rFonts w:cstheme="minorHAnsi"/>
+        </w:rPr>
+      </w:pPr>
+      <w:r>
+        <w:rPr>
+          <w:rFonts w:cstheme="minorHAnsi"/>
+        </w:rPr>
         <w:t>Right-click on the file. It will show run command. Run it.</w:t>
       </w:r>
     </w:p>
@@ -265,12 +394,18 @@
       <w:pPr>
         <w:pStyle w:val="ListParagraph"/>
         <w:ind w:left="792"/>
+        <w:rPr>
+          <w:rFonts w:cstheme="minorHAnsi"/>
+        </w:rPr>
       </w:pPr>
     </w:p>
     <w:p>
       <w:pPr>
         <w:pStyle w:val="ListParagraph"/>
         <w:ind w:left="792"/>
+        <w:rPr>
+          <w:rFonts w:cstheme="minorHAnsi"/>
+        </w:rPr>
       </w:pPr>
     </w:p>
     <w:p>
@@ -280,20 +415,35 @@
           <w:ilvl w:val="1"/>
           <w:numId w:val="1"/>
         </w:numPr>
-      </w:pPr>
-      <w:r>
+        <w:rPr>
+          <w:rFonts w:cstheme="minorHAnsi"/>
+        </w:rPr>
+      </w:pPr>
+      <w:r>
+        <w:rPr>
+          <w:rFonts w:cstheme="minorHAnsi"/>
+        </w:rPr>
         <w:t>Where can I use</w:t>
       </w:r>
       <w:r>
+        <w:rPr>
+          <w:rFonts w:cstheme="minorHAnsi"/>
+        </w:rPr>
         <w:t xml:space="preserve"> kotlin</w:t>
       </w:r>
       <w:r>
+        <w:rPr>
+          <w:rFonts w:cstheme="minorHAnsi"/>
+        </w:rPr>
         <w:t>?</w:t>
       </w:r>
     </w:p>
     <w:p>
       <w:pPr>
         <w:pStyle w:val="ListParagraph"/>
+        <w:rPr>
+          <w:rFonts w:cstheme="minorHAnsi"/>
+        </w:rPr>
       </w:pPr>
     </w:p>
     <w:p>
@@ -303,8 +453,14 @@
           <w:ilvl w:val="0"/>
           <w:numId w:val="8"/>
         </w:numPr>
-      </w:pPr>
-      <w:r>
+        <w:rPr>
+          <w:rFonts w:cstheme="minorHAnsi"/>
+        </w:rPr>
+      </w:pPr>
+      <w:r>
+        <w:rPr>
+          <w:rFonts w:cstheme="minorHAnsi"/>
+        </w:rPr>
         <w:t>Android development</w:t>
       </w:r>
     </w:p>
@@ -315,8 +471,14 @@
           <w:ilvl w:val="0"/>
           <w:numId w:val="8"/>
         </w:numPr>
-      </w:pPr>
-      <w:r>
+        <w:rPr>
+          <w:rFonts w:cstheme="minorHAnsi"/>
+        </w:rPr>
+      </w:pPr>
+      <w:r>
+        <w:rPr>
+          <w:rFonts w:cstheme="minorHAnsi"/>
+        </w:rPr>
         <w:t>Server side development</w:t>
       </w:r>
     </w:p>
@@ -327,8 +489,14 @@
           <w:ilvl w:val="0"/>
           <w:numId w:val="8"/>
         </w:numPr>
-      </w:pPr>
-      <w:r>
+        <w:rPr>
+          <w:rFonts w:cstheme="minorHAnsi"/>
+        </w:rPr>
+      </w:pPr>
+      <w:r>
+        <w:rPr>
+          <w:rFonts w:cstheme="minorHAnsi"/>
+        </w:rPr>
         <w:t>Web development</w:t>
       </w:r>
     </w:p>
@@ -339,8 +507,14 @@
           <w:ilvl w:val="0"/>
           <w:numId w:val="8"/>
         </w:numPr>
-      </w:pPr>
-      <w:r>
+        <w:rPr>
+          <w:rFonts w:cstheme="minorHAnsi"/>
+        </w:rPr>
+      </w:pPr>
+      <w:r>
+        <w:rPr>
+          <w:rFonts w:cstheme="minorHAnsi"/>
+        </w:rPr>
         <w:t>Desktop development</w:t>
       </w:r>
     </w:p>
@@ -351,8 +525,14 @@
           <w:ilvl w:val="0"/>
           <w:numId w:val="8"/>
         </w:numPr>
-      </w:pPr>
-      <w:r>
+        <w:rPr>
+          <w:rFonts w:cstheme="minorHAnsi"/>
+        </w:rPr>
+      </w:pPr>
+      <w:r>
+        <w:rPr>
+          <w:rFonts w:cstheme="minorHAnsi"/>
+        </w:rPr>
         <w:t>Native development</w:t>
       </w:r>
     </w:p>
@@ -360,6 +540,9 @@
       <w:pPr>
         <w:pStyle w:val="ListParagraph"/>
         <w:ind w:left="360"/>
+        <w:rPr>
+          <w:rFonts w:cstheme="minorHAnsi"/>
+        </w:rPr>
       </w:pPr>
     </w:p>
     <w:p>
@@ -370,11 +553,13 @@
           <w:numId w:val="1"/>
         </w:numPr>
         <w:rPr>
+          <w:rFonts w:cstheme="minorHAnsi"/>
           <w:b/>
         </w:rPr>
       </w:pPr>
       <w:r>
         <w:rPr>
+          <w:rFonts w:cstheme="minorHAnsi"/>
           <w:b/>
         </w:rPr>
         <w:t>Basics</w:t>
@@ -387,8 +572,14 @@
           <w:ilvl w:val="1"/>
           <w:numId w:val="1"/>
         </w:numPr>
-      </w:pPr>
-      <w:r>
+        <w:rPr>
+          <w:rFonts w:cstheme="minorHAnsi"/>
+        </w:rPr>
+      </w:pPr>
+      <w:r>
+        <w:rPr>
+          <w:rFonts w:cstheme="minorHAnsi"/>
+        </w:rPr>
         <w:t>Variables</w:t>
       </w:r>
     </w:p>
@@ -396,8 +587,14 @@
       <w:pPr>
         <w:pStyle w:val="ListParagraph"/>
         <w:ind w:left="792"/>
-      </w:pPr>
-      <w:r>
+        <w:rPr>
+          <w:rFonts w:cstheme="minorHAnsi"/>
+        </w:rPr>
+      </w:pPr>
+      <w:r>
+        <w:rPr>
+          <w:rFonts w:cstheme="minorHAnsi"/>
+        </w:rPr>
         <w:t xml:space="preserve">      </w:t>
       </w:r>
     </w:p>
@@ -408,8 +605,14 @@
           <w:ilvl w:val="3"/>
           <w:numId w:val="1"/>
         </w:numPr>
-      </w:pPr>
-      <w:r>
+        <w:rPr>
+          <w:rFonts w:cstheme="minorHAnsi"/>
+        </w:rPr>
+      </w:pPr>
+      <w:r>
+        <w:rPr>
+          <w:rFonts w:cstheme="minorHAnsi"/>
+        </w:rPr>
         <w:t>The rules to write down the variables?</w:t>
       </w:r>
     </w:p>
@@ -420,8 +623,14 @@
           <w:ilvl w:val="0"/>
           <w:numId w:val="12"/>
         </w:numPr>
-      </w:pPr>
-      <w:r>
+        <w:rPr>
+          <w:rFonts w:cstheme="minorHAnsi"/>
+        </w:rPr>
+      </w:pPr>
+      <w:r>
+        <w:rPr>
+          <w:rFonts w:cstheme="minorHAnsi"/>
+        </w:rPr>
         <w:t>Camel case is allowed ex: empNo</w:t>
       </w:r>
     </w:p>
@@ -432,8 +641,14 @@
           <w:ilvl w:val="0"/>
           <w:numId w:val="12"/>
         </w:numPr>
-      </w:pPr>
-      <w:r>
+        <w:rPr>
+          <w:rFonts w:cstheme="minorHAnsi"/>
+        </w:rPr>
+      </w:pPr>
+      <w:r>
+        <w:rPr>
+          <w:rFonts w:cstheme="minorHAnsi"/>
+        </w:rPr>
         <w:t>Underscore is allowed ex: emp_no</w:t>
       </w:r>
     </w:p>
@@ -444,14 +659,26 @@
           <w:ilvl w:val="0"/>
           <w:numId w:val="12"/>
         </w:numPr>
-      </w:pPr>
-      <w:r>
+        <w:rPr>
+          <w:rFonts w:cstheme="minorHAnsi"/>
+        </w:rPr>
+      </w:pPr>
+      <w:r>
+        <w:rPr>
+          <w:rFonts w:cstheme="minorHAnsi"/>
+        </w:rPr>
         <w:t>Numb</w:t>
       </w:r>
       <w:r>
+        <w:rPr>
+          <w:rFonts w:cstheme="minorHAnsi"/>
+        </w:rPr>
         <w:t>ers is allowed Ex: emp1.  But the number</w:t>
       </w:r>
       <w:r>
+        <w:rPr>
+          <w:rFonts w:cstheme="minorHAnsi"/>
+        </w:rPr>
         <w:t xml:space="preserve"> should not be first letter in a variable </w:t>
       </w:r>
     </w:p>
@@ -459,6 +686,9 @@
       <w:pPr>
         <w:pStyle w:val="ListParagraph"/>
         <w:ind w:left="1728"/>
+        <w:rPr>
+          <w:rFonts w:cstheme="minorHAnsi"/>
+        </w:rPr>
       </w:pPr>
     </w:p>
     <w:p>
@@ -468,8 +698,14 @@
           <w:ilvl w:val="3"/>
           <w:numId w:val="1"/>
         </w:numPr>
-      </w:pPr>
-      <w:r>
+        <w:rPr>
+          <w:rFonts w:cstheme="minorHAnsi"/>
+        </w:rPr>
+      </w:pPr>
+      <w:r>
+        <w:rPr>
+          <w:rFonts w:cstheme="minorHAnsi"/>
+        </w:rPr>
         <w:t>How to define a variable?</w:t>
       </w:r>
     </w:p>
@@ -477,14 +713,23 @@
       <w:pPr>
         <w:pStyle w:val="ListParagraph"/>
         <w:ind w:left="1728"/>
-      </w:pPr>
-    </w:p>
-    <w:p>
-      <w:pPr>
-        <w:pStyle w:val="ListParagraph"/>
-        <w:ind w:left="1728"/>
-      </w:pPr>
-      <w:r>
+        <w:rPr>
+          <w:rFonts w:cstheme="minorHAnsi"/>
+        </w:rPr>
+      </w:pPr>
+    </w:p>
+    <w:p>
+      <w:pPr>
+        <w:pStyle w:val="ListParagraph"/>
+        <w:ind w:left="1728"/>
+        <w:rPr>
+          <w:rFonts w:cstheme="minorHAnsi"/>
+        </w:rPr>
+      </w:pPr>
+      <w:r>
+        <w:rPr>
+          <w:rFonts w:cstheme="minorHAnsi"/>
+        </w:rPr>
         <w:t>In kotlin the variables can be declared in two ways using var and val keywords</w:t>
       </w:r>
     </w:p>
@@ -492,8 +737,14 @@
       <w:pPr>
         <w:pStyle w:val="ListParagraph"/>
         <w:ind w:left="1728"/>
-      </w:pPr>
-      <w:r>
+        <w:rPr>
+          <w:rFonts w:cstheme="minorHAnsi"/>
+        </w:rPr>
+      </w:pPr>
+      <w:r>
+        <w:rPr>
+          <w:rFonts w:cstheme="minorHAnsi"/>
+        </w:rPr>
         <w:lastRenderedPageBreak/>
         <w:t>Let’s us see an example</w:t>
       </w:r>
@@ -502,14 +753,23 @@
       <w:pPr>
         <w:pStyle w:val="ListParagraph"/>
         <w:ind w:left="1728"/>
-      </w:pPr>
-    </w:p>
-    <w:p>
-      <w:pPr>
-        <w:pStyle w:val="ListParagraph"/>
-        <w:ind w:left="1728"/>
-      </w:pPr>
-      <w:r>
+        <w:rPr>
+          <w:rFonts w:cstheme="minorHAnsi"/>
+        </w:rPr>
+      </w:pPr>
+    </w:p>
+    <w:p>
+      <w:pPr>
+        <w:pStyle w:val="ListParagraph"/>
+        <w:ind w:left="1728"/>
+        <w:rPr>
+          <w:rFonts w:cstheme="minorHAnsi"/>
+        </w:rPr>
+      </w:pPr>
+      <w:r>
+        <w:rPr>
+          <w:rFonts w:cstheme="minorHAnsi"/>
+        </w:rPr>
         <w:t>Syntax:</w:t>
       </w:r>
     </w:p>
@@ -517,13 +777,14 @@
       <w:pPr>
         <w:pStyle w:val="ListParagraph"/>
         <w:ind w:left="1728"/>
-      </w:pPr>
-      <w:r>
-        <w:rPr>
-          <w:rFonts w:ascii="Helvetica" w:hAnsi="Helvetica" w:cs="Helvetica"/>
+        <w:rPr>
+          <w:rFonts w:cstheme="minorHAnsi"/>
+        </w:rPr>
+      </w:pPr>
+      <w:r>
+        <w:rPr>
+          <w:rFonts w:cstheme="minorHAnsi"/>
           <w:color w:val="333333"/>
-          <w:sz w:val="21"/>
-          <w:szCs w:val="21"/>
           <w:shd w:val="clear" w:color="auto" w:fill="FFFFFF"/>
         </w:rPr>
         <w:t>To allow nulls, we can declare a variable as nullable string, written String?</w:t>
@@ -533,8 +794,14 @@
       <w:pPr>
         <w:pStyle w:val="ListParagraph"/>
         <w:ind w:left="1728"/>
-      </w:pPr>
-      <w:r>
+        <w:rPr>
+          <w:rFonts w:cstheme="minorHAnsi"/>
+        </w:rPr>
+      </w:pPr>
+      <w:r>
+        <w:rPr>
+          <w:rFonts w:cstheme="minorHAnsi"/>
+        </w:rPr>
         <w:t>var_keyword variable_name: type?  = intial value</w:t>
       </w:r>
     </w:p>
@@ -542,14 +809,23 @@
       <w:pPr>
         <w:pStyle w:val="ListParagraph"/>
         <w:ind w:left="1728"/>
-      </w:pPr>
-    </w:p>
-    <w:p>
-      <w:pPr>
-        <w:pStyle w:val="ListParagraph"/>
-        <w:ind w:left="1728"/>
-      </w:pPr>
-      <w:r>
+        <w:rPr>
+          <w:rFonts w:cstheme="minorHAnsi"/>
+        </w:rPr>
+      </w:pPr>
+    </w:p>
+    <w:p>
+      <w:pPr>
+        <w:pStyle w:val="ListParagraph"/>
+        <w:ind w:left="1728"/>
+        <w:rPr>
+          <w:rFonts w:cstheme="minorHAnsi"/>
+        </w:rPr>
+      </w:pPr>
+      <w:r>
+        <w:rPr>
+          <w:rFonts w:cstheme="minorHAnsi"/>
+        </w:rPr>
         <w:t>Ex:</w:t>
       </w:r>
     </w:p>
@@ -557,14 +833,26 @@
       <w:pPr>
         <w:pStyle w:val="ListParagraph"/>
         <w:ind w:left="1728"/>
-      </w:pPr>
-      <w:r>
+        <w:rPr>
+          <w:rFonts w:cstheme="minorHAnsi"/>
+        </w:rPr>
+      </w:pPr>
+      <w:r>
+        <w:rPr>
+          <w:rFonts w:cstheme="minorHAnsi"/>
+        </w:rPr>
         <w:t xml:space="preserve">When var keyword is used. </w:t>
       </w:r>
       <w:r>
+        <w:rPr>
+          <w:rFonts w:cstheme="minorHAnsi"/>
+        </w:rPr>
         <w:t>This variable value will be reassigned</w:t>
       </w:r>
       <w:r>
+        <w:rPr>
+          <w:rFonts w:cstheme="minorHAnsi"/>
+        </w:rPr>
         <w:t xml:space="preserve"> at runtime</w:t>
       </w:r>
     </w:p>
@@ -572,8 +860,14 @@
       <w:pPr>
         <w:pStyle w:val="ListParagraph"/>
         <w:ind w:left="1728"/>
-      </w:pPr>
-      <w:r>
+        <w:rPr>
+          <w:rFonts w:cstheme="minorHAnsi"/>
+        </w:rPr>
+      </w:pPr>
+      <w:r>
+        <w:rPr>
+          <w:rFonts w:cstheme="minorHAnsi"/>
+        </w:rPr>
         <w:t>var name: String = “apinotes.com”.</w:t>
       </w:r>
     </w:p>
@@ -581,17 +875,29 @@
       <w:pPr>
         <w:pStyle w:val="ListParagraph"/>
         <w:ind w:left="1728"/>
-      </w:pPr>
-    </w:p>
-    <w:p>
-      <w:pPr>
-        <w:pStyle w:val="ListParagraph"/>
-        <w:ind w:left="1728"/>
-      </w:pPr>
-      <w:r>
+        <w:rPr>
+          <w:rFonts w:cstheme="minorHAnsi"/>
+        </w:rPr>
+      </w:pPr>
+    </w:p>
+    <w:p>
+      <w:pPr>
+        <w:pStyle w:val="ListParagraph"/>
+        <w:ind w:left="1728"/>
+        <w:rPr>
+          <w:rFonts w:cstheme="minorHAnsi"/>
+        </w:rPr>
+      </w:pPr>
+      <w:r>
+        <w:rPr>
+          <w:rFonts w:cstheme="minorHAnsi"/>
+        </w:rPr>
         <w:t>val keyword is for constant</w:t>
       </w:r>
       <w:r>
+        <w:rPr>
+          <w:rFonts w:cstheme="minorHAnsi"/>
+        </w:rPr>
         <w:t>.</w:t>
       </w:r>
     </w:p>
@@ -599,25 +905,51 @@
       <w:pPr>
         <w:pStyle w:val="ListParagraph"/>
         <w:ind w:left="1728"/>
-      </w:pPr>
-      <w:r>
+        <w:rPr>
+          <w:rFonts w:cstheme="minorHAnsi"/>
+        </w:rPr>
+      </w:pPr>
+      <w:r>
+        <w:rPr>
+          <w:rFonts w:cstheme="minorHAnsi"/>
+        </w:rPr>
         <w:t>val</w:t>
       </w:r>
       <w:r>
+        <w:rPr>
+          <w:rFonts w:cstheme="minorHAnsi"/>
+        </w:rPr>
         <w:t xml:space="preserve"> name: String = “apinotes</w:t>
       </w:r>
       <w:r>
+        <w:rPr>
+          <w:rFonts w:cstheme="minorHAnsi"/>
+        </w:rPr>
         <w:t>.com</w:t>
       </w:r>
       <w:r>
+        <w:rPr>
+          <w:rFonts w:cstheme="minorHAnsi"/>
+        </w:rPr>
         <w:t>”</w:t>
       </w:r>
     </w:p>
     <w:p>
-      <w:r>
+      <w:pPr>
+        <w:rPr>
+          <w:rFonts w:cstheme="minorHAnsi"/>
+        </w:rPr>
+      </w:pPr>
+      <w:r>
+        <w:rPr>
+          <w:rFonts w:cstheme="minorHAnsi"/>
+        </w:rPr>
         <w:t xml:space="preserve">                  </w:t>
       </w:r>
       <w:r>
+        <w:rPr>
+          <w:rFonts w:cstheme="minorHAnsi"/>
+        </w:rPr>
         <w:t xml:space="preserve">   </w:t>
       </w:r>
     </w:p>
@@ -628,14 +960,23 @@
           <w:ilvl w:val="1"/>
           <w:numId w:val="1"/>
         </w:numPr>
-      </w:pPr>
-      <w:r>
+        <w:rPr>
+          <w:rFonts w:cstheme="minorHAnsi"/>
+        </w:rPr>
+      </w:pPr>
+      <w:r>
+        <w:rPr>
+          <w:rFonts w:cstheme="minorHAnsi"/>
+        </w:rPr>
         <w:t>Data Types</w:t>
       </w:r>
     </w:p>
     <w:p>
       <w:pPr>
         <w:pStyle w:val="ListParagraph"/>
+        <w:rPr>
+          <w:rFonts w:cstheme="minorHAnsi"/>
+        </w:rPr>
       </w:pPr>
     </w:p>
     <w:p>
@@ -643,49 +984,39 @@
         <w:pStyle w:val="ListParagraph"/>
         <w:ind w:left="792"/>
         <w:rPr>
-          <w:rFonts w:ascii="Helvetica" w:hAnsi="Helvetica" w:cs="Helvetica"/>
+          <w:rFonts w:cstheme="minorHAnsi"/>
           <w:color w:val="333333"/>
-          <w:sz w:val="21"/>
-          <w:szCs w:val="21"/>
           <w:shd w:val="clear" w:color="auto" w:fill="FFFFFF"/>
         </w:rPr>
       </w:pPr>
       <w:r>
         <w:rPr>
-          <w:rFonts w:ascii="Helvetica" w:hAnsi="Helvetica" w:cs="Helvetica"/>
+          <w:rFonts w:cstheme="minorHAnsi"/>
           <w:color w:val="333333"/>
-          <w:sz w:val="21"/>
-          <w:szCs w:val="21"/>
           <w:shd w:val="clear" w:color="auto" w:fill="FFFFFF"/>
         </w:rPr>
         <w:t>Kotlin considers the data type as everything is an object</w:t>
       </w:r>
       <w:r>
         <w:rPr>
-          <w:rFonts w:ascii="Helvetica" w:hAnsi="Helvetica" w:cs="Helvetica"/>
+          <w:rFonts w:cstheme="minorHAnsi"/>
           <w:color w:val="333333"/>
-          <w:sz w:val="21"/>
-          <w:szCs w:val="21"/>
           <w:shd w:val="clear" w:color="auto" w:fill="FFFFFF"/>
         </w:rPr>
         <w:t>.</w:t>
       </w:r>
       <w:r>
         <w:rPr>
-          <w:rFonts w:ascii="Helvetica" w:hAnsi="Helvetica" w:cs="Helvetica"/>
+          <w:rFonts w:cstheme="minorHAnsi"/>
           <w:color w:val="333333"/>
-          <w:sz w:val="21"/>
-          <w:szCs w:val="21"/>
           <w:shd w:val="clear" w:color="auto" w:fill="FFFFFF"/>
         </w:rPr>
         <w:t xml:space="preserve"> But internally Kotlin converts to primitive data type at running time</w:t>
       </w:r>
       <w:r>
         <w:rPr>
-          <w:rFonts w:ascii="Helvetica" w:hAnsi="Helvetica" w:cs="Helvetica"/>
+          <w:rFonts w:cstheme="minorHAnsi"/>
           <w:color w:val="333333"/>
-          <w:sz w:val="21"/>
-          <w:szCs w:val="21"/>
           <w:shd w:val="clear" w:color="auto" w:fill="FFFFFF"/>
         </w:rPr>
         <w:t>.</w:t>
@@ -696,10 +1027,8 @@
         <w:pStyle w:val="ListParagraph"/>
         <w:ind w:left="792"/>
         <w:rPr>
-          <w:rFonts w:ascii="Helvetica" w:hAnsi="Helvetica" w:cs="Helvetica"/>
+          <w:rFonts w:cstheme="minorHAnsi"/>
           <w:color w:val="333333"/>
-          <w:sz w:val="21"/>
-          <w:szCs w:val="21"/>
           <w:shd w:val="clear" w:color="auto" w:fill="FFFFFF"/>
         </w:rPr>
       </w:pPr>
@@ -712,19 +1041,15 @@
           <w:numId w:val="1"/>
         </w:numPr>
         <w:rPr>
-          <w:rFonts w:ascii="Helvetica" w:hAnsi="Helvetica" w:cs="Helvetica"/>
+          <w:rFonts w:cstheme="minorHAnsi"/>
           <w:color w:val="333333"/>
-          <w:sz w:val="21"/>
-          <w:szCs w:val="21"/>
           <w:shd w:val="clear" w:color="auto" w:fill="FFFFFF"/>
         </w:rPr>
       </w:pPr>
       <w:r>
         <w:rPr>
-          <w:rFonts w:ascii="Helvetica" w:hAnsi="Helvetica" w:cs="Helvetica"/>
+          <w:rFonts w:cstheme="minorHAnsi"/>
           <w:color w:val="333333"/>
-          <w:sz w:val="21"/>
-          <w:szCs w:val="21"/>
           <w:shd w:val="clear" w:color="auto" w:fill="FFFFFF"/>
         </w:rPr>
         <w:t>Numbers:</w:t>
@@ -735,10 +1060,8 @@
         <w:pStyle w:val="ListParagraph"/>
         <w:ind w:left="792"/>
         <w:rPr>
-          <w:rFonts w:ascii="Helvetica" w:hAnsi="Helvetica" w:cs="Helvetica"/>
+          <w:rFonts w:cstheme="minorHAnsi"/>
           <w:color w:val="333333"/>
-          <w:sz w:val="21"/>
-          <w:szCs w:val="21"/>
           <w:shd w:val="clear" w:color="auto" w:fill="FFFFFF"/>
         </w:rPr>
       </w:pPr>
@@ -763,8 +1086,14 @@
             <w:pPr>
               <w:pStyle w:val="ListParagraph"/>
               <w:ind w:left="0"/>
+              <w:rPr>
+                <w:rFonts w:cstheme="minorHAnsi"/>
+              </w:rPr>
             </w:pPr>
             <w:r>
+              <w:rPr>
+                <w:rFonts w:cstheme="minorHAnsi"/>
+              </w:rPr>
               <w:t>Type</w:t>
             </w:r>
           </w:p>
@@ -777,8 +1106,14 @@
             <w:pPr>
               <w:pStyle w:val="ListParagraph"/>
               <w:ind w:left="0"/>
+              <w:rPr>
+                <w:rFonts w:cstheme="minorHAnsi"/>
+              </w:rPr>
             </w:pPr>
             <w:r>
+              <w:rPr>
+                <w:rFonts w:cstheme="minorHAnsi"/>
+              </w:rPr>
               <w:t>Band Width</w:t>
             </w:r>
           </w:p>
@@ -793,8 +1128,14 @@
             <w:pPr>
               <w:pStyle w:val="ListParagraph"/>
               <w:ind w:left="0"/>
+              <w:rPr>
+                <w:rFonts w:cstheme="minorHAnsi"/>
+              </w:rPr>
             </w:pPr>
             <w:r>
+              <w:rPr>
+                <w:rFonts w:cstheme="minorHAnsi"/>
+              </w:rPr>
               <w:t>Double</w:t>
             </w:r>
           </w:p>
@@ -807,8 +1148,14 @@
             <w:pPr>
               <w:pStyle w:val="ListParagraph"/>
               <w:ind w:left="0"/>
+              <w:rPr>
+                <w:rFonts w:cstheme="minorHAnsi"/>
+              </w:rPr>
             </w:pPr>
             <w:r>
+              <w:rPr>
+                <w:rFonts w:cstheme="minorHAnsi"/>
+              </w:rPr>
               <w:t>64</w:t>
             </w:r>
           </w:p>
@@ -823,8 +1170,14 @@
             <w:pPr>
               <w:pStyle w:val="ListParagraph"/>
               <w:ind w:left="0"/>
+              <w:rPr>
+                <w:rFonts w:cstheme="minorHAnsi"/>
+              </w:rPr>
             </w:pPr>
             <w:r>
+              <w:rPr>
+                <w:rFonts w:cstheme="minorHAnsi"/>
+              </w:rPr>
               <w:t>Float</w:t>
             </w:r>
           </w:p>
@@ -837,8 +1190,14 @@
             <w:pPr>
               <w:pStyle w:val="ListParagraph"/>
               <w:ind w:left="0"/>
+              <w:rPr>
+                <w:rFonts w:cstheme="minorHAnsi"/>
+              </w:rPr>
             </w:pPr>
             <w:r>
+              <w:rPr>
+                <w:rFonts w:cstheme="minorHAnsi"/>
+              </w:rPr>
               <w:t>32</w:t>
             </w:r>
           </w:p>
@@ -853,8 +1212,14 @@
             <w:pPr>
               <w:pStyle w:val="ListParagraph"/>
               <w:ind w:left="0"/>
+              <w:rPr>
+                <w:rFonts w:cstheme="minorHAnsi"/>
+              </w:rPr>
             </w:pPr>
             <w:r>
+              <w:rPr>
+                <w:rFonts w:cstheme="minorHAnsi"/>
+              </w:rPr>
               <w:t>Long</w:t>
             </w:r>
           </w:p>
@@ -867,8 +1232,14 @@
             <w:pPr>
               <w:pStyle w:val="ListParagraph"/>
               <w:ind w:left="0"/>
+              <w:rPr>
+                <w:rFonts w:cstheme="minorHAnsi"/>
+              </w:rPr>
             </w:pPr>
             <w:r>
+              <w:rPr>
+                <w:rFonts w:cstheme="minorHAnsi"/>
+              </w:rPr>
               <w:t>64</w:t>
             </w:r>
           </w:p>
@@ -883,8 +1254,14 @@
             <w:pPr>
               <w:pStyle w:val="ListParagraph"/>
               <w:ind w:left="0"/>
+              <w:rPr>
+                <w:rFonts w:cstheme="minorHAnsi"/>
+              </w:rPr>
             </w:pPr>
             <w:r>
+              <w:rPr>
+                <w:rFonts w:cstheme="minorHAnsi"/>
+              </w:rPr>
               <w:t>Int</w:t>
             </w:r>
           </w:p>
@@ -897,8 +1274,14 @@
             <w:pPr>
               <w:pStyle w:val="ListParagraph"/>
               <w:ind w:left="0"/>
+              <w:rPr>
+                <w:rFonts w:cstheme="minorHAnsi"/>
+              </w:rPr>
             </w:pPr>
             <w:r>
+              <w:rPr>
+                <w:rFonts w:cstheme="minorHAnsi"/>
+              </w:rPr>
               <w:t>32</w:t>
             </w:r>
           </w:p>
@@ -913,8 +1296,14 @@
             <w:pPr>
               <w:pStyle w:val="ListParagraph"/>
               <w:ind w:left="0"/>
+              <w:rPr>
+                <w:rFonts w:cstheme="minorHAnsi"/>
+              </w:rPr>
             </w:pPr>
             <w:r>
+              <w:rPr>
+                <w:rFonts w:cstheme="minorHAnsi"/>
+              </w:rPr>
               <w:t>Short</w:t>
             </w:r>
           </w:p>
@@ -927,8 +1316,14 @@
             <w:pPr>
               <w:pStyle w:val="ListParagraph"/>
               <w:ind w:left="0"/>
+              <w:rPr>
+                <w:rFonts w:cstheme="minorHAnsi"/>
+              </w:rPr>
             </w:pPr>
             <w:r>
+              <w:rPr>
+                <w:rFonts w:cstheme="minorHAnsi"/>
+              </w:rPr>
               <w:t>16</w:t>
             </w:r>
           </w:p>
@@ -943,8 +1338,14 @@
             <w:pPr>
               <w:pStyle w:val="ListParagraph"/>
               <w:ind w:left="0"/>
+              <w:rPr>
+                <w:rFonts w:cstheme="minorHAnsi"/>
+              </w:rPr>
             </w:pPr>
             <w:r>
+              <w:rPr>
+                <w:rFonts w:cstheme="minorHAnsi"/>
+              </w:rPr>
               <w:t>Byte</w:t>
             </w:r>
           </w:p>
@@ -957,8 +1358,14 @@
             <w:pPr>
               <w:pStyle w:val="ListParagraph"/>
               <w:ind w:left="0"/>
+              <w:rPr>
+                <w:rFonts w:cstheme="minorHAnsi"/>
+              </w:rPr>
             </w:pPr>
             <w:r>
+              <w:rPr>
+                <w:rFonts w:cstheme="minorHAnsi"/>
+              </w:rPr>
               <w:t>8</w:t>
             </w:r>
           </w:p>
@@ -969,6 +1376,9 @@
       <w:pPr>
         <w:pStyle w:val="ListParagraph"/>
         <w:ind w:left="792"/>
+        <w:rPr>
+          <w:rFonts w:cstheme="minorHAnsi"/>
+        </w:rPr>
       </w:pPr>
     </w:p>
     <w:p>
@@ -978,8 +1388,14 @@
           <w:ilvl w:val="3"/>
           <w:numId w:val="1"/>
         </w:numPr>
-      </w:pPr>
-      <w:r>
+        <w:rPr>
+          <w:rFonts w:cstheme="minorHAnsi"/>
+        </w:rPr>
+      </w:pPr>
+      <w:r>
+        <w:rPr>
+          <w:rFonts w:cstheme="minorHAnsi"/>
+        </w:rPr>
         <w:t>Char:</w:t>
       </w:r>
     </w:p>
@@ -987,8 +1403,14 @@
       <w:pPr>
         <w:pStyle w:val="ListParagraph"/>
         <w:ind w:left="1728"/>
-      </w:pPr>
-      <w:r>
+        <w:rPr>
+          <w:rFonts w:cstheme="minorHAnsi"/>
+        </w:rPr>
+      </w:pPr>
+      <w:r>
+        <w:rPr>
+          <w:rFonts w:cstheme="minorHAnsi"/>
+        </w:rPr>
         <w:t>Char is a type in kotlin. It can be represented in the following way</w:t>
       </w:r>
     </w:p>
@@ -996,8 +1418,14 @@
       <w:pPr>
         <w:pStyle w:val="ListParagraph"/>
         <w:ind w:left="1728"/>
-      </w:pPr>
-      <w:r>
+        <w:rPr>
+          <w:rFonts w:cstheme="minorHAnsi"/>
+        </w:rPr>
+      </w:pPr>
+      <w:r>
+        <w:rPr>
+          <w:rFonts w:cstheme="minorHAnsi"/>
+        </w:rPr>
         <w:t>Ex:</w:t>
       </w:r>
     </w:p>
@@ -1005,8 +1433,14 @@
       <w:pPr>
         <w:pStyle w:val="ListParagraph"/>
         <w:ind w:left="1728"/>
-      </w:pPr>
-      <w:r>
+        <w:rPr>
+          <w:rFonts w:cstheme="minorHAnsi"/>
+        </w:rPr>
+      </w:pPr>
+      <w:r>
+        <w:rPr>
+          <w:rFonts w:cstheme="minorHAnsi"/>
+        </w:rPr>
         <w:t xml:space="preserve">var c: Char=’C’ </w:t>
       </w:r>
     </w:p>
@@ -1014,6 +1448,9 @@
       <w:pPr>
         <w:pStyle w:val="ListParagraph"/>
         <w:ind w:left="1728"/>
+        <w:rPr>
+          <w:rFonts w:cstheme="minorHAnsi"/>
+        </w:rPr>
       </w:pPr>
     </w:p>
     <w:p>
@@ -1023,8 +1460,14 @@
           <w:ilvl w:val="3"/>
           <w:numId w:val="1"/>
         </w:numPr>
-      </w:pPr>
-      <w:r>
+        <w:rPr>
+          <w:rFonts w:cstheme="minorHAnsi"/>
+        </w:rPr>
+      </w:pPr>
+      <w:r>
+        <w:rPr>
+          <w:rFonts w:cstheme="minorHAnsi"/>
+        </w:rPr>
         <w:t>Boolean:</w:t>
       </w:r>
     </w:p>
@@ -1032,11 +1475,20 @@
       <w:pPr>
         <w:pStyle w:val="ListParagraph"/>
         <w:ind w:left="1728"/>
-      </w:pPr>
-      <w:r>
+        <w:rPr>
+          <w:rFonts w:cstheme="minorHAnsi"/>
+        </w:rPr>
+      </w:pPr>
+      <w:r>
+        <w:rPr>
+          <w:rFonts w:cstheme="minorHAnsi"/>
+        </w:rPr>
         <w:t>Boolean is a type also. It can have true and false</w:t>
       </w:r>
       <w:r>
+        <w:rPr>
+          <w:rFonts w:cstheme="minorHAnsi"/>
+        </w:rPr>
         <w:t xml:space="preserve"> value.</w:t>
       </w:r>
     </w:p>
@@ -1044,8 +1496,14 @@
       <w:pPr>
         <w:pStyle w:val="ListParagraph"/>
         <w:ind w:left="1728"/>
-      </w:pPr>
-      <w:r>
+        <w:rPr>
+          <w:rFonts w:cstheme="minorHAnsi"/>
+        </w:rPr>
+      </w:pPr>
+      <w:r>
+        <w:rPr>
+          <w:rFonts w:cstheme="minorHAnsi"/>
+        </w:rPr>
         <w:t>Ex:</w:t>
       </w:r>
     </w:p>
@@ -1053,14 +1511,26 @@
       <w:pPr>
         <w:pStyle w:val="ListParagraph"/>
         <w:ind w:left="1728"/>
-      </w:pPr>
-      <w:r>
+        <w:rPr>
+          <w:rFonts w:cstheme="minorHAnsi"/>
+        </w:rPr>
+      </w:pPr>
+      <w:r>
+        <w:rPr>
+          <w:rFonts w:cstheme="minorHAnsi"/>
+        </w:rPr>
         <w:t>var isFriend:</w:t>
       </w:r>
       <w:r>
+        <w:rPr>
+          <w:rFonts w:cstheme="minorHAnsi"/>
+        </w:rPr>
         <w:t xml:space="preserve"> </w:t>
       </w:r>
       <w:r>
+        <w:rPr>
+          <w:rFonts w:cstheme="minorHAnsi"/>
+        </w:rPr>
         <w:t xml:space="preserve">Boolean = false </w:t>
       </w:r>
     </w:p>
@@ -1068,6 +1538,9 @@
       <w:pPr>
         <w:pStyle w:val="ListParagraph"/>
         <w:ind w:left="1728"/>
+        <w:rPr>
+          <w:rFonts w:cstheme="minorHAnsi"/>
+        </w:rPr>
       </w:pPr>
     </w:p>
     <w:p>
@@ -1077,8 +1550,14 @@
           <w:ilvl w:val="3"/>
           <w:numId w:val="1"/>
         </w:numPr>
-      </w:pPr>
-      <w:r>
+        <w:rPr>
+          <w:rFonts w:cstheme="minorHAnsi"/>
+        </w:rPr>
+      </w:pPr>
+      <w:r>
+        <w:rPr>
+          <w:rFonts w:cstheme="minorHAnsi"/>
+        </w:rPr>
         <w:t>…</w:t>
       </w:r>
     </w:p>
@@ -1086,6 +1565,9 @@
       <w:pPr>
         <w:pStyle w:val="ListParagraph"/>
         <w:ind w:left="1728"/>
+        <w:rPr>
+          <w:rFonts w:cstheme="minorHAnsi"/>
+        </w:rPr>
       </w:pPr>
     </w:p>
     <w:p>
@@ -1095,8 +1577,14 @@
           <w:ilvl w:val="1"/>
           <w:numId w:val="1"/>
         </w:numPr>
-      </w:pPr>
-      <w:r>
+        <w:rPr>
+          <w:rFonts w:cstheme="minorHAnsi"/>
+        </w:rPr>
+      </w:pPr>
+      <w:r>
+        <w:rPr>
+          <w:rFonts w:cstheme="minorHAnsi"/>
+        </w:rPr>
         <w:t>Operators</w:t>
       </w:r>
     </w:p>
@@ -1104,6 +1592,9 @@
       <w:pPr>
         <w:pStyle w:val="ListParagraph"/>
         <w:ind w:left="792"/>
+        <w:rPr>
+          <w:rFonts w:cstheme="minorHAnsi"/>
+        </w:rPr>
       </w:pPr>
     </w:p>
     <w:p>
@@ -1113,8 +1604,14 @@
           <w:ilvl w:val="3"/>
           <w:numId w:val="1"/>
         </w:numPr>
-      </w:pPr>
-      <w:r>
+        <w:rPr>
+          <w:rFonts w:cstheme="minorHAnsi"/>
+        </w:rPr>
+      </w:pPr>
+      <w:r>
+        <w:rPr>
+          <w:rFonts w:cstheme="minorHAnsi"/>
+        </w:rPr>
         <w:t>Arithmetic Operators:</w:t>
       </w:r>
     </w:p>
@@ -1122,8 +1619,14 @@
       <w:pPr>
         <w:pStyle w:val="ListParagraph"/>
         <w:ind w:left="1728"/>
-      </w:pPr>
-      <w:r>
+        <w:rPr>
+          <w:rFonts w:cstheme="minorHAnsi"/>
+        </w:rPr>
+      </w:pPr>
+      <w:r>
+        <w:rPr>
+          <w:rFonts w:cstheme="minorHAnsi"/>
+        </w:rPr>
         <w:t>The below operators are used to do the arithmetic operation. We can see some example for it.</w:t>
       </w:r>
     </w:p>
@@ -1131,8 +1634,14 @@
       <w:pPr>
         <w:pStyle w:val="ListParagraph"/>
         <w:ind w:left="1728"/>
-      </w:pPr>
-      <w:r>
+        <w:rPr>
+          <w:rFonts w:cstheme="minorHAnsi"/>
+        </w:rPr>
+      </w:pPr>
+      <w:r>
+        <w:rPr>
+          <w:rFonts w:cstheme="minorHAnsi"/>
+        </w:rPr>
         <w:t>Ex:</w:t>
       </w:r>
     </w:p>
@@ -1140,24 +1649,42 @@
       <w:pPr>
         <w:pStyle w:val="ListParagraph"/>
         <w:ind w:left="1728"/>
-      </w:pPr>
-    </w:p>
-    <w:p>
-      <w:pPr>
-        <w:pStyle w:val="ListParagraph"/>
-        <w:ind w:left="1728"/>
-      </w:pPr>
-      <w:r>
+        <w:rPr>
+          <w:rFonts w:cstheme="minorHAnsi"/>
+        </w:rPr>
+      </w:pPr>
+    </w:p>
+    <w:p>
+      <w:pPr>
+        <w:pStyle w:val="ListParagraph"/>
+        <w:ind w:left="1728"/>
+        <w:rPr>
+          <w:rFonts w:cstheme="minorHAnsi"/>
+        </w:rPr>
+      </w:pPr>
+      <w:r>
+        <w:rPr>
+          <w:rFonts w:cstheme="minorHAnsi"/>
+        </w:rPr>
         <w:lastRenderedPageBreak/>
         <w:t>var c = a</w:t>
       </w:r>
       <w:r>
+        <w:rPr>
+          <w:rFonts w:cstheme="minorHAnsi"/>
+        </w:rPr>
         <w:t>+</w:t>
       </w:r>
       <w:r>
+        <w:rPr>
+          <w:rFonts w:cstheme="minorHAnsi"/>
+        </w:rPr>
         <w:t>b</w:t>
       </w:r>
       <w:r>
+        <w:rPr>
+          <w:rFonts w:cstheme="minorHAnsi"/>
+        </w:rPr>
         <w:t>,</w:t>
       </w:r>
     </w:p>
@@ -1165,17 +1692,32 @@
       <w:pPr>
         <w:pStyle w:val="ListParagraph"/>
         <w:ind w:left="1728"/>
-      </w:pPr>
-      <w:r>
+        <w:rPr>
+          <w:rFonts w:cstheme="minorHAnsi"/>
+        </w:rPr>
+      </w:pPr>
+      <w:r>
+        <w:rPr>
+          <w:rFonts w:cstheme="minorHAnsi"/>
+        </w:rPr>
         <w:t>var c = a</w:t>
       </w:r>
       <w:r>
+        <w:rPr>
+          <w:rFonts w:cstheme="minorHAnsi"/>
+        </w:rPr>
         <w:t xml:space="preserve"> -</w:t>
       </w:r>
       <w:r>
+        <w:rPr>
+          <w:rFonts w:cstheme="minorHAnsi"/>
+        </w:rPr>
         <w:t>b</w:t>
       </w:r>
       <w:r>
+        <w:rPr>
+          <w:rFonts w:cstheme="minorHAnsi"/>
+        </w:rPr>
         <w:t>,</w:t>
       </w:r>
     </w:p>
@@ -1183,17 +1725,32 @@
       <w:pPr>
         <w:pStyle w:val="ListParagraph"/>
         <w:ind w:left="1728"/>
-      </w:pPr>
-      <w:r>
+        <w:rPr>
+          <w:rFonts w:cstheme="minorHAnsi"/>
+        </w:rPr>
+      </w:pPr>
+      <w:r>
+        <w:rPr>
+          <w:rFonts w:cstheme="minorHAnsi"/>
+        </w:rPr>
         <w:t xml:space="preserve">var c = a </w:t>
       </w:r>
       <w:r>
+        <w:rPr>
+          <w:rFonts w:cstheme="minorHAnsi"/>
+        </w:rPr>
         <w:t>*</w:t>
       </w:r>
       <w:r>
+        <w:rPr>
+          <w:rFonts w:cstheme="minorHAnsi"/>
+        </w:rPr>
         <w:t>b</w:t>
       </w:r>
       <w:r>
+        <w:rPr>
+          <w:rFonts w:cstheme="minorHAnsi"/>
+        </w:rPr>
         <w:t>,</w:t>
       </w:r>
     </w:p>
@@ -1201,14 +1758,26 @@
       <w:pPr>
         <w:pStyle w:val="ListParagraph"/>
         <w:ind w:left="1728"/>
-      </w:pPr>
-      <w:r>
+        <w:rPr>
+          <w:rFonts w:cstheme="minorHAnsi"/>
+        </w:rPr>
+      </w:pPr>
+      <w:r>
+        <w:rPr>
+          <w:rFonts w:cstheme="minorHAnsi"/>
+        </w:rPr>
         <w:t>var c = a</w:t>
       </w:r>
       <w:r>
+        <w:rPr>
+          <w:rFonts w:cstheme="minorHAnsi"/>
+        </w:rPr>
         <w:t>/</w:t>
       </w:r>
       <w:r>
+        <w:rPr>
+          <w:rFonts w:cstheme="minorHAnsi"/>
+        </w:rPr>
         <w:t>b</w:t>
       </w:r>
     </w:p>
@@ -1216,14 +1785,26 @@
       <w:pPr>
         <w:pStyle w:val="ListParagraph"/>
         <w:ind w:left="1728"/>
-      </w:pPr>
-      <w:r>
+        <w:rPr>
+          <w:rFonts w:cstheme="minorHAnsi"/>
+        </w:rPr>
+      </w:pPr>
+      <w:r>
+        <w:rPr>
+          <w:rFonts w:cstheme="minorHAnsi"/>
+        </w:rPr>
         <w:t>var c = a</w:t>
       </w:r>
       <w:r>
+        <w:rPr>
+          <w:rFonts w:cstheme="minorHAnsi"/>
+        </w:rPr>
         <w:t xml:space="preserve"> %</w:t>
       </w:r>
       <w:r>
+        <w:rPr>
+          <w:rFonts w:cstheme="minorHAnsi"/>
+        </w:rPr>
         <w:t>b</w:t>
       </w:r>
     </w:p>
@@ -1231,6 +1812,9 @@
       <w:pPr>
         <w:pStyle w:val="ListParagraph"/>
         <w:ind w:left="1728"/>
+        <w:rPr>
+          <w:rFonts w:cstheme="minorHAnsi"/>
+        </w:rPr>
       </w:pPr>
     </w:p>
     <w:p>
@@ -1240,8 +1824,14 @@
           <w:ilvl w:val="3"/>
           <w:numId w:val="1"/>
         </w:numPr>
-      </w:pPr>
-      <w:r>
+        <w:rPr>
+          <w:rFonts w:cstheme="minorHAnsi"/>
+        </w:rPr>
+      </w:pPr>
+      <w:r>
+        <w:rPr>
+          <w:rFonts w:cstheme="minorHAnsi"/>
+        </w:rPr>
         <w:t>Assignment operator:</w:t>
       </w:r>
     </w:p>
@@ -1249,8 +1839,14 @@
       <w:pPr>
         <w:pStyle w:val="ListParagraph"/>
         <w:ind w:left="1728"/>
-      </w:pPr>
-      <w:r>
+        <w:rPr>
+          <w:rFonts w:cstheme="minorHAnsi"/>
+        </w:rPr>
+      </w:pPr>
+      <w:r>
+        <w:rPr>
+          <w:rFonts w:cstheme="minorHAnsi"/>
+        </w:rPr>
         <w:t>The assignment operator assigns a value to a variable.</w:t>
       </w:r>
     </w:p>
@@ -1258,8 +1854,14 @@
       <w:pPr>
         <w:pStyle w:val="ListParagraph"/>
         <w:ind w:left="1728"/>
-      </w:pPr>
-      <w:r>
+        <w:rPr>
+          <w:rFonts w:cstheme="minorHAnsi"/>
+        </w:rPr>
+      </w:pPr>
+      <w:r>
+        <w:rPr>
+          <w:rFonts w:cstheme="minorHAnsi"/>
+        </w:rPr>
         <w:t xml:space="preserve">Ex: </w:t>
       </w:r>
     </w:p>
@@ -1267,8 +1869,14 @@
       <w:pPr>
         <w:pStyle w:val="ListParagraph"/>
         <w:ind w:left="1728"/>
-      </w:pPr>
-      <w:r>
+        <w:rPr>
+          <w:rFonts w:cstheme="minorHAnsi"/>
+        </w:rPr>
+      </w:pPr>
+      <w:r>
+        <w:rPr>
+          <w:rFonts w:cstheme="minorHAnsi"/>
+        </w:rPr>
         <w:t>var a =  5</w:t>
       </w:r>
     </w:p>
@@ -1276,14 +1884,23 @@
       <w:pPr>
         <w:pStyle w:val="ListParagraph"/>
         <w:ind w:left="1728"/>
-      </w:pPr>
-      <w:r>
+        <w:rPr>
+          <w:rFonts w:cstheme="minorHAnsi"/>
+        </w:rPr>
+      </w:pPr>
+      <w:r>
+        <w:rPr>
+          <w:rFonts w:cstheme="minorHAnsi"/>
+        </w:rPr>
         <w:t>a gets 5 here.</w:t>
       </w:r>
     </w:p>
     <w:p>
       <w:pPr>
         <w:pStyle w:val="ListParagraph"/>
+        <w:rPr>
+          <w:rFonts w:cstheme="minorHAnsi"/>
+        </w:rPr>
       </w:pPr>
     </w:p>
     <w:p>
@@ -1293,8 +1910,14 @@
           <w:ilvl w:val="3"/>
           <w:numId w:val="1"/>
         </w:numPr>
-      </w:pPr>
-      <w:r>
+        <w:rPr>
+          <w:rFonts w:cstheme="minorHAnsi"/>
+        </w:rPr>
+      </w:pPr>
+      <w:r>
+        <w:rPr>
+          <w:rFonts w:cstheme="minorHAnsi"/>
+        </w:rPr>
         <w:t>Comparison operator:</w:t>
       </w:r>
     </w:p>
@@ -1302,8 +1925,14 @@
       <w:pPr>
         <w:pStyle w:val="ListParagraph"/>
         <w:ind w:left="1728"/>
-      </w:pPr>
-      <w:r>
+        <w:rPr>
+          <w:rFonts w:cstheme="minorHAnsi"/>
+        </w:rPr>
+      </w:pPr>
+      <w:r>
+        <w:rPr>
+          <w:rFonts w:cstheme="minorHAnsi"/>
+        </w:rPr>
         <w:t>The comparison operator which can help us matching up two elements.</w:t>
       </w:r>
     </w:p>
@@ -1311,20 +1940,38 @@
       <w:pPr>
         <w:pStyle w:val="ListParagraph"/>
         <w:ind w:left="1728"/>
-      </w:pPr>
-      <w:r>
+        <w:rPr>
+          <w:rFonts w:cstheme="minorHAnsi"/>
+        </w:rPr>
+      </w:pPr>
+      <w:r>
+        <w:rPr>
+          <w:rFonts w:cstheme="minorHAnsi"/>
+        </w:rPr>
         <w:t>v</w:t>
       </w:r>
       <w:r>
+        <w:rPr>
+          <w:rFonts w:cstheme="minorHAnsi"/>
+        </w:rPr>
         <w:t xml:space="preserve">ar </w:t>
       </w:r>
       <w:r>
+        <w:rPr>
+          <w:rFonts w:cstheme="minorHAnsi"/>
+        </w:rPr>
         <w:t>c =</w:t>
       </w:r>
       <w:r>
+        <w:rPr>
+          <w:rFonts w:cstheme="minorHAnsi"/>
+        </w:rPr>
         <w:t xml:space="preserve"> </w:t>
       </w:r>
       <w:r>
+        <w:rPr>
+          <w:rFonts w:cstheme="minorHAnsi"/>
+        </w:rPr>
         <w:t>a &lt; b,</w:t>
       </w:r>
     </w:p>
@@ -1332,14 +1979,26 @@
       <w:pPr>
         <w:pStyle w:val="ListParagraph"/>
         <w:ind w:left="1728"/>
-      </w:pPr>
-      <w:r>
+        <w:rPr>
+          <w:rFonts w:cstheme="minorHAnsi"/>
+        </w:rPr>
+      </w:pPr>
+      <w:r>
+        <w:rPr>
+          <w:rFonts w:cstheme="minorHAnsi"/>
+        </w:rPr>
         <w:t>v</w:t>
       </w:r>
       <w:r>
+        <w:rPr>
+          <w:rFonts w:cstheme="minorHAnsi"/>
+        </w:rPr>
         <w:t>ar c = a &gt; b</w:t>
       </w:r>
       <w:r>
+        <w:rPr>
+          <w:rFonts w:cstheme="minorHAnsi"/>
+        </w:rPr>
         <w:t>,</w:t>
       </w:r>
     </w:p>
@@ -1347,11 +2006,20 @@
       <w:pPr>
         <w:pStyle w:val="ListParagraph"/>
         <w:ind w:left="1728"/>
-      </w:pPr>
-      <w:r>
+        <w:rPr>
+          <w:rFonts w:cstheme="minorHAnsi"/>
+        </w:rPr>
+      </w:pPr>
+      <w:r>
+        <w:rPr>
+          <w:rFonts w:cstheme="minorHAnsi"/>
+        </w:rPr>
         <w:t>Var c = a &lt;= b</w:t>
       </w:r>
       <w:r>
+        <w:rPr>
+          <w:rFonts w:cstheme="minorHAnsi"/>
+        </w:rPr>
         <w:t>,</w:t>
       </w:r>
     </w:p>
@@ -1359,11 +2027,20 @@
       <w:pPr>
         <w:pStyle w:val="ListParagraph"/>
         <w:ind w:left="1728"/>
-      </w:pPr>
-      <w:r>
+        <w:rPr>
+          <w:rFonts w:cstheme="minorHAnsi"/>
+        </w:rPr>
+      </w:pPr>
+      <w:r>
+        <w:rPr>
+          <w:rFonts w:cstheme="minorHAnsi"/>
+        </w:rPr>
         <w:t>Var c = a &gt;= b</w:t>
       </w:r>
       <w:r>
+        <w:rPr>
+          <w:rFonts w:cstheme="minorHAnsi"/>
+        </w:rPr>
         <w:t>,</w:t>
       </w:r>
     </w:p>
@@ -1371,11 +2048,20 @@
       <w:pPr>
         <w:pStyle w:val="ListParagraph"/>
         <w:ind w:left="1728"/>
-      </w:pPr>
-      <w:r>
+        <w:rPr>
+          <w:rFonts w:cstheme="minorHAnsi"/>
+        </w:rPr>
+      </w:pPr>
+      <w:r>
+        <w:rPr>
+          <w:rFonts w:cstheme="minorHAnsi"/>
+        </w:rPr>
         <w:t>Var c = a == b</w:t>
       </w:r>
       <w:r>
+        <w:rPr>
+          <w:rFonts w:cstheme="minorHAnsi"/>
+        </w:rPr>
         <w:t>,</w:t>
       </w:r>
     </w:p>
@@ -1383,30 +2069,45 @@
       <w:pPr>
         <w:pStyle w:val="ListParagraph"/>
         <w:ind w:left="1728"/>
-      </w:pPr>
-      <w:r>
-        <w:t xml:space="preserve"> </w:t>
-      </w:r>
-      <w:r>
-        <w:t>Var c = a != b</w:t>
+        <w:rPr>
+          <w:rFonts w:cstheme="minorHAnsi"/>
+        </w:rPr>
+      </w:pPr>
+      <w:r>
+        <w:rPr>
+          <w:rFonts w:cstheme="minorHAnsi"/>
+        </w:rPr>
+        <w:t xml:space="preserve"> Var c = a != b</w:t>
       </w:r>
     </w:p>
     <w:p>
       <w:pPr>
         <w:pStyle w:val="NoSpacing"/>
         <w:ind w:left="360"/>
+        <w:rPr>
+          <w:rFonts w:cstheme="minorHAnsi"/>
+        </w:rPr>
       </w:pPr>
     </w:p>
     <w:p>
       <w:pPr>
         <w:pStyle w:val="NoSpacing"/>
         <w:ind w:left="1368" w:firstLine="360"/>
-      </w:pPr>
-      <w:r>
+        <w:rPr>
+          <w:rFonts w:cstheme="minorHAnsi"/>
+        </w:rPr>
+      </w:pPr>
+      <w:r>
+        <w:rPr>
+          <w:rFonts w:cstheme="minorHAnsi"/>
+        </w:rPr>
         <w:t>===, !== - </w:t>
       </w:r>
       <w:hyperlink r:id="rId9" w:anchor="referential-equality" w:history="1">
         <w:r>
+          <w:rPr>
+            <w:rFonts w:cstheme="minorHAnsi"/>
+          </w:rPr>
           <w:t>referential equality operators</w:t>
         </w:r>
       </w:hyperlink>
@@ -1414,6 +2115,9 @@
     <w:p>
       <w:pPr>
         <w:pStyle w:val="ListParagraph"/>
+        <w:rPr>
+          <w:rFonts w:cstheme="minorHAnsi"/>
+        </w:rPr>
       </w:pPr>
     </w:p>
     <w:p>
@@ -1423,68 +2127,128 @@
           <w:ilvl w:val="3"/>
           <w:numId w:val="1"/>
         </w:numPr>
-      </w:pPr>
-      <w:r>
+        <w:rPr>
+          <w:rFonts w:cstheme="minorHAnsi"/>
+        </w:rPr>
+      </w:pPr>
+      <w:r>
+        <w:rPr>
+          <w:rFonts w:cstheme="minorHAnsi"/>
+        </w:rPr>
         <w:t>Logical operator</w:t>
       </w:r>
       <w:r>
+        <w:rPr>
+          <w:rFonts w:cstheme="minorHAnsi"/>
+        </w:rPr>
         <w:t>s</w:t>
       </w:r>
       <w:r>
+        <w:rPr>
+          <w:rFonts w:cstheme="minorHAnsi"/>
+        </w:rPr>
         <w:t>:</w:t>
       </w:r>
     </w:p>
     <w:p>
       <w:pPr>
         <w:ind w:left="1008" w:firstLine="720"/>
-      </w:pPr>
-      <w:r>
+        <w:rPr>
+          <w:rFonts w:cstheme="minorHAnsi"/>
+        </w:rPr>
+      </w:pPr>
+      <w:r>
+        <w:rPr>
+          <w:rFonts w:cstheme="minorHAnsi"/>
+        </w:rPr>
         <w:t>v</w:t>
       </w:r>
       <w:r>
+        <w:rPr>
+          <w:rFonts w:cstheme="minorHAnsi"/>
+        </w:rPr>
         <w:t>ar z = (a&gt;b)</w:t>
       </w:r>
       <w:r>
+        <w:rPr>
+          <w:rFonts w:cstheme="minorHAnsi"/>
+        </w:rPr>
         <w:t>&amp;&amp;</w:t>
       </w:r>
       <w:r>
+        <w:rPr>
+          <w:rFonts w:cstheme="minorHAnsi"/>
+        </w:rPr>
         <w:t xml:space="preserve"> (c&gt;d),</w:t>
       </w:r>
     </w:p>
     <w:p>
       <w:pPr>
         <w:ind w:left="1008" w:firstLine="720"/>
-      </w:pPr>
-      <w:r>
+        <w:rPr>
+          <w:rFonts w:cstheme="minorHAnsi"/>
+        </w:rPr>
+      </w:pPr>
+      <w:r>
+        <w:rPr>
+          <w:rFonts w:cstheme="minorHAnsi"/>
+        </w:rPr>
         <w:t>var</w:t>
       </w:r>
       <w:r>
+        <w:rPr>
+          <w:rFonts w:cstheme="minorHAnsi"/>
+        </w:rPr>
         <w:t xml:space="preserve"> </w:t>
       </w:r>
       <w:r>
+        <w:rPr>
+          <w:rFonts w:cstheme="minorHAnsi"/>
+        </w:rPr>
         <w:t xml:space="preserve">z = (a&gt;b) </w:t>
       </w:r>
       <w:r>
+        <w:rPr>
+          <w:rFonts w:cstheme="minorHAnsi"/>
+        </w:rPr>
         <w:t>||</w:t>
       </w:r>
       <w:r>
+        <w:rPr>
+          <w:rFonts w:cstheme="minorHAnsi"/>
+        </w:rPr>
         <w:t xml:space="preserve"> (c&gt;d)</w:t>
       </w:r>
       <w:r>
+        <w:rPr>
+          <w:rFonts w:cstheme="minorHAnsi"/>
+        </w:rPr>
         <w:t xml:space="preserve">, </w:t>
       </w:r>
     </w:p>
     <w:p>
       <w:pPr>
         <w:ind w:left="1008" w:firstLine="720"/>
-      </w:pPr>
-      <w:r>
+        <w:rPr>
+          <w:rFonts w:cstheme="minorHAnsi"/>
+        </w:rPr>
+      </w:pPr>
+      <w:r>
+        <w:rPr>
+          <w:rFonts w:cstheme="minorHAnsi"/>
+        </w:rPr>
         <w:t>var z = (</w:t>
       </w:r>
       <w:r>
+        <w:rPr>
+          <w:rFonts w:cstheme="minorHAnsi"/>
+        </w:rPr>
         <w:t>!</w:t>
       </w:r>
       <w:r>
+        <w:rPr>
+          <w:rFonts w:cstheme="minorHAnsi"/>
+        </w:rPr>
         <w:t>a=b)</w:t>
       </w:r>
     </w:p>
@@ -1492,11 +2256,17 @@
       <w:pPr>
         <w:pStyle w:val="ListParagraph"/>
         <w:ind w:left="1728"/>
-      </w:pPr>
-    </w:p>
-    <w:p>
-      <w:pPr>
-        <w:pStyle w:val="ListParagraph"/>
+        <w:rPr>
+          <w:rFonts w:cstheme="minorHAnsi"/>
+        </w:rPr>
+      </w:pPr>
+    </w:p>
+    <w:p>
+      <w:pPr>
+        <w:pStyle w:val="ListParagraph"/>
+        <w:rPr>
+          <w:rFonts w:cstheme="minorHAnsi"/>
+        </w:rPr>
       </w:pPr>
     </w:p>
     <w:p>
@@ -1506,8 +2276,14 @@
           <w:ilvl w:val="3"/>
           <w:numId w:val="1"/>
         </w:numPr>
-      </w:pPr>
-      <w:r>
+        <w:rPr>
+          <w:rFonts w:cstheme="minorHAnsi"/>
+        </w:rPr>
+      </w:pPr>
+      <w:r>
+        <w:rPr>
+          <w:rFonts w:cstheme="minorHAnsi"/>
+        </w:rPr>
         <w:t>Augmented assignment operators:</w:t>
       </w:r>
     </w:p>
@@ -1515,23 +2291,41 @@
       <w:pPr>
         <w:pStyle w:val="ListParagraph"/>
         <w:ind w:left="1728"/>
-      </w:pPr>
-    </w:p>
-    <w:p>
-      <w:pPr>
-        <w:pStyle w:val="ListParagraph"/>
-        <w:ind w:left="1728"/>
-      </w:pPr>
-      <w:r>
+        <w:rPr>
+          <w:rFonts w:cstheme="minorHAnsi"/>
+        </w:rPr>
+      </w:pPr>
+    </w:p>
+    <w:p>
+      <w:pPr>
+        <w:pStyle w:val="ListParagraph"/>
+        <w:ind w:left="1728"/>
+        <w:rPr>
+          <w:rFonts w:cstheme="minorHAnsi"/>
+        </w:rPr>
+      </w:pPr>
+      <w:r>
+        <w:rPr>
+          <w:rFonts w:cstheme="minorHAnsi"/>
+        </w:rPr>
         <w:t xml:space="preserve">var a </w:t>
       </w:r>
       <w:r>
+        <w:rPr>
+          <w:rFonts w:cstheme="minorHAnsi"/>
+        </w:rPr>
         <w:t>+=</w:t>
       </w:r>
       <w:r>
+        <w:rPr>
+          <w:rFonts w:cstheme="minorHAnsi"/>
+        </w:rPr>
         <w:t xml:space="preserve"> b</w:t>
       </w:r>
       <w:r>
+        <w:rPr>
+          <w:rFonts w:cstheme="minorHAnsi"/>
+        </w:rPr>
         <w:t xml:space="preserve"> which is equal to a = a + b</w:t>
       </w:r>
     </w:p>
@@ -1539,95 +2333,149 @@
       <w:pPr>
         <w:pStyle w:val="ListParagraph"/>
         <w:ind w:left="1728"/>
-      </w:pPr>
-      <w:r>
+        <w:rPr>
+          <w:rFonts w:cstheme="minorHAnsi"/>
+        </w:rPr>
+      </w:pPr>
+      <w:r>
+        <w:rPr>
+          <w:rFonts w:cstheme="minorHAnsi"/>
+        </w:rPr>
         <w:t>var a</w:t>
       </w:r>
       <w:r>
+        <w:rPr>
+          <w:rFonts w:cstheme="minorHAnsi"/>
+        </w:rPr>
         <w:t xml:space="preserve"> -=</w:t>
       </w:r>
       <w:r>
+        <w:rPr>
+          <w:rFonts w:cstheme="minorHAnsi"/>
+        </w:rPr>
         <w:t xml:space="preserve"> b</w:t>
       </w:r>
       <w:r>
-        <w:t xml:space="preserve"> which is equal to a = a -</w:t>
-      </w:r>
-      <w:r>
+        <w:rPr>
+          <w:rFonts w:cstheme="minorHAnsi"/>
+        </w:rPr>
+        <w:t xml:space="preserve"> which is equal to a = a - b</w:t>
+      </w:r>
+    </w:p>
+    <w:p>
+      <w:pPr>
+        <w:pStyle w:val="ListParagraph"/>
+        <w:ind w:left="1728"/>
+        <w:rPr>
+          <w:rFonts w:cstheme="minorHAnsi"/>
+        </w:rPr>
+      </w:pPr>
+      <w:r>
+        <w:rPr>
+          <w:rFonts w:cstheme="minorHAnsi"/>
+        </w:rPr>
+        <w:t xml:space="preserve">var a </w:t>
+      </w:r>
+      <w:r>
+        <w:rPr>
+          <w:rFonts w:cstheme="minorHAnsi"/>
+        </w:rPr>
+        <w:t>*=</w:t>
+      </w:r>
+      <w:r>
+        <w:rPr>
+          <w:rFonts w:cstheme="minorHAnsi"/>
+        </w:rPr>
         <w:t xml:space="preserve"> b</w:t>
       </w:r>
-    </w:p>
-    <w:p>
-      <w:pPr>
-        <w:pStyle w:val="ListParagraph"/>
-        <w:ind w:left="1728"/>
-      </w:pPr>
-      <w:r>
+      <w:r>
+        <w:rPr>
+          <w:rFonts w:cstheme="minorHAnsi"/>
+        </w:rPr>
+        <w:t xml:space="preserve"> which is equal to a = a * b</w:t>
+      </w:r>
+    </w:p>
+    <w:p>
+      <w:pPr>
+        <w:pStyle w:val="ListParagraph"/>
+        <w:ind w:left="1728"/>
+        <w:rPr>
+          <w:rFonts w:cstheme="minorHAnsi"/>
+        </w:rPr>
+      </w:pPr>
+      <w:r>
+        <w:rPr>
+          <w:rFonts w:cstheme="minorHAnsi"/>
+        </w:rPr>
         <w:t xml:space="preserve">var a </w:t>
       </w:r>
       <w:r>
-        <w:t>*=</w:t>
-      </w:r>
-      <w:r>
+        <w:rPr>
+          <w:rFonts w:cstheme="minorHAnsi"/>
+        </w:rPr>
+        <w:t xml:space="preserve"> /=</w:t>
+      </w:r>
+      <w:r>
+        <w:rPr>
+          <w:rFonts w:cstheme="minorHAnsi"/>
+        </w:rPr>
         <w:t xml:space="preserve"> b</w:t>
       </w:r>
       <w:r>
-        <w:t xml:space="preserve"> which is equal to a = a *</w:t>
-      </w:r>
-      <w:r>
+        <w:rPr>
+          <w:rFonts w:cstheme="minorHAnsi"/>
+        </w:rPr>
+        <w:t xml:space="preserve"> which is equal to a = a / b</w:t>
+      </w:r>
+    </w:p>
+    <w:p>
+      <w:pPr>
+        <w:pStyle w:val="ListParagraph"/>
+        <w:ind w:left="1728"/>
+        <w:rPr>
+          <w:rFonts w:cstheme="minorHAnsi"/>
+        </w:rPr>
+      </w:pPr>
+      <w:r>
+        <w:rPr>
+          <w:rFonts w:cstheme="minorHAnsi"/>
+        </w:rPr>
+        <w:t xml:space="preserve">var a </w:t>
+      </w:r>
+      <w:r>
+        <w:rPr>
+          <w:rFonts w:cstheme="minorHAnsi"/>
+        </w:rPr>
+        <w:t xml:space="preserve"> %=</w:t>
+      </w:r>
+      <w:r>
+        <w:rPr>
+          <w:rFonts w:cstheme="minorHAnsi"/>
+        </w:rPr>
         <w:t xml:space="preserve"> b</w:t>
       </w:r>
-    </w:p>
-    <w:p>
-      <w:pPr>
-        <w:pStyle w:val="ListParagraph"/>
-        <w:ind w:left="1728"/>
-      </w:pPr>
-      <w:r>
-        <w:t xml:space="preserve">var a </w:t>
-      </w:r>
-      <w:r>
-        <w:t xml:space="preserve"> /=</w:t>
-      </w:r>
-      <w:r>
-        <w:t xml:space="preserve"> b</w:t>
-      </w:r>
-      <w:r>
-        <w:t xml:space="preserve"> which is equal to a = a /</w:t>
-      </w:r>
-      <w:r>
-        <w:t xml:space="preserve"> b</w:t>
-      </w:r>
-    </w:p>
-    <w:p>
-      <w:pPr>
-        <w:pStyle w:val="ListParagraph"/>
-        <w:ind w:left="1728"/>
-      </w:pPr>
-      <w:r>
-        <w:t xml:space="preserve">var a </w:t>
-      </w:r>
-      <w:r>
-        <w:t xml:space="preserve"> %=</w:t>
-      </w:r>
-      <w:r>
-        <w:t xml:space="preserve"> b</w:t>
-      </w:r>
-      <w:r>
-        <w:t xml:space="preserve"> which is equal to a = a %</w:t>
-      </w:r>
-      <w:r>
-        <w:t xml:space="preserve"> b</w:t>
-      </w:r>
-    </w:p>
-    <w:p>
-      <w:pPr>
-        <w:pStyle w:val="ListParagraph"/>
-        <w:ind w:left="1728"/>
-      </w:pPr>
-    </w:p>
-    <w:p>
-      <w:pPr>
-        <w:pStyle w:val="ListParagraph"/>
+      <w:r>
+        <w:rPr>
+          <w:rFonts w:cstheme="minorHAnsi"/>
+        </w:rPr>
+        <w:t xml:space="preserve"> which is equal to a = a % b</w:t>
+      </w:r>
+    </w:p>
+    <w:p>
+      <w:pPr>
+        <w:pStyle w:val="ListParagraph"/>
+        <w:ind w:left="1728"/>
+        <w:rPr>
+          <w:rFonts w:cstheme="minorHAnsi"/>
+        </w:rPr>
+      </w:pPr>
+    </w:p>
+    <w:p>
+      <w:pPr>
+        <w:pStyle w:val="ListParagraph"/>
+        <w:rPr>
+          <w:rFonts w:cstheme="minorHAnsi"/>
+        </w:rPr>
       </w:pPr>
     </w:p>
     <w:p>
@@ -1637,8 +2485,14 @@
           <w:ilvl w:val="3"/>
           <w:numId w:val="1"/>
         </w:numPr>
-      </w:pPr>
-      <w:r>
+        <w:rPr>
+          <w:rFonts w:cstheme="minorHAnsi"/>
+        </w:rPr>
+      </w:pPr>
+      <w:r>
+        <w:rPr>
+          <w:rFonts w:cstheme="minorHAnsi"/>
+        </w:rPr>
         <w:t>Increment and decrement operators:</w:t>
       </w:r>
     </w:p>
@@ -1646,14 +2500,23 @@
       <w:pPr>
         <w:pStyle w:val="ListParagraph"/>
         <w:ind w:left="1728"/>
-      </w:pPr>
-    </w:p>
-    <w:p>
-      <w:pPr>
-        <w:pStyle w:val="ListParagraph"/>
-        <w:ind w:left="1728"/>
-      </w:pPr>
-      <w:r>
+        <w:rPr>
+          <w:rFonts w:cstheme="minorHAnsi"/>
+        </w:rPr>
+      </w:pPr>
+    </w:p>
+    <w:p>
+      <w:pPr>
+        <w:pStyle w:val="ListParagraph"/>
+        <w:ind w:left="1728"/>
+        <w:rPr>
+          <w:rFonts w:cstheme="minorHAnsi"/>
+        </w:rPr>
+      </w:pPr>
+      <w:r>
+        <w:rPr>
+          <w:rFonts w:cstheme="minorHAnsi"/>
+        </w:rPr>
         <w:t>Increment Operator:</w:t>
       </w:r>
     </w:p>
@@ -1661,8 +2524,14 @@
       <w:pPr>
         <w:pStyle w:val="ListParagraph"/>
         <w:ind w:left="1728"/>
-      </w:pPr>
-      <w:r>
+        <w:rPr>
+          <w:rFonts w:cstheme="minorHAnsi"/>
+        </w:rPr>
+      </w:pPr>
+      <w:r>
+        <w:rPr>
+          <w:rFonts w:cstheme="minorHAnsi"/>
+        </w:rPr>
         <w:t>var a: Int = 0</w:t>
       </w:r>
     </w:p>
@@ -1670,11 +2539,20 @@
       <w:pPr>
         <w:pStyle w:val="ListParagraph"/>
         <w:ind w:left="1728"/>
-      </w:pPr>
-      <w:r>
+        <w:rPr>
+          <w:rFonts w:cstheme="minorHAnsi"/>
+        </w:rPr>
+      </w:pPr>
+      <w:r>
+        <w:rPr>
+          <w:rFonts w:cstheme="minorHAnsi"/>
+        </w:rPr>
         <w:t>a</w:t>
       </w:r>
       <w:r>
+        <w:rPr>
+          <w:rFonts w:cstheme="minorHAnsi"/>
+        </w:rPr>
         <w:t>++</w:t>
       </w:r>
     </w:p>
@@ -1682,14 +2560,23 @@
       <w:pPr>
         <w:pStyle w:val="ListParagraph"/>
         <w:ind w:left="1728"/>
-      </w:pPr>
-    </w:p>
-    <w:p>
-      <w:pPr>
-        <w:pStyle w:val="ListParagraph"/>
-        <w:ind w:left="1728"/>
-      </w:pPr>
-      <w:r>
+        <w:rPr>
+          <w:rFonts w:cstheme="minorHAnsi"/>
+        </w:rPr>
+      </w:pPr>
+    </w:p>
+    <w:p>
+      <w:pPr>
+        <w:pStyle w:val="ListParagraph"/>
+        <w:ind w:left="1728"/>
+        <w:rPr>
+          <w:rFonts w:cstheme="minorHAnsi"/>
+        </w:rPr>
+      </w:pPr>
+      <w:r>
+        <w:rPr>
+          <w:rFonts w:cstheme="minorHAnsi"/>
+        </w:rPr>
         <w:t>Output:</w:t>
       </w:r>
     </w:p>
@@ -1697,14 +2584,23 @@
       <w:pPr>
         <w:pStyle w:val="ListParagraph"/>
         <w:ind w:left="1728"/>
-      </w:pPr>
-    </w:p>
-    <w:p>
-      <w:pPr>
-        <w:pStyle w:val="ListParagraph"/>
-        <w:ind w:left="1728"/>
-      </w:pPr>
-      <w:r>
+        <w:rPr>
+          <w:rFonts w:cstheme="minorHAnsi"/>
+        </w:rPr>
+      </w:pPr>
+    </w:p>
+    <w:p>
+      <w:pPr>
+        <w:pStyle w:val="ListParagraph"/>
+        <w:ind w:left="1728"/>
+        <w:rPr>
+          <w:rFonts w:cstheme="minorHAnsi"/>
+        </w:rPr>
+      </w:pPr>
+      <w:r>
+        <w:rPr>
+          <w:rFonts w:cstheme="minorHAnsi"/>
+        </w:rPr>
         <w:t>Decrement Operator:</w:t>
       </w:r>
     </w:p>
@@ -1712,8 +2608,14 @@
       <w:pPr>
         <w:pStyle w:val="ListParagraph"/>
         <w:ind w:left="1728"/>
-      </w:pPr>
-      <w:r>
+        <w:rPr>
+          <w:rFonts w:cstheme="minorHAnsi"/>
+        </w:rPr>
+      </w:pPr>
+      <w:r>
+        <w:rPr>
+          <w:rFonts w:cstheme="minorHAnsi"/>
+        </w:rPr>
         <w:t>var b: Int = 0</w:t>
       </w:r>
     </w:p>
@@ -1721,8 +2623,14 @@
       <w:pPr>
         <w:pStyle w:val="ListParagraph"/>
         <w:ind w:left="1728"/>
-      </w:pPr>
-      <w:r>
+        <w:rPr>
+          <w:rFonts w:cstheme="minorHAnsi"/>
+        </w:rPr>
+      </w:pPr>
+      <w:r>
+        <w:rPr>
+          <w:rFonts w:cstheme="minorHAnsi"/>
+        </w:rPr>
         <w:t>a--</w:t>
       </w:r>
     </w:p>
@@ -1730,11 +2638,20 @@
       <w:pPr>
         <w:pStyle w:val="ListParagraph"/>
         <w:ind w:left="792"/>
-      </w:pPr>
-      <w:r>
+        <w:rPr>
+          <w:rFonts w:cstheme="minorHAnsi"/>
+        </w:rPr>
+      </w:pPr>
+      <w:r>
+        <w:rPr>
+          <w:rFonts w:cstheme="minorHAnsi"/>
+        </w:rPr>
         <w:t xml:space="preserve"> </w:t>
       </w:r>
       <w:r>
+        <w:rPr>
+          <w:rFonts w:cstheme="minorHAnsi"/>
+        </w:rPr>
         <w:tab/>
         <w:t xml:space="preserve">     </w:t>
       </w:r>
@@ -1743,8 +2660,14 @@
       <w:pPr>
         <w:pStyle w:val="ListParagraph"/>
         <w:ind w:left="1080" w:firstLine="648"/>
-      </w:pPr>
-      <w:r>
+        <w:rPr>
+          <w:rFonts w:cstheme="minorHAnsi"/>
+        </w:rPr>
+      </w:pPr>
+      <w:r>
+        <w:rPr>
+          <w:rFonts w:cstheme="minorHAnsi"/>
+        </w:rPr>
         <w:t>Output:</w:t>
       </w:r>
     </w:p>
@@ -1752,6 +2675,9 @@
       <w:pPr>
         <w:pStyle w:val="ListParagraph"/>
         <w:ind w:left="792"/>
+        <w:rPr>
+          <w:rFonts w:cstheme="minorHAnsi"/>
+        </w:rPr>
       </w:pPr>
     </w:p>
     <w:p>
@@ -1761,8 +2687,14 @@
           <w:ilvl w:val="3"/>
           <w:numId w:val="1"/>
         </w:numPr>
-      </w:pPr>
-      <w:r>
+        <w:rPr>
+          <w:rFonts w:cstheme="minorHAnsi"/>
+        </w:rPr>
+      </w:pPr>
+      <w:r>
+        <w:rPr>
+          <w:rFonts w:cstheme="minorHAnsi"/>
+        </w:rPr>
         <w:t>Some other operators:</w:t>
       </w:r>
     </w:p>
@@ -1770,16 +2702,28 @@
       <w:pPr>
         <w:pStyle w:val="ListParagraph"/>
         <w:ind w:left="1728"/>
-      </w:pPr>
-      <w:r>
+        <w:rPr>
+          <w:rFonts w:cstheme="minorHAnsi"/>
+        </w:rPr>
+      </w:pPr>
+      <w:r>
+        <w:rPr>
+          <w:rFonts w:cstheme="minorHAnsi"/>
+        </w:rPr>
         <w:t>[, ] - </w:t>
       </w:r>
       <w:hyperlink r:id="rId10" w:anchor="indexed" w:history="1">
         <w:r>
+          <w:rPr>
+            <w:rFonts w:cstheme="minorHAnsi"/>
+          </w:rPr>
           <w:t>indexed access operator</w:t>
         </w:r>
       </w:hyperlink>
       <w:r>
+        <w:rPr>
+          <w:rFonts w:cstheme="minorHAnsi"/>
+        </w:rPr>
         <w:t> (translated to calls of get and set)</w:t>
       </w:r>
     </w:p>
@@ -1787,12 +2731,21 @@
       <w:pPr>
         <w:pStyle w:val="ListParagraph"/>
         <w:ind w:left="1728"/>
-      </w:pPr>
-      <w:r>
+        <w:rPr>
+          <w:rFonts w:cstheme="minorHAnsi"/>
+        </w:rPr>
+      </w:pPr>
+      <w:r>
+        <w:rPr>
+          <w:rFonts w:cstheme="minorHAnsi"/>
+        </w:rPr>
         <w:t>!! </w:t>
       </w:r>
       <w:hyperlink r:id="rId11" w:anchor="the--operator" w:history="1">
         <w:r>
+          <w:rPr>
+            <w:rFonts w:cstheme="minorHAnsi"/>
+          </w:rPr>
           <w:t>asserts that an expression is non-null</w:t>
         </w:r>
       </w:hyperlink>
@@ -1801,16 +2754,28 @@
       <w:pPr>
         <w:pStyle w:val="ListParagraph"/>
         <w:ind w:left="1728"/>
-      </w:pPr>
-      <w:r>
+        <w:rPr>
+          <w:rFonts w:cstheme="minorHAnsi"/>
+        </w:rPr>
+      </w:pPr>
+      <w:r>
+        <w:rPr>
+          <w:rFonts w:cstheme="minorHAnsi"/>
+        </w:rPr>
         <w:t>?. performs a </w:t>
       </w:r>
       <w:hyperlink r:id="rId12" w:anchor="safe-calls" w:history="1">
         <w:r>
+          <w:rPr>
+            <w:rFonts w:cstheme="minorHAnsi"/>
+          </w:rPr>
           <w:t>safe call</w:t>
         </w:r>
       </w:hyperlink>
       <w:r>
+        <w:rPr>
+          <w:rFonts w:cstheme="minorHAnsi"/>
+        </w:rPr>
         <w:t> (calls a method or accesses a property if the receiver is non-null)</w:t>
       </w:r>
     </w:p>
@@ -1818,16 +2783,28 @@
       <w:pPr>
         <w:pStyle w:val="ListParagraph"/>
         <w:ind w:left="1728"/>
-      </w:pPr>
-      <w:r>
+        <w:rPr>
+          <w:rFonts w:cstheme="minorHAnsi"/>
+        </w:rPr>
+      </w:pPr>
+      <w:r>
+        <w:rPr>
+          <w:rFonts w:cstheme="minorHAnsi"/>
+        </w:rPr>
         <w:t>?: takes the right-hand value if the left-hand value is null (the </w:t>
       </w:r>
       <w:hyperlink r:id="rId13" w:anchor="elvis-operator" w:history="1">
         <w:r>
+          <w:rPr>
+            <w:rFonts w:cstheme="minorHAnsi"/>
+          </w:rPr>
           <w:t>elvis operator</w:t>
         </w:r>
       </w:hyperlink>
       <w:r>
+        <w:rPr>
+          <w:rFonts w:cstheme="minorHAnsi"/>
+        </w:rPr>
         <w:t>)</w:t>
       </w:r>
     </w:p>
@@ -1835,20 +2812,35 @@
       <w:pPr>
         <w:pStyle w:val="ListParagraph"/>
         <w:ind w:left="1728"/>
-      </w:pPr>
-      <w:r>
+        <w:rPr>
+          <w:rFonts w:cstheme="minorHAnsi"/>
+        </w:rPr>
+      </w:pPr>
+      <w:r>
+        <w:rPr>
+          <w:rFonts w:cstheme="minorHAnsi"/>
+        </w:rPr>
         <w:t>:: creates a </w:t>
       </w:r>
       <w:hyperlink r:id="rId14" w:anchor="function-references" w:history="1">
         <w:r>
+          <w:rPr>
+            <w:rFonts w:cstheme="minorHAnsi"/>
+          </w:rPr>
           <w:t>member reference</w:t>
         </w:r>
       </w:hyperlink>
       <w:r>
+        <w:rPr>
+          <w:rFonts w:cstheme="minorHAnsi"/>
+        </w:rPr>
         <w:t> or a </w:t>
       </w:r>
       <w:hyperlink r:id="rId15" w:anchor="class-references" w:history="1">
         <w:r>
+          <w:rPr>
+            <w:rFonts w:cstheme="minorHAnsi"/>
+          </w:rPr>
           <w:t>class reference</w:t>
         </w:r>
       </w:hyperlink>
@@ -1857,12 +2849,21 @@
       <w:pPr>
         <w:pStyle w:val="ListParagraph"/>
         <w:ind w:left="1728"/>
-      </w:pPr>
-      <w:r>
+        <w:rPr>
+          <w:rFonts w:cstheme="minorHAnsi"/>
+        </w:rPr>
+      </w:pPr>
+      <w:r>
+        <w:rPr>
+          <w:rFonts w:cstheme="minorHAnsi"/>
+        </w:rPr>
         <w:t>.. creates a </w:t>
       </w:r>
       <w:hyperlink r:id="rId16" w:history="1">
         <w:r>
+          <w:rPr>
+            <w:rFonts w:cstheme="minorHAnsi"/>
+          </w:rPr>
           <w:t>range</w:t>
         </w:r>
       </w:hyperlink>
@@ -1871,8 +2872,14 @@
       <w:pPr>
         <w:pStyle w:val="ListParagraph"/>
         <w:ind w:left="1728"/>
-      </w:pPr>
-      <w:r>
+        <w:rPr>
+          <w:rFonts w:cstheme="minorHAnsi"/>
+        </w:rPr>
+      </w:pPr>
+      <w:r>
+        <w:rPr>
+          <w:rFonts w:cstheme="minorHAnsi"/>
+        </w:rPr>
         <w:t>: separates a name from a type in declarations</w:t>
       </w:r>
     </w:p>
@@ -1883,16 +2890,28 @@
           <w:tab w:val="left" w:pos="4650"/>
         </w:tabs>
         <w:ind w:left="1728"/>
-      </w:pPr>
-      <w:r>
+        <w:rPr>
+          <w:rFonts w:cstheme="minorHAnsi"/>
+        </w:rPr>
+      </w:pPr>
+      <w:r>
+        <w:rPr>
+          <w:rFonts w:cstheme="minorHAnsi"/>
+        </w:rPr>
         <w:t>? marks a type as </w:t>
       </w:r>
       <w:hyperlink r:id="rId17" w:anchor="nullable-types-and-non-null-types" w:history="1">
         <w:r>
+          <w:rPr>
+            <w:rFonts w:cstheme="minorHAnsi"/>
+          </w:rPr>
           <w:t>nullable</w:t>
         </w:r>
       </w:hyperlink>
       <w:r>
+        <w:rPr>
+          <w:rFonts w:cstheme="minorHAnsi"/>
+        </w:rPr>
         <w:tab/>
       </w:r>
     </w:p>
@@ -1903,8 +2922,14 @@
           <w:tab w:val="left" w:pos="4650"/>
         </w:tabs>
         <w:ind w:left="1728"/>
-      </w:pPr>
-      <w:r>
+        <w:rPr>
+          <w:rFonts w:cstheme="minorHAnsi"/>
+        </w:rPr>
+      </w:pPr>
+      <w:r>
+        <w:rPr>
+          <w:rFonts w:cstheme="minorHAnsi"/>
+        </w:rPr>
         <w:t>-&gt;lambda</w:t>
       </w:r>
     </w:p>
@@ -1912,11 +2937,17 @@
       <w:pPr>
         <w:pStyle w:val="ListParagraph"/>
         <w:ind w:left="1728"/>
-      </w:pPr>
-    </w:p>
-    <w:p>
-      <w:pPr>
-        <w:pStyle w:val="ListParagraph"/>
+        <w:rPr>
+          <w:rFonts w:cstheme="minorHAnsi"/>
+        </w:rPr>
+      </w:pPr>
+    </w:p>
+    <w:p>
+      <w:pPr>
+        <w:pStyle w:val="ListParagraph"/>
+        <w:rPr>
+          <w:rFonts w:cstheme="minorHAnsi"/>
+        </w:rPr>
       </w:pPr>
     </w:p>
     <w:p>
@@ -1926,8 +2957,14 @@
           <w:ilvl w:val="3"/>
           <w:numId w:val="1"/>
         </w:numPr>
-      </w:pPr>
-      <w:r>
+        <w:rPr>
+          <w:rFonts w:cstheme="minorHAnsi"/>
+        </w:rPr>
+      </w:pPr>
+      <w:r>
+        <w:rPr>
+          <w:rFonts w:cstheme="minorHAnsi"/>
+        </w:rPr>
         <w:t>…..</w:t>
       </w:r>
     </w:p>
@@ -1935,6 +2972,9 @@
       <w:pPr>
         <w:pStyle w:val="ListParagraph"/>
         <w:ind w:left="1728"/>
+        <w:rPr>
+          <w:rFonts w:cstheme="minorHAnsi"/>
+        </w:rPr>
       </w:pPr>
     </w:p>
     <w:p>
@@ -1943,10 +2983,10 @@
         <w:ind w:left="792"/>
         <w:rPr>
           <w:rStyle w:val="HTMLCode"/>
-          <w:rFonts w:ascii="Consolas" w:eastAsiaTheme="minorHAnsi" w:hAnsi="Consolas"/>
+          <w:rFonts w:asciiTheme="minorHAnsi" w:eastAsiaTheme="minorHAnsi" w:hAnsiTheme="minorHAnsi" w:cstheme="minorHAnsi"/>
           <w:color w:val="333333"/>
-          <w:sz w:val="21"/>
-          <w:szCs w:val="21"/>
+          <w:sz w:val="22"/>
+          <w:szCs w:val="22"/>
           <w:shd w:val="clear" w:color="auto" w:fill="EFEFEF"/>
         </w:rPr>
       </w:pPr>
@@ -1954,12 +2994,18 @@
     <w:p>
       <w:pPr>
         <w:pStyle w:val="NoSpacing"/>
+        <w:rPr>
+          <w:rFonts w:cstheme="minorHAnsi"/>
+        </w:rPr>
       </w:pPr>
     </w:p>
     <w:p>
       <w:pPr>
         <w:pStyle w:val="ListParagraph"/>
         <w:ind w:left="792"/>
+        <w:rPr>
+          <w:rFonts w:cstheme="minorHAnsi"/>
+        </w:rPr>
       </w:pPr>
     </w:p>
     <w:p>
@@ -1969,8 +3015,14 @@
           <w:ilvl w:val="1"/>
           <w:numId w:val="1"/>
         </w:numPr>
-      </w:pPr>
-      <w:r>
+        <w:rPr>
+          <w:rFonts w:cstheme="minorHAnsi"/>
+        </w:rPr>
+      </w:pPr>
+      <w:r>
+        <w:rPr>
+          <w:rFonts w:cstheme="minorHAnsi"/>
+        </w:rPr>
         <w:t>Keywords</w:t>
       </w:r>
     </w:p>
@@ -1978,6 +3030,9 @@
       <w:pPr>
         <w:pStyle w:val="ListParagraph"/>
         <w:ind w:left="792"/>
+        <w:rPr>
+          <w:rFonts w:cstheme="minorHAnsi"/>
+        </w:rPr>
       </w:pPr>
     </w:p>
     <w:tbl>
@@ -2011,8 +3066,14 @@
             <w:pPr>
               <w:pStyle w:val="ListParagraph"/>
               <w:ind w:left="0"/>
+              <w:rPr>
+                <w:rFonts w:cstheme="minorHAnsi"/>
+              </w:rPr>
             </w:pPr>
             <w:r>
+              <w:rPr>
+                <w:rFonts w:cstheme="minorHAnsi"/>
+              </w:rPr>
               <w:t>class</w:t>
             </w:r>
           </w:p>
@@ -2025,8 +3086,14 @@
             <w:pPr>
               <w:pStyle w:val="ListParagraph"/>
               <w:ind w:left="0"/>
+              <w:rPr>
+                <w:rFonts w:cstheme="minorHAnsi"/>
+              </w:rPr>
             </w:pPr>
             <w:r>
+              <w:rPr>
+                <w:rFonts w:cstheme="minorHAnsi"/>
+              </w:rPr>
               <w:t>break</w:t>
             </w:r>
           </w:p>
@@ -2039,8 +3106,14 @@
             <w:pPr>
               <w:pStyle w:val="ListParagraph"/>
               <w:ind w:left="0"/>
+              <w:rPr>
+                <w:rFonts w:cstheme="minorHAnsi"/>
+              </w:rPr>
             </w:pPr>
             <w:r>
+              <w:rPr>
+                <w:rFonts w:cstheme="minorHAnsi"/>
+              </w:rPr>
               <w:t>continue</w:t>
             </w:r>
           </w:p>
@@ -2053,8 +3126,14 @@
             <w:pPr>
               <w:pStyle w:val="ListParagraph"/>
               <w:ind w:left="0"/>
+              <w:rPr>
+                <w:rFonts w:cstheme="minorHAnsi"/>
+              </w:rPr>
             </w:pPr>
             <w:r>
+              <w:rPr>
+                <w:rFonts w:cstheme="minorHAnsi"/>
+              </w:rPr>
               <w:t>do</w:t>
             </w:r>
           </w:p>
@@ -2067,8 +3146,14 @@
             <w:pPr>
               <w:pStyle w:val="ListParagraph"/>
               <w:ind w:left="0"/>
+              <w:rPr>
+                <w:rFonts w:cstheme="minorHAnsi"/>
+              </w:rPr>
             </w:pPr>
             <w:r>
+              <w:rPr>
+                <w:rFonts w:cstheme="minorHAnsi"/>
+              </w:rPr>
               <w:t>else</w:t>
             </w:r>
           </w:p>
@@ -2081,8 +3166,14 @@
             <w:pPr>
               <w:pStyle w:val="ListParagraph"/>
               <w:ind w:left="0"/>
+              <w:rPr>
+                <w:rFonts w:cstheme="minorHAnsi"/>
+              </w:rPr>
             </w:pPr>
             <w:r>
+              <w:rPr>
+                <w:rFonts w:cstheme="minorHAnsi"/>
+              </w:rPr>
               <w:t>for</w:t>
             </w:r>
           </w:p>
@@ -2095,8 +3186,14 @@
             <w:pPr>
               <w:pStyle w:val="ListParagraph"/>
               <w:ind w:left="0"/>
+              <w:rPr>
+                <w:rFonts w:cstheme="minorHAnsi"/>
+              </w:rPr>
             </w:pPr>
             <w:r>
+              <w:rPr>
+                <w:rFonts w:cstheme="minorHAnsi"/>
+              </w:rPr>
               <w:t>fun</w:t>
             </w:r>
           </w:p>
@@ -2109,8 +3206,14 @@
             <w:pPr>
               <w:pStyle w:val="ListParagraph"/>
               <w:ind w:left="0"/>
+              <w:rPr>
+                <w:rFonts w:cstheme="minorHAnsi"/>
+              </w:rPr>
             </w:pPr>
             <w:r>
+              <w:rPr>
+                <w:rFonts w:cstheme="minorHAnsi"/>
+              </w:rPr>
               <w:t>if</w:t>
             </w:r>
           </w:p>
@@ -2123,8 +3226,14 @@
             <w:pPr>
               <w:pStyle w:val="ListParagraph"/>
               <w:ind w:left="0"/>
+              <w:rPr>
+                <w:rFonts w:cstheme="minorHAnsi"/>
+              </w:rPr>
             </w:pPr>
             <w:r>
+              <w:rPr>
+                <w:rFonts w:cstheme="minorHAnsi"/>
+              </w:rPr>
               <w:t>in</w:t>
             </w:r>
           </w:p>
@@ -2137,8 +3246,14 @@
             <w:pPr>
               <w:pStyle w:val="ListParagraph"/>
               <w:ind w:left="0"/>
+              <w:rPr>
+                <w:rFonts w:cstheme="minorHAnsi"/>
+              </w:rPr>
             </w:pPr>
             <w:r>
+              <w:rPr>
+                <w:rFonts w:cstheme="minorHAnsi"/>
+              </w:rPr>
               <w:t>!in</w:t>
             </w:r>
           </w:p>
@@ -2156,8 +3271,14 @@
             <w:pPr>
               <w:pStyle w:val="ListParagraph"/>
               <w:ind w:left="0"/>
+              <w:rPr>
+                <w:rFonts w:cstheme="minorHAnsi"/>
+              </w:rPr>
             </w:pPr>
             <w:r>
+              <w:rPr>
+                <w:rFonts w:cstheme="minorHAnsi"/>
+              </w:rPr>
               <w:t>interface</w:t>
             </w:r>
           </w:p>
@@ -2170,8 +3291,14 @@
             <w:pPr>
               <w:pStyle w:val="ListParagraph"/>
               <w:ind w:left="0"/>
+              <w:rPr>
+                <w:rFonts w:cstheme="minorHAnsi"/>
+              </w:rPr>
             </w:pPr>
             <w:r>
+              <w:rPr>
+                <w:rFonts w:cstheme="minorHAnsi"/>
+              </w:rPr>
               <w:t>this</w:t>
             </w:r>
           </w:p>
@@ -2184,8 +3311,14 @@
             <w:pPr>
               <w:pStyle w:val="ListParagraph"/>
               <w:ind w:left="0"/>
+              <w:rPr>
+                <w:rFonts w:cstheme="minorHAnsi"/>
+              </w:rPr>
             </w:pPr>
             <w:r>
+              <w:rPr>
+                <w:rFonts w:cstheme="minorHAnsi"/>
+              </w:rPr>
               <w:t>null</w:t>
             </w:r>
           </w:p>
@@ -2198,8 +3331,14 @@
             <w:pPr>
               <w:pStyle w:val="ListParagraph"/>
               <w:ind w:left="0"/>
+              <w:rPr>
+                <w:rFonts w:cstheme="minorHAnsi"/>
+              </w:rPr>
             </w:pPr>
             <w:r>
+              <w:rPr>
+                <w:rFonts w:cstheme="minorHAnsi"/>
+              </w:rPr>
               <w:t>object</w:t>
             </w:r>
           </w:p>
@@ -2212,8 +3351,14 @@
             <w:pPr>
               <w:pStyle w:val="ListParagraph"/>
               <w:ind w:left="0"/>
+              <w:rPr>
+                <w:rFonts w:cstheme="minorHAnsi"/>
+              </w:rPr>
             </w:pPr>
             <w:r>
+              <w:rPr>
+                <w:rFonts w:cstheme="minorHAnsi"/>
+              </w:rPr>
               <w:t>super</w:t>
             </w:r>
           </w:p>
@@ -2226,8 +3371,14 @@
             <w:pPr>
               <w:pStyle w:val="ListParagraph"/>
               <w:ind w:left="0"/>
+              <w:rPr>
+                <w:rFonts w:cstheme="minorHAnsi"/>
+              </w:rPr>
             </w:pPr>
             <w:r>
+              <w:rPr>
+                <w:rFonts w:cstheme="minorHAnsi"/>
+              </w:rPr>
               <w:t>return</w:t>
             </w:r>
           </w:p>
@@ -2240,8 +3391,14 @@
             <w:pPr>
               <w:pStyle w:val="ListParagraph"/>
               <w:ind w:left="0"/>
+              <w:rPr>
+                <w:rFonts w:cstheme="minorHAnsi"/>
+              </w:rPr>
             </w:pPr>
             <w:r>
+              <w:rPr>
+                <w:rFonts w:cstheme="minorHAnsi"/>
+              </w:rPr>
               <w:t>package</w:t>
             </w:r>
           </w:p>
@@ -2254,8 +3411,14 @@
             <w:pPr>
               <w:pStyle w:val="ListParagraph"/>
               <w:ind w:left="0"/>
+              <w:rPr>
+                <w:rFonts w:cstheme="minorHAnsi"/>
+              </w:rPr>
             </w:pPr>
             <w:r>
+              <w:rPr>
+                <w:rFonts w:cstheme="minorHAnsi"/>
+              </w:rPr>
               <w:t>throw</w:t>
             </w:r>
           </w:p>
@@ -2268,8 +3431,14 @@
             <w:pPr>
               <w:pStyle w:val="ListParagraph"/>
               <w:ind w:left="0"/>
+              <w:rPr>
+                <w:rFonts w:cstheme="minorHAnsi"/>
+              </w:rPr>
             </w:pPr>
             <w:r>
+              <w:rPr>
+                <w:rFonts w:cstheme="minorHAnsi"/>
+              </w:rPr>
               <w:t>true</w:t>
             </w:r>
           </w:p>
@@ -2282,8 +3451,14 @@
             <w:pPr>
               <w:pStyle w:val="ListParagraph"/>
               <w:ind w:left="0"/>
+              <w:rPr>
+                <w:rFonts w:cstheme="minorHAnsi"/>
+              </w:rPr>
             </w:pPr>
             <w:r>
+              <w:rPr>
+                <w:rFonts w:cstheme="minorHAnsi"/>
+              </w:rPr>
               <w:t>Try</w:t>
             </w:r>
           </w:p>
@@ -2301,8 +3476,14 @@
             <w:pPr>
               <w:pStyle w:val="ListParagraph"/>
               <w:ind w:left="0"/>
+              <w:rPr>
+                <w:rFonts w:cstheme="minorHAnsi"/>
+              </w:rPr>
             </w:pPr>
             <w:r>
+              <w:rPr>
+                <w:rFonts w:cstheme="minorHAnsi"/>
+              </w:rPr>
               <w:t>val</w:t>
             </w:r>
           </w:p>
@@ -2315,8 +3496,14 @@
             <w:pPr>
               <w:pStyle w:val="ListParagraph"/>
               <w:ind w:left="0"/>
+              <w:rPr>
+                <w:rFonts w:cstheme="minorHAnsi"/>
+              </w:rPr>
             </w:pPr>
             <w:r>
+              <w:rPr>
+                <w:rFonts w:cstheme="minorHAnsi"/>
+              </w:rPr>
               <w:t>var</w:t>
             </w:r>
           </w:p>
@@ -2329,8 +3516,14 @@
             <w:pPr>
               <w:pStyle w:val="ListParagraph"/>
               <w:ind w:left="0"/>
+              <w:rPr>
+                <w:rFonts w:cstheme="minorHAnsi"/>
+              </w:rPr>
             </w:pPr>
             <w:r>
+              <w:rPr>
+                <w:rFonts w:cstheme="minorHAnsi"/>
+              </w:rPr>
               <w:t>when</w:t>
             </w:r>
           </w:p>
@@ -2343,8 +3536,14 @@
             <w:pPr>
               <w:pStyle w:val="ListParagraph"/>
               <w:ind w:left="0"/>
+              <w:rPr>
+                <w:rFonts w:cstheme="minorHAnsi"/>
+              </w:rPr>
             </w:pPr>
             <w:r>
+              <w:rPr>
+                <w:rFonts w:cstheme="minorHAnsi"/>
+              </w:rPr>
               <w:t>while</w:t>
             </w:r>
           </w:p>
@@ -2357,8 +3556,14 @@
             <w:pPr>
               <w:pStyle w:val="ListParagraph"/>
               <w:ind w:left="0"/>
+              <w:rPr>
+                <w:rFonts w:cstheme="minorHAnsi"/>
+              </w:rPr>
             </w:pPr>
             <w:r>
+              <w:rPr>
+                <w:rFonts w:cstheme="minorHAnsi"/>
+              </w:rPr>
               <w:t>by</w:t>
             </w:r>
           </w:p>
@@ -2371,8 +3576,14 @@
             <w:pPr>
               <w:pStyle w:val="ListParagraph"/>
               <w:ind w:left="0"/>
+              <w:rPr>
+                <w:rFonts w:cstheme="minorHAnsi"/>
+              </w:rPr>
             </w:pPr>
             <w:r>
+              <w:rPr>
+                <w:rFonts w:cstheme="minorHAnsi"/>
+              </w:rPr>
               <w:t>catch</w:t>
             </w:r>
           </w:p>
@@ -2385,8 +3596,14 @@
             <w:pPr>
               <w:pStyle w:val="ListParagraph"/>
               <w:ind w:left="0"/>
+              <w:rPr>
+                <w:rFonts w:cstheme="minorHAnsi"/>
+              </w:rPr>
             </w:pPr>
             <w:r>
+              <w:rPr>
+                <w:rFonts w:cstheme="minorHAnsi"/>
+              </w:rPr>
               <w:t>constructor</w:t>
             </w:r>
           </w:p>
@@ -2399,8 +3616,14 @@
             <w:pPr>
               <w:pStyle w:val="ListParagraph"/>
               <w:ind w:left="0"/>
+              <w:rPr>
+                <w:rFonts w:cstheme="minorHAnsi"/>
+              </w:rPr>
             </w:pPr>
             <w:r>
+              <w:rPr>
+                <w:rFonts w:cstheme="minorHAnsi"/>
+              </w:rPr>
               <w:t>delegate</w:t>
             </w:r>
           </w:p>
@@ -2413,8 +3636,14 @@
             <w:pPr>
               <w:pStyle w:val="ListParagraph"/>
               <w:ind w:left="0"/>
+              <w:rPr>
+                <w:rFonts w:cstheme="minorHAnsi"/>
+              </w:rPr>
             </w:pPr>
             <w:r>
+              <w:rPr>
+                <w:rFonts w:cstheme="minorHAnsi"/>
+              </w:rPr>
               <w:t>dynamic</w:t>
             </w:r>
           </w:p>
@@ -2427,8 +3656,14 @@
             <w:pPr>
               <w:pStyle w:val="ListParagraph"/>
               <w:ind w:left="0"/>
+              <w:rPr>
+                <w:rFonts w:cstheme="minorHAnsi"/>
+              </w:rPr>
             </w:pPr>
             <w:r>
+              <w:rPr>
+                <w:rFonts w:cstheme="minorHAnsi"/>
+              </w:rPr>
               <w:t>File</w:t>
             </w:r>
           </w:p>
@@ -2446,8 +3681,14 @@
             <w:pPr>
               <w:pStyle w:val="ListParagraph"/>
               <w:ind w:left="0"/>
+              <w:rPr>
+                <w:rFonts w:cstheme="minorHAnsi"/>
+              </w:rPr>
             </w:pPr>
             <w:r>
+              <w:rPr>
+                <w:rFonts w:cstheme="minorHAnsi"/>
+              </w:rPr>
               <w:t>finally</w:t>
             </w:r>
           </w:p>
@@ -2460,8 +3701,14 @@
             <w:pPr>
               <w:pStyle w:val="ListParagraph"/>
               <w:ind w:left="0"/>
+              <w:rPr>
+                <w:rFonts w:cstheme="minorHAnsi"/>
+              </w:rPr>
             </w:pPr>
             <w:r>
+              <w:rPr>
+                <w:rFonts w:cstheme="minorHAnsi"/>
+              </w:rPr>
               <w:t>init</w:t>
             </w:r>
           </w:p>
@@ -2474,8 +3721,14 @@
             <w:pPr>
               <w:pStyle w:val="ListParagraph"/>
               <w:ind w:left="0"/>
+              <w:rPr>
+                <w:rFonts w:cstheme="minorHAnsi"/>
+              </w:rPr>
             </w:pPr>
             <w:r>
+              <w:rPr>
+                <w:rFonts w:cstheme="minorHAnsi"/>
+              </w:rPr>
               <w:t>param</w:t>
             </w:r>
           </w:p>
@@ -2488,8 +3741,14 @@
             <w:pPr>
               <w:pStyle w:val="ListParagraph"/>
               <w:ind w:left="0"/>
+              <w:rPr>
+                <w:rFonts w:cstheme="minorHAnsi"/>
+              </w:rPr>
             </w:pPr>
             <w:r>
+              <w:rPr>
+                <w:rFonts w:cstheme="minorHAnsi"/>
+              </w:rPr>
               <w:t>set</w:t>
             </w:r>
           </w:p>
@@ -2502,8 +3761,14 @@
             <w:pPr>
               <w:pStyle w:val="ListParagraph"/>
               <w:ind w:left="0"/>
+              <w:rPr>
+                <w:rFonts w:cstheme="minorHAnsi"/>
+              </w:rPr>
             </w:pPr>
             <w:r>
+              <w:rPr>
+                <w:rFonts w:cstheme="minorHAnsi"/>
+              </w:rPr>
               <w:t>where</w:t>
             </w:r>
           </w:p>
@@ -2516,8 +3781,14 @@
             <w:pPr>
               <w:pStyle w:val="ListParagraph"/>
               <w:ind w:left="0"/>
+              <w:rPr>
+                <w:rFonts w:cstheme="minorHAnsi"/>
+              </w:rPr>
             </w:pPr>
             <w:r>
+              <w:rPr>
+                <w:rFonts w:cstheme="minorHAnsi"/>
+              </w:rPr>
               <w:t>get</w:t>
             </w:r>
           </w:p>
@@ -2530,8 +3801,14 @@
             <w:pPr>
               <w:pStyle w:val="ListParagraph"/>
               <w:ind w:left="0"/>
+              <w:rPr>
+                <w:rFonts w:cstheme="minorHAnsi"/>
+              </w:rPr>
             </w:pPr>
             <w:r>
+              <w:rPr>
+                <w:rFonts w:cstheme="minorHAnsi"/>
+              </w:rPr>
               <w:t>abstract</w:t>
             </w:r>
           </w:p>
@@ -2544,8 +3821,14 @@
             <w:pPr>
               <w:pStyle w:val="ListParagraph"/>
               <w:ind w:left="0"/>
+              <w:rPr>
+                <w:rFonts w:cstheme="minorHAnsi"/>
+              </w:rPr>
             </w:pPr>
             <w:r>
+              <w:rPr>
+                <w:rFonts w:cstheme="minorHAnsi"/>
+              </w:rPr>
               <w:t>annotation</w:t>
             </w:r>
           </w:p>
@@ -2558,8 +3841,14 @@
             <w:pPr>
               <w:pStyle w:val="ListParagraph"/>
               <w:ind w:left="0"/>
+              <w:rPr>
+                <w:rFonts w:cstheme="minorHAnsi"/>
+              </w:rPr>
             </w:pPr>
             <w:r>
+              <w:rPr>
+                <w:rFonts w:cstheme="minorHAnsi"/>
+              </w:rPr>
               <w:t>companion</w:t>
             </w:r>
           </w:p>
@@ -2572,8 +3861,14 @@
             <w:pPr>
               <w:pStyle w:val="ListParagraph"/>
               <w:ind w:left="0"/>
+              <w:rPr>
+                <w:rFonts w:cstheme="minorHAnsi"/>
+              </w:rPr>
             </w:pPr>
             <w:r>
+              <w:rPr>
+                <w:rFonts w:cstheme="minorHAnsi"/>
+              </w:rPr>
               <w:t>Const</w:t>
             </w:r>
           </w:p>
@@ -2591,8 +3886,14 @@
             <w:pPr>
               <w:pStyle w:val="ListParagraph"/>
               <w:ind w:left="0"/>
+              <w:rPr>
+                <w:rFonts w:cstheme="minorHAnsi"/>
+              </w:rPr>
             </w:pPr>
             <w:r>
+              <w:rPr>
+                <w:rFonts w:cstheme="minorHAnsi"/>
+              </w:rPr>
               <w:t>const</w:t>
             </w:r>
           </w:p>
@@ -2605,8 +3906,14 @@
             <w:pPr>
               <w:pStyle w:val="ListParagraph"/>
               <w:ind w:left="0"/>
+              <w:rPr>
+                <w:rFonts w:cstheme="minorHAnsi"/>
+              </w:rPr>
             </w:pPr>
             <w:r>
+              <w:rPr>
+                <w:rFonts w:cstheme="minorHAnsi"/>
+              </w:rPr>
               <w:t>data</w:t>
             </w:r>
           </w:p>
@@ -2619,8 +3926,14 @@
             <w:pPr>
               <w:pStyle w:val="ListParagraph"/>
               <w:ind w:left="0"/>
+              <w:rPr>
+                <w:rFonts w:cstheme="minorHAnsi"/>
+              </w:rPr>
             </w:pPr>
             <w:r>
+              <w:rPr>
+                <w:rFonts w:cstheme="minorHAnsi"/>
+              </w:rPr>
               <w:t>enum</w:t>
             </w:r>
           </w:p>
@@ -2633,8 +3946,14 @@
             <w:pPr>
               <w:pStyle w:val="ListParagraph"/>
               <w:ind w:left="0"/>
+              <w:rPr>
+                <w:rFonts w:cstheme="minorHAnsi"/>
+              </w:rPr>
             </w:pPr>
             <w:r>
+              <w:rPr>
+                <w:rFonts w:cstheme="minorHAnsi"/>
+              </w:rPr>
               <w:t>expect</w:t>
             </w:r>
           </w:p>
@@ -2647,8 +3966,14 @@
             <w:pPr>
               <w:pStyle w:val="ListParagraph"/>
               <w:ind w:left="0"/>
+              <w:rPr>
+                <w:rFonts w:cstheme="minorHAnsi"/>
+              </w:rPr>
             </w:pPr>
             <w:r>
+              <w:rPr>
+                <w:rFonts w:cstheme="minorHAnsi"/>
+              </w:rPr>
               <w:t>external</w:t>
             </w:r>
           </w:p>
@@ -2661,8 +3986,14 @@
             <w:pPr>
               <w:pStyle w:val="ListParagraph"/>
               <w:ind w:left="0"/>
+              <w:rPr>
+                <w:rFonts w:cstheme="minorHAnsi"/>
+              </w:rPr>
             </w:pPr>
             <w:r>
+              <w:rPr>
+                <w:rFonts w:cstheme="minorHAnsi"/>
+              </w:rPr>
               <w:t>final</w:t>
             </w:r>
           </w:p>
@@ -2675,8 +4006,14 @@
             <w:pPr>
               <w:pStyle w:val="ListParagraph"/>
               <w:ind w:left="0"/>
+              <w:rPr>
+                <w:rFonts w:cstheme="minorHAnsi"/>
+              </w:rPr>
             </w:pPr>
             <w:r>
+              <w:rPr>
+                <w:rFonts w:cstheme="minorHAnsi"/>
+              </w:rPr>
               <w:t>infix</w:t>
             </w:r>
           </w:p>
@@ -2689,8 +4026,14 @@
             <w:pPr>
               <w:pStyle w:val="ListParagraph"/>
               <w:ind w:left="0"/>
+              <w:rPr>
+                <w:rFonts w:cstheme="minorHAnsi"/>
+              </w:rPr>
             </w:pPr>
             <w:r>
+              <w:rPr>
+                <w:rFonts w:cstheme="minorHAnsi"/>
+              </w:rPr>
               <w:t>inline</w:t>
             </w:r>
           </w:p>
@@ -2703,8 +4046,14 @@
             <w:pPr>
               <w:pStyle w:val="ListParagraph"/>
               <w:ind w:left="0"/>
+              <w:rPr>
+                <w:rFonts w:cstheme="minorHAnsi"/>
+              </w:rPr>
             </w:pPr>
             <w:r>
+              <w:rPr>
+                <w:rFonts w:cstheme="minorHAnsi"/>
+              </w:rPr>
               <w:t>lateinit</w:t>
             </w:r>
           </w:p>
@@ -2717,8 +4066,14 @@
             <w:pPr>
               <w:pStyle w:val="ListParagraph"/>
               <w:ind w:left="0"/>
+              <w:rPr>
+                <w:rFonts w:cstheme="minorHAnsi"/>
+              </w:rPr>
             </w:pPr>
             <w:r>
+              <w:rPr>
+                <w:rFonts w:cstheme="minorHAnsi"/>
+              </w:rPr>
               <w:t>Open</w:t>
             </w:r>
           </w:p>
@@ -2736,8 +4091,14 @@
             <w:pPr>
               <w:pStyle w:val="ListParagraph"/>
               <w:ind w:left="0"/>
+              <w:rPr>
+                <w:rFonts w:cstheme="minorHAnsi"/>
+              </w:rPr>
             </w:pPr>
             <w:r>
+              <w:rPr>
+                <w:rFonts w:cstheme="minorHAnsi"/>
+              </w:rPr>
               <w:t>operator</w:t>
             </w:r>
           </w:p>
@@ -2750,8 +4111,14 @@
             <w:pPr>
               <w:pStyle w:val="ListParagraph"/>
               <w:ind w:left="0"/>
+              <w:rPr>
+                <w:rFonts w:cstheme="minorHAnsi"/>
+              </w:rPr>
             </w:pPr>
             <w:r>
+              <w:rPr>
+                <w:rFonts w:cstheme="minorHAnsi"/>
+              </w:rPr>
               <w:t>out</w:t>
             </w:r>
           </w:p>
@@ -2764,8 +4131,14 @@
             <w:pPr>
               <w:pStyle w:val="ListParagraph"/>
               <w:ind w:left="0"/>
+              <w:rPr>
+                <w:rFonts w:cstheme="minorHAnsi"/>
+              </w:rPr>
             </w:pPr>
             <w:r>
+              <w:rPr>
+                <w:rFonts w:cstheme="minorHAnsi"/>
+              </w:rPr>
               <w:t>override</w:t>
             </w:r>
           </w:p>
@@ -2778,8 +4151,14 @@
             <w:pPr>
               <w:pStyle w:val="ListParagraph"/>
               <w:ind w:left="0"/>
+              <w:rPr>
+                <w:rFonts w:cstheme="minorHAnsi"/>
+              </w:rPr>
             </w:pPr>
             <w:r>
+              <w:rPr>
+                <w:rFonts w:cstheme="minorHAnsi"/>
+              </w:rPr>
               <w:t>private</w:t>
             </w:r>
           </w:p>
@@ -2792,8 +4171,14 @@
             <w:pPr>
               <w:pStyle w:val="ListParagraph"/>
               <w:ind w:left="0"/>
+              <w:rPr>
+                <w:rFonts w:cstheme="minorHAnsi"/>
+              </w:rPr>
             </w:pPr>
             <w:r>
+              <w:rPr>
+                <w:rFonts w:cstheme="minorHAnsi"/>
+              </w:rPr>
               <w:t>protected</w:t>
             </w:r>
           </w:p>
@@ -2806,8 +4191,14 @@
             <w:pPr>
               <w:pStyle w:val="ListParagraph"/>
               <w:ind w:left="0"/>
+              <w:rPr>
+                <w:rFonts w:cstheme="minorHAnsi"/>
+              </w:rPr>
             </w:pPr>
             <w:r>
+              <w:rPr>
+                <w:rFonts w:cstheme="minorHAnsi"/>
+              </w:rPr>
               <w:t>public</w:t>
             </w:r>
           </w:p>
@@ -2820,8 +4211,14 @@
             <w:pPr>
               <w:pStyle w:val="ListParagraph"/>
               <w:ind w:left="0"/>
+              <w:rPr>
+                <w:rFonts w:cstheme="minorHAnsi"/>
+              </w:rPr>
             </w:pPr>
             <w:r>
+              <w:rPr>
+                <w:rFonts w:cstheme="minorHAnsi"/>
+              </w:rPr>
               <w:t>sealed</w:t>
             </w:r>
           </w:p>
@@ -2834,8 +4231,14 @@
             <w:pPr>
               <w:pStyle w:val="ListParagraph"/>
               <w:ind w:left="0"/>
+              <w:rPr>
+                <w:rFonts w:cstheme="minorHAnsi"/>
+              </w:rPr>
             </w:pPr>
             <w:r>
+              <w:rPr>
+                <w:rFonts w:cstheme="minorHAnsi"/>
+              </w:rPr>
               <w:t>suspend</w:t>
             </w:r>
           </w:p>
@@ -2848,8 +4251,14 @@
             <w:pPr>
               <w:pStyle w:val="ListParagraph"/>
               <w:ind w:left="0"/>
+              <w:rPr>
+                <w:rFonts w:cstheme="minorHAnsi"/>
+              </w:rPr>
             </w:pPr>
             <w:r>
+              <w:rPr>
+                <w:rFonts w:cstheme="minorHAnsi"/>
+              </w:rPr>
               <w:t>tailrec</w:t>
             </w:r>
           </w:p>
@@ -2862,8 +4271,14 @@
             <w:pPr>
               <w:pStyle w:val="ListParagraph"/>
               <w:ind w:left="0"/>
+              <w:rPr>
+                <w:rFonts w:cstheme="minorHAnsi"/>
+              </w:rPr>
             </w:pPr>
             <w:r>
+              <w:rPr>
+                <w:rFonts w:cstheme="minorHAnsi"/>
+              </w:rPr>
               <w:t>vararg</w:t>
             </w:r>
           </w:p>
@@ -2881,8 +4296,14 @@
             <w:pPr>
               <w:pStyle w:val="ListParagraph"/>
               <w:ind w:left="0"/>
+              <w:rPr>
+                <w:rFonts w:cstheme="minorHAnsi"/>
+              </w:rPr>
             </w:pPr>
             <w:r>
+              <w:rPr>
+                <w:rFonts w:cstheme="minorHAnsi"/>
+              </w:rPr>
               <w:t>out</w:t>
             </w:r>
           </w:p>
@@ -2895,8 +4316,14 @@
             <w:pPr>
               <w:pStyle w:val="ListParagraph"/>
               <w:ind w:left="0"/>
+              <w:rPr>
+                <w:rFonts w:cstheme="minorHAnsi"/>
+              </w:rPr>
             </w:pPr>
             <w:r>
+              <w:rPr>
+                <w:rFonts w:cstheme="minorHAnsi"/>
+              </w:rPr>
               <w:t>reified</w:t>
             </w:r>
           </w:p>
@@ -2909,8 +4336,14 @@
             <w:pPr>
               <w:pStyle w:val="ListParagraph"/>
               <w:ind w:left="0"/>
+              <w:rPr>
+                <w:rFonts w:cstheme="minorHAnsi"/>
+              </w:rPr>
             </w:pPr>
             <w:r>
+              <w:rPr>
+                <w:rFonts w:cstheme="minorHAnsi"/>
+              </w:rPr>
               <w:t>internal</w:t>
             </w:r>
           </w:p>
@@ -2923,8 +4356,14 @@
             <w:pPr>
               <w:pStyle w:val="ListParagraph"/>
               <w:ind w:left="0"/>
+              <w:rPr>
+                <w:rFonts w:cstheme="minorHAnsi"/>
+              </w:rPr>
             </w:pPr>
             <w:r>
+              <w:rPr>
+                <w:rFonts w:cstheme="minorHAnsi"/>
+              </w:rPr>
               <w:t>inner</w:t>
             </w:r>
           </w:p>
@@ -2937,8 +4376,14 @@
             <w:pPr>
               <w:pStyle w:val="ListParagraph"/>
               <w:ind w:left="0"/>
+              <w:rPr>
+                <w:rFonts w:cstheme="minorHAnsi"/>
+              </w:rPr>
             </w:pPr>
             <w:r>
+              <w:rPr>
+                <w:rFonts w:cstheme="minorHAnsi"/>
+              </w:rPr>
               <w:t>crossinline</w:t>
             </w:r>
           </w:p>
@@ -2951,8 +4396,14 @@
             <w:pPr>
               <w:pStyle w:val="ListParagraph"/>
               <w:ind w:left="0"/>
+              <w:rPr>
+                <w:rFonts w:cstheme="minorHAnsi"/>
+              </w:rPr>
             </w:pPr>
             <w:r>
+              <w:rPr>
+                <w:rFonts w:cstheme="minorHAnsi"/>
+              </w:rPr>
               <w:t>receiver</w:t>
             </w:r>
           </w:p>
@@ -2965,8 +4416,14 @@
             <w:pPr>
               <w:pStyle w:val="ListParagraph"/>
               <w:ind w:left="0"/>
+              <w:rPr>
+                <w:rFonts w:cstheme="minorHAnsi"/>
+              </w:rPr>
             </w:pPr>
             <w:r>
+              <w:rPr>
+                <w:rFonts w:cstheme="minorHAnsi"/>
+              </w:rPr>
               <w:t>field</w:t>
             </w:r>
           </w:p>
@@ -2979,8 +4436,14 @@
             <w:pPr>
               <w:pStyle w:val="ListParagraph"/>
               <w:ind w:left="0"/>
+              <w:rPr>
+                <w:rFonts w:cstheme="minorHAnsi"/>
+              </w:rPr>
             </w:pPr>
             <w:r>
+              <w:rPr>
+                <w:rFonts w:cstheme="minorHAnsi"/>
+              </w:rPr>
               <w:t>by</w:t>
             </w:r>
           </w:p>
@@ -2993,8 +4456,14 @@
             <w:pPr>
               <w:pStyle w:val="ListParagraph"/>
               <w:ind w:left="0"/>
+              <w:rPr>
+                <w:rFonts w:cstheme="minorHAnsi"/>
+              </w:rPr>
             </w:pPr>
             <w:r>
+              <w:rPr>
+                <w:rFonts w:cstheme="minorHAnsi"/>
+              </w:rPr>
               <w:t>typealias</w:t>
             </w:r>
           </w:p>
@@ -3007,8 +4476,14 @@
             <w:pPr>
               <w:pStyle w:val="ListParagraph"/>
               <w:ind w:left="0"/>
+              <w:rPr>
+                <w:rFonts w:cstheme="minorHAnsi"/>
+              </w:rPr>
             </w:pPr>
             <w:r>
+              <w:rPr>
+                <w:rFonts w:cstheme="minorHAnsi"/>
+              </w:rPr>
               <w:t>Is</w:t>
             </w:r>
           </w:p>
@@ -3026,8 +4501,14 @@
             <w:pPr>
               <w:pStyle w:val="ListParagraph"/>
               <w:ind w:left="0"/>
+              <w:rPr>
+                <w:rFonts w:cstheme="minorHAnsi"/>
+              </w:rPr>
             </w:pPr>
             <w:r>
+              <w:rPr>
+                <w:rFonts w:cstheme="minorHAnsi"/>
+              </w:rPr>
               <w:t>!is</w:t>
             </w:r>
           </w:p>
@@ -3040,8 +4521,14 @@
             <w:pPr>
               <w:pStyle w:val="ListParagraph"/>
               <w:ind w:left="0"/>
+              <w:rPr>
+                <w:rFonts w:cstheme="minorHAnsi"/>
+              </w:rPr>
             </w:pPr>
             <w:r>
+              <w:rPr>
+                <w:rFonts w:cstheme="minorHAnsi"/>
+              </w:rPr>
               <w:t>as</w:t>
             </w:r>
           </w:p>
@@ -3054,8 +4541,14 @@
             <w:pPr>
               <w:pStyle w:val="ListParagraph"/>
               <w:ind w:left="0"/>
+              <w:rPr>
+                <w:rFonts w:cstheme="minorHAnsi"/>
+              </w:rPr>
             </w:pPr>
             <w:r>
+              <w:rPr>
+                <w:rFonts w:cstheme="minorHAnsi"/>
+              </w:rPr>
               <w:t>!as</w:t>
             </w:r>
           </w:p>
@@ -3068,6 +4561,9 @@
             <w:pPr>
               <w:pStyle w:val="ListParagraph"/>
               <w:ind w:left="0"/>
+              <w:rPr>
+                <w:rFonts w:cstheme="minorHAnsi"/>
+              </w:rPr>
             </w:pPr>
           </w:p>
         </w:tc>
@@ -3079,6 +4575,9 @@
             <w:pPr>
               <w:pStyle w:val="ListParagraph"/>
               <w:ind w:left="0"/>
+              <w:rPr>
+                <w:rFonts w:cstheme="minorHAnsi"/>
+              </w:rPr>
             </w:pPr>
           </w:p>
         </w:tc>
@@ -3090,6 +4589,9 @@
             <w:pPr>
               <w:pStyle w:val="ListParagraph"/>
               <w:ind w:left="0"/>
+              <w:rPr>
+                <w:rFonts w:cstheme="minorHAnsi"/>
+              </w:rPr>
             </w:pPr>
           </w:p>
         </w:tc>
@@ -3101,6 +4603,9 @@
             <w:pPr>
               <w:pStyle w:val="ListParagraph"/>
               <w:ind w:left="0"/>
+              <w:rPr>
+                <w:rFonts w:cstheme="minorHAnsi"/>
+              </w:rPr>
             </w:pPr>
           </w:p>
         </w:tc>
@@ -3112,6 +4617,9 @@
             <w:pPr>
               <w:pStyle w:val="ListParagraph"/>
               <w:ind w:left="0"/>
+              <w:rPr>
+                <w:rFonts w:cstheme="minorHAnsi"/>
+              </w:rPr>
             </w:pPr>
           </w:p>
         </w:tc>
@@ -3123,6 +4631,9 @@
             <w:pPr>
               <w:pStyle w:val="ListParagraph"/>
               <w:ind w:left="0"/>
+              <w:rPr>
+                <w:rFonts w:cstheme="minorHAnsi"/>
+              </w:rPr>
             </w:pPr>
           </w:p>
         </w:tc>
@@ -3134,13 +4645,24 @@
             <w:pPr>
               <w:pStyle w:val="ListParagraph"/>
               <w:ind w:left="0"/>
+              <w:rPr>
+                <w:rFonts w:cstheme="minorHAnsi"/>
+              </w:rPr>
             </w:pPr>
           </w:p>
         </w:tc>
       </w:tr>
     </w:tbl>
     <w:p>
-      <w:r>
+      <w:pPr>
+        <w:rPr>
+          <w:rFonts w:cstheme="minorHAnsi"/>
+        </w:rPr>
+      </w:pPr>
+      <w:r>
+        <w:rPr>
+          <w:rFonts w:cstheme="minorHAnsi"/>
+        </w:rPr>
         <w:t xml:space="preserve"> </w:t>
       </w:r>
     </w:p>
@@ -3152,11 +4674,13 @@
           <w:numId w:val="1"/>
         </w:numPr>
         <w:rPr>
+          <w:rFonts w:cstheme="minorHAnsi"/>
           <w:b/>
         </w:rPr>
       </w:pPr>
       <w:r>
         <w:rPr>
+          <w:rFonts w:cstheme="minorHAnsi"/>
           <w:b/>
         </w:rPr>
         <w:t>Branches</w:t>
@@ -3169,8 +4693,14 @@
           <w:ilvl w:val="1"/>
           <w:numId w:val="1"/>
         </w:numPr>
-      </w:pPr>
-      <w:r>
+        <w:rPr>
+          <w:rFonts w:cstheme="minorHAnsi"/>
+        </w:rPr>
+      </w:pPr>
+      <w:r>
+        <w:rPr>
+          <w:rFonts w:cstheme="minorHAnsi"/>
+        </w:rPr>
         <w:t xml:space="preserve">If else </w:t>
       </w:r>
     </w:p>
@@ -3178,8 +4708,14 @@
       <w:pPr>
         <w:pStyle w:val="ListParagraph"/>
         <w:ind w:left="792"/>
-      </w:pPr>
-      <w:r>
+        <w:rPr>
+          <w:rFonts w:cstheme="minorHAnsi"/>
+        </w:rPr>
+      </w:pPr>
+      <w:r>
+        <w:rPr>
+          <w:rFonts w:cstheme="minorHAnsi"/>
+        </w:rPr>
         <w:t>‘If’ checks up the expression. if the condition is true. The block of ‘if’ will be executed. Otherwise it skips and goes to the else block</w:t>
       </w:r>
     </w:p>
@@ -3187,15 +4723,23 @@
       <w:pPr>
         <w:pStyle w:val="ListParagraph"/>
         <w:ind w:left="360" w:firstLine="360"/>
+        <w:rPr>
+          <w:rFonts w:cstheme="minorHAnsi"/>
+        </w:rPr>
       </w:pPr>
     </w:p>
     <w:p>
       <w:pPr>
         <w:pStyle w:val="ListParagraph"/>
         <w:ind w:left="360" w:firstLine="360"/>
-      </w:pPr>
-      <w:r>
-        <w:lastRenderedPageBreak/>
+        <w:rPr>
+          <w:rFonts w:cstheme="minorHAnsi"/>
+        </w:rPr>
+      </w:pPr>
+      <w:r>
+        <w:rPr>
+          <w:rFonts w:cstheme="minorHAnsi"/>
+        </w:rPr>
         <w:t>Ex:</w:t>
       </w:r>
     </w:p>
@@ -3203,8 +4747,14 @@
       <w:pPr>
         <w:pStyle w:val="ListParagraph"/>
         <w:ind w:left="360" w:firstLine="360"/>
-      </w:pPr>
-      <w:r>
+        <w:rPr>
+          <w:rFonts w:cstheme="minorHAnsi"/>
+        </w:rPr>
+      </w:pPr>
+      <w:r>
+        <w:rPr>
+          <w:rFonts w:cstheme="minorHAnsi"/>
+        </w:rPr>
         <w:t>var a: Int = 4</w:t>
       </w:r>
     </w:p>
@@ -3212,8 +4762,14 @@
       <w:pPr>
         <w:pStyle w:val="ListParagraph"/>
         <w:ind w:left="360" w:firstLine="360"/>
-      </w:pPr>
-      <w:r>
+        <w:rPr>
+          <w:rFonts w:cstheme="minorHAnsi"/>
+        </w:rPr>
+      </w:pPr>
+      <w:r>
+        <w:rPr>
+          <w:rFonts w:cstheme="minorHAnsi"/>
+        </w:rPr>
         <w:t>var b: Int = 5</w:t>
       </w:r>
     </w:p>
@@ -3221,8 +4777,14 @@
       <w:pPr>
         <w:pStyle w:val="ListParagraph"/>
         <w:ind w:left="360" w:firstLine="360"/>
-      </w:pPr>
-      <w:r>
+        <w:rPr>
+          <w:rFonts w:cstheme="minorHAnsi"/>
+        </w:rPr>
+      </w:pPr>
+      <w:r>
+        <w:rPr>
+          <w:rFonts w:cstheme="minorHAnsi"/>
+        </w:rPr>
         <w:t>If(a&gt;b){</w:t>
       </w:r>
     </w:p>
@@ -3230,8 +4792,14 @@
       <w:pPr>
         <w:pStyle w:val="ListParagraph"/>
         <w:ind w:left="360" w:firstLine="360"/>
-      </w:pPr>
-      <w:r>
+        <w:rPr>
+          <w:rFonts w:cstheme="minorHAnsi"/>
+        </w:rPr>
+      </w:pPr>
+      <w:r>
+        <w:rPr>
+          <w:rFonts w:cstheme="minorHAnsi"/>
+        </w:rPr>
         <w:t xml:space="preserve">  println(“ a is true”)</w:t>
       </w:r>
     </w:p>
@@ -3239,8 +4807,14 @@
       <w:pPr>
         <w:pStyle w:val="ListParagraph"/>
         <w:ind w:left="360" w:firstLine="360"/>
-      </w:pPr>
-      <w:r>
+        <w:rPr>
+          <w:rFonts w:cstheme="minorHAnsi"/>
+        </w:rPr>
+      </w:pPr>
+      <w:r>
+        <w:rPr>
+          <w:rFonts w:cstheme="minorHAnsi"/>
+        </w:rPr>
         <w:t>}else{</w:t>
       </w:r>
     </w:p>
@@ -3248,11 +4822,20 @@
       <w:pPr>
         <w:pStyle w:val="ListParagraph"/>
         <w:ind w:left="360" w:firstLine="360"/>
-      </w:pPr>
-      <w:r>
+        <w:rPr>
+          <w:rFonts w:cstheme="minorHAnsi"/>
+        </w:rPr>
+      </w:pPr>
+      <w:r>
+        <w:rPr>
+          <w:rFonts w:cstheme="minorHAnsi"/>
+        </w:rPr>
         <w:t xml:space="preserve">  </w:t>
       </w:r>
       <w:r>
+        <w:rPr>
+          <w:rFonts w:cstheme="minorHAnsi"/>
+        </w:rPr>
         <w:t>println(“ b is true”)</w:t>
       </w:r>
     </w:p>
@@ -3260,8 +4843,14 @@
       <w:pPr>
         <w:pStyle w:val="ListParagraph"/>
         <w:ind w:left="360" w:firstLine="360"/>
-      </w:pPr>
-      <w:r>
+        <w:rPr>
+          <w:rFonts w:cstheme="minorHAnsi"/>
+        </w:rPr>
+      </w:pPr>
+      <w:r>
+        <w:rPr>
+          <w:rFonts w:cstheme="minorHAnsi"/>
+        </w:rPr>
         <w:t>}</w:t>
       </w:r>
     </w:p>
@@ -3269,14 +4858,23 @@
       <w:pPr>
         <w:pStyle w:val="ListParagraph"/>
         <w:ind w:left="360" w:firstLine="360"/>
+        <w:rPr>
+          <w:rFonts w:cstheme="minorHAnsi"/>
+        </w:rPr>
       </w:pPr>
     </w:p>
     <w:p>
       <w:pPr>
         <w:pStyle w:val="ListParagraph"/>
         <w:ind w:left="360" w:firstLine="360"/>
-      </w:pPr>
-      <w:r>
+        <w:rPr>
+          <w:rFonts w:cstheme="minorHAnsi"/>
+        </w:rPr>
+      </w:pPr>
+      <w:r>
+        <w:rPr>
+          <w:rFonts w:cstheme="minorHAnsi"/>
+        </w:rPr>
         <w:t>Output:</w:t>
       </w:r>
     </w:p>
@@ -3284,12 +4882,18 @@
       <w:pPr>
         <w:pStyle w:val="ListParagraph"/>
         <w:ind w:left="360" w:firstLine="360"/>
+        <w:rPr>
+          <w:rFonts w:cstheme="minorHAnsi"/>
+        </w:rPr>
       </w:pPr>
     </w:p>
     <w:p>
       <w:pPr>
         <w:pStyle w:val="ListParagraph"/>
         <w:ind w:left="360" w:firstLine="360"/>
+        <w:rPr>
+          <w:rFonts w:cstheme="minorHAnsi"/>
+        </w:rPr>
       </w:pPr>
     </w:p>
     <w:p>
@@ -3299,8 +4903,14 @@
           <w:ilvl w:val="1"/>
           <w:numId w:val="1"/>
         </w:numPr>
-      </w:pPr>
-      <w:r>
+        <w:rPr>
+          <w:rFonts w:cstheme="minorHAnsi"/>
+        </w:rPr>
+      </w:pPr>
+      <w:r>
+        <w:rPr>
+          <w:rFonts w:cstheme="minorHAnsi"/>
+        </w:rPr>
         <w:t>When</w:t>
       </w:r>
     </w:p>
@@ -3308,38 +4918,74 @@
       <w:pPr>
         <w:pStyle w:val="ListParagraph"/>
         <w:ind w:left="792"/>
-      </w:pPr>
-      <w:r>
+        <w:rPr>
+          <w:rFonts w:cstheme="minorHAnsi"/>
+        </w:rPr>
+      </w:pPr>
+      <w:r>
+        <w:rPr>
+          <w:rFonts w:cstheme="minorHAnsi"/>
+        </w:rPr>
         <w:t xml:space="preserve">‘When’ which is equal to java </w:t>
       </w:r>
       <w:r>
+        <w:rPr>
+          <w:rFonts w:cstheme="minorHAnsi"/>
+        </w:rPr>
         <w:t>switch case</w:t>
       </w:r>
       <w:r>
+        <w:rPr>
+          <w:rFonts w:cstheme="minorHAnsi"/>
+        </w:rPr>
         <w:t xml:space="preserve">. </w:t>
       </w:r>
       <w:r>
+        <w:rPr>
+          <w:rFonts w:cstheme="minorHAnsi"/>
+        </w:rPr>
         <w:t>We</w:t>
       </w:r>
       <w:r>
+        <w:rPr>
+          <w:rFonts w:cstheme="minorHAnsi"/>
+        </w:rPr>
         <w:t xml:space="preserve"> pass the value through </w:t>
       </w:r>
       <w:r>
+        <w:rPr>
+          <w:rFonts w:cstheme="minorHAnsi"/>
+        </w:rPr>
         <w:t>‘</w:t>
       </w:r>
       <w:r>
+        <w:rPr>
+          <w:rFonts w:cstheme="minorHAnsi"/>
+        </w:rPr>
         <w:t>when</w:t>
       </w:r>
       <w:r>
+        <w:rPr>
+          <w:rFonts w:cstheme="minorHAnsi"/>
+        </w:rPr>
         <w:t>’</w:t>
       </w:r>
       <w:r>
+        <w:rPr>
+          <w:rFonts w:cstheme="minorHAnsi"/>
+        </w:rPr>
         <w:t xml:space="preserve"> </w:t>
       </w:r>
       <w:r>
+        <w:rPr>
+          <w:rFonts w:cstheme="minorHAnsi"/>
+        </w:rPr>
         <w:t>condition</w:t>
       </w:r>
       <w:r>
+        <w:rPr>
+          <w:rFonts w:cstheme="minorHAnsi"/>
+        </w:rPr>
         <w:t xml:space="preserve">, it checks up the condition. If the condition matches up. The matched block is executed. </w:t>
       </w:r>
     </w:p>
@@ -3349,11 +4995,13 @@
         <w:ind w:left="360" w:firstLine="360"/>
         <w:rPr>
           <w:rStyle w:val="cm-keyword"/>
+          <w:rFonts w:cstheme="minorHAnsi"/>
         </w:rPr>
       </w:pPr>
       <w:r>
         <w:rPr>
           <w:rStyle w:val="cm-keyword"/>
+          <w:rFonts w:cstheme="minorHAnsi"/>
         </w:rPr>
         <w:t>Ex:</w:t>
       </w:r>
@@ -3364,11 +5012,13 @@
         <w:ind w:left="360" w:firstLine="360"/>
         <w:rPr>
           <w:rStyle w:val="cm-keyword"/>
+          <w:rFonts w:cstheme="minorHAnsi"/>
         </w:rPr>
       </w:pPr>
       <w:r>
         <w:rPr>
           <w:rStyle w:val="cm-keyword"/>
+          <w:rFonts w:cstheme="minorHAnsi"/>
         </w:rPr>
         <w:t>var x: Int = 2</w:t>
       </w:r>
@@ -3377,23 +5027,34 @@
       <w:pPr>
         <w:pStyle w:val="NoSpacing"/>
         <w:ind w:left="360" w:firstLine="360"/>
+        <w:rPr>
+          <w:rFonts w:cstheme="minorHAnsi"/>
+        </w:rPr>
       </w:pPr>
       <w:r>
         <w:rPr>
           <w:rStyle w:val="cm-keyword"/>
+          <w:rFonts w:cstheme="minorHAnsi"/>
         </w:rPr>
         <w:t>when</w:t>
       </w:r>
       <w:r>
+        <w:rPr>
+          <w:rFonts w:cstheme="minorHAnsi"/>
+        </w:rPr>
         <w:t xml:space="preserve"> (</w:t>
       </w:r>
       <w:r>
         <w:rPr>
           <w:rStyle w:val="cm-variable"/>
+          <w:rFonts w:cstheme="minorHAnsi"/>
         </w:rPr>
         <w:t>x</w:t>
       </w:r>
       <w:r>
+        <w:rPr>
+          <w:rFonts w:cstheme="minorHAnsi"/>
+        </w:rPr>
         <w:t>) {</w:t>
       </w:r>
     </w:p>
@@ -3401,47 +5062,79 @@
       <w:pPr>
         <w:pStyle w:val="NoSpacing"/>
         <w:ind w:left="360"/>
-      </w:pPr>
-      <w:r>
+        <w:rPr>
+          <w:rFonts w:cstheme="minorHAnsi"/>
+        </w:rPr>
+      </w:pPr>
+      <w:r>
+        <w:rPr>
+          <w:rFonts w:cstheme="minorHAnsi"/>
+        </w:rPr>
         <w:t xml:space="preserve"> </w:t>
       </w:r>
       <w:r>
+        <w:rPr>
+          <w:rFonts w:cstheme="minorHAnsi"/>
+        </w:rPr>
         <w:tab/>
       </w:r>
       <w:r>
         <w:rPr>
           <w:rStyle w:val="cm-number"/>
+          <w:rFonts w:cstheme="minorHAnsi"/>
         </w:rPr>
         <w:t>1</w:t>
       </w:r>
       <w:r>
+        <w:rPr>
+          <w:rFonts w:cstheme="minorHAnsi"/>
+        </w:rPr>
         <w:t xml:space="preserve"> </w:t>
       </w:r>
       <w:r>
         <w:rPr>
           <w:rStyle w:val="cm-operator"/>
+          <w:rFonts w:cstheme="minorHAnsi"/>
         </w:rPr>
         <w:t>-&gt;</w:t>
       </w:r>
       <w:r>
+        <w:rPr>
+          <w:rFonts w:cstheme="minorHAnsi"/>
+        </w:rPr>
         <w:t xml:space="preserve"> </w:t>
       </w:r>
       <w:r>
         <w:rPr>
           <w:rStyle w:val="cm-variable"/>
+          <w:rFonts w:cstheme="minorHAnsi"/>
         </w:rPr>
         <w:t>print</w:t>
       </w:r>
       <w:r>
+        <w:rPr>
+          <w:rFonts w:cstheme="minorHAnsi"/>
+        </w:rPr>
         <w:t>(</w:t>
       </w:r>
       <w:r>
         <w:rPr>
           <w:rStyle w:val="cm-string"/>
-        </w:rPr>
-        <w:t>"x == 1"</w:t>
-      </w:r>
-      <w:r>
+          <w:rFonts w:cstheme="minorHAnsi"/>
+        </w:rPr>
+        <w:t xml:space="preserve">"I am </w:t>
+      </w:r>
+      <w:r>
+        <w:rPr>
+          <w:rStyle w:val="cm-string"/>
+          <w:rFonts w:cstheme="minorHAnsi"/>
+        </w:rPr>
+        <w:t>1"</w:t>
+      </w:r>
+      <w:r>
+        <w:rPr>
+          <w:rFonts w:cstheme="minorHAnsi"/>
+        </w:rPr>
         <w:t>)</w:t>
       </w:r>
     </w:p>
@@ -3449,47 +5142,79 @@
       <w:pPr>
         <w:pStyle w:val="NoSpacing"/>
         <w:ind w:left="360"/>
-      </w:pPr>
-      <w:r>
+        <w:rPr>
+          <w:rFonts w:cstheme="minorHAnsi"/>
+        </w:rPr>
+      </w:pPr>
+      <w:r>
+        <w:rPr>
+          <w:rFonts w:cstheme="minorHAnsi"/>
+        </w:rPr>
         <w:t xml:space="preserve"> </w:t>
       </w:r>
       <w:r>
+        <w:rPr>
+          <w:rFonts w:cstheme="minorHAnsi"/>
+        </w:rPr>
         <w:tab/>
       </w:r>
       <w:r>
         <w:rPr>
           <w:rStyle w:val="cm-number"/>
+          <w:rFonts w:cstheme="minorHAnsi"/>
         </w:rPr>
         <w:t>2</w:t>
       </w:r>
       <w:r>
+        <w:rPr>
+          <w:rFonts w:cstheme="minorHAnsi"/>
+        </w:rPr>
         <w:t xml:space="preserve"> </w:t>
       </w:r>
       <w:r>
         <w:rPr>
           <w:rStyle w:val="cm-operator"/>
+          <w:rFonts w:cstheme="minorHAnsi"/>
         </w:rPr>
         <w:t>-&gt;</w:t>
       </w:r>
       <w:r>
+        <w:rPr>
+          <w:rFonts w:cstheme="minorHAnsi"/>
+        </w:rPr>
         <w:t xml:space="preserve"> </w:t>
       </w:r>
       <w:r>
         <w:rPr>
           <w:rStyle w:val="cm-variable"/>
+          <w:rFonts w:cstheme="minorHAnsi"/>
         </w:rPr>
         <w:t>print</w:t>
       </w:r>
       <w:r>
+        <w:rPr>
+          <w:rFonts w:cstheme="minorHAnsi"/>
+        </w:rPr>
         <w:t>(</w:t>
       </w:r>
       <w:r>
         <w:rPr>
           <w:rStyle w:val="cm-string"/>
-        </w:rPr>
-        <w:t>"x == 2"</w:t>
-      </w:r>
-      <w:r>
+          <w:rFonts w:cstheme="minorHAnsi"/>
+        </w:rPr>
+        <w:t xml:space="preserve">"I am </w:t>
+      </w:r>
+      <w:r>
+        <w:rPr>
+          <w:rStyle w:val="cm-string"/>
+          <w:rFonts w:cstheme="minorHAnsi"/>
+        </w:rPr>
+        <w:t>2"</w:t>
+      </w:r>
+      <w:r>
+        <w:rPr>
+          <w:rFonts w:cstheme="minorHAnsi"/>
+        </w:rPr>
         <w:t xml:space="preserve">) </w:t>
       </w:r>
     </w:p>
@@ -3497,23 +5222,34 @@
       <w:pPr>
         <w:pStyle w:val="NoSpacing"/>
         <w:ind w:left="360" w:firstLine="360"/>
+        <w:rPr>
+          <w:rFonts w:cstheme="minorHAnsi"/>
+        </w:rPr>
       </w:pPr>
       <w:r>
         <w:rPr>
           <w:rStyle w:val="cm-keyword"/>
+          <w:rFonts w:cstheme="minorHAnsi"/>
         </w:rPr>
         <w:t>else</w:t>
       </w:r>
       <w:r>
+        <w:rPr>
+          <w:rFonts w:cstheme="minorHAnsi"/>
+        </w:rPr>
         <w:t xml:space="preserve"> </w:t>
       </w:r>
       <w:r>
         <w:rPr>
           <w:rStyle w:val="cm-operator"/>
+          <w:rFonts w:cstheme="minorHAnsi"/>
         </w:rPr>
         <w:t>-&gt;</w:t>
       </w:r>
       <w:r>
+        <w:rPr>
+          <w:rFonts w:cstheme="minorHAnsi"/>
+        </w:rPr>
         <w:t xml:space="preserve"> { </w:t>
       </w:r>
     </w:p>
@@ -3521,32 +5257,47 @@
       <w:pPr>
         <w:pStyle w:val="NoSpacing"/>
         <w:ind w:left="360" w:firstLine="360"/>
+        <w:rPr>
+          <w:rFonts w:cstheme="minorHAnsi"/>
+        </w:rPr>
       </w:pPr>
       <w:r>
         <w:rPr>
           <w:rStyle w:val="cm-comment"/>
+          <w:rFonts w:cstheme="minorHAnsi"/>
         </w:rPr>
         <w:t>// Note the block</w:t>
       </w:r>
       <w:r>
+        <w:rPr>
+          <w:rFonts w:cstheme="minorHAnsi"/>
+        </w:rPr>
         <w:t xml:space="preserve"> </w:t>
       </w:r>
       <w:r>
         <w:rPr>
           <w:rStyle w:val="cm-variable"/>
+          <w:rFonts w:cstheme="minorHAnsi"/>
         </w:rPr>
         <w:t>print</w:t>
       </w:r>
       <w:r>
+        <w:rPr>
+          <w:rFonts w:cstheme="minorHAnsi"/>
+        </w:rPr>
         <w:t>(</w:t>
       </w:r>
       <w:r>
         <w:rPr>
           <w:rStyle w:val="cm-string"/>
+          <w:rFonts w:cstheme="minorHAnsi"/>
         </w:rPr>
         <w:t>"x is neither 1 nor 2"</w:t>
       </w:r>
       <w:r>
+        <w:rPr>
+          <w:rFonts w:cstheme="minorHAnsi"/>
+        </w:rPr>
         <w:t xml:space="preserve">) </w:t>
       </w:r>
     </w:p>
@@ -3554,14 +5305,21 @@
       <w:pPr>
         <w:pStyle w:val="NoSpacing"/>
         <w:ind w:left="360"/>
-      </w:pPr>
-      <w:r>
+        <w:rPr>
+          <w:rFonts w:cstheme="minorHAnsi"/>
+        </w:rPr>
+      </w:pPr>
+      <w:r>
+        <w:rPr>
+          <w:rFonts w:cstheme="minorHAnsi"/>
+        </w:rPr>
         <w:t xml:space="preserve">    </w:t>
       </w:r>
       <w:r>
+        <w:rPr>
+          <w:rFonts w:cstheme="minorHAnsi"/>
+        </w:rPr>
         <w:tab/>
-      </w:r>
-      <w:r>
         <w:t>}</w:t>
       </w:r>
     </w:p>
@@ -3569,14 +5327,21 @@
       <w:pPr>
         <w:pStyle w:val="ListParagraph"/>
         <w:ind w:left="360"/>
-      </w:pPr>
-      <w:r>
+        <w:rPr>
+          <w:rFonts w:cstheme="minorHAnsi"/>
+        </w:rPr>
+      </w:pPr>
+      <w:r>
+        <w:rPr>
+          <w:rFonts w:cstheme="minorHAnsi"/>
+        </w:rPr>
         <w:t xml:space="preserve"> </w:t>
       </w:r>
       <w:r>
+        <w:rPr>
+          <w:rFonts w:cstheme="minorHAnsi"/>
+        </w:rPr>
         <w:tab/>
-      </w:r>
-      <w:r>
         <w:t>}</w:t>
       </w:r>
     </w:p>
@@ -3584,8 +5349,14 @@
       <w:pPr>
         <w:pStyle w:val="ListParagraph"/>
         <w:ind w:left="360"/>
-      </w:pPr>
-      <w:r>
+        <w:rPr>
+          <w:rFonts w:cstheme="minorHAnsi"/>
+        </w:rPr>
+      </w:pPr>
+      <w:r>
+        <w:rPr>
+          <w:rFonts w:cstheme="minorHAnsi"/>
+        </w:rPr>
         <w:tab/>
       </w:r>
     </w:p>
@@ -3593,8 +5364,14 @@
       <w:pPr>
         <w:pStyle w:val="ListParagraph"/>
         <w:ind w:left="360" w:firstLine="360"/>
-      </w:pPr>
-      <w:r>
+        <w:rPr>
+          <w:rFonts w:cstheme="minorHAnsi"/>
+        </w:rPr>
+      </w:pPr>
+      <w:r>
+        <w:rPr>
+          <w:rFonts w:cstheme="minorHAnsi"/>
+        </w:rPr>
         <w:t>Output:</w:t>
       </w:r>
     </w:p>
@@ -3602,16 +5379,31 @@
       <w:pPr>
         <w:pStyle w:val="ListParagraph"/>
         <w:ind w:left="360"/>
-      </w:pPr>
-      <w:r>
+        <w:rPr>
+          <w:rFonts w:cstheme="minorHAnsi"/>
+        </w:rPr>
+      </w:pPr>
+      <w:r>
+        <w:rPr>
+          <w:rFonts w:cstheme="minorHAnsi"/>
+        </w:rPr>
         <w:tab/>
-        <w:t>x==2</w:t>
+        <w:t xml:space="preserve">I am </w:t>
+      </w:r>
+      <w:r>
+        <w:rPr>
+          <w:rFonts w:cstheme="minorHAnsi"/>
+        </w:rPr>
+        <w:t>2</w:t>
       </w:r>
     </w:p>
     <w:p>
       <w:pPr>
         <w:pStyle w:val="ListParagraph"/>
         <w:ind w:left="360"/>
+        <w:rPr>
+          <w:rFonts w:cstheme="minorHAnsi"/>
+        </w:rPr>
       </w:pPr>
     </w:p>
     <w:p>
@@ -3622,11 +5414,13 @@
           <w:numId w:val="1"/>
         </w:numPr>
         <w:rPr>
+          <w:rFonts w:cstheme="minorHAnsi"/>
           <w:b/>
         </w:rPr>
       </w:pPr>
       <w:r>
         <w:rPr>
+          <w:rFonts w:cstheme="minorHAnsi"/>
           <w:b/>
         </w:rPr>
         <w:t>Control Flows:</w:t>
@@ -3639,8 +5433,14 @@
           <w:ilvl w:val="1"/>
           <w:numId w:val="1"/>
         </w:numPr>
-      </w:pPr>
-      <w:r>
+        <w:rPr>
+          <w:rFonts w:cstheme="minorHAnsi"/>
+        </w:rPr>
+      </w:pPr>
+      <w:r>
+        <w:rPr>
+          <w:rFonts w:cstheme="minorHAnsi"/>
+        </w:rPr>
         <w:t>While</w:t>
       </w:r>
     </w:p>
@@ -3648,14 +5448,110 @@
       <w:pPr>
         <w:pStyle w:val="ListParagraph"/>
         <w:ind w:left="792"/>
+        <w:rPr>
+          <w:rFonts w:cstheme="minorHAnsi"/>
+        </w:rPr>
+      </w:pPr>
+      <w:r>
+        <w:rPr>
+          <w:rFonts w:cstheme="minorHAnsi"/>
+        </w:rPr>
+        <w:t>‘</w:t>
+      </w:r>
+      <w:r>
+        <w:rPr>
+          <w:rFonts w:cstheme="minorHAnsi"/>
+        </w:rPr>
+        <w:t>While</w:t>
+      </w:r>
+      <w:r>
+        <w:rPr>
+          <w:rFonts w:cstheme="minorHAnsi"/>
+        </w:rPr>
+        <w:t>’</w:t>
+      </w:r>
+      <w:r>
+        <w:rPr>
+          <w:rFonts w:cstheme="minorHAnsi"/>
+        </w:rPr>
+        <w:t xml:space="preserve"> has three parts. </w:t>
+      </w:r>
+      <w:r>
+        <w:rPr>
+          <w:rFonts w:cstheme="minorHAnsi"/>
+        </w:rPr>
+        <w:t xml:space="preserve">First initialisation, Second condition checking, Third increment and decrement. </w:t>
+      </w:r>
+    </w:p>
+    <w:p>
+      <w:pPr>
+        <w:pStyle w:val="ListParagraph"/>
+        <w:ind w:left="792"/>
+        <w:rPr>
+          <w:rFonts w:cstheme="minorHAnsi"/>
+        </w:rPr>
+      </w:pPr>
+    </w:p>
+    <w:p>
+      <w:pPr>
+        <w:pStyle w:val="ListParagraph"/>
+        <w:ind w:left="792"/>
+        <w:rPr>
+          <w:rFonts w:cstheme="minorHAnsi"/>
+        </w:rPr>
+      </w:pPr>
+      <w:r>
+        <w:rPr>
+          <w:rFonts w:cstheme="minorHAnsi"/>
+        </w:rPr>
+        <w:t>‘</w:t>
+      </w:r>
+      <w:r>
+        <w:rPr>
+          <w:rFonts w:cstheme="minorHAnsi"/>
+        </w:rPr>
+        <w:t>While</w:t>
+      </w:r>
+      <w:r>
+        <w:rPr>
+          <w:rFonts w:cstheme="minorHAnsi"/>
+        </w:rPr>
+        <w:t>’</w:t>
+      </w:r>
+      <w:r>
+        <w:rPr>
+          <w:rFonts w:cstheme="minorHAnsi"/>
+        </w:rPr>
+        <w:t xml:space="preserve"> checks up the condition. When </w:t>
+      </w:r>
+      <w:r>
+        <w:rPr>
+          <w:rFonts w:cstheme="minorHAnsi"/>
+        </w:rPr>
+        <w:t>it is true. It executes the body of the loop. It goes until the condition gets false.</w:t>
+      </w:r>
+    </w:p>
+    <w:p>
+      <w:pPr>
+        <w:pStyle w:val="ListParagraph"/>
+        <w:ind w:left="792"/>
+        <w:rPr>
+          <w:rFonts w:cstheme="minorHAnsi"/>
+        </w:rPr>
       </w:pPr>
     </w:p>
     <w:p>
       <w:pPr>
         <w:pStyle w:val="ListParagraph"/>
         <w:ind w:left="360" w:firstLine="360"/>
-      </w:pPr>
-      <w:r>
+        <w:rPr>
+          <w:rFonts w:cstheme="minorHAnsi"/>
+        </w:rPr>
+      </w:pPr>
+      <w:r>
+        <w:rPr>
+          <w:rFonts w:cstheme="minorHAnsi"/>
+        </w:rPr>
         <w:t>Syntax:</w:t>
       </w:r>
     </w:p>
@@ -3663,8 +5559,14 @@
       <w:pPr>
         <w:pStyle w:val="ListParagraph"/>
         <w:ind w:left="360" w:firstLine="360"/>
-      </w:pPr>
-      <w:r>
+        <w:rPr>
+          <w:rFonts w:cstheme="minorHAnsi"/>
+        </w:rPr>
+      </w:pPr>
+      <w:r>
+        <w:rPr>
+          <w:rFonts w:cstheme="minorHAnsi"/>
+        </w:rPr>
         <w:t>initialization</w:t>
       </w:r>
     </w:p>
@@ -3672,8 +5574,14 @@
       <w:pPr>
         <w:pStyle w:val="ListParagraph"/>
         <w:ind w:left="360" w:firstLine="360"/>
-      </w:pPr>
-      <w:r>
+        <w:rPr>
+          <w:rFonts w:cstheme="minorHAnsi"/>
+        </w:rPr>
+      </w:pPr>
+      <w:r>
+        <w:rPr>
+          <w:rFonts w:cstheme="minorHAnsi"/>
+        </w:rPr>
         <w:t>while(condition){</w:t>
       </w:r>
     </w:p>
@@ -3681,17 +5589,32 @@
       <w:pPr>
         <w:pStyle w:val="ListParagraph"/>
         <w:ind w:left="360"/>
-      </w:pPr>
-      <w:r>
+        <w:rPr>
+          <w:rFonts w:cstheme="minorHAnsi"/>
+        </w:rPr>
+      </w:pPr>
+      <w:r>
+        <w:rPr>
+          <w:rFonts w:cstheme="minorHAnsi"/>
+        </w:rPr>
         <w:tab/>
       </w:r>
       <w:r>
+        <w:rPr>
+          <w:rFonts w:cstheme="minorHAnsi"/>
+        </w:rPr>
         <w:tab/>
       </w:r>
       <w:r>
+        <w:rPr>
+          <w:rFonts w:cstheme="minorHAnsi"/>
+        </w:rPr>
         <w:t>increment or decrement</w:t>
       </w:r>
       <w:r>
+        <w:rPr>
+          <w:rFonts w:cstheme="minorHAnsi"/>
+        </w:rPr>
         <w:tab/>
       </w:r>
     </w:p>
@@ -3699,8 +5622,14 @@
       <w:pPr>
         <w:pStyle w:val="ListParagraph"/>
         <w:ind w:left="360" w:firstLine="360"/>
-      </w:pPr>
-      <w:r>
+        <w:rPr>
+          <w:rFonts w:cstheme="minorHAnsi"/>
+        </w:rPr>
+      </w:pPr>
+      <w:r>
+        <w:rPr>
+          <w:rFonts w:cstheme="minorHAnsi"/>
+        </w:rPr>
         <w:t>}</w:t>
       </w:r>
     </w:p>
@@ -3708,14 +5637,23 @@
       <w:pPr>
         <w:pStyle w:val="ListParagraph"/>
         <w:ind w:left="360" w:firstLine="360"/>
+        <w:rPr>
+          <w:rFonts w:cstheme="minorHAnsi"/>
+        </w:rPr>
       </w:pPr>
     </w:p>
     <w:p>
       <w:pPr>
         <w:pStyle w:val="ListParagraph"/>
         <w:ind w:left="360" w:firstLine="360"/>
-      </w:pPr>
-      <w:r>
+        <w:rPr>
+          <w:rFonts w:cstheme="minorHAnsi"/>
+        </w:rPr>
+      </w:pPr>
+      <w:r>
+        <w:rPr>
+          <w:rFonts w:cstheme="minorHAnsi"/>
+        </w:rPr>
         <w:t xml:space="preserve">Ex: </w:t>
       </w:r>
     </w:p>
@@ -3723,23 +5661,47 @@
       <w:pPr>
         <w:pStyle w:val="NoSpacing"/>
         <w:ind w:left="720"/>
-      </w:pPr>
-      <w:r>
+        <w:rPr>
+          <w:rFonts w:cstheme="minorHAnsi"/>
+        </w:rPr>
+      </w:pPr>
+      <w:r>
+        <w:rPr>
+          <w:rFonts w:cstheme="minorHAnsi"/>
+        </w:rPr>
         <w:t>var a: Int = 0</w:t>
       </w:r>
       <w:r>
+        <w:rPr>
+          <w:rFonts w:cstheme="minorHAnsi"/>
+        </w:rPr>
         <w:br/>
         <w:t>while(a&lt;5){</w:t>
       </w:r>
       <w:r>
+        <w:rPr>
+          <w:rFonts w:cstheme="minorHAnsi"/>
+        </w:rPr>
         <w:br/>
         <w:t xml:space="preserve">    println(a)</w:t>
       </w:r>
       <w:r>
+        <w:rPr>
+          <w:rFonts w:cstheme="minorHAnsi"/>
+        </w:rPr>
         <w:br/>
+      </w:r>
+      <w:r>
+        <w:rPr>
+          <w:rFonts w:cstheme="minorHAnsi"/>
+        </w:rPr>
+        <w:lastRenderedPageBreak/>
         <w:t xml:space="preserve">    a++</w:t>
       </w:r>
       <w:r>
+        <w:rPr>
+          <w:rFonts w:cstheme="minorHAnsi"/>
+        </w:rPr>
         <w:br/>
         <w:t>}</w:t>
       </w:r>
@@ -3768,10 +5730,8 @@
         <w:spacing w:after="0" w:line="240" w:lineRule="auto"/>
         <w:ind w:left="792"/>
         <w:rPr>
-          <w:rFonts w:ascii="Courier New" w:eastAsia="Times New Roman" w:hAnsi="Courier New" w:cs="Courier New"/>
+          <w:rFonts w:eastAsia="Times New Roman" w:cstheme="minorHAnsi"/>
           <w:color w:val="000000"/>
-          <w:sz w:val="24"/>
-          <w:szCs w:val="24"/>
           <w:lang w:eastAsia="en-IN"/>
         </w:rPr>
       </w:pPr>
@@ -3780,8 +5740,14 @@
       <w:pPr>
         <w:pStyle w:val="ListParagraph"/>
         <w:ind w:left="360" w:firstLine="360"/>
-      </w:pPr>
-      <w:r>
+        <w:rPr>
+          <w:rFonts w:cstheme="minorHAnsi"/>
+        </w:rPr>
+      </w:pPr>
+      <w:r>
+        <w:rPr>
+          <w:rFonts w:cstheme="minorHAnsi"/>
+        </w:rPr>
         <w:t xml:space="preserve">Output: </w:t>
       </w:r>
     </w:p>
@@ -3789,8 +5755,14 @@
       <w:pPr>
         <w:pStyle w:val="ListParagraph"/>
         <w:ind w:left="360" w:firstLine="360"/>
-      </w:pPr>
-      <w:r>
+        <w:rPr>
+          <w:rFonts w:cstheme="minorHAnsi"/>
+        </w:rPr>
+      </w:pPr>
+      <w:r>
+        <w:rPr>
+          <w:rFonts w:cstheme="minorHAnsi"/>
+        </w:rPr>
         <w:t>0 1 2 3 4</w:t>
       </w:r>
     </w:p>
@@ -3798,8 +5770,14 @@
       <w:pPr>
         <w:pStyle w:val="ListParagraph"/>
         <w:ind w:left="360" w:firstLine="360"/>
-      </w:pPr>
-      <w:r>
+        <w:rPr>
+          <w:rFonts w:cstheme="minorHAnsi"/>
+        </w:rPr>
+      </w:pPr>
+      <w:r>
+        <w:rPr>
+          <w:rFonts w:cstheme="minorHAnsi"/>
+        </w:rPr>
         <w:t xml:space="preserve"> </w:t>
       </w:r>
     </w:p>
@@ -3807,6 +5785,9 @@
       <w:pPr>
         <w:pStyle w:val="ListParagraph"/>
         <w:ind w:left="360" w:firstLine="360"/>
+        <w:rPr>
+          <w:rFonts w:cstheme="minorHAnsi"/>
+        </w:rPr>
       </w:pPr>
     </w:p>
     <w:p>
@@ -3816,18 +5797,140 @@
           <w:ilvl w:val="1"/>
           <w:numId w:val="1"/>
         </w:numPr>
-      </w:pPr>
-      <w:r>
-        <w:lastRenderedPageBreak/>
+        <w:rPr>
+          <w:rFonts w:cstheme="minorHAnsi"/>
+        </w:rPr>
+      </w:pPr>
+      <w:r>
+        <w:rPr>
+          <w:rFonts w:cstheme="minorHAnsi"/>
+        </w:rPr>
         <w:t>Do-while</w:t>
       </w:r>
     </w:p>
     <w:p>
       <w:pPr>
         <w:pStyle w:val="ListParagraph"/>
+        <w:rPr>
+          <w:rFonts w:cstheme="minorHAnsi"/>
+        </w:rPr>
+      </w:pPr>
+      <w:r>
+        <w:rPr>
+          <w:rFonts w:cstheme="minorHAnsi"/>
+        </w:rPr>
+        <w:t>‘</w:t>
+      </w:r>
+      <w:r>
+        <w:rPr>
+          <w:rFonts w:cstheme="minorHAnsi"/>
+        </w:rPr>
+        <w:t>do-w</w:t>
+      </w:r>
+      <w:r>
+        <w:rPr>
+          <w:rFonts w:cstheme="minorHAnsi"/>
+        </w:rPr>
+        <w:t xml:space="preserve">hile’ </w:t>
+      </w:r>
+      <w:r>
+        <w:rPr>
+          <w:rFonts w:cstheme="minorHAnsi"/>
+        </w:rPr>
+        <w:t xml:space="preserve">also </w:t>
+      </w:r>
+      <w:r>
+        <w:rPr>
+          <w:rFonts w:cstheme="minorHAnsi"/>
+        </w:rPr>
+        <w:t xml:space="preserve">has three parts. First </w:t>
+      </w:r>
+      <w:r>
+        <w:rPr>
+          <w:rFonts w:cstheme="minorHAnsi"/>
+        </w:rPr>
+        <w:t>initialisation, s</w:t>
+      </w:r>
+      <w:r>
+        <w:rPr>
+          <w:rFonts w:cstheme="minorHAnsi"/>
+        </w:rPr>
+        <w:t xml:space="preserve">econd </w:t>
+      </w:r>
+      <w:r>
+        <w:rPr>
+          <w:rFonts w:cstheme="minorHAnsi"/>
+        </w:rPr>
+        <w:t>increment and decrement</w:t>
+      </w:r>
+      <w:r>
+        <w:rPr>
+          <w:rFonts w:cstheme="minorHAnsi"/>
+        </w:rPr>
+        <w:t xml:space="preserve">, </w:t>
+      </w:r>
+      <w:r>
+        <w:rPr>
+          <w:rFonts w:cstheme="minorHAnsi"/>
+        </w:rPr>
+        <w:t>third</w:t>
+      </w:r>
+      <w:r>
+        <w:rPr>
+          <w:rFonts w:cstheme="minorHAnsi"/>
+        </w:rPr>
+        <w:t xml:space="preserve"> </w:t>
+      </w:r>
+      <w:r>
+        <w:rPr>
+          <w:rFonts w:cstheme="minorHAnsi"/>
+        </w:rPr>
+        <w:t>condition checking.</w:t>
+      </w:r>
+    </w:p>
+    <w:p>
+      <w:pPr>
+        <w:pStyle w:val="ListParagraph"/>
+        <w:rPr>
+          <w:rFonts w:cstheme="minorHAnsi"/>
+        </w:rPr>
+      </w:pPr>
+    </w:p>
+    <w:p>
+      <w:pPr>
+        <w:pStyle w:val="ListParagraph"/>
+        <w:rPr>
+          <w:rFonts w:cstheme="minorHAnsi"/>
+        </w:rPr>
+      </w:pPr>
+      <w:r>
+        <w:rPr>
+          <w:rFonts w:cstheme="minorHAnsi"/>
+        </w:rPr>
+        <w:t xml:space="preserve">‘do-while’ executes the body of the loop. After it matches up the condition.  If it is true. The body block executes and increments its value. It goes until the condition gets false. </w:t>
+      </w:r>
+    </w:p>
+    <w:p>
+      <w:pPr>
+        <w:pStyle w:val="ListParagraph"/>
         <w:ind w:left="360" w:firstLine="360"/>
-      </w:pPr>
-      <w:r>
+        <w:rPr>
+          <w:rFonts w:cstheme="minorHAnsi"/>
+        </w:rPr>
+      </w:pPr>
+    </w:p>
+    <w:p>
+      <w:pPr>
+        <w:pStyle w:val="ListParagraph"/>
+        <w:ind w:left="360" w:firstLine="360"/>
+        <w:rPr>
+          <w:rFonts w:cstheme="minorHAnsi"/>
+        </w:rPr>
+      </w:pPr>
+      <w:r>
+        <w:rPr>
+          <w:rFonts w:cstheme="minorHAnsi"/>
+        </w:rPr>
         <w:t>Syntax:</w:t>
       </w:r>
     </w:p>
@@ -3835,8 +5938,14 @@
       <w:pPr>
         <w:pStyle w:val="ListParagraph"/>
         <w:ind w:left="360" w:firstLine="360"/>
-      </w:pPr>
-      <w:r>
+        <w:rPr>
+          <w:rFonts w:cstheme="minorHAnsi"/>
+        </w:rPr>
+      </w:pPr>
+      <w:r>
+        <w:rPr>
+          <w:rFonts w:cstheme="minorHAnsi"/>
+        </w:rPr>
         <w:t>initialization</w:t>
       </w:r>
     </w:p>
@@ -3844,8 +5953,14 @@
       <w:pPr>
         <w:pStyle w:val="ListParagraph"/>
         <w:ind w:left="360" w:firstLine="360"/>
-      </w:pPr>
-      <w:r>
+        <w:rPr>
+          <w:rFonts w:cstheme="minorHAnsi"/>
+        </w:rPr>
+      </w:pPr>
+      <w:r>
+        <w:rPr>
+          <w:rFonts w:cstheme="minorHAnsi"/>
+        </w:rPr>
         <w:t>do{</w:t>
       </w:r>
     </w:p>
@@ -3853,14 +5968,21 @@
       <w:pPr>
         <w:pStyle w:val="ListParagraph"/>
         <w:ind w:left="360"/>
-      </w:pPr>
-      <w:r>
+        <w:rPr>
+          <w:rFonts w:cstheme="minorHAnsi"/>
+        </w:rPr>
+      </w:pPr>
+      <w:r>
+        <w:rPr>
+          <w:rFonts w:cstheme="minorHAnsi"/>
+        </w:rPr>
         <w:t xml:space="preserve">    </w:t>
       </w:r>
       <w:r>
+        <w:rPr>
+          <w:rFonts w:cstheme="minorHAnsi"/>
+        </w:rPr>
         <w:tab/>
-      </w:r>
-      <w:r>
         <w:t>increment or decrement</w:t>
       </w:r>
     </w:p>
@@ -3868,8 +5990,14 @@
       <w:pPr>
         <w:pStyle w:val="ListParagraph"/>
         <w:ind w:left="360" w:firstLine="360"/>
-      </w:pPr>
-      <w:r>
+        <w:rPr>
+          <w:rFonts w:cstheme="minorHAnsi"/>
+        </w:rPr>
+      </w:pPr>
+      <w:r>
+        <w:rPr>
+          <w:rFonts w:cstheme="minorHAnsi"/>
+        </w:rPr>
         <w:t>}while(condition)</w:t>
       </w:r>
     </w:p>
@@ -3877,8 +6005,23 @@
       <w:pPr>
         <w:pStyle w:val="ListParagraph"/>
         <w:ind w:left="360" w:firstLine="360"/>
-      </w:pPr>
-      <w:r>
+        <w:rPr>
+          <w:rFonts w:cstheme="minorHAnsi"/>
+        </w:rPr>
+      </w:pPr>
+    </w:p>
+    <w:p>
+      <w:pPr>
+        <w:pStyle w:val="ListParagraph"/>
+        <w:ind w:left="360" w:firstLine="360"/>
+        <w:rPr>
+          <w:rFonts w:cstheme="minorHAnsi"/>
+        </w:rPr>
+      </w:pPr>
+      <w:r>
+        <w:rPr>
+          <w:rFonts w:cstheme="minorHAnsi"/>
+        </w:rPr>
         <w:t>Ex:</w:t>
       </w:r>
     </w:p>
@@ -3886,8 +6029,14 @@
       <w:pPr>
         <w:pStyle w:val="ListParagraph"/>
         <w:ind w:left="360" w:firstLine="360"/>
-      </w:pPr>
-      <w:r>
+        <w:rPr>
+          <w:rFonts w:cstheme="minorHAnsi"/>
+        </w:rPr>
+      </w:pPr>
+      <w:r>
+        <w:rPr>
+          <w:rFonts w:cstheme="minorHAnsi"/>
+        </w:rPr>
         <w:t>var a: Int = 0</w:t>
       </w:r>
     </w:p>
@@ -3895,30 +6044,57 @@
       <w:pPr>
         <w:pStyle w:val="NoSpacing"/>
         <w:ind w:left="720"/>
-      </w:pPr>
-      <w:r>
+        <w:rPr>
+          <w:rFonts w:cstheme="minorHAnsi"/>
+        </w:rPr>
+      </w:pPr>
+      <w:r>
+        <w:rPr>
+          <w:rFonts w:cstheme="minorHAnsi"/>
+        </w:rPr>
         <w:t>do {</w:t>
       </w:r>
       <w:r>
+        <w:rPr>
+          <w:rFonts w:cstheme="minorHAnsi"/>
+        </w:rPr>
         <w:br/>
       </w:r>
       <w:r>
+        <w:rPr>
+          <w:rFonts w:cstheme="minorHAnsi"/>
+        </w:rPr>
         <w:t xml:space="preserve">      </w:t>
       </w:r>
       <w:r>
+        <w:rPr>
+          <w:rFonts w:cstheme="minorHAnsi"/>
+        </w:rPr>
         <w:t>println(a)</w:t>
       </w:r>
       <w:r>
+        <w:rPr>
+          <w:rFonts w:cstheme="minorHAnsi"/>
+        </w:rPr>
         <w:br/>
         <w:t xml:space="preserve">    </w:t>
       </w:r>
       <w:r>
+        <w:rPr>
+          <w:rFonts w:cstheme="minorHAnsi"/>
+        </w:rPr>
         <w:t xml:space="preserve">  </w:t>
       </w:r>
       <w:r>
+        <w:rPr>
+          <w:rFonts w:cstheme="minorHAnsi"/>
+        </w:rPr>
         <w:t>a++</w:t>
       </w:r>
       <w:r>
+        <w:rPr>
+          <w:rFonts w:cstheme="minorHAnsi"/>
+        </w:rPr>
         <w:br/>
         <w:t>}while (a&lt;5)</w:t>
       </w:r>
@@ -3927,14 +6103,23 @@
       <w:pPr>
         <w:pStyle w:val="ListParagraph"/>
         <w:ind w:left="360" w:firstLine="360"/>
+        <w:rPr>
+          <w:rFonts w:cstheme="minorHAnsi"/>
+        </w:rPr>
       </w:pPr>
     </w:p>
     <w:p>
       <w:pPr>
         <w:pStyle w:val="ListParagraph"/>
         <w:ind w:left="792"/>
-      </w:pPr>
-      <w:r>
+        <w:rPr>
+          <w:rFonts w:cstheme="minorHAnsi"/>
+        </w:rPr>
+      </w:pPr>
+      <w:r>
+        <w:rPr>
+          <w:rFonts w:cstheme="minorHAnsi"/>
+        </w:rPr>
         <w:t>Output:</w:t>
       </w:r>
     </w:p>
@@ -3942,8 +6127,14 @@
       <w:pPr>
         <w:pStyle w:val="ListParagraph"/>
         <w:ind w:left="792"/>
-      </w:pPr>
-      <w:r>
+        <w:rPr>
+          <w:rFonts w:cstheme="minorHAnsi"/>
+        </w:rPr>
+      </w:pPr>
+      <w:r>
+        <w:rPr>
+          <w:rFonts w:cstheme="minorHAnsi"/>
+        </w:rPr>
         <w:t>0 1 2 3 4</w:t>
       </w:r>
     </w:p>
@@ -3951,6 +6142,9 @@
       <w:pPr>
         <w:pStyle w:val="ListParagraph"/>
         <w:ind w:left="792"/>
+        <w:rPr>
+          <w:rFonts w:cstheme="minorHAnsi"/>
+        </w:rPr>
       </w:pPr>
     </w:p>
     <w:p>
@@ -3960,8 +6154,14 @@
           <w:ilvl w:val="1"/>
           <w:numId w:val="1"/>
         </w:numPr>
-      </w:pPr>
-      <w:r>
+        <w:rPr>
+          <w:rFonts w:cstheme="minorHAnsi"/>
+        </w:rPr>
+      </w:pPr>
+      <w:r>
+        <w:rPr>
+          <w:rFonts w:cstheme="minorHAnsi"/>
+        </w:rPr>
         <w:t xml:space="preserve">For </w:t>
       </w:r>
     </w:p>
@@ -3971,128 +6171,206 @@
         <w:ind w:left="360" w:firstLine="360"/>
         <w:rPr>
           <w:rStyle w:val="cm-keyword"/>
+          <w:rFonts w:cstheme="minorHAnsi"/>
         </w:rPr>
       </w:pPr>
       <w:r>
         <w:rPr>
           <w:rStyle w:val="cm-keyword"/>
-        </w:rPr>
-        <w:t>Ex:</w:t>
+          <w:rFonts w:cstheme="minorHAnsi"/>
+        </w:rPr>
+        <w:t>This for loop prints out 1 to 4.</w:t>
       </w:r>
     </w:p>
     <w:p>
       <w:pPr>
         <w:pStyle w:val="NoSpacing"/>
         <w:ind w:left="360" w:firstLine="360"/>
-      </w:pPr>
-      <w:r>
         <w:rPr>
           <w:rStyle w:val="cm-keyword"/>
-        </w:rPr>
-        <w:t>for</w:t>
-      </w:r>
-      <w:r>
-        <w:t xml:space="preserve"> (</w:t>
-      </w:r>
-      <w:r>
-        <w:rPr>
-          <w:rStyle w:val="cm-variable"/>
-        </w:rPr>
-        <w:t>i</w:t>
-      </w:r>
-      <w:r>
-        <w:t xml:space="preserve"> </w:t>
-      </w:r>
+          <w:rFonts w:cstheme="minorHAnsi"/>
+        </w:rPr>
+      </w:pPr>
       <w:r>
         <w:rPr>
           <w:rStyle w:val="cm-keyword"/>
-        </w:rPr>
-        <w:t>in</w:t>
-      </w:r>
-      <w:r>
-        <w:t xml:space="preserve"> </w:t>
-      </w:r>
-      <w:r>
-        <w:rPr>
-          <w:rStyle w:val="cm-number"/>
-        </w:rPr>
-        <w:t>1.</w:t>
-      </w:r>
-      <w:r>
-        <w:t>.</w:t>
-      </w:r>
-      <w:r>
-        <w:rPr>
-          <w:rStyle w:val="cm-number"/>
-        </w:rPr>
-        <w:t>4</w:t>
-      </w:r>
-      <w:r>
-        <w:t>)</w:t>
-      </w:r>
-      <w:r>
-        <w:t>{</w:t>
+          <w:rFonts w:cstheme="minorHAnsi"/>
+        </w:rPr>
+        <w:t>Ex:</w:t>
       </w:r>
     </w:p>
     <w:p>
       <w:pPr>
         <w:pStyle w:val="NoSpacing"/>
         <w:ind w:left="360" w:firstLine="360"/>
-      </w:pPr>
-      <w:r>
+        <w:rPr>
+          <w:rFonts w:cstheme="minorHAnsi"/>
+        </w:rPr>
+      </w:pPr>
+      <w:r>
+        <w:rPr>
+          <w:rStyle w:val="cm-keyword"/>
+          <w:rFonts w:cstheme="minorHAnsi"/>
+        </w:rPr>
+        <w:t>for</w:t>
+      </w:r>
+      <w:r>
+        <w:rPr>
+          <w:rFonts w:cstheme="minorHAnsi"/>
+        </w:rPr>
+        <w:t xml:space="preserve"> (</w:t>
+      </w:r>
+      <w:r>
+        <w:rPr>
+          <w:rStyle w:val="cm-variable"/>
+          <w:rFonts w:cstheme="minorHAnsi"/>
+        </w:rPr>
+        <w:t>i</w:t>
+      </w:r>
+      <w:r>
+        <w:rPr>
+          <w:rFonts w:cstheme="minorHAnsi"/>
+        </w:rPr>
         <w:t xml:space="preserve"> </w:t>
       </w:r>
       <w:r>
-        <w:t xml:space="preserve">  </w:t>
-      </w:r>
-      <w:r>
-        <w:rPr>
-          <w:rStyle w:val="cm-variable"/>
-        </w:rPr>
-        <w:t>print</w:t>
-      </w:r>
-      <w:r>
-        <w:t>(</w:t>
-      </w:r>
-      <w:r>
-        <w:rPr>
-          <w:rStyle w:val="cm-variable"/>
-        </w:rPr>
-        <w:t>i</w:t>
-      </w:r>
-      <w:r>
+        <w:rPr>
+          <w:rStyle w:val="cm-keyword"/>
+          <w:rFonts w:cstheme="minorHAnsi"/>
+        </w:rPr>
+        <w:t>in</w:t>
+      </w:r>
+      <w:r>
+        <w:rPr>
+          <w:rFonts w:cstheme="minorHAnsi"/>
+        </w:rPr>
+        <w:t xml:space="preserve"> </w:t>
+      </w:r>
+      <w:r>
+        <w:rPr>
+          <w:rStyle w:val="cm-number"/>
+          <w:rFonts w:cstheme="minorHAnsi"/>
+        </w:rPr>
+        <w:t>1.</w:t>
+      </w:r>
+      <w:r>
+        <w:rPr>
+          <w:rFonts w:cstheme="minorHAnsi"/>
+        </w:rPr>
+        <w:t>.</w:t>
+      </w:r>
+      <w:r>
+        <w:rPr>
+          <w:rStyle w:val="cm-number"/>
+          <w:rFonts w:cstheme="minorHAnsi"/>
+        </w:rPr>
+        <w:t>4</w:t>
+      </w:r>
+      <w:r>
+        <w:rPr>
+          <w:rFonts w:cstheme="minorHAnsi"/>
+        </w:rPr>
         <w:t>)</w:t>
+      </w:r>
+      <w:r>
+        <w:rPr>
+          <w:rFonts w:cstheme="minorHAnsi"/>
+        </w:rPr>
+        <w:t>{</w:t>
       </w:r>
     </w:p>
     <w:p>
       <w:pPr>
         <w:pStyle w:val="NoSpacing"/>
         <w:ind w:left="360" w:firstLine="360"/>
-      </w:pPr>
-      <w:bookmarkStart w:id="0" w:name="_GoBack"/>
-      <w:bookmarkEnd w:id="0"/>
-      <w:r>
-        <w:t>}</w:t>
+        <w:rPr>
+          <w:rFonts w:cstheme="minorHAnsi"/>
+        </w:rPr>
+      </w:pPr>
+      <w:r>
+        <w:rPr>
+          <w:rFonts w:cstheme="minorHAnsi"/>
+        </w:rPr>
+        <w:t xml:space="preserve"> </w:t>
+      </w:r>
+      <w:r>
+        <w:rPr>
+          <w:rFonts w:cstheme="minorHAnsi"/>
+        </w:rPr>
+        <w:t xml:space="preserve">  </w:t>
+      </w:r>
+      <w:r>
+        <w:rPr>
+          <w:rStyle w:val="cm-variable"/>
+          <w:rFonts w:cstheme="minorHAnsi"/>
+        </w:rPr>
+        <w:t>print</w:t>
+      </w:r>
+      <w:r>
+        <w:rPr>
+          <w:rFonts w:cstheme="minorHAnsi"/>
+        </w:rPr>
+        <w:t>(</w:t>
+      </w:r>
+      <w:r>
+        <w:rPr>
+          <w:rStyle w:val="cm-variable"/>
+          <w:rFonts w:cstheme="minorHAnsi"/>
+        </w:rPr>
+        <w:t>i</w:t>
+      </w:r>
+      <w:r>
+        <w:rPr>
+          <w:rFonts w:cstheme="minorHAnsi"/>
+        </w:rPr>
+        <w:t>)</w:t>
       </w:r>
     </w:p>
     <w:p>
       <w:pPr>
         <w:pStyle w:val="NoSpacing"/>
         <w:ind w:left="360" w:firstLine="360"/>
+        <w:rPr>
+          <w:rFonts w:cstheme="minorHAnsi"/>
+        </w:rPr>
+      </w:pPr>
+      <w:r>
+        <w:rPr>
+          <w:rFonts w:cstheme="minorHAnsi"/>
+        </w:rPr>
+        <w:t>}</w:t>
+      </w:r>
+    </w:p>
+    <w:p>
+      <w:pPr>
+        <w:pStyle w:val="NoSpacing"/>
+        <w:ind w:left="360" w:firstLine="360"/>
+        <w:rPr>
+          <w:rFonts w:cstheme="minorHAnsi"/>
+        </w:rPr>
       </w:pPr>
     </w:p>
     <w:p>
       <w:pPr>
         <w:pStyle w:val="NoSpacing"/>
         <w:ind w:left="360"/>
+        <w:rPr>
+          <w:rFonts w:cstheme="minorHAnsi"/>
+        </w:rPr>
       </w:pPr>
     </w:p>
     <w:p>
       <w:pPr>
         <w:pStyle w:val="NoSpacing"/>
         <w:ind w:left="360" w:firstLine="360"/>
-      </w:pPr>
-      <w:r>
+        <w:rPr>
+          <w:rFonts w:cstheme="minorHAnsi"/>
+        </w:rPr>
+      </w:pPr>
+      <w:r>
+        <w:rPr>
+          <w:rFonts w:cstheme="minorHAnsi"/>
+        </w:rPr>
         <w:t>step:</w:t>
       </w:r>
     </w:p>
@@ -4100,17 +6378,38 @@
       <w:pPr>
         <w:pStyle w:val="NoSpacing"/>
         <w:ind w:left="360" w:firstLine="360"/>
-      </w:pPr>
-      <w:r>
-        <w:t xml:space="preserve">The step can added as step 1 or step 2 </w:t>
-      </w:r>
+        <w:rPr>
+          <w:rFonts w:cstheme="minorHAnsi"/>
+        </w:rPr>
+      </w:pPr>
     </w:p>
     <w:p>
       <w:pPr>
         <w:pStyle w:val="NoSpacing"/>
         <w:ind w:left="360" w:firstLine="360"/>
-      </w:pPr>
-      <w:r>
+        <w:rPr>
+          <w:rFonts w:cstheme="minorHAnsi"/>
+        </w:rPr>
+      </w:pPr>
+      <w:r>
+        <w:rPr>
+          <w:rFonts w:cstheme="minorHAnsi"/>
+        </w:rPr>
+        <w:t xml:space="preserve">The step can added as step 1 or step 2 </w:t>
+      </w:r>
+    </w:p>
+    <w:p>
+      <w:pPr>
+        <w:pStyle w:val="NoSpacing"/>
+        <w:ind w:left="360" w:firstLine="360"/>
+        <w:rPr>
+          <w:rFonts w:cstheme="minorHAnsi"/>
+        </w:rPr>
+      </w:pPr>
+      <w:r>
+        <w:rPr>
+          <w:rFonts w:cstheme="minorHAnsi"/>
+        </w:rPr>
         <w:t>for(I in 1..4 step1)</w:t>
       </w:r>
     </w:p>
@@ -4118,14 +6417,26 @@
       <w:pPr>
         <w:pStyle w:val="NoSpacing"/>
         <w:ind w:left="360"/>
-      </w:pPr>
-      <w:r>
+        <w:rPr>
+          <w:rFonts w:cstheme="minorHAnsi"/>
+        </w:rPr>
+      </w:pPr>
+      <w:r>
+        <w:rPr>
+          <w:rFonts w:cstheme="minorHAnsi"/>
+        </w:rPr>
         <w:tab/>
       </w:r>
       <w:r>
+        <w:rPr>
+          <w:rFonts w:cstheme="minorHAnsi"/>
+        </w:rPr>
         <w:tab/>
       </w:r>
       <w:r>
+        <w:rPr>
+          <w:rFonts w:cstheme="minorHAnsi"/>
+        </w:rPr>
         <w:t>Println(i)</w:t>
       </w:r>
     </w:p>
@@ -4133,14 +6444,23 @@
       <w:pPr>
         <w:pStyle w:val="NoSpacing"/>
         <w:ind w:left="360"/>
+        <w:rPr>
+          <w:rFonts w:cstheme="minorHAnsi"/>
+        </w:rPr>
       </w:pPr>
     </w:p>
     <w:p>
       <w:pPr>
         <w:pStyle w:val="NoSpacing"/>
         <w:ind w:left="360" w:firstLine="360"/>
-      </w:pPr>
-      <w:r>
+        <w:rPr>
+          <w:rFonts w:cstheme="minorHAnsi"/>
+        </w:rPr>
+      </w:pPr>
+      <w:r>
+        <w:rPr>
+          <w:rFonts w:cstheme="minorHAnsi"/>
+        </w:rPr>
         <w:t>downTo:</w:t>
       </w:r>
     </w:p>
@@ -4148,8 +6468,38 @@
       <w:pPr>
         <w:pStyle w:val="NoSpacing"/>
         <w:ind w:left="360" w:firstLine="360"/>
-      </w:pPr>
-      <w:r>
+        <w:rPr>
+          <w:rFonts w:cstheme="minorHAnsi"/>
+        </w:rPr>
+      </w:pPr>
+    </w:p>
+    <w:p>
+      <w:pPr>
+        <w:pStyle w:val="NoSpacing"/>
+        <w:ind w:left="360" w:firstLine="360"/>
+        <w:rPr>
+          <w:rFonts w:cstheme="minorHAnsi"/>
+        </w:rPr>
+      </w:pPr>
+      <w:r>
+        <w:rPr>
+          <w:rFonts w:cstheme="minorHAnsi"/>
+        </w:rPr>
+        <w:t>This for loop get decreased by 1</w:t>
+      </w:r>
+    </w:p>
+    <w:p>
+      <w:pPr>
+        <w:pStyle w:val="NoSpacing"/>
+        <w:ind w:left="360" w:firstLine="360"/>
+        <w:rPr>
+          <w:rFonts w:cstheme="minorHAnsi"/>
+        </w:rPr>
+      </w:pPr>
+      <w:r>
+        <w:rPr>
+          <w:rFonts w:cstheme="minorHAnsi"/>
+        </w:rPr>
         <w:t>for(I in 4 downTo 1)</w:t>
       </w:r>
     </w:p>
@@ -4157,14 +6507,27 @@
       <w:pPr>
         <w:pStyle w:val="NoSpacing"/>
         <w:ind w:left="360"/>
-      </w:pPr>
-      <w:r>
+        <w:rPr>
+          <w:rFonts w:cstheme="minorHAnsi"/>
+        </w:rPr>
+      </w:pPr>
+      <w:r>
+        <w:rPr>
+          <w:rFonts w:cstheme="minorHAnsi"/>
+        </w:rPr>
+        <w:lastRenderedPageBreak/>
         <w:tab/>
       </w:r>
       <w:r>
+        <w:rPr>
+          <w:rFonts w:cstheme="minorHAnsi"/>
+        </w:rPr>
         <w:tab/>
       </w:r>
       <w:r>
+        <w:rPr>
+          <w:rFonts w:cstheme="minorHAnsi"/>
+        </w:rPr>
         <w:t>println(i)</w:t>
       </w:r>
     </w:p>
@@ -4172,14 +6535,23 @@
       <w:pPr>
         <w:pStyle w:val="NoSpacing"/>
         <w:ind w:left="360"/>
+        <w:rPr>
+          <w:rFonts w:cstheme="minorHAnsi"/>
+        </w:rPr>
       </w:pPr>
     </w:p>
     <w:p>
       <w:pPr>
         <w:pStyle w:val="NoSpacing"/>
         <w:ind w:left="360" w:firstLine="360"/>
-      </w:pPr>
-      <w:r>
+        <w:rPr>
+          <w:rFonts w:cstheme="minorHAnsi"/>
+        </w:rPr>
+      </w:pPr>
+      <w:r>
+        <w:rPr>
+          <w:rFonts w:cstheme="minorHAnsi"/>
+        </w:rPr>
         <w:t>until:</w:t>
       </w:r>
     </w:p>
@@ -4187,8 +6559,50 @@
       <w:pPr>
         <w:pStyle w:val="NoSpacing"/>
         <w:ind w:left="360" w:firstLine="360"/>
-      </w:pPr>
-      <w:r>
+        <w:rPr>
+          <w:rFonts w:cstheme="minorHAnsi"/>
+        </w:rPr>
+      </w:pPr>
+    </w:p>
+    <w:p>
+      <w:pPr>
+        <w:pStyle w:val="NoSpacing"/>
+        <w:ind w:left="360" w:firstLine="360"/>
+        <w:rPr>
+          <w:rFonts w:cstheme="minorHAnsi"/>
+        </w:rPr>
+      </w:pPr>
+      <w:r>
+        <w:rPr>
+          <w:rFonts w:cstheme="minorHAnsi"/>
+        </w:rPr>
+        <w:t xml:space="preserve">until keyword prints out </w:t>
+      </w:r>
+      <w:r>
+        <w:rPr>
+          <w:rFonts w:cstheme="minorHAnsi"/>
+        </w:rPr>
+        <w:t>up to</w:t>
+      </w:r>
+      <w:r>
+        <w:rPr>
+          <w:rFonts w:cstheme="minorHAnsi"/>
+        </w:rPr>
+        <w:t xml:space="preserve"> 5</w:t>
+      </w:r>
+    </w:p>
+    <w:p>
+      <w:pPr>
+        <w:pStyle w:val="NoSpacing"/>
+        <w:ind w:left="360" w:firstLine="360"/>
+        <w:rPr>
+          <w:rFonts w:cstheme="minorHAnsi"/>
+        </w:rPr>
+      </w:pPr>
+      <w:r>
+        <w:rPr>
+          <w:rFonts w:cstheme="minorHAnsi"/>
+        </w:rPr>
         <w:t>for(i in 1 until 5){</w:t>
       </w:r>
     </w:p>
@@ -4196,8 +6610,14 @@
       <w:pPr>
         <w:pStyle w:val="NoSpacing"/>
         <w:ind w:left="1080" w:firstLine="360"/>
-      </w:pPr>
-      <w:r>
+        <w:rPr>
+          <w:rFonts w:cstheme="minorHAnsi"/>
+        </w:rPr>
+      </w:pPr>
+      <w:r>
+        <w:rPr>
+          <w:rFonts w:cstheme="minorHAnsi"/>
+        </w:rPr>
         <w:t>println(i)</w:t>
       </w:r>
     </w:p>
@@ -4205,8 +6625,14 @@
       <w:pPr>
         <w:pStyle w:val="NoSpacing"/>
         <w:ind w:left="360" w:firstLine="360"/>
-      </w:pPr>
-      <w:r>
+        <w:rPr>
+          <w:rFonts w:cstheme="minorHAnsi"/>
+        </w:rPr>
+      </w:pPr>
+      <w:r>
+        <w:rPr>
+          <w:rFonts w:cstheme="minorHAnsi"/>
+        </w:rPr>
         <w:t>}</w:t>
       </w:r>
     </w:p>
@@ -4214,110 +6640,186 @@
       <w:pPr>
         <w:pStyle w:val="NoSpacing"/>
         <w:ind w:left="360"/>
+        <w:rPr>
+          <w:rFonts w:cstheme="minorHAnsi"/>
+        </w:rPr>
       </w:pPr>
     </w:p>
     <w:p>
       <w:pPr>
         <w:pStyle w:val="NoSpacing"/>
         <w:ind w:left="360" w:firstLine="360"/>
-      </w:pPr>
-      <w:r>
+        <w:rPr>
+          <w:rFonts w:cstheme="minorHAnsi"/>
+        </w:rPr>
+      </w:pPr>
+      <w:r>
+        <w:rPr>
+          <w:rFonts w:cstheme="minorHAnsi"/>
+        </w:rPr>
         <w:t>Step and DownTo:</w:t>
       </w:r>
     </w:p>
     <w:p>
       <w:pPr>
-        <w:pStyle w:val="ListParagraph"/>
+        <w:pStyle w:val="NoSpacing"/>
         <w:ind w:left="360" w:firstLine="360"/>
+        <w:rPr>
+          <w:rFonts w:cstheme="minorHAnsi"/>
+        </w:rPr>
+      </w:pPr>
+    </w:p>
+    <w:p>
+      <w:pPr>
+        <w:pStyle w:val="NoSpacing"/>
+        <w:ind w:left="360" w:firstLine="360"/>
+        <w:rPr>
+          <w:rFonts w:cstheme="minorHAnsi"/>
+        </w:rPr>
+      </w:pPr>
+      <w:r>
+        <w:rPr>
+          <w:rFonts w:cstheme="minorHAnsi"/>
+        </w:rPr>
+        <w:t>This for loop get decreased by 2</w:t>
+      </w:r>
+    </w:p>
+    <w:p>
+      <w:pPr>
+        <w:pStyle w:val="ListParagraph"/>
+        <w:ind w:left="360" w:firstLine="360"/>
+        <w:rPr>
+          <w:rFonts w:cstheme="minorHAnsi"/>
+        </w:rPr>
       </w:pPr>
       <w:r>
         <w:rPr>
           <w:rStyle w:val="cm-keyword"/>
+          <w:rFonts w:cstheme="minorHAnsi"/>
         </w:rPr>
         <w:t>for</w:t>
       </w:r>
       <w:r>
+        <w:rPr>
+          <w:rFonts w:cstheme="minorHAnsi"/>
+        </w:rPr>
         <w:t xml:space="preserve"> (</w:t>
       </w:r>
       <w:r>
         <w:rPr>
           <w:rStyle w:val="cm-variable"/>
+          <w:rFonts w:cstheme="minorHAnsi"/>
         </w:rPr>
         <w:t>i</w:t>
       </w:r>
       <w:r>
+        <w:rPr>
+          <w:rFonts w:cstheme="minorHAnsi"/>
+        </w:rPr>
         <w:t xml:space="preserve"> </w:t>
       </w:r>
       <w:r>
         <w:rPr>
           <w:rStyle w:val="cm-keyword"/>
+          <w:rFonts w:cstheme="minorHAnsi"/>
         </w:rPr>
         <w:t>in</w:t>
       </w:r>
       <w:r>
+        <w:rPr>
+          <w:rFonts w:cstheme="minorHAnsi"/>
+        </w:rPr>
         <w:t xml:space="preserve"> </w:t>
       </w:r>
       <w:r>
         <w:rPr>
           <w:rStyle w:val="cm-number"/>
+          <w:rFonts w:cstheme="minorHAnsi"/>
         </w:rPr>
         <w:t>4</w:t>
       </w:r>
       <w:r>
+        <w:rPr>
+          <w:rFonts w:cstheme="minorHAnsi"/>
+        </w:rPr>
         <w:t xml:space="preserve"> </w:t>
       </w:r>
       <w:r>
         <w:rPr>
           <w:rStyle w:val="cm-variable"/>
+          <w:rFonts w:cstheme="minorHAnsi"/>
         </w:rPr>
         <w:t>downTo</w:t>
       </w:r>
       <w:r>
+        <w:rPr>
+          <w:rFonts w:cstheme="minorHAnsi"/>
+        </w:rPr>
         <w:t xml:space="preserve"> </w:t>
       </w:r>
       <w:r>
         <w:rPr>
           <w:rStyle w:val="cm-number"/>
+          <w:rFonts w:cstheme="minorHAnsi"/>
         </w:rPr>
         <w:t>1</w:t>
       </w:r>
       <w:r>
+        <w:rPr>
+          <w:rFonts w:cstheme="minorHAnsi"/>
+        </w:rPr>
         <w:t xml:space="preserve"> </w:t>
       </w:r>
       <w:r>
         <w:rPr>
           <w:rStyle w:val="cm-variable"/>
+          <w:rFonts w:cstheme="minorHAnsi"/>
         </w:rPr>
         <w:t>step</w:t>
       </w:r>
       <w:r>
+        <w:rPr>
+          <w:rFonts w:cstheme="minorHAnsi"/>
+        </w:rPr>
         <w:t xml:space="preserve"> </w:t>
       </w:r>
       <w:r>
         <w:rPr>
           <w:rStyle w:val="cm-number"/>
+          <w:rFonts w:cstheme="minorHAnsi"/>
         </w:rPr>
         <w:t>2</w:t>
       </w:r>
       <w:r>
+        <w:rPr>
+          <w:rFonts w:cstheme="minorHAnsi"/>
+        </w:rPr>
         <w:t xml:space="preserve">) </w:t>
       </w:r>
       <w:r>
         <w:rPr>
           <w:rStyle w:val="cm-variable"/>
+          <w:rFonts w:cstheme="minorHAnsi"/>
         </w:rPr>
         <w:t>print</w:t>
       </w:r>
       <w:r>
+        <w:rPr>
+          <w:rFonts w:cstheme="minorHAnsi"/>
+        </w:rPr>
         <w:t>(</w:t>
       </w:r>
       <w:r>
         <w:rPr>
           <w:rStyle w:val="cm-variable"/>
+          <w:rFonts w:cstheme="minorHAnsi"/>
         </w:rPr>
         <w:t>i</w:t>
       </w:r>
       <w:r>
+        <w:rPr>
+          <w:rFonts w:cstheme="minorHAnsi"/>
+        </w:rPr>
         <w:t>)</w:t>
       </w:r>
     </w:p>
@@ -4325,6 +6827,9 @@
       <w:pPr>
         <w:pStyle w:val="ListParagraph"/>
         <w:ind w:left="360"/>
+        <w:rPr>
+          <w:rFonts w:cstheme="minorHAnsi"/>
+        </w:rPr>
       </w:pPr>
     </w:p>
     <w:p>
@@ -4334,8 +6839,14 @@
           <w:ilvl w:val="1"/>
           <w:numId w:val="1"/>
         </w:numPr>
-      </w:pPr>
-      <w:r>
+        <w:rPr>
+          <w:rFonts w:cstheme="minorHAnsi"/>
+        </w:rPr>
+      </w:pPr>
+      <w:r>
+        <w:rPr>
+          <w:rFonts w:cstheme="minorHAnsi"/>
+        </w:rPr>
         <w:t>Jumping Statements</w:t>
       </w:r>
     </w:p>
@@ -4346,10 +6857,175 @@
           <w:ilvl w:val="3"/>
           <w:numId w:val="1"/>
         </w:numPr>
-      </w:pPr>
-      <w:r>
+        <w:rPr>
+          <w:rFonts w:cstheme="minorHAnsi"/>
+        </w:rPr>
+      </w:pPr>
+      <w:r>
+        <w:rPr>
+          <w:rFonts w:cstheme="minorHAnsi"/>
+        </w:rPr>
         <w:t>Break</w:t>
       </w:r>
+    </w:p>
+    <w:p>
+      <w:pPr>
+        <w:pStyle w:val="ListParagraph"/>
+        <w:ind w:left="1728"/>
+        <w:rPr>
+          <w:rFonts w:cstheme="minorHAnsi"/>
+        </w:rPr>
+      </w:pPr>
+      <w:r>
+        <w:rPr>
+          <w:rFonts w:cstheme="minorHAnsi"/>
+        </w:rPr>
+        <w:t xml:space="preserve">It terminates the nearest closing loop. </w:t>
+      </w:r>
+    </w:p>
+    <w:p>
+      <w:pPr>
+        <w:pStyle w:val="ListParagraph"/>
+        <w:ind w:left="1728"/>
+        <w:rPr>
+          <w:rFonts w:cstheme="minorHAnsi"/>
+        </w:rPr>
+      </w:pPr>
+      <w:r>
+        <w:rPr>
+          <w:rFonts w:cstheme="minorHAnsi"/>
+        </w:rPr>
+        <w:t>Ex:</w:t>
+      </w:r>
+    </w:p>
+    <w:p>
+      <w:pPr>
+        <w:pStyle w:val="ListParagraph"/>
+        <w:ind w:left="1728"/>
+        <w:rPr>
+          <w:rFonts w:cstheme="minorHAnsi"/>
+        </w:rPr>
+      </w:pPr>
+      <w:r>
+        <w:rPr>
+          <w:rFonts w:cstheme="minorHAnsi"/>
+        </w:rPr>
+        <w:t>val str = "apinotes"</w:t>
+      </w:r>
+    </w:p>
+    <w:p>
+      <w:pPr>
+        <w:pStyle w:val="ListParagraph"/>
+        <w:ind w:left="1728"/>
+        <w:rPr>
+          <w:rFonts w:cstheme="minorHAnsi"/>
+        </w:rPr>
+      </w:pPr>
+      <w:r>
+        <w:rPr>
+          <w:rFonts w:cstheme="minorHAnsi"/>
+        </w:rPr>
+        <w:t>for (i in str){</w:t>
+      </w:r>
+    </w:p>
+    <w:p>
+      <w:pPr>
+        <w:pStyle w:val="ListParagraph"/>
+        <w:ind w:left="1728"/>
+        <w:rPr>
+          <w:rFonts w:cstheme="minorHAnsi"/>
+        </w:rPr>
+      </w:pPr>
+      <w:r>
+        <w:rPr>
+          <w:rFonts w:cstheme="minorHAnsi"/>
+        </w:rPr>
+        <w:t xml:space="preserve">        println( i )</w:t>
+      </w:r>
+    </w:p>
+    <w:p>
+      <w:pPr>
+        <w:pStyle w:val="ListParagraph"/>
+        <w:ind w:left="1728"/>
+        <w:rPr>
+          <w:rFonts w:cstheme="minorHAnsi"/>
+        </w:rPr>
+      </w:pPr>
+      <w:r>
+        <w:rPr>
+          <w:rFonts w:cstheme="minorHAnsi"/>
+        </w:rPr>
+        <w:t xml:space="preserve">        break</w:t>
+      </w:r>
+    </w:p>
+    <w:p>
+      <w:pPr>
+        <w:pStyle w:val="ListParagraph"/>
+        <w:ind w:left="1728"/>
+        <w:rPr>
+          <w:rFonts w:cstheme="minorHAnsi"/>
+        </w:rPr>
+      </w:pPr>
+      <w:r>
+        <w:rPr>
+          <w:rFonts w:cstheme="minorHAnsi"/>
+        </w:rPr>
+        <w:t xml:space="preserve">    }</w:t>
+      </w:r>
+    </w:p>
+    <w:p>
+      <w:pPr>
+        <w:pStyle w:val="ListParagraph"/>
+        <w:ind w:left="1728"/>
+        <w:rPr>
+          <w:rFonts w:cstheme="minorHAnsi"/>
+        </w:rPr>
+      </w:pPr>
+      <w:r>
+        <w:rPr>
+          <w:rFonts w:cstheme="minorHAnsi"/>
+        </w:rPr>
+        <w:t xml:space="preserve">It beaks the loop after printing out a character </w:t>
+      </w:r>
+    </w:p>
+    <w:p>
+      <w:pPr>
+        <w:pStyle w:val="ListParagraph"/>
+        <w:ind w:left="1728"/>
+        <w:rPr>
+          <w:rFonts w:cstheme="minorHAnsi"/>
+        </w:rPr>
+      </w:pPr>
+      <w:r>
+        <w:rPr>
+          <w:rFonts w:cstheme="minorHAnsi"/>
+        </w:rPr>
+        <w:t>Output:</w:t>
+      </w:r>
+    </w:p>
+    <w:p>
+      <w:pPr>
+        <w:pStyle w:val="ListParagraph"/>
+        <w:ind w:left="1728"/>
+        <w:rPr>
+          <w:rFonts w:cstheme="minorHAnsi"/>
+        </w:rPr>
+      </w:pPr>
+      <w:r>
+        <w:rPr>
+          <w:rFonts w:cstheme="minorHAnsi"/>
+        </w:rPr>
+        <w:t>a</w:t>
+      </w:r>
+    </w:p>
+    <w:p>
+      <w:pPr>
+        <w:pStyle w:val="ListParagraph"/>
+        <w:ind w:left="1728"/>
+        <w:rPr>
+          <w:rFonts w:cstheme="minorHAnsi"/>
+        </w:rPr>
+      </w:pPr>
     </w:p>
     <w:p>
       <w:pPr>
@@ -4358,10 +7034,241 @@
           <w:ilvl w:val="3"/>
           <w:numId w:val="1"/>
         </w:numPr>
-      </w:pPr>
-      <w:r>
+        <w:rPr>
+          <w:rFonts w:cstheme="minorHAnsi"/>
+        </w:rPr>
+      </w:pPr>
+      <w:r>
+        <w:rPr>
+          <w:rFonts w:cstheme="minorHAnsi"/>
+        </w:rPr>
         <w:t>Continue</w:t>
       </w:r>
+    </w:p>
+    <w:p>
+      <w:pPr>
+        <w:pStyle w:val="ListParagraph"/>
+        <w:ind w:left="1728"/>
+        <w:rPr>
+          <w:rFonts w:cstheme="minorHAnsi"/>
+        </w:rPr>
+      </w:pPr>
+      <w:r>
+        <w:rPr>
+          <w:rFonts w:cstheme="minorHAnsi"/>
+        </w:rPr>
+        <w:t>Continue p</w:t>
+      </w:r>
+      <w:r>
+        <w:rPr>
+          <w:rFonts w:cstheme="minorHAnsi"/>
+        </w:rPr>
+        <w:t>roceeds to the next step of the nearest enclosing loop.</w:t>
+      </w:r>
+    </w:p>
+    <w:p>
+      <w:pPr>
+        <w:pStyle w:val="ListParagraph"/>
+        <w:ind w:left="1728"/>
+        <w:rPr>
+          <w:rFonts w:cstheme="minorHAnsi"/>
+        </w:rPr>
+      </w:pPr>
+      <w:r>
+        <w:rPr>
+          <w:rFonts w:cstheme="minorHAnsi"/>
+        </w:rPr>
+        <w:t>Ex:</w:t>
+      </w:r>
+    </w:p>
+    <w:p>
+      <w:pPr>
+        <w:pStyle w:val="ListParagraph"/>
+        <w:ind w:left="1728"/>
+        <w:rPr>
+          <w:rFonts w:cstheme="minorHAnsi"/>
+        </w:rPr>
+      </w:pPr>
+      <w:r>
+        <w:rPr>
+          <w:rFonts w:cstheme="minorHAnsi"/>
+        </w:rPr>
+        <w:t>for(i in 1..5){</w:t>
+      </w:r>
+    </w:p>
+    <w:p>
+      <w:pPr>
+        <w:pStyle w:val="ListParagraph"/>
+        <w:ind w:left="1728"/>
+        <w:rPr>
+          <w:rFonts w:cstheme="minorHAnsi"/>
+        </w:rPr>
+      </w:pPr>
+      <w:r>
+        <w:rPr>
+          <w:rFonts w:cstheme="minorHAnsi"/>
+        </w:rPr>
+        <w:t xml:space="preserve">        if( i == 2)</w:t>
+      </w:r>
+    </w:p>
+    <w:p>
+      <w:pPr>
+        <w:pStyle w:val="ListParagraph"/>
+        <w:ind w:left="1728"/>
+        <w:rPr>
+          <w:rFonts w:cstheme="minorHAnsi"/>
+        </w:rPr>
+      </w:pPr>
+      <w:r>
+        <w:rPr>
+          <w:rFonts w:cstheme="minorHAnsi"/>
+        </w:rPr>
+        <w:t xml:space="preserve">            continue</w:t>
+      </w:r>
+    </w:p>
+    <w:p>
+      <w:pPr>
+        <w:pStyle w:val="ListParagraph"/>
+        <w:ind w:left="1728"/>
+        <w:rPr>
+          <w:rFonts w:cstheme="minorHAnsi"/>
+        </w:rPr>
+      </w:pPr>
+      <w:r>
+        <w:rPr>
+          <w:rFonts w:cstheme="minorHAnsi"/>
+        </w:rPr>
+        <w:t xml:space="preserve">        for (j in 1..5){</w:t>
+      </w:r>
+    </w:p>
+    <w:p>
+      <w:pPr>
+        <w:pStyle w:val="ListParagraph"/>
+        <w:ind w:left="1728"/>
+        <w:rPr>
+          <w:rFonts w:cstheme="minorHAnsi"/>
+        </w:rPr>
+      </w:pPr>
+      <w:r>
+        <w:rPr>
+          <w:rFonts w:cstheme="minorHAnsi"/>
+        </w:rPr>
+        <w:t xml:space="preserve">            println(j)</w:t>
+      </w:r>
+    </w:p>
+    <w:p>
+      <w:pPr>
+        <w:pStyle w:val="ListParagraph"/>
+        <w:ind w:left="1728"/>
+        <w:rPr>
+          <w:rFonts w:cstheme="minorHAnsi"/>
+        </w:rPr>
+      </w:pPr>
+      <w:r>
+        <w:rPr>
+          <w:rFonts w:cstheme="minorHAnsi"/>
+        </w:rPr>
+        <w:t xml:space="preserve">        }</w:t>
+      </w:r>
+    </w:p>
+    <w:p>
+      <w:pPr>
+        <w:pStyle w:val="ListParagraph"/>
+        <w:ind w:left="1728"/>
+        <w:rPr>
+          <w:rFonts w:cstheme="minorHAnsi"/>
+        </w:rPr>
+      </w:pPr>
+      <w:r>
+        <w:rPr>
+          <w:rFonts w:cstheme="minorHAnsi"/>
+        </w:rPr>
+        <w:t>}</w:t>
+      </w:r>
+    </w:p>
+    <w:p>
+      <w:pPr>
+        <w:pStyle w:val="ListParagraph"/>
+        <w:ind w:left="1728"/>
+        <w:rPr>
+          <w:rFonts w:cstheme="minorHAnsi"/>
+        </w:rPr>
+      </w:pPr>
+      <w:r>
+        <w:rPr>
+          <w:rFonts w:cstheme="minorHAnsi"/>
+        </w:rPr>
+        <w:t>Output:</w:t>
+      </w:r>
+    </w:p>
+    <w:p>
+      <w:pPr>
+        <w:pStyle w:val="ListParagraph"/>
+        <w:ind w:left="1728"/>
+        <w:rPr>
+          <w:rFonts w:cstheme="minorHAnsi"/>
+        </w:rPr>
+      </w:pPr>
+      <w:r>
+        <w:rPr>
+          <w:rFonts w:cstheme="minorHAnsi"/>
+        </w:rPr>
+        <w:t>1 2 3 4 5</w:t>
+      </w:r>
+    </w:p>
+    <w:p>
+      <w:pPr>
+        <w:pStyle w:val="ListParagraph"/>
+        <w:ind w:left="1728"/>
+        <w:rPr>
+          <w:rFonts w:cstheme="minorHAnsi"/>
+        </w:rPr>
+      </w:pPr>
+      <w:r>
+        <w:rPr>
+          <w:rFonts w:cstheme="minorHAnsi"/>
+        </w:rPr>
+        <w:t>1 2 3 4 5</w:t>
+      </w:r>
+    </w:p>
+    <w:p>
+      <w:pPr>
+        <w:pStyle w:val="ListParagraph"/>
+        <w:ind w:left="1728"/>
+        <w:rPr>
+          <w:rFonts w:cstheme="minorHAnsi"/>
+        </w:rPr>
+      </w:pPr>
+      <w:r>
+        <w:rPr>
+          <w:rFonts w:cstheme="minorHAnsi"/>
+        </w:rPr>
+        <w:t>1 2 3 4 5</w:t>
+      </w:r>
+    </w:p>
+    <w:p>
+      <w:pPr>
+        <w:pStyle w:val="ListParagraph"/>
+        <w:ind w:left="1728"/>
+        <w:rPr>
+          <w:rFonts w:cstheme="minorHAnsi"/>
+        </w:rPr>
+      </w:pPr>
+      <w:r>
+        <w:rPr>
+          <w:rFonts w:cstheme="minorHAnsi"/>
+        </w:rPr>
+        <w:t>1 2 3 4 5</w:t>
+      </w:r>
+    </w:p>
+    <w:p>
+      <w:pPr>
+        <w:pStyle w:val="ListParagraph"/>
+        <w:ind w:left="1728"/>
+        <w:rPr>
+          <w:rFonts w:cstheme="minorHAnsi"/>
+        </w:rPr>
+      </w:pPr>
     </w:p>
     <w:p>
       <w:pPr>
@@ -4370,9 +7277,21 @@
           <w:ilvl w:val="3"/>
           <w:numId w:val="1"/>
         </w:numPr>
-      </w:pPr>
-      <w:r>
+        <w:rPr>
+          <w:rFonts w:cstheme="minorHAnsi"/>
+        </w:rPr>
+      </w:pPr>
+      <w:r>
+        <w:rPr>
+          <w:rFonts w:cstheme="minorHAnsi"/>
+        </w:rPr>
         <w:t>Label</w:t>
+      </w:r>
+      <w:r>
+        <w:rPr>
+          <w:rFonts w:cstheme="minorHAnsi"/>
+        </w:rPr>
+        <w:t xml:space="preserve"> *</w:t>
       </w:r>
     </w:p>
     <w:p>
@@ -4382,15 +7301,63 @@
           <w:ilvl w:val="3"/>
           <w:numId w:val="1"/>
         </w:numPr>
-      </w:pPr>
-      <w:r>
-        <w:t>return</w:t>
+        <w:rPr>
+          <w:rFonts w:cstheme="minorHAnsi"/>
+        </w:rPr>
+      </w:pPr>
+      <w:r>
+        <w:rPr>
+          <w:rFonts w:cstheme="minorHAnsi"/>
+        </w:rPr>
+        <w:t>R</w:t>
+      </w:r>
+      <w:r>
+        <w:rPr>
+          <w:rFonts w:cstheme="minorHAnsi"/>
+        </w:rPr>
+        <w:t>eturn</w:t>
+      </w:r>
+      <w:r>
+        <w:rPr>
+          <w:rFonts w:cstheme="minorHAnsi"/>
+        </w:rPr>
+        <w:t xml:space="preserve">* </w:t>
       </w:r>
     </w:p>
     <w:p>
       <w:pPr>
         <w:pStyle w:val="ListParagraph"/>
         <w:ind w:left="360"/>
+        <w:rPr>
+          <w:rFonts w:cstheme="minorHAnsi"/>
+        </w:rPr>
+      </w:pPr>
+    </w:p>
+    <w:p>
+      <w:pPr>
+        <w:pStyle w:val="ListParagraph"/>
+        <w:ind w:left="360"/>
+        <w:rPr>
+          <w:rFonts w:cstheme="minorHAnsi"/>
+        </w:rPr>
+      </w:pPr>
+    </w:p>
+    <w:p>
+      <w:pPr>
+        <w:pStyle w:val="ListParagraph"/>
+        <w:ind w:left="360"/>
+        <w:rPr>
+          <w:rFonts w:cstheme="minorHAnsi"/>
+        </w:rPr>
+      </w:pPr>
+    </w:p>
+    <w:p>
+      <w:pPr>
+        <w:pStyle w:val="ListParagraph"/>
+        <w:ind w:left="360"/>
+        <w:rPr>
+          <w:rFonts w:cstheme="minorHAnsi"/>
+        </w:rPr>
       </w:pPr>
     </w:p>
     <w:p>
@@ -4400,13 +7367,1574 @@
           <w:ilvl w:val="0"/>
           <w:numId w:val="1"/>
         </w:numPr>
-      </w:pPr>
-      <w:r>
-        <w:t>…</w:t>
-      </w:r>
-    </w:p>
-    <w:p>
-      <w:r>
+        <w:rPr>
+          <w:rFonts w:cstheme="minorHAnsi"/>
+        </w:rPr>
+      </w:pPr>
+      <w:r>
+        <w:rPr>
+          <w:rFonts w:cstheme="minorHAnsi"/>
+        </w:rPr>
+        <w:lastRenderedPageBreak/>
+        <w:t>Arrays</w:t>
+      </w:r>
+    </w:p>
+    <w:p>
+      <w:pPr>
+        <w:pStyle w:val="ListParagraph"/>
+        <w:ind w:left="360"/>
+        <w:rPr>
+          <w:rFonts w:cstheme="minorHAnsi"/>
+        </w:rPr>
+      </w:pPr>
+      <w:r>
+        <w:rPr>
+          <w:rFonts w:cstheme="minorHAnsi"/>
+        </w:rPr>
+        <w:t xml:space="preserve">We can create an array </w:t>
+      </w:r>
+      <w:r>
+        <w:rPr>
+          <w:rFonts w:cstheme="minorHAnsi"/>
+        </w:rPr>
+        <w:t xml:space="preserve">with arrayOf() library function </w:t>
+      </w:r>
+      <w:r>
+        <w:rPr>
+          <w:rFonts w:cstheme="minorHAnsi"/>
+        </w:rPr>
+        <w:t>in kotlin</w:t>
+      </w:r>
+      <w:r>
+        <w:rPr>
+          <w:rFonts w:cstheme="minorHAnsi"/>
+        </w:rPr>
+        <w:t>. Let’s us see an example for it.</w:t>
+      </w:r>
+    </w:p>
+    <w:p>
+      <w:pPr>
+        <w:pStyle w:val="ListParagraph"/>
+        <w:ind w:left="360"/>
+        <w:rPr>
+          <w:rFonts w:cstheme="minorHAnsi"/>
+        </w:rPr>
+      </w:pPr>
+    </w:p>
+    <w:p>
+      <w:pPr>
+        <w:pStyle w:val="ListParagraph"/>
+        <w:ind w:left="360"/>
+        <w:rPr>
+          <w:rFonts w:cstheme="minorHAnsi"/>
+        </w:rPr>
+      </w:pPr>
+      <w:r>
+        <w:rPr>
+          <w:rFonts w:cstheme="minorHAnsi"/>
+        </w:rPr>
+        <w:t xml:space="preserve">Ex: </w:t>
+      </w:r>
+    </w:p>
+    <w:p>
+      <w:pPr>
+        <w:pStyle w:val="ListParagraph"/>
+        <w:ind w:left="360"/>
+        <w:rPr>
+          <w:rFonts w:cstheme="minorHAnsi"/>
+        </w:rPr>
+      </w:pPr>
+      <w:r>
+        <w:rPr>
+          <w:rFonts w:cstheme="minorHAnsi"/>
+        </w:rPr>
+        <w:t>v</w:t>
+      </w:r>
+      <w:r>
+        <w:rPr>
+          <w:rFonts w:cstheme="minorHAnsi"/>
+        </w:rPr>
+        <w:t>ar array = arrayOf(1,2,3)</w:t>
+      </w:r>
+    </w:p>
+    <w:p>
+      <w:pPr>
+        <w:pStyle w:val="ListParagraph"/>
+        <w:ind w:left="360"/>
+        <w:rPr>
+          <w:rFonts w:cstheme="minorHAnsi"/>
+        </w:rPr>
+      </w:pPr>
+    </w:p>
+    <w:p>
+      <w:pPr>
+        <w:pStyle w:val="NoSpacing"/>
+        <w:ind w:left="360"/>
+        <w:rPr>
+          <w:rFonts w:cstheme="minorHAnsi"/>
+        </w:rPr>
+      </w:pPr>
+      <w:r>
+        <w:rPr>
+          <w:rFonts w:cstheme="minorHAnsi"/>
+        </w:rPr>
+        <w:t>We see library function of Arrays.</w:t>
+      </w:r>
+    </w:p>
+    <w:p>
+      <w:pPr>
+        <w:pStyle w:val="NoSpacing"/>
+        <w:ind w:left="360"/>
+        <w:rPr>
+          <w:rFonts w:cstheme="minorHAnsi"/>
+        </w:rPr>
+      </w:pPr>
+    </w:p>
+    <w:p>
+      <w:pPr>
+        <w:pStyle w:val="NoSpacing"/>
+        <w:ind w:left="360"/>
+        <w:rPr>
+          <w:rFonts w:cstheme="minorHAnsi"/>
+        </w:rPr>
+      </w:pPr>
+      <w:r>
+        <w:rPr>
+          <w:rFonts w:cstheme="minorHAnsi"/>
+        </w:rPr>
+        <w:t>we can get second element of an array using get() function</w:t>
+      </w:r>
+    </w:p>
+    <w:p>
+      <w:pPr>
+        <w:pStyle w:val="NoSpacing"/>
+        <w:ind w:left="360"/>
+        <w:rPr>
+          <w:rFonts w:cstheme="minorHAnsi"/>
+        </w:rPr>
+      </w:pPr>
+      <w:r>
+        <w:rPr>
+          <w:rFonts w:cstheme="minorHAnsi"/>
+        </w:rPr>
+        <w:t>println(" 2nd element is "+ array.get(2))</w:t>
+      </w:r>
+      <w:r>
+        <w:rPr>
+          <w:rFonts w:cstheme="minorHAnsi"/>
+        </w:rPr>
+        <w:br/>
+      </w:r>
+    </w:p>
+    <w:p>
+      <w:pPr>
+        <w:pStyle w:val="NoSpacing"/>
+        <w:ind w:left="360"/>
+        <w:rPr>
+          <w:rFonts w:cstheme="minorHAnsi"/>
+        </w:rPr>
+      </w:pPr>
+      <w:r>
+        <w:rPr>
+          <w:rFonts w:cstheme="minorHAnsi"/>
+        </w:rPr>
+        <w:t>I figure out size of the array with size</w:t>
+      </w:r>
+      <w:r>
+        <w:rPr>
+          <w:rFonts w:cstheme="minorHAnsi"/>
+        </w:rPr>
+        <w:t xml:space="preserve"> property</w:t>
+      </w:r>
+    </w:p>
+    <w:p>
+      <w:pPr>
+        <w:pStyle w:val="NoSpacing"/>
+        <w:ind w:left="360"/>
+        <w:rPr>
+          <w:rFonts w:cstheme="minorHAnsi"/>
+        </w:rPr>
+      </w:pPr>
+      <w:r>
+        <w:rPr>
+          <w:rFonts w:cstheme="minorHAnsi"/>
+        </w:rPr>
+        <w:t>println(" size of array is " + array.size)</w:t>
+      </w:r>
+      <w:r>
+        <w:rPr>
+          <w:rFonts w:cstheme="minorHAnsi"/>
+        </w:rPr>
+        <w:br/>
+      </w:r>
+    </w:p>
+    <w:p>
+      <w:pPr>
+        <w:pStyle w:val="NoSpacing"/>
+        <w:ind w:left="360"/>
+        <w:rPr>
+          <w:rFonts w:cstheme="minorHAnsi"/>
+        </w:rPr>
+      </w:pPr>
+      <w:r>
+        <w:rPr>
+          <w:rFonts w:cstheme="minorHAnsi"/>
+        </w:rPr>
+        <w:t>I set up 60 for 2 index</w:t>
+      </w:r>
+      <w:r>
+        <w:rPr>
+          <w:rFonts w:cstheme="minorHAnsi"/>
+        </w:rPr>
+        <w:t>.</w:t>
+      </w:r>
+    </w:p>
+    <w:p>
+      <w:pPr>
+        <w:pStyle w:val="NoSpacing"/>
+        <w:ind w:left="360"/>
+        <w:rPr>
+          <w:rFonts w:cstheme="minorHAnsi"/>
+        </w:rPr>
+      </w:pPr>
+      <w:r>
+        <w:rPr>
+          <w:rFonts w:cstheme="minorHAnsi"/>
+        </w:rPr>
+        <w:t>array.set(2,60)</w:t>
+      </w:r>
+      <w:r>
+        <w:rPr>
+          <w:rFonts w:cstheme="minorHAnsi"/>
+        </w:rPr>
+        <w:br/>
+        <w:t>println(" set element is " + array.get(2))</w:t>
+      </w:r>
+    </w:p>
+    <w:p>
+      <w:pPr>
+        <w:pStyle w:val="NoSpacing"/>
+        <w:ind w:left="360"/>
+        <w:rPr>
+          <w:rFonts w:cstheme="minorHAnsi"/>
+        </w:rPr>
+      </w:pPr>
+    </w:p>
+    <w:p>
+      <w:pPr>
+        <w:pStyle w:val="NoSpacing"/>
+        <w:numPr>
+          <w:ilvl w:val="0"/>
+          <w:numId w:val="1"/>
+        </w:numPr>
+        <w:rPr>
+          <w:rFonts w:cstheme="minorHAnsi"/>
+        </w:rPr>
+      </w:pPr>
+      <w:r>
+        <w:rPr>
+          <w:rFonts w:cstheme="minorHAnsi"/>
+        </w:rPr>
+        <w:t>Strings:</w:t>
+      </w:r>
+    </w:p>
+    <w:p>
+      <w:pPr>
+        <w:pStyle w:val="NoSpacing"/>
+        <w:ind w:left="360"/>
+        <w:rPr>
+          <w:rFonts w:cstheme="minorHAnsi"/>
+        </w:rPr>
+      </w:pPr>
+      <w:r>
+        <w:rPr>
+          <w:rFonts w:cstheme="minorHAnsi"/>
+        </w:rPr>
+        <w:t>String type is immutable in kotlin. Its elements are considered as characters. Can be accessed by index.</w:t>
+      </w:r>
+    </w:p>
+    <w:p>
+      <w:pPr>
+        <w:pStyle w:val="NoSpacing"/>
+        <w:ind w:left="360"/>
+        <w:rPr>
+          <w:rFonts w:cstheme="minorHAnsi"/>
+        </w:rPr>
+      </w:pPr>
+    </w:p>
+    <w:p>
+      <w:pPr>
+        <w:pStyle w:val="NoSpacing"/>
+        <w:ind w:left="360"/>
+        <w:rPr>
+          <w:rFonts w:cstheme="minorHAnsi"/>
+        </w:rPr>
+      </w:pPr>
+      <w:r>
+        <w:rPr>
+          <w:rFonts w:cstheme="minorHAnsi"/>
+        </w:rPr>
+        <w:t xml:space="preserve">Ex: </w:t>
+      </w:r>
+    </w:p>
+    <w:p>
+      <w:pPr>
+        <w:pStyle w:val="NoSpacing"/>
+        <w:ind w:left="360"/>
+        <w:rPr>
+          <w:rFonts w:cstheme="minorHAnsi"/>
+        </w:rPr>
+      </w:pPr>
+      <w:r>
+        <w:rPr>
+          <w:rFonts w:cstheme="minorHAnsi"/>
+        </w:rPr>
+        <w:t>String str = “apinotes”</w:t>
+      </w:r>
+    </w:p>
+    <w:p>
+      <w:pPr>
+        <w:pStyle w:val="NoSpacing"/>
+        <w:ind w:left="360"/>
+        <w:rPr>
+          <w:rFonts w:cstheme="minorHAnsi"/>
+        </w:rPr>
+      </w:pPr>
+      <w:r>
+        <w:rPr>
+          <w:rFonts w:cstheme="minorHAnsi"/>
+        </w:rPr>
+        <w:t>for (i in str){</w:t>
+      </w:r>
+      <w:r>
+        <w:rPr>
+          <w:rFonts w:cstheme="minorHAnsi"/>
+        </w:rPr>
+        <w:br/>
+        <w:t xml:space="preserve">    </w:t>
+      </w:r>
+      <w:r>
+        <w:rPr>
+          <w:rFonts w:cstheme="minorHAnsi"/>
+        </w:rPr>
+        <w:tab/>
+        <w:t>println( i )</w:t>
+      </w:r>
+      <w:r>
+        <w:rPr>
+          <w:rFonts w:cstheme="minorHAnsi"/>
+        </w:rPr>
+        <w:br/>
+        <w:t>}</w:t>
+      </w:r>
+    </w:p>
+    <w:p>
+      <w:pPr>
+        <w:pStyle w:val="NoSpacing"/>
+        <w:ind w:left="360"/>
+        <w:rPr>
+          <w:rFonts w:cstheme="minorHAnsi"/>
+        </w:rPr>
+      </w:pPr>
+      <w:r>
+        <w:rPr>
+          <w:rFonts w:cstheme="minorHAnsi"/>
+        </w:rPr>
+        <w:t>Output:</w:t>
+      </w:r>
+    </w:p>
+    <w:p>
+      <w:pPr>
+        <w:pStyle w:val="NoSpacing"/>
+        <w:ind w:left="360"/>
+        <w:rPr>
+          <w:rFonts w:cstheme="minorHAnsi"/>
+        </w:rPr>
+      </w:pPr>
+      <w:r>
+        <w:rPr>
+          <w:rFonts w:cstheme="minorHAnsi"/>
+        </w:rPr>
+        <w:t xml:space="preserve">a p i n o t e s </w:t>
+      </w:r>
+    </w:p>
+    <w:p>
+      <w:pPr>
+        <w:pStyle w:val="NoSpacing"/>
+        <w:ind w:left="360"/>
+        <w:rPr>
+          <w:rFonts w:cstheme="minorHAnsi"/>
+        </w:rPr>
+      </w:pPr>
+    </w:p>
+    <w:p>
+      <w:pPr>
+        <w:pStyle w:val="NoSpacing"/>
+        <w:ind w:left="360"/>
+        <w:rPr>
+          <w:rFonts w:cstheme="minorHAnsi"/>
+        </w:rPr>
+      </w:pPr>
+      <w:r>
+        <w:rPr>
+          <w:rFonts w:cstheme="minorHAnsi"/>
+        </w:rPr>
+        <w:t>By index:</w:t>
+      </w:r>
+    </w:p>
+    <w:p>
+      <w:pPr>
+        <w:pStyle w:val="NoSpacing"/>
+        <w:ind w:left="360"/>
+        <w:rPr>
+          <w:rFonts w:cstheme="minorHAnsi"/>
+        </w:rPr>
+      </w:pPr>
+      <w:r>
+        <w:rPr>
+          <w:rFonts w:cstheme="minorHAnsi"/>
+        </w:rPr>
+        <w:t>p</w:t>
+      </w:r>
+      <w:r>
+        <w:rPr>
+          <w:rFonts w:cstheme="minorHAnsi"/>
+        </w:rPr>
+        <w:t>rintln(str[3])</w:t>
+      </w:r>
+    </w:p>
+    <w:p>
+      <w:pPr>
+        <w:pStyle w:val="NoSpacing"/>
+        <w:ind w:left="360"/>
+        <w:rPr>
+          <w:rFonts w:cstheme="minorHAnsi"/>
+        </w:rPr>
+      </w:pPr>
+    </w:p>
+    <w:p>
+      <w:pPr>
+        <w:pStyle w:val="NoSpacing"/>
+        <w:ind w:left="360"/>
+        <w:rPr>
+          <w:rFonts w:cstheme="minorHAnsi"/>
+        </w:rPr>
+      </w:pPr>
+      <w:r>
+        <w:rPr>
+          <w:rFonts w:cstheme="minorHAnsi"/>
+        </w:rPr>
+        <w:t>Output:</w:t>
+      </w:r>
+    </w:p>
+    <w:p>
+      <w:pPr>
+        <w:pStyle w:val="NoSpacing"/>
+        <w:ind w:left="360"/>
+        <w:rPr>
+          <w:rFonts w:cstheme="minorHAnsi"/>
+        </w:rPr>
+      </w:pPr>
+      <w:r>
+        <w:rPr>
+          <w:rFonts w:cstheme="minorHAnsi"/>
+        </w:rPr>
+        <w:t>i</w:t>
+      </w:r>
+    </w:p>
+    <w:p>
+      <w:pPr>
+        <w:pStyle w:val="NoSpacing"/>
+        <w:ind w:left="360"/>
+        <w:rPr>
+          <w:rFonts w:cstheme="minorHAnsi"/>
+        </w:rPr>
+      </w:pPr>
+    </w:p>
+    <w:p>
+      <w:pPr>
+        <w:pStyle w:val="NoSpacing"/>
+        <w:ind w:left="360"/>
+        <w:rPr>
+          <w:rFonts w:cstheme="minorHAnsi"/>
+        </w:rPr>
+      </w:pPr>
+    </w:p>
+    <w:p>
+      <w:pPr>
+        <w:pStyle w:val="NoSpacing"/>
+        <w:numPr>
+          <w:ilvl w:val="0"/>
+          <w:numId w:val="1"/>
+        </w:numPr>
+        <w:rPr>
+          <w:rFonts w:cstheme="minorHAnsi"/>
+        </w:rPr>
+      </w:pPr>
+      <w:r>
+        <w:rPr>
+          <w:rFonts w:cstheme="minorHAnsi"/>
+        </w:rPr>
+        <w:t>String Template:</w:t>
+      </w:r>
+    </w:p>
+    <w:p>
+      <w:pPr>
+        <w:pStyle w:val="NoSpacing"/>
+        <w:ind w:left="360"/>
+        <w:rPr>
+          <w:rFonts w:cstheme="minorHAnsi"/>
+        </w:rPr>
+      </w:pPr>
+      <w:r>
+        <w:rPr>
+          <w:rFonts w:cstheme="minorHAnsi"/>
+        </w:rPr>
+        <w:t>String has</w:t>
+      </w:r>
+      <w:r>
+        <w:rPr>
+          <w:rFonts w:cstheme="minorHAnsi"/>
+        </w:rPr>
+        <w:t xml:space="preserve"> template expressions that</w:t>
+      </w:r>
+      <w:r>
+        <w:rPr>
+          <w:rFonts w:cstheme="minorHAnsi"/>
+        </w:rPr>
+        <w:t xml:space="preserve"> would be inside string</w:t>
+      </w:r>
+      <w:r>
+        <w:rPr>
+          <w:rFonts w:cstheme="minorHAnsi"/>
+        </w:rPr>
+        <w:t xml:space="preserve"> and also evaluates the code</w:t>
+      </w:r>
+      <w:r>
+        <w:rPr>
+          <w:rFonts w:cstheme="minorHAnsi"/>
+        </w:rPr>
+        <w:t xml:space="preserve">. The dollar ($) symbol is </w:t>
+      </w:r>
+      <w:r>
+        <w:rPr>
+          <w:rFonts w:cstheme="minorHAnsi"/>
+        </w:rPr>
+        <w:t xml:space="preserve">to represent this </w:t>
+      </w:r>
+      <w:r>
+        <w:rPr>
+          <w:rFonts w:cstheme="minorHAnsi"/>
+        </w:rPr>
+        <w:t>notation.</w:t>
+      </w:r>
+    </w:p>
+    <w:p>
+      <w:pPr>
+        <w:pStyle w:val="NoSpacing"/>
+        <w:ind w:firstLine="360"/>
+        <w:rPr>
+          <w:rStyle w:val="cm-keyword"/>
+          <w:rFonts w:cstheme="minorHAnsi"/>
+        </w:rPr>
+      </w:pPr>
+    </w:p>
+    <w:p>
+      <w:pPr>
+        <w:pStyle w:val="NoSpacing"/>
+        <w:ind w:firstLine="360"/>
+        <w:rPr>
+          <w:rStyle w:val="cm-keyword"/>
+          <w:rFonts w:cstheme="minorHAnsi"/>
+        </w:rPr>
+      </w:pPr>
+      <w:r>
+        <w:rPr>
+          <w:rStyle w:val="cm-keyword"/>
+          <w:rFonts w:cstheme="minorHAnsi"/>
+        </w:rPr>
+        <w:t>Ex:</w:t>
+      </w:r>
+    </w:p>
+    <w:p>
+      <w:pPr>
+        <w:pStyle w:val="NoSpacing"/>
+        <w:ind w:firstLine="360"/>
+        <w:rPr>
+          <w:rStyle w:val="cm-number"/>
+          <w:rFonts w:cstheme="minorHAnsi"/>
+        </w:rPr>
+      </w:pPr>
+      <w:r>
+        <w:rPr>
+          <w:rStyle w:val="cm-keyword"/>
+          <w:rFonts w:cstheme="minorHAnsi"/>
+        </w:rPr>
+        <w:t>var</w:t>
+      </w:r>
+      <w:r>
+        <w:rPr>
+          <w:rFonts w:cstheme="minorHAnsi"/>
+        </w:rPr>
+        <w:t xml:space="preserve"> </w:t>
+      </w:r>
+      <w:r>
+        <w:rPr>
+          <w:rStyle w:val="cm-def"/>
+          <w:rFonts w:cstheme="minorHAnsi"/>
+        </w:rPr>
+        <w:t>k</w:t>
+      </w:r>
+      <w:r>
+        <w:rPr>
+          <w:rFonts w:cstheme="minorHAnsi"/>
+        </w:rPr>
+        <w:t xml:space="preserve"> </w:t>
+      </w:r>
+      <w:r>
+        <w:rPr>
+          <w:rStyle w:val="cm-operator"/>
+          <w:rFonts w:cstheme="minorHAnsi"/>
+        </w:rPr>
+        <w:t>=</w:t>
+      </w:r>
+      <w:r>
+        <w:rPr>
+          <w:rFonts w:cstheme="minorHAnsi"/>
+        </w:rPr>
+        <w:t xml:space="preserve"> </w:t>
+      </w:r>
+      <w:r>
+        <w:rPr>
+          <w:rStyle w:val="cm-number"/>
+          <w:rFonts w:cstheme="minorHAnsi"/>
+        </w:rPr>
+        <w:t>3</w:t>
+      </w:r>
+    </w:p>
+    <w:p>
+      <w:pPr>
+        <w:pStyle w:val="NoSpacing"/>
+        <w:ind w:firstLine="360"/>
+        <w:rPr>
+          <w:rStyle w:val="cm-string"/>
+          <w:rFonts w:cstheme="minorHAnsi"/>
+        </w:rPr>
+      </w:pPr>
+      <w:r>
+        <w:rPr>
+          <w:rStyle w:val="cm-keyword"/>
+          <w:rFonts w:cstheme="minorHAnsi"/>
+        </w:rPr>
+        <w:t>val</w:t>
+      </w:r>
+      <w:r>
+        <w:rPr>
+          <w:rFonts w:cstheme="minorHAnsi"/>
+        </w:rPr>
+        <w:t xml:space="preserve"> </w:t>
+      </w:r>
+      <w:r>
+        <w:rPr>
+          <w:rStyle w:val="cm-def"/>
+          <w:rFonts w:cstheme="minorHAnsi"/>
+        </w:rPr>
+        <w:t>s</w:t>
+      </w:r>
+      <w:r>
+        <w:rPr>
+          <w:rFonts w:cstheme="minorHAnsi"/>
+        </w:rPr>
+        <w:t xml:space="preserve"> </w:t>
+      </w:r>
+      <w:r>
+        <w:rPr>
+          <w:rStyle w:val="cm-operator"/>
+          <w:rFonts w:cstheme="minorHAnsi"/>
+        </w:rPr>
+        <w:t>=</w:t>
+      </w:r>
+      <w:r>
+        <w:rPr>
+          <w:rFonts w:cstheme="minorHAnsi"/>
+        </w:rPr>
+        <w:t xml:space="preserve"> </w:t>
+      </w:r>
+      <w:r>
+        <w:rPr>
+          <w:rStyle w:val="cm-string"/>
+          <w:rFonts w:cstheme="minorHAnsi"/>
+        </w:rPr>
+        <w:t>"k = $k"</w:t>
+      </w:r>
+    </w:p>
+    <w:p>
+      <w:pPr>
+        <w:pStyle w:val="NoSpacing"/>
+        <w:ind w:firstLine="360"/>
+        <w:rPr>
+          <w:rStyle w:val="cm-string"/>
+          <w:rFonts w:cstheme="minorHAnsi"/>
+        </w:rPr>
+      </w:pPr>
+    </w:p>
+    <w:p>
+      <w:pPr>
+        <w:pStyle w:val="NoSpacing"/>
+        <w:ind w:firstLine="360"/>
+        <w:rPr>
+          <w:rStyle w:val="cm-string"/>
+          <w:rFonts w:cstheme="minorHAnsi"/>
+        </w:rPr>
+      </w:pPr>
+      <w:r>
+        <w:rPr>
+          <w:rStyle w:val="cm-string"/>
+          <w:rFonts w:cstheme="minorHAnsi"/>
+        </w:rPr>
+        <w:t>Output:</w:t>
+      </w:r>
+    </w:p>
+    <w:p>
+      <w:pPr>
+        <w:pStyle w:val="NoSpacing"/>
+        <w:ind w:firstLine="360"/>
+        <w:rPr>
+          <w:rFonts w:cstheme="minorHAnsi"/>
+        </w:rPr>
+      </w:pPr>
+      <w:r>
+        <w:rPr>
+          <w:rStyle w:val="cm-string"/>
+          <w:rFonts w:cstheme="minorHAnsi"/>
+        </w:rPr>
+        <w:t>k=3</w:t>
+      </w:r>
+      <w:r>
+        <w:rPr>
+          <w:rFonts w:cstheme="minorHAnsi"/>
+        </w:rPr>
+        <w:t xml:space="preserve"> </w:t>
+      </w:r>
+    </w:p>
+    <w:p>
+      <w:pPr>
+        <w:pStyle w:val="NoSpacing"/>
+        <w:ind w:firstLine="360"/>
+        <w:rPr>
+          <w:rFonts w:cstheme="minorHAnsi"/>
+        </w:rPr>
+      </w:pPr>
+    </w:p>
+    <w:p>
+      <w:pPr>
+        <w:pStyle w:val="NoSpacing"/>
+        <w:ind w:firstLine="360"/>
+        <w:rPr>
+          <w:rFonts w:cstheme="minorHAnsi"/>
+        </w:rPr>
+      </w:pPr>
+    </w:p>
+    <w:p>
+      <w:pPr>
+        <w:pStyle w:val="NoSpacing"/>
+        <w:ind w:firstLine="360"/>
+        <w:rPr>
+          <w:rFonts w:cstheme="minorHAnsi"/>
+        </w:rPr>
+      </w:pPr>
+    </w:p>
+    <w:p>
+      <w:pPr>
+        <w:pStyle w:val="NoSpacing"/>
+        <w:ind w:firstLine="360"/>
+        <w:rPr>
+          <w:rFonts w:cstheme="minorHAnsi"/>
+        </w:rPr>
+      </w:pPr>
+    </w:p>
+    <w:p>
+      <w:pPr>
+        <w:pStyle w:val="NoSpacing"/>
+        <w:ind w:firstLine="360"/>
+        <w:rPr>
+          <w:rFonts w:cstheme="minorHAnsi"/>
+        </w:rPr>
+      </w:pPr>
+      <w:r>
+        <w:rPr>
+          <w:rFonts w:cstheme="minorHAnsi"/>
+        </w:rPr>
+        <w:t>Ex:</w:t>
+      </w:r>
+    </w:p>
+    <w:p>
+      <w:pPr>
+        <w:pStyle w:val="NoSpacing"/>
+        <w:ind w:firstLine="360"/>
+        <w:rPr>
+          <w:rFonts w:cstheme="minorHAnsi"/>
+        </w:rPr>
+      </w:pPr>
+      <w:r>
+        <w:rPr>
+          <w:rFonts w:cstheme="minorHAnsi"/>
+        </w:rPr>
+        <w:t>Another example for evaluation:</w:t>
+      </w:r>
+    </w:p>
+    <w:p>
+      <w:pPr>
+        <w:pStyle w:val="NoSpacing"/>
+        <w:ind w:left="360"/>
+        <w:rPr>
+          <w:rFonts w:cstheme="minorHAnsi"/>
+        </w:rPr>
+      </w:pPr>
+      <w:r>
+        <w:rPr>
+          <w:rFonts w:cstheme="minorHAnsi"/>
+        </w:rPr>
+        <w:t>val str = "apinotes"</w:t>
+      </w:r>
+      <w:r>
+        <w:rPr>
+          <w:rFonts w:cstheme="minorHAnsi"/>
+        </w:rPr>
+        <w:br/>
+        <w:t>val finalStr = "$str.length is ${str.length}"</w:t>
+      </w:r>
+      <w:r>
+        <w:rPr>
+          <w:rFonts w:cstheme="minorHAnsi"/>
+        </w:rPr>
+        <w:br/>
+        <w:t>println(finalStr)</w:t>
+      </w:r>
+    </w:p>
+    <w:p>
+      <w:pPr>
+        <w:pStyle w:val="NoSpacing"/>
+        <w:ind w:firstLine="360"/>
+        <w:rPr>
+          <w:rFonts w:cstheme="minorHAnsi"/>
+        </w:rPr>
+      </w:pPr>
+    </w:p>
+    <w:p>
+      <w:pPr>
+        <w:pStyle w:val="ListParagraph"/>
+        <w:ind w:left="360"/>
+        <w:rPr>
+          <w:rFonts w:cstheme="minorHAnsi"/>
+        </w:rPr>
+      </w:pPr>
+      <w:r>
+        <w:rPr>
+          <w:rFonts w:cstheme="minorHAnsi"/>
+        </w:rPr>
+        <w:t xml:space="preserve"> </w:t>
+      </w:r>
+      <w:r>
+        <w:rPr>
+          <w:rFonts w:cstheme="minorHAnsi"/>
+        </w:rPr>
+        <w:t>Output:</w:t>
+      </w:r>
+    </w:p>
+    <w:p>
+      <w:pPr>
+        <w:pStyle w:val="ListParagraph"/>
+        <w:ind w:left="360"/>
+        <w:rPr>
+          <w:rFonts w:cstheme="minorHAnsi"/>
+        </w:rPr>
+      </w:pPr>
+      <w:r>
+        <w:rPr>
+          <w:rFonts w:cstheme="minorHAnsi"/>
+        </w:rPr>
+        <w:t xml:space="preserve"> apinotes.length is 8</w:t>
+      </w:r>
+    </w:p>
+    <w:p>
+      <w:pPr>
+        <w:rPr>
+          <w:rFonts w:cstheme="minorHAnsi"/>
+        </w:rPr>
+      </w:pPr>
+    </w:p>
+    <w:p>
+      <w:pPr>
+        <w:pStyle w:val="ListParagraph"/>
+        <w:numPr>
+          <w:ilvl w:val="0"/>
+          <w:numId w:val="1"/>
+        </w:numPr>
+      </w:pPr>
+      <w:r>
+        <w:t>OOPs</w:t>
+      </w:r>
+    </w:p>
+    <w:p>
+      <w:pPr>
+        <w:pStyle w:val="ListParagraph"/>
+        <w:numPr>
+          <w:ilvl w:val="1"/>
+          <w:numId w:val="1"/>
+        </w:numPr>
+      </w:pPr>
+      <w:r>
+        <w:t>Class and Objects</w:t>
+      </w:r>
+    </w:p>
+    <w:p>
+      <w:pPr>
+        <w:pStyle w:val="ListParagraph"/>
+        <w:numPr>
+          <w:ilvl w:val="2"/>
+          <w:numId w:val="1"/>
+        </w:numPr>
+      </w:pPr>
+      <w:r>
+        <w:t>How to create a class and object?</w:t>
+      </w:r>
+    </w:p>
+    <w:p>
+      <w:pPr>
+        <w:ind w:left="504" w:firstLine="720"/>
+      </w:pPr>
+      <w:r>
+        <w:t>Syntax:</w:t>
+      </w:r>
+    </w:p>
+    <w:p>
+      <w:pPr>
+        <w:pStyle w:val="ListParagraph"/>
+        <w:ind w:firstLine="504"/>
+      </w:pPr>
+      <w:r>
+        <w:t>class class_name{</w:t>
+      </w:r>
+    </w:p>
+    <w:p>
+      <w:pPr>
+        <w:pStyle w:val="ListParagraph"/>
+        <w:ind w:firstLine="504"/>
+      </w:pPr>
+      <w:r>
+        <w:t>}</w:t>
+      </w:r>
+    </w:p>
+    <w:p>
+      <w:pPr>
+        <w:pStyle w:val="ListParagraph"/>
+      </w:pPr>
+    </w:p>
+    <w:p>
+      <w:pPr>
+        <w:pStyle w:val="ListParagraph"/>
+        <w:ind w:firstLine="504"/>
+      </w:pPr>
+      <w:r>
+        <w:t>fun main(args:Array&lt;String&gt;){</w:t>
+      </w:r>
+    </w:p>
+    <w:p>
+      <w:pPr>
+        <w:pStyle w:val="ListParagraph"/>
+        <w:ind w:firstLine="720"/>
+      </w:pPr>
+      <w:r>
+        <w:t>var variable_name = class_name()</w:t>
+      </w:r>
+    </w:p>
+    <w:p>
+      <w:pPr>
+        <w:pStyle w:val="ListParagraph"/>
+      </w:pPr>
+      <w:r>
+        <w:t xml:space="preserve">          </w:t>
+      </w:r>
+      <w:r>
+        <w:t>}</w:t>
+      </w:r>
+    </w:p>
+    <w:p>
+      <w:pPr>
+        <w:pStyle w:val="ListParagraph"/>
+      </w:pPr>
+    </w:p>
+    <w:p>
+      <w:pPr>
+        <w:pStyle w:val="ListParagraph"/>
+      </w:pPr>
+      <w:r>
+        <w:t xml:space="preserve">         </w:t>
+      </w:r>
+      <w:r>
+        <w:t>Ex:</w:t>
+      </w:r>
+    </w:p>
+    <w:p>
+      <w:pPr>
+        <w:pStyle w:val="ListParagraph"/>
+      </w:pPr>
+      <w:r>
+        <w:t xml:space="preserve">           </w:t>
+      </w:r>
+      <w:r>
+        <w:t>class Dog{</w:t>
+      </w:r>
+    </w:p>
+    <w:p>
+      <w:pPr>
+        <w:pStyle w:val="ListParagraph"/>
+      </w:pPr>
+      <w:r>
+        <w:t xml:space="preserve">           </w:t>
+      </w:r>
+      <w:r>
+        <w:t>}</w:t>
+      </w:r>
+    </w:p>
+    <w:p>
+      <w:r>
+        <w:t xml:space="preserve"> </w:t>
+      </w:r>
+      <w:r>
+        <w:tab/>
+        <w:t xml:space="preserve">          </w:t>
+      </w:r>
+      <w:r>
+        <w:t>fun main(args:Array&lt;String&gt;){</w:t>
+      </w:r>
+    </w:p>
+    <w:p>
+      <w:pPr>
+        <w:pStyle w:val="ListParagraph"/>
+      </w:pPr>
+      <w:r>
+        <w:t xml:space="preserve">         </w:t>
+      </w:r>
+      <w:r>
+        <w:t>var dog = Dog()</w:t>
+      </w:r>
+    </w:p>
+    <w:p>
+      <w:pPr>
+        <w:pStyle w:val="ListParagraph"/>
+        <w:ind w:left="792"/>
+      </w:pPr>
+      <w:r>
+        <w:t xml:space="preserve">        </w:t>
+      </w:r>
+      <w:r>
+        <w:t>}</w:t>
+      </w:r>
+    </w:p>
+    <w:p>
+      <w:pPr>
+        <w:pStyle w:val="ListParagraph"/>
+        <w:numPr>
+          <w:ilvl w:val="1"/>
+          <w:numId w:val="1"/>
+        </w:numPr>
+      </w:pPr>
+      <w:r>
+        <w:t>Constructors</w:t>
+      </w:r>
+    </w:p>
+    <w:p>
+      <w:pPr>
+        <w:pStyle w:val="ListParagraph"/>
+        <w:numPr>
+          <w:ilvl w:val="3"/>
+          <w:numId w:val="1"/>
+        </w:numPr>
+      </w:pPr>
+      <w:r>
+        <w:t>Primary Constructor</w:t>
+      </w:r>
+    </w:p>
+    <w:p>
+      <w:pPr>
+        <w:pStyle w:val="ListParagraph"/>
+        <w:ind w:left="1728"/>
+      </w:pPr>
+      <w:r>
+        <w:t>The primary constructor comes with class name. Cannot contain any code. The Initialization code can be placed in initializer blocks, which are prefixed with the init keyword.</w:t>
+      </w:r>
+    </w:p>
+    <w:p>
+      <w:pPr>
+        <w:pStyle w:val="ListParagraph"/>
+        <w:ind w:left="1728"/>
+      </w:pPr>
+    </w:p>
+    <w:p>
+      <w:pPr>
+        <w:pStyle w:val="ListParagraph"/>
+        <w:ind w:left="1728"/>
+      </w:pPr>
+      <w:r>
+        <w:t>Ex:</w:t>
+      </w:r>
+    </w:p>
+    <w:p>
+      <w:pPr>
+        <w:pStyle w:val="ListParagraph"/>
+        <w:ind w:left="1728"/>
+      </w:pPr>
+      <w:r>
+        <w:t>class Emp(var empName; String, var salary: Int){</w:t>
+      </w:r>
+    </w:p>
+    <w:p>
+      <w:pPr>
+        <w:pStyle w:val="ListParagraph"/>
+        <w:ind w:left="1728"/>
+      </w:pPr>
+      <w:r>
+        <w:t>}</w:t>
+      </w:r>
+    </w:p>
+    <w:p>
+      <w:pPr>
+        <w:pStyle w:val="ListParagraph"/>
+        <w:ind w:left="1728"/>
+      </w:pPr>
+    </w:p>
+    <w:p>
+      <w:pPr>
+        <w:pStyle w:val="ListParagraph"/>
+        <w:ind w:left="1728"/>
+      </w:pPr>
+      <w:r>
+        <w:t>The constructor keyword can be added after class name. But it is optional</w:t>
+      </w:r>
+    </w:p>
+    <w:p>
+      <w:pPr>
+        <w:pStyle w:val="ListParagraph"/>
+        <w:ind w:left="1728"/>
+      </w:pPr>
+    </w:p>
+    <w:p>
+      <w:pPr>
+        <w:pStyle w:val="ListParagraph"/>
+        <w:ind w:left="1728"/>
+      </w:pPr>
+      <w:r>
+        <w:t xml:space="preserve">Ex: </w:t>
+      </w:r>
+    </w:p>
+    <w:p>
+      <w:pPr>
+        <w:pStyle w:val="ListParagraph"/>
+        <w:ind w:left="1728"/>
+      </w:pPr>
+      <w:r>
+        <w:t>class Emp constructor(var empName; String, var salary: Int){</w:t>
+      </w:r>
+    </w:p>
+    <w:p>
+      <w:pPr>
+        <w:pStyle w:val="ListParagraph"/>
+        <w:ind w:left="1728"/>
+      </w:pPr>
+      <w:r>
+        <w:t>}</w:t>
+      </w:r>
+    </w:p>
+    <w:p>
+      <w:pPr>
+        <w:pStyle w:val="ListParagraph"/>
+        <w:numPr>
+          <w:ilvl w:val="3"/>
+          <w:numId w:val="1"/>
+        </w:numPr>
+      </w:pPr>
+      <w:r>
+        <w:t>Secondary Constructor</w:t>
+      </w:r>
+    </w:p>
+    <w:p>
+      <w:pPr>
+        <w:pStyle w:val="ListParagraph"/>
+        <w:ind w:left="1728"/>
+      </w:pPr>
+      <w:r>
+        <w:t xml:space="preserve">The secondary constructor is a </w:t>
+      </w:r>
+    </w:p>
+    <w:p>
+      <w:pPr>
+        <w:pStyle w:val="ListParagraph"/>
+        <w:ind w:left="1728"/>
+      </w:pPr>
+    </w:p>
+    <w:p>
+      <w:pPr>
+        <w:pStyle w:val="ListParagraph"/>
+        <w:ind w:left="1728"/>
+      </w:pPr>
+      <w:r>
+        <w:lastRenderedPageBreak/>
+        <w:t>Ex:</w:t>
+      </w:r>
+    </w:p>
+    <w:p>
+      <w:pPr>
+        <w:pStyle w:val="ListParagraph"/>
+        <w:ind w:left="1728"/>
+      </w:pPr>
+      <w:r>
+        <w:t>class SecondaryConstruct {</w:t>
+      </w:r>
+    </w:p>
+    <w:p>
+      <w:pPr>
+        <w:pStyle w:val="ListParagraph"/>
+        <w:ind w:left="1728"/>
+      </w:pPr>
+      <w:r>
+        <w:t xml:space="preserve">    </w:t>
+      </w:r>
+      <w:r>
+        <w:tab/>
+        <w:t>var start: String? = null</w:t>
+      </w:r>
+    </w:p>
+    <w:p>
+      <w:pPr>
+        <w:pStyle w:val="ListParagraph"/>
+        <w:ind w:left="1728"/>
+      </w:pPr>
+      <w:r>
+        <w:t xml:space="preserve">    </w:t>
+      </w:r>
+      <w:r>
+        <w:tab/>
+        <w:t>var end: String?? = null</w:t>
+      </w:r>
+    </w:p>
+    <w:p>
+      <w:pPr>
+        <w:pStyle w:val="ListParagraph"/>
+        <w:ind w:left="1728"/>
+      </w:pPr>
+      <w:r>
+        <w:t xml:space="preserve">   </w:t>
+      </w:r>
+      <w:r>
+        <w:tab/>
+        <w:t>constructor(start: String, end: String) {</w:t>
+      </w:r>
+    </w:p>
+    <w:p>
+      <w:pPr>
+        <w:pStyle w:val="ListParagraph"/>
+        <w:ind w:left="1728"/>
+      </w:pPr>
+      <w:r>
+        <w:t xml:space="preserve">      </w:t>
+      </w:r>
+      <w:r>
+        <w:tab/>
+        <w:t>this.start = start</w:t>
+      </w:r>
+    </w:p>
+    <w:p>
+      <w:pPr>
+        <w:pStyle w:val="ListParagraph"/>
+        <w:ind w:left="1728"/>
+      </w:pPr>
+      <w:r>
+        <w:t xml:space="preserve">        </w:t>
+      </w:r>
+      <w:r>
+        <w:tab/>
+        <w:t>this.end = end</w:t>
+      </w:r>
+    </w:p>
+    <w:p>
+      <w:pPr>
+        <w:pStyle w:val="ListParagraph"/>
+        <w:ind w:left="1728"/>
+      </w:pPr>
+      <w:r>
+        <w:t xml:space="preserve">    </w:t>
+      </w:r>
+      <w:r>
+        <w:tab/>
+        <w:t>}</w:t>
+      </w:r>
+    </w:p>
+    <w:p>
+      <w:pPr>
+        <w:pStyle w:val="ListParagraph"/>
+        <w:ind w:left="1728"/>
+      </w:pPr>
+    </w:p>
+    <w:p>
+      <w:pPr>
+        <w:pStyle w:val="ListParagraph"/>
+        <w:ind w:left="1728"/>
+      </w:pPr>
+      <w:r>
+        <w:t xml:space="preserve">    </w:t>
+      </w:r>
+      <w:r>
+        <w:tab/>
+        <w:t>override fun toString(): String {</w:t>
+      </w:r>
+    </w:p>
+    <w:p>
+      <w:pPr>
+        <w:pStyle w:val="ListParagraph"/>
+        <w:ind w:left="1728"/>
+      </w:pPr>
+      <w:r>
+        <w:t xml:space="preserve">        </w:t>
+      </w:r>
+      <w:r>
+        <w:tab/>
+        <w:t>return "TestMan(start=$start, end=$end)"</w:t>
+      </w:r>
+    </w:p>
+    <w:p>
+      <w:pPr>
+        <w:pStyle w:val="ListParagraph"/>
+        <w:ind w:left="1728"/>
+      </w:pPr>
+      <w:r>
+        <w:t xml:space="preserve">    </w:t>
+      </w:r>
+      <w:r>
+        <w:tab/>
+        <w:t>}</w:t>
+      </w:r>
+    </w:p>
+    <w:p>
+      <w:pPr>
+        <w:pStyle w:val="ListParagraph"/>
+        <w:ind w:left="1728"/>
+      </w:pPr>
+    </w:p>
+    <w:p>
+      <w:pPr>
+        <w:pStyle w:val="ListParagraph"/>
+        <w:ind w:left="1728"/>
+      </w:pPr>
+      <w:r>
+        <w:t>}</w:t>
+      </w:r>
+    </w:p>
+    <w:p>
+      <w:pPr>
+        <w:pStyle w:val="ListParagraph"/>
+        <w:ind w:left="1728"/>
+      </w:pPr>
+    </w:p>
+    <w:p>
+      <w:pPr>
+        <w:pStyle w:val="ListParagraph"/>
+        <w:ind w:left="1728"/>
+      </w:pPr>
+      <w:r>
+        <w:t>fun main(args:Array&lt;String&gt;){</w:t>
+      </w:r>
+    </w:p>
+    <w:p>
+      <w:pPr>
+        <w:pStyle w:val="ListParagraph"/>
+        <w:ind w:left="1728"/>
+      </w:pPr>
+      <w:r>
+        <w:t xml:space="preserve">    var s = SecondaryConstruct("kumaresan","perumal")</w:t>
+      </w:r>
+    </w:p>
+    <w:p>
+      <w:pPr>
+        <w:pStyle w:val="ListParagraph"/>
+        <w:ind w:left="1728"/>
+      </w:pPr>
+      <w:r>
+        <w:t xml:space="preserve">    println(" The secondary constructor object is : "+ s.toString())</w:t>
+      </w:r>
+    </w:p>
+    <w:p>
+      <w:pPr>
+        <w:pStyle w:val="ListParagraph"/>
+        <w:ind w:left="1728"/>
+      </w:pPr>
+    </w:p>
+    <w:p>
+      <w:pPr>
+        <w:pStyle w:val="ListParagraph"/>
+        <w:ind w:left="1728"/>
+      </w:pPr>
+      <w:r>
+        <w:t>}</w:t>
+      </w:r>
+    </w:p>
+    <w:p>
+      <w:pPr>
+        <w:pStyle w:val="ListParagraph"/>
+        <w:numPr>
+          <w:ilvl w:val="1"/>
+          <w:numId w:val="1"/>
+        </w:numPr>
+      </w:pPr>
+      <w:r>
+        <w:t>Data classes</w:t>
+      </w:r>
+    </w:p>
+    <w:p>
+      <w:pPr>
+        <w:pStyle w:val="ListParagraph"/>
+      </w:pPr>
+      <w:r>
+        <w:t>The data is a class which is used t</w:t>
+      </w:r>
+      <w:r>
+        <w:t>o store and retrieve the data</w:t>
+      </w:r>
+    </w:p>
+    <w:p>
+      <w:pPr>
+        <w:pStyle w:val="ListParagraph"/>
+      </w:pPr>
+    </w:p>
+    <w:p>
+      <w:pPr>
+        <w:pStyle w:val="ListParagraph"/>
+      </w:pPr>
+      <w:r>
+        <w:t>Ex:</w:t>
+      </w:r>
+    </w:p>
+    <w:p>
+      <w:pPr>
+        <w:pStyle w:val="ListParagraph"/>
+      </w:pPr>
+      <w:bookmarkStart w:id="0" w:name="_GoBack"/>
+      <w:bookmarkEnd w:id="0"/>
+      <w:r>
+        <w:t>data class employee(var name:String, var salary:String)</w:t>
+      </w:r>
+    </w:p>
+    <w:p>
+      <w:pPr>
+        <w:pStyle w:val="ListParagraph"/>
+        <w:ind w:left="792"/>
+      </w:pPr>
+    </w:p>
+    <w:p>
+      <w:pPr>
+        <w:pStyle w:val="ListParagraph"/>
+        <w:numPr>
+          <w:ilvl w:val="1"/>
+          <w:numId w:val="1"/>
+        </w:numPr>
+      </w:pPr>
+      <w:r>
+        <w:t>Inheritance</w:t>
+      </w:r>
+    </w:p>
+    <w:p>
+      <w:pPr>
+        <w:pStyle w:val="ListParagraph"/>
+        <w:numPr>
+          <w:ilvl w:val="1"/>
+          <w:numId w:val="1"/>
+        </w:numPr>
+      </w:pPr>
+      <w:r>
+        <w:t>Interfaces</w:t>
+      </w:r>
+    </w:p>
+    <w:p>
+      <w:pPr>
+        <w:pStyle w:val="ListParagraph"/>
+        <w:numPr>
+          <w:ilvl w:val="1"/>
+          <w:numId w:val="1"/>
+        </w:numPr>
+      </w:pPr>
+      <w:r>
+        <w:t>Access S</w:t>
+      </w:r>
+      <w:r>
+        <w:t>pecifiers</w:t>
+      </w:r>
+    </w:p>
+    <w:p>
+      <w:pPr>
+        <w:pStyle w:val="ListParagraph"/>
+        <w:numPr>
+          <w:ilvl w:val="1"/>
+          <w:numId w:val="1"/>
+        </w:numPr>
+      </w:pPr>
+      <w:r>
+        <w:t>Abstract Classes</w:t>
+      </w:r>
+    </w:p>
+    <w:p>
+      <w:pPr>
+        <w:pStyle w:val="ListParagraph"/>
+        <w:numPr>
+          <w:ilvl w:val="1"/>
+          <w:numId w:val="1"/>
+        </w:numPr>
+      </w:pPr>
+      <w:r>
+        <w:t>Sealed Classes</w:t>
+      </w:r>
+    </w:p>
+    <w:p>
+      <w:pPr>
+        <w:pStyle w:val="ListParagraph"/>
+        <w:numPr>
+          <w:ilvl w:val="1"/>
+          <w:numId w:val="1"/>
+        </w:numPr>
+      </w:pPr>
+      <w:r>
+        <w:t>Enum Classes</w:t>
+      </w:r>
+    </w:p>
+    <w:p>
+      <w:pPr>
+        <w:pStyle w:val="ListParagraph"/>
+        <w:numPr>
+          <w:ilvl w:val="0"/>
+          <w:numId w:val="1"/>
+        </w:numPr>
+        <w:rPr>
+          <w:rFonts w:cstheme="minorHAnsi"/>
+        </w:rPr>
+      </w:pPr>
+    </w:p>
+    <w:p>
+      <w:pPr>
+        <w:rPr>
+          <w:rFonts w:cstheme="minorHAnsi"/>
+        </w:rPr>
+      </w:pPr>
+    </w:p>
+    <w:p>
+      <w:pPr>
+        <w:rPr>
+          <w:rFonts w:cstheme="minorHAnsi"/>
+        </w:rPr>
+      </w:pPr>
+      <w:r>
+        <w:rPr>
+          <w:rFonts w:cstheme="minorHAnsi"/>
+        </w:rPr>
         <w:tab/>
       </w:r>
     </w:p>
@@ -4958,6 +9486,95 @@
     </w:lvl>
   </w:abstractNum>
   <w:abstractNum w:abstractNumId="4">
+    <w:nsid w:val="29FC6EC9"/>
+    <w:multiLevelType w:val="hybridMultilevel"/>
+    <w:tmpl w:val="302208D6"/>
+    <w:lvl w:ilvl="0" w:tplc="4009000F">
+      <w:start w:val="1"/>
+      <w:numFmt w:val="decimal"/>
+      <w:lvlText w:val="%1."/>
+      <w:lvlJc w:val="left"/>
+      <w:pPr>
+        <w:ind w:left="720" w:hanging="360"/>
+      </w:pPr>
+      <w:rPr>
+        <w:rFonts w:hint="default"/>
+      </w:rPr>
+    </w:lvl>
+    <w:lvl w:ilvl="1" w:tplc="40090019" w:tentative="1">
+      <w:start w:val="1"/>
+      <w:numFmt w:val="lowerLetter"/>
+      <w:lvlText w:val="%2."/>
+      <w:lvlJc w:val="left"/>
+      <w:pPr>
+        <w:ind w:left="1440" w:hanging="360"/>
+      </w:pPr>
+    </w:lvl>
+    <w:lvl w:ilvl="2" w:tplc="4009001B" w:tentative="1">
+      <w:start w:val="1"/>
+      <w:numFmt w:val="lowerRoman"/>
+      <w:lvlText w:val="%3."/>
+      <w:lvlJc w:val="right"/>
+      <w:pPr>
+        <w:ind w:left="2160" w:hanging="180"/>
+      </w:pPr>
+    </w:lvl>
+    <w:lvl w:ilvl="3" w:tplc="4009000F" w:tentative="1">
+      <w:start w:val="1"/>
+      <w:numFmt w:val="decimal"/>
+      <w:lvlText w:val="%4."/>
+      <w:lvlJc w:val="left"/>
+      <w:pPr>
+        <w:ind w:left="2880" w:hanging="360"/>
+      </w:pPr>
+    </w:lvl>
+    <w:lvl w:ilvl="4" w:tplc="40090019" w:tentative="1">
+      <w:start w:val="1"/>
+      <w:numFmt w:val="lowerLetter"/>
+      <w:lvlText w:val="%5."/>
+      <w:lvlJc w:val="left"/>
+      <w:pPr>
+        <w:ind w:left="3600" w:hanging="360"/>
+      </w:pPr>
+    </w:lvl>
+    <w:lvl w:ilvl="5" w:tplc="4009001B" w:tentative="1">
+      <w:start w:val="1"/>
+      <w:numFmt w:val="lowerRoman"/>
+      <w:lvlText w:val="%6."/>
+      <w:lvlJc w:val="right"/>
+      <w:pPr>
+        <w:ind w:left="4320" w:hanging="180"/>
+      </w:pPr>
+    </w:lvl>
+    <w:lvl w:ilvl="6" w:tplc="4009000F" w:tentative="1">
+      <w:start w:val="1"/>
+      <w:numFmt w:val="decimal"/>
+      <w:lvlText w:val="%7."/>
+      <w:lvlJc w:val="left"/>
+      <w:pPr>
+        <w:ind w:left="5040" w:hanging="360"/>
+      </w:pPr>
+    </w:lvl>
+    <w:lvl w:ilvl="7" w:tplc="40090019" w:tentative="1">
+      <w:start w:val="1"/>
+      <w:numFmt w:val="lowerLetter"/>
+      <w:lvlText w:val="%8."/>
+      <w:lvlJc w:val="left"/>
+      <w:pPr>
+        <w:ind w:left="5760" w:hanging="360"/>
+      </w:pPr>
+    </w:lvl>
+    <w:lvl w:ilvl="8" w:tplc="4009001B" w:tentative="1">
+      <w:start w:val="1"/>
+      <w:numFmt w:val="lowerRoman"/>
+      <w:lvlText w:val="%9."/>
+      <w:lvlJc w:val="right"/>
+      <w:pPr>
+        <w:ind w:left="6480" w:hanging="180"/>
+      </w:pPr>
+    </w:lvl>
+  </w:abstractNum>
+  <w:abstractNum w:abstractNumId="5">
     <w:nsid w:val="2ADA2D7A"/>
     <w:multiLevelType w:val="hybridMultilevel"/>
     <w:tmpl w:val="D01A10D4"/>
@@ -5046,7 +9663,7 @@
       </w:pPr>
     </w:lvl>
   </w:abstractNum>
-  <w:abstractNum w:abstractNumId="5">
+  <w:abstractNum w:abstractNumId="6">
     <w:nsid w:val="3567783A"/>
     <w:multiLevelType w:val="hybridMultilevel"/>
     <w:tmpl w:val="17F439AA"/>
@@ -5158,7 +9775,7 @@
       </w:rPr>
     </w:lvl>
   </w:abstractNum>
-  <w:abstractNum w:abstractNumId="6">
+  <w:abstractNum w:abstractNumId="7">
     <w:nsid w:val="452E2E8E"/>
     <w:multiLevelType w:val="hybridMultilevel"/>
     <w:tmpl w:val="C5EA33EC"/>
@@ -5270,7 +9887,7 @@
       </w:rPr>
     </w:lvl>
   </w:abstractNum>
-  <w:abstractNum w:abstractNumId="7">
+  <w:abstractNum w:abstractNumId="8">
     <w:nsid w:val="46DB0343"/>
     <w:multiLevelType w:val="multilevel"/>
     <w:tmpl w:val="4009001F"/>
@@ -5356,7 +9973,7 @@
       </w:pPr>
     </w:lvl>
   </w:abstractNum>
-  <w:abstractNum w:abstractNumId="8">
+  <w:abstractNum w:abstractNumId="9">
     <w:nsid w:val="50E11A2C"/>
     <w:multiLevelType w:val="hybridMultilevel"/>
     <w:tmpl w:val="913AE898"/>
@@ -5469,7 +10086,7 @@
       </w:rPr>
     </w:lvl>
   </w:abstractNum>
-  <w:abstractNum w:abstractNumId="9">
+  <w:abstractNum w:abstractNumId="10">
     <w:nsid w:val="64CE77DB"/>
     <w:multiLevelType w:val="hybridMultilevel"/>
     <w:tmpl w:val="13F4C328"/>
@@ -5581,7 +10198,7 @@
       </w:rPr>
     </w:lvl>
   </w:abstractNum>
-  <w:abstractNum w:abstractNumId="10">
+  <w:abstractNum w:abstractNumId="11">
     <w:nsid w:val="70890D2C"/>
     <w:multiLevelType w:val="hybridMultilevel"/>
     <w:tmpl w:val="DDEC4AEA"/>
@@ -5693,7 +10310,96 @@
       </w:rPr>
     </w:lvl>
   </w:abstractNum>
-  <w:abstractNum w:abstractNumId="11">
+  <w:abstractNum w:abstractNumId="12">
+    <w:nsid w:val="759E779A"/>
+    <w:multiLevelType w:val="hybridMultilevel"/>
+    <w:tmpl w:val="7CA42A7E"/>
+    <w:lvl w:ilvl="0" w:tplc="4009000F">
+      <w:start w:val="1"/>
+      <w:numFmt w:val="decimal"/>
+      <w:lvlText w:val="%1."/>
+      <w:lvlJc w:val="left"/>
+      <w:pPr>
+        <w:ind w:left="720" w:hanging="360"/>
+      </w:pPr>
+      <w:rPr>
+        <w:rFonts w:hint="default"/>
+      </w:rPr>
+    </w:lvl>
+    <w:lvl w:ilvl="1" w:tplc="40090019" w:tentative="1">
+      <w:start w:val="1"/>
+      <w:numFmt w:val="lowerLetter"/>
+      <w:lvlText w:val="%2."/>
+      <w:lvlJc w:val="left"/>
+      <w:pPr>
+        <w:ind w:left="1440" w:hanging="360"/>
+      </w:pPr>
+    </w:lvl>
+    <w:lvl w:ilvl="2" w:tplc="4009001B" w:tentative="1">
+      <w:start w:val="1"/>
+      <w:numFmt w:val="lowerRoman"/>
+      <w:lvlText w:val="%3."/>
+      <w:lvlJc w:val="right"/>
+      <w:pPr>
+        <w:ind w:left="2160" w:hanging="180"/>
+      </w:pPr>
+    </w:lvl>
+    <w:lvl w:ilvl="3" w:tplc="4009000F" w:tentative="1">
+      <w:start w:val="1"/>
+      <w:numFmt w:val="decimal"/>
+      <w:lvlText w:val="%4."/>
+      <w:lvlJc w:val="left"/>
+      <w:pPr>
+        <w:ind w:left="2880" w:hanging="360"/>
+      </w:pPr>
+    </w:lvl>
+    <w:lvl w:ilvl="4" w:tplc="40090019" w:tentative="1">
+      <w:start w:val="1"/>
+      <w:numFmt w:val="lowerLetter"/>
+      <w:lvlText w:val="%5."/>
+      <w:lvlJc w:val="left"/>
+      <w:pPr>
+        <w:ind w:left="3600" w:hanging="360"/>
+      </w:pPr>
+    </w:lvl>
+    <w:lvl w:ilvl="5" w:tplc="4009001B" w:tentative="1">
+      <w:start w:val="1"/>
+      <w:numFmt w:val="lowerRoman"/>
+      <w:lvlText w:val="%6."/>
+      <w:lvlJc w:val="right"/>
+      <w:pPr>
+        <w:ind w:left="4320" w:hanging="180"/>
+      </w:pPr>
+    </w:lvl>
+    <w:lvl w:ilvl="6" w:tplc="4009000F" w:tentative="1">
+      <w:start w:val="1"/>
+      <w:numFmt w:val="decimal"/>
+      <w:lvlText w:val="%7."/>
+      <w:lvlJc w:val="left"/>
+      <w:pPr>
+        <w:ind w:left="5040" w:hanging="360"/>
+      </w:pPr>
+    </w:lvl>
+    <w:lvl w:ilvl="7" w:tplc="40090019" w:tentative="1">
+      <w:start w:val="1"/>
+      <w:numFmt w:val="lowerLetter"/>
+      <w:lvlText w:val="%8."/>
+      <w:lvlJc w:val="left"/>
+      <w:pPr>
+        <w:ind w:left="5760" w:hanging="360"/>
+      </w:pPr>
+    </w:lvl>
+    <w:lvl w:ilvl="8" w:tplc="4009001B" w:tentative="1">
+      <w:start w:val="1"/>
+      <w:numFmt w:val="lowerRoman"/>
+      <w:lvlText w:val="%9."/>
+      <w:lvlJc w:val="right"/>
+      <w:pPr>
+        <w:ind w:left="6480" w:hanging="180"/>
+      </w:pPr>
+    </w:lvl>
+  </w:abstractNum>
+  <w:abstractNum w:abstractNumId="13">
     <w:nsid w:val="75F22705"/>
     <w:multiLevelType w:val="hybridMultilevel"/>
     <w:tmpl w:val="3342F6EE"/>
@@ -5807,22 +10513,22 @@
     </w:lvl>
   </w:abstractNum>
   <w:num w:numId="1">
-    <w:abstractNumId w:val="7"/>
+    <w:abstractNumId w:val="8"/>
   </w:num>
   <w:num w:numId="2">
     <w:abstractNumId w:val="1"/>
   </w:num>
   <w:num w:numId="3">
-    <w:abstractNumId w:val="10"/>
+    <w:abstractNumId w:val="11"/>
   </w:num>
   <w:num w:numId="4">
+    <w:abstractNumId w:val="7"/>
+  </w:num>
+  <w:num w:numId="5">
     <w:abstractNumId w:val="6"/>
   </w:num>
-  <w:num w:numId="5">
-    <w:abstractNumId w:val="5"/>
-  </w:num>
   <w:num w:numId="6">
-    <w:abstractNumId w:val="9"/>
+    <w:abstractNumId w:val="10"/>
   </w:num>
   <w:num w:numId="7">
     <w:abstractNumId w:val="2"/>
@@ -5831,16 +10537,22 @@
     <w:abstractNumId w:val="3"/>
   </w:num>
   <w:num w:numId="9">
-    <w:abstractNumId w:val="8"/>
+    <w:abstractNumId w:val="9"/>
   </w:num>
   <w:num w:numId="10">
-    <w:abstractNumId w:val="4"/>
+    <w:abstractNumId w:val="5"/>
   </w:num>
   <w:num w:numId="11">
     <w:abstractNumId w:val="0"/>
   </w:num>
   <w:num w:numId="12">
-    <w:abstractNumId w:val="11"/>
+    <w:abstractNumId w:val="13"/>
+  </w:num>
+  <w:num w:numId="13">
+    <w:abstractNumId w:val="4"/>
+  </w:num>
+  <w:num w:numId="14">
+    <w:abstractNumId w:val="12"/>
   </w:num>
 </w:numbering>
 </file>
@@ -6460,6 +11172,11 @@
       <w:lang w:eastAsia="en-IN"/>
     </w:rPr>
   </w:style>
+  <w:style w:type="character" w:customStyle="1" w:styleId="cm-def">
+    <w:name w:val="cm-def"/>
+    <w:basedOn w:val="DefaultParagraphFont"/>
+    <w:rsid w:val="00A2777E"/>
+  </w:style>
 </w:styles>
 </file>
 

--- a/kotlin_tut_2.docx
+++ b/kotlin_tut_2.docx
@@ -46,7 +46,21 @@
         <w:rPr>
           <w:rFonts w:cstheme="minorHAnsi"/>
         </w:rPr>
-        <w:t>What is kotlin?</w:t>
+        <w:t xml:space="preserve">What is </w:t>
+      </w:r>
+      <w:proofErr w:type="spellStart"/>
+      <w:r>
+        <w:rPr>
+          <w:rFonts w:cstheme="minorHAnsi"/>
+        </w:rPr>
+        <w:t>kotlin</w:t>
+      </w:r>
+      <w:proofErr w:type="spellEnd"/>
+      <w:r>
+        <w:rPr>
+          <w:rFonts w:cstheme="minorHAnsi"/>
+        </w:rPr>
+        <w:t>?</w:t>
       </w:r>
     </w:p>
     <w:p>
@@ -66,11 +80,19 @@
           <w:rFonts w:cstheme="minorHAnsi"/>
         </w:rPr>
       </w:pPr>
-      <w:r>
-        <w:rPr>
-          <w:rFonts w:cstheme="minorHAnsi"/>
-        </w:rPr>
-        <w:t>Kotlin is a programming language for server side development, android development and much more.</w:t>
+      <w:proofErr w:type="spellStart"/>
+      <w:r>
+        <w:rPr>
+          <w:rFonts w:cstheme="minorHAnsi"/>
+        </w:rPr>
+        <w:t>Kotlin</w:t>
+      </w:r>
+      <w:proofErr w:type="spellEnd"/>
+      <w:r>
+        <w:rPr>
+          <w:rFonts w:cstheme="minorHAnsi"/>
+        </w:rPr>
+        <w:t xml:space="preserve"> is a programming language for server side development, android development and much more.</w:t>
       </w:r>
     </w:p>
     <w:p>
@@ -90,20 +112,43 @@
           <w:rFonts w:cstheme="minorHAnsi"/>
         </w:rPr>
       </w:pPr>
-      <w:r>
-        <w:rPr>
-          <w:rFonts w:cstheme="minorHAnsi"/>
-        </w:rPr>
-        <w:t>Kotlin is an OSS statically typed programming language that targets the JVM, Android, JavaScript and Native. It’s developed by </w:t>
-      </w:r>
-      <w:hyperlink r:id="rId7" w:history="1">
-        <w:r>
-          <w:rPr>
-            <w:rFonts w:cstheme="minorHAnsi"/>
-          </w:rPr>
-          <w:t>JetBrains</w:t>
-        </w:r>
-      </w:hyperlink>
+      <w:proofErr w:type="spellStart"/>
+      <w:r>
+        <w:rPr>
+          <w:rFonts w:cstheme="minorHAnsi"/>
+        </w:rPr>
+        <w:t>Kotlin</w:t>
+      </w:r>
+      <w:proofErr w:type="spellEnd"/>
+      <w:r>
+        <w:rPr>
+          <w:rFonts w:cstheme="minorHAnsi"/>
+        </w:rPr>
+        <w:t xml:space="preserve"> is an OSS statically typed programming language that targets the JVM, Android, JavaScript and Native. It’s developed by </w:t>
+      </w:r>
+      <w:proofErr w:type="spellStart"/>
+      <w:r>
+        <w:fldChar w:fldCharType="begin"/>
+      </w:r>
+      <w:r>
+        <w:instrText xml:space="preserve"> HYPERLINK "http://www.jetbrains.com/" </w:instrText>
+      </w:r>
+      <w:r>
+        <w:fldChar w:fldCharType="separate"/>
+      </w:r>
+      <w:r>
+        <w:rPr>
+          <w:rFonts w:cstheme="minorHAnsi"/>
+        </w:rPr>
+        <w:t>JetBrains</w:t>
+      </w:r>
+      <w:proofErr w:type="spellEnd"/>
+      <w:r>
+        <w:rPr>
+          <w:rFonts w:cstheme="minorHAnsi"/>
+        </w:rPr>
+        <w:fldChar w:fldCharType="end"/>
+      </w:r>
       <w:r>
         <w:rPr>
           <w:rFonts w:cstheme="minorHAnsi"/>
@@ -234,7 +279,35 @@
         <w:rPr>
           <w:rFonts w:cstheme="minorHAnsi"/>
         </w:rPr>
-        <w:t xml:space="preserve">Install latest release of intelij IDEA. Kotlin comes with it as plug in. you can download </w:t>
+        <w:t xml:space="preserve">Install latest release of </w:t>
+      </w:r>
+      <w:proofErr w:type="spellStart"/>
+      <w:r>
+        <w:rPr>
+          <w:rFonts w:cstheme="minorHAnsi"/>
+        </w:rPr>
+        <w:t>intelij</w:t>
+      </w:r>
+      <w:proofErr w:type="spellEnd"/>
+      <w:r>
+        <w:rPr>
+          <w:rFonts w:cstheme="minorHAnsi"/>
+        </w:rPr>
+        <w:t xml:space="preserve"> IDEA. </w:t>
+      </w:r>
+      <w:proofErr w:type="spellStart"/>
+      <w:r>
+        <w:rPr>
+          <w:rFonts w:cstheme="minorHAnsi"/>
+        </w:rPr>
+        <w:t>Kotlin</w:t>
+      </w:r>
+      <w:proofErr w:type="spellEnd"/>
+      <w:r>
+        <w:rPr>
+          <w:rFonts w:cstheme="minorHAnsi"/>
+        </w:rPr>
+        <w:t xml:space="preserve"> comes with it as plug in. you can download </w:t>
       </w:r>
       <w:r>
         <w:rPr>
@@ -260,7 +333,7 @@
         </w:rPr>
         <w:t xml:space="preserve"> from </w:t>
       </w:r>
-      <w:hyperlink r:id="rId8" w:history="1">
+      <w:hyperlink r:id="rId7" w:history="1">
         <w:r>
           <w:rPr>
             <w:rStyle w:val="Hyperlink"/>
@@ -285,7 +358,70 @@
         <w:rPr>
           <w:rFonts w:cstheme="minorHAnsi"/>
         </w:rPr>
-        <w:t>Create a new project. You select kotlin option on the left.</w:t>
+        <w:t xml:space="preserve">Create a new project. You select </w:t>
+      </w:r>
+      <w:proofErr w:type="spellStart"/>
+      <w:r>
+        <w:rPr>
+          <w:rFonts w:cstheme="minorHAnsi"/>
+        </w:rPr>
+        <w:t>kotlin</w:t>
+      </w:r>
+      <w:proofErr w:type="spellEnd"/>
+      <w:r>
+        <w:rPr>
+          <w:rFonts w:cstheme="minorHAnsi"/>
+        </w:rPr>
+        <w:t xml:space="preserve"> option on the left.</w:t>
+      </w:r>
+    </w:p>
+    <w:p>
+      <w:pPr>
+        <w:pStyle w:val="ListParagraph"/>
+        <w:ind w:left="1512"/>
+        <w:rPr>
+          <w:rFonts w:cstheme="minorHAnsi"/>
+          <w:color w:val="FF0000"/>
+        </w:rPr>
+      </w:pPr>
+      <w:r>
+        <w:rPr>
+          <w:rFonts w:cstheme="minorHAnsi"/>
+          <w:color w:val="FF0000"/>
+        </w:rPr>
+        <w:t xml:space="preserve">Add create project screenshot </w:t>
+      </w:r>
+      <w:proofErr w:type="gramStart"/>
+      <w:r>
+        <w:rPr>
+          <w:rFonts w:cstheme="minorHAnsi"/>
+          <w:color w:val="FF0000"/>
+        </w:rPr>
+        <w:t>here</w:t>
+      </w:r>
+      <w:r>
+        <w:rPr>
+          <w:rFonts w:cstheme="minorHAnsi"/>
+          <w:color w:val="FF0000"/>
+        </w:rPr>
+        <w:t>(</w:t>
+      </w:r>
+      <w:proofErr w:type="spellStart"/>
+      <w:proofErr w:type="gramEnd"/>
+      <w:r>
+        <w:rPr>
+          <w:rFonts w:cstheme="minorHAnsi"/>
+          <w:color w:val="FF0000"/>
+        </w:rPr>
+        <w:t>create_kotlin_file</w:t>
+      </w:r>
+      <w:proofErr w:type="spellEnd"/>
+      <w:r>
+        <w:rPr>
+          <w:rFonts w:cstheme="minorHAnsi"/>
+          <w:color w:val="FF0000"/>
+        </w:rPr>
+        <w:t>)</w:t>
       </w:r>
     </w:p>
     <w:p>
@@ -321,6 +457,31 @@
     <w:p>
       <w:pPr>
         <w:pStyle w:val="ListParagraph"/>
+        <w:ind w:left="1512"/>
+        <w:rPr>
+          <w:rFonts w:cstheme="minorHAnsi"/>
+        </w:rPr>
+      </w:pPr>
+      <w:proofErr w:type="spellStart"/>
+      <w:r>
+        <w:rPr>
+          <w:rFonts w:cstheme="minorHAnsi"/>
+          <w:color w:val="FF0000"/>
+        </w:rPr>
+        <w:t>p</w:t>
+      </w:r>
+      <w:r>
+        <w:rPr>
+          <w:rFonts w:cstheme="minorHAnsi"/>
+          <w:color w:val="FF0000"/>
+        </w:rPr>
+        <w:t>roject_name_file</w:t>
+      </w:r>
+      <w:proofErr w:type="spellEnd"/>
+    </w:p>
+    <w:p>
+      <w:pPr>
+        <w:pStyle w:val="ListParagraph"/>
         <w:numPr>
           <w:ilvl w:val="0"/>
           <w:numId w:val="9"/>
@@ -333,7 +494,46 @@
         <w:rPr>
           <w:rFonts w:cstheme="minorHAnsi"/>
         </w:rPr>
-        <w:t xml:space="preserve">Now we have kotlin created project. </w:t>
+        <w:t xml:space="preserve">Now we have </w:t>
+      </w:r>
+      <w:proofErr w:type="spellStart"/>
+      <w:r>
+        <w:rPr>
+          <w:rFonts w:cstheme="minorHAnsi"/>
+        </w:rPr>
+        <w:t>kotlin</w:t>
+      </w:r>
+      <w:proofErr w:type="spellEnd"/>
+      <w:r>
+        <w:rPr>
+          <w:rFonts w:cstheme="minorHAnsi"/>
+        </w:rPr>
+        <w:t xml:space="preserve"> created project.</w:t>
+      </w:r>
+    </w:p>
+    <w:p>
+      <w:pPr>
+        <w:pStyle w:val="ListParagraph"/>
+        <w:ind w:left="1512"/>
+        <w:rPr>
+          <w:rFonts w:cstheme="minorHAnsi"/>
+        </w:rPr>
+      </w:pPr>
+      <w:proofErr w:type="spellStart"/>
+      <w:r>
+        <w:rPr>
+          <w:rFonts w:cstheme="minorHAnsi"/>
+          <w:color w:val="FF0000"/>
+        </w:rPr>
+        <w:t>project_created</w:t>
+      </w:r>
+      <w:proofErr w:type="spellEnd"/>
+      <w:r>
+        <w:rPr>
+          <w:rFonts w:cstheme="minorHAnsi"/>
+          <w:color w:val="FF0000"/>
+        </w:rPr>
+        <w:t xml:space="preserve"> </w:t>
       </w:r>
     </w:p>
     <w:p>
@@ -351,8 +551,55 @@
         <w:rPr>
           <w:rFonts w:cstheme="minorHAnsi"/>
         </w:rPr>
-        <w:t>You right-click on src folder. Create a kotlin file.</w:t>
-      </w:r>
+        <w:t xml:space="preserve">You right-click on </w:t>
+      </w:r>
+      <w:proofErr w:type="spellStart"/>
+      <w:r>
+        <w:rPr>
+          <w:rFonts w:cstheme="minorHAnsi"/>
+        </w:rPr>
+        <w:t>src</w:t>
+      </w:r>
+      <w:proofErr w:type="spellEnd"/>
+      <w:r>
+        <w:rPr>
+          <w:rFonts w:cstheme="minorHAnsi"/>
+        </w:rPr>
+        <w:t xml:space="preserve"> folder. Create a </w:t>
+      </w:r>
+      <w:proofErr w:type="spellStart"/>
+      <w:r>
+        <w:rPr>
+          <w:rFonts w:cstheme="minorHAnsi"/>
+        </w:rPr>
+        <w:t>kotlin</w:t>
+      </w:r>
+      <w:proofErr w:type="spellEnd"/>
+      <w:r>
+        <w:rPr>
+          <w:rFonts w:cstheme="minorHAnsi"/>
+        </w:rPr>
+        <w:t xml:space="preserve"> file.</w:t>
+      </w:r>
+    </w:p>
+    <w:p>
+      <w:pPr>
+        <w:pStyle w:val="ListParagraph"/>
+        <w:ind w:left="1512"/>
+        <w:rPr>
+          <w:rFonts w:cstheme="minorHAnsi"/>
+          <w:color w:val="FF0000"/>
+        </w:rPr>
+      </w:pPr>
+      <w:proofErr w:type="spellStart"/>
+      <w:r>
+        <w:rPr>
+          <w:rFonts w:cstheme="minorHAnsi"/>
+          <w:color w:val="FF0000"/>
+        </w:rPr>
+        <w:t>create_kotlin_file</w:t>
+      </w:r>
+      <w:proofErr w:type="spellEnd"/>
     </w:p>
     <w:p>
       <w:pPr>
@@ -375,6 +622,25 @@
     <w:p>
       <w:pPr>
         <w:pStyle w:val="ListParagraph"/>
+        <w:ind w:left="1512"/>
+        <w:rPr>
+          <w:rFonts w:cstheme="minorHAnsi"/>
+          <w:color w:val="FF0000"/>
+        </w:rPr>
+      </w:pPr>
+      <w:proofErr w:type="spellStart"/>
+      <w:r>
+        <w:rPr>
+          <w:rFonts w:cstheme="minorHAnsi"/>
+          <w:color w:val="FF0000"/>
+        </w:rPr>
+        <w:t>hello_world</w:t>
+      </w:r>
+      <w:proofErr w:type="spellEnd"/>
+    </w:p>
+    <w:p>
+      <w:pPr>
+        <w:pStyle w:val="ListParagraph"/>
         <w:numPr>
           <w:ilvl w:val="0"/>
           <w:numId w:val="9"/>
@@ -393,11 +659,23 @@
     <w:p>
       <w:pPr>
         <w:pStyle w:val="ListParagraph"/>
-        <w:ind w:left="792"/>
-        <w:rPr>
-          <w:rFonts w:cstheme="minorHAnsi"/>
-        </w:rPr>
-      </w:pPr>
+        <w:ind w:left="1512"/>
+        <w:rPr>
+          <w:rFonts w:cstheme="minorHAnsi"/>
+          <w:color w:val="FF0000"/>
+        </w:rPr>
+      </w:pPr>
+      <w:proofErr w:type="spellStart"/>
+      <w:r>
+        <w:rPr>
+          <w:rFonts w:cstheme="minorHAnsi"/>
+          <w:color w:val="FF0000"/>
+        </w:rPr>
+        <w:t>output_kt_file</w:t>
+      </w:r>
+      <w:bookmarkStart w:id="0" w:name="_GoBack"/>
+      <w:bookmarkEnd w:id="0"/>
+      <w:proofErr w:type="spellEnd"/>
     </w:p>
     <w:p>
       <w:pPr>
@@ -429,8 +707,16 @@
         <w:rPr>
           <w:rFonts w:cstheme="minorHAnsi"/>
         </w:rPr>
-        <w:t xml:space="preserve"> kotlin</w:t>
-      </w:r>
+        <w:t xml:space="preserve"> </w:t>
+      </w:r>
+      <w:proofErr w:type="spellStart"/>
+      <w:r>
+        <w:rPr>
+          <w:rFonts w:cstheme="minorHAnsi"/>
+        </w:rPr>
+        <w:t>kotlin</w:t>
+      </w:r>
+      <w:proofErr w:type="spellEnd"/>
       <w:r>
         <w:rPr>
           <w:rFonts w:cstheme="minorHAnsi"/>
@@ -631,8 +917,16 @@
         <w:rPr>
           <w:rFonts w:cstheme="minorHAnsi"/>
         </w:rPr>
-        <w:t>Camel case is allowed ex: empNo</w:t>
-      </w:r>
+        <w:t xml:space="preserve">Camel case is allowed ex: </w:t>
+      </w:r>
+      <w:proofErr w:type="spellStart"/>
+      <w:r>
+        <w:rPr>
+          <w:rFonts w:cstheme="minorHAnsi"/>
+        </w:rPr>
+        <w:t>empNo</w:t>
+      </w:r>
+      <w:proofErr w:type="spellEnd"/>
     </w:p>
     <w:p>
       <w:pPr>
@@ -649,8 +943,16 @@
         <w:rPr>
           <w:rFonts w:cstheme="minorHAnsi"/>
         </w:rPr>
-        <w:t>Underscore is allowed ex: emp_no</w:t>
-      </w:r>
+        <w:t xml:space="preserve">Underscore is allowed ex: </w:t>
+      </w:r>
+      <w:proofErr w:type="spellStart"/>
+      <w:r>
+        <w:rPr>
+          <w:rFonts w:cstheme="minorHAnsi"/>
+        </w:rPr>
+        <w:t>emp_no</w:t>
+      </w:r>
+      <w:proofErr w:type="spellEnd"/>
     </w:p>
     <w:p>
       <w:pPr>
@@ -667,13 +969,28 @@
         <w:rPr>
           <w:rFonts w:cstheme="minorHAnsi"/>
         </w:rPr>
+        <w:lastRenderedPageBreak/>
         <w:t>Numb</w:t>
       </w:r>
       <w:r>
         <w:rPr>
           <w:rFonts w:cstheme="minorHAnsi"/>
         </w:rPr>
-        <w:t>ers is allowed Ex: emp1.  But the number</w:t>
+        <w:t xml:space="preserve">ers is allowed </w:t>
+      </w:r>
+      <w:proofErr w:type="gramStart"/>
+      <w:r>
+        <w:rPr>
+          <w:rFonts w:cstheme="minorHAnsi"/>
+        </w:rPr>
+        <w:t>Ex</w:t>
+      </w:r>
+      <w:proofErr w:type="gramEnd"/>
+      <w:r>
+        <w:rPr>
+          <w:rFonts w:cstheme="minorHAnsi"/>
+        </w:rPr>
+        <w:t>: emp1.  But the number</w:t>
       </w:r>
       <w:r>
         <w:rPr>
@@ -730,7 +1047,51 @@
         <w:rPr>
           <w:rFonts w:cstheme="minorHAnsi"/>
         </w:rPr>
-        <w:t>In kotlin the variables can be declared in two ways using var and val keywords</w:t>
+        <w:t xml:space="preserve">In </w:t>
+      </w:r>
+      <w:proofErr w:type="spellStart"/>
+      <w:r>
+        <w:rPr>
+          <w:rFonts w:cstheme="minorHAnsi"/>
+        </w:rPr>
+        <w:t>kotlin</w:t>
+      </w:r>
+      <w:proofErr w:type="spellEnd"/>
+      <w:r>
+        <w:rPr>
+          <w:rFonts w:cstheme="minorHAnsi"/>
+        </w:rPr>
+        <w:t xml:space="preserve"> the variables can be declared in two ways using </w:t>
+      </w:r>
+      <w:proofErr w:type="spellStart"/>
+      <w:r>
+        <w:rPr>
+          <w:rFonts w:cstheme="minorHAnsi"/>
+        </w:rPr>
+        <w:t>var</w:t>
+      </w:r>
+      <w:proofErr w:type="spellEnd"/>
+      <w:r>
+        <w:rPr>
+          <w:rFonts w:cstheme="minorHAnsi"/>
+        </w:rPr>
+        <w:t xml:space="preserve"> and </w:t>
+      </w:r>
+      <w:proofErr w:type="spellStart"/>
+      <w:proofErr w:type="gramStart"/>
+      <w:r>
+        <w:rPr>
+          <w:rFonts w:cstheme="minorHAnsi"/>
+        </w:rPr>
+        <w:t>val</w:t>
+      </w:r>
+      <w:proofErr w:type="spellEnd"/>
+      <w:proofErr w:type="gramEnd"/>
+      <w:r>
+        <w:rPr>
+          <w:rFonts w:cstheme="minorHAnsi"/>
+        </w:rPr>
+        <w:t xml:space="preserve"> keywords</w:t>
       </w:r>
     </w:p>
     <w:p>
@@ -741,12 +1102,19 @@
           <w:rFonts w:cstheme="minorHAnsi"/>
         </w:rPr>
       </w:pPr>
-      <w:r>
-        <w:rPr>
-          <w:rFonts w:cstheme="minorHAnsi"/>
-        </w:rPr>
-        <w:lastRenderedPageBreak/>
-        <w:t>Let’s us see an example</w:t>
+      <w:proofErr w:type="spellStart"/>
+      <w:r>
+        <w:rPr>
+          <w:rFonts w:cstheme="minorHAnsi"/>
+        </w:rPr>
+        <w:t>Let’s</w:t>
+      </w:r>
+      <w:proofErr w:type="spellEnd"/>
+      <w:r>
+        <w:rPr>
+          <w:rFonts w:cstheme="minorHAnsi"/>
+        </w:rPr>
+        <w:t xml:space="preserve"> us see an example</w:t>
       </w:r>
     </w:p>
     <w:p>
@@ -787,7 +1155,25 @@
           <w:color w:val="333333"/>
           <w:shd w:val="clear" w:color="auto" w:fill="FFFFFF"/>
         </w:rPr>
-        <w:t>To allow nulls, we can declare a variable as nullable string, written String?</w:t>
+        <w:t xml:space="preserve">To allow nulls, we can declare a variable as </w:t>
+      </w:r>
+      <w:proofErr w:type="spellStart"/>
+      <w:r>
+        <w:rPr>
+          <w:rFonts w:cstheme="minorHAnsi"/>
+          <w:color w:val="333333"/>
+          <w:shd w:val="clear" w:color="auto" w:fill="FFFFFF"/>
+        </w:rPr>
+        <w:t>nullable</w:t>
+      </w:r>
+      <w:proofErr w:type="spellEnd"/>
+      <w:r>
+        <w:rPr>
+          <w:rFonts w:cstheme="minorHAnsi"/>
+          <w:color w:val="333333"/>
+          <w:shd w:val="clear" w:color="auto" w:fill="FFFFFF"/>
+        </w:rPr>
+        <w:t xml:space="preserve"> string, written String?</w:t>
       </w:r>
     </w:p>
     <w:p>
@@ -798,11 +1184,47 @@
           <w:rFonts w:cstheme="minorHAnsi"/>
         </w:rPr>
       </w:pPr>
-      <w:r>
-        <w:rPr>
-          <w:rFonts w:cstheme="minorHAnsi"/>
-        </w:rPr>
-        <w:t>var_keyword variable_name: type?  = intial value</w:t>
+      <w:proofErr w:type="spellStart"/>
+      <w:r>
+        <w:rPr>
+          <w:rFonts w:cstheme="minorHAnsi"/>
+        </w:rPr>
+        <w:t>var_keyword</w:t>
+      </w:r>
+      <w:proofErr w:type="spellEnd"/>
+      <w:r>
+        <w:rPr>
+          <w:rFonts w:cstheme="minorHAnsi"/>
+        </w:rPr>
+        <w:t xml:space="preserve"> </w:t>
+      </w:r>
+      <w:proofErr w:type="spellStart"/>
+      <w:r>
+        <w:rPr>
+          <w:rFonts w:cstheme="minorHAnsi"/>
+        </w:rPr>
+        <w:t>variable_name</w:t>
+      </w:r>
+      <w:proofErr w:type="spellEnd"/>
+      <w:r>
+        <w:rPr>
+          <w:rFonts w:cstheme="minorHAnsi"/>
+        </w:rPr>
+        <w:t xml:space="preserve">: type?  = </w:t>
+      </w:r>
+      <w:proofErr w:type="spellStart"/>
+      <w:r>
+        <w:rPr>
+          <w:rFonts w:cstheme="minorHAnsi"/>
+        </w:rPr>
+        <w:t>intial</w:t>
+      </w:r>
+      <w:proofErr w:type="spellEnd"/>
+      <w:r>
+        <w:rPr>
+          <w:rFonts w:cstheme="minorHAnsi"/>
+        </w:rPr>
+        <w:t xml:space="preserve"> value</w:t>
       </w:r>
     </w:p>
     <w:p>
@@ -841,7 +1263,21 @@
         <w:rPr>
           <w:rFonts w:cstheme="minorHAnsi"/>
         </w:rPr>
-        <w:t xml:space="preserve">When var keyword is used. </w:t>
+        <w:t xml:space="preserve">When </w:t>
+      </w:r>
+      <w:proofErr w:type="spellStart"/>
+      <w:r>
+        <w:rPr>
+          <w:rFonts w:cstheme="minorHAnsi"/>
+        </w:rPr>
+        <w:t>var</w:t>
+      </w:r>
+      <w:proofErr w:type="spellEnd"/>
+      <w:r>
+        <w:rPr>
+          <w:rFonts w:cstheme="minorHAnsi"/>
+        </w:rPr>
+        <w:t xml:space="preserve"> keyword is used. </w:t>
       </w:r>
       <w:r>
         <w:rPr>
@@ -864,11 +1300,21 @@
           <w:rFonts w:cstheme="minorHAnsi"/>
         </w:rPr>
       </w:pPr>
-      <w:r>
-        <w:rPr>
-          <w:rFonts w:cstheme="minorHAnsi"/>
-        </w:rPr>
-        <w:t>var name: String = “apinotes.com”.</w:t>
+      <w:proofErr w:type="spellStart"/>
+      <w:proofErr w:type="gramStart"/>
+      <w:r>
+        <w:rPr>
+          <w:rFonts w:cstheme="minorHAnsi"/>
+        </w:rPr>
+        <w:t>var</w:t>
+      </w:r>
+      <w:proofErr w:type="spellEnd"/>
+      <w:proofErr w:type="gramEnd"/>
+      <w:r>
+        <w:rPr>
+          <w:rFonts w:cstheme="minorHAnsi"/>
+        </w:rPr>
+        <w:t xml:space="preserve"> name: String = “apinotes.com”.</w:t>
       </w:r>
     </w:p>
     <w:p>
@@ -888,11 +1334,21 @@
           <w:rFonts w:cstheme="minorHAnsi"/>
         </w:rPr>
       </w:pPr>
-      <w:r>
-        <w:rPr>
-          <w:rFonts w:cstheme="minorHAnsi"/>
-        </w:rPr>
-        <w:t>val keyword is for constant</w:t>
+      <w:proofErr w:type="spellStart"/>
+      <w:proofErr w:type="gramStart"/>
+      <w:r>
+        <w:rPr>
+          <w:rFonts w:cstheme="minorHAnsi"/>
+        </w:rPr>
+        <w:t>val</w:t>
+      </w:r>
+      <w:proofErr w:type="spellEnd"/>
+      <w:proofErr w:type="gramEnd"/>
+      <w:r>
+        <w:rPr>
+          <w:rFonts w:cstheme="minorHAnsi"/>
+        </w:rPr>
+        <w:t xml:space="preserve"> keyword is for constant</w:t>
       </w:r>
       <w:r>
         <w:rPr>
@@ -909,12 +1365,16 @@
           <w:rFonts w:cstheme="minorHAnsi"/>
         </w:rPr>
       </w:pPr>
+      <w:proofErr w:type="spellStart"/>
+      <w:proofErr w:type="gramStart"/>
       <w:r>
         <w:rPr>
           <w:rFonts w:cstheme="minorHAnsi"/>
         </w:rPr>
         <w:t>val</w:t>
       </w:r>
+      <w:proofErr w:type="spellEnd"/>
+      <w:proofErr w:type="gramEnd"/>
       <w:r>
         <w:rPr>
           <w:rFonts w:cstheme="minorHAnsi"/>
@@ -989,21 +1449,23 @@
           <w:shd w:val="clear" w:color="auto" w:fill="FFFFFF"/>
         </w:rPr>
       </w:pPr>
+      <w:proofErr w:type="spellStart"/>
       <w:r>
         <w:rPr>
           <w:rFonts w:cstheme="minorHAnsi"/>
           <w:color w:val="333333"/>
           <w:shd w:val="clear" w:color="auto" w:fill="FFFFFF"/>
         </w:rPr>
-        <w:t>Kotlin considers the data type as everything is an object</w:t>
-      </w:r>
+        <w:t>Kotlin</w:t>
+      </w:r>
+      <w:proofErr w:type="spellEnd"/>
       <w:r>
         <w:rPr>
           <w:rFonts w:cstheme="minorHAnsi"/>
           <w:color w:val="333333"/>
           <w:shd w:val="clear" w:color="auto" w:fill="FFFFFF"/>
         </w:rPr>
-        <w:t>.</w:t>
+        <w:t xml:space="preserve"> considers the data type as everything is an object</w:t>
       </w:r>
       <w:r>
         <w:rPr>
@@ -1011,7 +1473,33 @@
           <w:color w:val="333333"/>
           <w:shd w:val="clear" w:color="auto" w:fill="FFFFFF"/>
         </w:rPr>
-        <w:t xml:space="preserve"> But internally Kotlin converts to primitive data type at running time</w:t>
+        <w:t>.</w:t>
+      </w:r>
+      <w:r>
+        <w:rPr>
+          <w:rFonts w:cstheme="minorHAnsi"/>
+          <w:color w:val="333333"/>
+          <w:shd w:val="clear" w:color="auto" w:fill="FFFFFF"/>
+        </w:rPr>
+        <w:t xml:space="preserve"> But internally </w:t>
+      </w:r>
+      <w:proofErr w:type="spellStart"/>
+      <w:r>
+        <w:rPr>
+          <w:rFonts w:cstheme="minorHAnsi"/>
+          <w:color w:val="333333"/>
+          <w:shd w:val="clear" w:color="auto" w:fill="FFFFFF"/>
+        </w:rPr>
+        <w:t>Kotlin</w:t>
+      </w:r>
+      <w:proofErr w:type="spellEnd"/>
+      <w:r>
+        <w:rPr>
+          <w:rFonts w:cstheme="minorHAnsi"/>
+          <w:color w:val="333333"/>
+          <w:shd w:val="clear" w:color="auto" w:fill="FFFFFF"/>
+        </w:rPr>
+        <w:t xml:space="preserve"> converts to primitive data type at running time</w:t>
       </w:r>
       <w:r>
         <w:rPr>
@@ -1258,12 +1746,14 @@
                 <w:rFonts w:cstheme="minorHAnsi"/>
               </w:rPr>
             </w:pPr>
+            <w:proofErr w:type="spellStart"/>
             <w:r>
               <w:rPr>
                 <w:rFonts w:cstheme="minorHAnsi"/>
               </w:rPr>
               <w:t>Int</w:t>
             </w:r>
+            <w:proofErr w:type="spellEnd"/>
           </w:p>
         </w:tc>
         <w:tc>
@@ -1411,7 +1901,21 @@
         <w:rPr>
           <w:rFonts w:cstheme="minorHAnsi"/>
         </w:rPr>
-        <w:t>Char is a type in kotlin. It can be represented in the following way</w:t>
+        <w:t xml:space="preserve">Char is a type in </w:t>
+      </w:r>
+      <w:proofErr w:type="spellStart"/>
+      <w:r>
+        <w:rPr>
+          <w:rFonts w:cstheme="minorHAnsi"/>
+        </w:rPr>
+        <w:t>kotlin</w:t>
+      </w:r>
+      <w:proofErr w:type="spellEnd"/>
+      <w:r>
+        <w:rPr>
+          <w:rFonts w:cstheme="minorHAnsi"/>
+        </w:rPr>
+        <w:t>. It can be represented in the following way</w:t>
       </w:r>
     </w:p>
     <w:p>
@@ -1437,11 +1941,19 @@
           <w:rFonts w:cstheme="minorHAnsi"/>
         </w:rPr>
       </w:pPr>
-      <w:r>
-        <w:rPr>
-          <w:rFonts w:cstheme="minorHAnsi"/>
-        </w:rPr>
-        <w:t xml:space="preserve">var c: Char=’C’ </w:t>
+      <w:proofErr w:type="spellStart"/>
+      <w:r>
+        <w:rPr>
+          <w:rFonts w:cstheme="minorHAnsi"/>
+        </w:rPr>
+        <w:t>var</w:t>
+      </w:r>
+      <w:proofErr w:type="spellEnd"/>
+      <w:r>
+        <w:rPr>
+          <w:rFonts w:cstheme="minorHAnsi"/>
+        </w:rPr>
+        <w:t xml:space="preserve"> c: Char=’C’ </w:t>
       </w:r>
     </w:p>
     <w:p>
@@ -1515,11 +2027,35 @@
           <w:rFonts w:cstheme="minorHAnsi"/>
         </w:rPr>
       </w:pPr>
-      <w:r>
-        <w:rPr>
-          <w:rFonts w:cstheme="minorHAnsi"/>
-        </w:rPr>
-        <w:t>var isFriend:</w:t>
+      <w:proofErr w:type="spellStart"/>
+      <w:proofErr w:type="gramStart"/>
+      <w:r>
+        <w:rPr>
+          <w:rFonts w:cstheme="minorHAnsi"/>
+        </w:rPr>
+        <w:t>var</w:t>
+      </w:r>
+      <w:proofErr w:type="spellEnd"/>
+      <w:proofErr w:type="gramEnd"/>
+      <w:r>
+        <w:rPr>
+          <w:rFonts w:cstheme="minorHAnsi"/>
+        </w:rPr>
+        <w:t xml:space="preserve"> </w:t>
+      </w:r>
+      <w:proofErr w:type="spellStart"/>
+      <w:r>
+        <w:rPr>
+          <w:rFonts w:cstheme="minorHAnsi"/>
+        </w:rPr>
+        <w:t>isFriend</w:t>
+      </w:r>
+      <w:proofErr w:type="spellEnd"/>
+      <w:r>
+        <w:rPr>
+          <w:rFonts w:cstheme="minorHAnsi"/>
+        </w:rPr>
+        <w:t>:</w:t>
       </w:r>
       <w:r>
         <w:rPr>
@@ -1662,12 +2198,28 @@
           <w:rFonts w:cstheme="minorHAnsi"/>
         </w:rPr>
       </w:pPr>
-      <w:r>
-        <w:rPr>
-          <w:rFonts w:cstheme="minorHAnsi"/>
-        </w:rPr>
-        <w:lastRenderedPageBreak/>
-        <w:t>var c = a</w:t>
+      <w:proofErr w:type="spellStart"/>
+      <w:proofErr w:type="gramStart"/>
+      <w:r>
+        <w:rPr>
+          <w:rFonts w:cstheme="minorHAnsi"/>
+        </w:rPr>
+        <w:t>var</w:t>
+      </w:r>
+      <w:proofErr w:type="spellEnd"/>
+      <w:proofErr w:type="gramEnd"/>
+      <w:r>
+        <w:rPr>
+          <w:rFonts w:cstheme="minorHAnsi"/>
+        </w:rPr>
+        <w:t xml:space="preserve"> c = </w:t>
+      </w:r>
+      <w:proofErr w:type="spellStart"/>
+      <w:r>
+        <w:rPr>
+          <w:rFonts w:cstheme="minorHAnsi"/>
+        </w:rPr>
+        <w:t>a</w:t>
       </w:r>
       <w:r>
         <w:rPr>
@@ -1681,6 +2233,7 @@
         </w:rPr>
         <w:t>b</w:t>
       </w:r>
+      <w:proofErr w:type="spellEnd"/>
       <w:r>
         <w:rPr>
           <w:rFonts w:cstheme="minorHAnsi"/>
@@ -1696,11 +2249,21 @@
           <w:rFonts w:cstheme="minorHAnsi"/>
         </w:rPr>
       </w:pPr>
-      <w:r>
-        <w:rPr>
-          <w:rFonts w:cstheme="minorHAnsi"/>
-        </w:rPr>
-        <w:t>var c = a</w:t>
+      <w:proofErr w:type="spellStart"/>
+      <w:proofErr w:type="gramStart"/>
+      <w:r>
+        <w:rPr>
+          <w:rFonts w:cstheme="minorHAnsi"/>
+        </w:rPr>
+        <w:t>var</w:t>
+      </w:r>
+      <w:proofErr w:type="spellEnd"/>
+      <w:proofErr w:type="gramEnd"/>
+      <w:r>
+        <w:rPr>
+          <w:rFonts w:cstheme="minorHAnsi"/>
+        </w:rPr>
+        <w:t xml:space="preserve"> c = a</w:t>
       </w:r>
       <w:r>
         <w:rPr>
@@ -1729,11 +2292,21 @@
           <w:rFonts w:cstheme="minorHAnsi"/>
         </w:rPr>
       </w:pPr>
-      <w:r>
-        <w:rPr>
-          <w:rFonts w:cstheme="minorHAnsi"/>
-        </w:rPr>
-        <w:t xml:space="preserve">var c = a </w:t>
+      <w:proofErr w:type="spellStart"/>
+      <w:proofErr w:type="gramStart"/>
+      <w:r>
+        <w:rPr>
+          <w:rFonts w:cstheme="minorHAnsi"/>
+        </w:rPr>
+        <w:t>var</w:t>
+      </w:r>
+      <w:proofErr w:type="spellEnd"/>
+      <w:proofErr w:type="gramEnd"/>
+      <w:r>
+        <w:rPr>
+          <w:rFonts w:cstheme="minorHAnsi"/>
+        </w:rPr>
+        <w:t xml:space="preserve"> c = a </w:t>
       </w:r>
       <w:r>
         <w:rPr>
@@ -1762,11 +2335,21 @@
           <w:rFonts w:cstheme="minorHAnsi"/>
         </w:rPr>
       </w:pPr>
-      <w:r>
-        <w:rPr>
-          <w:rFonts w:cstheme="minorHAnsi"/>
-        </w:rPr>
-        <w:t>var c = a</w:t>
+      <w:proofErr w:type="spellStart"/>
+      <w:proofErr w:type="gramStart"/>
+      <w:r>
+        <w:rPr>
+          <w:rFonts w:cstheme="minorHAnsi"/>
+        </w:rPr>
+        <w:t>var</w:t>
+      </w:r>
+      <w:proofErr w:type="spellEnd"/>
+      <w:proofErr w:type="gramEnd"/>
+      <w:r>
+        <w:rPr>
+          <w:rFonts w:cstheme="minorHAnsi"/>
+        </w:rPr>
+        <w:t xml:space="preserve"> c = a</w:t>
       </w:r>
       <w:r>
         <w:rPr>
@@ -1789,11 +2372,21 @@
           <w:rFonts w:cstheme="minorHAnsi"/>
         </w:rPr>
       </w:pPr>
-      <w:r>
-        <w:rPr>
-          <w:rFonts w:cstheme="minorHAnsi"/>
-        </w:rPr>
-        <w:t>var c = a</w:t>
+      <w:proofErr w:type="spellStart"/>
+      <w:proofErr w:type="gramStart"/>
+      <w:r>
+        <w:rPr>
+          <w:rFonts w:cstheme="minorHAnsi"/>
+        </w:rPr>
+        <w:t>var</w:t>
+      </w:r>
+      <w:proofErr w:type="spellEnd"/>
+      <w:proofErr w:type="gramEnd"/>
+      <w:r>
+        <w:rPr>
+          <w:rFonts w:cstheme="minorHAnsi"/>
+        </w:rPr>
+        <w:t xml:space="preserve"> c = a</w:t>
       </w:r>
       <w:r>
         <w:rPr>
@@ -1873,11 +2466,21 @@
           <w:rFonts w:cstheme="minorHAnsi"/>
         </w:rPr>
       </w:pPr>
-      <w:r>
-        <w:rPr>
-          <w:rFonts w:cstheme="minorHAnsi"/>
-        </w:rPr>
-        <w:t>var a =  5</w:t>
+      <w:proofErr w:type="spellStart"/>
+      <w:proofErr w:type="gramStart"/>
+      <w:r>
+        <w:rPr>
+          <w:rFonts w:cstheme="minorHAnsi"/>
+        </w:rPr>
+        <w:t>var</w:t>
+      </w:r>
+      <w:proofErr w:type="spellEnd"/>
+      <w:proofErr w:type="gramEnd"/>
+      <w:r>
+        <w:rPr>
+          <w:rFonts w:cstheme="minorHAnsi"/>
+        </w:rPr>
+        <w:t xml:space="preserve"> a =  5</w:t>
       </w:r>
     </w:p>
     <w:p>
@@ -1888,11 +2491,19 @@
           <w:rFonts w:cstheme="minorHAnsi"/>
         </w:rPr>
       </w:pPr>
-      <w:r>
-        <w:rPr>
-          <w:rFonts w:cstheme="minorHAnsi"/>
-        </w:rPr>
-        <w:t>a gets 5 here.</w:t>
+      <w:proofErr w:type="gramStart"/>
+      <w:r>
+        <w:rPr>
+          <w:rFonts w:cstheme="minorHAnsi"/>
+        </w:rPr>
+        <w:t>a</w:t>
+      </w:r>
+      <w:proofErr w:type="gramEnd"/>
+      <w:r>
+        <w:rPr>
+          <w:rFonts w:cstheme="minorHAnsi"/>
+        </w:rPr>
+        <w:t xml:space="preserve"> gets 5 here.</w:t>
       </w:r>
     </w:p>
     <w:p>
@@ -1944,6 +2555,8 @@
           <w:rFonts w:cstheme="minorHAnsi"/>
         </w:rPr>
       </w:pPr>
+      <w:proofErr w:type="spellStart"/>
+      <w:proofErr w:type="gramStart"/>
       <w:r>
         <w:rPr>
           <w:rFonts w:cstheme="minorHAnsi"/>
@@ -1954,7 +2567,15 @@
         <w:rPr>
           <w:rFonts w:cstheme="minorHAnsi"/>
         </w:rPr>
-        <w:t xml:space="preserve">ar </w:t>
+        <w:t>ar</w:t>
+      </w:r>
+      <w:proofErr w:type="spellEnd"/>
+      <w:proofErr w:type="gramEnd"/>
+      <w:r>
+        <w:rPr>
+          <w:rFonts w:cstheme="minorHAnsi"/>
+        </w:rPr>
+        <w:t xml:space="preserve"> </w:t>
       </w:r>
       <w:r>
         <w:rPr>
@@ -1983,6 +2604,8 @@
           <w:rFonts w:cstheme="minorHAnsi"/>
         </w:rPr>
       </w:pPr>
+      <w:proofErr w:type="spellStart"/>
+      <w:proofErr w:type="gramStart"/>
       <w:r>
         <w:rPr>
           <w:rFonts w:cstheme="minorHAnsi"/>
@@ -1993,7 +2616,15 @@
         <w:rPr>
           <w:rFonts w:cstheme="minorHAnsi"/>
         </w:rPr>
-        <w:t>ar c = a &gt; b</w:t>
+        <w:t>ar</w:t>
+      </w:r>
+      <w:proofErr w:type="spellEnd"/>
+      <w:proofErr w:type="gramEnd"/>
+      <w:r>
+        <w:rPr>
+          <w:rFonts w:cstheme="minorHAnsi"/>
+        </w:rPr>
+        <w:t xml:space="preserve"> c = a &gt; b</w:t>
       </w:r>
       <w:r>
         <w:rPr>
@@ -2010,11 +2641,19 @@
           <w:rFonts w:cstheme="minorHAnsi"/>
         </w:rPr>
       </w:pPr>
-      <w:r>
-        <w:rPr>
-          <w:rFonts w:cstheme="minorHAnsi"/>
-        </w:rPr>
-        <w:t>Var c = a &lt;= b</w:t>
+      <w:proofErr w:type="spellStart"/>
+      <w:r>
+        <w:rPr>
+          <w:rFonts w:cstheme="minorHAnsi"/>
+        </w:rPr>
+        <w:t>Var</w:t>
+      </w:r>
+      <w:proofErr w:type="spellEnd"/>
+      <w:r>
+        <w:rPr>
+          <w:rFonts w:cstheme="minorHAnsi"/>
+        </w:rPr>
+        <w:t xml:space="preserve"> c = a &lt;= b</w:t>
       </w:r>
       <w:r>
         <w:rPr>
@@ -2031,11 +2670,19 @@
           <w:rFonts w:cstheme="minorHAnsi"/>
         </w:rPr>
       </w:pPr>
-      <w:r>
-        <w:rPr>
-          <w:rFonts w:cstheme="minorHAnsi"/>
-        </w:rPr>
-        <w:t>Var c = a &gt;= b</w:t>
+      <w:proofErr w:type="spellStart"/>
+      <w:r>
+        <w:rPr>
+          <w:rFonts w:cstheme="minorHAnsi"/>
+        </w:rPr>
+        <w:t>Var</w:t>
+      </w:r>
+      <w:proofErr w:type="spellEnd"/>
+      <w:r>
+        <w:rPr>
+          <w:rFonts w:cstheme="minorHAnsi"/>
+        </w:rPr>
+        <w:t xml:space="preserve"> c = a &gt;= b</w:t>
       </w:r>
       <w:r>
         <w:rPr>
@@ -2052,11 +2699,19 @@
           <w:rFonts w:cstheme="minorHAnsi"/>
         </w:rPr>
       </w:pPr>
-      <w:r>
-        <w:rPr>
-          <w:rFonts w:cstheme="minorHAnsi"/>
-        </w:rPr>
-        <w:t>Var c = a == b</w:t>
+      <w:proofErr w:type="spellStart"/>
+      <w:r>
+        <w:rPr>
+          <w:rFonts w:cstheme="minorHAnsi"/>
+        </w:rPr>
+        <w:t>Var</w:t>
+      </w:r>
+      <w:proofErr w:type="spellEnd"/>
+      <w:r>
+        <w:rPr>
+          <w:rFonts w:cstheme="minorHAnsi"/>
+        </w:rPr>
+        <w:t xml:space="preserve"> c = a == b</w:t>
       </w:r>
       <w:r>
         <w:rPr>
@@ -2077,7 +2732,35 @@
         <w:rPr>
           <w:rFonts w:cstheme="minorHAnsi"/>
         </w:rPr>
-        <w:t xml:space="preserve"> Var c = a != b</w:t>
+        <w:t xml:space="preserve"> </w:t>
+      </w:r>
+      <w:proofErr w:type="spellStart"/>
+      <w:r>
+        <w:rPr>
+          <w:rFonts w:cstheme="minorHAnsi"/>
+        </w:rPr>
+        <w:t>Var</w:t>
+      </w:r>
+      <w:proofErr w:type="spellEnd"/>
+      <w:r>
+        <w:rPr>
+          <w:rFonts w:cstheme="minorHAnsi"/>
+        </w:rPr>
+        <w:t xml:space="preserve"> c = </w:t>
+      </w:r>
+      <w:proofErr w:type="gramStart"/>
+      <w:r>
+        <w:rPr>
+          <w:rFonts w:cstheme="minorHAnsi"/>
+        </w:rPr>
+        <w:t>a !</w:t>
+      </w:r>
+      <w:proofErr w:type="gramEnd"/>
+      <w:r>
+        <w:rPr>
+          <w:rFonts w:cstheme="minorHAnsi"/>
+        </w:rPr>
+        <w:t>= b</w:t>
       </w:r>
     </w:p>
     <w:p>
@@ -2101,9 +2784,23 @@
         <w:rPr>
           <w:rFonts w:cstheme="minorHAnsi"/>
         </w:rPr>
-        <w:t>===, !== - </w:t>
-      </w:r>
-      <w:hyperlink r:id="rId9" w:anchor="referential-equality" w:history="1">
+        <w:t>===</w:t>
+      </w:r>
+      <w:proofErr w:type="gramStart"/>
+      <w:r>
+        <w:rPr>
+          <w:rFonts w:cstheme="minorHAnsi"/>
+        </w:rPr>
+        <w:t>, !</w:t>
+      </w:r>
+      <w:proofErr w:type="gramEnd"/>
+      <w:r>
+        <w:rPr>
+          <w:rFonts w:cstheme="minorHAnsi"/>
+        </w:rPr>
+        <w:t>== - </w:t>
+      </w:r>
+      <w:hyperlink r:id="rId8" w:anchor="referential-equality" w:history="1">
         <w:r>
           <w:rPr>
             <w:rFonts w:cstheme="minorHAnsi"/>
@@ -2157,6 +2854,8 @@
           <w:rFonts w:cstheme="minorHAnsi"/>
         </w:rPr>
       </w:pPr>
+      <w:proofErr w:type="spellStart"/>
+      <w:proofErr w:type="gramStart"/>
       <w:r>
         <w:rPr>
           <w:rFonts w:cstheme="minorHAnsi"/>
@@ -2167,7 +2866,15 @@
         <w:rPr>
           <w:rFonts w:cstheme="minorHAnsi"/>
         </w:rPr>
-        <w:t>ar z = (a&gt;b)</w:t>
+        <w:t>ar</w:t>
+      </w:r>
+      <w:proofErr w:type="spellEnd"/>
+      <w:proofErr w:type="gramEnd"/>
+      <w:r>
+        <w:rPr>
+          <w:rFonts w:cstheme="minorHAnsi"/>
+        </w:rPr>
+        <w:t xml:space="preserve"> z = (a&gt;b)</w:t>
       </w:r>
       <w:r>
         <w:rPr>
@@ -2189,12 +2896,16 @@
           <w:rFonts w:cstheme="minorHAnsi"/>
         </w:rPr>
       </w:pPr>
+      <w:proofErr w:type="spellStart"/>
+      <w:proofErr w:type="gramStart"/>
       <w:r>
         <w:rPr>
           <w:rFonts w:cstheme="minorHAnsi"/>
         </w:rPr>
         <w:t>var</w:t>
       </w:r>
+      <w:proofErr w:type="spellEnd"/>
+      <w:proofErr w:type="gramEnd"/>
       <w:r>
         <w:rPr>
           <w:rFonts w:cstheme="minorHAnsi"/>
@@ -2233,11 +2944,21 @@
           <w:rFonts w:cstheme="minorHAnsi"/>
         </w:rPr>
       </w:pPr>
-      <w:r>
-        <w:rPr>
-          <w:rFonts w:cstheme="minorHAnsi"/>
-        </w:rPr>
-        <w:t>var z = (</w:t>
+      <w:proofErr w:type="spellStart"/>
+      <w:proofErr w:type="gramStart"/>
+      <w:r>
+        <w:rPr>
+          <w:rFonts w:cstheme="minorHAnsi"/>
+        </w:rPr>
+        <w:t>var</w:t>
+      </w:r>
+      <w:proofErr w:type="spellEnd"/>
+      <w:proofErr w:type="gramEnd"/>
+      <w:r>
+        <w:rPr>
+          <w:rFonts w:cstheme="minorHAnsi"/>
+        </w:rPr>
+        <w:t xml:space="preserve"> z = (</w:t>
       </w:r>
       <w:r>
         <w:rPr>
@@ -2304,11 +3025,21 @@
           <w:rFonts w:cstheme="minorHAnsi"/>
         </w:rPr>
       </w:pPr>
-      <w:r>
-        <w:rPr>
-          <w:rFonts w:cstheme="minorHAnsi"/>
-        </w:rPr>
-        <w:t xml:space="preserve">var a </w:t>
+      <w:proofErr w:type="spellStart"/>
+      <w:proofErr w:type="gramStart"/>
+      <w:r>
+        <w:rPr>
+          <w:rFonts w:cstheme="minorHAnsi"/>
+        </w:rPr>
+        <w:t>var</w:t>
+      </w:r>
+      <w:proofErr w:type="spellEnd"/>
+      <w:proofErr w:type="gramEnd"/>
+      <w:r>
+        <w:rPr>
+          <w:rFonts w:cstheme="minorHAnsi"/>
+        </w:rPr>
+        <w:t xml:space="preserve"> a </w:t>
       </w:r>
       <w:r>
         <w:rPr>
@@ -2337,11 +3068,21 @@
           <w:rFonts w:cstheme="minorHAnsi"/>
         </w:rPr>
       </w:pPr>
-      <w:r>
-        <w:rPr>
-          <w:rFonts w:cstheme="minorHAnsi"/>
-        </w:rPr>
-        <w:t>var a</w:t>
+      <w:proofErr w:type="spellStart"/>
+      <w:proofErr w:type="gramStart"/>
+      <w:r>
+        <w:rPr>
+          <w:rFonts w:cstheme="minorHAnsi"/>
+        </w:rPr>
+        <w:t>var</w:t>
+      </w:r>
+      <w:proofErr w:type="spellEnd"/>
+      <w:proofErr w:type="gramEnd"/>
+      <w:r>
+        <w:rPr>
+          <w:rFonts w:cstheme="minorHAnsi"/>
+        </w:rPr>
+        <w:t xml:space="preserve"> a</w:t>
       </w:r>
       <w:r>
         <w:rPr>
@@ -2370,11 +3111,21 @@
           <w:rFonts w:cstheme="minorHAnsi"/>
         </w:rPr>
       </w:pPr>
-      <w:r>
-        <w:rPr>
-          <w:rFonts w:cstheme="minorHAnsi"/>
-        </w:rPr>
-        <w:t xml:space="preserve">var a </w:t>
+      <w:proofErr w:type="spellStart"/>
+      <w:proofErr w:type="gramStart"/>
+      <w:r>
+        <w:rPr>
+          <w:rFonts w:cstheme="minorHAnsi"/>
+        </w:rPr>
+        <w:t>var</w:t>
+      </w:r>
+      <w:proofErr w:type="spellEnd"/>
+      <w:proofErr w:type="gramEnd"/>
+      <w:r>
+        <w:rPr>
+          <w:rFonts w:cstheme="minorHAnsi"/>
+        </w:rPr>
+        <w:t xml:space="preserve"> a </w:t>
       </w:r>
       <w:r>
         <w:rPr>
@@ -2403,11 +3154,21 @@
           <w:rFonts w:cstheme="minorHAnsi"/>
         </w:rPr>
       </w:pPr>
-      <w:r>
-        <w:rPr>
-          <w:rFonts w:cstheme="minorHAnsi"/>
-        </w:rPr>
-        <w:t xml:space="preserve">var a </w:t>
+      <w:proofErr w:type="spellStart"/>
+      <w:proofErr w:type="gramStart"/>
+      <w:r>
+        <w:rPr>
+          <w:rFonts w:cstheme="minorHAnsi"/>
+        </w:rPr>
+        <w:t>var</w:t>
+      </w:r>
+      <w:proofErr w:type="spellEnd"/>
+      <w:proofErr w:type="gramEnd"/>
+      <w:r>
+        <w:rPr>
+          <w:rFonts w:cstheme="minorHAnsi"/>
+        </w:rPr>
+        <w:t xml:space="preserve"> a </w:t>
       </w:r>
       <w:r>
         <w:rPr>
@@ -2436,11 +3197,21 @@
           <w:rFonts w:cstheme="minorHAnsi"/>
         </w:rPr>
       </w:pPr>
-      <w:r>
-        <w:rPr>
-          <w:rFonts w:cstheme="minorHAnsi"/>
-        </w:rPr>
-        <w:t xml:space="preserve">var a </w:t>
+      <w:proofErr w:type="spellStart"/>
+      <w:proofErr w:type="gramStart"/>
+      <w:r>
+        <w:rPr>
+          <w:rFonts w:cstheme="minorHAnsi"/>
+        </w:rPr>
+        <w:t>var</w:t>
+      </w:r>
+      <w:proofErr w:type="spellEnd"/>
+      <w:proofErr w:type="gramEnd"/>
+      <w:r>
+        <w:rPr>
+          <w:rFonts w:cstheme="minorHAnsi"/>
+        </w:rPr>
+        <w:t xml:space="preserve"> a </w:t>
       </w:r>
       <w:r>
         <w:rPr>
@@ -2528,11 +3299,35 @@
           <w:rFonts w:cstheme="minorHAnsi"/>
         </w:rPr>
       </w:pPr>
-      <w:r>
-        <w:rPr>
-          <w:rFonts w:cstheme="minorHAnsi"/>
-        </w:rPr>
-        <w:t>var a: Int = 0</w:t>
+      <w:proofErr w:type="spellStart"/>
+      <w:proofErr w:type="gramStart"/>
+      <w:r>
+        <w:rPr>
+          <w:rFonts w:cstheme="minorHAnsi"/>
+        </w:rPr>
+        <w:t>var</w:t>
+      </w:r>
+      <w:proofErr w:type="spellEnd"/>
+      <w:proofErr w:type="gramEnd"/>
+      <w:r>
+        <w:rPr>
+          <w:rFonts w:cstheme="minorHAnsi"/>
+        </w:rPr>
+        <w:t xml:space="preserve"> a: </w:t>
+      </w:r>
+      <w:proofErr w:type="spellStart"/>
+      <w:r>
+        <w:rPr>
+          <w:rFonts w:cstheme="minorHAnsi"/>
+        </w:rPr>
+        <w:t>Int</w:t>
+      </w:r>
+      <w:proofErr w:type="spellEnd"/>
+      <w:r>
+        <w:rPr>
+          <w:rFonts w:cstheme="minorHAnsi"/>
+        </w:rPr>
+        <w:t xml:space="preserve"> = 0</w:t>
       </w:r>
     </w:p>
     <w:p>
@@ -2543,12 +3338,14 @@
           <w:rFonts w:cstheme="minorHAnsi"/>
         </w:rPr>
       </w:pPr>
+      <w:proofErr w:type="gramStart"/>
       <w:r>
         <w:rPr>
           <w:rFonts w:cstheme="minorHAnsi"/>
         </w:rPr>
         <w:t>a</w:t>
       </w:r>
+      <w:proofErr w:type="gramEnd"/>
       <w:r>
         <w:rPr>
           <w:rFonts w:cstheme="minorHAnsi"/>
@@ -2612,11 +3409,35 @@
           <w:rFonts w:cstheme="minorHAnsi"/>
         </w:rPr>
       </w:pPr>
-      <w:r>
-        <w:rPr>
-          <w:rFonts w:cstheme="minorHAnsi"/>
-        </w:rPr>
-        <w:t>var b: Int = 0</w:t>
+      <w:proofErr w:type="spellStart"/>
+      <w:proofErr w:type="gramStart"/>
+      <w:r>
+        <w:rPr>
+          <w:rFonts w:cstheme="minorHAnsi"/>
+        </w:rPr>
+        <w:t>var</w:t>
+      </w:r>
+      <w:proofErr w:type="spellEnd"/>
+      <w:proofErr w:type="gramEnd"/>
+      <w:r>
+        <w:rPr>
+          <w:rFonts w:cstheme="minorHAnsi"/>
+        </w:rPr>
+        <w:t xml:space="preserve"> b: </w:t>
+      </w:r>
+      <w:proofErr w:type="spellStart"/>
+      <w:r>
+        <w:rPr>
+          <w:rFonts w:cstheme="minorHAnsi"/>
+        </w:rPr>
+        <w:t>Int</w:t>
+      </w:r>
+      <w:proofErr w:type="spellEnd"/>
+      <w:r>
+        <w:rPr>
+          <w:rFonts w:cstheme="minorHAnsi"/>
+        </w:rPr>
+        <w:t xml:space="preserve"> = 0</w:t>
       </w:r>
     </w:p>
     <w:p>
@@ -2712,43 +3533,28 @@
         </w:rPr>
         <w:t>[, ] - </w:t>
       </w:r>
-      <w:hyperlink r:id="rId10" w:anchor="indexed" w:history="1">
+      <w:hyperlink r:id="rId9" w:anchor="indexed" w:history="1">
+        <w:proofErr w:type="gramStart"/>
         <w:r>
           <w:rPr>
             <w:rFonts w:cstheme="minorHAnsi"/>
           </w:rPr>
-          <w:t>indexed access operator</w:t>
+          <w:t>indexed</w:t>
         </w:r>
-      </w:hyperlink>
-      <w:r>
-        <w:rPr>
-          <w:rFonts w:cstheme="minorHAnsi"/>
-        </w:rPr>
-        <w:t> (translated to calls of get and set)</w:t>
-      </w:r>
-    </w:p>
-    <w:p>
-      <w:pPr>
-        <w:pStyle w:val="ListParagraph"/>
-        <w:ind w:left="1728"/>
-        <w:rPr>
-          <w:rFonts w:cstheme="minorHAnsi"/>
-        </w:rPr>
-      </w:pPr>
-      <w:r>
-        <w:rPr>
-          <w:rFonts w:cstheme="minorHAnsi"/>
-        </w:rPr>
-        <w:t>!! </w:t>
-      </w:r>
-      <w:hyperlink r:id="rId11" w:anchor="the--operator" w:history="1">
+        <w:proofErr w:type="gramEnd"/>
         <w:r>
           <w:rPr>
             <w:rFonts w:cstheme="minorHAnsi"/>
           </w:rPr>
-          <w:t>asserts that an expression is non-null</w:t>
+          <w:t xml:space="preserve"> access operator</w:t>
         </w:r>
       </w:hyperlink>
+      <w:r>
+        <w:rPr>
+          <w:rFonts w:cstheme="minorHAnsi"/>
+        </w:rPr>
+        <w:t> (translated to calls of get and set)</w:t>
+      </w:r>
     </w:p>
     <w:p>
       <w:pPr>
@@ -2762,9 +3568,54 @@
         <w:rPr>
           <w:rFonts w:cstheme="minorHAnsi"/>
         </w:rPr>
-        <w:t>?. performs a </w:t>
-      </w:r>
-      <w:hyperlink r:id="rId12" w:anchor="safe-calls" w:history="1">
+        <w:t>!! </w:t>
+      </w:r>
+      <w:hyperlink r:id="rId10" w:anchor="the--operator" w:history="1">
+        <w:proofErr w:type="gramStart"/>
+        <w:r>
+          <w:rPr>
+            <w:rFonts w:cstheme="minorHAnsi"/>
+          </w:rPr>
+          <w:t>asserts</w:t>
+        </w:r>
+        <w:proofErr w:type="gramEnd"/>
+        <w:r>
+          <w:rPr>
+            <w:rFonts w:cstheme="minorHAnsi"/>
+          </w:rPr>
+          <w:t xml:space="preserve"> that an expression is non-null</w:t>
+        </w:r>
+      </w:hyperlink>
+    </w:p>
+    <w:p>
+      <w:pPr>
+        <w:pStyle w:val="ListParagraph"/>
+        <w:ind w:left="1728"/>
+        <w:rPr>
+          <w:rFonts w:cstheme="minorHAnsi"/>
+        </w:rPr>
+      </w:pPr>
+      <w:r>
+        <w:rPr>
+          <w:rFonts w:cstheme="minorHAnsi"/>
+        </w:rPr>
+        <w:t>?. </w:t>
+      </w:r>
+      <w:proofErr w:type="gramStart"/>
+      <w:r>
+        <w:rPr>
+          <w:rFonts w:cstheme="minorHAnsi"/>
+        </w:rPr>
+        <w:t>performs</w:t>
+      </w:r>
+      <w:proofErr w:type="gramEnd"/>
+      <w:r>
+        <w:rPr>
+          <w:rFonts w:cstheme="minorHAnsi"/>
+        </w:rPr>
+        <w:t xml:space="preserve"> a </w:t>
+      </w:r>
+      <w:hyperlink r:id="rId11" w:anchor="safe-calls" w:history="1">
         <w:r>
           <w:rPr>
             <w:rFonts w:cstheme="minorHAnsi"/>
@@ -2787,20 +3638,49 @@
           <w:rFonts w:cstheme="minorHAnsi"/>
         </w:rPr>
       </w:pPr>
-      <w:r>
-        <w:rPr>
-          <w:rFonts w:cstheme="minorHAnsi"/>
-        </w:rPr>
-        <w:t>?: takes the right-hand value if the left-hand value is null (the </w:t>
-      </w:r>
-      <w:hyperlink r:id="rId13" w:anchor="elvis-operator" w:history="1">
-        <w:r>
-          <w:rPr>
-            <w:rFonts w:cstheme="minorHAnsi"/>
-          </w:rPr>
-          <w:t>elvis operator</w:t>
-        </w:r>
-      </w:hyperlink>
+      <w:proofErr w:type="gramStart"/>
+      <w:r>
+        <w:rPr>
+          <w:rFonts w:cstheme="minorHAnsi"/>
+        </w:rPr>
+        <w:t>?: </w:t>
+      </w:r>
+      <w:proofErr w:type="gramEnd"/>
+      <w:r>
+        <w:rPr>
+          <w:rFonts w:cstheme="minorHAnsi"/>
+        </w:rPr>
+        <w:t>takes the right-hand value if the left-hand value is null (the </w:t>
+      </w:r>
+      <w:proofErr w:type="spellStart"/>
+      <w:r>
+        <w:fldChar w:fldCharType="begin"/>
+      </w:r>
+      <w:r>
+        <w:instrText xml:space="preserve"> HYPERLINK "http://kotlinlang.org/docs/reference/null-safety.html" \l "elvis-operator" </w:instrText>
+      </w:r>
+      <w:r>
+        <w:fldChar w:fldCharType="separate"/>
+      </w:r>
+      <w:r>
+        <w:rPr>
+          <w:rFonts w:cstheme="minorHAnsi"/>
+        </w:rPr>
+        <w:t>elvis</w:t>
+      </w:r>
+      <w:proofErr w:type="spellEnd"/>
+      <w:r>
+        <w:rPr>
+          <w:rFonts w:cstheme="minorHAnsi"/>
+        </w:rPr>
+        <w:t xml:space="preserve"> operator</w:t>
+      </w:r>
+      <w:r>
+        <w:rPr>
+          <w:rFonts w:cstheme="minorHAnsi"/>
+        </w:rPr>
+        <w:fldChar w:fldCharType="end"/>
+      </w:r>
       <w:r>
         <w:rPr>
           <w:rFonts w:cstheme="minorHAnsi"/>
@@ -2816,13 +3696,21 @@
           <w:rFonts w:cstheme="minorHAnsi"/>
         </w:rPr>
       </w:pPr>
-      <w:r>
-        <w:rPr>
-          <w:rFonts w:cstheme="minorHAnsi"/>
-        </w:rPr>
-        <w:t>:: creates a </w:t>
-      </w:r>
-      <w:hyperlink r:id="rId14" w:anchor="function-references" w:history="1">
+      <w:proofErr w:type="gramStart"/>
+      <w:r>
+        <w:rPr>
+          <w:rFonts w:cstheme="minorHAnsi"/>
+        </w:rPr>
+        <w:t>::</w:t>
+      </w:r>
+      <w:proofErr w:type="gramEnd"/>
+      <w:r>
+        <w:rPr>
+          <w:rFonts w:cstheme="minorHAnsi"/>
+        </w:rPr>
+        <w:t> creates a </w:t>
+      </w:r>
+      <w:hyperlink r:id="rId12" w:anchor="function-references" w:history="1">
         <w:r>
           <w:rPr>
             <w:rFonts w:cstheme="minorHAnsi"/>
@@ -2836,7 +3724,7 @@
         </w:rPr>
         <w:t> or a </w:t>
       </w:r>
-      <w:hyperlink r:id="rId15" w:anchor="class-references" w:history="1">
+      <w:hyperlink r:id="rId13" w:anchor="class-references" w:history="1">
         <w:r>
           <w:rPr>
             <w:rFonts w:cstheme="minorHAnsi"/>
@@ -2857,9 +3745,23 @@
         <w:rPr>
           <w:rFonts w:cstheme="minorHAnsi"/>
         </w:rPr>
-        <w:t>.. creates a </w:t>
-      </w:r>
-      <w:hyperlink r:id="rId16" w:history="1">
+        <w:t>.. </w:t>
+      </w:r>
+      <w:proofErr w:type="gramStart"/>
+      <w:r>
+        <w:rPr>
+          <w:rFonts w:cstheme="minorHAnsi"/>
+        </w:rPr>
+        <w:t>creates</w:t>
+      </w:r>
+      <w:proofErr w:type="gramEnd"/>
+      <w:r>
+        <w:rPr>
+          <w:rFonts w:cstheme="minorHAnsi"/>
+        </w:rPr>
+        <w:t xml:space="preserve"> a </w:t>
+      </w:r>
+      <w:hyperlink r:id="rId14" w:history="1">
         <w:r>
           <w:rPr>
             <w:rFonts w:cstheme="minorHAnsi"/>
@@ -2898,16 +3800,45 @@
         <w:rPr>
           <w:rFonts w:cstheme="minorHAnsi"/>
         </w:rPr>
-        <w:t>? marks a type as </w:t>
-      </w:r>
-      <w:hyperlink r:id="rId17" w:anchor="nullable-types-and-non-null-types" w:history="1">
-        <w:r>
-          <w:rPr>
-            <w:rFonts w:cstheme="minorHAnsi"/>
-          </w:rPr>
-          <w:t>nullable</w:t>
-        </w:r>
-      </w:hyperlink>
+        <w:t>? </w:t>
+      </w:r>
+      <w:proofErr w:type="gramStart"/>
+      <w:r>
+        <w:rPr>
+          <w:rFonts w:cstheme="minorHAnsi"/>
+        </w:rPr>
+        <w:t>marks</w:t>
+      </w:r>
+      <w:proofErr w:type="gramEnd"/>
+      <w:r>
+        <w:rPr>
+          <w:rFonts w:cstheme="minorHAnsi"/>
+        </w:rPr>
+        <w:t xml:space="preserve"> a type as </w:t>
+      </w:r>
+      <w:proofErr w:type="spellStart"/>
+      <w:r>
+        <w:fldChar w:fldCharType="begin"/>
+      </w:r>
+      <w:r>
+        <w:instrText xml:space="preserve"> HYPERLINK "https://kotlinlang.org/docs/reference/null-safety.html" \l "nullable-types-and-non-null-types" </w:instrText>
+      </w:r>
+      <w:r>
+        <w:fldChar w:fldCharType="separate"/>
+      </w:r>
+      <w:r>
+        <w:rPr>
+          <w:rFonts w:cstheme="minorHAnsi"/>
+        </w:rPr>
+        <w:t>nullable</w:t>
+      </w:r>
+      <w:proofErr w:type="spellEnd"/>
+      <w:r>
+        <w:rPr>
+          <w:rFonts w:cstheme="minorHAnsi"/>
+        </w:rPr>
+        <w:fldChar w:fldCharType="end"/>
+      </w:r>
       <w:r>
         <w:rPr>
           <w:rFonts w:cstheme="minorHAnsi"/>
@@ -3480,12 +4411,14 @@
                 <w:rFonts w:cstheme="minorHAnsi"/>
               </w:rPr>
             </w:pPr>
+            <w:proofErr w:type="spellStart"/>
             <w:r>
               <w:rPr>
                 <w:rFonts w:cstheme="minorHAnsi"/>
               </w:rPr>
               <w:t>val</w:t>
             </w:r>
+            <w:proofErr w:type="spellEnd"/>
           </w:p>
         </w:tc>
         <w:tc>
@@ -3500,12 +4433,14 @@
                 <w:rFonts w:cstheme="minorHAnsi"/>
               </w:rPr>
             </w:pPr>
+            <w:proofErr w:type="spellStart"/>
             <w:r>
               <w:rPr>
                 <w:rFonts w:cstheme="minorHAnsi"/>
               </w:rPr>
               <w:t>var</w:t>
             </w:r>
+            <w:proofErr w:type="spellEnd"/>
           </w:p>
         </w:tc>
         <w:tc>
@@ -3705,12 +4640,14 @@
                 <w:rFonts w:cstheme="minorHAnsi"/>
               </w:rPr>
             </w:pPr>
+            <w:proofErr w:type="spellStart"/>
             <w:r>
               <w:rPr>
                 <w:rFonts w:cstheme="minorHAnsi"/>
               </w:rPr>
               <w:t>init</w:t>
             </w:r>
+            <w:proofErr w:type="spellEnd"/>
           </w:p>
         </w:tc>
         <w:tc>
@@ -3725,12 +4662,14 @@
                 <w:rFonts w:cstheme="minorHAnsi"/>
               </w:rPr>
             </w:pPr>
+            <w:proofErr w:type="spellStart"/>
             <w:r>
               <w:rPr>
                 <w:rFonts w:cstheme="minorHAnsi"/>
               </w:rPr>
               <w:t>param</w:t>
             </w:r>
+            <w:proofErr w:type="spellEnd"/>
           </w:p>
         </w:tc>
         <w:tc>
@@ -3865,12 +4804,14 @@
                 <w:rFonts w:cstheme="minorHAnsi"/>
               </w:rPr>
             </w:pPr>
+            <w:proofErr w:type="spellStart"/>
             <w:r>
               <w:rPr>
                 <w:rFonts w:cstheme="minorHAnsi"/>
               </w:rPr>
               <w:t>Const</w:t>
             </w:r>
+            <w:proofErr w:type="spellEnd"/>
           </w:p>
         </w:tc>
       </w:tr>
@@ -3890,12 +4831,14 @@
                 <w:rFonts w:cstheme="minorHAnsi"/>
               </w:rPr>
             </w:pPr>
+            <w:proofErr w:type="spellStart"/>
             <w:r>
               <w:rPr>
                 <w:rFonts w:cstheme="minorHAnsi"/>
               </w:rPr>
               <w:t>const</w:t>
             </w:r>
+            <w:proofErr w:type="spellEnd"/>
           </w:p>
         </w:tc>
         <w:tc>
@@ -3930,12 +4873,14 @@
                 <w:rFonts w:cstheme="minorHAnsi"/>
               </w:rPr>
             </w:pPr>
+            <w:proofErr w:type="spellStart"/>
             <w:r>
               <w:rPr>
                 <w:rFonts w:cstheme="minorHAnsi"/>
               </w:rPr>
               <w:t>enum</w:t>
             </w:r>
+            <w:proofErr w:type="spellEnd"/>
           </w:p>
         </w:tc>
         <w:tc>
@@ -4050,12 +4995,14 @@
                 <w:rFonts w:cstheme="minorHAnsi"/>
               </w:rPr>
             </w:pPr>
+            <w:proofErr w:type="spellStart"/>
             <w:r>
               <w:rPr>
                 <w:rFonts w:cstheme="minorHAnsi"/>
               </w:rPr>
               <w:t>lateinit</w:t>
             </w:r>
+            <w:proofErr w:type="spellEnd"/>
           </w:p>
         </w:tc>
         <w:tc>
@@ -4255,12 +5202,14 @@
                 <w:rFonts w:cstheme="minorHAnsi"/>
               </w:rPr>
             </w:pPr>
+            <w:proofErr w:type="spellStart"/>
             <w:r>
               <w:rPr>
                 <w:rFonts w:cstheme="minorHAnsi"/>
               </w:rPr>
               <w:t>tailrec</w:t>
             </w:r>
+            <w:proofErr w:type="spellEnd"/>
           </w:p>
         </w:tc>
         <w:tc>
@@ -4275,12 +5224,14 @@
                 <w:rFonts w:cstheme="minorHAnsi"/>
               </w:rPr>
             </w:pPr>
+            <w:proofErr w:type="spellStart"/>
             <w:r>
               <w:rPr>
                 <w:rFonts w:cstheme="minorHAnsi"/>
               </w:rPr>
               <w:t>vararg</w:t>
             </w:r>
+            <w:proofErr w:type="spellEnd"/>
           </w:p>
         </w:tc>
       </w:tr>
@@ -4380,12 +5331,14 @@
                 <w:rFonts w:cstheme="minorHAnsi"/>
               </w:rPr>
             </w:pPr>
+            <w:proofErr w:type="spellStart"/>
             <w:r>
               <w:rPr>
                 <w:rFonts w:cstheme="minorHAnsi"/>
               </w:rPr>
               <w:t>crossinline</w:t>
             </w:r>
+            <w:proofErr w:type="spellEnd"/>
           </w:p>
         </w:tc>
         <w:tc>
@@ -4460,12 +5413,14 @@
                 <w:rFonts w:cstheme="minorHAnsi"/>
               </w:rPr>
             </w:pPr>
+            <w:proofErr w:type="spellStart"/>
             <w:r>
               <w:rPr>
                 <w:rFonts w:cstheme="minorHAnsi"/>
               </w:rPr>
               <w:t>typealias</w:t>
             </w:r>
+            <w:proofErr w:type="spellEnd"/>
           </w:p>
         </w:tc>
         <w:tc>
@@ -4663,6 +5618,7 @@
         <w:rPr>
           <w:rFonts w:cstheme="minorHAnsi"/>
         </w:rPr>
+        <w:lastRenderedPageBreak/>
         <w:t xml:space="preserve"> </w:t>
       </w:r>
     </w:p>
@@ -4716,7 +5672,21 @@
         <w:rPr>
           <w:rFonts w:cstheme="minorHAnsi"/>
         </w:rPr>
-        <w:t>‘If’ checks up the expression. if the condition is true. The block of ‘if’ will be executed. Otherwise it skips and goes to the else block</w:t>
+        <w:t xml:space="preserve">‘If’ checks up the expression. </w:t>
+      </w:r>
+      <w:proofErr w:type="gramStart"/>
+      <w:r>
+        <w:rPr>
+          <w:rFonts w:cstheme="minorHAnsi"/>
+        </w:rPr>
+        <w:t>if</w:t>
+      </w:r>
+      <w:proofErr w:type="gramEnd"/>
+      <w:r>
+        <w:rPr>
+          <w:rFonts w:cstheme="minorHAnsi"/>
+        </w:rPr>
+        <w:t xml:space="preserve"> the condition is true. The block of ‘if’ will be executed. Otherwise it skips and goes to the else block</w:t>
       </w:r>
     </w:p>
     <w:p>
@@ -4751,11 +5721,35 @@
           <w:rFonts w:cstheme="minorHAnsi"/>
         </w:rPr>
       </w:pPr>
-      <w:r>
-        <w:rPr>
-          <w:rFonts w:cstheme="minorHAnsi"/>
-        </w:rPr>
-        <w:t>var a: Int = 4</w:t>
+      <w:proofErr w:type="spellStart"/>
+      <w:proofErr w:type="gramStart"/>
+      <w:r>
+        <w:rPr>
+          <w:rFonts w:cstheme="minorHAnsi"/>
+        </w:rPr>
+        <w:t>var</w:t>
+      </w:r>
+      <w:proofErr w:type="spellEnd"/>
+      <w:proofErr w:type="gramEnd"/>
+      <w:r>
+        <w:rPr>
+          <w:rFonts w:cstheme="minorHAnsi"/>
+        </w:rPr>
+        <w:t xml:space="preserve"> a: </w:t>
+      </w:r>
+      <w:proofErr w:type="spellStart"/>
+      <w:r>
+        <w:rPr>
+          <w:rFonts w:cstheme="minorHAnsi"/>
+        </w:rPr>
+        <w:t>Int</w:t>
+      </w:r>
+      <w:proofErr w:type="spellEnd"/>
+      <w:r>
+        <w:rPr>
+          <w:rFonts w:cstheme="minorHAnsi"/>
+        </w:rPr>
+        <w:t xml:space="preserve"> = 4</w:t>
       </w:r>
     </w:p>
     <w:p>
@@ -4766,11 +5760,35 @@
           <w:rFonts w:cstheme="minorHAnsi"/>
         </w:rPr>
       </w:pPr>
-      <w:r>
-        <w:rPr>
-          <w:rFonts w:cstheme="minorHAnsi"/>
-        </w:rPr>
-        <w:t>var b: Int = 5</w:t>
+      <w:proofErr w:type="spellStart"/>
+      <w:proofErr w:type="gramStart"/>
+      <w:r>
+        <w:rPr>
+          <w:rFonts w:cstheme="minorHAnsi"/>
+        </w:rPr>
+        <w:t>var</w:t>
+      </w:r>
+      <w:proofErr w:type="spellEnd"/>
+      <w:proofErr w:type="gramEnd"/>
+      <w:r>
+        <w:rPr>
+          <w:rFonts w:cstheme="minorHAnsi"/>
+        </w:rPr>
+        <w:t xml:space="preserve"> b: </w:t>
+      </w:r>
+      <w:proofErr w:type="spellStart"/>
+      <w:r>
+        <w:rPr>
+          <w:rFonts w:cstheme="minorHAnsi"/>
+        </w:rPr>
+        <w:t>Int</w:t>
+      </w:r>
+      <w:proofErr w:type="spellEnd"/>
+      <w:r>
+        <w:rPr>
+          <w:rFonts w:cstheme="minorHAnsi"/>
+        </w:rPr>
+        <w:t xml:space="preserve"> = 5</w:t>
       </w:r>
     </w:p>
     <w:p>
@@ -4781,11 +5799,19 @@
           <w:rFonts w:cstheme="minorHAnsi"/>
         </w:rPr>
       </w:pPr>
-      <w:r>
-        <w:rPr>
-          <w:rFonts w:cstheme="minorHAnsi"/>
-        </w:rPr>
-        <w:t>If(a&gt;b){</w:t>
+      <w:proofErr w:type="gramStart"/>
+      <w:r>
+        <w:rPr>
+          <w:rFonts w:cstheme="minorHAnsi"/>
+        </w:rPr>
+        <w:t>If(</w:t>
+      </w:r>
+      <w:proofErr w:type="gramEnd"/>
+      <w:r>
+        <w:rPr>
+          <w:rFonts w:cstheme="minorHAnsi"/>
+        </w:rPr>
+        <w:t>a&gt;b){</w:t>
       </w:r>
     </w:p>
     <w:p>
@@ -4800,7 +5826,29 @@
         <w:rPr>
           <w:rFonts w:cstheme="minorHAnsi"/>
         </w:rPr>
-        <w:t xml:space="preserve">  println(“ a is true”)</w:t>
+        <w:t xml:space="preserve">  </w:t>
+      </w:r>
+      <w:proofErr w:type="spellStart"/>
+      <w:proofErr w:type="gramStart"/>
+      <w:r>
+        <w:rPr>
+          <w:rFonts w:cstheme="minorHAnsi"/>
+        </w:rPr>
+        <w:t>println</w:t>
+      </w:r>
+      <w:proofErr w:type="spellEnd"/>
+      <w:r>
+        <w:rPr>
+          <w:rFonts w:cstheme="minorHAnsi"/>
+        </w:rPr>
+        <w:t>(</w:t>
+      </w:r>
+      <w:proofErr w:type="gramEnd"/>
+      <w:r>
+        <w:rPr>
+          <w:rFonts w:cstheme="minorHAnsi"/>
+        </w:rPr>
+        <w:t>“ a is true”)</w:t>
       </w:r>
     </w:p>
     <w:p>
@@ -4811,11 +5859,19 @@
           <w:rFonts w:cstheme="minorHAnsi"/>
         </w:rPr>
       </w:pPr>
-      <w:r>
-        <w:rPr>
-          <w:rFonts w:cstheme="minorHAnsi"/>
-        </w:rPr>
-        <w:t>}else{</w:t>
+      <w:proofErr w:type="gramStart"/>
+      <w:r>
+        <w:rPr>
+          <w:rFonts w:cstheme="minorHAnsi"/>
+        </w:rPr>
+        <w:t>}else</w:t>
+      </w:r>
+      <w:proofErr w:type="gramEnd"/>
+      <w:r>
+        <w:rPr>
+          <w:rFonts w:cstheme="minorHAnsi"/>
+        </w:rPr>
+        <w:t>{</w:t>
       </w:r>
     </w:p>
     <w:p>
@@ -4832,11 +5888,27 @@
         </w:rPr>
         <w:t xml:space="preserve">  </w:t>
       </w:r>
-      <w:r>
-        <w:rPr>
-          <w:rFonts w:cstheme="minorHAnsi"/>
-        </w:rPr>
-        <w:t>println(“ b is true”)</w:t>
+      <w:proofErr w:type="spellStart"/>
+      <w:proofErr w:type="gramStart"/>
+      <w:r>
+        <w:rPr>
+          <w:rFonts w:cstheme="minorHAnsi"/>
+        </w:rPr>
+        <w:t>println</w:t>
+      </w:r>
+      <w:proofErr w:type="spellEnd"/>
+      <w:r>
+        <w:rPr>
+          <w:rFonts w:cstheme="minorHAnsi"/>
+        </w:rPr>
+        <w:t>(</w:t>
+      </w:r>
+      <w:proofErr w:type="gramEnd"/>
+      <w:r>
+        <w:rPr>
+          <w:rFonts w:cstheme="minorHAnsi"/>
+        </w:rPr>
+        <w:t>“ b is true”)</w:t>
       </w:r>
     </w:p>
     <w:p>
@@ -5015,12 +6087,39 @@
           <w:rFonts w:cstheme="minorHAnsi"/>
         </w:rPr>
       </w:pPr>
+      <w:proofErr w:type="spellStart"/>
+      <w:proofErr w:type="gramStart"/>
       <w:r>
         <w:rPr>
           <w:rStyle w:val="cm-keyword"/>
           <w:rFonts w:cstheme="minorHAnsi"/>
         </w:rPr>
-        <w:t>var x: Int = 2</w:t>
+        <w:t>var</w:t>
+      </w:r>
+      <w:proofErr w:type="spellEnd"/>
+      <w:proofErr w:type="gramEnd"/>
+      <w:r>
+        <w:rPr>
+          <w:rStyle w:val="cm-keyword"/>
+          <w:rFonts w:cstheme="minorHAnsi"/>
+        </w:rPr>
+        <w:t xml:space="preserve"> x: </w:t>
+      </w:r>
+      <w:proofErr w:type="spellStart"/>
+      <w:r>
+        <w:rPr>
+          <w:rStyle w:val="cm-keyword"/>
+          <w:rFonts w:cstheme="minorHAnsi"/>
+        </w:rPr>
+        <w:t>Int</w:t>
+      </w:r>
+      <w:proofErr w:type="spellEnd"/>
+      <w:r>
+        <w:rPr>
+          <w:rStyle w:val="cm-keyword"/>
+          <w:rFonts w:cstheme="minorHAnsi"/>
+        </w:rPr>
+        <w:t xml:space="preserve"> = 2</w:t>
       </w:r>
     </w:p>
     <w:p>
@@ -5031,6 +6130,7 @@
           <w:rFonts w:cstheme="minorHAnsi"/>
         </w:rPr>
       </w:pPr>
+      <w:proofErr w:type="gramStart"/>
       <w:r>
         <w:rPr>
           <w:rStyle w:val="cm-keyword"/>
@@ -5038,6 +6138,7 @@
         </w:rPr>
         <w:t>when</w:t>
       </w:r>
+      <w:proofErr w:type="gramEnd"/>
       <w:r>
         <w:rPr>
           <w:rFonts w:cstheme="minorHAnsi"/>
@@ -5104,6 +6205,7 @@
         </w:rPr>
         <w:t xml:space="preserve"> </w:t>
       </w:r>
+      <w:proofErr w:type="gramStart"/>
       <w:r>
         <w:rPr>
           <w:rStyle w:val="cm-variable"/>
@@ -5117,6 +6219,7 @@
         </w:rPr>
         <w:t>(</w:t>
       </w:r>
+      <w:proofErr w:type="gramEnd"/>
       <w:r>
         <w:rPr>
           <w:rStyle w:val="cm-string"/>
@@ -5184,6 +6287,7 @@
         </w:rPr>
         <w:t xml:space="preserve"> </w:t>
       </w:r>
+      <w:proofErr w:type="gramStart"/>
       <w:r>
         <w:rPr>
           <w:rStyle w:val="cm-variable"/>
@@ -5197,6 +6301,7 @@
         </w:rPr>
         <w:t>(</w:t>
       </w:r>
+      <w:proofErr w:type="gramEnd"/>
       <w:r>
         <w:rPr>
           <w:rStyle w:val="cm-string"/>
@@ -5226,6 +6331,7 @@
           <w:rFonts w:cstheme="minorHAnsi"/>
         </w:rPr>
       </w:pPr>
+      <w:proofErr w:type="gramStart"/>
       <w:r>
         <w:rPr>
           <w:rStyle w:val="cm-keyword"/>
@@ -5233,6 +6339,7 @@
         </w:rPr>
         <w:t>else</w:t>
       </w:r>
+      <w:proofErr w:type="gramEnd"/>
       <w:r>
         <w:rPr>
           <w:rFonts w:cstheme="minorHAnsi"/>
@@ -5274,6 +6381,7 @@
         </w:rPr>
         <w:t xml:space="preserve"> </w:t>
       </w:r>
+      <w:proofErr w:type="gramStart"/>
       <w:r>
         <w:rPr>
           <w:rStyle w:val="cm-variable"/>
@@ -5287,6 +6395,7 @@
         </w:rPr>
         <w:t>(</w:t>
       </w:r>
+      <w:proofErr w:type="gramEnd"/>
       <w:r>
         <w:rPr>
           <w:rStyle w:val="cm-string"/>
@@ -5563,12 +6672,14 @@
           <w:rFonts w:cstheme="minorHAnsi"/>
         </w:rPr>
       </w:pPr>
+      <w:proofErr w:type="gramStart"/>
       <w:r>
         <w:rPr>
           <w:rFonts w:cstheme="minorHAnsi"/>
         </w:rPr>
         <w:t>initialization</w:t>
       </w:r>
+      <w:proofErr w:type="gramEnd"/>
     </w:p>
     <w:p>
       <w:pPr>
@@ -5578,11 +6689,19 @@
           <w:rFonts w:cstheme="minorHAnsi"/>
         </w:rPr>
       </w:pPr>
-      <w:r>
-        <w:rPr>
-          <w:rFonts w:cstheme="minorHAnsi"/>
-        </w:rPr>
-        <w:t>while(condition){</w:t>
+      <w:proofErr w:type="gramStart"/>
+      <w:r>
+        <w:rPr>
+          <w:rFonts w:cstheme="minorHAnsi"/>
+        </w:rPr>
+        <w:t>while(</w:t>
+      </w:r>
+      <w:proofErr w:type="gramEnd"/>
+      <w:r>
+        <w:rPr>
+          <w:rFonts w:cstheme="minorHAnsi"/>
+        </w:rPr>
+        <w:t>condition){</w:t>
       </w:r>
     </w:p>
     <w:p>
@@ -5605,11 +6724,19 @@
         </w:rPr>
         <w:tab/>
       </w:r>
-      <w:r>
-        <w:rPr>
-          <w:rFonts w:cstheme="minorHAnsi"/>
-        </w:rPr>
-        <w:t>increment or decrement</w:t>
+      <w:proofErr w:type="gramStart"/>
+      <w:r>
+        <w:rPr>
+          <w:rFonts w:cstheme="minorHAnsi"/>
+        </w:rPr>
+        <w:t>increment</w:t>
+      </w:r>
+      <w:proofErr w:type="gramEnd"/>
+      <w:r>
+        <w:rPr>
+          <w:rFonts w:cstheme="minorHAnsi"/>
+        </w:rPr>
+        <w:t xml:space="preserve"> or decrement</w:t>
       </w:r>
       <w:r>
         <w:rPr>
@@ -5665,11 +6792,35 @@
           <w:rFonts w:cstheme="minorHAnsi"/>
         </w:rPr>
       </w:pPr>
-      <w:r>
-        <w:rPr>
-          <w:rFonts w:cstheme="minorHAnsi"/>
-        </w:rPr>
-        <w:t>var a: Int = 0</w:t>
+      <w:proofErr w:type="spellStart"/>
+      <w:proofErr w:type="gramStart"/>
+      <w:r>
+        <w:rPr>
+          <w:rFonts w:cstheme="minorHAnsi"/>
+        </w:rPr>
+        <w:t>var</w:t>
+      </w:r>
+      <w:proofErr w:type="spellEnd"/>
+      <w:proofErr w:type="gramEnd"/>
+      <w:r>
+        <w:rPr>
+          <w:rFonts w:cstheme="minorHAnsi"/>
+        </w:rPr>
+        <w:t xml:space="preserve"> a: </w:t>
+      </w:r>
+      <w:proofErr w:type="spellStart"/>
+      <w:r>
+        <w:rPr>
+          <w:rFonts w:cstheme="minorHAnsi"/>
+        </w:rPr>
+        <w:t>Int</w:t>
+      </w:r>
+      <w:proofErr w:type="spellEnd"/>
+      <w:r>
+        <w:rPr>
+          <w:rFonts w:cstheme="minorHAnsi"/>
+        </w:rPr>
+        <w:t xml:space="preserve"> = 0</w:t>
       </w:r>
       <w:r>
         <w:rPr>
@@ -5683,19 +6834,27 @@
           <w:rFonts w:cstheme="minorHAnsi"/>
         </w:rPr>
         <w:br/>
-        <w:t xml:space="preserve">    println(a)</w:t>
+        <w:t xml:space="preserve">    </w:t>
+      </w:r>
+      <w:proofErr w:type="spellStart"/>
+      <w:r>
+        <w:rPr>
+          <w:rFonts w:cstheme="minorHAnsi"/>
+        </w:rPr>
+        <w:t>println</w:t>
+      </w:r>
+      <w:proofErr w:type="spellEnd"/>
+      <w:r>
+        <w:rPr>
+          <w:rFonts w:cstheme="minorHAnsi"/>
+        </w:rPr>
+        <w:t>(a)</w:t>
       </w:r>
       <w:r>
         <w:rPr>
           <w:rFonts w:cstheme="minorHAnsi"/>
         </w:rPr>
         <w:br/>
-      </w:r>
-      <w:r>
-        <w:rPr>
-          <w:rFonts w:cstheme="minorHAnsi"/>
-        </w:rPr>
-        <w:lastRenderedPageBreak/>
         <w:t xml:space="preserve">    a++</w:t>
       </w:r>
       <w:r>
@@ -5821,17 +6980,19 @@
         </w:rPr>
         <w:t>‘</w:t>
       </w:r>
-      <w:r>
-        <w:rPr>
-          <w:rFonts w:cstheme="minorHAnsi"/>
-        </w:rPr>
-        <w:t>do-w</w:t>
-      </w:r>
-      <w:r>
-        <w:rPr>
-          <w:rFonts w:cstheme="minorHAnsi"/>
-        </w:rPr>
-        <w:t xml:space="preserve">hile’ </w:t>
+      <w:proofErr w:type="gramStart"/>
+      <w:r>
+        <w:rPr>
+          <w:rFonts w:cstheme="minorHAnsi"/>
+        </w:rPr>
+        <w:t>do-</w:t>
+      </w:r>
+      <w:proofErr w:type="gramEnd"/>
+      <w:r>
+        <w:rPr>
+          <w:rFonts w:cstheme="minorHAnsi"/>
+        </w:rPr>
+        <w:t xml:space="preserve">while’ </w:t>
       </w:r>
       <w:r>
         <w:rPr>
@@ -5861,13 +7022,7 @@
         <w:rPr>
           <w:rFonts w:cstheme="minorHAnsi"/>
         </w:rPr>
-        <w:t>increment and decrement</w:t>
-      </w:r>
-      <w:r>
-        <w:rPr>
-          <w:rFonts w:cstheme="minorHAnsi"/>
-        </w:rPr>
-        <w:t xml:space="preserve">, </w:t>
+        <w:t xml:space="preserve">increment and decrement, </w:t>
       </w:r>
       <w:r>
         <w:rPr>
@@ -5907,7 +7062,21 @@
         <w:rPr>
           <w:rFonts w:cstheme="minorHAnsi"/>
         </w:rPr>
-        <w:t xml:space="preserve">‘do-while’ executes the body of the loop. After it matches up the condition.  If it is true. The body block executes and increments its value. It goes until the condition gets false. </w:t>
+        <w:t>‘</w:t>
+      </w:r>
+      <w:proofErr w:type="gramStart"/>
+      <w:r>
+        <w:rPr>
+          <w:rFonts w:cstheme="minorHAnsi"/>
+        </w:rPr>
+        <w:t>do-</w:t>
+      </w:r>
+      <w:proofErr w:type="gramEnd"/>
+      <w:r>
+        <w:rPr>
+          <w:rFonts w:cstheme="minorHAnsi"/>
+        </w:rPr>
+        <w:t xml:space="preserve">while’ executes the body of the loop. After it matches up the condition.  If it is true. The body block executes and increments its value. It goes until the condition gets false. </w:t>
       </w:r>
     </w:p>
     <w:p>
@@ -5942,12 +7111,14 @@
           <w:rFonts w:cstheme="minorHAnsi"/>
         </w:rPr>
       </w:pPr>
+      <w:proofErr w:type="gramStart"/>
       <w:r>
         <w:rPr>
           <w:rFonts w:cstheme="minorHAnsi"/>
         </w:rPr>
         <w:t>initialization</w:t>
       </w:r>
+      <w:proofErr w:type="gramEnd"/>
     </w:p>
     <w:p>
       <w:pPr>
@@ -5957,12 +7128,14 @@
           <w:rFonts w:cstheme="minorHAnsi"/>
         </w:rPr>
       </w:pPr>
+      <w:proofErr w:type="gramStart"/>
       <w:r>
         <w:rPr>
           <w:rFonts w:cstheme="minorHAnsi"/>
         </w:rPr>
         <w:t>do{</w:t>
       </w:r>
+      <w:proofErr w:type="gramEnd"/>
     </w:p>
     <w:p>
       <w:pPr>
@@ -5983,7 +7156,20 @@
           <w:rFonts w:cstheme="minorHAnsi"/>
         </w:rPr>
         <w:tab/>
-        <w:t>increment or decrement</w:t>
+      </w:r>
+      <w:proofErr w:type="gramStart"/>
+      <w:r>
+        <w:rPr>
+          <w:rFonts w:cstheme="minorHAnsi"/>
+        </w:rPr>
+        <w:t>increment</w:t>
+      </w:r>
+      <w:proofErr w:type="gramEnd"/>
+      <w:r>
+        <w:rPr>
+          <w:rFonts w:cstheme="minorHAnsi"/>
+        </w:rPr>
+        <w:t xml:space="preserve"> or decrement</w:t>
       </w:r>
     </w:p>
     <w:p>
@@ -5994,11 +7180,19 @@
           <w:rFonts w:cstheme="minorHAnsi"/>
         </w:rPr>
       </w:pPr>
-      <w:r>
-        <w:rPr>
-          <w:rFonts w:cstheme="minorHAnsi"/>
-        </w:rPr>
-        <w:t>}while(condition)</w:t>
+      <w:proofErr w:type="gramStart"/>
+      <w:r>
+        <w:rPr>
+          <w:rFonts w:cstheme="minorHAnsi"/>
+        </w:rPr>
+        <w:t>}while</w:t>
+      </w:r>
+      <w:proofErr w:type="gramEnd"/>
+      <w:r>
+        <w:rPr>
+          <w:rFonts w:cstheme="minorHAnsi"/>
+        </w:rPr>
+        <w:t>(condition)</w:t>
       </w:r>
     </w:p>
     <w:p>
@@ -6033,11 +7227,35 @@
           <w:rFonts w:cstheme="minorHAnsi"/>
         </w:rPr>
       </w:pPr>
-      <w:r>
-        <w:rPr>
-          <w:rFonts w:cstheme="minorHAnsi"/>
-        </w:rPr>
-        <w:t>var a: Int = 0</w:t>
+      <w:proofErr w:type="spellStart"/>
+      <w:proofErr w:type="gramStart"/>
+      <w:r>
+        <w:rPr>
+          <w:rFonts w:cstheme="minorHAnsi"/>
+        </w:rPr>
+        <w:t>var</w:t>
+      </w:r>
+      <w:proofErr w:type="spellEnd"/>
+      <w:proofErr w:type="gramEnd"/>
+      <w:r>
+        <w:rPr>
+          <w:rFonts w:cstheme="minorHAnsi"/>
+        </w:rPr>
+        <w:t xml:space="preserve"> a: </w:t>
+      </w:r>
+      <w:proofErr w:type="spellStart"/>
+      <w:r>
+        <w:rPr>
+          <w:rFonts w:cstheme="minorHAnsi"/>
+        </w:rPr>
+        <w:t>Int</w:t>
+      </w:r>
+      <w:proofErr w:type="spellEnd"/>
+      <w:r>
+        <w:rPr>
+          <w:rFonts w:cstheme="minorHAnsi"/>
+        </w:rPr>
+        <w:t xml:space="preserve"> = 0</w:t>
       </w:r>
     </w:p>
     <w:p>
@@ -6048,11 +7266,19 @@
           <w:rFonts w:cstheme="minorHAnsi"/>
         </w:rPr>
       </w:pPr>
-      <w:r>
-        <w:rPr>
-          <w:rFonts w:cstheme="minorHAnsi"/>
-        </w:rPr>
-        <w:t>do {</w:t>
+      <w:proofErr w:type="gramStart"/>
+      <w:r>
+        <w:rPr>
+          <w:rFonts w:cstheme="minorHAnsi"/>
+        </w:rPr>
+        <w:t>do</w:t>
+      </w:r>
+      <w:proofErr w:type="gramEnd"/>
+      <w:r>
+        <w:rPr>
+          <w:rFonts w:cstheme="minorHAnsi"/>
+        </w:rPr>
+        <w:t xml:space="preserve"> {</w:t>
       </w:r>
       <w:r>
         <w:rPr>
@@ -6066,11 +7292,19 @@
         </w:rPr>
         <w:t xml:space="preserve">      </w:t>
       </w:r>
-      <w:r>
-        <w:rPr>
-          <w:rFonts w:cstheme="minorHAnsi"/>
-        </w:rPr>
-        <w:t>println(a)</w:t>
+      <w:proofErr w:type="spellStart"/>
+      <w:r>
+        <w:rPr>
+          <w:rFonts w:cstheme="minorHAnsi"/>
+        </w:rPr>
+        <w:t>println</w:t>
+      </w:r>
+      <w:proofErr w:type="spellEnd"/>
+      <w:r>
+        <w:rPr>
+          <w:rFonts w:cstheme="minorHAnsi"/>
+        </w:rPr>
+        <w:t>(a)</w:t>
       </w:r>
       <w:r>
         <w:rPr>
@@ -6207,6 +7441,7 @@
           <w:rFonts w:cstheme="minorHAnsi"/>
         </w:rPr>
       </w:pPr>
+      <w:proofErr w:type="gramStart"/>
       <w:r>
         <w:rPr>
           <w:rStyle w:val="cm-keyword"/>
@@ -6214,12 +7449,14 @@
         </w:rPr>
         <w:t>for</w:t>
       </w:r>
+      <w:proofErr w:type="gramEnd"/>
       <w:r>
         <w:rPr>
           <w:rFonts w:cstheme="minorHAnsi"/>
         </w:rPr>
         <w:t xml:space="preserve"> (</w:t>
       </w:r>
+      <w:proofErr w:type="spellStart"/>
       <w:r>
         <w:rPr>
           <w:rStyle w:val="cm-variable"/>
@@ -6227,6 +7464,7 @@
         </w:rPr>
         <w:t>i</w:t>
       </w:r>
+      <w:proofErr w:type="spellEnd"/>
       <w:r>
         <w:rPr>
           <w:rFonts w:cstheme="minorHAnsi"/>
@@ -6299,6 +7537,7 @@
         </w:rPr>
         <w:t xml:space="preserve">  </w:t>
       </w:r>
+      <w:proofErr w:type="gramStart"/>
       <w:r>
         <w:rPr>
           <w:rStyle w:val="cm-variable"/>
@@ -6312,6 +7551,8 @@
         </w:rPr>
         <w:t>(</w:t>
       </w:r>
+      <w:proofErr w:type="spellStart"/>
+      <w:proofErr w:type="gramEnd"/>
       <w:r>
         <w:rPr>
           <w:rStyle w:val="cm-variable"/>
@@ -6319,6 +7560,7 @@
         </w:rPr>
         <w:t>i</w:t>
       </w:r>
+      <w:proofErr w:type="spellEnd"/>
       <w:r>
         <w:rPr>
           <w:rFonts w:cstheme="minorHAnsi"/>
@@ -6367,11 +7609,19 @@
           <w:rFonts w:cstheme="minorHAnsi"/>
         </w:rPr>
       </w:pPr>
-      <w:r>
-        <w:rPr>
-          <w:rFonts w:cstheme="minorHAnsi"/>
-        </w:rPr>
-        <w:t>step:</w:t>
+      <w:proofErr w:type="gramStart"/>
+      <w:r>
+        <w:rPr>
+          <w:rFonts w:cstheme="minorHAnsi"/>
+        </w:rPr>
+        <w:t>step</w:t>
+      </w:r>
+      <w:proofErr w:type="gramEnd"/>
+      <w:r>
+        <w:rPr>
+          <w:rFonts w:cstheme="minorHAnsi"/>
+        </w:rPr>
+        <w:t>:</w:t>
       </w:r>
     </w:p>
     <w:p>
@@ -6406,11 +7656,19 @@
           <w:rFonts w:cstheme="minorHAnsi"/>
         </w:rPr>
       </w:pPr>
-      <w:r>
-        <w:rPr>
-          <w:rFonts w:cstheme="minorHAnsi"/>
-        </w:rPr>
-        <w:t>for(I in 1..4 step1)</w:t>
+      <w:proofErr w:type="gramStart"/>
+      <w:r>
+        <w:rPr>
+          <w:rFonts w:cstheme="minorHAnsi"/>
+        </w:rPr>
+        <w:t>for(</w:t>
+      </w:r>
+      <w:proofErr w:type="gramEnd"/>
+      <w:r>
+        <w:rPr>
+          <w:rFonts w:cstheme="minorHAnsi"/>
+        </w:rPr>
+        <w:t>I in 1..4 step1)</w:t>
       </w:r>
     </w:p>
     <w:p>
@@ -6433,11 +7691,35 @@
         </w:rPr>
         <w:tab/>
       </w:r>
-      <w:r>
-        <w:rPr>
-          <w:rFonts w:cstheme="minorHAnsi"/>
-        </w:rPr>
-        <w:t>Println(i)</w:t>
+      <w:proofErr w:type="spellStart"/>
+      <w:proofErr w:type="gramStart"/>
+      <w:r>
+        <w:rPr>
+          <w:rFonts w:cstheme="minorHAnsi"/>
+        </w:rPr>
+        <w:t>Println</w:t>
+      </w:r>
+      <w:proofErr w:type="spellEnd"/>
+      <w:r>
+        <w:rPr>
+          <w:rFonts w:cstheme="minorHAnsi"/>
+        </w:rPr>
+        <w:t>(</w:t>
+      </w:r>
+      <w:proofErr w:type="spellStart"/>
+      <w:proofErr w:type="gramEnd"/>
+      <w:r>
+        <w:rPr>
+          <w:rFonts w:cstheme="minorHAnsi"/>
+        </w:rPr>
+        <w:t>i</w:t>
+      </w:r>
+      <w:proofErr w:type="spellEnd"/>
+      <w:r>
+        <w:rPr>
+          <w:rFonts w:cstheme="minorHAnsi"/>
+        </w:rPr>
+        <w:t>)</w:t>
       </w:r>
     </w:p>
     <w:p>
@@ -6457,11 +7739,21 @@
           <w:rFonts w:cstheme="minorHAnsi"/>
         </w:rPr>
       </w:pPr>
-      <w:r>
-        <w:rPr>
-          <w:rFonts w:cstheme="minorHAnsi"/>
-        </w:rPr>
-        <w:t>downTo:</w:t>
+      <w:proofErr w:type="spellStart"/>
+      <w:proofErr w:type="gramStart"/>
+      <w:r>
+        <w:rPr>
+          <w:rFonts w:cstheme="minorHAnsi"/>
+        </w:rPr>
+        <w:t>downTo</w:t>
+      </w:r>
+      <w:proofErr w:type="spellEnd"/>
+      <w:proofErr w:type="gramEnd"/>
+      <w:r>
+        <w:rPr>
+          <w:rFonts w:cstheme="minorHAnsi"/>
+        </w:rPr>
+        <w:t>:</w:t>
       </w:r>
     </w:p>
     <w:p>
@@ -6496,11 +7788,33 @@
           <w:rFonts w:cstheme="minorHAnsi"/>
         </w:rPr>
       </w:pPr>
-      <w:r>
-        <w:rPr>
-          <w:rFonts w:cstheme="minorHAnsi"/>
-        </w:rPr>
-        <w:t>for(I in 4 downTo 1)</w:t>
+      <w:proofErr w:type="gramStart"/>
+      <w:r>
+        <w:rPr>
+          <w:rFonts w:cstheme="minorHAnsi"/>
+        </w:rPr>
+        <w:t>for(</w:t>
+      </w:r>
+      <w:proofErr w:type="gramEnd"/>
+      <w:r>
+        <w:rPr>
+          <w:rFonts w:cstheme="minorHAnsi"/>
+        </w:rPr>
+        <w:t xml:space="preserve">I in 4 </w:t>
+      </w:r>
+      <w:proofErr w:type="spellStart"/>
+      <w:r>
+        <w:rPr>
+          <w:rFonts w:cstheme="minorHAnsi"/>
+        </w:rPr>
+        <w:t>downTo</w:t>
+      </w:r>
+      <w:proofErr w:type="spellEnd"/>
+      <w:r>
+        <w:rPr>
+          <w:rFonts w:cstheme="minorHAnsi"/>
+        </w:rPr>
+        <w:t xml:space="preserve"> 1)</w:t>
       </w:r>
     </w:p>
     <w:p>
@@ -6515,7 +7829,6 @@
         <w:rPr>
           <w:rFonts w:cstheme="minorHAnsi"/>
         </w:rPr>
-        <w:lastRenderedPageBreak/>
         <w:tab/>
       </w:r>
       <w:r>
@@ -6524,11 +7837,35 @@
         </w:rPr>
         <w:tab/>
       </w:r>
-      <w:r>
-        <w:rPr>
-          <w:rFonts w:cstheme="minorHAnsi"/>
-        </w:rPr>
-        <w:t>println(i)</w:t>
+      <w:proofErr w:type="spellStart"/>
+      <w:proofErr w:type="gramStart"/>
+      <w:r>
+        <w:rPr>
+          <w:rFonts w:cstheme="minorHAnsi"/>
+        </w:rPr>
+        <w:t>println</w:t>
+      </w:r>
+      <w:proofErr w:type="spellEnd"/>
+      <w:r>
+        <w:rPr>
+          <w:rFonts w:cstheme="minorHAnsi"/>
+        </w:rPr>
+        <w:t>(</w:t>
+      </w:r>
+      <w:proofErr w:type="spellStart"/>
+      <w:proofErr w:type="gramEnd"/>
+      <w:r>
+        <w:rPr>
+          <w:rFonts w:cstheme="minorHAnsi"/>
+        </w:rPr>
+        <w:t>i</w:t>
+      </w:r>
+      <w:proofErr w:type="spellEnd"/>
+      <w:r>
+        <w:rPr>
+          <w:rFonts w:cstheme="minorHAnsi"/>
+        </w:rPr>
+        <w:t>)</w:t>
       </w:r>
     </w:p>
     <w:p>
@@ -6548,11 +7885,19 @@
           <w:rFonts w:cstheme="minorHAnsi"/>
         </w:rPr>
       </w:pPr>
-      <w:r>
-        <w:rPr>
-          <w:rFonts w:cstheme="minorHAnsi"/>
-        </w:rPr>
-        <w:t>until:</w:t>
+      <w:proofErr w:type="gramStart"/>
+      <w:r>
+        <w:rPr>
+          <w:rFonts w:cstheme="minorHAnsi"/>
+        </w:rPr>
+        <w:t>until</w:t>
+      </w:r>
+      <w:proofErr w:type="gramEnd"/>
+      <w:r>
+        <w:rPr>
+          <w:rFonts w:cstheme="minorHAnsi"/>
+        </w:rPr>
+        <w:t>:</w:t>
       </w:r>
     </w:p>
     <w:p>
@@ -6572,11 +7917,19 @@
           <w:rFonts w:cstheme="minorHAnsi"/>
         </w:rPr>
       </w:pPr>
-      <w:r>
-        <w:rPr>
-          <w:rFonts w:cstheme="minorHAnsi"/>
-        </w:rPr>
-        <w:t xml:space="preserve">until keyword prints out </w:t>
+      <w:proofErr w:type="gramStart"/>
+      <w:r>
+        <w:rPr>
+          <w:rFonts w:cstheme="minorHAnsi"/>
+        </w:rPr>
+        <w:t>until</w:t>
+      </w:r>
+      <w:proofErr w:type="gramEnd"/>
+      <w:r>
+        <w:rPr>
+          <w:rFonts w:cstheme="minorHAnsi"/>
+        </w:rPr>
+        <w:t xml:space="preserve"> keyword prints out </w:t>
       </w:r>
       <w:r>
         <w:rPr>
@@ -6599,11 +7952,27 @@
           <w:rFonts w:cstheme="minorHAnsi"/>
         </w:rPr>
       </w:pPr>
-      <w:r>
-        <w:rPr>
-          <w:rFonts w:cstheme="minorHAnsi"/>
-        </w:rPr>
-        <w:t>for(i in 1 until 5){</w:t>
+      <w:proofErr w:type="gramStart"/>
+      <w:r>
+        <w:rPr>
+          <w:rFonts w:cstheme="minorHAnsi"/>
+        </w:rPr>
+        <w:t>for(</w:t>
+      </w:r>
+      <w:proofErr w:type="spellStart"/>
+      <w:proofErr w:type="gramEnd"/>
+      <w:r>
+        <w:rPr>
+          <w:rFonts w:cstheme="minorHAnsi"/>
+        </w:rPr>
+        <w:t>i</w:t>
+      </w:r>
+      <w:proofErr w:type="spellEnd"/>
+      <w:r>
+        <w:rPr>
+          <w:rFonts w:cstheme="minorHAnsi"/>
+        </w:rPr>
+        <w:t xml:space="preserve"> in 1 until 5){</w:t>
       </w:r>
     </w:p>
     <w:p>
@@ -6614,11 +7983,35 @@
           <w:rFonts w:cstheme="minorHAnsi"/>
         </w:rPr>
       </w:pPr>
-      <w:r>
-        <w:rPr>
-          <w:rFonts w:cstheme="minorHAnsi"/>
-        </w:rPr>
-        <w:t>println(i)</w:t>
+      <w:proofErr w:type="spellStart"/>
+      <w:proofErr w:type="gramStart"/>
+      <w:r>
+        <w:rPr>
+          <w:rFonts w:cstheme="minorHAnsi"/>
+        </w:rPr>
+        <w:t>println</w:t>
+      </w:r>
+      <w:proofErr w:type="spellEnd"/>
+      <w:r>
+        <w:rPr>
+          <w:rFonts w:cstheme="minorHAnsi"/>
+        </w:rPr>
+        <w:t>(</w:t>
+      </w:r>
+      <w:proofErr w:type="spellStart"/>
+      <w:proofErr w:type="gramEnd"/>
+      <w:r>
+        <w:rPr>
+          <w:rFonts w:cstheme="minorHAnsi"/>
+        </w:rPr>
+        <w:t>i</w:t>
+      </w:r>
+      <w:proofErr w:type="spellEnd"/>
+      <w:r>
+        <w:rPr>
+          <w:rFonts w:cstheme="minorHAnsi"/>
+        </w:rPr>
+        <w:t>)</w:t>
       </w:r>
     </w:p>
     <w:p>
@@ -6657,7 +8050,21 @@
         <w:rPr>
           <w:rFonts w:cstheme="minorHAnsi"/>
         </w:rPr>
-        <w:t>Step and DownTo:</w:t>
+        <w:t xml:space="preserve">Step and </w:t>
+      </w:r>
+      <w:proofErr w:type="spellStart"/>
+      <w:r>
+        <w:rPr>
+          <w:rFonts w:cstheme="minorHAnsi"/>
+        </w:rPr>
+        <w:t>DownTo</w:t>
+      </w:r>
+      <w:proofErr w:type="spellEnd"/>
+      <w:r>
+        <w:rPr>
+          <w:rFonts w:cstheme="minorHAnsi"/>
+        </w:rPr>
+        <w:t>:</w:t>
       </w:r>
     </w:p>
     <w:p>
@@ -6692,6 +8099,7 @@
           <w:rFonts w:cstheme="minorHAnsi"/>
         </w:rPr>
       </w:pPr>
+      <w:proofErr w:type="gramStart"/>
       <w:r>
         <w:rPr>
           <w:rStyle w:val="cm-keyword"/>
@@ -6699,12 +8107,14 @@
         </w:rPr>
         <w:t>for</w:t>
       </w:r>
+      <w:proofErr w:type="gramEnd"/>
       <w:r>
         <w:rPr>
           <w:rFonts w:cstheme="minorHAnsi"/>
         </w:rPr>
         <w:t xml:space="preserve"> (</w:t>
       </w:r>
+      <w:proofErr w:type="spellStart"/>
       <w:r>
         <w:rPr>
           <w:rStyle w:val="cm-variable"/>
@@ -6712,6 +8122,7 @@
         </w:rPr>
         <w:t>i</w:t>
       </w:r>
+      <w:proofErr w:type="spellEnd"/>
       <w:r>
         <w:rPr>
           <w:rFonts w:cstheme="minorHAnsi"/>
@@ -6744,6 +8155,7 @@
         </w:rPr>
         <w:t xml:space="preserve"> </w:t>
       </w:r>
+      <w:proofErr w:type="spellStart"/>
       <w:r>
         <w:rPr>
           <w:rStyle w:val="cm-variable"/>
@@ -6751,6 +8163,7 @@
         </w:rPr>
         <w:t>downTo</w:t>
       </w:r>
+      <w:proofErr w:type="spellEnd"/>
       <w:r>
         <w:rPr>
           <w:rFonts w:cstheme="minorHAnsi"/>
@@ -6809,6 +8222,7 @@
         </w:rPr>
         <w:t>(</w:t>
       </w:r>
+      <w:proofErr w:type="spellStart"/>
       <w:r>
         <w:rPr>
           <w:rStyle w:val="cm-variable"/>
@@ -6816,6 +8230,7 @@
         </w:rPr>
         <w:t>i</w:t>
       </w:r>
+      <w:proofErr w:type="spellEnd"/>
       <w:r>
         <w:rPr>
           <w:rFonts w:cstheme="minorHAnsi"/>
@@ -6906,11 +8321,49 @@
           <w:rFonts w:cstheme="minorHAnsi"/>
         </w:rPr>
       </w:pPr>
-      <w:r>
-        <w:rPr>
-          <w:rFonts w:cstheme="minorHAnsi"/>
-        </w:rPr>
-        <w:t>val str = "apinotes"</w:t>
+      <w:proofErr w:type="spellStart"/>
+      <w:proofErr w:type="gramStart"/>
+      <w:r>
+        <w:rPr>
+          <w:rFonts w:cstheme="minorHAnsi"/>
+        </w:rPr>
+        <w:t>val</w:t>
+      </w:r>
+      <w:proofErr w:type="spellEnd"/>
+      <w:proofErr w:type="gramEnd"/>
+      <w:r>
+        <w:rPr>
+          <w:rFonts w:cstheme="minorHAnsi"/>
+        </w:rPr>
+        <w:t xml:space="preserve"> </w:t>
+      </w:r>
+      <w:proofErr w:type="spellStart"/>
+      <w:r>
+        <w:rPr>
+          <w:rFonts w:cstheme="minorHAnsi"/>
+        </w:rPr>
+        <w:t>str</w:t>
+      </w:r>
+      <w:proofErr w:type="spellEnd"/>
+      <w:r>
+        <w:rPr>
+          <w:rFonts w:cstheme="minorHAnsi"/>
+        </w:rPr>
+        <w:t xml:space="preserve"> = "</w:t>
+      </w:r>
+      <w:proofErr w:type="spellStart"/>
+      <w:r>
+        <w:rPr>
+          <w:rFonts w:cstheme="minorHAnsi"/>
+        </w:rPr>
+        <w:t>apinotes</w:t>
+      </w:r>
+      <w:proofErr w:type="spellEnd"/>
+      <w:r>
+        <w:rPr>
+          <w:rFonts w:cstheme="minorHAnsi"/>
+        </w:rPr>
+        <w:t>"</w:t>
       </w:r>
     </w:p>
     <w:p>
@@ -6921,11 +8374,47 @@
           <w:rFonts w:cstheme="minorHAnsi"/>
         </w:rPr>
       </w:pPr>
-      <w:r>
-        <w:rPr>
-          <w:rFonts w:cstheme="minorHAnsi"/>
-        </w:rPr>
-        <w:t>for (i in str){</w:t>
+      <w:proofErr w:type="gramStart"/>
+      <w:r>
+        <w:rPr>
+          <w:rFonts w:cstheme="minorHAnsi"/>
+        </w:rPr>
+        <w:t>for</w:t>
+      </w:r>
+      <w:proofErr w:type="gramEnd"/>
+      <w:r>
+        <w:rPr>
+          <w:rFonts w:cstheme="minorHAnsi"/>
+        </w:rPr>
+        <w:t xml:space="preserve"> (</w:t>
+      </w:r>
+      <w:proofErr w:type="spellStart"/>
+      <w:r>
+        <w:rPr>
+          <w:rFonts w:cstheme="minorHAnsi"/>
+        </w:rPr>
+        <w:t>i</w:t>
+      </w:r>
+      <w:proofErr w:type="spellEnd"/>
+      <w:r>
+        <w:rPr>
+          <w:rFonts w:cstheme="minorHAnsi"/>
+        </w:rPr>
+        <w:t xml:space="preserve"> in </w:t>
+      </w:r>
+      <w:proofErr w:type="spellStart"/>
+      <w:r>
+        <w:rPr>
+          <w:rFonts w:cstheme="minorHAnsi"/>
+        </w:rPr>
+        <w:t>str</w:t>
+      </w:r>
+      <w:proofErr w:type="spellEnd"/>
+      <w:r>
+        <w:rPr>
+          <w:rFonts w:cstheme="minorHAnsi"/>
+        </w:rPr>
+        <w:t>){</w:t>
       </w:r>
     </w:p>
     <w:p>
@@ -6940,7 +8429,43 @@
         <w:rPr>
           <w:rFonts w:cstheme="minorHAnsi"/>
         </w:rPr>
-        <w:t xml:space="preserve">        println( i )</w:t>
+        <w:t xml:space="preserve">        </w:t>
+      </w:r>
+      <w:proofErr w:type="spellStart"/>
+      <w:proofErr w:type="gramStart"/>
+      <w:r>
+        <w:rPr>
+          <w:rFonts w:cstheme="minorHAnsi"/>
+        </w:rPr>
+        <w:t>println</w:t>
+      </w:r>
+      <w:proofErr w:type="spellEnd"/>
+      <w:r>
+        <w:rPr>
+          <w:rFonts w:cstheme="minorHAnsi"/>
+        </w:rPr>
+        <w:t>(</w:t>
+      </w:r>
+      <w:proofErr w:type="gramEnd"/>
+      <w:r>
+        <w:rPr>
+          <w:rFonts w:cstheme="minorHAnsi"/>
+        </w:rPr>
+        <w:t xml:space="preserve"> </w:t>
+      </w:r>
+      <w:proofErr w:type="spellStart"/>
+      <w:r>
+        <w:rPr>
+          <w:rFonts w:cstheme="minorHAnsi"/>
+        </w:rPr>
+        <w:t>i</w:t>
+      </w:r>
+      <w:proofErr w:type="spellEnd"/>
+      <w:r>
+        <w:rPr>
+          <w:rFonts w:cstheme="minorHAnsi"/>
+        </w:rPr>
+        <w:t xml:space="preserve"> )</w:t>
       </w:r>
     </w:p>
     <w:p>
@@ -6955,8 +8480,16 @@
         <w:rPr>
           <w:rFonts w:cstheme="minorHAnsi"/>
         </w:rPr>
-        <w:t xml:space="preserve">        break</w:t>
-      </w:r>
+        <w:t xml:space="preserve">        </w:t>
+      </w:r>
+      <w:proofErr w:type="gramStart"/>
+      <w:r>
+        <w:rPr>
+          <w:rFonts w:cstheme="minorHAnsi"/>
+        </w:rPr>
+        <w:t>break</w:t>
+      </w:r>
+      <w:proofErr w:type="gramEnd"/>
     </w:p>
     <w:p>
       <w:pPr>
@@ -7011,12 +8544,14 @@
           <w:rFonts w:cstheme="minorHAnsi"/>
         </w:rPr>
       </w:pPr>
+      <w:proofErr w:type="gramStart"/>
       <w:r>
         <w:rPr>
           <w:rFonts w:cstheme="minorHAnsi"/>
         </w:rPr>
         <w:t>a</w:t>
       </w:r>
+      <w:proofErr w:type="gramEnd"/>
     </w:p>
     <w:p>
       <w:pPr>
@@ -7089,11 +8624,27 @@
           <w:rFonts w:cstheme="minorHAnsi"/>
         </w:rPr>
       </w:pPr>
-      <w:r>
-        <w:rPr>
-          <w:rFonts w:cstheme="minorHAnsi"/>
-        </w:rPr>
-        <w:t>for(i in 1..5){</w:t>
+      <w:proofErr w:type="gramStart"/>
+      <w:r>
+        <w:rPr>
+          <w:rFonts w:cstheme="minorHAnsi"/>
+        </w:rPr>
+        <w:t>for(</w:t>
+      </w:r>
+      <w:proofErr w:type="spellStart"/>
+      <w:proofErr w:type="gramEnd"/>
+      <w:r>
+        <w:rPr>
+          <w:rFonts w:cstheme="minorHAnsi"/>
+        </w:rPr>
+        <w:t>i</w:t>
+      </w:r>
+      <w:proofErr w:type="spellEnd"/>
+      <w:r>
+        <w:rPr>
+          <w:rFonts w:cstheme="minorHAnsi"/>
+        </w:rPr>
+        <w:t xml:space="preserve"> in 1..5){</w:t>
       </w:r>
     </w:p>
     <w:p>
@@ -7108,7 +8659,35 @@
         <w:rPr>
           <w:rFonts w:cstheme="minorHAnsi"/>
         </w:rPr>
-        <w:t xml:space="preserve">        if( i == 2)</w:t>
+        <w:t xml:space="preserve">        </w:t>
+      </w:r>
+      <w:proofErr w:type="gramStart"/>
+      <w:r>
+        <w:rPr>
+          <w:rFonts w:cstheme="minorHAnsi"/>
+        </w:rPr>
+        <w:t>if(</w:t>
+      </w:r>
+      <w:proofErr w:type="gramEnd"/>
+      <w:r>
+        <w:rPr>
+          <w:rFonts w:cstheme="minorHAnsi"/>
+        </w:rPr>
+        <w:t xml:space="preserve"> </w:t>
+      </w:r>
+      <w:proofErr w:type="spellStart"/>
+      <w:r>
+        <w:rPr>
+          <w:rFonts w:cstheme="minorHAnsi"/>
+        </w:rPr>
+        <w:t>i</w:t>
+      </w:r>
+      <w:proofErr w:type="spellEnd"/>
+      <w:r>
+        <w:rPr>
+          <w:rFonts w:cstheme="minorHAnsi"/>
+        </w:rPr>
+        <w:t xml:space="preserve"> == 2)</w:t>
       </w:r>
     </w:p>
     <w:p>
@@ -7123,8 +8702,16 @@
         <w:rPr>
           <w:rFonts w:cstheme="minorHAnsi"/>
         </w:rPr>
-        <w:t xml:space="preserve">            continue</w:t>
-      </w:r>
+        <w:t xml:space="preserve">            </w:t>
+      </w:r>
+      <w:proofErr w:type="gramStart"/>
+      <w:r>
+        <w:rPr>
+          <w:rFonts w:cstheme="minorHAnsi"/>
+        </w:rPr>
+        <w:t>continue</w:t>
+      </w:r>
+      <w:proofErr w:type="gramEnd"/>
     </w:p>
     <w:p>
       <w:pPr>
@@ -7138,7 +8725,21 @@
         <w:rPr>
           <w:rFonts w:cstheme="minorHAnsi"/>
         </w:rPr>
-        <w:t xml:space="preserve">        for (j in 1..5){</w:t>
+        <w:t xml:space="preserve">        </w:t>
+      </w:r>
+      <w:proofErr w:type="gramStart"/>
+      <w:r>
+        <w:rPr>
+          <w:rFonts w:cstheme="minorHAnsi"/>
+        </w:rPr>
+        <w:t>for</w:t>
+      </w:r>
+      <w:proofErr w:type="gramEnd"/>
+      <w:r>
+        <w:rPr>
+          <w:rFonts w:cstheme="minorHAnsi"/>
+        </w:rPr>
+        <w:t xml:space="preserve"> (j in 1..5){</w:t>
       </w:r>
     </w:p>
     <w:p>
@@ -7153,7 +8754,29 @@
         <w:rPr>
           <w:rFonts w:cstheme="minorHAnsi"/>
         </w:rPr>
-        <w:t xml:space="preserve">            println(j)</w:t>
+        <w:t xml:space="preserve">            </w:t>
+      </w:r>
+      <w:proofErr w:type="spellStart"/>
+      <w:proofErr w:type="gramStart"/>
+      <w:r>
+        <w:rPr>
+          <w:rFonts w:cstheme="minorHAnsi"/>
+        </w:rPr>
+        <w:t>println</w:t>
+      </w:r>
+      <w:proofErr w:type="spellEnd"/>
+      <w:r>
+        <w:rPr>
+          <w:rFonts w:cstheme="minorHAnsi"/>
+        </w:rPr>
+        <w:t>(</w:t>
+      </w:r>
+      <w:proofErr w:type="gramEnd"/>
+      <w:r>
+        <w:rPr>
+          <w:rFonts w:cstheme="minorHAnsi"/>
+        </w:rPr>
+        <w:t>j)</w:t>
       </w:r>
     </w:p>
     <w:p>
@@ -7309,6 +8932,7 @@
         <w:rPr>
           <w:rFonts w:cstheme="minorHAnsi"/>
         </w:rPr>
+        <w:lastRenderedPageBreak/>
         <w:t>R</w:t>
       </w:r>
       <w:r>
@@ -7375,7 +8999,6 @@
         <w:rPr>
           <w:rFonts w:cstheme="minorHAnsi"/>
         </w:rPr>
-        <w:lastRenderedPageBreak/>
         <w:t>Arrays</w:t>
       </w:r>
     </w:p>
@@ -7397,19 +9020,63 @@
         <w:rPr>
           <w:rFonts w:cstheme="minorHAnsi"/>
         </w:rPr>
-        <w:t xml:space="preserve">with arrayOf() library function </w:t>
-      </w:r>
-      <w:r>
-        <w:rPr>
-          <w:rFonts w:cstheme="minorHAnsi"/>
-        </w:rPr>
-        <w:t>in kotlin</w:t>
-      </w:r>
-      <w:r>
-        <w:rPr>
-          <w:rFonts w:cstheme="minorHAnsi"/>
-        </w:rPr>
-        <w:t>. Let’s us see an example for it.</w:t>
+        <w:t xml:space="preserve">with </w:t>
+      </w:r>
+      <w:proofErr w:type="spellStart"/>
+      <w:proofErr w:type="gramStart"/>
+      <w:r>
+        <w:rPr>
+          <w:rFonts w:cstheme="minorHAnsi"/>
+        </w:rPr>
+        <w:t>arrayOf</w:t>
+      </w:r>
+      <w:proofErr w:type="spellEnd"/>
+      <w:r>
+        <w:rPr>
+          <w:rFonts w:cstheme="minorHAnsi"/>
+        </w:rPr>
+        <w:t>(</w:t>
+      </w:r>
+      <w:proofErr w:type="gramEnd"/>
+      <w:r>
+        <w:rPr>
+          <w:rFonts w:cstheme="minorHAnsi"/>
+        </w:rPr>
+        <w:t xml:space="preserve">) library function </w:t>
+      </w:r>
+      <w:r>
+        <w:rPr>
+          <w:rFonts w:cstheme="minorHAnsi"/>
+        </w:rPr>
+        <w:t xml:space="preserve">in </w:t>
+      </w:r>
+      <w:proofErr w:type="spellStart"/>
+      <w:r>
+        <w:rPr>
+          <w:rFonts w:cstheme="minorHAnsi"/>
+        </w:rPr>
+        <w:t>kotlin</w:t>
+      </w:r>
+      <w:proofErr w:type="spellEnd"/>
+      <w:r>
+        <w:rPr>
+          <w:rFonts w:cstheme="minorHAnsi"/>
+        </w:rPr>
+        <w:t xml:space="preserve">. </w:t>
+      </w:r>
+      <w:proofErr w:type="spellStart"/>
+      <w:r>
+        <w:rPr>
+          <w:rFonts w:cstheme="minorHAnsi"/>
+        </w:rPr>
+        <w:t>Let’s</w:t>
+      </w:r>
+      <w:proofErr w:type="spellEnd"/>
+      <w:r>
+        <w:rPr>
+          <w:rFonts w:cstheme="minorHAnsi"/>
+        </w:rPr>
+        <w:t xml:space="preserve"> us see an example for it.</w:t>
       </w:r>
     </w:p>
     <w:p>
@@ -7444,6 +9111,8 @@
           <w:rFonts w:cstheme="minorHAnsi"/>
         </w:rPr>
       </w:pPr>
+      <w:proofErr w:type="spellStart"/>
+      <w:proofErr w:type="gramStart"/>
       <w:r>
         <w:rPr>
           <w:rFonts w:cstheme="minorHAnsi"/>
@@ -7454,7 +9123,29 @@
         <w:rPr>
           <w:rFonts w:cstheme="minorHAnsi"/>
         </w:rPr>
-        <w:t>ar array = arrayOf(1,2,3)</w:t>
+        <w:t>ar</w:t>
+      </w:r>
+      <w:proofErr w:type="spellEnd"/>
+      <w:proofErr w:type="gramEnd"/>
+      <w:r>
+        <w:rPr>
+          <w:rFonts w:cstheme="minorHAnsi"/>
+        </w:rPr>
+        <w:t xml:space="preserve"> array = </w:t>
+      </w:r>
+      <w:proofErr w:type="spellStart"/>
+      <w:r>
+        <w:rPr>
+          <w:rFonts w:cstheme="minorHAnsi"/>
+        </w:rPr>
+        <w:t>arrayOf</w:t>
+      </w:r>
+      <w:proofErr w:type="spellEnd"/>
+      <w:r>
+        <w:rPr>
+          <w:rFonts w:cstheme="minorHAnsi"/>
+        </w:rPr>
+        <w:t>(1,2,3)</w:t>
       </w:r>
     </w:p>
     <w:p>
@@ -7498,11 +9189,19 @@
           <w:rFonts w:cstheme="minorHAnsi"/>
         </w:rPr>
       </w:pPr>
-      <w:r>
-        <w:rPr>
-          <w:rFonts w:cstheme="minorHAnsi"/>
-        </w:rPr>
-        <w:t>we can get second element of an array using get() function</w:t>
+      <w:proofErr w:type="gramStart"/>
+      <w:r>
+        <w:rPr>
+          <w:rFonts w:cstheme="minorHAnsi"/>
+        </w:rPr>
+        <w:t>we</w:t>
+      </w:r>
+      <w:proofErr w:type="gramEnd"/>
+      <w:r>
+        <w:rPr>
+          <w:rFonts w:cstheme="minorHAnsi"/>
+        </w:rPr>
+        <w:t xml:space="preserve"> can get second element of an array using get() function</w:t>
       </w:r>
     </w:p>
     <w:p>
@@ -7513,11 +9212,41 @@
           <w:rFonts w:cstheme="minorHAnsi"/>
         </w:rPr>
       </w:pPr>
-      <w:r>
-        <w:rPr>
-          <w:rFonts w:cstheme="minorHAnsi"/>
-        </w:rPr>
-        <w:t>println(" 2nd element is "+ array.get(2))</w:t>
+      <w:proofErr w:type="spellStart"/>
+      <w:proofErr w:type="gramStart"/>
+      <w:r>
+        <w:rPr>
+          <w:rFonts w:cstheme="minorHAnsi"/>
+        </w:rPr>
+        <w:t>println</w:t>
+      </w:r>
+      <w:proofErr w:type="spellEnd"/>
+      <w:r>
+        <w:rPr>
+          <w:rFonts w:cstheme="minorHAnsi"/>
+        </w:rPr>
+        <w:t>(</w:t>
+      </w:r>
+      <w:proofErr w:type="gramEnd"/>
+      <w:r>
+        <w:rPr>
+          <w:rFonts w:cstheme="minorHAnsi"/>
+        </w:rPr>
+        <w:t xml:space="preserve">" 2nd element is "+ </w:t>
+      </w:r>
+      <w:proofErr w:type="spellStart"/>
+      <w:r>
+        <w:rPr>
+          <w:rFonts w:cstheme="minorHAnsi"/>
+        </w:rPr>
+        <w:t>array.get</w:t>
+      </w:r>
+      <w:proofErr w:type="spellEnd"/>
+      <w:r>
+        <w:rPr>
+          <w:rFonts w:cstheme="minorHAnsi"/>
+        </w:rPr>
+        <w:t>(2))</w:t>
       </w:r>
       <w:r>
         <w:rPr>
@@ -7555,11 +9284,41 @@
           <w:rFonts w:cstheme="minorHAnsi"/>
         </w:rPr>
       </w:pPr>
-      <w:r>
-        <w:rPr>
-          <w:rFonts w:cstheme="minorHAnsi"/>
-        </w:rPr>
-        <w:t>println(" size of array is " + array.size)</w:t>
+      <w:proofErr w:type="spellStart"/>
+      <w:proofErr w:type="gramStart"/>
+      <w:r>
+        <w:rPr>
+          <w:rFonts w:cstheme="minorHAnsi"/>
+        </w:rPr>
+        <w:t>println</w:t>
+      </w:r>
+      <w:proofErr w:type="spellEnd"/>
+      <w:r>
+        <w:rPr>
+          <w:rFonts w:cstheme="minorHAnsi"/>
+        </w:rPr>
+        <w:t>(</w:t>
+      </w:r>
+      <w:proofErr w:type="gramEnd"/>
+      <w:r>
+        <w:rPr>
+          <w:rFonts w:cstheme="minorHAnsi"/>
+        </w:rPr>
+        <w:t xml:space="preserve">" size of array is " + </w:t>
+      </w:r>
+      <w:proofErr w:type="spellStart"/>
+      <w:r>
+        <w:rPr>
+          <w:rFonts w:cstheme="minorHAnsi"/>
+        </w:rPr>
+        <w:t>array.size</w:t>
+      </w:r>
+      <w:proofErr w:type="spellEnd"/>
+      <w:r>
+        <w:rPr>
+          <w:rFonts w:cstheme="minorHAnsi"/>
+        </w:rPr>
+        <w:t>)</w:t>
       </w:r>
       <w:r>
         <w:rPr>
@@ -7597,18 +9356,61 @@
           <w:rFonts w:cstheme="minorHAnsi"/>
         </w:rPr>
       </w:pPr>
-      <w:r>
-        <w:rPr>
-          <w:rFonts w:cstheme="minorHAnsi"/>
-        </w:rPr>
-        <w:t>array.set(2,60)</w:t>
+      <w:proofErr w:type="spellStart"/>
+      <w:proofErr w:type="gramStart"/>
+      <w:r>
+        <w:rPr>
+          <w:rFonts w:cstheme="minorHAnsi"/>
+        </w:rPr>
+        <w:t>array.set</w:t>
+      </w:r>
+      <w:proofErr w:type="spellEnd"/>
+      <w:r>
+        <w:rPr>
+          <w:rFonts w:cstheme="minorHAnsi"/>
+        </w:rPr>
+        <w:t>(</w:t>
+      </w:r>
+      <w:proofErr w:type="gramEnd"/>
+      <w:r>
+        <w:rPr>
+          <w:rFonts w:cstheme="minorHAnsi"/>
+        </w:rPr>
+        <w:t>2,60)</w:t>
       </w:r>
       <w:r>
         <w:rPr>
           <w:rFonts w:cstheme="minorHAnsi"/>
         </w:rPr>
         <w:br/>
-        <w:t>println(" set element is " + array.get(2))</w:t>
+      </w:r>
+      <w:proofErr w:type="spellStart"/>
+      <w:r>
+        <w:rPr>
+          <w:rFonts w:cstheme="minorHAnsi"/>
+        </w:rPr>
+        <w:t>println</w:t>
+      </w:r>
+      <w:proofErr w:type="spellEnd"/>
+      <w:r>
+        <w:rPr>
+          <w:rFonts w:cstheme="minorHAnsi"/>
+        </w:rPr>
+        <w:t xml:space="preserve">(" set element is " + </w:t>
+      </w:r>
+      <w:proofErr w:type="spellStart"/>
+      <w:r>
+        <w:rPr>
+          <w:rFonts w:cstheme="minorHAnsi"/>
+        </w:rPr>
+        <w:t>array.get</w:t>
+      </w:r>
+      <w:proofErr w:type="spellEnd"/>
+      <w:r>
+        <w:rPr>
+          <w:rFonts w:cstheme="minorHAnsi"/>
+        </w:rPr>
+        <w:t>(2))</w:t>
       </w:r>
     </w:p>
     <w:p>
@@ -7650,7 +9452,21 @@
         <w:rPr>
           <w:rFonts w:cstheme="minorHAnsi"/>
         </w:rPr>
-        <w:t>String type is immutable in kotlin. Its elements are considered as characters. Can be accessed by index.</w:t>
+        <w:t xml:space="preserve">String type is immutable in </w:t>
+      </w:r>
+      <w:proofErr w:type="spellStart"/>
+      <w:r>
+        <w:rPr>
+          <w:rFonts w:cstheme="minorHAnsi"/>
+        </w:rPr>
+        <w:t>kotlin</w:t>
+      </w:r>
+      <w:proofErr w:type="spellEnd"/>
+      <w:r>
+        <w:rPr>
+          <w:rFonts w:cstheme="minorHAnsi"/>
+        </w:rPr>
+        <w:t>. Its elements are considered as characters. Can be accessed by index.</w:t>
       </w:r>
     </w:p>
     <w:p>
@@ -7689,7 +9505,37 @@
         <w:rPr>
           <w:rFonts w:cstheme="minorHAnsi"/>
         </w:rPr>
-        <w:t>String str = “apinotes”</w:t>
+        <w:t xml:space="preserve">String </w:t>
+      </w:r>
+      <w:proofErr w:type="spellStart"/>
+      <w:proofErr w:type="gramStart"/>
+      <w:r>
+        <w:rPr>
+          <w:rFonts w:cstheme="minorHAnsi"/>
+        </w:rPr>
+        <w:t>str</w:t>
+      </w:r>
+      <w:proofErr w:type="spellEnd"/>
+      <w:proofErr w:type="gramEnd"/>
+      <w:r>
+        <w:rPr>
+          <w:rFonts w:cstheme="minorHAnsi"/>
+        </w:rPr>
+        <w:t xml:space="preserve"> = “</w:t>
+      </w:r>
+      <w:proofErr w:type="spellStart"/>
+      <w:r>
+        <w:rPr>
+          <w:rFonts w:cstheme="minorHAnsi"/>
+        </w:rPr>
+        <w:t>apinotes</w:t>
+      </w:r>
+      <w:proofErr w:type="spellEnd"/>
+      <w:r>
+        <w:rPr>
+          <w:rFonts w:cstheme="minorHAnsi"/>
+        </w:rPr>
+        <w:t>”</w:t>
       </w:r>
     </w:p>
     <w:p>
@@ -7700,11 +9546,47 @@
           <w:rFonts w:cstheme="minorHAnsi"/>
         </w:rPr>
       </w:pPr>
-      <w:r>
-        <w:rPr>
-          <w:rFonts w:cstheme="minorHAnsi"/>
-        </w:rPr>
-        <w:t>for (i in str){</w:t>
+      <w:proofErr w:type="gramStart"/>
+      <w:r>
+        <w:rPr>
+          <w:rFonts w:cstheme="minorHAnsi"/>
+        </w:rPr>
+        <w:t>for</w:t>
+      </w:r>
+      <w:proofErr w:type="gramEnd"/>
+      <w:r>
+        <w:rPr>
+          <w:rFonts w:cstheme="minorHAnsi"/>
+        </w:rPr>
+        <w:t xml:space="preserve"> (</w:t>
+      </w:r>
+      <w:proofErr w:type="spellStart"/>
+      <w:r>
+        <w:rPr>
+          <w:rFonts w:cstheme="minorHAnsi"/>
+        </w:rPr>
+        <w:t>i</w:t>
+      </w:r>
+      <w:proofErr w:type="spellEnd"/>
+      <w:r>
+        <w:rPr>
+          <w:rFonts w:cstheme="minorHAnsi"/>
+        </w:rPr>
+        <w:t xml:space="preserve"> in </w:t>
+      </w:r>
+      <w:proofErr w:type="spellStart"/>
+      <w:r>
+        <w:rPr>
+          <w:rFonts w:cstheme="minorHAnsi"/>
+        </w:rPr>
+        <w:t>str</w:t>
+      </w:r>
+      <w:proofErr w:type="spellEnd"/>
+      <w:r>
+        <w:rPr>
+          <w:rFonts w:cstheme="minorHAnsi"/>
+        </w:rPr>
+        <w:t>){</w:t>
       </w:r>
       <w:r>
         <w:rPr>
@@ -7718,7 +9600,34 @@
           <w:rFonts w:cstheme="minorHAnsi"/>
         </w:rPr>
         <w:tab/>
-        <w:t>println( i )</w:t>
+      </w:r>
+      <w:proofErr w:type="spellStart"/>
+      <w:r>
+        <w:rPr>
+          <w:rFonts w:cstheme="minorHAnsi"/>
+        </w:rPr>
+        <w:t>println</w:t>
+      </w:r>
+      <w:proofErr w:type="spellEnd"/>
+      <w:r>
+        <w:rPr>
+          <w:rFonts w:cstheme="minorHAnsi"/>
+        </w:rPr>
+        <w:t xml:space="preserve">( </w:t>
+      </w:r>
+      <w:proofErr w:type="spellStart"/>
+      <w:r>
+        <w:rPr>
+          <w:rFonts w:cstheme="minorHAnsi"/>
+        </w:rPr>
+        <w:t>i</w:t>
+      </w:r>
+      <w:proofErr w:type="spellEnd"/>
+      <w:r>
+        <w:rPr>
+          <w:rFonts w:cstheme="minorHAnsi"/>
+        </w:rPr>
+        <w:t xml:space="preserve"> )</w:t>
       </w:r>
       <w:r>
         <w:rPr>
@@ -7751,11 +9660,33 @@
           <w:rFonts w:cstheme="minorHAnsi"/>
         </w:rPr>
       </w:pPr>
-      <w:r>
-        <w:rPr>
-          <w:rFonts w:cstheme="minorHAnsi"/>
-        </w:rPr>
-        <w:t xml:space="preserve">a p i n o t e s </w:t>
+      <w:proofErr w:type="gramStart"/>
+      <w:r>
+        <w:rPr>
+          <w:rFonts w:cstheme="minorHAnsi"/>
+        </w:rPr>
+        <w:t>a</w:t>
+      </w:r>
+      <w:proofErr w:type="gramEnd"/>
+      <w:r>
+        <w:rPr>
+          <w:rFonts w:cstheme="minorHAnsi"/>
+        </w:rPr>
+        <w:t xml:space="preserve"> p </w:t>
+      </w:r>
+      <w:proofErr w:type="spellStart"/>
+      <w:r>
+        <w:rPr>
+          <w:rFonts w:cstheme="minorHAnsi"/>
+        </w:rPr>
+        <w:t>i</w:t>
+      </w:r>
+      <w:proofErr w:type="spellEnd"/>
+      <w:r>
+        <w:rPr>
+          <w:rFonts w:cstheme="minorHAnsi"/>
+        </w:rPr>
+        <w:t xml:space="preserve"> n o t e s </w:t>
       </w:r>
     </w:p>
     <w:p>
@@ -7790,6 +9721,8 @@
           <w:rFonts w:cstheme="minorHAnsi"/>
         </w:rPr>
       </w:pPr>
+      <w:proofErr w:type="spellStart"/>
+      <w:proofErr w:type="gramStart"/>
       <w:r>
         <w:rPr>
           <w:rFonts w:cstheme="minorHAnsi"/>
@@ -7800,7 +9733,29 @@
         <w:rPr>
           <w:rFonts w:cstheme="minorHAnsi"/>
         </w:rPr>
-        <w:t>rintln(str[3])</w:t>
+        <w:t>rintln</w:t>
+      </w:r>
+      <w:proofErr w:type="spellEnd"/>
+      <w:r>
+        <w:rPr>
+          <w:rFonts w:cstheme="minorHAnsi"/>
+        </w:rPr>
+        <w:t>(</w:t>
+      </w:r>
+      <w:proofErr w:type="spellStart"/>
+      <w:proofErr w:type="gramEnd"/>
+      <w:r>
+        <w:rPr>
+          <w:rFonts w:cstheme="minorHAnsi"/>
+        </w:rPr>
+        <w:t>str</w:t>
+      </w:r>
+      <w:proofErr w:type="spellEnd"/>
+      <w:r>
+        <w:rPr>
+          <w:rFonts w:cstheme="minorHAnsi"/>
+        </w:rPr>
+        <w:t>[3])</w:t>
       </w:r>
     </w:p>
     <w:p>
@@ -7835,12 +9790,16 @@
           <w:rFonts w:cstheme="minorHAnsi"/>
         </w:rPr>
       </w:pPr>
+      <w:proofErr w:type="spellStart"/>
+      <w:proofErr w:type="gramStart"/>
       <w:r>
         <w:rPr>
           <w:rFonts w:cstheme="minorHAnsi"/>
         </w:rPr>
         <w:t>i</w:t>
       </w:r>
+      <w:proofErr w:type="spellEnd"/>
+      <w:proofErr w:type="gramEnd"/>
     </w:p>
     <w:p>
       <w:pPr>
@@ -7965,6 +9924,8 @@
           <w:rFonts w:cstheme="minorHAnsi"/>
         </w:rPr>
       </w:pPr>
+      <w:proofErr w:type="spellStart"/>
+      <w:proofErr w:type="gramStart"/>
       <w:r>
         <w:rPr>
           <w:rStyle w:val="cm-keyword"/>
@@ -7972,6 +9933,8 @@
         </w:rPr>
         <w:t>var</w:t>
       </w:r>
+      <w:proofErr w:type="spellEnd"/>
+      <w:proofErr w:type="gramEnd"/>
       <w:r>
         <w:rPr>
           <w:rFonts w:cstheme="minorHAnsi"/>
@@ -8021,6 +9984,8 @@
           <w:rFonts w:cstheme="minorHAnsi"/>
         </w:rPr>
       </w:pPr>
+      <w:proofErr w:type="spellStart"/>
+      <w:proofErr w:type="gramStart"/>
       <w:r>
         <w:rPr>
           <w:rStyle w:val="cm-keyword"/>
@@ -8028,6 +9993,8 @@
         </w:rPr>
         <w:t>val</w:t>
       </w:r>
+      <w:proofErr w:type="spellEnd"/>
+      <w:proofErr w:type="gramEnd"/>
       <w:r>
         <w:rPr>
           <w:rFonts w:cstheme="minorHAnsi"/>
@@ -8092,6 +10059,7 @@
           <w:rStyle w:val="cm-string"/>
           <w:rFonts w:cstheme="minorHAnsi"/>
         </w:rPr>
+        <w:lastRenderedPageBreak/>
         <w:t>Output:</w:t>
       </w:r>
     </w:p>
@@ -8191,25 +10159,145 @@
           <w:rFonts w:cstheme="minorHAnsi"/>
         </w:rPr>
       </w:pPr>
-      <w:r>
-        <w:rPr>
-          <w:rFonts w:cstheme="minorHAnsi"/>
-        </w:rPr>
-        <w:t>val str = "apinotes"</w:t>
+      <w:proofErr w:type="spellStart"/>
+      <w:proofErr w:type="gramStart"/>
+      <w:r>
+        <w:rPr>
+          <w:rFonts w:cstheme="minorHAnsi"/>
+        </w:rPr>
+        <w:t>val</w:t>
+      </w:r>
+      <w:proofErr w:type="spellEnd"/>
+      <w:proofErr w:type="gramEnd"/>
+      <w:r>
+        <w:rPr>
+          <w:rFonts w:cstheme="minorHAnsi"/>
+        </w:rPr>
+        <w:t xml:space="preserve"> </w:t>
+      </w:r>
+      <w:proofErr w:type="spellStart"/>
+      <w:r>
+        <w:rPr>
+          <w:rFonts w:cstheme="minorHAnsi"/>
+        </w:rPr>
+        <w:t>str</w:t>
+      </w:r>
+      <w:proofErr w:type="spellEnd"/>
+      <w:r>
+        <w:rPr>
+          <w:rFonts w:cstheme="minorHAnsi"/>
+        </w:rPr>
+        <w:t xml:space="preserve"> = "</w:t>
+      </w:r>
+      <w:proofErr w:type="spellStart"/>
+      <w:r>
+        <w:rPr>
+          <w:rFonts w:cstheme="minorHAnsi"/>
+        </w:rPr>
+        <w:t>apinotes</w:t>
+      </w:r>
+      <w:proofErr w:type="spellEnd"/>
+      <w:r>
+        <w:rPr>
+          <w:rFonts w:cstheme="minorHAnsi"/>
+        </w:rPr>
+        <w:t>"</w:t>
       </w:r>
       <w:r>
         <w:rPr>
           <w:rFonts w:cstheme="minorHAnsi"/>
         </w:rPr>
         <w:br/>
-        <w:t>val finalStr = "$str.length is ${str.length}"</w:t>
+      </w:r>
+      <w:proofErr w:type="spellStart"/>
+      <w:r>
+        <w:rPr>
+          <w:rFonts w:cstheme="minorHAnsi"/>
+        </w:rPr>
+        <w:t>val</w:t>
+      </w:r>
+      <w:proofErr w:type="spellEnd"/>
+      <w:r>
+        <w:rPr>
+          <w:rFonts w:cstheme="minorHAnsi"/>
+        </w:rPr>
+        <w:t xml:space="preserve"> </w:t>
+      </w:r>
+      <w:proofErr w:type="spellStart"/>
+      <w:r>
+        <w:rPr>
+          <w:rFonts w:cstheme="minorHAnsi"/>
+        </w:rPr>
+        <w:t>finalStr</w:t>
+      </w:r>
+      <w:proofErr w:type="spellEnd"/>
+      <w:r>
+        <w:rPr>
+          <w:rFonts w:cstheme="minorHAnsi"/>
+        </w:rPr>
+        <w:t xml:space="preserve"> = "$</w:t>
+      </w:r>
+      <w:proofErr w:type="spellStart"/>
+      <w:r>
+        <w:rPr>
+          <w:rFonts w:cstheme="minorHAnsi"/>
+        </w:rPr>
+        <w:t>str.length</w:t>
+      </w:r>
+      <w:proofErr w:type="spellEnd"/>
+      <w:r>
+        <w:rPr>
+          <w:rFonts w:cstheme="minorHAnsi"/>
+        </w:rPr>
+        <w:t xml:space="preserve"> is ${</w:t>
+      </w:r>
+      <w:proofErr w:type="spellStart"/>
+      <w:r>
+        <w:rPr>
+          <w:rFonts w:cstheme="minorHAnsi"/>
+        </w:rPr>
+        <w:t>str.length</w:t>
+      </w:r>
+      <w:proofErr w:type="spellEnd"/>
+      <w:r>
+        <w:rPr>
+          <w:rFonts w:cstheme="minorHAnsi"/>
+        </w:rPr>
+        <w:t>}"</w:t>
       </w:r>
       <w:r>
         <w:rPr>
           <w:rFonts w:cstheme="minorHAnsi"/>
         </w:rPr>
         <w:br/>
-        <w:t>println(finalStr)</w:t>
+      </w:r>
+      <w:proofErr w:type="spellStart"/>
+      <w:r>
+        <w:rPr>
+          <w:rFonts w:cstheme="minorHAnsi"/>
+        </w:rPr>
+        <w:t>println</w:t>
+      </w:r>
+      <w:proofErr w:type="spellEnd"/>
+      <w:r>
+        <w:rPr>
+          <w:rFonts w:cstheme="minorHAnsi"/>
+        </w:rPr>
+        <w:t>(</w:t>
+      </w:r>
+      <w:proofErr w:type="spellStart"/>
+      <w:r>
+        <w:rPr>
+          <w:rFonts w:cstheme="minorHAnsi"/>
+        </w:rPr>
+        <w:t>finalStr</w:t>
+      </w:r>
+      <w:proofErr w:type="spellEnd"/>
+      <w:r>
+        <w:rPr>
+          <w:rFonts w:cstheme="minorHAnsi"/>
+        </w:rPr>
+        <w:t>)</w:t>
       </w:r>
     </w:p>
     <w:p>
@@ -8254,7 +10342,23 @@
         <w:rPr>
           <w:rFonts w:cstheme="minorHAnsi"/>
         </w:rPr>
-        <w:t xml:space="preserve"> apinotes.length is 8</w:t>
+        <w:t xml:space="preserve"> </w:t>
+      </w:r>
+      <w:proofErr w:type="spellStart"/>
+      <w:proofErr w:type="gramStart"/>
+      <w:r>
+        <w:rPr>
+          <w:rFonts w:cstheme="minorHAnsi"/>
+        </w:rPr>
+        <w:t>apinotes.length</w:t>
+      </w:r>
+      <w:proofErr w:type="spellEnd"/>
+      <w:proofErr w:type="gramEnd"/>
+      <w:r>
+        <w:rPr>
+          <w:rFonts w:cstheme="minorHAnsi"/>
+        </w:rPr>
+        <w:t xml:space="preserve"> is 8</w:t>
       </w:r>
     </w:p>
     <w:p>
@@ -8302,6 +10406,39 @@
     </w:p>
     <w:p>
       <w:pPr>
+        <w:pStyle w:val="ListParagraph"/>
+        <w:ind w:left="1224"/>
+      </w:pPr>
+      <w:r>
+        <w:t xml:space="preserve">The </w:t>
+      </w:r>
+      <w:r>
+        <w:t>class syntax is like java. After the class name. The constructor will be added and when</w:t>
+      </w:r>
+      <w:r>
+        <w:t xml:space="preserve"> we create an object. We do not</w:t>
+      </w:r>
+      <w:r>
+        <w:t xml:space="preserve"> want to </w:t>
+      </w:r>
+      <w:r>
+        <w:t>use new ‘keyword’</w:t>
+      </w:r>
+      <w:r>
+        <w:t xml:space="preserve"> here</w:t>
+      </w:r>
+      <w:r>
+        <w:t>. Have a go with the classes below</w:t>
+      </w:r>
+      <w:r>
+        <w:t xml:space="preserve"> to be clear</w:t>
+      </w:r>
+      <w:r>
+        <w:t>.</w:t>
+      </w:r>
+    </w:p>
+    <w:p>
+      <w:pPr>
         <w:ind w:left="504" w:firstLine="720"/>
       </w:pPr>
       <w:r>
@@ -8313,8 +10450,21 @@
         <w:pStyle w:val="ListParagraph"/>
         <w:ind w:firstLine="504"/>
       </w:pPr>
-      <w:r>
-        <w:t>class class_name{</w:t>
+      <w:proofErr w:type="gramStart"/>
+      <w:r>
+        <w:t>class</w:t>
+      </w:r>
+      <w:proofErr w:type="gramEnd"/>
+      <w:r>
+        <w:t xml:space="preserve"> </w:t>
+      </w:r>
+      <w:proofErr w:type="spellStart"/>
+      <w:r>
+        <w:t>class_name</w:t>
+      </w:r>
+      <w:proofErr w:type="spellEnd"/>
+      <w:r>
+        <w:t>{</w:t>
       </w:r>
     </w:p>
     <w:p>
@@ -8336,8 +10486,21 @@
         <w:pStyle w:val="ListParagraph"/>
         <w:ind w:firstLine="504"/>
       </w:pPr>
-      <w:r>
-        <w:t>fun main(args:Array&lt;String&gt;){</w:t>
+      <w:proofErr w:type="gramStart"/>
+      <w:r>
+        <w:t>fun</w:t>
+      </w:r>
+      <w:proofErr w:type="gramEnd"/>
+      <w:r>
+        <w:t xml:space="preserve"> main(</w:t>
+      </w:r>
+      <w:proofErr w:type="spellStart"/>
+      <w:r>
+        <w:t>args:Array</w:t>
+      </w:r>
+      <w:proofErr w:type="spellEnd"/>
+      <w:r>
+        <w:t>&lt;String&gt;){</w:t>
       </w:r>
     </w:p>
     <w:p>
@@ -8345,35 +10508,52 @@
         <w:pStyle w:val="ListParagraph"/>
         <w:ind w:firstLine="720"/>
       </w:pPr>
-      <w:r>
-        <w:t>var variable_name = class_name()</w:t>
-      </w:r>
-    </w:p>
-    <w:p>
-      <w:pPr>
-        <w:pStyle w:val="ListParagraph"/>
-      </w:pPr>
-      <w:r>
-        <w:t xml:space="preserve">          </w:t>
-      </w:r>
-      <w:r>
-        <w:t>}</w:t>
-      </w:r>
-    </w:p>
-    <w:p>
-      <w:pPr>
-        <w:pStyle w:val="ListParagraph"/>
-      </w:pPr>
-    </w:p>
-    <w:p>
-      <w:pPr>
-        <w:pStyle w:val="ListParagraph"/>
-      </w:pPr>
-      <w:r>
-        <w:t xml:space="preserve">         </w:t>
-      </w:r>
-      <w:r>
-        <w:t>Ex:</w:t>
+      <w:proofErr w:type="spellStart"/>
+      <w:proofErr w:type="gramStart"/>
+      <w:r>
+        <w:t>var</w:t>
+      </w:r>
+      <w:proofErr w:type="spellEnd"/>
+      <w:proofErr w:type="gramEnd"/>
+      <w:r>
+        <w:t xml:space="preserve"> </w:t>
+      </w:r>
+      <w:proofErr w:type="spellStart"/>
+      <w:r>
+        <w:t>variable_name</w:t>
+      </w:r>
+      <w:proofErr w:type="spellEnd"/>
+      <w:r>
+        <w:t xml:space="preserve"> = </w:t>
+      </w:r>
+      <w:proofErr w:type="spellStart"/>
+      <w:r>
+        <w:t>class_name</w:t>
+      </w:r>
+      <w:proofErr w:type="spellEnd"/>
+      <w:r>
+        <w:t>()</w:t>
+      </w:r>
+    </w:p>
+    <w:p>
+      <w:pPr>
+        <w:pStyle w:val="ListParagraph"/>
+      </w:pPr>
+      <w:r>
+        <w:t xml:space="preserve">          }</w:t>
+      </w:r>
+    </w:p>
+    <w:p>
+      <w:pPr>
+        <w:pStyle w:val="ListParagraph"/>
+      </w:pPr>
+    </w:p>
+    <w:p>
+      <w:pPr>
+        <w:pStyle w:val="ListParagraph"/>
+      </w:pPr>
+      <w:r>
+        <w:t xml:space="preserve">         Ex:</w:t>
       </w:r>
     </w:p>
     <w:p>
@@ -8383,19 +10563,21 @@
       <w:r>
         <w:t xml:space="preserve">           </w:t>
       </w:r>
-      <w:r>
-        <w:t>class Dog{</w:t>
-      </w:r>
-    </w:p>
-    <w:p>
-      <w:pPr>
-        <w:pStyle w:val="ListParagraph"/>
-      </w:pPr>
-      <w:r>
-        <w:t xml:space="preserve">           </w:t>
-      </w:r>
-      <w:r>
-        <w:t>}</w:t>
+      <w:proofErr w:type="gramStart"/>
+      <w:r>
+        <w:t>class</w:t>
+      </w:r>
+      <w:proofErr w:type="gramEnd"/>
+      <w:r>
+        <w:t xml:space="preserve"> Dog{</w:t>
+      </w:r>
+    </w:p>
+    <w:p>
+      <w:pPr>
+        <w:pStyle w:val="ListParagraph"/>
+      </w:pPr>
+      <w:r>
+        <w:t xml:space="preserve">           }</w:t>
       </w:r>
     </w:p>
     <w:p>
@@ -8406,8 +10588,21 @@
         <w:tab/>
         <w:t xml:space="preserve">          </w:t>
       </w:r>
-      <w:r>
-        <w:t>fun main(args:Array&lt;String&gt;){</w:t>
+      <w:proofErr w:type="gramStart"/>
+      <w:r>
+        <w:t>fun</w:t>
+      </w:r>
+      <w:proofErr w:type="gramEnd"/>
+      <w:r>
+        <w:t xml:space="preserve"> main(</w:t>
+      </w:r>
+      <w:proofErr w:type="spellStart"/>
+      <w:r>
+        <w:t>args:Array</w:t>
+      </w:r>
+      <w:proofErr w:type="spellEnd"/>
+      <w:r>
+        <w:t>&lt;String&gt;){</w:t>
       </w:r>
     </w:p>
     <w:p>
@@ -8417,8 +10612,15 @@
       <w:r>
         <w:t xml:space="preserve">         </w:t>
       </w:r>
-      <w:r>
-        <w:t>var dog = Dog()</w:t>
+      <w:proofErr w:type="spellStart"/>
+      <w:proofErr w:type="gramStart"/>
+      <w:r>
+        <w:t>var</w:t>
+      </w:r>
+      <w:proofErr w:type="spellEnd"/>
+      <w:proofErr w:type="gramEnd"/>
+      <w:r>
+        <w:t xml:space="preserve"> dog = Dog()</w:t>
       </w:r>
     </w:p>
     <w:p>
@@ -8427,10 +10629,7 @@
         <w:ind w:left="792"/>
       </w:pPr>
       <w:r>
-        <w:t xml:space="preserve">        </w:t>
-      </w:r>
-      <w:r>
-        <w:t>}</w:t>
+        <w:t xml:space="preserve">        }</w:t>
       </w:r>
     </w:p>
     <w:p>
@@ -8463,7 +10662,15 @@
         <w:ind w:left="1728"/>
       </w:pPr>
       <w:r>
-        <w:t>The primary constructor comes with class name. Cannot contain any code. The Initialization code can be placed in initializer blocks, which are prefixed with the init keyword.</w:t>
+        <w:t xml:space="preserve">The primary constructor comes with class name. Cannot contain any code. The Initialization code can be placed in initializer blocks, which are prefixed with the </w:t>
+      </w:r>
+      <w:proofErr w:type="spellStart"/>
+      <w:r>
+        <w:t>init</w:t>
+      </w:r>
+      <w:proofErr w:type="spellEnd"/>
+      <w:r>
+        <w:t xml:space="preserve"> keyword.</w:t>
       </w:r>
     </w:p>
     <w:p>
@@ -8486,8 +10693,53 @@
         <w:pStyle w:val="ListParagraph"/>
         <w:ind w:left="1728"/>
       </w:pPr>
-      <w:r>
-        <w:t>class Emp(var empName; String, var salary: Int){</w:t>
+      <w:proofErr w:type="gramStart"/>
+      <w:r>
+        <w:t>class</w:t>
+      </w:r>
+      <w:proofErr w:type="gramEnd"/>
+      <w:r>
+        <w:t xml:space="preserve"> </w:t>
+      </w:r>
+      <w:proofErr w:type="spellStart"/>
+      <w:r>
+        <w:t>Emp</w:t>
+      </w:r>
+      <w:proofErr w:type="spellEnd"/>
+      <w:r>
+        <w:t>(</w:t>
+      </w:r>
+      <w:proofErr w:type="spellStart"/>
+      <w:r>
+        <w:t>var</w:t>
+      </w:r>
+      <w:proofErr w:type="spellEnd"/>
+      <w:r>
+        <w:t xml:space="preserve"> </w:t>
+      </w:r>
+      <w:proofErr w:type="spellStart"/>
+      <w:r>
+        <w:t>empName</w:t>
+      </w:r>
+      <w:proofErr w:type="spellEnd"/>
+      <w:r>
+        <w:t xml:space="preserve">; String, </w:t>
+      </w:r>
+      <w:proofErr w:type="spellStart"/>
+      <w:r>
+        <w:t>var</w:t>
+      </w:r>
+      <w:proofErr w:type="spellEnd"/>
+      <w:r>
+        <w:t xml:space="preserve"> salary: </w:t>
+      </w:r>
+      <w:proofErr w:type="spellStart"/>
+      <w:r>
+        <w:t>Int</w:t>
+      </w:r>
+      <w:proofErr w:type="spellEnd"/>
+      <w:r>
+        <w:t>){</w:t>
       </w:r>
     </w:p>
     <w:p>
@@ -8511,6 +10763,7 @@
         <w:ind w:left="1728"/>
       </w:pPr>
       <w:r>
+        <w:lastRenderedPageBreak/>
         <w:t>The constructor keyword can be added after class name. But it is optional</w:t>
       </w:r>
     </w:p>
@@ -8534,8 +10787,53 @@
         <w:pStyle w:val="ListParagraph"/>
         <w:ind w:left="1728"/>
       </w:pPr>
-      <w:r>
-        <w:t>class Emp constructor(var empName; String, var salary: Int){</w:t>
+      <w:proofErr w:type="gramStart"/>
+      <w:r>
+        <w:t>class</w:t>
+      </w:r>
+      <w:proofErr w:type="gramEnd"/>
+      <w:r>
+        <w:t xml:space="preserve"> </w:t>
+      </w:r>
+      <w:proofErr w:type="spellStart"/>
+      <w:r>
+        <w:t>Emp</w:t>
+      </w:r>
+      <w:proofErr w:type="spellEnd"/>
+      <w:r>
+        <w:t xml:space="preserve"> constructor(</w:t>
+      </w:r>
+      <w:proofErr w:type="spellStart"/>
+      <w:r>
+        <w:t>var</w:t>
+      </w:r>
+      <w:proofErr w:type="spellEnd"/>
+      <w:r>
+        <w:t xml:space="preserve"> </w:t>
+      </w:r>
+      <w:proofErr w:type="spellStart"/>
+      <w:r>
+        <w:t>empName</w:t>
+      </w:r>
+      <w:proofErr w:type="spellEnd"/>
+      <w:r>
+        <w:t xml:space="preserve">; String, </w:t>
+      </w:r>
+      <w:proofErr w:type="spellStart"/>
+      <w:r>
+        <w:t>var</w:t>
+      </w:r>
+      <w:proofErr w:type="spellEnd"/>
+      <w:r>
+        <w:t xml:space="preserve"> salary: </w:t>
+      </w:r>
+      <w:proofErr w:type="spellStart"/>
+      <w:r>
+        <w:t>Int</w:t>
+      </w:r>
+      <w:proofErr w:type="spellEnd"/>
+      <w:r>
+        <w:t>){</w:t>
       </w:r>
     </w:p>
     <w:p>
@@ -8580,7 +10878,6 @@
         <w:ind w:left="1728"/>
       </w:pPr>
       <w:r>
-        <w:lastRenderedPageBreak/>
         <w:t>Ex:</w:t>
       </w:r>
     </w:p>
@@ -8589,8 +10886,21 @@
         <w:pStyle w:val="ListParagraph"/>
         <w:ind w:left="1728"/>
       </w:pPr>
-      <w:r>
-        <w:t>class SecondaryConstruct {</w:t>
+      <w:proofErr w:type="gramStart"/>
+      <w:r>
+        <w:t>class</w:t>
+      </w:r>
+      <w:proofErr w:type="gramEnd"/>
+      <w:r>
+        <w:t xml:space="preserve"> </w:t>
+      </w:r>
+      <w:proofErr w:type="spellStart"/>
+      <w:r>
+        <w:t>SecondaryConstruct</w:t>
+      </w:r>
+      <w:proofErr w:type="spellEnd"/>
+      <w:r>
+        <w:t xml:space="preserve"> {</w:t>
       </w:r>
     </w:p>
     <w:p>
@@ -8603,7 +10913,16 @@
       </w:r>
       <w:r>
         <w:tab/>
-        <w:t>var start: String? = null</w:t>
+      </w:r>
+      <w:proofErr w:type="spellStart"/>
+      <w:proofErr w:type="gramStart"/>
+      <w:r>
+        <w:t>var</w:t>
+      </w:r>
+      <w:proofErr w:type="spellEnd"/>
+      <w:proofErr w:type="gramEnd"/>
+      <w:r>
+        <w:t xml:space="preserve"> start: String? = null</w:t>
       </w:r>
     </w:p>
     <w:p>
@@ -8616,7 +10935,16 @@
       </w:r>
       <w:r>
         <w:tab/>
-        <w:t>var end: String?? = null</w:t>
+      </w:r>
+      <w:proofErr w:type="spellStart"/>
+      <w:proofErr w:type="gramStart"/>
+      <w:r>
+        <w:t>var</w:t>
+      </w:r>
+      <w:proofErr w:type="spellEnd"/>
+      <w:proofErr w:type="gramEnd"/>
+      <w:r>
+        <w:t xml:space="preserve"> end: String?? = null</w:t>
       </w:r>
     </w:p>
     <w:p>
@@ -8629,7 +10957,14 @@
       </w:r>
       <w:r>
         <w:tab/>
-        <w:t>constructor(start: String, end: String) {</w:t>
+      </w:r>
+      <w:proofErr w:type="gramStart"/>
+      <w:r>
+        <w:t>constructor(</w:t>
+      </w:r>
+      <w:proofErr w:type="gramEnd"/>
+      <w:r>
+        <w:t>start: String, end: String) {</w:t>
       </w:r>
     </w:p>
     <w:p>
@@ -8642,7 +10977,14 @@
       </w:r>
       <w:r>
         <w:tab/>
-        <w:t>this.start = start</w:t>
+      </w:r>
+      <w:proofErr w:type="spellStart"/>
+      <w:r>
+        <w:t>this.start</w:t>
+      </w:r>
+      <w:proofErr w:type="spellEnd"/>
+      <w:r>
+        <w:t xml:space="preserve"> = start</w:t>
       </w:r>
     </w:p>
     <w:p>
@@ -8655,7 +10997,14 @@
       </w:r>
       <w:r>
         <w:tab/>
-        <w:t>this.end = end</w:t>
+      </w:r>
+      <w:proofErr w:type="spellStart"/>
+      <w:r>
+        <w:t>this.end</w:t>
+      </w:r>
+      <w:proofErr w:type="spellEnd"/>
+      <w:r>
+        <w:t xml:space="preserve"> = end</w:t>
       </w:r>
     </w:p>
     <w:p>
@@ -8687,7 +11036,22 @@
       </w:r>
       <w:r>
         <w:tab/>
-        <w:t>override fun toString(): String {</w:t>
+      </w:r>
+      <w:proofErr w:type="gramStart"/>
+      <w:r>
+        <w:t>override</w:t>
+      </w:r>
+      <w:proofErr w:type="gramEnd"/>
+      <w:r>
+        <w:t xml:space="preserve"> fun </w:t>
+      </w:r>
+      <w:proofErr w:type="spellStart"/>
+      <w:r>
+        <w:t>toString</w:t>
+      </w:r>
+      <w:proofErr w:type="spellEnd"/>
+      <w:r>
+        <w:t>(): String {</w:t>
       </w:r>
     </w:p>
     <w:p>
@@ -8700,7 +11064,22 @@
       </w:r>
       <w:r>
         <w:tab/>
-        <w:t>return "TestMan(start=$start, end=$end)"</w:t>
+      </w:r>
+      <w:proofErr w:type="gramStart"/>
+      <w:r>
+        <w:t>return</w:t>
+      </w:r>
+      <w:proofErr w:type="gramEnd"/>
+      <w:r>
+        <w:t xml:space="preserve"> "</w:t>
+      </w:r>
+      <w:proofErr w:type="spellStart"/>
+      <w:r>
+        <w:t>TestMan</w:t>
+      </w:r>
+      <w:proofErr w:type="spellEnd"/>
+      <w:r>
+        <w:t>(start=$start, end=$end)"</w:t>
       </w:r>
     </w:p>
     <w:p>
@@ -8742,8 +11121,21 @@
         <w:pStyle w:val="ListParagraph"/>
         <w:ind w:left="1728"/>
       </w:pPr>
-      <w:r>
-        <w:t>fun main(args:Array&lt;String&gt;){</w:t>
+      <w:proofErr w:type="gramStart"/>
+      <w:r>
+        <w:t>fun</w:t>
+      </w:r>
+      <w:proofErr w:type="gramEnd"/>
+      <w:r>
+        <w:t xml:space="preserve"> main(</w:t>
+      </w:r>
+      <w:proofErr w:type="spellStart"/>
+      <w:r>
+        <w:t>args:Array</w:t>
+      </w:r>
+      <w:proofErr w:type="spellEnd"/>
+      <w:r>
+        <w:t>&lt;String&gt;){</w:t>
       </w:r>
     </w:p>
     <w:p>
@@ -8752,7 +11144,41 @@
         <w:ind w:left="1728"/>
       </w:pPr>
       <w:r>
-        <w:t xml:space="preserve">    var s = SecondaryConstruct("kumaresan","perumal")</w:t>
+        <w:t xml:space="preserve">    </w:t>
+      </w:r>
+      <w:proofErr w:type="spellStart"/>
+      <w:proofErr w:type="gramStart"/>
+      <w:r>
+        <w:t>var</w:t>
+      </w:r>
+      <w:proofErr w:type="spellEnd"/>
+      <w:proofErr w:type="gramEnd"/>
+      <w:r>
+        <w:t xml:space="preserve"> s = </w:t>
+      </w:r>
+      <w:proofErr w:type="spellStart"/>
+      <w:r>
+        <w:t>SecondaryConstruct</w:t>
+      </w:r>
+      <w:proofErr w:type="spellEnd"/>
+      <w:r>
+        <w:t>("</w:t>
+      </w:r>
+      <w:proofErr w:type="spellStart"/>
+      <w:r>
+        <w:t>kumaresan</w:t>
+      </w:r>
+      <w:proofErr w:type="spellEnd"/>
+      <w:r>
+        <w:t>","</w:t>
+      </w:r>
+      <w:proofErr w:type="spellStart"/>
+      <w:r>
+        <w:t>perumal</w:t>
+      </w:r>
+      <w:proofErr w:type="spellEnd"/>
+      <w:r>
+        <w:t>")</w:t>
       </w:r>
     </w:p>
     <w:p>
@@ -8761,7 +11187,28 @@
         <w:ind w:left="1728"/>
       </w:pPr>
       <w:r>
-        <w:t xml:space="preserve">    println(" The secondary constructor object is : "+ s.toString())</w:t>
+        <w:t xml:space="preserve">    </w:t>
+      </w:r>
+      <w:proofErr w:type="spellStart"/>
+      <w:proofErr w:type="gramStart"/>
+      <w:r>
+        <w:t>println</w:t>
+      </w:r>
+      <w:proofErr w:type="spellEnd"/>
+      <w:r>
+        <w:t>(</w:t>
+      </w:r>
+      <w:proofErr w:type="gramEnd"/>
+      <w:r>
+        <w:t xml:space="preserve">" The secondary constructor object is : "+ </w:t>
+      </w:r>
+      <w:proofErr w:type="spellStart"/>
+      <w:r>
+        <w:t>s.toString</w:t>
+      </w:r>
+      <w:proofErr w:type="spellEnd"/>
+      <w:r>
+        <w:t>())</w:t>
       </w:r>
     </w:p>
     <w:p>
@@ -8819,10 +11266,45 @@
       <w:pPr>
         <w:pStyle w:val="ListParagraph"/>
       </w:pPr>
-      <w:bookmarkStart w:id="0" w:name="_GoBack"/>
-      <w:bookmarkEnd w:id="0"/>
-      <w:r>
-        <w:t>data class employee(var name:String, var salary:String)</w:t>
+      <w:proofErr w:type="gramStart"/>
+      <w:r>
+        <w:t>data</w:t>
+      </w:r>
+      <w:proofErr w:type="gramEnd"/>
+      <w:r>
+        <w:t xml:space="preserve"> class employee(</w:t>
+      </w:r>
+      <w:proofErr w:type="spellStart"/>
+      <w:r>
+        <w:t>var</w:t>
+      </w:r>
+      <w:proofErr w:type="spellEnd"/>
+      <w:r>
+        <w:t xml:space="preserve"> </w:t>
+      </w:r>
+      <w:proofErr w:type="spellStart"/>
+      <w:r>
+        <w:t>name:String</w:t>
+      </w:r>
+      <w:proofErr w:type="spellEnd"/>
+      <w:r>
+        <w:t xml:space="preserve">, </w:t>
+      </w:r>
+      <w:proofErr w:type="spellStart"/>
+      <w:r>
+        <w:t>var</w:t>
+      </w:r>
+      <w:proofErr w:type="spellEnd"/>
+      <w:r>
+        <w:t xml:space="preserve"> </w:t>
+      </w:r>
+      <w:proofErr w:type="spellStart"/>
+      <w:r>
+        <w:t>salary:String</w:t>
+      </w:r>
+      <w:proofErr w:type="spellEnd"/>
+      <w:r>
+        <w:t>)</w:t>
       </w:r>
     </w:p>
     <w:p>
@@ -8864,11 +11346,16 @@
         </w:numPr>
       </w:pPr>
       <w:r>
-        <w:t>Access S</w:t>
+        <w:t xml:space="preserve">Access </w:t>
+      </w:r>
+      <w:proofErr w:type="spellStart"/>
+      <w:r>
+        <w:t>S</w:t>
       </w:r>
       <w:r>
         <w:t>pecifiers</w:t>
       </w:r>
+      <w:proofErr w:type="spellEnd"/>
     </w:p>
     <w:p>
       <w:pPr>
@@ -8902,8 +11389,13 @@
           <w:numId w:val="1"/>
         </w:numPr>
       </w:pPr>
-      <w:r>
-        <w:t>Enum Classes</w:t>
+      <w:proofErr w:type="spellStart"/>
+      <w:r>
+        <w:t>Enum</w:t>
+      </w:r>
+      <w:proofErr w:type="spellEnd"/>
+      <w:r>
+        <w:t xml:space="preserve"> Classes</w:t>
       </w:r>
     </w:p>
     <w:p>
@@ -8913,6 +11405,54 @@
           <w:ilvl w:val="0"/>
           <w:numId w:val="1"/>
         </w:numPr>
+      </w:pPr>
+      <w:r>
+        <w:t>Exception Handling</w:t>
+      </w:r>
+    </w:p>
+    <w:p>
+      <w:pPr>
+        <w:pStyle w:val="ListParagraph"/>
+        <w:numPr>
+          <w:ilvl w:val="1"/>
+          <w:numId w:val="1"/>
+        </w:numPr>
+      </w:pPr>
+      <w:r>
+        <w:t xml:space="preserve">Try Catch Finally Blocks </w:t>
+      </w:r>
+    </w:p>
+    <w:p>
+      <w:pPr>
+        <w:pStyle w:val="ListParagraph"/>
+        <w:numPr>
+          <w:ilvl w:val="1"/>
+          <w:numId w:val="1"/>
+        </w:numPr>
+      </w:pPr>
+      <w:r>
+        <w:t>Checked Exceptions</w:t>
+      </w:r>
+    </w:p>
+    <w:p>
+      <w:pPr>
+        <w:pStyle w:val="ListParagraph"/>
+        <w:numPr>
+          <w:ilvl w:val="1"/>
+          <w:numId w:val="1"/>
+        </w:numPr>
+      </w:pPr>
+      <w:r>
+        <w:t>Unchecked Exceptions</w:t>
+      </w:r>
+    </w:p>
+    <w:p>
+      <w:pPr>
+        <w:pStyle w:val="ListParagraph"/>
+        <w:numPr>
+          <w:ilvl w:val="0"/>
+          <w:numId w:val="1"/>
+        </w:numPr>
         <w:rPr>
           <w:rFonts w:cstheme="minorHAnsi"/>
         </w:rPr>
@@ -8939,7 +11479,7 @@
       </w:r>
     </w:p>
     <w:sectPr>
-      <w:headerReference w:type="default" r:id="rId18"/>
+      <w:headerReference w:type="default" r:id="rId15"/>
       <w:pgSz w:w="11906" w:h="16838"/>
       <w:pgMar w:top="1440" w:right="1440" w:bottom="1440" w:left="1440" w:header="708" w:footer="708" w:gutter="0"/>
       <w:cols w:space="708"/>

--- a/kotlin_tut_2.docx
+++ b/kotlin_tut_2.docx
@@ -46,21 +46,7 @@
         <w:rPr>
           <w:rFonts w:cstheme="minorHAnsi"/>
         </w:rPr>
-        <w:t xml:space="preserve">What is </w:t>
-      </w:r>
-      <w:proofErr w:type="spellStart"/>
-      <w:r>
-        <w:rPr>
-          <w:rFonts w:cstheme="minorHAnsi"/>
-        </w:rPr>
-        <w:t>kotlin</w:t>
-      </w:r>
-      <w:proofErr w:type="spellEnd"/>
-      <w:r>
-        <w:rPr>
-          <w:rFonts w:cstheme="minorHAnsi"/>
-        </w:rPr>
-        <w:t>?</w:t>
+        <w:t>What is kotlin?</w:t>
       </w:r>
     </w:p>
     <w:p>
@@ -80,19 +66,11 @@
           <w:rFonts w:cstheme="minorHAnsi"/>
         </w:rPr>
       </w:pPr>
-      <w:proofErr w:type="spellStart"/>
-      <w:r>
-        <w:rPr>
-          <w:rFonts w:cstheme="minorHAnsi"/>
-        </w:rPr>
-        <w:t>Kotlin</w:t>
-      </w:r>
-      <w:proofErr w:type="spellEnd"/>
-      <w:r>
-        <w:rPr>
-          <w:rFonts w:cstheme="minorHAnsi"/>
-        </w:rPr>
-        <w:t xml:space="preserve"> is a programming language for server side development, android development and much more.</w:t>
+      <w:r>
+        <w:rPr>
+          <w:rFonts w:cstheme="minorHAnsi"/>
+        </w:rPr>
+        <w:t>Kotlin is a programming language for server side development, android development and much more.</w:t>
       </w:r>
     </w:p>
     <w:p>
@@ -112,43 +90,20 @@
           <w:rFonts w:cstheme="minorHAnsi"/>
         </w:rPr>
       </w:pPr>
-      <w:proofErr w:type="spellStart"/>
-      <w:r>
-        <w:rPr>
-          <w:rFonts w:cstheme="minorHAnsi"/>
-        </w:rPr>
-        <w:t>Kotlin</w:t>
-      </w:r>
-      <w:proofErr w:type="spellEnd"/>
-      <w:r>
-        <w:rPr>
-          <w:rFonts w:cstheme="minorHAnsi"/>
-        </w:rPr>
-        <w:t xml:space="preserve"> is an OSS statically typed programming language that targets the JVM, Android, JavaScript and Native. It’s developed by </w:t>
-      </w:r>
-      <w:proofErr w:type="spellStart"/>
-      <w:r>
-        <w:fldChar w:fldCharType="begin"/>
-      </w:r>
-      <w:r>
-        <w:instrText xml:space="preserve"> HYPERLINK "http://www.jetbrains.com/" </w:instrText>
-      </w:r>
-      <w:r>
-        <w:fldChar w:fldCharType="separate"/>
-      </w:r>
-      <w:r>
-        <w:rPr>
-          <w:rFonts w:cstheme="minorHAnsi"/>
-        </w:rPr>
-        <w:t>JetBrains</w:t>
-      </w:r>
-      <w:proofErr w:type="spellEnd"/>
-      <w:r>
-        <w:rPr>
-          <w:rFonts w:cstheme="minorHAnsi"/>
-        </w:rPr>
-        <w:fldChar w:fldCharType="end"/>
-      </w:r>
+      <w:r>
+        <w:rPr>
+          <w:rFonts w:cstheme="minorHAnsi"/>
+        </w:rPr>
+        <w:t>Kotlin is an OSS statically typed programming language that targets the JVM, Android, JavaScript and Native. It’s developed by </w:t>
+      </w:r>
+      <w:hyperlink r:id="rId7" w:history="1">
+        <w:r>
+          <w:rPr>
+            <w:rFonts w:cstheme="minorHAnsi"/>
+          </w:rPr>
+          <w:t>JetBrains</w:t>
+        </w:r>
+      </w:hyperlink>
       <w:r>
         <w:rPr>
           <w:rFonts w:cstheme="minorHAnsi"/>
@@ -279,35 +234,7 @@
         <w:rPr>
           <w:rFonts w:cstheme="minorHAnsi"/>
         </w:rPr>
-        <w:t xml:space="preserve">Install latest release of </w:t>
-      </w:r>
-      <w:proofErr w:type="spellStart"/>
-      <w:r>
-        <w:rPr>
-          <w:rFonts w:cstheme="minorHAnsi"/>
-        </w:rPr>
-        <w:t>intelij</w:t>
-      </w:r>
-      <w:proofErr w:type="spellEnd"/>
-      <w:r>
-        <w:rPr>
-          <w:rFonts w:cstheme="minorHAnsi"/>
-        </w:rPr>
-        <w:t xml:space="preserve"> IDEA. </w:t>
-      </w:r>
-      <w:proofErr w:type="spellStart"/>
-      <w:r>
-        <w:rPr>
-          <w:rFonts w:cstheme="minorHAnsi"/>
-        </w:rPr>
-        <w:t>Kotlin</w:t>
-      </w:r>
-      <w:proofErr w:type="spellEnd"/>
-      <w:r>
-        <w:rPr>
-          <w:rFonts w:cstheme="minorHAnsi"/>
-        </w:rPr>
-        <w:t xml:space="preserve"> comes with it as plug in. you can download </w:t>
+        <w:t xml:space="preserve">Install latest release of intelij IDEA. Kotlin comes with it as plug in. you can download </w:t>
       </w:r>
       <w:r>
         <w:rPr>
@@ -333,7 +260,7 @@
         </w:rPr>
         <w:t xml:space="preserve"> from </w:t>
       </w:r>
-      <w:hyperlink r:id="rId7" w:history="1">
+      <w:hyperlink r:id="rId8" w:history="1">
         <w:r>
           <w:rPr>
             <w:rStyle w:val="Hyperlink"/>
@@ -358,21 +285,7 @@
         <w:rPr>
           <w:rFonts w:cstheme="minorHAnsi"/>
         </w:rPr>
-        <w:t xml:space="preserve">Create a new project. You select </w:t>
-      </w:r>
-      <w:proofErr w:type="spellStart"/>
-      <w:r>
-        <w:rPr>
-          <w:rFonts w:cstheme="minorHAnsi"/>
-        </w:rPr>
-        <w:t>kotlin</w:t>
-      </w:r>
-      <w:proofErr w:type="spellEnd"/>
-      <w:r>
-        <w:rPr>
-          <w:rFonts w:cstheme="minorHAnsi"/>
-        </w:rPr>
-        <w:t xml:space="preserve"> option on the left.</w:t>
+        <w:t>Create a new project. You select kotlin option on the left.</w:t>
       </w:r>
     </w:p>
     <w:p>
@@ -389,39 +302,21 @@
           <w:rFonts w:cstheme="minorHAnsi"/>
           <w:color w:val="FF0000"/>
         </w:rPr>
-        <w:t xml:space="preserve">Add create project screenshot </w:t>
-      </w:r>
-      <w:proofErr w:type="gramStart"/>
+        <w:t>Add create project screenshot here</w:t>
+      </w:r>
       <w:r>
         <w:rPr>
           <w:rFonts w:cstheme="minorHAnsi"/>
           <w:color w:val="FF0000"/>
         </w:rPr>
-        <w:t>here</w:t>
+        <w:t>(</w:t>
       </w:r>
       <w:r>
         <w:rPr>
           <w:rFonts w:cstheme="minorHAnsi"/>
           <w:color w:val="FF0000"/>
         </w:rPr>
-        <w:t>(</w:t>
-      </w:r>
-      <w:proofErr w:type="spellStart"/>
-      <w:proofErr w:type="gramEnd"/>
-      <w:r>
-        <w:rPr>
-          <w:rFonts w:cstheme="minorHAnsi"/>
-          <w:color w:val="FF0000"/>
-        </w:rPr>
-        <w:t>create_kotlin_file</w:t>
-      </w:r>
-      <w:proofErr w:type="spellEnd"/>
-      <w:r>
-        <w:rPr>
-          <w:rFonts w:cstheme="minorHAnsi"/>
-          <w:color w:val="FF0000"/>
-        </w:rPr>
-        <w:t>)</w:t>
+        <w:t>create_kotlin_file)</w:t>
       </w:r>
     </w:p>
     <w:p>
@@ -462,7 +357,6 @@
           <w:rFonts w:cstheme="minorHAnsi"/>
         </w:rPr>
       </w:pPr>
-      <w:proofErr w:type="spellStart"/>
       <w:r>
         <w:rPr>
           <w:rFonts w:cstheme="minorHAnsi"/>
@@ -477,7 +371,6 @@
         </w:rPr>
         <w:t>roject_name_file</w:t>
       </w:r>
-      <w:proofErr w:type="spellEnd"/>
     </w:p>
     <w:p>
       <w:pPr>
@@ -494,21 +387,7 @@
         <w:rPr>
           <w:rFonts w:cstheme="minorHAnsi"/>
         </w:rPr>
-        <w:t xml:space="preserve">Now we have </w:t>
-      </w:r>
-      <w:proofErr w:type="spellStart"/>
-      <w:r>
-        <w:rPr>
-          <w:rFonts w:cstheme="minorHAnsi"/>
-        </w:rPr>
-        <w:t>kotlin</w:t>
-      </w:r>
-      <w:proofErr w:type="spellEnd"/>
-      <w:r>
-        <w:rPr>
-          <w:rFonts w:cstheme="minorHAnsi"/>
-        </w:rPr>
-        <w:t xml:space="preserve"> created project.</w:t>
+        <w:t>Now we have kotlin created project.</w:t>
       </w:r>
     </w:p>
     <w:p>
@@ -519,7 +398,6 @@
           <w:rFonts w:cstheme="minorHAnsi"/>
         </w:rPr>
       </w:pPr>
-      <w:proofErr w:type="spellStart"/>
       <w:r>
         <w:rPr>
           <w:rFonts w:cstheme="minorHAnsi"/>
@@ -527,7 +405,6 @@
         </w:rPr>
         <w:t>project_created</w:t>
       </w:r>
-      <w:proofErr w:type="spellEnd"/>
       <w:r>
         <w:rPr>
           <w:rFonts w:cstheme="minorHAnsi"/>
@@ -551,35 +428,7 @@
         <w:rPr>
           <w:rFonts w:cstheme="minorHAnsi"/>
         </w:rPr>
-        <w:t xml:space="preserve">You right-click on </w:t>
-      </w:r>
-      <w:proofErr w:type="spellStart"/>
-      <w:r>
-        <w:rPr>
-          <w:rFonts w:cstheme="minorHAnsi"/>
-        </w:rPr>
-        <w:t>src</w:t>
-      </w:r>
-      <w:proofErr w:type="spellEnd"/>
-      <w:r>
-        <w:rPr>
-          <w:rFonts w:cstheme="minorHAnsi"/>
-        </w:rPr>
-        <w:t xml:space="preserve"> folder. Create a </w:t>
-      </w:r>
-      <w:proofErr w:type="spellStart"/>
-      <w:r>
-        <w:rPr>
-          <w:rFonts w:cstheme="minorHAnsi"/>
-        </w:rPr>
-        <w:t>kotlin</w:t>
-      </w:r>
-      <w:proofErr w:type="spellEnd"/>
-      <w:r>
-        <w:rPr>
-          <w:rFonts w:cstheme="minorHAnsi"/>
-        </w:rPr>
-        <w:t xml:space="preserve"> file.</w:t>
+        <w:t>You right-click on src folder. Create a kotlin file.</w:t>
       </w:r>
     </w:p>
     <w:p>
@@ -591,7 +440,6 @@
           <w:color w:val="FF0000"/>
         </w:rPr>
       </w:pPr>
-      <w:proofErr w:type="spellStart"/>
       <w:r>
         <w:rPr>
           <w:rFonts w:cstheme="minorHAnsi"/>
@@ -599,7 +447,6 @@
         </w:rPr>
         <w:t>create_kotlin_file</w:t>
       </w:r>
-      <w:proofErr w:type="spellEnd"/>
     </w:p>
     <w:p>
       <w:pPr>
@@ -628,7 +475,6 @@
           <w:color w:val="FF0000"/>
         </w:rPr>
       </w:pPr>
-      <w:proofErr w:type="spellStart"/>
       <w:r>
         <w:rPr>
           <w:rFonts w:cstheme="minorHAnsi"/>
@@ -636,7 +482,6 @@
         </w:rPr>
         <w:t>hello_world</w:t>
       </w:r>
-      <w:proofErr w:type="spellEnd"/>
     </w:p>
     <w:p>
       <w:pPr>
@@ -665,7 +510,6 @@
           <w:color w:val="FF0000"/>
         </w:rPr>
       </w:pPr>
-      <w:proofErr w:type="spellStart"/>
       <w:r>
         <w:rPr>
           <w:rFonts w:cstheme="minorHAnsi"/>
@@ -673,9 +517,6 @@
         </w:rPr>
         <w:t>output_kt_file</w:t>
       </w:r>
-      <w:bookmarkStart w:id="0" w:name="_GoBack"/>
-      <w:bookmarkEnd w:id="0"/>
-      <w:proofErr w:type="spellEnd"/>
     </w:p>
     <w:p>
       <w:pPr>
@@ -707,16 +548,8 @@
         <w:rPr>
           <w:rFonts w:cstheme="minorHAnsi"/>
         </w:rPr>
-        <w:t xml:space="preserve"> </w:t>
-      </w:r>
-      <w:proofErr w:type="spellStart"/>
-      <w:r>
-        <w:rPr>
-          <w:rFonts w:cstheme="minorHAnsi"/>
-        </w:rPr>
-        <w:t>kotlin</w:t>
-      </w:r>
-      <w:proofErr w:type="spellEnd"/>
+        <w:t xml:space="preserve"> kotlin</w:t>
+      </w:r>
       <w:r>
         <w:rPr>
           <w:rFonts w:cstheme="minorHAnsi"/>
@@ -917,16 +750,8 @@
         <w:rPr>
           <w:rFonts w:cstheme="minorHAnsi"/>
         </w:rPr>
-        <w:t xml:space="preserve">Camel case is allowed ex: </w:t>
-      </w:r>
-      <w:proofErr w:type="spellStart"/>
-      <w:r>
-        <w:rPr>
-          <w:rFonts w:cstheme="minorHAnsi"/>
-        </w:rPr>
-        <w:t>empNo</w:t>
-      </w:r>
-      <w:proofErr w:type="spellEnd"/>
+        <w:t>Camel case is allowed ex: empNo</w:t>
+      </w:r>
     </w:p>
     <w:p>
       <w:pPr>
@@ -943,16 +768,8 @@
         <w:rPr>
           <w:rFonts w:cstheme="minorHAnsi"/>
         </w:rPr>
-        <w:t xml:space="preserve">Underscore is allowed ex: </w:t>
-      </w:r>
-      <w:proofErr w:type="spellStart"/>
-      <w:r>
-        <w:rPr>
-          <w:rFonts w:cstheme="minorHAnsi"/>
-        </w:rPr>
-        <w:t>emp_no</w:t>
-      </w:r>
-      <w:proofErr w:type="spellEnd"/>
+        <w:t>Underscore is allowed ex: emp_no</w:t>
+      </w:r>
     </w:p>
     <w:p>
       <w:pPr>
@@ -976,21 +793,7 @@
         <w:rPr>
           <w:rFonts w:cstheme="minorHAnsi"/>
         </w:rPr>
-        <w:t xml:space="preserve">ers is allowed </w:t>
-      </w:r>
-      <w:proofErr w:type="gramStart"/>
-      <w:r>
-        <w:rPr>
-          <w:rFonts w:cstheme="minorHAnsi"/>
-        </w:rPr>
-        <w:t>Ex</w:t>
-      </w:r>
-      <w:proofErr w:type="gramEnd"/>
-      <w:r>
-        <w:rPr>
-          <w:rFonts w:cstheme="minorHAnsi"/>
-        </w:rPr>
-        <w:t>: emp1.  But the number</w:t>
+        <w:t>ers is allowed Ex: emp1.  But the number</w:t>
       </w:r>
       <w:r>
         <w:rPr>
@@ -1047,74 +850,22 @@
         <w:rPr>
           <w:rFonts w:cstheme="minorHAnsi"/>
         </w:rPr>
-        <w:t xml:space="preserve">In </w:t>
-      </w:r>
-      <w:proofErr w:type="spellStart"/>
-      <w:r>
-        <w:rPr>
-          <w:rFonts w:cstheme="minorHAnsi"/>
-        </w:rPr>
-        <w:t>kotlin</w:t>
-      </w:r>
-      <w:proofErr w:type="spellEnd"/>
-      <w:r>
-        <w:rPr>
-          <w:rFonts w:cstheme="minorHAnsi"/>
-        </w:rPr>
-        <w:t xml:space="preserve"> the variables can be declared in two ways using </w:t>
-      </w:r>
-      <w:proofErr w:type="spellStart"/>
-      <w:r>
-        <w:rPr>
-          <w:rFonts w:cstheme="minorHAnsi"/>
-        </w:rPr>
-        <w:t>var</w:t>
-      </w:r>
-      <w:proofErr w:type="spellEnd"/>
-      <w:r>
-        <w:rPr>
-          <w:rFonts w:cstheme="minorHAnsi"/>
-        </w:rPr>
-        <w:t xml:space="preserve"> and </w:t>
-      </w:r>
-      <w:proofErr w:type="spellStart"/>
-      <w:proofErr w:type="gramStart"/>
-      <w:r>
-        <w:rPr>
-          <w:rFonts w:cstheme="minorHAnsi"/>
-        </w:rPr>
-        <w:t>val</w:t>
-      </w:r>
-      <w:proofErr w:type="spellEnd"/>
-      <w:proofErr w:type="gramEnd"/>
-      <w:r>
-        <w:rPr>
-          <w:rFonts w:cstheme="minorHAnsi"/>
-        </w:rPr>
-        <w:t xml:space="preserve"> keywords</w:t>
-      </w:r>
-    </w:p>
-    <w:p>
-      <w:pPr>
-        <w:pStyle w:val="ListParagraph"/>
-        <w:ind w:left="1728"/>
-        <w:rPr>
-          <w:rFonts w:cstheme="minorHAnsi"/>
-        </w:rPr>
-      </w:pPr>
-      <w:proofErr w:type="spellStart"/>
-      <w:r>
-        <w:rPr>
-          <w:rFonts w:cstheme="minorHAnsi"/>
-        </w:rPr>
-        <w:t>Let’s</w:t>
-      </w:r>
-      <w:proofErr w:type="spellEnd"/>
-      <w:r>
-        <w:rPr>
-          <w:rFonts w:cstheme="minorHAnsi"/>
-        </w:rPr>
-        <w:t xml:space="preserve"> us see an example</w:t>
+        <w:t>In kotlin the variables can be declared in two ways using var and val keywords</w:t>
+      </w:r>
+    </w:p>
+    <w:p>
+      <w:pPr>
+        <w:pStyle w:val="ListParagraph"/>
+        <w:ind w:left="1728"/>
+        <w:rPr>
+          <w:rFonts w:cstheme="minorHAnsi"/>
+        </w:rPr>
+      </w:pPr>
+      <w:r>
+        <w:rPr>
+          <w:rFonts w:cstheme="minorHAnsi"/>
+        </w:rPr>
+        <w:t>Let’s us see an example</w:t>
       </w:r>
     </w:p>
     <w:p>
@@ -1155,76 +906,22 @@
           <w:color w:val="333333"/>
           <w:shd w:val="clear" w:color="auto" w:fill="FFFFFF"/>
         </w:rPr>
-        <w:t xml:space="preserve">To allow nulls, we can declare a variable as </w:t>
-      </w:r>
-      <w:proofErr w:type="spellStart"/>
-      <w:r>
-        <w:rPr>
-          <w:rFonts w:cstheme="minorHAnsi"/>
-          <w:color w:val="333333"/>
-          <w:shd w:val="clear" w:color="auto" w:fill="FFFFFF"/>
-        </w:rPr>
-        <w:t>nullable</w:t>
-      </w:r>
-      <w:proofErr w:type="spellEnd"/>
-      <w:r>
-        <w:rPr>
-          <w:rFonts w:cstheme="minorHAnsi"/>
-          <w:color w:val="333333"/>
-          <w:shd w:val="clear" w:color="auto" w:fill="FFFFFF"/>
-        </w:rPr>
-        <w:t xml:space="preserve"> string, written String?</w:t>
-      </w:r>
-    </w:p>
-    <w:p>
-      <w:pPr>
-        <w:pStyle w:val="ListParagraph"/>
-        <w:ind w:left="1728"/>
-        <w:rPr>
-          <w:rFonts w:cstheme="minorHAnsi"/>
-        </w:rPr>
-      </w:pPr>
-      <w:proofErr w:type="spellStart"/>
-      <w:r>
-        <w:rPr>
-          <w:rFonts w:cstheme="minorHAnsi"/>
-        </w:rPr>
-        <w:t>var_keyword</w:t>
-      </w:r>
-      <w:proofErr w:type="spellEnd"/>
-      <w:r>
-        <w:rPr>
-          <w:rFonts w:cstheme="minorHAnsi"/>
-        </w:rPr>
-        <w:t xml:space="preserve"> </w:t>
-      </w:r>
-      <w:proofErr w:type="spellStart"/>
-      <w:r>
-        <w:rPr>
-          <w:rFonts w:cstheme="minorHAnsi"/>
-        </w:rPr>
-        <w:t>variable_name</w:t>
-      </w:r>
-      <w:proofErr w:type="spellEnd"/>
-      <w:r>
-        <w:rPr>
-          <w:rFonts w:cstheme="minorHAnsi"/>
-        </w:rPr>
-        <w:t xml:space="preserve">: type?  = </w:t>
-      </w:r>
-      <w:proofErr w:type="spellStart"/>
-      <w:r>
-        <w:rPr>
-          <w:rFonts w:cstheme="minorHAnsi"/>
-        </w:rPr>
-        <w:t>intial</w:t>
-      </w:r>
-      <w:proofErr w:type="spellEnd"/>
-      <w:r>
-        <w:rPr>
-          <w:rFonts w:cstheme="minorHAnsi"/>
-        </w:rPr>
-        <w:t xml:space="preserve"> value</w:t>
+        <w:t>To allow nulls, we can declare a variable as nullable string, written String?</w:t>
+      </w:r>
+    </w:p>
+    <w:p>
+      <w:pPr>
+        <w:pStyle w:val="ListParagraph"/>
+        <w:ind w:left="1728"/>
+        <w:rPr>
+          <w:rFonts w:cstheme="minorHAnsi"/>
+        </w:rPr>
+      </w:pPr>
+      <w:r>
+        <w:rPr>
+          <w:rFonts w:cstheme="minorHAnsi"/>
+        </w:rPr>
+        <w:t>var_keyword variable_name: type?  = intial value</w:t>
       </w:r>
     </w:p>
     <w:p>
@@ -1263,21 +960,7 @@
         <w:rPr>
           <w:rFonts w:cstheme="minorHAnsi"/>
         </w:rPr>
-        <w:t xml:space="preserve">When </w:t>
-      </w:r>
-      <w:proofErr w:type="spellStart"/>
-      <w:r>
-        <w:rPr>
-          <w:rFonts w:cstheme="minorHAnsi"/>
-        </w:rPr>
-        <w:t>var</w:t>
-      </w:r>
-      <w:proofErr w:type="spellEnd"/>
-      <w:r>
-        <w:rPr>
-          <w:rFonts w:cstheme="minorHAnsi"/>
-        </w:rPr>
-        <w:t xml:space="preserve"> keyword is used. </w:t>
+        <w:t xml:space="preserve">When var keyword is used. </w:t>
       </w:r>
       <w:r>
         <w:rPr>
@@ -1300,81 +983,57 @@
           <w:rFonts w:cstheme="minorHAnsi"/>
         </w:rPr>
       </w:pPr>
-      <w:proofErr w:type="spellStart"/>
-      <w:proofErr w:type="gramStart"/>
-      <w:r>
-        <w:rPr>
-          <w:rFonts w:cstheme="minorHAnsi"/>
-        </w:rPr>
-        <w:t>var</w:t>
-      </w:r>
-      <w:proofErr w:type="spellEnd"/>
-      <w:proofErr w:type="gramEnd"/>
-      <w:r>
-        <w:rPr>
-          <w:rFonts w:cstheme="minorHAnsi"/>
-        </w:rPr>
-        <w:t xml:space="preserve"> name: String = “apinotes.com”.</w:t>
-      </w:r>
-    </w:p>
-    <w:p>
-      <w:pPr>
-        <w:pStyle w:val="ListParagraph"/>
-        <w:ind w:left="1728"/>
-        <w:rPr>
-          <w:rFonts w:cstheme="minorHAnsi"/>
-        </w:rPr>
-      </w:pPr>
-    </w:p>
-    <w:p>
-      <w:pPr>
-        <w:pStyle w:val="ListParagraph"/>
-        <w:ind w:left="1728"/>
-        <w:rPr>
-          <w:rFonts w:cstheme="minorHAnsi"/>
-        </w:rPr>
-      </w:pPr>
-      <w:proofErr w:type="spellStart"/>
-      <w:proofErr w:type="gramStart"/>
+      <w:r>
+        <w:rPr>
+          <w:rFonts w:cstheme="minorHAnsi"/>
+        </w:rPr>
+        <w:t>var name: String = “apinotes.com”.</w:t>
+      </w:r>
+    </w:p>
+    <w:p>
+      <w:pPr>
+        <w:pStyle w:val="ListParagraph"/>
+        <w:ind w:left="1728"/>
+        <w:rPr>
+          <w:rFonts w:cstheme="minorHAnsi"/>
+        </w:rPr>
+      </w:pPr>
+    </w:p>
+    <w:p>
+      <w:pPr>
+        <w:pStyle w:val="ListParagraph"/>
+        <w:ind w:left="1728"/>
+        <w:rPr>
+          <w:rFonts w:cstheme="minorHAnsi"/>
+        </w:rPr>
+      </w:pPr>
+      <w:r>
+        <w:rPr>
+          <w:rFonts w:cstheme="minorHAnsi"/>
+        </w:rPr>
+        <w:t>val keyword is for constant</w:t>
+      </w:r>
+      <w:r>
+        <w:rPr>
+          <w:rFonts w:cstheme="minorHAnsi"/>
+        </w:rPr>
+        <w:t>.</w:t>
+      </w:r>
+    </w:p>
+    <w:p>
+      <w:pPr>
+        <w:pStyle w:val="ListParagraph"/>
+        <w:ind w:left="1728"/>
+        <w:rPr>
+          <w:rFonts w:cstheme="minorHAnsi"/>
+        </w:rPr>
+      </w:pPr>
       <w:r>
         <w:rPr>
           <w:rFonts w:cstheme="minorHAnsi"/>
         </w:rPr>
         <w:t>val</w:t>
       </w:r>
-      <w:proofErr w:type="spellEnd"/>
-      <w:proofErr w:type="gramEnd"/>
-      <w:r>
-        <w:rPr>
-          <w:rFonts w:cstheme="minorHAnsi"/>
-        </w:rPr>
-        <w:t xml:space="preserve"> keyword is for constant</w:t>
-      </w:r>
-      <w:r>
-        <w:rPr>
-          <w:rFonts w:cstheme="minorHAnsi"/>
-        </w:rPr>
-        <w:t>.</w:t>
-      </w:r>
-    </w:p>
-    <w:p>
-      <w:pPr>
-        <w:pStyle w:val="ListParagraph"/>
-        <w:ind w:left="1728"/>
-        <w:rPr>
-          <w:rFonts w:cstheme="minorHAnsi"/>
-        </w:rPr>
-      </w:pPr>
-      <w:proofErr w:type="spellStart"/>
-      <w:proofErr w:type="gramStart"/>
-      <w:r>
-        <w:rPr>
-          <w:rFonts w:cstheme="minorHAnsi"/>
-        </w:rPr>
-        <w:t>val</w:t>
-      </w:r>
-      <w:proofErr w:type="spellEnd"/>
-      <w:proofErr w:type="gramEnd"/>
       <w:r>
         <w:rPr>
           <w:rFonts w:cstheme="minorHAnsi"/>
@@ -1449,23 +1108,21 @@
           <w:shd w:val="clear" w:color="auto" w:fill="FFFFFF"/>
         </w:rPr>
       </w:pPr>
-      <w:proofErr w:type="spellStart"/>
       <w:r>
         <w:rPr>
           <w:rFonts w:cstheme="minorHAnsi"/>
           <w:color w:val="333333"/>
           <w:shd w:val="clear" w:color="auto" w:fill="FFFFFF"/>
         </w:rPr>
-        <w:t>Kotlin</w:t>
-      </w:r>
-      <w:proofErr w:type="spellEnd"/>
+        <w:t>Kotlin considers the data type as everything is an object</w:t>
+      </w:r>
       <w:r>
         <w:rPr>
           <w:rFonts w:cstheme="minorHAnsi"/>
           <w:color w:val="333333"/>
           <w:shd w:val="clear" w:color="auto" w:fill="FFFFFF"/>
         </w:rPr>
-        <w:t xml:space="preserve"> considers the data type as everything is an object</w:t>
+        <w:t>.</w:t>
       </w:r>
       <w:r>
         <w:rPr>
@@ -1473,33 +1130,7 @@
           <w:color w:val="333333"/>
           <w:shd w:val="clear" w:color="auto" w:fill="FFFFFF"/>
         </w:rPr>
-        <w:t>.</w:t>
-      </w:r>
-      <w:r>
-        <w:rPr>
-          <w:rFonts w:cstheme="minorHAnsi"/>
-          <w:color w:val="333333"/>
-          <w:shd w:val="clear" w:color="auto" w:fill="FFFFFF"/>
-        </w:rPr>
-        <w:t xml:space="preserve"> But internally </w:t>
-      </w:r>
-      <w:proofErr w:type="spellStart"/>
-      <w:r>
-        <w:rPr>
-          <w:rFonts w:cstheme="minorHAnsi"/>
-          <w:color w:val="333333"/>
-          <w:shd w:val="clear" w:color="auto" w:fill="FFFFFF"/>
-        </w:rPr>
-        <w:t>Kotlin</w:t>
-      </w:r>
-      <w:proofErr w:type="spellEnd"/>
-      <w:r>
-        <w:rPr>
-          <w:rFonts w:cstheme="minorHAnsi"/>
-          <w:color w:val="333333"/>
-          <w:shd w:val="clear" w:color="auto" w:fill="FFFFFF"/>
-        </w:rPr>
-        <w:t xml:space="preserve"> converts to primitive data type at running time</w:t>
+        <w:t xml:space="preserve"> But internally Kotlin converts to primitive data type at running time</w:t>
       </w:r>
       <w:r>
         <w:rPr>
@@ -1746,14 +1377,12 @@
                 <w:rFonts w:cstheme="minorHAnsi"/>
               </w:rPr>
             </w:pPr>
-            <w:proofErr w:type="spellStart"/>
             <w:r>
               <w:rPr>
                 <w:rFonts w:cstheme="minorHAnsi"/>
               </w:rPr>
               <w:t>Int</w:t>
             </w:r>
-            <w:proofErr w:type="spellEnd"/>
           </w:p>
         </w:tc>
         <w:tc>
@@ -1901,21 +1530,7 @@
         <w:rPr>
           <w:rFonts w:cstheme="minorHAnsi"/>
         </w:rPr>
-        <w:t xml:space="preserve">Char is a type in </w:t>
-      </w:r>
-      <w:proofErr w:type="spellStart"/>
-      <w:r>
-        <w:rPr>
-          <w:rFonts w:cstheme="minorHAnsi"/>
-        </w:rPr>
-        <w:t>kotlin</w:t>
-      </w:r>
-      <w:proofErr w:type="spellEnd"/>
-      <w:r>
-        <w:rPr>
-          <w:rFonts w:cstheme="minorHAnsi"/>
-        </w:rPr>
-        <w:t>. It can be represented in the following way</w:t>
+        <w:t>Char is a type in kotlin. It can be represented in the following way</w:t>
       </w:r>
     </w:p>
     <w:p>
@@ -1941,19 +1556,11 @@
           <w:rFonts w:cstheme="minorHAnsi"/>
         </w:rPr>
       </w:pPr>
-      <w:proofErr w:type="spellStart"/>
-      <w:r>
-        <w:rPr>
-          <w:rFonts w:cstheme="minorHAnsi"/>
-        </w:rPr>
-        <w:t>var</w:t>
-      </w:r>
-      <w:proofErr w:type="spellEnd"/>
-      <w:r>
-        <w:rPr>
-          <w:rFonts w:cstheme="minorHAnsi"/>
-        </w:rPr>
-        <w:t xml:space="preserve"> c: Char=’C’ </w:t>
+      <w:r>
+        <w:rPr>
+          <w:rFonts w:cstheme="minorHAnsi"/>
+        </w:rPr>
+        <w:t xml:space="preserve">var c: Char=’C’ </w:t>
       </w:r>
     </w:p>
     <w:p>
@@ -2027,35 +1634,11 @@
           <w:rFonts w:cstheme="minorHAnsi"/>
         </w:rPr>
       </w:pPr>
-      <w:proofErr w:type="spellStart"/>
-      <w:proofErr w:type="gramStart"/>
-      <w:r>
-        <w:rPr>
-          <w:rFonts w:cstheme="minorHAnsi"/>
-        </w:rPr>
-        <w:t>var</w:t>
-      </w:r>
-      <w:proofErr w:type="spellEnd"/>
-      <w:proofErr w:type="gramEnd"/>
-      <w:r>
-        <w:rPr>
-          <w:rFonts w:cstheme="minorHAnsi"/>
-        </w:rPr>
-        <w:t xml:space="preserve"> </w:t>
-      </w:r>
-      <w:proofErr w:type="spellStart"/>
-      <w:r>
-        <w:rPr>
-          <w:rFonts w:cstheme="minorHAnsi"/>
-        </w:rPr>
-        <w:t>isFriend</w:t>
-      </w:r>
-      <w:proofErr w:type="spellEnd"/>
-      <w:r>
-        <w:rPr>
-          <w:rFonts w:cstheme="minorHAnsi"/>
-        </w:rPr>
-        <w:t>:</w:t>
+      <w:r>
+        <w:rPr>
+          <w:rFonts w:cstheme="minorHAnsi"/>
+        </w:rPr>
+        <w:t>var isFriend:</w:t>
       </w:r>
       <w:r>
         <w:rPr>
@@ -2189,216 +1772,329 @@
           <w:rFonts w:cstheme="minorHAnsi"/>
         </w:rPr>
       </w:pPr>
-    </w:p>
-    <w:p>
-      <w:pPr>
-        <w:pStyle w:val="ListParagraph"/>
-        <w:ind w:left="1728"/>
-        <w:rPr>
-          <w:rFonts w:cstheme="minorHAnsi"/>
-        </w:rPr>
-      </w:pPr>
-      <w:proofErr w:type="spellStart"/>
-      <w:proofErr w:type="gramStart"/>
-      <w:r>
-        <w:rPr>
-          <w:rFonts w:cstheme="minorHAnsi"/>
-        </w:rPr>
-        <w:t>var</w:t>
-      </w:r>
-      <w:proofErr w:type="spellEnd"/>
-      <w:proofErr w:type="gramEnd"/>
-      <w:r>
-        <w:rPr>
-          <w:rFonts w:cstheme="minorHAnsi"/>
-        </w:rPr>
-        <w:t xml:space="preserve"> c = </w:t>
-      </w:r>
-      <w:proofErr w:type="spellStart"/>
-      <w:r>
-        <w:rPr>
-          <w:rFonts w:cstheme="minorHAnsi"/>
-        </w:rPr>
-        <w:t>a</w:t>
-      </w:r>
-      <w:r>
-        <w:rPr>
-          <w:rFonts w:cstheme="minorHAnsi"/>
-        </w:rPr>
-        <w:t>+</w:t>
-      </w:r>
-      <w:r>
-        <w:rPr>
-          <w:rFonts w:cstheme="minorHAnsi"/>
-        </w:rPr>
-        <w:t>b</w:t>
-      </w:r>
-      <w:proofErr w:type="spellEnd"/>
-      <w:r>
-        <w:rPr>
-          <w:rFonts w:cstheme="minorHAnsi"/>
-        </w:rPr>
-        <w:t>,</w:t>
-      </w:r>
-    </w:p>
-    <w:p>
-      <w:pPr>
-        <w:pStyle w:val="ListParagraph"/>
-        <w:ind w:left="1728"/>
-        <w:rPr>
-          <w:rFonts w:cstheme="minorHAnsi"/>
-        </w:rPr>
-      </w:pPr>
-      <w:proofErr w:type="spellStart"/>
-      <w:proofErr w:type="gramStart"/>
-      <w:r>
-        <w:rPr>
-          <w:rFonts w:cstheme="minorHAnsi"/>
-        </w:rPr>
-        <w:t>var</w:t>
-      </w:r>
-      <w:proofErr w:type="spellEnd"/>
-      <w:proofErr w:type="gramEnd"/>
-      <w:r>
-        <w:rPr>
-          <w:rFonts w:cstheme="minorHAnsi"/>
-        </w:rPr>
-        <w:t xml:space="preserve"> c = a</w:t>
-      </w:r>
-      <w:r>
-        <w:rPr>
-          <w:rFonts w:cstheme="minorHAnsi"/>
-        </w:rPr>
-        <w:t xml:space="preserve"> -</w:t>
-      </w:r>
-      <w:r>
-        <w:rPr>
-          <w:rFonts w:cstheme="minorHAnsi"/>
-        </w:rPr>
-        <w:t>b</w:t>
-      </w:r>
-      <w:r>
-        <w:rPr>
-          <w:rFonts w:cstheme="minorHAnsi"/>
-        </w:rPr>
-        <w:t>,</w:t>
-      </w:r>
-    </w:p>
-    <w:p>
-      <w:pPr>
-        <w:pStyle w:val="ListParagraph"/>
-        <w:ind w:left="1728"/>
-        <w:rPr>
-          <w:rFonts w:cstheme="minorHAnsi"/>
-        </w:rPr>
-      </w:pPr>
-      <w:proofErr w:type="spellStart"/>
-      <w:proofErr w:type="gramStart"/>
-      <w:r>
-        <w:rPr>
-          <w:rFonts w:cstheme="minorHAnsi"/>
-        </w:rPr>
-        <w:t>var</w:t>
-      </w:r>
-      <w:proofErr w:type="spellEnd"/>
-      <w:proofErr w:type="gramEnd"/>
-      <w:r>
-        <w:rPr>
-          <w:rFonts w:cstheme="minorHAnsi"/>
-        </w:rPr>
-        <w:t xml:space="preserve"> c = a </w:t>
-      </w:r>
-      <w:r>
-        <w:rPr>
-          <w:rFonts w:cstheme="minorHAnsi"/>
-        </w:rPr>
-        <w:t>*</w:t>
-      </w:r>
-      <w:r>
-        <w:rPr>
-          <w:rFonts w:cstheme="minorHAnsi"/>
-        </w:rPr>
-        <w:t>b</w:t>
-      </w:r>
-      <w:r>
-        <w:rPr>
-          <w:rFonts w:cstheme="minorHAnsi"/>
-        </w:rPr>
-        <w:t>,</w:t>
-      </w:r>
-    </w:p>
-    <w:p>
-      <w:pPr>
-        <w:pStyle w:val="ListParagraph"/>
-        <w:ind w:left="1728"/>
-        <w:rPr>
-          <w:rFonts w:cstheme="minorHAnsi"/>
-        </w:rPr>
-      </w:pPr>
-      <w:proofErr w:type="spellStart"/>
-      <w:proofErr w:type="gramStart"/>
-      <w:r>
-        <w:rPr>
-          <w:rFonts w:cstheme="minorHAnsi"/>
-        </w:rPr>
-        <w:t>var</w:t>
-      </w:r>
-      <w:proofErr w:type="spellEnd"/>
-      <w:proofErr w:type="gramEnd"/>
-      <w:r>
-        <w:rPr>
-          <w:rFonts w:cstheme="minorHAnsi"/>
-        </w:rPr>
-        <w:t xml:space="preserve"> c = a</w:t>
-      </w:r>
-      <w:r>
-        <w:rPr>
-          <w:rFonts w:cstheme="minorHAnsi"/>
-        </w:rPr>
-        <w:t>/</w:t>
-      </w:r>
-      <w:r>
-        <w:rPr>
-          <w:rFonts w:cstheme="minorHAnsi"/>
-        </w:rPr>
-        <w:t>b</w:t>
-      </w:r>
-    </w:p>
-    <w:p>
-      <w:pPr>
-        <w:pStyle w:val="ListParagraph"/>
-        <w:ind w:left="1728"/>
-        <w:rPr>
-          <w:rFonts w:cstheme="minorHAnsi"/>
-        </w:rPr>
-      </w:pPr>
-      <w:proofErr w:type="spellStart"/>
-      <w:proofErr w:type="gramStart"/>
-      <w:r>
-        <w:rPr>
-          <w:rFonts w:cstheme="minorHAnsi"/>
-        </w:rPr>
-        <w:t>var</w:t>
-      </w:r>
-      <w:proofErr w:type="spellEnd"/>
-      <w:proofErr w:type="gramEnd"/>
-      <w:r>
-        <w:rPr>
-          <w:rFonts w:cstheme="minorHAnsi"/>
-        </w:rPr>
-        <w:t xml:space="preserve"> c = a</w:t>
-      </w:r>
-      <w:r>
-        <w:rPr>
-          <w:rFonts w:cstheme="minorHAnsi"/>
-        </w:rPr>
-        <w:t xml:space="preserve"> %</w:t>
-      </w:r>
-      <w:r>
-        <w:rPr>
-          <w:rFonts w:cstheme="minorHAnsi"/>
-        </w:rPr>
-        <w:t>b</w:t>
+      <w:r>
+        <w:rPr>
+          <w:rFonts w:cstheme="minorHAnsi"/>
+        </w:rPr>
+        <w:t>program:</w:t>
+      </w:r>
+    </w:p>
+    <w:p>
+      <w:pPr>
+        <w:pStyle w:val="ListParagraph"/>
+        <w:ind w:left="1728"/>
+        <w:rPr>
+          <w:rFonts w:cstheme="minorHAnsi"/>
+        </w:rPr>
+      </w:pPr>
+      <w:r>
+        <w:rPr>
+          <w:rFonts w:cstheme="minorHAnsi"/>
+        </w:rPr>
+        <w:t>fun main(args:Array&lt;String&gt;){</w:t>
+      </w:r>
+    </w:p>
+    <w:p>
+      <w:pPr>
+        <w:pStyle w:val="ListParagraph"/>
+        <w:ind w:left="1728" w:firstLine="432"/>
+        <w:rPr>
+          <w:rFonts w:cstheme="minorHAnsi"/>
+        </w:rPr>
+      </w:pPr>
+      <w:r>
+        <w:rPr>
+          <w:rFonts w:cstheme="minorHAnsi"/>
+        </w:rPr>
+        <w:t>var a: Int = 4</w:t>
+      </w:r>
+    </w:p>
+    <w:p>
+      <w:pPr>
+        <w:pStyle w:val="ListParagraph"/>
+        <w:ind w:left="1728"/>
+        <w:rPr>
+          <w:rFonts w:cstheme="minorHAnsi"/>
+        </w:rPr>
+      </w:pPr>
+      <w:r>
+        <w:rPr>
+          <w:rFonts w:cstheme="minorHAnsi"/>
+        </w:rPr>
+        <w:t xml:space="preserve">        var b: Int = 2</w:t>
+      </w:r>
+    </w:p>
+    <w:p>
+      <w:pPr>
+        <w:pStyle w:val="ListParagraph"/>
+        <w:ind w:left="1728"/>
+        <w:rPr>
+          <w:rFonts w:cstheme="minorHAnsi"/>
+        </w:rPr>
+      </w:pPr>
+    </w:p>
+    <w:p>
+      <w:pPr>
+        <w:pStyle w:val="ListParagraph"/>
+        <w:ind w:left="1728"/>
+        <w:rPr>
+          <w:rFonts w:cstheme="minorHAnsi"/>
+        </w:rPr>
+      </w:pPr>
+      <w:r>
+        <w:rPr>
+          <w:rFonts w:cstheme="minorHAnsi"/>
+        </w:rPr>
+        <w:t xml:space="preserve">        var p = a+b</w:t>
+      </w:r>
+    </w:p>
+    <w:p>
+      <w:pPr>
+        <w:pStyle w:val="ListParagraph"/>
+        <w:ind w:left="1728"/>
+        <w:rPr>
+          <w:rFonts w:cstheme="minorHAnsi"/>
+        </w:rPr>
+      </w:pPr>
+      <w:r>
+        <w:rPr>
+          <w:rFonts w:cstheme="minorHAnsi"/>
+        </w:rPr>
+        <w:t xml:space="preserve">        println(" addition is : " + p)</w:t>
+      </w:r>
+    </w:p>
+    <w:p>
+      <w:pPr>
+        <w:pStyle w:val="ListParagraph"/>
+        <w:ind w:left="1728"/>
+        <w:rPr>
+          <w:rFonts w:cstheme="minorHAnsi"/>
+        </w:rPr>
+      </w:pPr>
+      <w:r>
+        <w:rPr>
+          <w:rFonts w:cstheme="minorHAnsi"/>
+        </w:rPr>
+        <w:t xml:space="preserve">        var q = a-b</w:t>
+      </w:r>
+    </w:p>
+    <w:p>
+      <w:pPr>
+        <w:pStyle w:val="ListParagraph"/>
+        <w:ind w:left="1728"/>
+        <w:rPr>
+          <w:rFonts w:cstheme="minorHAnsi"/>
+        </w:rPr>
+      </w:pPr>
+      <w:r>
+        <w:rPr>
+          <w:rFonts w:cstheme="minorHAnsi"/>
+        </w:rPr>
+        <w:t xml:space="preserve">        println(" subtraction is : " + q)</w:t>
+      </w:r>
+    </w:p>
+    <w:p>
+      <w:pPr>
+        <w:pStyle w:val="ListParagraph"/>
+        <w:ind w:left="1728"/>
+        <w:rPr>
+          <w:rFonts w:cstheme="minorHAnsi"/>
+        </w:rPr>
+      </w:pPr>
+      <w:r>
+        <w:rPr>
+          <w:rFonts w:cstheme="minorHAnsi"/>
+        </w:rPr>
+        <w:t xml:space="preserve">        var r = a*b</w:t>
+      </w:r>
+    </w:p>
+    <w:p>
+      <w:pPr>
+        <w:pStyle w:val="ListParagraph"/>
+        <w:ind w:left="1728"/>
+        <w:rPr>
+          <w:rFonts w:cstheme="minorHAnsi"/>
+        </w:rPr>
+      </w:pPr>
+      <w:r>
+        <w:rPr>
+          <w:rFonts w:cstheme="minorHAnsi"/>
+        </w:rPr>
+        <w:t xml:space="preserve">        println(" multiplication is : " + r)</w:t>
+      </w:r>
+    </w:p>
+    <w:p>
+      <w:pPr>
+        <w:pStyle w:val="ListParagraph"/>
+        <w:ind w:left="1728"/>
+        <w:rPr>
+          <w:rFonts w:cstheme="minorHAnsi"/>
+        </w:rPr>
+      </w:pPr>
+      <w:r>
+        <w:rPr>
+          <w:rFonts w:cstheme="minorHAnsi"/>
+        </w:rPr>
+        <w:t xml:space="preserve">        var s = a/b</w:t>
+      </w:r>
+    </w:p>
+    <w:p>
+      <w:pPr>
+        <w:pStyle w:val="ListParagraph"/>
+        <w:ind w:left="1728"/>
+        <w:rPr>
+          <w:rFonts w:cstheme="minorHAnsi"/>
+        </w:rPr>
+      </w:pPr>
+      <w:r>
+        <w:rPr>
+          <w:rFonts w:cstheme="minorHAnsi"/>
+        </w:rPr>
+        <w:t xml:space="preserve">        println(" division is : " + s)</w:t>
+      </w:r>
+    </w:p>
+    <w:p>
+      <w:pPr>
+        <w:pStyle w:val="ListParagraph"/>
+        <w:ind w:left="1728"/>
+        <w:rPr>
+          <w:rFonts w:cstheme="minorHAnsi"/>
+        </w:rPr>
+      </w:pPr>
+      <w:r>
+        <w:rPr>
+          <w:rFonts w:cstheme="minorHAnsi"/>
+        </w:rPr>
+        <w:t xml:space="preserve">        var t = a%b</w:t>
+      </w:r>
+    </w:p>
+    <w:p>
+      <w:pPr>
+        <w:pStyle w:val="ListParagraph"/>
+        <w:ind w:left="1728"/>
+        <w:rPr>
+          <w:rFonts w:cstheme="minorHAnsi"/>
+        </w:rPr>
+      </w:pPr>
+      <w:r>
+        <w:rPr>
+          <w:rFonts w:cstheme="minorHAnsi"/>
+        </w:rPr>
+        <w:t xml:space="preserve">        println(" quotient is : " + t)</w:t>
+      </w:r>
+    </w:p>
+    <w:p>
+      <w:pPr>
+        <w:pStyle w:val="ListParagraph"/>
+        <w:ind w:left="1728"/>
+        <w:rPr>
+          <w:rFonts w:cstheme="minorHAnsi"/>
+        </w:rPr>
+      </w:pPr>
+      <w:r>
+        <w:rPr>
+          <w:rFonts w:cstheme="minorHAnsi"/>
+        </w:rPr>
+        <w:t>}</w:t>
+      </w:r>
+    </w:p>
+    <w:p>
+      <w:pPr>
+        <w:pStyle w:val="ListParagraph"/>
+        <w:ind w:left="1728"/>
+        <w:rPr>
+          <w:rFonts w:cstheme="minorHAnsi"/>
+        </w:rPr>
+      </w:pPr>
+      <w:r>
+        <w:rPr>
+          <w:rFonts w:cstheme="minorHAnsi"/>
+        </w:rPr>
+        <w:t>output:</w:t>
+      </w:r>
+    </w:p>
+    <w:p>
+      <w:pPr>
+        <w:pStyle w:val="ListParagraph"/>
+        <w:ind w:left="1728"/>
+        <w:rPr>
+          <w:rFonts w:cstheme="minorHAnsi"/>
+        </w:rPr>
+      </w:pPr>
+    </w:p>
+    <w:p>
+      <w:pPr>
+        <w:pStyle w:val="ListParagraph"/>
+        <w:ind w:left="1728"/>
+        <w:rPr>
+          <w:rFonts w:cstheme="minorHAnsi"/>
+        </w:rPr>
+      </w:pPr>
+      <w:r>
+        <w:rPr>
+          <w:rFonts w:cstheme="minorHAnsi"/>
+        </w:rPr>
+        <w:t>addition is : 6</w:t>
+      </w:r>
+    </w:p>
+    <w:p>
+      <w:pPr>
+        <w:pStyle w:val="ListParagraph"/>
+        <w:ind w:left="1728"/>
+        <w:rPr>
+          <w:rFonts w:cstheme="minorHAnsi"/>
+        </w:rPr>
+      </w:pPr>
+      <w:r>
+        <w:rPr>
+          <w:rFonts w:cstheme="minorHAnsi"/>
+        </w:rPr>
+        <w:t xml:space="preserve"> subtraction is : 2</w:t>
+      </w:r>
+    </w:p>
+    <w:p>
+      <w:pPr>
+        <w:pStyle w:val="ListParagraph"/>
+        <w:ind w:left="1728"/>
+        <w:rPr>
+          <w:rFonts w:cstheme="minorHAnsi"/>
+        </w:rPr>
+      </w:pPr>
+      <w:r>
+        <w:rPr>
+          <w:rFonts w:cstheme="minorHAnsi"/>
+        </w:rPr>
+        <w:t xml:space="preserve"> multiplication is : 8</w:t>
+      </w:r>
+    </w:p>
+    <w:p>
+      <w:pPr>
+        <w:pStyle w:val="ListParagraph"/>
+        <w:ind w:left="1728"/>
+        <w:rPr>
+          <w:rFonts w:cstheme="minorHAnsi"/>
+        </w:rPr>
+      </w:pPr>
+      <w:r>
+        <w:rPr>
+          <w:rFonts w:cstheme="minorHAnsi"/>
+        </w:rPr>
+        <w:t xml:space="preserve"> division is : 2</w:t>
+      </w:r>
+    </w:p>
+    <w:p>
+      <w:pPr>
+        <w:pStyle w:val="ListParagraph"/>
+        <w:ind w:left="1728"/>
+        <w:rPr>
+          <w:rFonts w:cstheme="minorHAnsi"/>
+        </w:rPr>
+      </w:pPr>
+      <w:r>
+        <w:rPr>
+          <w:rFonts w:cstheme="minorHAnsi"/>
+        </w:rPr>
+        <w:t xml:space="preserve"> quotient is : 0</w:t>
       </w:r>
     </w:p>
     <w:p>
@@ -2466,44 +2162,26 @@
           <w:rFonts w:cstheme="minorHAnsi"/>
         </w:rPr>
       </w:pPr>
-      <w:proofErr w:type="spellStart"/>
-      <w:proofErr w:type="gramStart"/>
-      <w:r>
-        <w:rPr>
-          <w:rFonts w:cstheme="minorHAnsi"/>
-        </w:rPr>
-        <w:t>var</w:t>
-      </w:r>
-      <w:proofErr w:type="spellEnd"/>
-      <w:proofErr w:type="gramEnd"/>
-      <w:r>
-        <w:rPr>
-          <w:rFonts w:cstheme="minorHAnsi"/>
-        </w:rPr>
-        <w:t xml:space="preserve"> a =  5</w:t>
-      </w:r>
-    </w:p>
-    <w:p>
-      <w:pPr>
-        <w:pStyle w:val="ListParagraph"/>
-        <w:ind w:left="1728"/>
-        <w:rPr>
-          <w:rFonts w:cstheme="minorHAnsi"/>
-        </w:rPr>
-      </w:pPr>
-      <w:proofErr w:type="gramStart"/>
-      <w:r>
-        <w:rPr>
-          <w:rFonts w:cstheme="minorHAnsi"/>
-        </w:rPr>
-        <w:t>a</w:t>
-      </w:r>
-      <w:proofErr w:type="gramEnd"/>
-      <w:r>
-        <w:rPr>
-          <w:rFonts w:cstheme="minorHAnsi"/>
-        </w:rPr>
-        <w:t xml:space="preserve"> gets 5 here.</w:t>
+      <w:r>
+        <w:rPr>
+          <w:rFonts w:cstheme="minorHAnsi"/>
+        </w:rPr>
+        <w:t>var a =  5</w:t>
+      </w:r>
+    </w:p>
+    <w:p>
+      <w:pPr>
+        <w:pStyle w:val="ListParagraph"/>
+        <w:ind w:left="1728"/>
+        <w:rPr>
+          <w:rFonts w:cstheme="minorHAnsi"/>
+        </w:rPr>
+      </w:pPr>
+      <w:r>
+        <w:rPr>
+          <w:rFonts w:cstheme="minorHAnsi"/>
+        </w:rPr>
+        <w:t>a gets 5 here.</w:t>
       </w:r>
     </w:p>
     <w:p>
@@ -2549,1071 +2227,2281 @@
     </w:p>
     <w:p>
       <w:pPr>
-        <w:pStyle w:val="ListParagraph"/>
-        <w:ind w:left="1728"/>
-        <w:rPr>
-          <w:rFonts w:cstheme="minorHAnsi"/>
-        </w:rPr>
-      </w:pPr>
-      <w:proofErr w:type="spellStart"/>
-      <w:proofErr w:type="gramStart"/>
-      <w:r>
-        <w:rPr>
-          <w:rFonts w:cstheme="minorHAnsi"/>
-        </w:rPr>
-        <w:t>v</w:t>
-      </w:r>
-      <w:r>
-        <w:rPr>
-          <w:rFonts w:cstheme="minorHAnsi"/>
-        </w:rPr>
-        <w:t>ar</w:t>
-      </w:r>
-      <w:proofErr w:type="spellEnd"/>
-      <w:proofErr w:type="gramEnd"/>
-      <w:r>
-        <w:rPr>
-          <w:rFonts w:cstheme="minorHAnsi"/>
-        </w:rPr>
-        <w:t xml:space="preserve"> </w:t>
-      </w:r>
-      <w:r>
-        <w:rPr>
-          <w:rFonts w:cstheme="minorHAnsi"/>
-        </w:rPr>
-        <w:t>c =</w:t>
-      </w:r>
-      <w:r>
-        <w:rPr>
-          <w:rFonts w:cstheme="minorHAnsi"/>
-        </w:rPr>
-        <w:t xml:space="preserve"> </w:t>
-      </w:r>
-      <w:r>
-        <w:rPr>
-          <w:rFonts w:cstheme="minorHAnsi"/>
-        </w:rPr>
-        <w:t>a &lt; b,</w:t>
-      </w:r>
-    </w:p>
-    <w:p>
-      <w:pPr>
-        <w:pStyle w:val="ListParagraph"/>
-        <w:ind w:left="1728"/>
-        <w:rPr>
-          <w:rFonts w:cstheme="minorHAnsi"/>
-        </w:rPr>
-      </w:pPr>
-      <w:proofErr w:type="spellStart"/>
-      <w:proofErr w:type="gramStart"/>
-      <w:r>
-        <w:rPr>
-          <w:rFonts w:cstheme="minorHAnsi"/>
-        </w:rPr>
-        <w:t>v</w:t>
-      </w:r>
-      <w:r>
-        <w:rPr>
-          <w:rFonts w:cstheme="minorHAnsi"/>
-        </w:rPr>
-        <w:t>ar</w:t>
-      </w:r>
-      <w:proofErr w:type="spellEnd"/>
-      <w:proofErr w:type="gramEnd"/>
-      <w:r>
-        <w:rPr>
-          <w:rFonts w:cstheme="minorHAnsi"/>
-        </w:rPr>
-        <w:t xml:space="preserve"> c = a &gt; b</w:t>
-      </w:r>
-      <w:r>
-        <w:rPr>
-          <w:rFonts w:cstheme="minorHAnsi"/>
-        </w:rPr>
-        <w:t>,</w:t>
-      </w:r>
-    </w:p>
-    <w:p>
-      <w:pPr>
-        <w:pStyle w:val="ListParagraph"/>
-        <w:ind w:left="1728"/>
-        <w:rPr>
-          <w:rFonts w:cstheme="minorHAnsi"/>
-        </w:rPr>
-      </w:pPr>
-      <w:proofErr w:type="spellStart"/>
-      <w:r>
-        <w:rPr>
-          <w:rFonts w:cstheme="minorHAnsi"/>
-        </w:rPr>
-        <w:t>Var</w:t>
-      </w:r>
-      <w:proofErr w:type="spellEnd"/>
-      <w:r>
-        <w:rPr>
-          <w:rFonts w:cstheme="minorHAnsi"/>
-        </w:rPr>
-        <w:t xml:space="preserve"> c = a &lt;= b</w:t>
-      </w:r>
-      <w:r>
-        <w:rPr>
-          <w:rFonts w:cstheme="minorHAnsi"/>
-        </w:rPr>
-        <w:t>,</w:t>
-      </w:r>
-    </w:p>
-    <w:p>
-      <w:pPr>
-        <w:pStyle w:val="ListParagraph"/>
-        <w:ind w:left="1728"/>
-        <w:rPr>
-          <w:rFonts w:cstheme="minorHAnsi"/>
-        </w:rPr>
-      </w:pPr>
-      <w:proofErr w:type="spellStart"/>
-      <w:r>
-        <w:rPr>
-          <w:rFonts w:cstheme="minorHAnsi"/>
-        </w:rPr>
-        <w:t>Var</w:t>
-      </w:r>
-      <w:proofErr w:type="spellEnd"/>
-      <w:r>
-        <w:rPr>
-          <w:rFonts w:cstheme="minorHAnsi"/>
-        </w:rPr>
-        <w:t xml:space="preserve"> c = a &gt;= b</w:t>
-      </w:r>
-      <w:r>
-        <w:rPr>
-          <w:rFonts w:cstheme="minorHAnsi"/>
-        </w:rPr>
-        <w:t>,</w:t>
-      </w:r>
-    </w:p>
-    <w:p>
-      <w:pPr>
-        <w:pStyle w:val="ListParagraph"/>
-        <w:ind w:left="1728"/>
-        <w:rPr>
-          <w:rFonts w:cstheme="minorHAnsi"/>
-        </w:rPr>
-      </w:pPr>
-      <w:proofErr w:type="spellStart"/>
-      <w:r>
-        <w:rPr>
-          <w:rFonts w:cstheme="minorHAnsi"/>
-        </w:rPr>
-        <w:t>Var</w:t>
-      </w:r>
-      <w:proofErr w:type="spellEnd"/>
-      <w:r>
-        <w:rPr>
-          <w:rFonts w:cstheme="minorHAnsi"/>
-        </w:rPr>
-        <w:t xml:space="preserve"> c = a == b</w:t>
-      </w:r>
-      <w:r>
-        <w:rPr>
-          <w:rFonts w:cstheme="minorHAnsi"/>
-        </w:rPr>
-        <w:t>,</w:t>
-      </w:r>
-    </w:p>
-    <w:p>
-      <w:pPr>
-        <w:pStyle w:val="ListParagraph"/>
-        <w:ind w:left="1728"/>
-        <w:rPr>
-          <w:rFonts w:cstheme="minorHAnsi"/>
-        </w:rPr>
-      </w:pPr>
-      <w:r>
-        <w:rPr>
-          <w:rFonts w:cstheme="minorHAnsi"/>
-        </w:rPr>
-        <w:t xml:space="preserve"> </w:t>
-      </w:r>
-      <w:proofErr w:type="spellStart"/>
-      <w:r>
-        <w:rPr>
-          <w:rFonts w:cstheme="minorHAnsi"/>
-        </w:rPr>
-        <w:t>Var</w:t>
-      </w:r>
-      <w:proofErr w:type="spellEnd"/>
-      <w:r>
-        <w:rPr>
-          <w:rFonts w:cstheme="minorHAnsi"/>
-        </w:rPr>
-        <w:t xml:space="preserve"> c = </w:t>
-      </w:r>
-      <w:proofErr w:type="gramStart"/>
-      <w:r>
-        <w:rPr>
-          <w:rFonts w:cstheme="minorHAnsi"/>
-        </w:rPr>
-        <w:t>a !</w:t>
-      </w:r>
-      <w:proofErr w:type="gramEnd"/>
-      <w:r>
-        <w:rPr>
-          <w:rFonts w:cstheme="minorHAnsi"/>
-        </w:rPr>
-        <w:t>= b</w:t>
-      </w:r>
-    </w:p>
-    <w:p>
-      <w:pPr>
         <w:pStyle w:val="NoSpacing"/>
         <w:ind w:left="360"/>
         <w:rPr>
           <w:rFonts w:cstheme="minorHAnsi"/>
         </w:rPr>
       </w:pPr>
+      <w:r>
+        <w:rPr>
+          <w:rFonts w:cstheme="minorHAnsi"/>
+        </w:rPr>
+        <w:tab/>
+      </w:r>
+      <w:r>
+        <w:rPr>
+          <w:rFonts w:cstheme="minorHAnsi"/>
+        </w:rPr>
+        <w:tab/>
+        <w:t xml:space="preserve">      program:</w:t>
+      </w:r>
     </w:p>
     <w:p>
       <w:pPr>
         <w:pStyle w:val="NoSpacing"/>
-        <w:ind w:left="1368" w:firstLine="360"/>
-        <w:rPr>
-          <w:rFonts w:cstheme="minorHAnsi"/>
-        </w:rPr>
-      </w:pPr>
-      <w:r>
-        <w:rPr>
-          <w:rFonts w:cstheme="minorHAnsi"/>
-        </w:rPr>
-        <w:t>===</w:t>
-      </w:r>
-      <w:proofErr w:type="gramStart"/>
-      <w:r>
-        <w:rPr>
-          <w:rFonts w:cstheme="minorHAnsi"/>
-        </w:rPr>
-        <w:t>, !</w:t>
-      </w:r>
-      <w:proofErr w:type="gramEnd"/>
-      <w:r>
-        <w:rPr>
-          <w:rFonts w:cstheme="minorHAnsi"/>
-        </w:rPr>
-        <w:t>== - </w:t>
-      </w:r>
-      <w:hyperlink r:id="rId8" w:anchor="referential-equality" w:history="1">
+        <w:ind w:left="360"/>
+        <w:rPr>
+          <w:rFonts w:cstheme="minorHAnsi"/>
+        </w:rPr>
+      </w:pPr>
+      <w:r>
+        <w:rPr>
+          <w:rFonts w:cstheme="minorHAnsi"/>
+        </w:rPr>
+        <w:tab/>
+      </w:r>
+      <w:r>
+        <w:rPr>
+          <w:rFonts w:cstheme="minorHAnsi"/>
+        </w:rPr>
+        <w:tab/>
+        <w:t xml:space="preserve">      </w:t>
+      </w:r>
+      <w:r>
+        <w:rPr>
+          <w:rFonts w:cstheme="minorHAnsi"/>
+        </w:rPr>
+        <w:t>fun main(args:Array&lt;String&gt;){</w:t>
+      </w:r>
+    </w:p>
+    <w:p>
+      <w:pPr>
+        <w:pStyle w:val="NoSpacing"/>
+        <w:ind w:left="360"/>
+        <w:rPr>
+          <w:rFonts w:cstheme="minorHAnsi"/>
+        </w:rPr>
+      </w:pPr>
+    </w:p>
+    <w:p>
+      <w:pPr>
+        <w:pStyle w:val="NoSpacing"/>
+        <w:ind w:left="360"/>
+        <w:rPr>
+          <w:rFonts w:cstheme="minorHAnsi"/>
+        </w:rPr>
+      </w:pPr>
+      <w:r>
+        <w:rPr>
+          <w:rFonts w:cstheme="minorHAnsi"/>
+        </w:rPr>
+        <w:t xml:space="preserve">       </w:t>
+      </w:r>
+      <w:r>
+        <w:rPr>
+          <w:rFonts w:cstheme="minorHAnsi"/>
+        </w:rPr>
+        <w:tab/>
+      </w:r>
+      <w:r>
+        <w:rPr>
+          <w:rFonts w:cstheme="minorHAnsi"/>
+        </w:rPr>
+        <w:tab/>
+      </w:r>
+      <w:r>
+        <w:rPr>
+          <w:rFonts w:cstheme="minorHAnsi"/>
+        </w:rPr>
+        <w:tab/>
+      </w:r>
+      <w:r>
+        <w:rPr>
+          <w:rFonts w:cstheme="minorHAnsi"/>
+        </w:rPr>
+        <w:t>var a: Int = 4</w:t>
+      </w:r>
+    </w:p>
+    <w:p>
+      <w:pPr>
+        <w:pStyle w:val="NoSpacing"/>
+        <w:ind w:left="360"/>
+        <w:rPr>
+          <w:rFonts w:cstheme="minorHAnsi"/>
+        </w:rPr>
+      </w:pPr>
+      <w:r>
+        <w:rPr>
+          <w:rFonts w:cstheme="minorHAnsi"/>
+        </w:rPr>
+        <w:t xml:space="preserve">        </w:t>
+      </w:r>
+      <w:r>
+        <w:rPr>
+          <w:rFonts w:cstheme="minorHAnsi"/>
+        </w:rPr>
+        <w:tab/>
+      </w:r>
+      <w:r>
+        <w:rPr>
+          <w:rFonts w:cstheme="minorHAnsi"/>
+        </w:rPr>
+        <w:tab/>
+      </w:r>
+      <w:r>
+        <w:rPr>
+          <w:rFonts w:cstheme="minorHAnsi"/>
+        </w:rPr>
+        <w:t>var b: Int = 3</w:t>
+      </w:r>
+    </w:p>
+    <w:p>
+      <w:pPr>
+        <w:pStyle w:val="NoSpacing"/>
+        <w:ind w:left="360"/>
+        <w:rPr>
+          <w:rFonts w:cstheme="minorHAnsi"/>
+        </w:rPr>
+      </w:pPr>
+      <w:r>
+        <w:rPr>
+          <w:rFonts w:cstheme="minorHAnsi"/>
+        </w:rPr>
+        <w:t xml:space="preserve">        </w:t>
+      </w:r>
+      <w:r>
+        <w:rPr>
+          <w:rFonts w:cstheme="minorHAnsi"/>
+        </w:rPr>
+        <w:tab/>
+      </w:r>
+      <w:r>
+        <w:rPr>
+          <w:rFonts w:cstheme="minorHAnsi"/>
+        </w:rPr>
+        <w:tab/>
+      </w:r>
+      <w:r>
+        <w:rPr>
+          <w:rFonts w:cstheme="minorHAnsi"/>
+        </w:rPr>
+        <w:t>var c: Int = 5</w:t>
+      </w:r>
+    </w:p>
+    <w:p>
+      <w:pPr>
+        <w:pStyle w:val="NoSpacing"/>
+        <w:ind w:left="360"/>
+        <w:rPr>
+          <w:rFonts w:cstheme="minorHAnsi"/>
+        </w:rPr>
+      </w:pPr>
+      <w:r>
+        <w:rPr>
+          <w:rFonts w:cstheme="minorHAnsi"/>
+        </w:rPr>
+        <w:t xml:space="preserve">        </w:t>
+      </w:r>
+      <w:r>
+        <w:rPr>
+          <w:rFonts w:cstheme="minorHAnsi"/>
+        </w:rPr>
+        <w:tab/>
+      </w:r>
+      <w:r>
+        <w:rPr>
+          <w:rFonts w:cstheme="minorHAnsi"/>
+        </w:rPr>
+        <w:tab/>
+      </w:r>
+      <w:r>
+        <w:rPr>
+          <w:rFonts w:cstheme="minorHAnsi"/>
+        </w:rPr>
+        <w:t>var d: Int = 6</w:t>
+      </w:r>
+    </w:p>
+    <w:p>
+      <w:pPr>
+        <w:pStyle w:val="NoSpacing"/>
+        <w:ind w:left="360"/>
+        <w:rPr>
+          <w:rFonts w:cstheme="minorHAnsi"/>
+        </w:rPr>
+      </w:pPr>
+    </w:p>
+    <w:p>
+      <w:pPr>
+        <w:pStyle w:val="NoSpacing"/>
+        <w:ind w:left="360"/>
+        <w:rPr>
+          <w:rFonts w:cstheme="minorHAnsi"/>
+        </w:rPr>
+      </w:pPr>
+      <w:r>
+        <w:rPr>
+          <w:rFonts w:cstheme="minorHAnsi"/>
+        </w:rPr>
+        <w:t xml:space="preserve">        </w:t>
+      </w:r>
+      <w:r>
+        <w:rPr>
+          <w:rFonts w:cstheme="minorHAnsi"/>
+        </w:rPr>
+        <w:tab/>
+      </w:r>
+      <w:r>
+        <w:rPr>
+          <w:rFonts w:cstheme="minorHAnsi"/>
+        </w:rPr>
+        <w:tab/>
+      </w:r>
+      <w:r>
+        <w:rPr>
+          <w:rFonts w:cstheme="minorHAnsi"/>
+        </w:rPr>
+        <w:t>var i = a &lt; b</w:t>
+      </w:r>
+    </w:p>
+    <w:p>
+      <w:pPr>
+        <w:pStyle w:val="NoSpacing"/>
+        <w:ind w:left="360"/>
+        <w:rPr>
+          <w:rFonts w:cstheme="minorHAnsi"/>
+        </w:rPr>
+      </w:pPr>
+      <w:r>
+        <w:rPr>
+          <w:rFonts w:cstheme="minorHAnsi"/>
+        </w:rPr>
+        <w:t xml:space="preserve">        </w:t>
+      </w:r>
+      <w:r>
+        <w:rPr>
+          <w:rFonts w:cstheme="minorHAnsi"/>
+        </w:rPr>
+        <w:tab/>
+      </w:r>
+      <w:r>
+        <w:rPr>
+          <w:rFonts w:cstheme="minorHAnsi"/>
+        </w:rPr>
+        <w:tab/>
+      </w:r>
+      <w:r>
+        <w:rPr>
+          <w:rFonts w:cstheme="minorHAnsi"/>
+        </w:rPr>
+        <w:t>println(" i : "+ i)</w:t>
+      </w:r>
+    </w:p>
+    <w:p>
+      <w:pPr>
+        <w:pStyle w:val="NoSpacing"/>
+        <w:ind w:left="360"/>
+        <w:rPr>
+          <w:rFonts w:cstheme="minorHAnsi"/>
+        </w:rPr>
+      </w:pPr>
+      <w:r>
+        <w:rPr>
+          <w:rFonts w:cstheme="minorHAnsi"/>
+        </w:rPr>
+        <w:t xml:space="preserve">        </w:t>
+      </w:r>
+      <w:r>
+        <w:rPr>
+          <w:rFonts w:cstheme="minorHAnsi"/>
+        </w:rPr>
+        <w:tab/>
+      </w:r>
+      <w:r>
+        <w:rPr>
+          <w:rFonts w:cstheme="minorHAnsi"/>
+        </w:rPr>
+        <w:tab/>
+      </w:r>
+      <w:r>
+        <w:rPr>
+          <w:rFonts w:cstheme="minorHAnsi"/>
+        </w:rPr>
+        <w:t>var j = a &gt; b</w:t>
+      </w:r>
+    </w:p>
+    <w:p>
+      <w:pPr>
+        <w:pStyle w:val="NoSpacing"/>
+        <w:ind w:left="360"/>
+        <w:rPr>
+          <w:rFonts w:cstheme="minorHAnsi"/>
+        </w:rPr>
+      </w:pPr>
+      <w:r>
+        <w:rPr>
+          <w:rFonts w:cstheme="minorHAnsi"/>
+        </w:rPr>
+        <w:lastRenderedPageBreak/>
+        <w:t xml:space="preserve">        </w:t>
+      </w:r>
+      <w:r>
+        <w:rPr>
+          <w:rFonts w:cstheme="minorHAnsi"/>
+        </w:rPr>
+        <w:tab/>
+      </w:r>
+      <w:r>
+        <w:rPr>
+          <w:rFonts w:cstheme="minorHAnsi"/>
+        </w:rPr>
+        <w:tab/>
+      </w:r>
+      <w:r>
+        <w:rPr>
+          <w:rFonts w:cstheme="minorHAnsi"/>
+        </w:rPr>
+        <w:t>println(" j : "+ j)</w:t>
+      </w:r>
+    </w:p>
+    <w:p>
+      <w:pPr>
+        <w:pStyle w:val="NoSpacing"/>
+        <w:ind w:left="360"/>
+        <w:rPr>
+          <w:rFonts w:cstheme="minorHAnsi"/>
+        </w:rPr>
+      </w:pPr>
+      <w:r>
+        <w:rPr>
+          <w:rFonts w:cstheme="minorHAnsi"/>
+        </w:rPr>
+        <w:t xml:space="preserve">        </w:t>
+      </w:r>
+      <w:r>
+        <w:rPr>
+          <w:rFonts w:cstheme="minorHAnsi"/>
+        </w:rPr>
+        <w:tab/>
+      </w:r>
+      <w:r>
+        <w:rPr>
+          <w:rFonts w:cstheme="minorHAnsi"/>
+        </w:rPr>
+        <w:tab/>
+      </w:r>
+      <w:r>
+        <w:rPr>
+          <w:rFonts w:cstheme="minorHAnsi"/>
+        </w:rPr>
+        <w:t>var k = a &lt;= b</w:t>
+      </w:r>
+    </w:p>
+    <w:p>
+      <w:pPr>
+        <w:pStyle w:val="NoSpacing"/>
+        <w:ind w:left="360"/>
+        <w:rPr>
+          <w:rFonts w:cstheme="minorHAnsi"/>
+        </w:rPr>
+      </w:pPr>
+      <w:r>
+        <w:rPr>
+          <w:rFonts w:cstheme="minorHAnsi"/>
+        </w:rPr>
+        <w:t xml:space="preserve">        </w:t>
+      </w:r>
+      <w:r>
+        <w:rPr>
+          <w:rFonts w:cstheme="minorHAnsi"/>
+        </w:rPr>
+        <w:tab/>
+      </w:r>
+      <w:r>
+        <w:rPr>
+          <w:rFonts w:cstheme="minorHAnsi"/>
+        </w:rPr>
+        <w:tab/>
+      </w:r>
+      <w:r>
+        <w:rPr>
+          <w:rFonts w:cstheme="minorHAnsi"/>
+        </w:rPr>
+        <w:t>println(" k : " + k)</w:t>
+      </w:r>
+    </w:p>
+    <w:p>
+      <w:pPr>
+        <w:pStyle w:val="NoSpacing"/>
+        <w:ind w:left="360"/>
+        <w:rPr>
+          <w:rFonts w:cstheme="minorHAnsi"/>
+        </w:rPr>
+      </w:pPr>
+      <w:r>
+        <w:rPr>
+          <w:rFonts w:cstheme="minorHAnsi"/>
+        </w:rPr>
+        <w:t xml:space="preserve">        </w:t>
+      </w:r>
+      <w:r>
+        <w:rPr>
+          <w:rFonts w:cstheme="minorHAnsi"/>
+        </w:rPr>
+        <w:tab/>
+      </w:r>
+      <w:r>
+        <w:rPr>
+          <w:rFonts w:cstheme="minorHAnsi"/>
+        </w:rPr>
+        <w:tab/>
+      </w:r>
+      <w:r>
+        <w:rPr>
+          <w:rFonts w:cstheme="minorHAnsi"/>
+        </w:rPr>
+        <w:t>var l = a &gt;= b</w:t>
+      </w:r>
+    </w:p>
+    <w:p>
+      <w:pPr>
+        <w:pStyle w:val="NoSpacing"/>
+        <w:ind w:left="360"/>
+        <w:rPr>
+          <w:rFonts w:cstheme="minorHAnsi"/>
+        </w:rPr>
+      </w:pPr>
+      <w:r>
+        <w:rPr>
+          <w:rFonts w:cstheme="minorHAnsi"/>
+        </w:rPr>
+        <w:t xml:space="preserve">        </w:t>
+      </w:r>
+      <w:r>
+        <w:rPr>
+          <w:rFonts w:cstheme="minorHAnsi"/>
+        </w:rPr>
+        <w:tab/>
+      </w:r>
+      <w:r>
+        <w:rPr>
+          <w:rFonts w:cstheme="minorHAnsi"/>
+        </w:rPr>
+        <w:tab/>
+      </w:r>
+      <w:r>
+        <w:rPr>
+          <w:rFonts w:cstheme="minorHAnsi"/>
+        </w:rPr>
+        <w:t>println(" l : " + l)</w:t>
+      </w:r>
+    </w:p>
+    <w:p>
+      <w:pPr>
+        <w:pStyle w:val="NoSpacing"/>
+        <w:ind w:left="360"/>
+        <w:rPr>
+          <w:rFonts w:cstheme="minorHAnsi"/>
+        </w:rPr>
+      </w:pPr>
+      <w:r>
+        <w:rPr>
+          <w:rFonts w:cstheme="minorHAnsi"/>
+        </w:rPr>
+        <w:t xml:space="preserve">        </w:t>
+      </w:r>
+      <w:r>
+        <w:rPr>
+          <w:rFonts w:cstheme="minorHAnsi"/>
+        </w:rPr>
+        <w:tab/>
+      </w:r>
+      <w:r>
+        <w:rPr>
+          <w:rFonts w:cstheme="minorHAnsi"/>
+        </w:rPr>
+        <w:tab/>
+      </w:r>
+      <w:r>
+        <w:rPr>
+          <w:rFonts w:cstheme="minorHAnsi"/>
+        </w:rPr>
+        <w:t>var m = a == b</w:t>
+      </w:r>
+    </w:p>
+    <w:p>
+      <w:pPr>
+        <w:pStyle w:val="NoSpacing"/>
+        <w:ind w:left="360"/>
+        <w:rPr>
+          <w:rFonts w:cstheme="minorHAnsi"/>
+        </w:rPr>
+      </w:pPr>
+      <w:r>
+        <w:rPr>
+          <w:rFonts w:cstheme="minorHAnsi"/>
+        </w:rPr>
+        <w:t xml:space="preserve">        </w:t>
+      </w:r>
+      <w:r>
+        <w:rPr>
+          <w:rFonts w:cstheme="minorHAnsi"/>
+        </w:rPr>
+        <w:tab/>
+      </w:r>
+      <w:r>
+        <w:rPr>
+          <w:rFonts w:cstheme="minorHAnsi"/>
+        </w:rPr>
+        <w:tab/>
+      </w:r>
+      <w:r>
+        <w:rPr>
+          <w:rFonts w:cstheme="minorHAnsi"/>
+        </w:rPr>
+        <w:t>println(" m : " + m)</w:t>
+      </w:r>
+    </w:p>
+    <w:p>
+      <w:pPr>
+        <w:pStyle w:val="NoSpacing"/>
+        <w:ind w:left="360"/>
+        <w:rPr>
+          <w:rFonts w:cstheme="minorHAnsi"/>
+        </w:rPr>
+      </w:pPr>
+      <w:r>
+        <w:rPr>
+          <w:rFonts w:cstheme="minorHAnsi"/>
+        </w:rPr>
+        <w:t xml:space="preserve">        </w:t>
+      </w:r>
+      <w:r>
+        <w:rPr>
+          <w:rFonts w:cstheme="minorHAnsi"/>
+        </w:rPr>
+        <w:tab/>
+      </w:r>
+      <w:r>
+        <w:rPr>
+          <w:rFonts w:cstheme="minorHAnsi"/>
+        </w:rPr>
+        <w:tab/>
+      </w:r>
+      <w:r>
+        <w:rPr>
+          <w:rFonts w:cstheme="minorHAnsi"/>
+        </w:rPr>
+        <w:t>var n = a != b</w:t>
+      </w:r>
+    </w:p>
+    <w:p>
+      <w:pPr>
+        <w:pStyle w:val="NoSpacing"/>
+        <w:ind w:left="360"/>
+        <w:rPr>
+          <w:rFonts w:cstheme="minorHAnsi"/>
+        </w:rPr>
+      </w:pPr>
+      <w:r>
+        <w:rPr>
+          <w:rFonts w:cstheme="minorHAnsi"/>
+        </w:rPr>
+        <w:t xml:space="preserve">        </w:t>
+      </w:r>
+      <w:r>
+        <w:rPr>
+          <w:rFonts w:cstheme="minorHAnsi"/>
+        </w:rPr>
+        <w:tab/>
+      </w:r>
+      <w:r>
+        <w:rPr>
+          <w:rFonts w:cstheme="minorHAnsi"/>
+        </w:rPr>
+        <w:tab/>
+      </w:r>
+      <w:r>
+        <w:rPr>
+          <w:rFonts w:cstheme="minorHAnsi"/>
+        </w:rPr>
+        <w:t>println(" n : " + n)</w:t>
+      </w:r>
+    </w:p>
+    <w:p>
+      <w:pPr>
+        <w:pStyle w:val="NoSpacing"/>
+        <w:ind w:left="360"/>
+        <w:rPr>
+          <w:rFonts w:cstheme="minorHAnsi"/>
+        </w:rPr>
+      </w:pPr>
+    </w:p>
+    <w:p>
+      <w:pPr>
+        <w:pStyle w:val="NoSpacing"/>
+        <w:ind w:left="1296" w:firstLine="432"/>
+        <w:rPr>
+          <w:rFonts w:cstheme="minorHAnsi"/>
+        </w:rPr>
+      </w:pPr>
+      <w:r>
+        <w:rPr>
+          <w:rFonts w:cstheme="minorHAnsi"/>
+        </w:rPr>
+        <w:t>}</w:t>
+      </w:r>
+    </w:p>
+    <w:p>
+      <w:pPr>
+        <w:pStyle w:val="ListParagraph"/>
+        <w:rPr>
+          <w:rFonts w:cstheme="minorHAnsi"/>
+        </w:rPr>
+      </w:pPr>
+      <w:r>
+        <w:rPr>
+          <w:rFonts w:cstheme="minorHAnsi"/>
+        </w:rPr>
+        <w:tab/>
+        <w:t xml:space="preserve">     Output:</w:t>
+      </w:r>
+    </w:p>
+    <w:p>
+      <w:pPr>
+        <w:pStyle w:val="ListParagraph"/>
+        <w:rPr>
+          <w:rFonts w:cstheme="minorHAnsi"/>
+        </w:rPr>
+      </w:pPr>
+      <w:r>
+        <w:rPr>
+          <w:rFonts w:cstheme="minorHAnsi"/>
+        </w:rPr>
+        <w:tab/>
+      </w:r>
+      <w:r>
+        <w:rPr>
+          <w:rFonts w:cstheme="minorHAnsi"/>
+        </w:rPr>
+        <w:tab/>
+      </w:r>
+      <w:r>
+        <w:rPr>
+          <w:rFonts w:cstheme="minorHAnsi"/>
+        </w:rPr>
+        <w:t>i : false</w:t>
+      </w:r>
+    </w:p>
+    <w:p>
+      <w:pPr>
+        <w:pStyle w:val="ListParagraph"/>
+        <w:ind w:left="1440" w:firstLine="720"/>
+        <w:rPr>
+          <w:rFonts w:cstheme="minorHAnsi"/>
+        </w:rPr>
+      </w:pPr>
+      <w:r>
+        <w:rPr>
+          <w:rFonts w:cstheme="minorHAnsi"/>
+        </w:rPr>
+        <w:t>j : true</w:t>
+      </w:r>
+    </w:p>
+    <w:p>
+      <w:pPr>
+        <w:pStyle w:val="ListParagraph"/>
+        <w:rPr>
+          <w:rFonts w:cstheme="minorHAnsi"/>
+        </w:rPr>
+      </w:pPr>
+      <w:r>
+        <w:rPr>
+          <w:rFonts w:cstheme="minorHAnsi"/>
+        </w:rPr>
+        <w:t xml:space="preserve"> </w:t>
+      </w:r>
+      <w:r>
+        <w:rPr>
+          <w:rFonts w:cstheme="minorHAnsi"/>
+        </w:rPr>
+        <w:tab/>
+      </w:r>
+      <w:r>
+        <w:rPr>
+          <w:rFonts w:cstheme="minorHAnsi"/>
+        </w:rPr>
+        <w:tab/>
+      </w:r>
+      <w:r>
+        <w:rPr>
+          <w:rFonts w:cstheme="minorHAnsi"/>
+        </w:rPr>
+        <w:t>k : false</w:t>
+      </w:r>
+    </w:p>
+    <w:p>
+      <w:pPr>
+        <w:pStyle w:val="ListParagraph"/>
+        <w:rPr>
+          <w:rFonts w:cstheme="minorHAnsi"/>
+        </w:rPr>
+      </w:pPr>
+      <w:r>
+        <w:rPr>
+          <w:rFonts w:cstheme="minorHAnsi"/>
+        </w:rPr>
+        <w:t xml:space="preserve"> </w:t>
+      </w:r>
+      <w:r>
+        <w:rPr>
+          <w:rFonts w:cstheme="minorHAnsi"/>
+        </w:rPr>
+        <w:tab/>
+      </w:r>
+      <w:r>
+        <w:rPr>
+          <w:rFonts w:cstheme="minorHAnsi"/>
+        </w:rPr>
+        <w:tab/>
+      </w:r>
+      <w:r>
+        <w:rPr>
+          <w:rFonts w:cstheme="minorHAnsi"/>
+        </w:rPr>
+        <w:t>l : true</w:t>
+      </w:r>
+    </w:p>
+    <w:p>
+      <w:pPr>
+        <w:pStyle w:val="ListParagraph"/>
+        <w:rPr>
+          <w:rFonts w:cstheme="minorHAnsi"/>
+        </w:rPr>
+      </w:pPr>
+      <w:r>
+        <w:rPr>
+          <w:rFonts w:cstheme="minorHAnsi"/>
+        </w:rPr>
+        <w:t xml:space="preserve"> </w:t>
+      </w:r>
+      <w:r>
+        <w:rPr>
+          <w:rFonts w:cstheme="minorHAnsi"/>
+        </w:rPr>
+        <w:tab/>
+      </w:r>
+      <w:r>
+        <w:rPr>
+          <w:rFonts w:cstheme="minorHAnsi"/>
+        </w:rPr>
+        <w:tab/>
+      </w:r>
+      <w:r>
+        <w:rPr>
+          <w:rFonts w:cstheme="minorHAnsi"/>
+        </w:rPr>
+        <w:t>m : false</w:t>
+      </w:r>
+    </w:p>
+    <w:p>
+      <w:pPr>
+        <w:pStyle w:val="ListParagraph"/>
+        <w:rPr>
+          <w:rFonts w:cstheme="minorHAnsi"/>
+        </w:rPr>
+      </w:pPr>
+      <w:r>
+        <w:rPr>
+          <w:rFonts w:cstheme="minorHAnsi"/>
+        </w:rPr>
+        <w:t xml:space="preserve"> </w:t>
+      </w:r>
+      <w:r>
+        <w:rPr>
+          <w:rFonts w:cstheme="minorHAnsi"/>
+        </w:rPr>
+        <w:tab/>
+      </w:r>
+      <w:r>
+        <w:rPr>
+          <w:rFonts w:cstheme="minorHAnsi"/>
+        </w:rPr>
+        <w:tab/>
+      </w:r>
+      <w:r>
+        <w:rPr>
+          <w:rFonts w:cstheme="minorHAnsi"/>
+        </w:rPr>
+        <w:t>n : true</w:t>
+      </w:r>
+    </w:p>
+    <w:p>
+      <w:pPr>
+        <w:pStyle w:val="ListParagraph"/>
+        <w:rPr>
+          <w:rFonts w:cstheme="minorHAnsi"/>
+        </w:rPr>
+      </w:pPr>
+    </w:p>
+    <w:p>
+      <w:pPr>
+        <w:pStyle w:val="ListParagraph"/>
+        <w:numPr>
+          <w:ilvl w:val="3"/>
+          <w:numId w:val="1"/>
+        </w:numPr>
+        <w:rPr>
+          <w:rFonts w:cstheme="minorHAnsi"/>
+        </w:rPr>
+      </w:pPr>
+      <w:r>
+        <w:rPr>
+          <w:rFonts w:cstheme="minorHAnsi"/>
+        </w:rPr>
+        <w:t>Logical operator</w:t>
+      </w:r>
+      <w:r>
+        <w:rPr>
+          <w:rFonts w:cstheme="minorHAnsi"/>
+        </w:rPr>
+        <w:t>s</w:t>
+      </w:r>
+      <w:r>
+        <w:rPr>
+          <w:rFonts w:cstheme="minorHAnsi"/>
+        </w:rPr>
+        <w:t>:</w:t>
+      </w:r>
+    </w:p>
+    <w:p>
+      <w:pPr>
+        <w:ind w:left="1008" w:firstLine="720"/>
+        <w:rPr>
+          <w:rFonts w:cstheme="minorHAnsi"/>
+        </w:rPr>
+      </w:pPr>
+      <w:r>
+        <w:rPr>
+          <w:rFonts w:cstheme="minorHAnsi"/>
+        </w:rPr>
+        <w:t>‘&amp;&amp;’ and ‘||’ operators help us checking two conditions.</w:t>
+      </w:r>
+    </w:p>
+    <w:p>
+      <w:pPr>
+        <w:ind w:left="1008" w:firstLine="720"/>
+        <w:rPr>
+          <w:rFonts w:cstheme="minorHAnsi"/>
+        </w:rPr>
+      </w:pPr>
+      <w:r>
+        <w:rPr>
+          <w:rFonts w:cstheme="minorHAnsi"/>
+        </w:rPr>
+        <w:t>v</w:t>
+      </w:r>
+      <w:r>
+        <w:rPr>
+          <w:rFonts w:cstheme="minorHAnsi"/>
+        </w:rPr>
+        <w:t>ar z = (a&gt;b)</w:t>
+      </w:r>
+      <w:r>
+        <w:rPr>
+          <w:rFonts w:cstheme="minorHAnsi"/>
+        </w:rPr>
+        <w:t>&amp;&amp;</w:t>
+      </w:r>
+      <w:r>
+        <w:rPr>
+          <w:rFonts w:cstheme="minorHAnsi"/>
+        </w:rPr>
+        <w:t xml:space="preserve"> (c&gt;d)</w:t>
+      </w:r>
+    </w:p>
+    <w:p>
+      <w:pPr>
+        <w:ind w:left="1008" w:firstLine="720"/>
+        <w:rPr>
+          <w:rFonts w:cstheme="minorHAnsi"/>
+        </w:rPr>
+      </w:pPr>
+      <w:r>
+        <w:rPr>
+          <w:rFonts w:cstheme="minorHAnsi"/>
+        </w:rPr>
+        <w:t>var</w:t>
+      </w:r>
+      <w:r>
+        <w:rPr>
+          <w:rFonts w:cstheme="minorHAnsi"/>
+        </w:rPr>
+        <w:t xml:space="preserve"> </w:t>
+      </w:r>
+      <w:r>
+        <w:rPr>
+          <w:rFonts w:cstheme="minorHAnsi"/>
+        </w:rPr>
+        <w:t>y</w:t>
+      </w:r>
+      <w:r>
+        <w:rPr>
+          <w:rFonts w:cstheme="minorHAnsi"/>
+        </w:rPr>
+        <w:t xml:space="preserve"> = (a&gt;b) </w:t>
+      </w:r>
+      <w:r>
+        <w:rPr>
+          <w:rFonts w:cstheme="minorHAnsi"/>
+        </w:rPr>
+        <w:t>||</w:t>
+      </w:r>
+      <w:r>
+        <w:rPr>
+          <w:rFonts w:cstheme="minorHAnsi"/>
+        </w:rPr>
+        <w:t xml:space="preserve"> (c&gt;d)</w:t>
+      </w:r>
+    </w:p>
+    <w:p>
+      <w:pPr>
+        <w:ind w:left="1008" w:firstLine="720"/>
+        <w:rPr>
+          <w:rFonts w:cstheme="minorHAnsi"/>
+        </w:rPr>
+      </w:pPr>
+    </w:p>
+    <w:p>
+      <w:pPr>
+        <w:ind w:left="1008" w:firstLine="720"/>
+        <w:rPr>
+          <w:rFonts w:cstheme="minorHAnsi"/>
+        </w:rPr>
+      </w:pPr>
+      <w:r>
+        <w:rPr>
+          <w:rFonts w:cstheme="minorHAnsi"/>
+        </w:rPr>
+        <w:t>‘!’ operator compares two operands value that should not be the same.</w:t>
+      </w:r>
+    </w:p>
+    <w:p>
+      <w:pPr>
+        <w:ind w:left="1008" w:firstLine="720"/>
+        <w:rPr>
+          <w:rFonts w:cstheme="minorHAnsi"/>
+        </w:rPr>
+      </w:pPr>
+      <w:r>
+        <w:rPr>
+          <w:rFonts w:cstheme="minorHAnsi"/>
+        </w:rPr>
+        <w:t>var x</w:t>
+      </w:r>
+      <w:r>
+        <w:rPr>
+          <w:rFonts w:cstheme="minorHAnsi"/>
+        </w:rPr>
+        <w:t xml:space="preserve"> = (a</w:t>
+      </w:r>
+      <w:r>
+        <w:rPr>
+          <w:rFonts w:cstheme="minorHAnsi"/>
+        </w:rPr>
+        <w:t>!</w:t>
+      </w:r>
+      <w:r>
+        <w:rPr>
+          <w:rFonts w:cstheme="minorHAnsi"/>
+        </w:rPr>
+        <w:t>=b)</w:t>
+      </w:r>
+    </w:p>
+    <w:p>
+      <w:pPr>
+        <w:ind w:left="1008" w:firstLine="720"/>
+        <w:rPr>
+          <w:rFonts w:cstheme="minorHAnsi"/>
+        </w:rPr>
+      </w:pPr>
+    </w:p>
+    <w:p>
+      <w:pPr>
+        <w:ind w:left="1008" w:firstLine="720"/>
+        <w:rPr>
+          <w:rFonts w:cstheme="minorHAnsi"/>
+        </w:rPr>
+      </w:pPr>
+      <w:r>
+        <w:rPr>
+          <w:rFonts w:cstheme="minorHAnsi"/>
+        </w:rPr>
+        <w:t>program:</w:t>
+      </w:r>
+    </w:p>
+    <w:p>
+      <w:pPr>
+        <w:ind w:left="1008" w:firstLine="720"/>
+        <w:rPr>
+          <w:rFonts w:cstheme="minorHAnsi"/>
+        </w:rPr>
+      </w:pPr>
+      <w:r>
+        <w:rPr>
+          <w:rFonts w:cstheme="minorHAnsi"/>
+        </w:rPr>
+        <w:t>fun main(args:Array&lt;String&gt;){</w:t>
+      </w:r>
+    </w:p>
+    <w:p>
+      <w:pPr>
+        <w:ind w:left="1440" w:firstLine="720"/>
+        <w:rPr>
+          <w:rFonts w:cstheme="minorHAnsi"/>
+        </w:rPr>
+      </w:pPr>
+      <w:r>
+        <w:rPr>
+          <w:rFonts w:cstheme="minorHAnsi"/>
+        </w:rPr>
+        <w:t>var a: Int = 4</w:t>
+      </w:r>
+    </w:p>
+    <w:p>
+      <w:pPr>
+        <w:ind w:left="1008" w:firstLine="720"/>
+        <w:rPr>
+          <w:rFonts w:cstheme="minorHAnsi"/>
+        </w:rPr>
+      </w:pPr>
+      <w:r>
+        <w:rPr>
+          <w:rFonts w:cstheme="minorHAnsi"/>
+        </w:rPr>
+        <w:t xml:space="preserve">        var b: Int = 3</w:t>
+      </w:r>
+    </w:p>
+    <w:p>
+      <w:pPr>
+        <w:ind w:left="1008" w:firstLine="720"/>
+        <w:rPr>
+          <w:rFonts w:cstheme="minorHAnsi"/>
+        </w:rPr>
+      </w:pPr>
+      <w:r>
+        <w:rPr>
+          <w:rFonts w:cstheme="minorHAnsi"/>
+        </w:rPr>
+        <w:t xml:space="preserve">        var c: Int = 5</w:t>
+      </w:r>
+    </w:p>
+    <w:p>
+      <w:pPr>
+        <w:ind w:left="1008" w:firstLine="720"/>
+        <w:rPr>
+          <w:rFonts w:cstheme="minorHAnsi"/>
+        </w:rPr>
+      </w:pPr>
+      <w:r>
+        <w:rPr>
+          <w:rFonts w:cstheme="minorHAnsi"/>
+        </w:rPr>
+        <w:t xml:space="preserve">        var d: In</w:t>
+      </w:r>
+      <w:r>
+        <w:rPr>
+          <w:rFonts w:cstheme="minorHAnsi"/>
+        </w:rPr>
+        <w:t>t = 6</w:t>
+      </w:r>
+    </w:p>
+    <w:p>
+      <w:pPr>
+        <w:ind w:left="1008" w:firstLine="720"/>
+        <w:rPr>
+          <w:rFonts w:cstheme="minorHAnsi"/>
+        </w:rPr>
+      </w:pPr>
+      <w:r>
+        <w:rPr>
+          <w:rFonts w:cstheme="minorHAnsi"/>
+        </w:rPr>
+        <w:t xml:space="preserve">        var z = (a&gt;b)&amp;&amp; (c&gt;d)</w:t>
+      </w:r>
+    </w:p>
+    <w:p>
+      <w:pPr>
+        <w:ind w:left="1008" w:firstLine="720"/>
+        <w:rPr>
+          <w:rFonts w:cstheme="minorHAnsi"/>
+        </w:rPr>
+      </w:pPr>
+      <w:r>
+        <w:rPr>
+          <w:rFonts w:cstheme="minorHAnsi"/>
+        </w:rPr>
+        <w:t xml:space="preserve">        println(" &amp;&amp; operator value is : "+ z)</w:t>
+      </w:r>
+    </w:p>
+    <w:p>
+      <w:pPr>
+        <w:ind w:left="1008" w:firstLine="720"/>
+        <w:rPr>
+          <w:rFonts w:cstheme="minorHAnsi"/>
+        </w:rPr>
+      </w:pPr>
+    </w:p>
+    <w:p>
+      <w:pPr>
+        <w:ind w:left="1008" w:firstLine="720"/>
+        <w:rPr>
+          <w:rFonts w:cstheme="minorHAnsi"/>
+        </w:rPr>
+      </w:pPr>
+      <w:r>
+        <w:rPr>
+          <w:rFonts w:cstheme="minorHAnsi"/>
+        </w:rPr>
+        <w:t xml:space="preserve">        var y = (a&gt;b) || (c&gt;d)</w:t>
+      </w:r>
+    </w:p>
+    <w:p>
+      <w:pPr>
+        <w:ind w:left="1008" w:firstLine="720"/>
+        <w:rPr>
+          <w:rFonts w:cstheme="minorHAnsi"/>
+        </w:rPr>
+      </w:pPr>
+      <w:r>
+        <w:rPr>
+          <w:rFonts w:cstheme="minorHAnsi"/>
+        </w:rPr>
+        <w:t xml:space="preserve">        println</w:t>
+      </w:r>
+      <w:r>
+        <w:rPr>
+          <w:rFonts w:cstheme="minorHAnsi"/>
+        </w:rPr>
+        <w:t>(" || operator value is : "+ y)</w:t>
+      </w:r>
+    </w:p>
+    <w:p>
+      <w:pPr>
+        <w:ind w:left="1008" w:firstLine="720"/>
+        <w:rPr>
+          <w:rFonts w:cstheme="minorHAnsi"/>
+        </w:rPr>
+      </w:pPr>
+      <w:r>
+        <w:rPr>
+          <w:rFonts w:cstheme="minorHAnsi"/>
+        </w:rPr>
+        <w:lastRenderedPageBreak/>
+        <w:t xml:space="preserve">        var x = (a!=b)</w:t>
+      </w:r>
+    </w:p>
+    <w:p>
+      <w:pPr>
+        <w:ind w:left="1008" w:firstLine="720"/>
+        <w:rPr>
+          <w:rFonts w:cstheme="minorHAnsi"/>
+        </w:rPr>
+      </w:pPr>
+      <w:r>
+        <w:rPr>
+          <w:rFonts w:cstheme="minorHAnsi"/>
+        </w:rPr>
+        <w:t xml:space="preserve">        println(" ! operator value is : "+ x)</w:t>
+      </w:r>
+    </w:p>
+    <w:p>
+      <w:pPr>
+        <w:ind w:left="1008" w:firstLine="720"/>
+        <w:rPr>
+          <w:rFonts w:cstheme="minorHAnsi"/>
+        </w:rPr>
+      </w:pPr>
+      <w:r>
+        <w:rPr>
+          <w:rFonts w:cstheme="minorHAnsi"/>
+        </w:rPr>
+        <w:t>}</w:t>
+      </w:r>
+    </w:p>
+    <w:p>
+      <w:pPr>
+        <w:ind w:left="1008" w:firstLine="720"/>
+        <w:rPr>
+          <w:rFonts w:cstheme="minorHAnsi"/>
+        </w:rPr>
+      </w:pPr>
+      <w:r>
+        <w:rPr>
+          <w:rFonts w:cstheme="minorHAnsi"/>
+        </w:rPr>
+        <w:t>output:</w:t>
+      </w:r>
+    </w:p>
+    <w:p>
+      <w:pPr>
+        <w:pStyle w:val="ListParagraph"/>
+        <w:ind w:left="1728"/>
+        <w:rPr>
+          <w:rFonts w:cstheme="minorHAnsi"/>
+        </w:rPr>
+      </w:pPr>
+      <w:r>
+        <w:rPr>
+          <w:rFonts w:cstheme="minorHAnsi"/>
+        </w:rPr>
+        <w:t>&amp;&amp; operator value is : false</w:t>
+      </w:r>
+    </w:p>
+    <w:p>
+      <w:pPr>
+        <w:pStyle w:val="ListParagraph"/>
+        <w:ind w:left="1728"/>
+        <w:rPr>
+          <w:rFonts w:cstheme="minorHAnsi"/>
+        </w:rPr>
+      </w:pPr>
+      <w:r>
+        <w:rPr>
+          <w:rFonts w:cstheme="minorHAnsi"/>
+        </w:rPr>
+        <w:t xml:space="preserve"> || operator value is : true</w:t>
+      </w:r>
+    </w:p>
+    <w:p>
+      <w:pPr>
+        <w:pStyle w:val="ListParagraph"/>
+        <w:ind w:left="1728"/>
+        <w:rPr>
+          <w:rFonts w:cstheme="minorHAnsi"/>
+        </w:rPr>
+      </w:pPr>
+      <w:r>
+        <w:rPr>
+          <w:rFonts w:cstheme="minorHAnsi"/>
+        </w:rPr>
+        <w:t xml:space="preserve"> ! operator value is : true</w:t>
+      </w:r>
+    </w:p>
+    <w:p>
+      <w:pPr>
+        <w:pStyle w:val="ListParagraph"/>
+        <w:rPr>
+          <w:rFonts w:cstheme="minorHAnsi"/>
+        </w:rPr>
+      </w:pPr>
+    </w:p>
+    <w:p>
+      <w:pPr>
+        <w:pStyle w:val="ListParagraph"/>
+        <w:numPr>
+          <w:ilvl w:val="3"/>
+          <w:numId w:val="1"/>
+        </w:numPr>
+        <w:rPr>
+          <w:rFonts w:cstheme="minorHAnsi"/>
+        </w:rPr>
+      </w:pPr>
+      <w:r>
+        <w:rPr>
+          <w:rFonts w:cstheme="minorHAnsi"/>
+        </w:rPr>
+        <w:t>Augmented assignment operators:</w:t>
+      </w:r>
+    </w:p>
+    <w:p>
+      <w:pPr>
+        <w:pStyle w:val="ListParagraph"/>
+        <w:ind w:left="1728"/>
+        <w:rPr>
+          <w:rFonts w:cstheme="minorHAnsi"/>
+        </w:rPr>
+      </w:pPr>
+    </w:p>
+    <w:p>
+      <w:pPr>
+        <w:pStyle w:val="ListParagraph"/>
+        <w:ind w:left="1728"/>
+        <w:rPr>
+          <w:rFonts w:cstheme="minorHAnsi"/>
+        </w:rPr>
+      </w:pPr>
+      <w:r>
+        <w:rPr>
+          <w:rFonts w:cstheme="minorHAnsi"/>
+        </w:rPr>
+        <w:t xml:space="preserve">var a </w:t>
+      </w:r>
+      <w:r>
+        <w:rPr>
+          <w:rFonts w:cstheme="minorHAnsi"/>
+        </w:rPr>
+        <w:t>+=</w:t>
+      </w:r>
+      <w:r>
+        <w:rPr>
+          <w:rFonts w:cstheme="minorHAnsi"/>
+        </w:rPr>
+        <w:t xml:space="preserve"> b</w:t>
+      </w:r>
+      <w:r>
+        <w:rPr>
+          <w:rFonts w:cstheme="minorHAnsi"/>
+        </w:rPr>
+        <w:t xml:space="preserve"> which is equal to a = a + b</w:t>
+      </w:r>
+    </w:p>
+    <w:p>
+      <w:pPr>
+        <w:pStyle w:val="ListParagraph"/>
+        <w:ind w:left="1728"/>
+        <w:rPr>
+          <w:rFonts w:cstheme="minorHAnsi"/>
+        </w:rPr>
+      </w:pPr>
+      <w:r>
+        <w:rPr>
+          <w:rFonts w:cstheme="minorHAnsi"/>
+        </w:rPr>
+        <w:t>var a</w:t>
+      </w:r>
+      <w:r>
+        <w:rPr>
+          <w:rFonts w:cstheme="minorHAnsi"/>
+        </w:rPr>
+        <w:t xml:space="preserve"> -=</w:t>
+      </w:r>
+      <w:r>
+        <w:rPr>
+          <w:rFonts w:cstheme="minorHAnsi"/>
+        </w:rPr>
+        <w:t xml:space="preserve"> b</w:t>
+      </w:r>
+      <w:r>
+        <w:rPr>
+          <w:rFonts w:cstheme="minorHAnsi"/>
+        </w:rPr>
+        <w:t xml:space="preserve"> which is equal to a = a - b</w:t>
+      </w:r>
+    </w:p>
+    <w:p>
+      <w:pPr>
+        <w:pStyle w:val="ListParagraph"/>
+        <w:ind w:left="1728"/>
+        <w:rPr>
+          <w:rFonts w:cstheme="minorHAnsi"/>
+        </w:rPr>
+      </w:pPr>
+      <w:r>
+        <w:rPr>
+          <w:rFonts w:cstheme="minorHAnsi"/>
+        </w:rPr>
+        <w:t xml:space="preserve">var a </w:t>
+      </w:r>
+      <w:r>
+        <w:rPr>
+          <w:rFonts w:cstheme="minorHAnsi"/>
+        </w:rPr>
+        <w:t>*=</w:t>
+      </w:r>
+      <w:r>
+        <w:rPr>
+          <w:rFonts w:cstheme="minorHAnsi"/>
+        </w:rPr>
+        <w:t xml:space="preserve"> b</w:t>
+      </w:r>
+      <w:r>
+        <w:rPr>
+          <w:rFonts w:cstheme="minorHAnsi"/>
+        </w:rPr>
+        <w:t xml:space="preserve"> which is equal to a = a * b</w:t>
+      </w:r>
+    </w:p>
+    <w:p>
+      <w:pPr>
+        <w:pStyle w:val="ListParagraph"/>
+        <w:ind w:left="1728"/>
+        <w:rPr>
+          <w:rFonts w:cstheme="minorHAnsi"/>
+        </w:rPr>
+      </w:pPr>
+      <w:r>
+        <w:rPr>
+          <w:rFonts w:cstheme="minorHAnsi"/>
+        </w:rPr>
+        <w:t xml:space="preserve">var a </w:t>
+      </w:r>
+      <w:r>
+        <w:rPr>
+          <w:rFonts w:cstheme="minorHAnsi"/>
+        </w:rPr>
+        <w:t xml:space="preserve"> /=</w:t>
+      </w:r>
+      <w:r>
+        <w:rPr>
+          <w:rFonts w:cstheme="minorHAnsi"/>
+        </w:rPr>
+        <w:t xml:space="preserve"> b</w:t>
+      </w:r>
+      <w:r>
+        <w:rPr>
+          <w:rFonts w:cstheme="minorHAnsi"/>
+        </w:rPr>
+        <w:t xml:space="preserve"> which is equal to a = a / b</w:t>
+      </w:r>
+    </w:p>
+    <w:p>
+      <w:pPr>
+        <w:pStyle w:val="ListParagraph"/>
+        <w:ind w:left="1728"/>
+        <w:rPr>
+          <w:rFonts w:cstheme="minorHAnsi"/>
+        </w:rPr>
+      </w:pPr>
+      <w:r>
+        <w:rPr>
+          <w:rFonts w:cstheme="minorHAnsi"/>
+        </w:rPr>
+        <w:t xml:space="preserve">var a </w:t>
+      </w:r>
+      <w:r>
+        <w:rPr>
+          <w:rFonts w:cstheme="minorHAnsi"/>
+        </w:rPr>
+        <w:t xml:space="preserve"> %=</w:t>
+      </w:r>
+      <w:r>
+        <w:rPr>
+          <w:rFonts w:cstheme="minorHAnsi"/>
+        </w:rPr>
+        <w:t xml:space="preserve"> b</w:t>
+      </w:r>
+      <w:r>
+        <w:rPr>
+          <w:rFonts w:cstheme="minorHAnsi"/>
+        </w:rPr>
+        <w:t xml:space="preserve"> which is equal to a = a % b</w:t>
+      </w:r>
+    </w:p>
+    <w:p>
+      <w:pPr>
+        <w:pStyle w:val="ListParagraph"/>
+        <w:ind w:left="1728"/>
+        <w:rPr>
+          <w:rFonts w:cstheme="minorHAnsi"/>
+        </w:rPr>
+      </w:pPr>
+    </w:p>
+    <w:p>
+      <w:pPr>
+        <w:pStyle w:val="ListParagraph"/>
+        <w:ind w:left="1728"/>
+        <w:rPr>
+          <w:rFonts w:cstheme="minorHAnsi"/>
+        </w:rPr>
+      </w:pPr>
+      <w:r>
+        <w:rPr>
+          <w:rFonts w:cstheme="minorHAnsi"/>
+        </w:rPr>
+        <w:t>program:</w:t>
+      </w:r>
+    </w:p>
+    <w:p>
+      <w:pPr>
+        <w:ind w:left="1080" w:firstLine="720"/>
+      </w:pPr>
+      <w:r>
+        <w:t>fun main(args:Array&lt;String&gt;){</w:t>
+      </w:r>
+      <w:r>
+        <w:br/>
+        <w:t xml:space="preserve">    </w:t>
+      </w:r>
+      <w:r>
+        <w:tab/>
+      </w:r>
+      <w:r>
+        <w:tab/>
+      </w:r>
+      <w:r>
+        <w:t>var a = 3</w:t>
+      </w:r>
+      <w:r>
+        <w:br/>
+        <w:t xml:space="preserve">        </w:t>
+      </w:r>
+      <w:r>
+        <w:tab/>
+      </w:r>
+      <w:r>
+        <w:t>a += 5</w:t>
+      </w:r>
+      <w:r>
+        <w:br/>
+        <w:t xml:space="preserve">    </w:t>
+      </w:r>
+      <w:r>
+        <w:tab/>
+      </w:r>
+      <w:r>
+        <w:tab/>
+      </w:r>
+      <w:r>
+        <w:t>println(" addition is : " + a)</w:t>
+      </w:r>
+      <w:r>
+        <w:br/>
+      </w:r>
+      <w:r>
+        <w:br/>
+        <w:t xml:space="preserve">    </w:t>
+      </w:r>
+      <w:r>
+        <w:tab/>
+      </w:r>
+      <w:r>
+        <w:tab/>
+      </w:r>
+      <w:r>
+        <w:t>a -= 5</w:t>
+      </w:r>
+      <w:r>
+        <w:br/>
+        <w:t xml:space="preserve">    </w:t>
+      </w:r>
+      <w:r>
+        <w:tab/>
+      </w:r>
+      <w:r>
+        <w:tab/>
+      </w:r>
+      <w:r>
+        <w:t>println(" subtraction is : " + a)</w:t>
+      </w:r>
+      <w:r>
+        <w:br/>
+      </w:r>
+      <w:r>
+        <w:br/>
+        <w:t xml:space="preserve">    </w:t>
+      </w:r>
+      <w:r>
+        <w:tab/>
+      </w:r>
+      <w:r>
+        <w:tab/>
+      </w:r>
+      <w:r>
+        <w:t>a *= 5</w:t>
+      </w:r>
+      <w:r>
+        <w:br/>
+        <w:t xml:space="preserve">    </w:t>
+      </w:r>
+      <w:r>
+        <w:tab/>
+      </w:r>
+      <w:r>
+        <w:tab/>
+      </w:r>
+      <w:r>
+        <w:t>println(" multiplication is : " + a)</w:t>
+      </w:r>
+      <w:r>
+        <w:br/>
+      </w:r>
+      <w:r>
+        <w:br/>
+        <w:t xml:space="preserve">    </w:t>
+      </w:r>
+      <w:r>
+        <w:tab/>
+      </w:r>
+      <w:r>
+        <w:tab/>
+      </w:r>
+      <w:r>
+        <w:t>a /= 5</w:t>
+      </w:r>
+      <w:r>
+        <w:br/>
+        <w:t xml:space="preserve">    </w:t>
+      </w:r>
+      <w:r>
+        <w:tab/>
+      </w:r>
+      <w:r>
+        <w:tab/>
+      </w:r>
+      <w:r>
+        <w:t>println(" division is : " + a)</w:t>
+      </w:r>
+      <w:r>
+        <w:br/>
+      </w:r>
+      <w:r>
+        <w:br/>
+        <w:t xml:space="preserve">    </w:t>
+      </w:r>
+      <w:r>
+        <w:tab/>
+      </w:r>
+      <w:r>
+        <w:tab/>
+      </w:r>
+      <w:r>
+        <w:t>a %= 5</w:t>
+      </w:r>
+      <w:r>
+        <w:br/>
+        <w:t xml:space="preserve">    </w:t>
+      </w:r>
+      <w:r>
+        <w:tab/>
+      </w:r>
+      <w:r>
+        <w:tab/>
+      </w:r>
+      <w:r>
+        <w:t xml:space="preserve">println(" quotient is : " </w:t>
+      </w:r>
+      <w:r>
+        <w:t>+ a)</w:t>
+      </w:r>
+      <w:r>
+        <w:br/>
+      </w:r>
+      <w:r>
+        <w:br/>
+      </w:r>
+      <w:r>
+        <w:t xml:space="preserve">              </w:t>
+      </w:r>
+      <w:r>
+        <w:t>}</w:t>
+      </w:r>
+    </w:p>
+    <w:p>
+      <w:pPr>
+        <w:ind w:left="1080" w:firstLine="720"/>
+      </w:pPr>
+      <w:r>
+        <w:t>output:</w:t>
+      </w:r>
+    </w:p>
+    <w:p>
+      <w:pPr>
+        <w:ind w:left="1080" w:firstLine="720"/>
+      </w:pPr>
+      <w:r>
+        <w:t>addition is : 8</w:t>
+      </w:r>
+    </w:p>
+    <w:p>
+      <w:pPr>
+        <w:ind w:left="1080" w:firstLine="720"/>
+      </w:pPr>
+      <w:r>
+        <w:t xml:space="preserve"> subtraction is : 3</w:t>
+      </w:r>
+    </w:p>
+    <w:p>
+      <w:pPr>
+        <w:ind w:left="1080" w:firstLine="720"/>
+      </w:pPr>
+      <w:r>
+        <w:t xml:space="preserve"> multiplication is : 15</w:t>
+      </w:r>
+    </w:p>
+    <w:p>
+      <w:pPr>
+        <w:ind w:left="1080" w:firstLine="720"/>
+      </w:pPr>
+      <w:r>
+        <w:t xml:space="preserve"> division is : 3</w:t>
+      </w:r>
+    </w:p>
+    <w:p>
+      <w:pPr>
+        <w:ind w:left="1080" w:firstLine="720"/>
+      </w:pPr>
+      <w:r>
+        <w:t xml:space="preserve"> quotient is : 3</w:t>
+      </w:r>
+    </w:p>
+    <w:p>
+      <w:pPr>
+        <w:rPr>
+          <w:rFonts w:cstheme="minorHAnsi"/>
+        </w:rPr>
+      </w:pPr>
+    </w:p>
+    <w:p>
+      <w:pPr>
+        <w:pStyle w:val="ListParagraph"/>
+        <w:rPr>
+          <w:rFonts w:cstheme="minorHAnsi"/>
+        </w:rPr>
+      </w:pPr>
+    </w:p>
+    <w:p>
+      <w:pPr>
+        <w:pStyle w:val="ListParagraph"/>
+        <w:numPr>
+          <w:ilvl w:val="3"/>
+          <w:numId w:val="1"/>
+        </w:numPr>
+        <w:rPr>
+          <w:rFonts w:cstheme="minorHAnsi"/>
+        </w:rPr>
+      </w:pPr>
+      <w:r>
+        <w:rPr>
+          <w:rFonts w:cstheme="minorHAnsi"/>
+        </w:rPr>
+        <w:t>Increment and decrement operators:</w:t>
+      </w:r>
+    </w:p>
+    <w:p>
+      <w:pPr>
+        <w:pStyle w:val="ListParagraph"/>
+        <w:ind w:left="1728"/>
+        <w:rPr>
+          <w:rFonts w:cstheme="minorHAnsi"/>
+        </w:rPr>
+      </w:pPr>
+    </w:p>
+    <w:p>
+      <w:pPr>
+        <w:pStyle w:val="ListParagraph"/>
+        <w:ind w:left="1728"/>
+        <w:rPr>
+          <w:rFonts w:cstheme="minorHAnsi"/>
+        </w:rPr>
+      </w:pPr>
+      <w:r>
+        <w:rPr>
+          <w:rFonts w:cstheme="minorHAnsi"/>
+        </w:rPr>
+        <w:t>Increment Operator:</w:t>
+      </w:r>
+    </w:p>
+    <w:p>
+      <w:pPr>
+        <w:pStyle w:val="ListParagraph"/>
+        <w:ind w:left="1728"/>
+        <w:rPr>
+          <w:rFonts w:cstheme="minorHAnsi"/>
+        </w:rPr>
+      </w:pPr>
+      <w:r>
+        <w:rPr>
+          <w:rFonts w:cstheme="minorHAnsi"/>
+        </w:rPr>
+        <w:t>var a: Int = 0</w:t>
+      </w:r>
+    </w:p>
+    <w:p>
+      <w:pPr>
+        <w:pStyle w:val="ListParagraph"/>
+        <w:ind w:left="1728"/>
+        <w:rPr>
+          <w:rFonts w:cstheme="minorHAnsi"/>
+        </w:rPr>
+      </w:pPr>
+      <w:r>
+        <w:rPr>
+          <w:rFonts w:cstheme="minorHAnsi"/>
+        </w:rPr>
+        <w:t>a</w:t>
+      </w:r>
+      <w:r>
+        <w:rPr>
+          <w:rFonts w:cstheme="minorHAnsi"/>
+        </w:rPr>
+        <w:t>++</w:t>
+      </w:r>
+    </w:p>
+    <w:p>
+      <w:pPr>
+        <w:pStyle w:val="ListParagraph"/>
+        <w:ind w:left="1728"/>
+        <w:rPr>
+          <w:rFonts w:cstheme="minorHAnsi"/>
+        </w:rPr>
+      </w:pPr>
+    </w:p>
+    <w:p>
+      <w:pPr>
+        <w:pStyle w:val="ListParagraph"/>
+        <w:ind w:left="1728"/>
+        <w:rPr>
+          <w:rFonts w:cstheme="minorHAnsi"/>
+        </w:rPr>
+      </w:pPr>
+      <w:r>
+        <w:rPr>
+          <w:rFonts w:cstheme="minorHAnsi"/>
+        </w:rPr>
+        <w:t>Decrement Operator:</w:t>
+      </w:r>
+    </w:p>
+    <w:p>
+      <w:pPr>
+        <w:pStyle w:val="ListParagraph"/>
+        <w:ind w:left="1728"/>
+        <w:rPr>
+          <w:rFonts w:cstheme="minorHAnsi"/>
+        </w:rPr>
+      </w:pPr>
+      <w:r>
+        <w:rPr>
+          <w:rFonts w:cstheme="minorHAnsi"/>
+        </w:rPr>
+        <w:t>var b: Int = 0</w:t>
+      </w:r>
+    </w:p>
+    <w:p>
+      <w:pPr>
+        <w:pStyle w:val="ListParagraph"/>
+        <w:ind w:left="1728"/>
+        <w:rPr>
+          <w:rFonts w:cstheme="minorHAnsi"/>
+        </w:rPr>
+      </w:pPr>
+      <w:r>
+        <w:rPr>
+          <w:rFonts w:cstheme="minorHAnsi"/>
+        </w:rPr>
+        <w:t>a--</w:t>
+      </w:r>
+    </w:p>
+    <w:p>
+      <w:pPr>
+        <w:pStyle w:val="ListParagraph"/>
+        <w:ind w:left="792"/>
+        <w:rPr>
+          <w:rFonts w:cstheme="minorHAnsi"/>
+        </w:rPr>
+      </w:pPr>
+      <w:r>
+        <w:rPr>
+          <w:rFonts w:cstheme="minorHAnsi"/>
+        </w:rPr>
+        <w:t xml:space="preserve"> </w:t>
+      </w:r>
+      <w:r>
+        <w:rPr>
+          <w:rFonts w:cstheme="minorHAnsi"/>
+        </w:rPr>
+        <w:tab/>
+        <w:t xml:space="preserve">     </w:t>
+      </w:r>
+      <w:r>
+        <w:rPr>
+          <w:rFonts w:cstheme="minorHAnsi"/>
+        </w:rPr>
+        <w:t>program:</w:t>
+      </w:r>
+    </w:p>
+    <w:p>
+      <w:pPr>
+        <w:pStyle w:val="ListParagraph"/>
+        <w:ind w:left="792" w:firstLine="648"/>
+        <w:rPr>
+          <w:rFonts w:cstheme="minorHAnsi"/>
+        </w:rPr>
+      </w:pPr>
+      <w:r>
+        <w:rPr>
+          <w:rFonts w:cstheme="minorHAnsi"/>
+        </w:rPr>
+        <w:t xml:space="preserve">     </w:t>
+      </w:r>
+      <w:r>
+        <w:rPr>
+          <w:rFonts w:cstheme="minorHAnsi"/>
+        </w:rPr>
+        <w:t>fun main(args:Array&lt;String&gt;){</w:t>
+      </w:r>
+    </w:p>
+    <w:p>
+      <w:pPr>
+        <w:pStyle w:val="ListParagraph"/>
+        <w:ind w:left="792"/>
+        <w:rPr>
+          <w:rFonts w:cstheme="minorHAnsi"/>
+        </w:rPr>
+      </w:pPr>
+      <w:r>
+        <w:rPr>
+          <w:rFonts w:cstheme="minorHAnsi"/>
+        </w:rPr>
+        <w:tab/>
+      </w:r>
+      <w:r>
+        <w:rPr>
+          <w:rFonts w:cstheme="minorHAnsi"/>
+        </w:rPr>
+        <w:tab/>
+      </w:r>
+      <w:r>
+        <w:rPr>
+          <w:rFonts w:cstheme="minorHAnsi"/>
+        </w:rPr>
+        <w:t>var a: Int = 0</w:t>
+      </w:r>
+    </w:p>
+    <w:p>
+      <w:pPr>
+        <w:pStyle w:val="ListParagraph"/>
+        <w:ind w:left="792"/>
+        <w:rPr>
+          <w:rFonts w:cstheme="minorHAnsi"/>
+        </w:rPr>
+      </w:pPr>
+      <w:r>
+        <w:rPr>
+          <w:rFonts w:cstheme="minorHAnsi"/>
+        </w:rPr>
+        <w:t xml:space="preserve">       </w:t>
+      </w:r>
+      <w:r>
+        <w:rPr>
+          <w:rFonts w:cstheme="minorHAnsi"/>
+        </w:rPr>
+        <w:tab/>
+      </w:r>
+      <w:r>
+        <w:rPr>
+          <w:rFonts w:cstheme="minorHAnsi"/>
+        </w:rPr>
+        <w:tab/>
+      </w:r>
+      <w:r>
+        <w:rPr>
+          <w:rFonts w:cstheme="minorHAnsi"/>
+        </w:rPr>
+        <w:t xml:space="preserve"> a++</w:t>
+      </w:r>
+    </w:p>
+    <w:p>
+      <w:pPr>
+        <w:pStyle w:val="ListParagraph"/>
+        <w:ind w:left="792"/>
+        <w:rPr>
+          <w:rFonts w:cstheme="minorHAnsi"/>
+        </w:rPr>
+      </w:pPr>
+      <w:r>
+        <w:rPr>
+          <w:rFonts w:cstheme="minorHAnsi"/>
+        </w:rPr>
+        <w:t xml:space="preserve">        </w:t>
+      </w:r>
+      <w:r>
+        <w:rPr>
+          <w:rFonts w:cstheme="minorHAnsi"/>
+        </w:rPr>
+        <w:tab/>
+      </w:r>
+      <w:r>
+        <w:rPr>
+          <w:rFonts w:cstheme="minorHAnsi"/>
+        </w:rPr>
+        <w:tab/>
+      </w:r>
+      <w:r>
+        <w:rPr>
+          <w:rFonts w:cstheme="minorHAnsi"/>
+        </w:rPr>
+        <w:t>println(" Incremented A value is : "+ a)</w:t>
+      </w:r>
+    </w:p>
+    <w:p>
+      <w:pPr>
+        <w:pStyle w:val="ListParagraph"/>
+        <w:ind w:left="792"/>
+        <w:rPr>
+          <w:rFonts w:cstheme="minorHAnsi"/>
+        </w:rPr>
+      </w:pPr>
+    </w:p>
+    <w:p>
+      <w:pPr>
+        <w:pStyle w:val="ListParagraph"/>
+        <w:ind w:left="792"/>
+        <w:rPr>
+          <w:rFonts w:cstheme="minorHAnsi"/>
+        </w:rPr>
+      </w:pPr>
+      <w:r>
+        <w:rPr>
+          <w:rFonts w:cstheme="minorHAnsi"/>
+        </w:rPr>
+        <w:t xml:space="preserve">        </w:t>
+      </w:r>
+      <w:r>
+        <w:rPr>
+          <w:rFonts w:cstheme="minorHAnsi"/>
+        </w:rPr>
+        <w:tab/>
+      </w:r>
+      <w:r>
+        <w:rPr>
+          <w:rFonts w:cstheme="minorHAnsi"/>
+        </w:rPr>
+        <w:tab/>
+      </w:r>
+      <w:r>
+        <w:rPr>
+          <w:rFonts w:cstheme="minorHAnsi"/>
+        </w:rPr>
+        <w:t>var b: Int = 2</w:t>
+      </w:r>
+    </w:p>
+    <w:p>
+      <w:pPr>
+        <w:pStyle w:val="ListParagraph"/>
+        <w:ind w:left="792"/>
+        <w:rPr>
+          <w:rFonts w:cstheme="minorHAnsi"/>
+        </w:rPr>
+      </w:pPr>
+      <w:r>
+        <w:rPr>
+          <w:rFonts w:cstheme="minorHAnsi"/>
+        </w:rPr>
+        <w:t xml:space="preserve">        </w:t>
+      </w:r>
+      <w:r>
+        <w:rPr>
+          <w:rFonts w:cstheme="minorHAnsi"/>
+        </w:rPr>
+        <w:tab/>
+      </w:r>
+      <w:r>
+        <w:rPr>
+          <w:rFonts w:cstheme="minorHAnsi"/>
+        </w:rPr>
+        <w:tab/>
+      </w:r>
+      <w:r>
+        <w:rPr>
+          <w:rFonts w:cstheme="minorHAnsi"/>
+        </w:rPr>
+        <w:t>b--</w:t>
+      </w:r>
+    </w:p>
+    <w:p>
+      <w:pPr>
+        <w:pStyle w:val="ListParagraph"/>
+        <w:ind w:left="792"/>
+        <w:rPr>
+          <w:rFonts w:cstheme="minorHAnsi"/>
+        </w:rPr>
+      </w:pPr>
+      <w:r>
+        <w:rPr>
+          <w:rFonts w:cstheme="minorHAnsi"/>
+        </w:rPr>
+        <w:t xml:space="preserve">        </w:t>
+      </w:r>
+      <w:r>
+        <w:rPr>
+          <w:rFonts w:cstheme="minorHAnsi"/>
+        </w:rPr>
+        <w:tab/>
+      </w:r>
+      <w:r>
+        <w:rPr>
+          <w:rFonts w:cstheme="minorHAnsi"/>
+        </w:rPr>
+        <w:tab/>
+      </w:r>
+      <w:r>
+        <w:rPr>
+          <w:rFonts w:cstheme="minorHAnsi"/>
+        </w:rPr>
+        <w:t>println(" Decremented B value is : "+ b)</w:t>
+      </w:r>
+    </w:p>
+    <w:p>
+      <w:pPr>
+        <w:pStyle w:val="ListParagraph"/>
+        <w:ind w:left="792" w:firstLine="648"/>
+        <w:rPr>
+          <w:rFonts w:cstheme="minorHAnsi"/>
+        </w:rPr>
+      </w:pPr>
+      <w:r>
+        <w:rPr>
+          <w:rFonts w:cstheme="minorHAnsi"/>
+        </w:rPr>
+        <w:t xml:space="preserve">    }</w:t>
+      </w:r>
+    </w:p>
+    <w:p>
+      <w:pPr>
+        <w:pStyle w:val="ListParagraph"/>
+        <w:ind w:left="1080" w:firstLine="648"/>
+        <w:rPr>
+          <w:rFonts w:cstheme="minorHAnsi"/>
+        </w:rPr>
+      </w:pPr>
+    </w:p>
+    <w:p>
+      <w:pPr>
+        <w:pStyle w:val="ListParagraph"/>
+        <w:ind w:left="1080" w:firstLine="648"/>
+        <w:rPr>
+          <w:rFonts w:cstheme="minorHAnsi"/>
+        </w:rPr>
+      </w:pPr>
+      <w:r>
+        <w:rPr>
+          <w:rFonts w:cstheme="minorHAnsi"/>
+        </w:rPr>
+        <w:t>Output:</w:t>
+      </w:r>
+    </w:p>
+    <w:p>
+      <w:pPr>
+        <w:pStyle w:val="ListParagraph"/>
+        <w:ind w:left="1080" w:firstLine="648"/>
+        <w:rPr>
+          <w:rFonts w:cstheme="minorHAnsi"/>
+        </w:rPr>
+      </w:pPr>
+    </w:p>
+    <w:p>
+      <w:pPr>
+        <w:pStyle w:val="ListParagraph"/>
+        <w:ind w:left="1080" w:firstLine="648"/>
+        <w:rPr>
+          <w:rFonts w:cstheme="minorHAnsi"/>
+        </w:rPr>
+      </w:pPr>
+      <w:r>
+        <w:rPr>
+          <w:rFonts w:cstheme="minorHAnsi"/>
+        </w:rPr>
+        <w:t>Incremented A value is : 1</w:t>
+      </w:r>
+    </w:p>
+    <w:p>
+      <w:pPr>
+        <w:pStyle w:val="ListParagraph"/>
+        <w:ind w:left="1080" w:firstLine="648"/>
+        <w:rPr>
+          <w:rFonts w:cstheme="minorHAnsi"/>
+        </w:rPr>
+      </w:pPr>
+      <w:r>
+        <w:rPr>
+          <w:rFonts w:cstheme="minorHAnsi"/>
+        </w:rPr>
+        <w:t xml:space="preserve"> Decremented B value is : 1</w:t>
+      </w:r>
+    </w:p>
+    <w:p>
+      <w:pPr>
+        <w:pStyle w:val="ListParagraph"/>
+        <w:ind w:left="792"/>
+        <w:rPr>
+          <w:rFonts w:cstheme="minorHAnsi"/>
+        </w:rPr>
+      </w:pPr>
+    </w:p>
+    <w:p>
+      <w:pPr>
+        <w:pStyle w:val="ListParagraph"/>
+        <w:numPr>
+          <w:ilvl w:val="3"/>
+          <w:numId w:val="1"/>
+        </w:numPr>
+        <w:rPr>
+          <w:rFonts w:cstheme="minorHAnsi"/>
+        </w:rPr>
+      </w:pPr>
+      <w:r>
+        <w:rPr>
+          <w:rFonts w:cstheme="minorHAnsi"/>
+        </w:rPr>
+        <w:t>Some other operators:</w:t>
+      </w:r>
+    </w:p>
+    <w:p>
+      <w:pPr>
+        <w:pStyle w:val="ListParagraph"/>
+        <w:ind w:left="1728"/>
+        <w:rPr>
+          <w:rFonts w:cstheme="minorHAnsi"/>
+        </w:rPr>
+      </w:pPr>
+      <w:r>
+        <w:rPr>
+          <w:rFonts w:cstheme="minorHAnsi"/>
+        </w:rPr>
+        <w:t>[, ] - </w:t>
+      </w:r>
+      <w:hyperlink r:id="rId9" w:anchor="indexed" w:history="1">
         <w:r>
           <w:rPr>
             <w:rFonts w:cstheme="minorHAnsi"/>
           </w:rPr>
-          <w:t>referential equality operators</w:t>
+          <w:t>indexed access operator</w:t>
         </w:r>
       </w:hyperlink>
-    </w:p>
-    <w:p>
-      <w:pPr>
-        <w:pStyle w:val="ListParagraph"/>
-        <w:rPr>
-          <w:rFonts w:cstheme="minorHAnsi"/>
-        </w:rPr>
-      </w:pPr>
-    </w:p>
-    <w:p>
-      <w:pPr>
-        <w:pStyle w:val="ListParagraph"/>
-        <w:numPr>
-          <w:ilvl w:val="3"/>
-          <w:numId w:val="1"/>
-        </w:numPr>
-        <w:rPr>
-          <w:rFonts w:cstheme="minorHAnsi"/>
-        </w:rPr>
-      </w:pPr>
-      <w:r>
-        <w:rPr>
-          <w:rFonts w:cstheme="minorHAnsi"/>
-        </w:rPr>
-        <w:t>Logical operator</w:t>
-      </w:r>
-      <w:r>
-        <w:rPr>
-          <w:rFonts w:cstheme="minorHAnsi"/>
-        </w:rPr>
-        <w:t>s</w:t>
-      </w:r>
-      <w:r>
-        <w:rPr>
-          <w:rFonts w:cstheme="minorHAnsi"/>
-        </w:rPr>
-        <w:t>:</w:t>
-      </w:r>
-    </w:p>
-    <w:p>
-      <w:pPr>
-        <w:ind w:left="1008" w:firstLine="720"/>
-        <w:rPr>
-          <w:rFonts w:cstheme="minorHAnsi"/>
-        </w:rPr>
-      </w:pPr>
-      <w:proofErr w:type="spellStart"/>
-      <w:proofErr w:type="gramStart"/>
-      <w:r>
-        <w:rPr>
-          <w:rFonts w:cstheme="minorHAnsi"/>
-        </w:rPr>
-        <w:t>v</w:t>
-      </w:r>
-      <w:r>
-        <w:rPr>
-          <w:rFonts w:cstheme="minorHAnsi"/>
-        </w:rPr>
-        <w:t>ar</w:t>
-      </w:r>
-      <w:proofErr w:type="spellEnd"/>
-      <w:proofErr w:type="gramEnd"/>
-      <w:r>
-        <w:rPr>
-          <w:rFonts w:cstheme="minorHAnsi"/>
-        </w:rPr>
-        <w:t xml:space="preserve"> z = (a&gt;b)</w:t>
-      </w:r>
-      <w:r>
-        <w:rPr>
-          <w:rFonts w:cstheme="minorHAnsi"/>
-        </w:rPr>
-        <w:t>&amp;&amp;</w:t>
-      </w:r>
-      <w:r>
-        <w:rPr>
-          <w:rFonts w:cstheme="minorHAnsi"/>
-        </w:rPr>
-        <w:t xml:space="preserve"> (c&gt;d),</w:t>
-      </w:r>
-    </w:p>
-    <w:p>
-      <w:pPr>
-        <w:ind w:left="1008" w:firstLine="720"/>
-        <w:rPr>
-          <w:rFonts w:cstheme="minorHAnsi"/>
-        </w:rPr>
-      </w:pPr>
-      <w:proofErr w:type="spellStart"/>
-      <w:proofErr w:type="gramStart"/>
-      <w:r>
-        <w:rPr>
-          <w:rFonts w:cstheme="minorHAnsi"/>
-        </w:rPr>
-        <w:t>var</w:t>
-      </w:r>
-      <w:proofErr w:type="spellEnd"/>
-      <w:proofErr w:type="gramEnd"/>
-      <w:r>
-        <w:rPr>
-          <w:rFonts w:cstheme="minorHAnsi"/>
-        </w:rPr>
-        <w:t xml:space="preserve"> </w:t>
-      </w:r>
-      <w:r>
-        <w:rPr>
-          <w:rFonts w:cstheme="minorHAnsi"/>
-        </w:rPr>
-        <w:t xml:space="preserve">z = (a&gt;b) </w:t>
-      </w:r>
-      <w:r>
-        <w:rPr>
-          <w:rFonts w:cstheme="minorHAnsi"/>
-        </w:rPr>
-        <w:t>||</w:t>
-      </w:r>
-      <w:r>
-        <w:rPr>
-          <w:rFonts w:cstheme="minorHAnsi"/>
-        </w:rPr>
-        <w:t xml:space="preserve"> (c&gt;d)</w:t>
-      </w:r>
-      <w:r>
-        <w:rPr>
-          <w:rFonts w:cstheme="minorHAnsi"/>
-        </w:rPr>
-        <w:t xml:space="preserve">, </w:t>
-      </w:r>
-    </w:p>
-    <w:p>
-      <w:pPr>
-        <w:ind w:left="1008" w:firstLine="720"/>
-        <w:rPr>
-          <w:rFonts w:cstheme="minorHAnsi"/>
-        </w:rPr>
-      </w:pPr>
-      <w:proofErr w:type="spellStart"/>
-      <w:proofErr w:type="gramStart"/>
-      <w:r>
-        <w:rPr>
-          <w:rFonts w:cstheme="minorHAnsi"/>
-        </w:rPr>
-        <w:t>var</w:t>
-      </w:r>
-      <w:proofErr w:type="spellEnd"/>
-      <w:proofErr w:type="gramEnd"/>
-      <w:r>
-        <w:rPr>
-          <w:rFonts w:cstheme="minorHAnsi"/>
-        </w:rPr>
-        <w:t xml:space="preserve"> z = (</w:t>
-      </w:r>
-      <w:r>
-        <w:rPr>
-          <w:rFonts w:cstheme="minorHAnsi"/>
-        </w:rPr>
-        <w:t>!</w:t>
-      </w:r>
-      <w:r>
-        <w:rPr>
-          <w:rFonts w:cstheme="minorHAnsi"/>
-        </w:rPr>
-        <w:t>a=b)</w:t>
-      </w:r>
-    </w:p>
-    <w:p>
-      <w:pPr>
-        <w:pStyle w:val="ListParagraph"/>
-        <w:ind w:left="1728"/>
-        <w:rPr>
-          <w:rFonts w:cstheme="minorHAnsi"/>
-        </w:rPr>
-      </w:pPr>
-    </w:p>
-    <w:p>
-      <w:pPr>
-        <w:pStyle w:val="ListParagraph"/>
-        <w:rPr>
-          <w:rFonts w:cstheme="minorHAnsi"/>
-        </w:rPr>
-      </w:pPr>
-    </w:p>
-    <w:p>
-      <w:pPr>
-        <w:pStyle w:val="ListParagraph"/>
-        <w:numPr>
-          <w:ilvl w:val="3"/>
-          <w:numId w:val="1"/>
-        </w:numPr>
-        <w:rPr>
-          <w:rFonts w:cstheme="minorHAnsi"/>
-        </w:rPr>
-      </w:pPr>
-      <w:r>
-        <w:rPr>
-          <w:rFonts w:cstheme="minorHAnsi"/>
-        </w:rPr>
-        <w:t>Augmented assignment operators:</w:t>
-      </w:r>
-    </w:p>
-    <w:p>
-      <w:pPr>
-        <w:pStyle w:val="ListParagraph"/>
-        <w:ind w:left="1728"/>
-        <w:rPr>
-          <w:rFonts w:cstheme="minorHAnsi"/>
-        </w:rPr>
-      </w:pPr>
-    </w:p>
-    <w:p>
-      <w:pPr>
-        <w:pStyle w:val="ListParagraph"/>
-        <w:ind w:left="1728"/>
-        <w:rPr>
-          <w:rFonts w:cstheme="minorHAnsi"/>
-        </w:rPr>
-      </w:pPr>
-      <w:proofErr w:type="spellStart"/>
-      <w:proofErr w:type="gramStart"/>
-      <w:r>
-        <w:rPr>
-          <w:rFonts w:cstheme="minorHAnsi"/>
-        </w:rPr>
-        <w:t>var</w:t>
-      </w:r>
-      <w:proofErr w:type="spellEnd"/>
-      <w:proofErr w:type="gramEnd"/>
-      <w:r>
-        <w:rPr>
-          <w:rFonts w:cstheme="minorHAnsi"/>
-        </w:rPr>
-        <w:t xml:space="preserve"> a </w:t>
-      </w:r>
-      <w:r>
-        <w:rPr>
-          <w:rFonts w:cstheme="minorHAnsi"/>
-        </w:rPr>
-        <w:t>+=</w:t>
-      </w:r>
-      <w:r>
-        <w:rPr>
-          <w:rFonts w:cstheme="minorHAnsi"/>
-        </w:rPr>
-        <w:t xml:space="preserve"> b</w:t>
-      </w:r>
-      <w:r>
-        <w:rPr>
-          <w:rFonts w:cstheme="minorHAnsi"/>
-        </w:rPr>
-        <w:t xml:space="preserve"> which is equal to a = a + b</w:t>
-      </w:r>
-    </w:p>
-    <w:p>
-      <w:pPr>
-        <w:pStyle w:val="ListParagraph"/>
-        <w:ind w:left="1728"/>
-        <w:rPr>
-          <w:rFonts w:cstheme="minorHAnsi"/>
-        </w:rPr>
-      </w:pPr>
-      <w:proofErr w:type="spellStart"/>
-      <w:proofErr w:type="gramStart"/>
-      <w:r>
-        <w:rPr>
-          <w:rFonts w:cstheme="minorHAnsi"/>
-        </w:rPr>
-        <w:t>var</w:t>
-      </w:r>
-      <w:proofErr w:type="spellEnd"/>
-      <w:proofErr w:type="gramEnd"/>
-      <w:r>
-        <w:rPr>
-          <w:rFonts w:cstheme="minorHAnsi"/>
-        </w:rPr>
-        <w:t xml:space="preserve"> a</w:t>
-      </w:r>
-      <w:r>
-        <w:rPr>
-          <w:rFonts w:cstheme="minorHAnsi"/>
-        </w:rPr>
-        <w:t xml:space="preserve"> -=</w:t>
-      </w:r>
-      <w:r>
-        <w:rPr>
-          <w:rFonts w:cstheme="minorHAnsi"/>
-        </w:rPr>
-        <w:t xml:space="preserve"> b</w:t>
-      </w:r>
-      <w:r>
-        <w:rPr>
-          <w:rFonts w:cstheme="minorHAnsi"/>
-        </w:rPr>
-        <w:t xml:space="preserve"> which is equal to a = a - b</w:t>
-      </w:r>
-    </w:p>
-    <w:p>
-      <w:pPr>
-        <w:pStyle w:val="ListParagraph"/>
-        <w:ind w:left="1728"/>
-        <w:rPr>
-          <w:rFonts w:cstheme="minorHAnsi"/>
-        </w:rPr>
-      </w:pPr>
-      <w:proofErr w:type="spellStart"/>
-      <w:proofErr w:type="gramStart"/>
-      <w:r>
-        <w:rPr>
-          <w:rFonts w:cstheme="minorHAnsi"/>
-        </w:rPr>
-        <w:t>var</w:t>
-      </w:r>
-      <w:proofErr w:type="spellEnd"/>
-      <w:proofErr w:type="gramEnd"/>
-      <w:r>
-        <w:rPr>
-          <w:rFonts w:cstheme="minorHAnsi"/>
-        </w:rPr>
-        <w:t xml:space="preserve"> a </w:t>
-      </w:r>
-      <w:r>
-        <w:rPr>
-          <w:rFonts w:cstheme="minorHAnsi"/>
-        </w:rPr>
-        <w:t>*=</w:t>
-      </w:r>
-      <w:r>
-        <w:rPr>
-          <w:rFonts w:cstheme="minorHAnsi"/>
-        </w:rPr>
-        <w:t xml:space="preserve"> b</w:t>
-      </w:r>
-      <w:r>
-        <w:rPr>
-          <w:rFonts w:cstheme="minorHAnsi"/>
-        </w:rPr>
-        <w:t xml:space="preserve"> which is equal to a = a * b</w:t>
-      </w:r>
-    </w:p>
-    <w:p>
-      <w:pPr>
-        <w:pStyle w:val="ListParagraph"/>
-        <w:ind w:left="1728"/>
-        <w:rPr>
-          <w:rFonts w:cstheme="minorHAnsi"/>
-        </w:rPr>
-      </w:pPr>
-      <w:proofErr w:type="spellStart"/>
-      <w:proofErr w:type="gramStart"/>
-      <w:r>
-        <w:rPr>
-          <w:rFonts w:cstheme="minorHAnsi"/>
-        </w:rPr>
-        <w:t>var</w:t>
-      </w:r>
-      <w:proofErr w:type="spellEnd"/>
-      <w:proofErr w:type="gramEnd"/>
-      <w:r>
-        <w:rPr>
-          <w:rFonts w:cstheme="minorHAnsi"/>
-        </w:rPr>
-        <w:t xml:space="preserve"> a </w:t>
-      </w:r>
-      <w:r>
-        <w:rPr>
-          <w:rFonts w:cstheme="minorHAnsi"/>
-        </w:rPr>
-        <w:t xml:space="preserve"> /=</w:t>
-      </w:r>
-      <w:r>
-        <w:rPr>
-          <w:rFonts w:cstheme="minorHAnsi"/>
-        </w:rPr>
-        <w:t xml:space="preserve"> b</w:t>
-      </w:r>
-      <w:r>
-        <w:rPr>
-          <w:rFonts w:cstheme="minorHAnsi"/>
-        </w:rPr>
-        <w:t xml:space="preserve"> which is equal to a = a / b</w:t>
-      </w:r>
-    </w:p>
-    <w:p>
-      <w:pPr>
-        <w:pStyle w:val="ListParagraph"/>
-        <w:ind w:left="1728"/>
-        <w:rPr>
-          <w:rFonts w:cstheme="minorHAnsi"/>
-        </w:rPr>
-      </w:pPr>
-      <w:proofErr w:type="spellStart"/>
-      <w:proofErr w:type="gramStart"/>
-      <w:r>
-        <w:rPr>
-          <w:rFonts w:cstheme="minorHAnsi"/>
-        </w:rPr>
-        <w:t>var</w:t>
-      </w:r>
-      <w:proofErr w:type="spellEnd"/>
-      <w:proofErr w:type="gramEnd"/>
-      <w:r>
-        <w:rPr>
-          <w:rFonts w:cstheme="minorHAnsi"/>
-        </w:rPr>
-        <w:t xml:space="preserve"> a </w:t>
-      </w:r>
-      <w:r>
-        <w:rPr>
-          <w:rFonts w:cstheme="minorHAnsi"/>
-        </w:rPr>
-        <w:t xml:space="preserve"> %=</w:t>
-      </w:r>
-      <w:r>
-        <w:rPr>
-          <w:rFonts w:cstheme="minorHAnsi"/>
-        </w:rPr>
-        <w:t xml:space="preserve"> b</w:t>
-      </w:r>
-      <w:r>
-        <w:rPr>
-          <w:rFonts w:cstheme="minorHAnsi"/>
-        </w:rPr>
-        <w:t xml:space="preserve"> which is equal to a = a % b</w:t>
-      </w:r>
-    </w:p>
-    <w:p>
-      <w:pPr>
-        <w:pStyle w:val="ListParagraph"/>
-        <w:ind w:left="1728"/>
-        <w:rPr>
-          <w:rFonts w:cstheme="minorHAnsi"/>
-        </w:rPr>
-      </w:pPr>
-    </w:p>
-    <w:p>
-      <w:pPr>
-        <w:pStyle w:val="ListParagraph"/>
-        <w:rPr>
-          <w:rFonts w:cstheme="minorHAnsi"/>
-        </w:rPr>
-      </w:pPr>
-    </w:p>
-    <w:p>
-      <w:pPr>
-        <w:pStyle w:val="ListParagraph"/>
-        <w:numPr>
-          <w:ilvl w:val="3"/>
-          <w:numId w:val="1"/>
-        </w:numPr>
-        <w:rPr>
-          <w:rFonts w:cstheme="minorHAnsi"/>
-        </w:rPr>
-      </w:pPr>
-      <w:r>
-        <w:rPr>
-          <w:rFonts w:cstheme="minorHAnsi"/>
-        </w:rPr>
-        <w:t>Increment and decrement operators:</w:t>
-      </w:r>
-    </w:p>
-    <w:p>
-      <w:pPr>
-        <w:pStyle w:val="ListParagraph"/>
-        <w:ind w:left="1728"/>
-        <w:rPr>
-          <w:rFonts w:cstheme="minorHAnsi"/>
-        </w:rPr>
-      </w:pPr>
-    </w:p>
-    <w:p>
-      <w:pPr>
-        <w:pStyle w:val="ListParagraph"/>
-        <w:ind w:left="1728"/>
-        <w:rPr>
-          <w:rFonts w:cstheme="minorHAnsi"/>
-        </w:rPr>
-      </w:pPr>
-      <w:r>
-        <w:rPr>
-          <w:rFonts w:cstheme="minorHAnsi"/>
-        </w:rPr>
-        <w:t>Increment Operator:</w:t>
-      </w:r>
-    </w:p>
-    <w:p>
-      <w:pPr>
-        <w:pStyle w:val="ListParagraph"/>
-        <w:ind w:left="1728"/>
-        <w:rPr>
-          <w:rFonts w:cstheme="minorHAnsi"/>
-        </w:rPr>
-      </w:pPr>
-      <w:proofErr w:type="spellStart"/>
-      <w:proofErr w:type="gramStart"/>
-      <w:r>
-        <w:rPr>
-          <w:rFonts w:cstheme="minorHAnsi"/>
-        </w:rPr>
-        <w:t>var</w:t>
-      </w:r>
-      <w:proofErr w:type="spellEnd"/>
-      <w:proofErr w:type="gramEnd"/>
-      <w:r>
-        <w:rPr>
-          <w:rFonts w:cstheme="minorHAnsi"/>
-        </w:rPr>
-        <w:t xml:space="preserve"> a: </w:t>
-      </w:r>
-      <w:proofErr w:type="spellStart"/>
-      <w:r>
-        <w:rPr>
-          <w:rFonts w:cstheme="minorHAnsi"/>
-        </w:rPr>
-        <w:t>Int</w:t>
-      </w:r>
-      <w:proofErr w:type="spellEnd"/>
-      <w:r>
-        <w:rPr>
-          <w:rFonts w:cstheme="minorHAnsi"/>
-        </w:rPr>
-        <w:t xml:space="preserve"> = 0</w:t>
-      </w:r>
-    </w:p>
-    <w:p>
-      <w:pPr>
-        <w:pStyle w:val="ListParagraph"/>
-        <w:ind w:left="1728"/>
-        <w:rPr>
-          <w:rFonts w:cstheme="minorHAnsi"/>
-        </w:rPr>
-      </w:pPr>
-      <w:proofErr w:type="gramStart"/>
-      <w:r>
-        <w:rPr>
-          <w:rFonts w:cstheme="minorHAnsi"/>
-        </w:rPr>
-        <w:t>a</w:t>
-      </w:r>
-      <w:proofErr w:type="gramEnd"/>
-      <w:r>
-        <w:rPr>
-          <w:rFonts w:cstheme="minorHAnsi"/>
-        </w:rPr>
-        <w:t>++</w:t>
-      </w:r>
-    </w:p>
-    <w:p>
-      <w:pPr>
-        <w:pStyle w:val="ListParagraph"/>
-        <w:ind w:left="1728"/>
-        <w:rPr>
-          <w:rFonts w:cstheme="minorHAnsi"/>
-        </w:rPr>
-      </w:pPr>
-    </w:p>
-    <w:p>
-      <w:pPr>
-        <w:pStyle w:val="ListParagraph"/>
-        <w:ind w:left="1728"/>
-        <w:rPr>
-          <w:rFonts w:cstheme="minorHAnsi"/>
-        </w:rPr>
-      </w:pPr>
-      <w:r>
-        <w:rPr>
-          <w:rFonts w:cstheme="minorHAnsi"/>
-        </w:rPr>
-        <w:t>Output:</w:t>
-      </w:r>
-    </w:p>
-    <w:p>
-      <w:pPr>
-        <w:pStyle w:val="ListParagraph"/>
-        <w:ind w:left="1728"/>
-        <w:rPr>
-          <w:rFonts w:cstheme="minorHAnsi"/>
-        </w:rPr>
-      </w:pPr>
-    </w:p>
-    <w:p>
-      <w:pPr>
-        <w:pStyle w:val="ListParagraph"/>
-        <w:ind w:left="1728"/>
-        <w:rPr>
-          <w:rFonts w:cstheme="minorHAnsi"/>
-        </w:rPr>
-      </w:pPr>
-      <w:r>
-        <w:rPr>
-          <w:rFonts w:cstheme="minorHAnsi"/>
-        </w:rPr>
-        <w:t>Decrement Operator:</w:t>
-      </w:r>
-    </w:p>
-    <w:p>
-      <w:pPr>
-        <w:pStyle w:val="ListParagraph"/>
-        <w:ind w:left="1728"/>
-        <w:rPr>
-          <w:rFonts w:cstheme="minorHAnsi"/>
-        </w:rPr>
-      </w:pPr>
-      <w:proofErr w:type="spellStart"/>
-      <w:proofErr w:type="gramStart"/>
-      <w:r>
-        <w:rPr>
-          <w:rFonts w:cstheme="minorHAnsi"/>
-        </w:rPr>
-        <w:t>var</w:t>
-      </w:r>
-      <w:proofErr w:type="spellEnd"/>
-      <w:proofErr w:type="gramEnd"/>
-      <w:r>
-        <w:rPr>
-          <w:rFonts w:cstheme="minorHAnsi"/>
-        </w:rPr>
-        <w:t xml:space="preserve"> b: </w:t>
-      </w:r>
-      <w:proofErr w:type="spellStart"/>
-      <w:r>
-        <w:rPr>
-          <w:rFonts w:cstheme="minorHAnsi"/>
-        </w:rPr>
-        <w:t>Int</w:t>
-      </w:r>
-      <w:proofErr w:type="spellEnd"/>
-      <w:r>
-        <w:rPr>
-          <w:rFonts w:cstheme="minorHAnsi"/>
-        </w:rPr>
-        <w:t xml:space="preserve"> = 0</w:t>
-      </w:r>
-    </w:p>
-    <w:p>
-      <w:pPr>
-        <w:pStyle w:val="ListParagraph"/>
-        <w:ind w:left="1728"/>
-        <w:rPr>
-          <w:rFonts w:cstheme="minorHAnsi"/>
-        </w:rPr>
-      </w:pPr>
-      <w:r>
-        <w:rPr>
-          <w:rFonts w:cstheme="minorHAnsi"/>
-        </w:rPr>
-        <w:t>a--</w:t>
-      </w:r>
-    </w:p>
-    <w:p>
-      <w:pPr>
-        <w:pStyle w:val="ListParagraph"/>
-        <w:ind w:left="792"/>
-        <w:rPr>
-          <w:rFonts w:cstheme="minorHAnsi"/>
-        </w:rPr>
-      </w:pPr>
-      <w:r>
-        <w:rPr>
-          <w:rFonts w:cstheme="minorHAnsi"/>
-        </w:rPr>
-        <w:t xml:space="preserve"> </w:t>
-      </w:r>
-      <w:r>
-        <w:rPr>
-          <w:rFonts w:cstheme="minorHAnsi"/>
-        </w:rPr>
-        <w:tab/>
-        <w:t xml:space="preserve">     </w:t>
-      </w:r>
-    </w:p>
-    <w:p>
-      <w:pPr>
-        <w:pStyle w:val="ListParagraph"/>
-        <w:ind w:left="1080" w:firstLine="648"/>
-        <w:rPr>
-          <w:rFonts w:cstheme="minorHAnsi"/>
-        </w:rPr>
-      </w:pPr>
-      <w:r>
-        <w:rPr>
-          <w:rFonts w:cstheme="minorHAnsi"/>
-        </w:rPr>
-        <w:t>Output:</w:t>
-      </w:r>
-    </w:p>
-    <w:p>
-      <w:pPr>
-        <w:pStyle w:val="ListParagraph"/>
-        <w:ind w:left="792"/>
-        <w:rPr>
-          <w:rFonts w:cstheme="minorHAnsi"/>
-        </w:rPr>
-      </w:pPr>
-    </w:p>
-    <w:p>
-      <w:pPr>
-        <w:pStyle w:val="ListParagraph"/>
-        <w:numPr>
-          <w:ilvl w:val="3"/>
-          <w:numId w:val="1"/>
-        </w:numPr>
-        <w:rPr>
-          <w:rFonts w:cstheme="minorHAnsi"/>
-        </w:rPr>
-      </w:pPr>
-      <w:r>
-        <w:rPr>
-          <w:rFonts w:cstheme="minorHAnsi"/>
-        </w:rPr>
-        <w:t>Some other operators:</w:t>
-      </w:r>
-    </w:p>
-    <w:p>
-      <w:pPr>
-        <w:pStyle w:val="ListParagraph"/>
-        <w:ind w:left="1728"/>
-        <w:rPr>
-          <w:rFonts w:cstheme="minorHAnsi"/>
-        </w:rPr>
-      </w:pPr>
-      <w:r>
-        <w:rPr>
-          <w:rFonts w:cstheme="minorHAnsi"/>
-        </w:rPr>
-        <w:t>[, ] - </w:t>
-      </w:r>
-      <w:hyperlink r:id="rId9" w:anchor="indexed" w:history="1">
-        <w:proofErr w:type="gramStart"/>
+      <w:r>
+        <w:rPr>
+          <w:rFonts w:cstheme="minorHAnsi"/>
+        </w:rPr>
+        <w:t> (translated to calls of get and set)</w:t>
+      </w:r>
+    </w:p>
+    <w:p>
+      <w:pPr>
+        <w:pStyle w:val="ListParagraph"/>
+        <w:ind w:left="1728"/>
+        <w:rPr>
+          <w:rFonts w:cstheme="minorHAnsi"/>
+        </w:rPr>
+      </w:pPr>
+      <w:r>
+        <w:rPr>
+          <w:rFonts w:cstheme="minorHAnsi"/>
+        </w:rPr>
+        <w:t>!! </w:t>
+      </w:r>
+      <w:hyperlink r:id="rId10" w:anchor="the--operator" w:history="1">
         <w:r>
           <w:rPr>
             <w:rFonts w:cstheme="minorHAnsi"/>
           </w:rPr>
-          <w:t>indexed</w:t>
-        </w:r>
-        <w:proofErr w:type="gramEnd"/>
-        <w:r>
-          <w:rPr>
-            <w:rFonts w:cstheme="minorHAnsi"/>
-          </w:rPr>
-          <w:t xml:space="preserve"> access operator</w:t>
+          <w:t>asserts that an expression is non-null</w:t>
         </w:r>
       </w:hyperlink>
-      <w:r>
-        <w:rPr>
-          <w:rFonts w:cstheme="minorHAnsi"/>
-        </w:rPr>
-        <w:t> (translated to calls of get and set)</w:t>
-      </w:r>
-    </w:p>
-    <w:p>
-      <w:pPr>
-        <w:pStyle w:val="ListParagraph"/>
-        <w:ind w:left="1728"/>
-        <w:rPr>
-          <w:rFonts w:cstheme="minorHAnsi"/>
-        </w:rPr>
-      </w:pPr>
-      <w:r>
-        <w:rPr>
-          <w:rFonts w:cstheme="minorHAnsi"/>
-        </w:rPr>
-        <w:t>!! </w:t>
-      </w:r>
-      <w:hyperlink r:id="rId10" w:anchor="the--operator" w:history="1">
-        <w:proofErr w:type="gramStart"/>
-        <w:r>
-          <w:rPr>
-            <w:rFonts w:cstheme="minorHAnsi"/>
-          </w:rPr>
-          <w:t>asserts</w:t>
-        </w:r>
-        <w:proofErr w:type="gramEnd"/>
-        <w:r>
-          <w:rPr>
-            <w:rFonts w:cstheme="minorHAnsi"/>
-          </w:rPr>
-          <w:t xml:space="preserve"> that an expression is non-null</w:t>
-        </w:r>
-      </w:hyperlink>
-    </w:p>
-    <w:p>
-      <w:pPr>
-        <w:pStyle w:val="ListParagraph"/>
-        <w:ind w:left="1728"/>
-        <w:rPr>
-          <w:rFonts w:cstheme="minorHAnsi"/>
-        </w:rPr>
-      </w:pPr>
-      <w:r>
-        <w:rPr>
-          <w:rFonts w:cstheme="minorHAnsi"/>
-        </w:rPr>
-        <w:t>?. </w:t>
-      </w:r>
-      <w:proofErr w:type="gramStart"/>
-      <w:r>
-        <w:rPr>
-          <w:rFonts w:cstheme="minorHAnsi"/>
-        </w:rPr>
-        <w:t>performs</w:t>
-      </w:r>
-      <w:proofErr w:type="gramEnd"/>
-      <w:r>
-        <w:rPr>
-          <w:rFonts w:cstheme="minorHAnsi"/>
-        </w:rPr>
-        <w:t xml:space="preserve"> a </w:t>
+    </w:p>
+    <w:p>
+      <w:pPr>
+        <w:pStyle w:val="ListParagraph"/>
+        <w:ind w:left="1728"/>
+        <w:rPr>
+          <w:rFonts w:cstheme="minorHAnsi"/>
+        </w:rPr>
+      </w:pPr>
+      <w:r>
+        <w:rPr>
+          <w:rFonts w:cstheme="minorHAnsi"/>
+        </w:rPr>
+        <w:t>?. performs a </w:t>
       </w:r>
       <w:hyperlink r:id="rId11" w:anchor="safe-calls" w:history="1">
         <w:r>
@@ -3638,49 +4526,20 @@
           <w:rFonts w:cstheme="minorHAnsi"/>
         </w:rPr>
       </w:pPr>
-      <w:proofErr w:type="gramStart"/>
-      <w:r>
-        <w:rPr>
-          <w:rFonts w:cstheme="minorHAnsi"/>
-        </w:rPr>
-        <w:t>?: </w:t>
-      </w:r>
-      <w:proofErr w:type="gramEnd"/>
-      <w:r>
-        <w:rPr>
-          <w:rFonts w:cstheme="minorHAnsi"/>
-        </w:rPr>
-        <w:t>takes the right-hand value if the left-hand value is null (the </w:t>
-      </w:r>
-      <w:proofErr w:type="spellStart"/>
-      <w:r>
-        <w:fldChar w:fldCharType="begin"/>
-      </w:r>
-      <w:r>
-        <w:instrText xml:space="preserve"> HYPERLINK "http://kotlinlang.org/docs/reference/null-safety.html" \l "elvis-operator" </w:instrText>
-      </w:r>
-      <w:r>
-        <w:fldChar w:fldCharType="separate"/>
-      </w:r>
-      <w:r>
-        <w:rPr>
-          <w:rFonts w:cstheme="minorHAnsi"/>
-        </w:rPr>
-        <w:t>elvis</w:t>
-      </w:r>
-      <w:proofErr w:type="spellEnd"/>
-      <w:r>
-        <w:rPr>
-          <w:rFonts w:cstheme="minorHAnsi"/>
-        </w:rPr>
-        <w:t xml:space="preserve"> operator</w:t>
-      </w:r>
-      <w:r>
-        <w:rPr>
-          <w:rFonts w:cstheme="minorHAnsi"/>
-        </w:rPr>
-        <w:fldChar w:fldCharType="end"/>
-      </w:r>
+      <w:r>
+        <w:rPr>
+          <w:rFonts w:cstheme="minorHAnsi"/>
+        </w:rPr>
+        <w:t>?: takes the right-hand value if the left-hand value is null (the </w:t>
+      </w:r>
+      <w:hyperlink r:id="rId12" w:anchor="elvis-operator" w:history="1">
+        <w:r>
+          <w:rPr>
+            <w:rFonts w:cstheme="minorHAnsi"/>
+          </w:rPr>
+          <w:t>elvis operator</w:t>
+        </w:r>
+      </w:hyperlink>
       <w:r>
         <w:rPr>
           <w:rFonts w:cstheme="minorHAnsi"/>
@@ -3696,21 +4555,13 @@
           <w:rFonts w:cstheme="minorHAnsi"/>
         </w:rPr>
       </w:pPr>
-      <w:proofErr w:type="gramStart"/>
-      <w:r>
-        <w:rPr>
-          <w:rFonts w:cstheme="minorHAnsi"/>
-        </w:rPr>
-        <w:t>::</w:t>
-      </w:r>
-      <w:proofErr w:type="gramEnd"/>
-      <w:r>
-        <w:rPr>
-          <w:rFonts w:cstheme="minorHAnsi"/>
-        </w:rPr>
-        <w:t> creates a </w:t>
-      </w:r>
-      <w:hyperlink r:id="rId12" w:anchor="function-references" w:history="1">
+      <w:r>
+        <w:rPr>
+          <w:rFonts w:cstheme="minorHAnsi"/>
+        </w:rPr>
+        <w:t>:: creates a </w:t>
+      </w:r>
+      <w:hyperlink r:id="rId13" w:anchor="function-references" w:history="1">
         <w:r>
           <w:rPr>
             <w:rFonts w:cstheme="minorHAnsi"/>
@@ -3724,7 +4575,7 @@
         </w:rPr>
         <w:t> or a </w:t>
       </w:r>
-      <w:hyperlink r:id="rId13" w:anchor="class-references" w:history="1">
+      <w:hyperlink r:id="rId14" w:anchor="class-references" w:history="1">
         <w:r>
           <w:rPr>
             <w:rFonts w:cstheme="minorHAnsi"/>
@@ -3745,23 +4596,9 @@
         <w:rPr>
           <w:rFonts w:cstheme="minorHAnsi"/>
         </w:rPr>
-        <w:t>.. </w:t>
-      </w:r>
-      <w:proofErr w:type="gramStart"/>
-      <w:r>
-        <w:rPr>
-          <w:rFonts w:cstheme="minorHAnsi"/>
-        </w:rPr>
-        <w:t>creates</w:t>
-      </w:r>
-      <w:proofErr w:type="gramEnd"/>
-      <w:r>
-        <w:rPr>
-          <w:rFonts w:cstheme="minorHAnsi"/>
-        </w:rPr>
-        <w:t xml:space="preserve"> a </w:t>
-      </w:r>
-      <w:hyperlink r:id="rId14" w:history="1">
+        <w:t>.. creates a </w:t>
+      </w:r>
+      <w:hyperlink r:id="rId15" w:history="1">
         <w:r>
           <w:rPr>
             <w:rFonts w:cstheme="minorHAnsi"/>
@@ -3800,45 +4637,16 @@
         <w:rPr>
           <w:rFonts w:cstheme="minorHAnsi"/>
         </w:rPr>
-        <w:t>? </w:t>
-      </w:r>
-      <w:proofErr w:type="gramStart"/>
-      <w:r>
-        <w:rPr>
-          <w:rFonts w:cstheme="minorHAnsi"/>
-        </w:rPr>
-        <w:t>marks</w:t>
-      </w:r>
-      <w:proofErr w:type="gramEnd"/>
-      <w:r>
-        <w:rPr>
-          <w:rFonts w:cstheme="minorHAnsi"/>
-        </w:rPr>
-        <w:t xml:space="preserve"> a type as </w:t>
-      </w:r>
-      <w:proofErr w:type="spellStart"/>
-      <w:r>
-        <w:fldChar w:fldCharType="begin"/>
-      </w:r>
-      <w:r>
-        <w:instrText xml:space="preserve"> HYPERLINK "https://kotlinlang.org/docs/reference/null-safety.html" \l "nullable-types-and-non-null-types" </w:instrText>
-      </w:r>
-      <w:r>
-        <w:fldChar w:fldCharType="separate"/>
-      </w:r>
-      <w:r>
-        <w:rPr>
-          <w:rFonts w:cstheme="minorHAnsi"/>
-        </w:rPr>
-        <w:t>nullable</w:t>
-      </w:r>
-      <w:proofErr w:type="spellEnd"/>
-      <w:r>
-        <w:rPr>
-          <w:rFonts w:cstheme="minorHAnsi"/>
-        </w:rPr>
-        <w:fldChar w:fldCharType="end"/>
-      </w:r>
+        <w:t>? marks a type as </w:t>
+      </w:r>
+      <w:hyperlink r:id="rId16" w:anchor="nullable-types-and-non-null-types" w:history="1">
+        <w:r>
+          <w:rPr>
+            <w:rFonts w:cstheme="minorHAnsi"/>
+          </w:rPr>
+          <w:t>nullable</w:t>
+        </w:r>
+      </w:hyperlink>
       <w:r>
         <w:rPr>
           <w:rFonts w:cstheme="minorHAnsi"/>
@@ -3863,6 +4671,18 @@
         </w:rPr>
         <w:t>-&gt;lambda</w:t>
       </w:r>
+    </w:p>
+    <w:p>
+      <w:pPr>
+        <w:pStyle w:val="ListParagraph"/>
+        <w:tabs>
+          <w:tab w:val="left" w:pos="4650"/>
+        </w:tabs>
+        <w:ind w:left="1728"/>
+        <w:rPr>
+          <w:rFonts w:cstheme="minorHAnsi"/>
+        </w:rPr>
+      </w:pPr>
     </w:p>
     <w:p>
       <w:pPr>
@@ -4411,14 +5231,12 @@
                 <w:rFonts w:cstheme="minorHAnsi"/>
               </w:rPr>
             </w:pPr>
-            <w:proofErr w:type="spellStart"/>
             <w:r>
               <w:rPr>
                 <w:rFonts w:cstheme="minorHAnsi"/>
               </w:rPr>
               <w:t>val</w:t>
             </w:r>
-            <w:proofErr w:type="spellEnd"/>
           </w:p>
         </w:tc>
         <w:tc>
@@ -4433,14 +5251,12 @@
                 <w:rFonts w:cstheme="minorHAnsi"/>
               </w:rPr>
             </w:pPr>
-            <w:proofErr w:type="spellStart"/>
             <w:r>
               <w:rPr>
                 <w:rFonts w:cstheme="minorHAnsi"/>
               </w:rPr>
               <w:t>var</w:t>
             </w:r>
-            <w:proofErr w:type="spellEnd"/>
           </w:p>
         </w:tc>
         <w:tc>
@@ -4640,14 +5456,12 @@
                 <w:rFonts w:cstheme="minorHAnsi"/>
               </w:rPr>
             </w:pPr>
-            <w:proofErr w:type="spellStart"/>
             <w:r>
               <w:rPr>
                 <w:rFonts w:cstheme="minorHAnsi"/>
               </w:rPr>
               <w:t>init</w:t>
             </w:r>
-            <w:proofErr w:type="spellEnd"/>
           </w:p>
         </w:tc>
         <w:tc>
@@ -4662,14 +5476,12 @@
                 <w:rFonts w:cstheme="minorHAnsi"/>
               </w:rPr>
             </w:pPr>
-            <w:proofErr w:type="spellStart"/>
             <w:r>
               <w:rPr>
                 <w:rFonts w:cstheme="minorHAnsi"/>
               </w:rPr>
               <w:t>param</w:t>
             </w:r>
-            <w:proofErr w:type="spellEnd"/>
           </w:p>
         </w:tc>
         <w:tc>
@@ -4804,14 +5616,12 @@
                 <w:rFonts w:cstheme="minorHAnsi"/>
               </w:rPr>
             </w:pPr>
-            <w:proofErr w:type="spellStart"/>
             <w:r>
               <w:rPr>
                 <w:rFonts w:cstheme="minorHAnsi"/>
               </w:rPr>
               <w:t>Const</w:t>
             </w:r>
-            <w:proofErr w:type="spellEnd"/>
           </w:p>
         </w:tc>
       </w:tr>
@@ -4831,14 +5641,12 @@
                 <w:rFonts w:cstheme="minorHAnsi"/>
               </w:rPr>
             </w:pPr>
-            <w:proofErr w:type="spellStart"/>
             <w:r>
               <w:rPr>
                 <w:rFonts w:cstheme="minorHAnsi"/>
               </w:rPr>
               <w:t>const</w:t>
             </w:r>
-            <w:proofErr w:type="spellEnd"/>
           </w:p>
         </w:tc>
         <w:tc>
@@ -4873,14 +5681,12 @@
                 <w:rFonts w:cstheme="minorHAnsi"/>
               </w:rPr>
             </w:pPr>
-            <w:proofErr w:type="spellStart"/>
             <w:r>
               <w:rPr>
                 <w:rFonts w:cstheme="minorHAnsi"/>
               </w:rPr>
               <w:t>enum</w:t>
             </w:r>
-            <w:proofErr w:type="spellEnd"/>
           </w:p>
         </w:tc>
         <w:tc>
@@ -4995,14 +5801,12 @@
                 <w:rFonts w:cstheme="minorHAnsi"/>
               </w:rPr>
             </w:pPr>
-            <w:proofErr w:type="spellStart"/>
             <w:r>
               <w:rPr>
                 <w:rFonts w:cstheme="minorHAnsi"/>
               </w:rPr>
               <w:t>lateinit</w:t>
             </w:r>
-            <w:proofErr w:type="spellEnd"/>
           </w:p>
         </w:tc>
         <w:tc>
@@ -5202,14 +6006,12 @@
                 <w:rFonts w:cstheme="minorHAnsi"/>
               </w:rPr>
             </w:pPr>
-            <w:proofErr w:type="spellStart"/>
             <w:r>
               <w:rPr>
                 <w:rFonts w:cstheme="minorHAnsi"/>
               </w:rPr>
               <w:t>tailrec</w:t>
             </w:r>
-            <w:proofErr w:type="spellEnd"/>
           </w:p>
         </w:tc>
         <w:tc>
@@ -5224,14 +6026,12 @@
                 <w:rFonts w:cstheme="minorHAnsi"/>
               </w:rPr>
             </w:pPr>
-            <w:proofErr w:type="spellStart"/>
             <w:r>
               <w:rPr>
                 <w:rFonts w:cstheme="minorHAnsi"/>
               </w:rPr>
               <w:t>vararg</w:t>
             </w:r>
-            <w:proofErr w:type="spellEnd"/>
           </w:p>
         </w:tc>
       </w:tr>
@@ -5331,14 +6131,12 @@
                 <w:rFonts w:cstheme="minorHAnsi"/>
               </w:rPr>
             </w:pPr>
-            <w:proofErr w:type="spellStart"/>
             <w:r>
               <w:rPr>
                 <w:rFonts w:cstheme="minorHAnsi"/>
               </w:rPr>
               <w:t>crossinline</w:t>
             </w:r>
-            <w:proofErr w:type="spellEnd"/>
           </w:p>
         </w:tc>
         <w:tc>
@@ -5413,14 +6211,12 @@
                 <w:rFonts w:cstheme="minorHAnsi"/>
               </w:rPr>
             </w:pPr>
-            <w:proofErr w:type="spellStart"/>
             <w:r>
               <w:rPr>
                 <w:rFonts w:cstheme="minorHAnsi"/>
               </w:rPr>
               <w:t>typealias</w:t>
             </w:r>
-            <w:proofErr w:type="spellEnd"/>
           </w:p>
         </w:tc>
         <w:tc>
@@ -5618,7 +6414,6 @@
         <w:rPr>
           <w:rFonts w:cstheme="minorHAnsi"/>
         </w:rPr>
-        <w:lastRenderedPageBreak/>
         <w:t xml:space="preserve"> </w:t>
       </w:r>
     </w:p>
@@ -5672,21 +6467,7 @@
         <w:rPr>
           <w:rFonts w:cstheme="minorHAnsi"/>
         </w:rPr>
-        <w:t xml:space="preserve">‘If’ checks up the expression. </w:t>
-      </w:r>
-      <w:proofErr w:type="gramStart"/>
-      <w:r>
-        <w:rPr>
-          <w:rFonts w:cstheme="minorHAnsi"/>
-        </w:rPr>
-        <w:t>if</w:t>
-      </w:r>
-      <w:proofErr w:type="gramEnd"/>
-      <w:r>
-        <w:rPr>
-          <w:rFonts w:cstheme="minorHAnsi"/>
-        </w:rPr>
-        <w:t xml:space="preserve"> the condition is true. The block of ‘if’ will be executed. Otherwise it skips and goes to the else block</w:t>
+        <w:t>‘If’ checks up the expression. if the condition is true. The block of ‘if’ will be executed. Otherwise it skips and goes to the else block</w:t>
       </w:r>
     </w:p>
     <w:p>
@@ -5721,35 +6502,11 @@
           <w:rFonts w:cstheme="minorHAnsi"/>
         </w:rPr>
       </w:pPr>
-      <w:proofErr w:type="spellStart"/>
-      <w:proofErr w:type="gramStart"/>
-      <w:r>
-        <w:rPr>
-          <w:rFonts w:cstheme="minorHAnsi"/>
-        </w:rPr>
-        <w:t>var</w:t>
-      </w:r>
-      <w:proofErr w:type="spellEnd"/>
-      <w:proofErr w:type="gramEnd"/>
-      <w:r>
-        <w:rPr>
-          <w:rFonts w:cstheme="minorHAnsi"/>
-        </w:rPr>
-        <w:t xml:space="preserve"> a: </w:t>
-      </w:r>
-      <w:proofErr w:type="spellStart"/>
-      <w:r>
-        <w:rPr>
-          <w:rFonts w:cstheme="minorHAnsi"/>
-        </w:rPr>
-        <w:t>Int</w:t>
-      </w:r>
-      <w:proofErr w:type="spellEnd"/>
-      <w:r>
-        <w:rPr>
-          <w:rFonts w:cstheme="minorHAnsi"/>
-        </w:rPr>
-        <w:t xml:space="preserve"> = 4</w:t>
+      <w:r>
+        <w:rPr>
+          <w:rFonts w:cstheme="minorHAnsi"/>
+        </w:rPr>
+        <w:t>var a: Int = 4</w:t>
       </w:r>
     </w:p>
     <w:p>
@@ -5760,35 +6517,11 @@
           <w:rFonts w:cstheme="minorHAnsi"/>
         </w:rPr>
       </w:pPr>
-      <w:proofErr w:type="spellStart"/>
-      <w:proofErr w:type="gramStart"/>
-      <w:r>
-        <w:rPr>
-          <w:rFonts w:cstheme="minorHAnsi"/>
-        </w:rPr>
-        <w:t>var</w:t>
-      </w:r>
-      <w:proofErr w:type="spellEnd"/>
-      <w:proofErr w:type="gramEnd"/>
-      <w:r>
-        <w:rPr>
-          <w:rFonts w:cstheme="minorHAnsi"/>
-        </w:rPr>
-        <w:t xml:space="preserve"> b: </w:t>
-      </w:r>
-      <w:proofErr w:type="spellStart"/>
-      <w:r>
-        <w:rPr>
-          <w:rFonts w:cstheme="minorHAnsi"/>
-        </w:rPr>
-        <w:t>Int</w:t>
-      </w:r>
-      <w:proofErr w:type="spellEnd"/>
-      <w:r>
-        <w:rPr>
-          <w:rFonts w:cstheme="minorHAnsi"/>
-        </w:rPr>
-        <w:t xml:space="preserve"> = 5</w:t>
+      <w:r>
+        <w:rPr>
+          <w:rFonts w:cstheme="minorHAnsi"/>
+        </w:rPr>
+        <w:t>var b: Int = 5</w:t>
       </w:r>
     </w:p>
     <w:p>
@@ -5799,19 +6532,11 @@
           <w:rFonts w:cstheme="minorHAnsi"/>
         </w:rPr>
       </w:pPr>
-      <w:proofErr w:type="gramStart"/>
-      <w:r>
-        <w:rPr>
-          <w:rFonts w:cstheme="minorHAnsi"/>
-        </w:rPr>
-        <w:t>If(</w:t>
-      </w:r>
-      <w:proofErr w:type="gramEnd"/>
-      <w:r>
-        <w:rPr>
-          <w:rFonts w:cstheme="minorHAnsi"/>
-        </w:rPr>
-        <w:t>a&gt;b){</w:t>
+      <w:r>
+        <w:rPr>
+          <w:rFonts w:cstheme="minorHAnsi"/>
+        </w:rPr>
+        <w:t>If(a&gt;b){</w:t>
       </w:r>
     </w:p>
     <w:p>
@@ -5826,29 +6551,43 @@
         <w:rPr>
           <w:rFonts w:cstheme="minorHAnsi"/>
         </w:rPr>
+        <w:t xml:space="preserve">  println(“ a is true”)</w:t>
+      </w:r>
+    </w:p>
+    <w:p>
+      <w:pPr>
+        <w:pStyle w:val="ListParagraph"/>
+        <w:ind w:left="360" w:firstLine="360"/>
+        <w:rPr>
+          <w:rFonts w:cstheme="minorHAnsi"/>
+        </w:rPr>
+      </w:pPr>
+      <w:r>
+        <w:rPr>
+          <w:rFonts w:cstheme="minorHAnsi"/>
+        </w:rPr>
+        <w:t>}else{</w:t>
+      </w:r>
+    </w:p>
+    <w:p>
+      <w:pPr>
+        <w:pStyle w:val="ListParagraph"/>
+        <w:ind w:left="360" w:firstLine="360"/>
+        <w:rPr>
+          <w:rFonts w:cstheme="minorHAnsi"/>
+        </w:rPr>
+      </w:pPr>
+      <w:r>
+        <w:rPr>
+          <w:rFonts w:cstheme="minorHAnsi"/>
+        </w:rPr>
         <w:t xml:space="preserve">  </w:t>
       </w:r>
-      <w:proofErr w:type="spellStart"/>
-      <w:proofErr w:type="gramStart"/>
-      <w:r>
-        <w:rPr>
-          <w:rFonts w:cstheme="minorHAnsi"/>
-        </w:rPr>
-        <w:t>println</w:t>
-      </w:r>
-      <w:proofErr w:type="spellEnd"/>
-      <w:r>
-        <w:rPr>
-          <w:rFonts w:cstheme="minorHAnsi"/>
-        </w:rPr>
-        <w:t>(</w:t>
-      </w:r>
-      <w:proofErr w:type="gramEnd"/>
-      <w:r>
-        <w:rPr>
-          <w:rFonts w:cstheme="minorHAnsi"/>
-        </w:rPr>
-        <w:t>“ a is true”)</w:t>
+      <w:r>
+        <w:rPr>
+          <w:rFonts w:cstheme="minorHAnsi"/>
+        </w:rPr>
+        <w:t>println(“ b is true”)</w:t>
       </w:r>
     </w:p>
     <w:p>
@@ -5859,19 +6598,11 @@
           <w:rFonts w:cstheme="minorHAnsi"/>
         </w:rPr>
       </w:pPr>
-      <w:proofErr w:type="gramStart"/>
-      <w:r>
-        <w:rPr>
-          <w:rFonts w:cstheme="minorHAnsi"/>
-        </w:rPr>
-        <w:t>}else</w:t>
-      </w:r>
-      <w:proofErr w:type="gramEnd"/>
-      <w:r>
-        <w:rPr>
-          <w:rFonts w:cstheme="minorHAnsi"/>
-        </w:rPr>
-        <w:t>{</w:t>
+      <w:r>
+        <w:rPr>
+          <w:rFonts w:cstheme="minorHAnsi"/>
+        </w:rPr>
+        <w:t>}</w:t>
       </w:r>
     </w:p>
     <w:p>
@@ -5882,34 +6613,6 @@
           <w:rFonts w:cstheme="minorHAnsi"/>
         </w:rPr>
       </w:pPr>
-      <w:r>
-        <w:rPr>
-          <w:rFonts w:cstheme="minorHAnsi"/>
-        </w:rPr>
-        <w:t xml:space="preserve">  </w:t>
-      </w:r>
-      <w:proofErr w:type="spellStart"/>
-      <w:proofErr w:type="gramStart"/>
-      <w:r>
-        <w:rPr>
-          <w:rFonts w:cstheme="minorHAnsi"/>
-        </w:rPr>
-        <w:t>println</w:t>
-      </w:r>
-      <w:proofErr w:type="spellEnd"/>
-      <w:r>
-        <w:rPr>
-          <w:rFonts w:cstheme="minorHAnsi"/>
-        </w:rPr>
-        <w:t>(</w:t>
-      </w:r>
-      <w:proofErr w:type="gramEnd"/>
-      <w:r>
-        <w:rPr>
-          <w:rFonts w:cstheme="minorHAnsi"/>
-        </w:rPr>
-        <w:t>“ b is true”)</w:t>
-      </w:r>
     </w:p>
     <w:p>
       <w:pPr>
@@ -5923,7 +6626,7 @@
         <w:rPr>
           <w:rFonts w:cstheme="minorHAnsi"/>
         </w:rPr>
-        <w:t>}</w:t>
+        <w:t>Output:</w:t>
       </w:r>
     </w:p>
     <w:p>
@@ -5934,30 +6637,20 @@
           <w:rFonts w:cstheme="minorHAnsi"/>
         </w:rPr>
       </w:pPr>
-    </w:p>
-    <w:p>
-      <w:pPr>
-        <w:pStyle w:val="ListParagraph"/>
-        <w:ind w:left="360" w:firstLine="360"/>
-        <w:rPr>
-          <w:rFonts w:cstheme="minorHAnsi"/>
-        </w:rPr>
-      </w:pPr>
-      <w:r>
-        <w:rPr>
-          <w:rFonts w:cstheme="minorHAnsi"/>
-        </w:rPr>
-        <w:t>Output:</w:t>
-      </w:r>
-    </w:p>
-    <w:p>
-      <w:pPr>
-        <w:pStyle w:val="ListParagraph"/>
-        <w:ind w:left="360" w:firstLine="360"/>
-        <w:rPr>
-          <w:rFonts w:cstheme="minorHAnsi"/>
-        </w:rPr>
-      </w:pPr>
+      <w:r>
+        <w:rPr>
+          <w:rFonts w:cstheme="minorHAnsi"/>
+        </w:rPr>
+        <w:t>b</w:t>
+      </w:r>
+      <w:bookmarkStart w:id="0" w:name="_GoBack"/>
+      <w:bookmarkEnd w:id="0"/>
+      <w:r>
+        <w:rPr>
+          <w:rFonts w:cstheme="minorHAnsi"/>
+        </w:rPr>
+        <w:t xml:space="preserve"> is true</w:t>
+      </w:r>
     </w:p>
     <w:p>
       <w:pPr>
@@ -6087,39 +6780,12 @@
           <w:rFonts w:cstheme="minorHAnsi"/>
         </w:rPr>
       </w:pPr>
-      <w:proofErr w:type="spellStart"/>
-      <w:proofErr w:type="gramStart"/>
       <w:r>
         <w:rPr>
           <w:rStyle w:val="cm-keyword"/>
           <w:rFonts w:cstheme="minorHAnsi"/>
         </w:rPr>
-        <w:t>var</w:t>
-      </w:r>
-      <w:proofErr w:type="spellEnd"/>
-      <w:proofErr w:type="gramEnd"/>
-      <w:r>
-        <w:rPr>
-          <w:rStyle w:val="cm-keyword"/>
-          <w:rFonts w:cstheme="minorHAnsi"/>
-        </w:rPr>
-        <w:t xml:space="preserve"> x: </w:t>
-      </w:r>
-      <w:proofErr w:type="spellStart"/>
-      <w:r>
-        <w:rPr>
-          <w:rStyle w:val="cm-keyword"/>
-          <w:rFonts w:cstheme="minorHAnsi"/>
-        </w:rPr>
-        <w:t>Int</w:t>
-      </w:r>
-      <w:proofErr w:type="spellEnd"/>
-      <w:r>
-        <w:rPr>
-          <w:rStyle w:val="cm-keyword"/>
-          <w:rFonts w:cstheme="minorHAnsi"/>
-        </w:rPr>
-        <w:t xml:space="preserve"> = 2</w:t>
+        <w:t>var x: Int = 2</w:t>
       </w:r>
     </w:p>
     <w:p>
@@ -6130,7 +6796,6 @@
           <w:rFonts w:cstheme="minorHAnsi"/>
         </w:rPr>
       </w:pPr>
-      <w:proofErr w:type="gramStart"/>
       <w:r>
         <w:rPr>
           <w:rStyle w:val="cm-keyword"/>
@@ -6138,7 +6803,6 @@
         </w:rPr>
         <w:t>when</w:t>
       </w:r>
-      <w:proofErr w:type="gramEnd"/>
       <w:r>
         <w:rPr>
           <w:rFonts w:cstheme="minorHAnsi"/>
@@ -6205,7 +6869,6 @@
         </w:rPr>
         <w:t xml:space="preserve"> </w:t>
       </w:r>
-      <w:proofErr w:type="gramStart"/>
       <w:r>
         <w:rPr>
           <w:rStyle w:val="cm-variable"/>
@@ -6219,7 +6882,6 @@
         </w:rPr>
         <w:t>(</w:t>
       </w:r>
-      <w:proofErr w:type="gramEnd"/>
       <w:r>
         <w:rPr>
           <w:rStyle w:val="cm-string"/>
@@ -6287,7 +6949,6 @@
         </w:rPr>
         <w:t xml:space="preserve"> </w:t>
       </w:r>
-      <w:proofErr w:type="gramStart"/>
       <w:r>
         <w:rPr>
           <w:rStyle w:val="cm-variable"/>
@@ -6301,7 +6962,6 @@
         </w:rPr>
         <w:t>(</w:t>
       </w:r>
-      <w:proofErr w:type="gramEnd"/>
       <w:r>
         <w:rPr>
           <w:rStyle w:val="cm-string"/>
@@ -6331,7 +6991,6 @@
           <w:rFonts w:cstheme="minorHAnsi"/>
         </w:rPr>
       </w:pPr>
-      <w:proofErr w:type="gramStart"/>
       <w:r>
         <w:rPr>
           <w:rStyle w:val="cm-keyword"/>
@@ -6339,7 +6998,6 @@
         </w:rPr>
         <w:t>else</w:t>
       </w:r>
-      <w:proofErr w:type="gramEnd"/>
       <w:r>
         <w:rPr>
           <w:rFonts w:cstheme="minorHAnsi"/>
@@ -6381,7 +7039,6 @@
         </w:rPr>
         <w:t xml:space="preserve"> </w:t>
       </w:r>
-      <w:proofErr w:type="gramStart"/>
       <w:r>
         <w:rPr>
           <w:rStyle w:val="cm-variable"/>
@@ -6395,7 +7052,6 @@
         </w:rPr>
         <w:t>(</w:t>
       </w:r>
-      <w:proofErr w:type="gramEnd"/>
       <w:r>
         <w:rPr>
           <w:rStyle w:val="cm-string"/>
@@ -6496,6 +7152,7 @@
         <w:rPr>
           <w:rFonts w:cstheme="minorHAnsi"/>
         </w:rPr>
+        <w:lastRenderedPageBreak/>
         <w:tab/>
         <w:t xml:space="preserve">I am </w:t>
       </w:r>
@@ -6672,14 +7329,12 @@
           <w:rFonts w:cstheme="minorHAnsi"/>
         </w:rPr>
       </w:pPr>
-      <w:proofErr w:type="gramStart"/>
       <w:r>
         <w:rPr>
           <w:rFonts w:cstheme="minorHAnsi"/>
         </w:rPr>
         <w:t>initialization</w:t>
       </w:r>
-      <w:proofErr w:type="gramEnd"/>
     </w:p>
     <w:p>
       <w:pPr>
@@ -6689,19 +7344,11 @@
           <w:rFonts w:cstheme="minorHAnsi"/>
         </w:rPr>
       </w:pPr>
-      <w:proofErr w:type="gramStart"/>
-      <w:r>
-        <w:rPr>
-          <w:rFonts w:cstheme="minorHAnsi"/>
-        </w:rPr>
-        <w:t>while(</w:t>
-      </w:r>
-      <w:proofErr w:type="gramEnd"/>
-      <w:r>
-        <w:rPr>
-          <w:rFonts w:cstheme="minorHAnsi"/>
-        </w:rPr>
-        <w:t>condition){</w:t>
+      <w:r>
+        <w:rPr>
+          <w:rFonts w:cstheme="minorHAnsi"/>
+        </w:rPr>
+        <w:t>while(condition){</w:t>
       </w:r>
     </w:p>
     <w:p>
@@ -6724,19 +7371,11 @@
         </w:rPr>
         <w:tab/>
       </w:r>
-      <w:proofErr w:type="gramStart"/>
-      <w:r>
-        <w:rPr>
-          <w:rFonts w:cstheme="minorHAnsi"/>
-        </w:rPr>
-        <w:t>increment</w:t>
-      </w:r>
-      <w:proofErr w:type="gramEnd"/>
-      <w:r>
-        <w:rPr>
-          <w:rFonts w:cstheme="minorHAnsi"/>
-        </w:rPr>
-        <w:t xml:space="preserve"> or decrement</w:t>
+      <w:r>
+        <w:rPr>
+          <w:rFonts w:cstheme="minorHAnsi"/>
+        </w:rPr>
+        <w:t>increment or decrement</w:t>
       </w:r>
       <w:r>
         <w:rPr>
@@ -6792,35 +7431,11 @@
           <w:rFonts w:cstheme="minorHAnsi"/>
         </w:rPr>
       </w:pPr>
-      <w:proofErr w:type="spellStart"/>
-      <w:proofErr w:type="gramStart"/>
-      <w:r>
-        <w:rPr>
-          <w:rFonts w:cstheme="minorHAnsi"/>
-        </w:rPr>
-        <w:t>var</w:t>
-      </w:r>
-      <w:proofErr w:type="spellEnd"/>
-      <w:proofErr w:type="gramEnd"/>
-      <w:r>
-        <w:rPr>
-          <w:rFonts w:cstheme="minorHAnsi"/>
-        </w:rPr>
-        <w:t xml:space="preserve"> a: </w:t>
-      </w:r>
-      <w:proofErr w:type="spellStart"/>
-      <w:r>
-        <w:rPr>
-          <w:rFonts w:cstheme="minorHAnsi"/>
-        </w:rPr>
-        <w:t>Int</w:t>
-      </w:r>
-      <w:proofErr w:type="spellEnd"/>
-      <w:r>
-        <w:rPr>
-          <w:rFonts w:cstheme="minorHAnsi"/>
-        </w:rPr>
-        <w:t xml:space="preserve"> = 0</w:t>
+      <w:r>
+        <w:rPr>
+          <w:rFonts w:cstheme="minorHAnsi"/>
+        </w:rPr>
+        <w:t>var a: Int = 0</w:t>
       </w:r>
       <w:r>
         <w:rPr>
@@ -6834,21 +7449,7 @@
           <w:rFonts w:cstheme="minorHAnsi"/>
         </w:rPr>
         <w:br/>
-        <w:t xml:space="preserve">    </w:t>
-      </w:r>
-      <w:proofErr w:type="spellStart"/>
-      <w:r>
-        <w:rPr>
-          <w:rFonts w:cstheme="minorHAnsi"/>
-        </w:rPr>
-        <w:t>println</w:t>
-      </w:r>
-      <w:proofErr w:type="spellEnd"/>
-      <w:r>
-        <w:rPr>
-          <w:rFonts w:cstheme="minorHAnsi"/>
-        </w:rPr>
-        <w:t>(a)</w:t>
+        <w:t xml:space="preserve">    println(a)</w:t>
       </w:r>
       <w:r>
         <w:rPr>
@@ -6978,21 +7579,7 @@
         <w:rPr>
           <w:rFonts w:cstheme="minorHAnsi"/>
         </w:rPr>
-        <w:t>‘</w:t>
-      </w:r>
-      <w:proofErr w:type="gramStart"/>
-      <w:r>
-        <w:rPr>
-          <w:rFonts w:cstheme="minorHAnsi"/>
-        </w:rPr>
-        <w:t>do-</w:t>
-      </w:r>
-      <w:proofErr w:type="gramEnd"/>
-      <w:r>
-        <w:rPr>
-          <w:rFonts w:cstheme="minorHAnsi"/>
-        </w:rPr>
-        <w:t xml:space="preserve">while’ </w:t>
+        <w:t xml:space="preserve">‘do-while’ </w:t>
       </w:r>
       <w:r>
         <w:rPr>
@@ -7062,21 +7649,7 @@
         <w:rPr>
           <w:rFonts w:cstheme="minorHAnsi"/>
         </w:rPr>
-        <w:t>‘</w:t>
-      </w:r>
-      <w:proofErr w:type="gramStart"/>
-      <w:r>
-        <w:rPr>
-          <w:rFonts w:cstheme="minorHAnsi"/>
-        </w:rPr>
-        <w:t>do-</w:t>
-      </w:r>
-      <w:proofErr w:type="gramEnd"/>
-      <w:r>
-        <w:rPr>
-          <w:rFonts w:cstheme="minorHAnsi"/>
-        </w:rPr>
-        <w:t xml:space="preserve">while’ executes the body of the loop. After it matches up the condition.  If it is true. The body block executes and increments its value. It goes until the condition gets false. </w:t>
+        <w:t xml:space="preserve">‘do-while’ executes the body of the loop. After it matches up the condition.  If it is true. The body block executes and increments its value. It goes until the condition gets false. </w:t>
       </w:r>
     </w:p>
     <w:p>
@@ -7111,14 +7684,12 @@
           <w:rFonts w:cstheme="minorHAnsi"/>
         </w:rPr>
       </w:pPr>
-      <w:proofErr w:type="gramStart"/>
       <w:r>
         <w:rPr>
           <w:rFonts w:cstheme="minorHAnsi"/>
         </w:rPr>
         <w:t>initialization</w:t>
       </w:r>
-      <w:proofErr w:type="gramEnd"/>
     </w:p>
     <w:p>
       <w:pPr>
@@ -7128,14 +7699,12 @@
           <w:rFonts w:cstheme="minorHAnsi"/>
         </w:rPr>
       </w:pPr>
-      <w:proofErr w:type="gramStart"/>
       <w:r>
         <w:rPr>
           <w:rFonts w:cstheme="minorHAnsi"/>
         </w:rPr>
         <w:t>do{</w:t>
       </w:r>
-      <w:proofErr w:type="gramEnd"/>
     </w:p>
     <w:p>
       <w:pPr>
@@ -7156,20 +7725,7 @@
           <w:rFonts w:cstheme="minorHAnsi"/>
         </w:rPr>
         <w:tab/>
-      </w:r>
-      <w:proofErr w:type="gramStart"/>
-      <w:r>
-        <w:rPr>
-          <w:rFonts w:cstheme="minorHAnsi"/>
-        </w:rPr>
-        <w:t>increment</w:t>
-      </w:r>
-      <w:proofErr w:type="gramEnd"/>
-      <w:r>
-        <w:rPr>
-          <w:rFonts w:cstheme="minorHAnsi"/>
-        </w:rPr>
-        <w:t xml:space="preserve"> or decrement</w:t>
+        <w:t>increment or decrement</w:t>
       </w:r>
     </w:p>
     <w:p>
@@ -7180,19 +7736,11 @@
           <w:rFonts w:cstheme="minorHAnsi"/>
         </w:rPr>
       </w:pPr>
-      <w:proofErr w:type="gramStart"/>
-      <w:r>
-        <w:rPr>
-          <w:rFonts w:cstheme="minorHAnsi"/>
-        </w:rPr>
-        <w:t>}while</w:t>
-      </w:r>
-      <w:proofErr w:type="gramEnd"/>
-      <w:r>
-        <w:rPr>
-          <w:rFonts w:cstheme="minorHAnsi"/>
-        </w:rPr>
-        <w:t>(condition)</w:t>
+      <w:r>
+        <w:rPr>
+          <w:rFonts w:cstheme="minorHAnsi"/>
+        </w:rPr>
+        <w:t>}while(condition)</w:t>
       </w:r>
     </w:p>
     <w:p>
@@ -7227,35 +7775,11 @@
           <w:rFonts w:cstheme="minorHAnsi"/>
         </w:rPr>
       </w:pPr>
-      <w:proofErr w:type="spellStart"/>
-      <w:proofErr w:type="gramStart"/>
-      <w:r>
-        <w:rPr>
-          <w:rFonts w:cstheme="minorHAnsi"/>
-        </w:rPr>
-        <w:t>var</w:t>
-      </w:r>
-      <w:proofErr w:type="spellEnd"/>
-      <w:proofErr w:type="gramEnd"/>
-      <w:r>
-        <w:rPr>
-          <w:rFonts w:cstheme="minorHAnsi"/>
-        </w:rPr>
-        <w:t xml:space="preserve"> a: </w:t>
-      </w:r>
-      <w:proofErr w:type="spellStart"/>
-      <w:r>
-        <w:rPr>
-          <w:rFonts w:cstheme="minorHAnsi"/>
-        </w:rPr>
-        <w:t>Int</w:t>
-      </w:r>
-      <w:proofErr w:type="spellEnd"/>
-      <w:r>
-        <w:rPr>
-          <w:rFonts w:cstheme="minorHAnsi"/>
-        </w:rPr>
-        <w:t xml:space="preserve"> = 0</w:t>
+      <w:r>
+        <w:rPr>
+          <w:rFonts w:cstheme="minorHAnsi"/>
+        </w:rPr>
+        <w:t>var a: Int = 0</w:t>
       </w:r>
     </w:p>
     <w:p>
@@ -7266,19 +7790,11 @@
           <w:rFonts w:cstheme="minorHAnsi"/>
         </w:rPr>
       </w:pPr>
-      <w:proofErr w:type="gramStart"/>
-      <w:r>
-        <w:rPr>
-          <w:rFonts w:cstheme="minorHAnsi"/>
-        </w:rPr>
-        <w:t>do</w:t>
-      </w:r>
-      <w:proofErr w:type="gramEnd"/>
-      <w:r>
-        <w:rPr>
-          <w:rFonts w:cstheme="minorHAnsi"/>
-        </w:rPr>
-        <w:t xml:space="preserve"> {</w:t>
+      <w:r>
+        <w:rPr>
+          <w:rFonts w:cstheme="minorHAnsi"/>
+        </w:rPr>
+        <w:t>do {</w:t>
       </w:r>
       <w:r>
         <w:rPr>
@@ -7292,19 +7808,11 @@
         </w:rPr>
         <w:t xml:space="preserve">      </w:t>
       </w:r>
-      <w:proofErr w:type="spellStart"/>
-      <w:r>
-        <w:rPr>
-          <w:rFonts w:cstheme="minorHAnsi"/>
-        </w:rPr>
-        <w:t>println</w:t>
-      </w:r>
-      <w:proofErr w:type="spellEnd"/>
-      <w:r>
-        <w:rPr>
-          <w:rFonts w:cstheme="minorHAnsi"/>
-        </w:rPr>
-        <w:t>(a)</w:t>
+      <w:r>
+        <w:rPr>
+          <w:rFonts w:cstheme="minorHAnsi"/>
+        </w:rPr>
+        <w:t>println(a)</w:t>
       </w:r>
       <w:r>
         <w:rPr>
@@ -7354,6 +7862,7 @@
         <w:rPr>
           <w:rFonts w:cstheme="minorHAnsi"/>
         </w:rPr>
+        <w:lastRenderedPageBreak/>
         <w:t>Output:</w:t>
       </w:r>
     </w:p>
@@ -7441,7 +7950,6 @@
           <w:rFonts w:cstheme="minorHAnsi"/>
         </w:rPr>
       </w:pPr>
-      <w:proofErr w:type="gramStart"/>
       <w:r>
         <w:rPr>
           <w:rStyle w:val="cm-keyword"/>
@@ -7449,14 +7957,12 @@
         </w:rPr>
         <w:t>for</w:t>
       </w:r>
-      <w:proofErr w:type="gramEnd"/>
       <w:r>
         <w:rPr>
           <w:rFonts w:cstheme="minorHAnsi"/>
         </w:rPr>
         <w:t xml:space="preserve"> (</w:t>
       </w:r>
-      <w:proofErr w:type="spellStart"/>
       <w:r>
         <w:rPr>
           <w:rStyle w:val="cm-variable"/>
@@ -7464,7 +7970,6 @@
         </w:rPr>
         <w:t>i</w:t>
       </w:r>
-      <w:proofErr w:type="spellEnd"/>
       <w:r>
         <w:rPr>
           <w:rFonts w:cstheme="minorHAnsi"/>
@@ -7537,7 +8042,6 @@
         </w:rPr>
         <w:t xml:space="preserve">  </w:t>
       </w:r>
-      <w:proofErr w:type="gramStart"/>
       <w:r>
         <w:rPr>
           <w:rStyle w:val="cm-variable"/>
@@ -7551,8 +8055,6 @@
         </w:rPr>
         <w:t>(</w:t>
       </w:r>
-      <w:proofErr w:type="spellStart"/>
-      <w:proofErr w:type="gramEnd"/>
       <w:r>
         <w:rPr>
           <w:rStyle w:val="cm-variable"/>
@@ -7560,7 +8062,6 @@
         </w:rPr>
         <w:t>i</w:t>
       </w:r>
-      <w:proofErr w:type="spellEnd"/>
       <w:r>
         <w:rPr>
           <w:rFonts w:cstheme="minorHAnsi"/>
@@ -7609,19 +8110,11 @@
           <w:rFonts w:cstheme="minorHAnsi"/>
         </w:rPr>
       </w:pPr>
-      <w:proofErr w:type="gramStart"/>
-      <w:r>
-        <w:rPr>
-          <w:rFonts w:cstheme="minorHAnsi"/>
-        </w:rPr>
-        <w:t>step</w:t>
-      </w:r>
-      <w:proofErr w:type="gramEnd"/>
-      <w:r>
-        <w:rPr>
-          <w:rFonts w:cstheme="minorHAnsi"/>
-        </w:rPr>
-        <w:t>:</w:t>
+      <w:r>
+        <w:rPr>
+          <w:rFonts w:cstheme="minorHAnsi"/>
+        </w:rPr>
+        <w:t>step:</w:t>
       </w:r>
     </w:p>
     <w:p>
@@ -7656,19 +8149,11 @@
           <w:rFonts w:cstheme="minorHAnsi"/>
         </w:rPr>
       </w:pPr>
-      <w:proofErr w:type="gramStart"/>
-      <w:r>
-        <w:rPr>
-          <w:rFonts w:cstheme="minorHAnsi"/>
-        </w:rPr>
-        <w:t>for(</w:t>
-      </w:r>
-      <w:proofErr w:type="gramEnd"/>
-      <w:r>
-        <w:rPr>
-          <w:rFonts w:cstheme="minorHAnsi"/>
-        </w:rPr>
-        <w:t>I in 1..4 step1)</w:t>
+      <w:r>
+        <w:rPr>
+          <w:rFonts w:cstheme="minorHAnsi"/>
+        </w:rPr>
+        <w:t>for(I in 1..4 step1)</w:t>
       </w:r>
     </w:p>
     <w:p>
@@ -7691,35 +8176,11 @@
         </w:rPr>
         <w:tab/>
       </w:r>
-      <w:proofErr w:type="spellStart"/>
-      <w:proofErr w:type="gramStart"/>
-      <w:r>
-        <w:rPr>
-          <w:rFonts w:cstheme="minorHAnsi"/>
-        </w:rPr>
-        <w:t>Println</w:t>
-      </w:r>
-      <w:proofErr w:type="spellEnd"/>
-      <w:r>
-        <w:rPr>
-          <w:rFonts w:cstheme="minorHAnsi"/>
-        </w:rPr>
-        <w:t>(</w:t>
-      </w:r>
-      <w:proofErr w:type="spellStart"/>
-      <w:proofErr w:type="gramEnd"/>
-      <w:r>
-        <w:rPr>
-          <w:rFonts w:cstheme="minorHAnsi"/>
-        </w:rPr>
-        <w:t>i</w:t>
-      </w:r>
-      <w:proofErr w:type="spellEnd"/>
-      <w:r>
-        <w:rPr>
-          <w:rFonts w:cstheme="minorHAnsi"/>
-        </w:rPr>
-        <w:t>)</w:t>
+      <w:r>
+        <w:rPr>
+          <w:rFonts w:cstheme="minorHAnsi"/>
+        </w:rPr>
+        <w:t>Println(i)</w:t>
       </w:r>
     </w:p>
     <w:p>
@@ -7739,21 +8200,11 @@
           <w:rFonts w:cstheme="minorHAnsi"/>
         </w:rPr>
       </w:pPr>
-      <w:proofErr w:type="spellStart"/>
-      <w:proofErr w:type="gramStart"/>
-      <w:r>
-        <w:rPr>
-          <w:rFonts w:cstheme="minorHAnsi"/>
-        </w:rPr>
-        <w:t>downTo</w:t>
-      </w:r>
-      <w:proofErr w:type="spellEnd"/>
-      <w:proofErr w:type="gramEnd"/>
-      <w:r>
-        <w:rPr>
-          <w:rFonts w:cstheme="minorHAnsi"/>
-        </w:rPr>
-        <w:t>:</w:t>
+      <w:r>
+        <w:rPr>
+          <w:rFonts w:cstheme="minorHAnsi"/>
+        </w:rPr>
+        <w:t>downTo:</w:t>
       </w:r>
     </w:p>
     <w:p>
@@ -7788,33 +8239,11 @@
           <w:rFonts w:cstheme="minorHAnsi"/>
         </w:rPr>
       </w:pPr>
-      <w:proofErr w:type="gramStart"/>
-      <w:r>
-        <w:rPr>
-          <w:rFonts w:cstheme="minorHAnsi"/>
-        </w:rPr>
-        <w:t>for(</w:t>
-      </w:r>
-      <w:proofErr w:type="gramEnd"/>
-      <w:r>
-        <w:rPr>
-          <w:rFonts w:cstheme="minorHAnsi"/>
-        </w:rPr>
-        <w:t xml:space="preserve">I in 4 </w:t>
-      </w:r>
-      <w:proofErr w:type="spellStart"/>
-      <w:r>
-        <w:rPr>
-          <w:rFonts w:cstheme="minorHAnsi"/>
-        </w:rPr>
-        <w:t>downTo</w:t>
-      </w:r>
-      <w:proofErr w:type="spellEnd"/>
-      <w:r>
-        <w:rPr>
-          <w:rFonts w:cstheme="minorHAnsi"/>
-        </w:rPr>
-        <w:t xml:space="preserve"> 1)</w:t>
+      <w:r>
+        <w:rPr>
+          <w:rFonts w:cstheme="minorHAnsi"/>
+        </w:rPr>
+        <w:t>for(I in 4 downTo 1)</w:t>
       </w:r>
     </w:p>
     <w:p>
@@ -7837,35 +8266,11 @@
         </w:rPr>
         <w:tab/>
       </w:r>
-      <w:proofErr w:type="spellStart"/>
-      <w:proofErr w:type="gramStart"/>
-      <w:r>
-        <w:rPr>
-          <w:rFonts w:cstheme="minorHAnsi"/>
-        </w:rPr>
-        <w:t>println</w:t>
-      </w:r>
-      <w:proofErr w:type="spellEnd"/>
-      <w:r>
-        <w:rPr>
-          <w:rFonts w:cstheme="minorHAnsi"/>
-        </w:rPr>
-        <w:t>(</w:t>
-      </w:r>
-      <w:proofErr w:type="spellStart"/>
-      <w:proofErr w:type="gramEnd"/>
-      <w:r>
-        <w:rPr>
-          <w:rFonts w:cstheme="minorHAnsi"/>
-        </w:rPr>
-        <w:t>i</w:t>
-      </w:r>
-      <w:proofErr w:type="spellEnd"/>
-      <w:r>
-        <w:rPr>
-          <w:rFonts w:cstheme="minorHAnsi"/>
-        </w:rPr>
-        <w:t>)</w:t>
+      <w:r>
+        <w:rPr>
+          <w:rFonts w:cstheme="minorHAnsi"/>
+        </w:rPr>
+        <w:t>println(i)</w:t>
       </w:r>
     </w:p>
     <w:p>
@@ -7885,19 +8290,11 @@
           <w:rFonts w:cstheme="minorHAnsi"/>
         </w:rPr>
       </w:pPr>
-      <w:proofErr w:type="gramStart"/>
-      <w:r>
-        <w:rPr>
-          <w:rFonts w:cstheme="minorHAnsi"/>
-        </w:rPr>
-        <w:t>until</w:t>
-      </w:r>
-      <w:proofErr w:type="gramEnd"/>
-      <w:r>
-        <w:rPr>
-          <w:rFonts w:cstheme="minorHAnsi"/>
-        </w:rPr>
-        <w:t>:</w:t>
+      <w:r>
+        <w:rPr>
+          <w:rFonts w:cstheme="minorHAnsi"/>
+        </w:rPr>
+        <w:t>until:</w:t>
       </w:r>
     </w:p>
     <w:p>
@@ -7917,19 +8314,11 @@
           <w:rFonts w:cstheme="minorHAnsi"/>
         </w:rPr>
       </w:pPr>
-      <w:proofErr w:type="gramStart"/>
-      <w:r>
-        <w:rPr>
-          <w:rFonts w:cstheme="minorHAnsi"/>
-        </w:rPr>
-        <w:t>until</w:t>
-      </w:r>
-      <w:proofErr w:type="gramEnd"/>
-      <w:r>
-        <w:rPr>
-          <w:rFonts w:cstheme="minorHAnsi"/>
-        </w:rPr>
-        <w:t xml:space="preserve"> keyword prints out </w:t>
+      <w:r>
+        <w:rPr>
+          <w:rFonts w:cstheme="minorHAnsi"/>
+        </w:rPr>
+        <w:t xml:space="preserve">until keyword prints out </w:t>
       </w:r>
       <w:r>
         <w:rPr>
@@ -7952,27 +8341,11 @@
           <w:rFonts w:cstheme="minorHAnsi"/>
         </w:rPr>
       </w:pPr>
-      <w:proofErr w:type="gramStart"/>
-      <w:r>
-        <w:rPr>
-          <w:rFonts w:cstheme="minorHAnsi"/>
-        </w:rPr>
-        <w:t>for(</w:t>
-      </w:r>
-      <w:proofErr w:type="spellStart"/>
-      <w:proofErr w:type="gramEnd"/>
-      <w:r>
-        <w:rPr>
-          <w:rFonts w:cstheme="minorHAnsi"/>
-        </w:rPr>
-        <w:t>i</w:t>
-      </w:r>
-      <w:proofErr w:type="spellEnd"/>
-      <w:r>
-        <w:rPr>
-          <w:rFonts w:cstheme="minorHAnsi"/>
-        </w:rPr>
-        <w:t xml:space="preserve"> in 1 until 5){</w:t>
+      <w:r>
+        <w:rPr>
+          <w:rFonts w:cstheme="minorHAnsi"/>
+        </w:rPr>
+        <w:t>for(i in 1 until 5){</w:t>
       </w:r>
     </w:p>
     <w:p>
@@ -7983,35 +8356,11 @@
           <w:rFonts w:cstheme="minorHAnsi"/>
         </w:rPr>
       </w:pPr>
-      <w:proofErr w:type="spellStart"/>
-      <w:proofErr w:type="gramStart"/>
-      <w:r>
-        <w:rPr>
-          <w:rFonts w:cstheme="minorHAnsi"/>
-        </w:rPr>
-        <w:t>println</w:t>
-      </w:r>
-      <w:proofErr w:type="spellEnd"/>
-      <w:r>
-        <w:rPr>
-          <w:rFonts w:cstheme="minorHAnsi"/>
-        </w:rPr>
-        <w:t>(</w:t>
-      </w:r>
-      <w:proofErr w:type="spellStart"/>
-      <w:proofErr w:type="gramEnd"/>
-      <w:r>
-        <w:rPr>
-          <w:rFonts w:cstheme="minorHAnsi"/>
-        </w:rPr>
-        <w:t>i</w:t>
-      </w:r>
-      <w:proofErr w:type="spellEnd"/>
-      <w:r>
-        <w:rPr>
-          <w:rFonts w:cstheme="minorHAnsi"/>
-        </w:rPr>
-        <w:t>)</w:t>
+      <w:r>
+        <w:rPr>
+          <w:rFonts w:cstheme="minorHAnsi"/>
+        </w:rPr>
+        <w:t>println(i)</w:t>
       </w:r>
     </w:p>
     <w:p>
@@ -8050,21 +8399,7 @@
         <w:rPr>
           <w:rFonts w:cstheme="minorHAnsi"/>
         </w:rPr>
-        <w:t xml:space="preserve">Step and </w:t>
-      </w:r>
-      <w:proofErr w:type="spellStart"/>
-      <w:r>
-        <w:rPr>
-          <w:rFonts w:cstheme="minorHAnsi"/>
-        </w:rPr>
-        <w:t>DownTo</w:t>
-      </w:r>
-      <w:proofErr w:type="spellEnd"/>
-      <w:r>
-        <w:rPr>
-          <w:rFonts w:cstheme="minorHAnsi"/>
-        </w:rPr>
-        <w:t>:</w:t>
+        <w:t>Step and DownTo:</w:t>
       </w:r>
     </w:p>
     <w:p>
@@ -8099,7 +8434,6 @@
           <w:rFonts w:cstheme="minorHAnsi"/>
         </w:rPr>
       </w:pPr>
-      <w:proofErr w:type="gramStart"/>
       <w:r>
         <w:rPr>
           <w:rStyle w:val="cm-keyword"/>
@@ -8107,14 +8441,12 @@
         </w:rPr>
         <w:t>for</w:t>
       </w:r>
-      <w:proofErr w:type="gramEnd"/>
       <w:r>
         <w:rPr>
           <w:rFonts w:cstheme="minorHAnsi"/>
         </w:rPr>
         <w:t xml:space="preserve"> (</w:t>
       </w:r>
-      <w:proofErr w:type="spellStart"/>
       <w:r>
         <w:rPr>
           <w:rStyle w:val="cm-variable"/>
@@ -8122,7 +8454,6 @@
         </w:rPr>
         <w:t>i</w:t>
       </w:r>
-      <w:proofErr w:type="spellEnd"/>
       <w:r>
         <w:rPr>
           <w:rFonts w:cstheme="minorHAnsi"/>
@@ -8155,7 +8486,6 @@
         </w:rPr>
         <w:t xml:space="preserve"> </w:t>
       </w:r>
-      <w:proofErr w:type="spellStart"/>
       <w:r>
         <w:rPr>
           <w:rStyle w:val="cm-variable"/>
@@ -8163,7 +8493,6 @@
         </w:rPr>
         <w:t>downTo</w:t>
       </w:r>
-      <w:proofErr w:type="spellEnd"/>
       <w:r>
         <w:rPr>
           <w:rFonts w:cstheme="minorHAnsi"/>
@@ -8222,7 +8551,6 @@
         </w:rPr>
         <w:t>(</w:t>
       </w:r>
-      <w:proofErr w:type="spellStart"/>
       <w:r>
         <w:rPr>
           <w:rStyle w:val="cm-variable"/>
@@ -8230,7 +8558,6 @@
         </w:rPr>
         <w:t>i</w:t>
       </w:r>
-      <w:proofErr w:type="spellEnd"/>
       <w:r>
         <w:rPr>
           <w:rFonts w:cstheme="minorHAnsi"/>
@@ -8321,175 +8648,57 @@
           <w:rFonts w:cstheme="minorHAnsi"/>
         </w:rPr>
       </w:pPr>
-      <w:proofErr w:type="spellStart"/>
-      <w:proofErr w:type="gramStart"/>
-      <w:r>
-        <w:rPr>
-          <w:rFonts w:cstheme="minorHAnsi"/>
-        </w:rPr>
-        <w:t>val</w:t>
-      </w:r>
-      <w:proofErr w:type="spellEnd"/>
-      <w:proofErr w:type="gramEnd"/>
-      <w:r>
-        <w:rPr>
-          <w:rFonts w:cstheme="minorHAnsi"/>
-        </w:rPr>
-        <w:t xml:space="preserve"> </w:t>
-      </w:r>
-      <w:proofErr w:type="spellStart"/>
-      <w:r>
-        <w:rPr>
-          <w:rFonts w:cstheme="minorHAnsi"/>
-        </w:rPr>
-        <w:t>str</w:t>
-      </w:r>
-      <w:proofErr w:type="spellEnd"/>
-      <w:r>
-        <w:rPr>
-          <w:rFonts w:cstheme="minorHAnsi"/>
-        </w:rPr>
-        <w:t xml:space="preserve"> = "</w:t>
-      </w:r>
-      <w:proofErr w:type="spellStart"/>
-      <w:r>
-        <w:rPr>
-          <w:rFonts w:cstheme="minorHAnsi"/>
-        </w:rPr>
-        <w:t>apinotes</w:t>
-      </w:r>
-      <w:proofErr w:type="spellEnd"/>
-      <w:r>
-        <w:rPr>
-          <w:rFonts w:cstheme="minorHAnsi"/>
-        </w:rPr>
-        <w:t>"</w:t>
-      </w:r>
-    </w:p>
-    <w:p>
-      <w:pPr>
-        <w:pStyle w:val="ListParagraph"/>
-        <w:ind w:left="1728"/>
-        <w:rPr>
-          <w:rFonts w:cstheme="minorHAnsi"/>
-        </w:rPr>
-      </w:pPr>
-      <w:proofErr w:type="gramStart"/>
-      <w:r>
-        <w:rPr>
-          <w:rFonts w:cstheme="minorHAnsi"/>
-        </w:rPr>
-        <w:t>for</w:t>
-      </w:r>
-      <w:proofErr w:type="gramEnd"/>
-      <w:r>
-        <w:rPr>
-          <w:rFonts w:cstheme="minorHAnsi"/>
-        </w:rPr>
-        <w:t xml:space="preserve"> (</w:t>
-      </w:r>
-      <w:proofErr w:type="spellStart"/>
-      <w:r>
-        <w:rPr>
-          <w:rFonts w:cstheme="minorHAnsi"/>
-        </w:rPr>
-        <w:t>i</w:t>
-      </w:r>
-      <w:proofErr w:type="spellEnd"/>
-      <w:r>
-        <w:rPr>
-          <w:rFonts w:cstheme="minorHAnsi"/>
-        </w:rPr>
-        <w:t xml:space="preserve"> in </w:t>
-      </w:r>
-      <w:proofErr w:type="spellStart"/>
-      <w:r>
-        <w:rPr>
-          <w:rFonts w:cstheme="minorHAnsi"/>
-        </w:rPr>
-        <w:t>str</w:t>
-      </w:r>
-      <w:proofErr w:type="spellEnd"/>
-      <w:r>
-        <w:rPr>
-          <w:rFonts w:cstheme="minorHAnsi"/>
-        </w:rPr>
-        <w:t>){</w:t>
-      </w:r>
-    </w:p>
-    <w:p>
-      <w:pPr>
-        <w:pStyle w:val="ListParagraph"/>
-        <w:ind w:left="1728"/>
-        <w:rPr>
-          <w:rFonts w:cstheme="minorHAnsi"/>
-        </w:rPr>
-      </w:pPr>
-      <w:r>
-        <w:rPr>
-          <w:rFonts w:cstheme="minorHAnsi"/>
-        </w:rPr>
-        <w:t xml:space="preserve">        </w:t>
-      </w:r>
-      <w:proofErr w:type="spellStart"/>
-      <w:proofErr w:type="gramStart"/>
-      <w:r>
-        <w:rPr>
-          <w:rFonts w:cstheme="minorHAnsi"/>
-        </w:rPr>
-        <w:t>println</w:t>
-      </w:r>
-      <w:proofErr w:type="spellEnd"/>
-      <w:r>
-        <w:rPr>
-          <w:rFonts w:cstheme="minorHAnsi"/>
-        </w:rPr>
-        <w:t>(</w:t>
-      </w:r>
-      <w:proofErr w:type="gramEnd"/>
-      <w:r>
-        <w:rPr>
-          <w:rFonts w:cstheme="minorHAnsi"/>
-        </w:rPr>
-        <w:t xml:space="preserve"> </w:t>
-      </w:r>
-      <w:proofErr w:type="spellStart"/>
-      <w:r>
-        <w:rPr>
-          <w:rFonts w:cstheme="minorHAnsi"/>
-        </w:rPr>
-        <w:t>i</w:t>
-      </w:r>
-      <w:proofErr w:type="spellEnd"/>
-      <w:r>
-        <w:rPr>
-          <w:rFonts w:cstheme="minorHAnsi"/>
-        </w:rPr>
-        <w:t xml:space="preserve"> )</w:t>
-      </w:r>
-    </w:p>
-    <w:p>
-      <w:pPr>
-        <w:pStyle w:val="ListParagraph"/>
-        <w:ind w:left="1728"/>
-        <w:rPr>
-          <w:rFonts w:cstheme="minorHAnsi"/>
-        </w:rPr>
-      </w:pPr>
-      <w:r>
-        <w:rPr>
-          <w:rFonts w:cstheme="minorHAnsi"/>
-        </w:rPr>
-        <w:t xml:space="preserve">        </w:t>
-      </w:r>
-      <w:proofErr w:type="gramStart"/>
-      <w:r>
-        <w:rPr>
-          <w:rFonts w:cstheme="minorHAnsi"/>
-        </w:rPr>
-        <w:t>break</w:t>
-      </w:r>
-      <w:proofErr w:type="gramEnd"/>
+      <w:r>
+        <w:rPr>
+          <w:rFonts w:cstheme="minorHAnsi"/>
+        </w:rPr>
+        <w:t>val str = "apinotes"</w:t>
+      </w:r>
+    </w:p>
+    <w:p>
+      <w:pPr>
+        <w:pStyle w:val="ListParagraph"/>
+        <w:ind w:left="1728"/>
+        <w:rPr>
+          <w:rFonts w:cstheme="minorHAnsi"/>
+        </w:rPr>
+      </w:pPr>
+      <w:r>
+        <w:rPr>
+          <w:rFonts w:cstheme="minorHAnsi"/>
+        </w:rPr>
+        <w:t>for (i in str){</w:t>
+      </w:r>
+    </w:p>
+    <w:p>
+      <w:pPr>
+        <w:pStyle w:val="ListParagraph"/>
+        <w:ind w:left="1728"/>
+        <w:rPr>
+          <w:rFonts w:cstheme="minorHAnsi"/>
+        </w:rPr>
+      </w:pPr>
+      <w:r>
+        <w:rPr>
+          <w:rFonts w:cstheme="minorHAnsi"/>
+        </w:rPr>
+        <w:t xml:space="preserve">        println( i )</w:t>
+      </w:r>
+    </w:p>
+    <w:p>
+      <w:pPr>
+        <w:pStyle w:val="ListParagraph"/>
+        <w:ind w:left="1728"/>
+        <w:rPr>
+          <w:rFonts w:cstheme="minorHAnsi"/>
+        </w:rPr>
+      </w:pPr>
+      <w:r>
+        <w:rPr>
+          <w:rFonts w:cstheme="minorHAnsi"/>
+        </w:rPr>
+        <w:t xml:space="preserve">        break</w:t>
+      </w:r>
     </w:p>
     <w:p>
       <w:pPr>
@@ -8544,14 +8753,12 @@
           <w:rFonts w:cstheme="minorHAnsi"/>
         </w:rPr>
       </w:pPr>
-      <w:proofErr w:type="gramStart"/>
       <w:r>
         <w:rPr>
           <w:rFonts w:cstheme="minorHAnsi"/>
         </w:rPr>
         <w:t>a</w:t>
       </w:r>
-      <w:proofErr w:type="gramEnd"/>
     </w:p>
     <w:p>
       <w:pPr>
@@ -8592,6 +8799,7 @@
         <w:rPr>
           <w:rFonts w:cstheme="minorHAnsi"/>
         </w:rPr>
+        <w:lastRenderedPageBreak/>
         <w:t>Continue p</w:t>
       </w:r>
       <w:r>
@@ -8624,159 +8832,71 @@
           <w:rFonts w:cstheme="minorHAnsi"/>
         </w:rPr>
       </w:pPr>
-      <w:proofErr w:type="gramStart"/>
-      <w:r>
-        <w:rPr>
-          <w:rFonts w:cstheme="minorHAnsi"/>
-        </w:rPr>
-        <w:t>for(</w:t>
-      </w:r>
-      <w:proofErr w:type="spellStart"/>
-      <w:proofErr w:type="gramEnd"/>
-      <w:r>
-        <w:rPr>
-          <w:rFonts w:cstheme="minorHAnsi"/>
-        </w:rPr>
-        <w:t>i</w:t>
-      </w:r>
-      <w:proofErr w:type="spellEnd"/>
-      <w:r>
-        <w:rPr>
-          <w:rFonts w:cstheme="minorHAnsi"/>
-        </w:rPr>
-        <w:t xml:space="preserve"> in 1..5){</w:t>
-      </w:r>
-    </w:p>
-    <w:p>
-      <w:pPr>
-        <w:pStyle w:val="ListParagraph"/>
-        <w:ind w:left="1728"/>
-        <w:rPr>
-          <w:rFonts w:cstheme="minorHAnsi"/>
-        </w:rPr>
-      </w:pPr>
-      <w:r>
-        <w:rPr>
-          <w:rFonts w:cstheme="minorHAnsi"/>
-        </w:rPr>
-        <w:t xml:space="preserve">        </w:t>
-      </w:r>
-      <w:proofErr w:type="gramStart"/>
-      <w:r>
-        <w:rPr>
-          <w:rFonts w:cstheme="minorHAnsi"/>
-        </w:rPr>
-        <w:t>if(</w:t>
-      </w:r>
-      <w:proofErr w:type="gramEnd"/>
-      <w:r>
-        <w:rPr>
-          <w:rFonts w:cstheme="minorHAnsi"/>
-        </w:rPr>
-        <w:t xml:space="preserve"> </w:t>
-      </w:r>
-      <w:proofErr w:type="spellStart"/>
-      <w:r>
-        <w:rPr>
-          <w:rFonts w:cstheme="minorHAnsi"/>
-        </w:rPr>
-        <w:t>i</w:t>
-      </w:r>
-      <w:proofErr w:type="spellEnd"/>
-      <w:r>
-        <w:rPr>
-          <w:rFonts w:cstheme="minorHAnsi"/>
-        </w:rPr>
-        <w:t xml:space="preserve"> == 2)</w:t>
-      </w:r>
-    </w:p>
-    <w:p>
-      <w:pPr>
-        <w:pStyle w:val="ListParagraph"/>
-        <w:ind w:left="1728"/>
-        <w:rPr>
-          <w:rFonts w:cstheme="minorHAnsi"/>
-        </w:rPr>
-      </w:pPr>
-      <w:r>
-        <w:rPr>
-          <w:rFonts w:cstheme="minorHAnsi"/>
-        </w:rPr>
-        <w:t xml:space="preserve">            </w:t>
-      </w:r>
-      <w:proofErr w:type="gramStart"/>
-      <w:r>
-        <w:rPr>
-          <w:rFonts w:cstheme="minorHAnsi"/>
-        </w:rPr>
-        <w:t>continue</w:t>
-      </w:r>
-      <w:proofErr w:type="gramEnd"/>
-    </w:p>
-    <w:p>
-      <w:pPr>
-        <w:pStyle w:val="ListParagraph"/>
-        <w:ind w:left="1728"/>
-        <w:rPr>
-          <w:rFonts w:cstheme="minorHAnsi"/>
-        </w:rPr>
-      </w:pPr>
-      <w:r>
-        <w:rPr>
-          <w:rFonts w:cstheme="minorHAnsi"/>
-        </w:rPr>
-        <w:t xml:space="preserve">        </w:t>
-      </w:r>
-      <w:proofErr w:type="gramStart"/>
-      <w:r>
-        <w:rPr>
-          <w:rFonts w:cstheme="minorHAnsi"/>
-        </w:rPr>
-        <w:t>for</w:t>
-      </w:r>
-      <w:proofErr w:type="gramEnd"/>
-      <w:r>
-        <w:rPr>
-          <w:rFonts w:cstheme="minorHAnsi"/>
-        </w:rPr>
-        <w:t xml:space="preserve"> (j in 1..5){</w:t>
-      </w:r>
-    </w:p>
-    <w:p>
-      <w:pPr>
-        <w:pStyle w:val="ListParagraph"/>
-        <w:ind w:left="1728"/>
-        <w:rPr>
-          <w:rFonts w:cstheme="minorHAnsi"/>
-        </w:rPr>
-      </w:pPr>
-      <w:r>
-        <w:rPr>
-          <w:rFonts w:cstheme="minorHAnsi"/>
-        </w:rPr>
-        <w:t xml:space="preserve">            </w:t>
-      </w:r>
-      <w:proofErr w:type="spellStart"/>
-      <w:proofErr w:type="gramStart"/>
-      <w:r>
-        <w:rPr>
-          <w:rFonts w:cstheme="minorHAnsi"/>
-        </w:rPr>
-        <w:t>println</w:t>
-      </w:r>
-      <w:proofErr w:type="spellEnd"/>
-      <w:r>
-        <w:rPr>
-          <w:rFonts w:cstheme="minorHAnsi"/>
-        </w:rPr>
-        <w:t>(</w:t>
-      </w:r>
-      <w:proofErr w:type="gramEnd"/>
-      <w:r>
-        <w:rPr>
-          <w:rFonts w:cstheme="minorHAnsi"/>
-        </w:rPr>
-        <w:t>j)</w:t>
+      <w:r>
+        <w:rPr>
+          <w:rFonts w:cstheme="minorHAnsi"/>
+        </w:rPr>
+        <w:t>for(i in 1..5){</w:t>
+      </w:r>
+    </w:p>
+    <w:p>
+      <w:pPr>
+        <w:pStyle w:val="ListParagraph"/>
+        <w:ind w:left="1728"/>
+        <w:rPr>
+          <w:rFonts w:cstheme="minorHAnsi"/>
+        </w:rPr>
+      </w:pPr>
+      <w:r>
+        <w:rPr>
+          <w:rFonts w:cstheme="minorHAnsi"/>
+        </w:rPr>
+        <w:t xml:space="preserve">        if( i == 2)</w:t>
+      </w:r>
+    </w:p>
+    <w:p>
+      <w:pPr>
+        <w:pStyle w:val="ListParagraph"/>
+        <w:ind w:left="1728"/>
+        <w:rPr>
+          <w:rFonts w:cstheme="minorHAnsi"/>
+        </w:rPr>
+      </w:pPr>
+      <w:r>
+        <w:rPr>
+          <w:rFonts w:cstheme="minorHAnsi"/>
+        </w:rPr>
+        <w:t xml:space="preserve">            continue</w:t>
+      </w:r>
+    </w:p>
+    <w:p>
+      <w:pPr>
+        <w:pStyle w:val="ListParagraph"/>
+        <w:ind w:left="1728"/>
+        <w:rPr>
+          <w:rFonts w:cstheme="minorHAnsi"/>
+        </w:rPr>
+      </w:pPr>
+      <w:r>
+        <w:rPr>
+          <w:rFonts w:cstheme="minorHAnsi"/>
+        </w:rPr>
+        <w:t xml:space="preserve">        for (j in 1..5){</w:t>
+      </w:r>
+    </w:p>
+    <w:p>
+      <w:pPr>
+        <w:pStyle w:val="ListParagraph"/>
+        <w:ind w:left="1728"/>
+        <w:rPr>
+          <w:rFonts w:cstheme="minorHAnsi"/>
+        </w:rPr>
+      </w:pPr>
+      <w:r>
+        <w:rPr>
+          <w:rFonts w:cstheme="minorHAnsi"/>
+        </w:rPr>
+        <w:t xml:space="preserve">            println(j)</w:t>
       </w:r>
     </w:p>
     <w:p>
@@ -8932,7 +9052,6 @@
         <w:rPr>
           <w:rFonts w:cstheme="minorHAnsi"/>
         </w:rPr>
-        <w:lastRenderedPageBreak/>
         <w:t>R</w:t>
       </w:r>
       <w:r>
@@ -9020,63 +9139,19 @@
         <w:rPr>
           <w:rFonts w:cstheme="minorHAnsi"/>
         </w:rPr>
-        <w:t xml:space="preserve">with </w:t>
-      </w:r>
-      <w:proofErr w:type="spellStart"/>
-      <w:proofErr w:type="gramStart"/>
-      <w:r>
-        <w:rPr>
-          <w:rFonts w:cstheme="minorHAnsi"/>
-        </w:rPr>
-        <w:t>arrayOf</w:t>
-      </w:r>
-      <w:proofErr w:type="spellEnd"/>
-      <w:r>
-        <w:rPr>
-          <w:rFonts w:cstheme="minorHAnsi"/>
-        </w:rPr>
-        <w:t>(</w:t>
-      </w:r>
-      <w:proofErr w:type="gramEnd"/>
-      <w:r>
-        <w:rPr>
-          <w:rFonts w:cstheme="minorHAnsi"/>
-        </w:rPr>
-        <w:t xml:space="preserve">) library function </w:t>
-      </w:r>
-      <w:r>
-        <w:rPr>
-          <w:rFonts w:cstheme="minorHAnsi"/>
-        </w:rPr>
-        <w:t xml:space="preserve">in </w:t>
-      </w:r>
-      <w:proofErr w:type="spellStart"/>
-      <w:r>
-        <w:rPr>
-          <w:rFonts w:cstheme="minorHAnsi"/>
-        </w:rPr>
-        <w:t>kotlin</w:t>
-      </w:r>
-      <w:proofErr w:type="spellEnd"/>
-      <w:r>
-        <w:rPr>
-          <w:rFonts w:cstheme="minorHAnsi"/>
-        </w:rPr>
-        <w:t xml:space="preserve">. </w:t>
-      </w:r>
-      <w:proofErr w:type="spellStart"/>
-      <w:r>
-        <w:rPr>
-          <w:rFonts w:cstheme="minorHAnsi"/>
-        </w:rPr>
-        <w:t>Let’s</w:t>
-      </w:r>
-      <w:proofErr w:type="spellEnd"/>
-      <w:r>
-        <w:rPr>
-          <w:rFonts w:cstheme="minorHAnsi"/>
-        </w:rPr>
-        <w:t xml:space="preserve"> us see an example for it.</w:t>
+        <w:t xml:space="preserve">with arrayOf() library function </w:t>
+      </w:r>
+      <w:r>
+        <w:rPr>
+          <w:rFonts w:cstheme="minorHAnsi"/>
+        </w:rPr>
+        <w:t>in kotlin</w:t>
+      </w:r>
+      <w:r>
+        <w:rPr>
+          <w:rFonts w:cstheme="minorHAnsi"/>
+        </w:rPr>
+        <w:t>. Let’s us see an example for it.</w:t>
       </w:r>
     </w:p>
     <w:p>
@@ -9111,8 +9186,6 @@
           <w:rFonts w:cstheme="minorHAnsi"/>
         </w:rPr>
       </w:pPr>
-      <w:proofErr w:type="spellStart"/>
-      <w:proofErr w:type="gramStart"/>
       <w:r>
         <w:rPr>
           <w:rFonts w:cstheme="minorHAnsi"/>
@@ -9123,29 +9196,7 @@
         <w:rPr>
           <w:rFonts w:cstheme="minorHAnsi"/>
         </w:rPr>
-        <w:t>ar</w:t>
-      </w:r>
-      <w:proofErr w:type="spellEnd"/>
-      <w:proofErr w:type="gramEnd"/>
-      <w:r>
-        <w:rPr>
-          <w:rFonts w:cstheme="minorHAnsi"/>
-        </w:rPr>
-        <w:t xml:space="preserve"> array = </w:t>
-      </w:r>
-      <w:proofErr w:type="spellStart"/>
-      <w:r>
-        <w:rPr>
-          <w:rFonts w:cstheme="minorHAnsi"/>
-        </w:rPr>
-        <w:t>arrayOf</w:t>
-      </w:r>
-      <w:proofErr w:type="spellEnd"/>
-      <w:r>
-        <w:rPr>
-          <w:rFonts w:cstheme="minorHAnsi"/>
-        </w:rPr>
-        <w:t>(1,2,3)</w:t>
+        <w:t>ar array = arrayOf(1,2,3)</w:t>
       </w:r>
     </w:p>
     <w:p>
@@ -9189,19 +9240,11 @@
           <w:rFonts w:cstheme="minorHAnsi"/>
         </w:rPr>
       </w:pPr>
-      <w:proofErr w:type="gramStart"/>
-      <w:r>
-        <w:rPr>
-          <w:rFonts w:cstheme="minorHAnsi"/>
-        </w:rPr>
-        <w:t>we</w:t>
-      </w:r>
-      <w:proofErr w:type="gramEnd"/>
-      <w:r>
-        <w:rPr>
-          <w:rFonts w:cstheme="minorHAnsi"/>
-        </w:rPr>
-        <w:t xml:space="preserve"> can get second element of an array using get() function</w:t>
+      <w:r>
+        <w:rPr>
+          <w:rFonts w:cstheme="minorHAnsi"/>
+        </w:rPr>
+        <w:t>we can get second element of an array using get() function</w:t>
       </w:r>
     </w:p>
     <w:p>
@@ -9212,41 +9255,11 @@
           <w:rFonts w:cstheme="minorHAnsi"/>
         </w:rPr>
       </w:pPr>
-      <w:proofErr w:type="spellStart"/>
-      <w:proofErr w:type="gramStart"/>
-      <w:r>
-        <w:rPr>
-          <w:rFonts w:cstheme="minorHAnsi"/>
-        </w:rPr>
-        <w:t>println</w:t>
-      </w:r>
-      <w:proofErr w:type="spellEnd"/>
-      <w:r>
-        <w:rPr>
-          <w:rFonts w:cstheme="minorHAnsi"/>
-        </w:rPr>
-        <w:t>(</w:t>
-      </w:r>
-      <w:proofErr w:type="gramEnd"/>
-      <w:r>
-        <w:rPr>
-          <w:rFonts w:cstheme="minorHAnsi"/>
-        </w:rPr>
-        <w:t xml:space="preserve">" 2nd element is "+ </w:t>
-      </w:r>
-      <w:proofErr w:type="spellStart"/>
-      <w:r>
-        <w:rPr>
-          <w:rFonts w:cstheme="minorHAnsi"/>
-        </w:rPr>
-        <w:t>array.get</w:t>
-      </w:r>
-      <w:proofErr w:type="spellEnd"/>
-      <w:r>
-        <w:rPr>
-          <w:rFonts w:cstheme="minorHAnsi"/>
-        </w:rPr>
-        <w:t>(2))</w:t>
+      <w:r>
+        <w:rPr>
+          <w:rFonts w:cstheme="minorHAnsi"/>
+        </w:rPr>
+        <w:t>println(" 2nd element is "+ array.get(2))</w:t>
       </w:r>
       <w:r>
         <w:rPr>
@@ -9284,41 +9297,11 @@
           <w:rFonts w:cstheme="minorHAnsi"/>
         </w:rPr>
       </w:pPr>
-      <w:proofErr w:type="spellStart"/>
-      <w:proofErr w:type="gramStart"/>
-      <w:r>
-        <w:rPr>
-          <w:rFonts w:cstheme="minorHAnsi"/>
-        </w:rPr>
-        <w:t>println</w:t>
-      </w:r>
-      <w:proofErr w:type="spellEnd"/>
-      <w:r>
-        <w:rPr>
-          <w:rFonts w:cstheme="minorHAnsi"/>
-        </w:rPr>
-        <w:t>(</w:t>
-      </w:r>
-      <w:proofErr w:type="gramEnd"/>
-      <w:r>
-        <w:rPr>
-          <w:rFonts w:cstheme="minorHAnsi"/>
-        </w:rPr>
-        <w:t xml:space="preserve">" size of array is " + </w:t>
-      </w:r>
-      <w:proofErr w:type="spellStart"/>
-      <w:r>
-        <w:rPr>
-          <w:rFonts w:cstheme="minorHAnsi"/>
-        </w:rPr>
-        <w:t>array.size</w:t>
-      </w:r>
-      <w:proofErr w:type="spellEnd"/>
-      <w:r>
-        <w:rPr>
-          <w:rFonts w:cstheme="minorHAnsi"/>
-        </w:rPr>
-        <w:t>)</w:t>
+      <w:r>
+        <w:rPr>
+          <w:rFonts w:cstheme="minorHAnsi"/>
+        </w:rPr>
+        <w:t>println(" size of array is " + array.size)</w:t>
       </w:r>
       <w:r>
         <w:rPr>
@@ -9356,61 +9339,18 @@
           <w:rFonts w:cstheme="minorHAnsi"/>
         </w:rPr>
       </w:pPr>
-      <w:proofErr w:type="spellStart"/>
-      <w:proofErr w:type="gramStart"/>
-      <w:r>
-        <w:rPr>
-          <w:rFonts w:cstheme="minorHAnsi"/>
-        </w:rPr>
-        <w:t>array.set</w:t>
-      </w:r>
-      <w:proofErr w:type="spellEnd"/>
-      <w:r>
-        <w:rPr>
-          <w:rFonts w:cstheme="minorHAnsi"/>
-        </w:rPr>
-        <w:t>(</w:t>
-      </w:r>
-      <w:proofErr w:type="gramEnd"/>
-      <w:r>
-        <w:rPr>
-          <w:rFonts w:cstheme="minorHAnsi"/>
-        </w:rPr>
-        <w:t>2,60)</w:t>
+      <w:r>
+        <w:rPr>
+          <w:rFonts w:cstheme="minorHAnsi"/>
+        </w:rPr>
+        <w:t>array.set(2,60)</w:t>
       </w:r>
       <w:r>
         <w:rPr>
           <w:rFonts w:cstheme="minorHAnsi"/>
         </w:rPr>
         <w:br/>
-      </w:r>
-      <w:proofErr w:type="spellStart"/>
-      <w:r>
-        <w:rPr>
-          <w:rFonts w:cstheme="minorHAnsi"/>
-        </w:rPr>
-        <w:t>println</w:t>
-      </w:r>
-      <w:proofErr w:type="spellEnd"/>
-      <w:r>
-        <w:rPr>
-          <w:rFonts w:cstheme="minorHAnsi"/>
-        </w:rPr>
-        <w:t xml:space="preserve">(" set element is " + </w:t>
-      </w:r>
-      <w:proofErr w:type="spellStart"/>
-      <w:r>
-        <w:rPr>
-          <w:rFonts w:cstheme="minorHAnsi"/>
-        </w:rPr>
-        <w:t>array.get</w:t>
-      </w:r>
-      <w:proofErr w:type="spellEnd"/>
-      <w:r>
-        <w:rPr>
-          <w:rFonts w:cstheme="minorHAnsi"/>
-        </w:rPr>
-        <w:t>(2))</w:t>
+        <w:t>println(" set element is " + array.get(2))</w:t>
       </w:r>
     </w:p>
     <w:p>
@@ -9452,21 +9392,7 @@
         <w:rPr>
           <w:rFonts w:cstheme="minorHAnsi"/>
         </w:rPr>
-        <w:t xml:space="preserve">String type is immutable in </w:t>
-      </w:r>
-      <w:proofErr w:type="spellStart"/>
-      <w:r>
-        <w:rPr>
-          <w:rFonts w:cstheme="minorHAnsi"/>
-        </w:rPr>
-        <w:t>kotlin</w:t>
-      </w:r>
-      <w:proofErr w:type="spellEnd"/>
-      <w:r>
-        <w:rPr>
-          <w:rFonts w:cstheme="minorHAnsi"/>
-        </w:rPr>
-        <w:t>. Its elements are considered as characters. Can be accessed by index.</w:t>
+        <w:t>String type is immutable in kotlin. Its elements are considered as characters. Can be accessed by index.</w:t>
       </w:r>
     </w:p>
     <w:p>
@@ -9505,37 +9431,7 @@
         <w:rPr>
           <w:rFonts w:cstheme="minorHAnsi"/>
         </w:rPr>
-        <w:t xml:space="preserve">String </w:t>
-      </w:r>
-      <w:proofErr w:type="spellStart"/>
-      <w:proofErr w:type="gramStart"/>
-      <w:r>
-        <w:rPr>
-          <w:rFonts w:cstheme="minorHAnsi"/>
-        </w:rPr>
-        <w:t>str</w:t>
-      </w:r>
-      <w:proofErr w:type="spellEnd"/>
-      <w:proofErr w:type="gramEnd"/>
-      <w:r>
-        <w:rPr>
-          <w:rFonts w:cstheme="minorHAnsi"/>
-        </w:rPr>
-        <w:t xml:space="preserve"> = “</w:t>
-      </w:r>
-      <w:proofErr w:type="spellStart"/>
-      <w:r>
-        <w:rPr>
-          <w:rFonts w:cstheme="minorHAnsi"/>
-        </w:rPr>
-        <w:t>apinotes</w:t>
-      </w:r>
-      <w:proofErr w:type="spellEnd"/>
-      <w:r>
-        <w:rPr>
-          <w:rFonts w:cstheme="minorHAnsi"/>
-        </w:rPr>
-        <w:t>”</w:t>
+        <w:t>String str = “apinotes”</w:t>
       </w:r>
     </w:p>
     <w:p>
@@ -9546,47 +9442,11 @@
           <w:rFonts w:cstheme="minorHAnsi"/>
         </w:rPr>
       </w:pPr>
-      <w:proofErr w:type="gramStart"/>
-      <w:r>
-        <w:rPr>
-          <w:rFonts w:cstheme="minorHAnsi"/>
-        </w:rPr>
-        <w:t>for</w:t>
-      </w:r>
-      <w:proofErr w:type="gramEnd"/>
-      <w:r>
-        <w:rPr>
-          <w:rFonts w:cstheme="minorHAnsi"/>
-        </w:rPr>
-        <w:t xml:space="preserve"> (</w:t>
-      </w:r>
-      <w:proofErr w:type="spellStart"/>
-      <w:r>
-        <w:rPr>
-          <w:rFonts w:cstheme="minorHAnsi"/>
-        </w:rPr>
-        <w:t>i</w:t>
-      </w:r>
-      <w:proofErr w:type="spellEnd"/>
-      <w:r>
-        <w:rPr>
-          <w:rFonts w:cstheme="minorHAnsi"/>
-        </w:rPr>
-        <w:t xml:space="preserve"> in </w:t>
-      </w:r>
-      <w:proofErr w:type="spellStart"/>
-      <w:r>
-        <w:rPr>
-          <w:rFonts w:cstheme="minorHAnsi"/>
-        </w:rPr>
-        <w:t>str</w:t>
-      </w:r>
-      <w:proofErr w:type="spellEnd"/>
-      <w:r>
-        <w:rPr>
-          <w:rFonts w:cstheme="minorHAnsi"/>
-        </w:rPr>
-        <w:t>){</w:t>
+      <w:r>
+        <w:rPr>
+          <w:rFonts w:cstheme="minorHAnsi"/>
+        </w:rPr>
+        <w:t>for (i in str){</w:t>
       </w:r>
       <w:r>
         <w:rPr>
@@ -9600,34 +9460,7 @@
           <w:rFonts w:cstheme="minorHAnsi"/>
         </w:rPr>
         <w:tab/>
-      </w:r>
-      <w:proofErr w:type="spellStart"/>
-      <w:r>
-        <w:rPr>
-          <w:rFonts w:cstheme="minorHAnsi"/>
-        </w:rPr>
-        <w:t>println</w:t>
-      </w:r>
-      <w:proofErr w:type="spellEnd"/>
-      <w:r>
-        <w:rPr>
-          <w:rFonts w:cstheme="minorHAnsi"/>
-        </w:rPr>
-        <w:t xml:space="preserve">( </w:t>
-      </w:r>
-      <w:proofErr w:type="spellStart"/>
-      <w:r>
-        <w:rPr>
-          <w:rFonts w:cstheme="minorHAnsi"/>
-        </w:rPr>
-        <w:t>i</w:t>
-      </w:r>
-      <w:proofErr w:type="spellEnd"/>
-      <w:r>
-        <w:rPr>
-          <w:rFonts w:cstheme="minorHAnsi"/>
-        </w:rPr>
-        <w:t xml:space="preserve"> )</w:t>
+        <w:t>println( i )</w:t>
       </w:r>
       <w:r>
         <w:rPr>
@@ -9660,33 +9493,12 @@
           <w:rFonts w:cstheme="minorHAnsi"/>
         </w:rPr>
       </w:pPr>
-      <w:proofErr w:type="gramStart"/>
-      <w:r>
-        <w:rPr>
-          <w:rFonts w:cstheme="minorHAnsi"/>
-        </w:rPr>
-        <w:t>a</w:t>
-      </w:r>
-      <w:proofErr w:type="gramEnd"/>
-      <w:r>
-        <w:rPr>
-          <w:rFonts w:cstheme="minorHAnsi"/>
-        </w:rPr>
-        <w:t xml:space="preserve"> p </w:t>
-      </w:r>
-      <w:proofErr w:type="spellStart"/>
-      <w:r>
-        <w:rPr>
-          <w:rFonts w:cstheme="minorHAnsi"/>
-        </w:rPr>
-        <w:t>i</w:t>
-      </w:r>
-      <w:proofErr w:type="spellEnd"/>
-      <w:r>
-        <w:rPr>
-          <w:rFonts w:cstheme="minorHAnsi"/>
-        </w:rPr>
-        <w:t xml:space="preserve"> n o t e s </w:t>
+      <w:r>
+        <w:rPr>
+          <w:rFonts w:cstheme="minorHAnsi"/>
+        </w:rPr>
+        <w:lastRenderedPageBreak/>
+        <w:t xml:space="preserve">a p i n o t e s </w:t>
       </w:r>
     </w:p>
     <w:p>
@@ -9721,8 +9533,6 @@
           <w:rFonts w:cstheme="minorHAnsi"/>
         </w:rPr>
       </w:pPr>
-      <w:proofErr w:type="spellStart"/>
-      <w:proofErr w:type="gramStart"/>
       <w:r>
         <w:rPr>
           <w:rFonts w:cstheme="minorHAnsi"/>
@@ -9733,29 +9543,7 @@
         <w:rPr>
           <w:rFonts w:cstheme="minorHAnsi"/>
         </w:rPr>
-        <w:t>rintln</w:t>
-      </w:r>
-      <w:proofErr w:type="spellEnd"/>
-      <w:r>
-        <w:rPr>
-          <w:rFonts w:cstheme="minorHAnsi"/>
-        </w:rPr>
-        <w:t>(</w:t>
-      </w:r>
-      <w:proofErr w:type="spellStart"/>
-      <w:proofErr w:type="gramEnd"/>
-      <w:r>
-        <w:rPr>
-          <w:rFonts w:cstheme="minorHAnsi"/>
-        </w:rPr>
-        <w:t>str</w:t>
-      </w:r>
-      <w:proofErr w:type="spellEnd"/>
-      <w:r>
-        <w:rPr>
-          <w:rFonts w:cstheme="minorHAnsi"/>
-        </w:rPr>
-        <w:t>[3])</w:t>
+        <w:t>rintln(str[3])</w:t>
       </w:r>
     </w:p>
     <w:p>
@@ -9790,16 +9578,12 @@
           <w:rFonts w:cstheme="minorHAnsi"/>
         </w:rPr>
       </w:pPr>
-      <w:proofErr w:type="spellStart"/>
-      <w:proofErr w:type="gramStart"/>
       <w:r>
         <w:rPr>
           <w:rFonts w:cstheme="minorHAnsi"/>
         </w:rPr>
         <w:t>i</w:t>
       </w:r>
-      <w:proofErr w:type="spellEnd"/>
-      <w:proofErr w:type="gramEnd"/>
     </w:p>
     <w:p>
       <w:pPr>
@@ -9924,8 +9708,6 @@
           <w:rFonts w:cstheme="minorHAnsi"/>
         </w:rPr>
       </w:pPr>
-      <w:proofErr w:type="spellStart"/>
-      <w:proofErr w:type="gramStart"/>
       <w:r>
         <w:rPr>
           <w:rStyle w:val="cm-keyword"/>
@@ -9933,8 +9715,6 @@
         </w:rPr>
         <w:t>var</w:t>
       </w:r>
-      <w:proofErr w:type="spellEnd"/>
-      <w:proofErr w:type="gramEnd"/>
       <w:r>
         <w:rPr>
           <w:rFonts w:cstheme="minorHAnsi"/>
@@ -9984,8 +9764,6 @@
           <w:rFonts w:cstheme="minorHAnsi"/>
         </w:rPr>
       </w:pPr>
-      <w:proofErr w:type="spellStart"/>
-      <w:proofErr w:type="gramStart"/>
       <w:r>
         <w:rPr>
           <w:rStyle w:val="cm-keyword"/>
@@ -9993,8 +9771,6 @@
         </w:rPr>
         <w:t>val</w:t>
       </w:r>
-      <w:proofErr w:type="spellEnd"/>
-      <w:proofErr w:type="gramEnd"/>
       <w:r>
         <w:rPr>
           <w:rFonts w:cstheme="minorHAnsi"/>
@@ -10059,7 +9835,6 @@
           <w:rStyle w:val="cm-string"/>
           <w:rFonts w:cstheme="minorHAnsi"/>
         </w:rPr>
-        <w:lastRenderedPageBreak/>
         <w:t>Output:</w:t>
       </w:r>
     </w:p>
@@ -10159,145 +9934,25 @@
           <w:rFonts w:cstheme="minorHAnsi"/>
         </w:rPr>
       </w:pPr>
-      <w:proofErr w:type="spellStart"/>
-      <w:proofErr w:type="gramStart"/>
-      <w:r>
-        <w:rPr>
-          <w:rFonts w:cstheme="minorHAnsi"/>
-        </w:rPr>
-        <w:t>val</w:t>
-      </w:r>
-      <w:proofErr w:type="spellEnd"/>
-      <w:proofErr w:type="gramEnd"/>
-      <w:r>
-        <w:rPr>
-          <w:rFonts w:cstheme="minorHAnsi"/>
-        </w:rPr>
-        <w:t xml:space="preserve"> </w:t>
-      </w:r>
-      <w:proofErr w:type="spellStart"/>
-      <w:r>
-        <w:rPr>
-          <w:rFonts w:cstheme="minorHAnsi"/>
-        </w:rPr>
-        <w:t>str</w:t>
-      </w:r>
-      <w:proofErr w:type="spellEnd"/>
-      <w:r>
-        <w:rPr>
-          <w:rFonts w:cstheme="minorHAnsi"/>
-        </w:rPr>
-        <w:t xml:space="preserve"> = "</w:t>
-      </w:r>
-      <w:proofErr w:type="spellStart"/>
-      <w:r>
-        <w:rPr>
-          <w:rFonts w:cstheme="minorHAnsi"/>
-        </w:rPr>
-        <w:t>apinotes</w:t>
-      </w:r>
-      <w:proofErr w:type="spellEnd"/>
-      <w:r>
-        <w:rPr>
-          <w:rFonts w:cstheme="minorHAnsi"/>
-        </w:rPr>
-        <w:t>"</w:t>
+      <w:r>
+        <w:rPr>
+          <w:rFonts w:cstheme="minorHAnsi"/>
+        </w:rPr>
+        <w:t>val str = "apinotes"</w:t>
       </w:r>
       <w:r>
         <w:rPr>
           <w:rFonts w:cstheme="minorHAnsi"/>
         </w:rPr>
         <w:br/>
-      </w:r>
-      <w:proofErr w:type="spellStart"/>
-      <w:r>
-        <w:rPr>
-          <w:rFonts w:cstheme="minorHAnsi"/>
-        </w:rPr>
-        <w:t>val</w:t>
-      </w:r>
-      <w:proofErr w:type="spellEnd"/>
-      <w:r>
-        <w:rPr>
-          <w:rFonts w:cstheme="minorHAnsi"/>
-        </w:rPr>
-        <w:t xml:space="preserve"> </w:t>
-      </w:r>
-      <w:proofErr w:type="spellStart"/>
-      <w:r>
-        <w:rPr>
-          <w:rFonts w:cstheme="minorHAnsi"/>
-        </w:rPr>
-        <w:t>finalStr</w:t>
-      </w:r>
-      <w:proofErr w:type="spellEnd"/>
-      <w:r>
-        <w:rPr>
-          <w:rFonts w:cstheme="minorHAnsi"/>
-        </w:rPr>
-        <w:t xml:space="preserve"> = "$</w:t>
-      </w:r>
-      <w:proofErr w:type="spellStart"/>
-      <w:r>
-        <w:rPr>
-          <w:rFonts w:cstheme="minorHAnsi"/>
-        </w:rPr>
-        <w:t>str.length</w:t>
-      </w:r>
-      <w:proofErr w:type="spellEnd"/>
-      <w:r>
-        <w:rPr>
-          <w:rFonts w:cstheme="minorHAnsi"/>
-        </w:rPr>
-        <w:t xml:space="preserve"> is ${</w:t>
-      </w:r>
-      <w:proofErr w:type="spellStart"/>
-      <w:r>
-        <w:rPr>
-          <w:rFonts w:cstheme="minorHAnsi"/>
-        </w:rPr>
-        <w:t>str.length</w:t>
-      </w:r>
-      <w:proofErr w:type="spellEnd"/>
-      <w:r>
-        <w:rPr>
-          <w:rFonts w:cstheme="minorHAnsi"/>
-        </w:rPr>
-        <w:t>}"</w:t>
+        <w:t>val finalStr = "$str.length is ${str.length}"</w:t>
       </w:r>
       <w:r>
         <w:rPr>
           <w:rFonts w:cstheme="minorHAnsi"/>
         </w:rPr>
         <w:br/>
-      </w:r>
-      <w:proofErr w:type="spellStart"/>
-      <w:r>
-        <w:rPr>
-          <w:rFonts w:cstheme="minorHAnsi"/>
-        </w:rPr>
-        <w:t>println</w:t>
-      </w:r>
-      <w:proofErr w:type="spellEnd"/>
-      <w:r>
-        <w:rPr>
-          <w:rFonts w:cstheme="minorHAnsi"/>
-        </w:rPr>
-        <w:t>(</w:t>
-      </w:r>
-      <w:proofErr w:type="spellStart"/>
-      <w:r>
-        <w:rPr>
-          <w:rFonts w:cstheme="minorHAnsi"/>
-        </w:rPr>
-        <w:t>finalStr</w:t>
-      </w:r>
-      <w:proofErr w:type="spellEnd"/>
-      <w:r>
-        <w:rPr>
-          <w:rFonts w:cstheme="minorHAnsi"/>
-        </w:rPr>
-        <w:t>)</w:t>
+        <w:t>println(finalStr)</w:t>
       </w:r>
     </w:p>
     <w:p>
@@ -10342,23 +9997,7 @@
         <w:rPr>
           <w:rFonts w:cstheme="minorHAnsi"/>
         </w:rPr>
-        <w:t xml:space="preserve"> </w:t>
-      </w:r>
-      <w:proofErr w:type="spellStart"/>
-      <w:proofErr w:type="gramStart"/>
-      <w:r>
-        <w:rPr>
-          <w:rFonts w:cstheme="minorHAnsi"/>
-        </w:rPr>
-        <w:t>apinotes.length</w:t>
-      </w:r>
-      <w:proofErr w:type="spellEnd"/>
-      <w:proofErr w:type="gramEnd"/>
-      <w:r>
-        <w:rPr>
-          <w:rFonts w:cstheme="minorHAnsi"/>
-        </w:rPr>
-        <w:t xml:space="preserve"> is 8</w:t>
+        <w:t xml:space="preserve"> apinotes.length is 8</w:t>
       </w:r>
     </w:p>
     <w:p>
@@ -10450,177 +10089,95 @@
         <w:pStyle w:val="ListParagraph"/>
         <w:ind w:firstLine="504"/>
       </w:pPr>
-      <w:proofErr w:type="gramStart"/>
-      <w:r>
-        <w:t>class</w:t>
-      </w:r>
-      <w:proofErr w:type="gramEnd"/>
+      <w:r>
+        <w:t>class class_name{</w:t>
+      </w:r>
+    </w:p>
+    <w:p>
+      <w:pPr>
+        <w:pStyle w:val="ListParagraph"/>
+        <w:ind w:firstLine="504"/>
+      </w:pPr>
+      <w:r>
+        <w:t>}</w:t>
+      </w:r>
+    </w:p>
+    <w:p>
+      <w:pPr>
+        <w:pStyle w:val="ListParagraph"/>
+      </w:pPr>
+    </w:p>
+    <w:p>
+      <w:pPr>
+        <w:pStyle w:val="ListParagraph"/>
+        <w:ind w:firstLine="504"/>
+      </w:pPr>
+      <w:r>
+        <w:t>fun main(args:Array&lt;String&gt;){</w:t>
+      </w:r>
+    </w:p>
+    <w:p>
+      <w:pPr>
+        <w:pStyle w:val="ListParagraph"/>
+        <w:ind w:firstLine="720"/>
+      </w:pPr>
+      <w:r>
+        <w:t>var variable_name = class_name()</w:t>
+      </w:r>
+    </w:p>
+    <w:p>
+      <w:pPr>
+        <w:pStyle w:val="ListParagraph"/>
+      </w:pPr>
+      <w:r>
+        <w:t xml:space="preserve">          }</w:t>
+      </w:r>
+    </w:p>
+    <w:p>
+      <w:pPr>
+        <w:pStyle w:val="ListParagraph"/>
+      </w:pPr>
+    </w:p>
+    <w:p>
+      <w:pPr>
+        <w:pStyle w:val="ListParagraph"/>
+      </w:pPr>
+      <w:r>
+        <w:t xml:space="preserve">         Ex:</w:t>
+      </w:r>
+    </w:p>
+    <w:p>
+      <w:pPr>
+        <w:pStyle w:val="ListParagraph"/>
+      </w:pPr>
+      <w:r>
+        <w:t xml:space="preserve">           class Dog{</w:t>
+      </w:r>
+    </w:p>
+    <w:p>
+      <w:pPr>
+        <w:pStyle w:val="ListParagraph"/>
+      </w:pPr>
+      <w:r>
+        <w:lastRenderedPageBreak/>
+        <w:t xml:space="preserve">           }</w:t>
+      </w:r>
+    </w:p>
+    <w:p>
       <w:r>
         <w:t xml:space="preserve"> </w:t>
       </w:r>
-      <w:proofErr w:type="spellStart"/>
-      <w:r>
-        <w:t>class_name</w:t>
-      </w:r>
-      <w:proofErr w:type="spellEnd"/>
-      <w:r>
-        <w:t>{</w:t>
-      </w:r>
-    </w:p>
-    <w:p>
-      <w:pPr>
-        <w:pStyle w:val="ListParagraph"/>
-        <w:ind w:firstLine="504"/>
-      </w:pPr>
-      <w:r>
-        <w:t>}</w:t>
-      </w:r>
-    </w:p>
-    <w:p>
-      <w:pPr>
-        <w:pStyle w:val="ListParagraph"/>
-      </w:pPr>
-    </w:p>
-    <w:p>
-      <w:pPr>
-        <w:pStyle w:val="ListParagraph"/>
-        <w:ind w:firstLine="504"/>
-      </w:pPr>
-      <w:proofErr w:type="gramStart"/>
-      <w:r>
-        <w:t>fun</w:t>
-      </w:r>
-      <w:proofErr w:type="gramEnd"/>
-      <w:r>
-        <w:t xml:space="preserve"> main(</w:t>
-      </w:r>
-      <w:proofErr w:type="spellStart"/>
-      <w:r>
-        <w:t>args:Array</w:t>
-      </w:r>
-      <w:proofErr w:type="spellEnd"/>
-      <w:r>
-        <w:t>&lt;String&gt;){</w:t>
-      </w:r>
-    </w:p>
-    <w:p>
-      <w:pPr>
-        <w:pStyle w:val="ListParagraph"/>
-        <w:ind w:firstLine="720"/>
-      </w:pPr>
-      <w:proofErr w:type="spellStart"/>
-      <w:proofErr w:type="gramStart"/>
-      <w:r>
-        <w:t>var</w:t>
-      </w:r>
-      <w:proofErr w:type="spellEnd"/>
-      <w:proofErr w:type="gramEnd"/>
-      <w:r>
-        <w:t xml:space="preserve"> </w:t>
-      </w:r>
-      <w:proofErr w:type="spellStart"/>
-      <w:r>
-        <w:t>variable_name</w:t>
-      </w:r>
-      <w:proofErr w:type="spellEnd"/>
-      <w:r>
-        <w:t xml:space="preserve"> = </w:t>
-      </w:r>
-      <w:proofErr w:type="spellStart"/>
-      <w:r>
-        <w:t>class_name</w:t>
-      </w:r>
-      <w:proofErr w:type="spellEnd"/>
-      <w:r>
-        <w:t>()</w:t>
-      </w:r>
-    </w:p>
-    <w:p>
-      <w:pPr>
-        <w:pStyle w:val="ListParagraph"/>
-      </w:pPr>
-      <w:r>
-        <w:t xml:space="preserve">          }</w:t>
-      </w:r>
-    </w:p>
-    <w:p>
-      <w:pPr>
-        <w:pStyle w:val="ListParagraph"/>
-      </w:pPr>
-    </w:p>
-    <w:p>
-      <w:pPr>
-        <w:pStyle w:val="ListParagraph"/>
-      </w:pPr>
-      <w:r>
-        <w:t xml:space="preserve">         Ex:</w:t>
-      </w:r>
-    </w:p>
-    <w:p>
-      <w:pPr>
-        <w:pStyle w:val="ListParagraph"/>
-      </w:pPr>
-      <w:r>
-        <w:t xml:space="preserve">           </w:t>
-      </w:r>
-      <w:proofErr w:type="gramStart"/>
-      <w:r>
-        <w:t>class</w:t>
-      </w:r>
-      <w:proofErr w:type="gramEnd"/>
-      <w:r>
-        <w:t xml:space="preserve"> Dog{</w:t>
-      </w:r>
-    </w:p>
-    <w:p>
-      <w:pPr>
-        <w:pStyle w:val="ListParagraph"/>
-      </w:pPr>
-      <w:r>
-        <w:t xml:space="preserve">           }</w:t>
-      </w:r>
-    </w:p>
-    <w:p>
-      <w:r>
-        <w:t xml:space="preserve"> </w:t>
-      </w:r>
       <w:r>
         <w:tab/>
-        <w:t xml:space="preserve">          </w:t>
-      </w:r>
-      <w:proofErr w:type="gramStart"/>
-      <w:r>
-        <w:t>fun</w:t>
-      </w:r>
-      <w:proofErr w:type="gramEnd"/>
-      <w:r>
-        <w:t xml:space="preserve"> main(</w:t>
-      </w:r>
-      <w:proofErr w:type="spellStart"/>
-      <w:r>
-        <w:t>args:Array</w:t>
-      </w:r>
-      <w:proofErr w:type="spellEnd"/>
-      <w:r>
-        <w:t>&lt;String&gt;){</w:t>
-      </w:r>
-    </w:p>
-    <w:p>
-      <w:pPr>
-        <w:pStyle w:val="ListParagraph"/>
-      </w:pPr>
-      <w:r>
-        <w:t xml:space="preserve">         </w:t>
-      </w:r>
-      <w:proofErr w:type="spellStart"/>
-      <w:proofErr w:type="gramStart"/>
-      <w:r>
-        <w:t>var</w:t>
-      </w:r>
-      <w:proofErr w:type="spellEnd"/>
-      <w:proofErr w:type="gramEnd"/>
-      <w:r>
-        <w:t xml:space="preserve"> dog = Dog()</w:t>
+        <w:t xml:space="preserve">          fun main(args:Array&lt;String&gt;){</w:t>
+      </w:r>
+    </w:p>
+    <w:p>
+      <w:pPr>
+        <w:pStyle w:val="ListParagraph"/>
+      </w:pPr>
+      <w:r>
+        <w:t xml:space="preserve">         var dog = Dog()</w:t>
       </w:r>
     </w:p>
     <w:p>
@@ -10662,15 +10219,7 @@
         <w:ind w:left="1728"/>
       </w:pPr>
       <w:r>
-        <w:t xml:space="preserve">The primary constructor comes with class name. Cannot contain any code. The Initialization code can be placed in initializer blocks, which are prefixed with the </w:t>
-      </w:r>
-      <w:proofErr w:type="spellStart"/>
-      <w:r>
-        <w:t>init</w:t>
-      </w:r>
-      <w:proofErr w:type="spellEnd"/>
-      <w:r>
-        <w:t xml:space="preserve"> keyword.</w:t>
+        <w:t>The primary constructor comes with class name. Cannot contain any code. The Initialization code can be placed in initializer blocks, which are prefixed with the init keyword.</w:t>
       </w:r>
     </w:p>
     <w:p>
@@ -10693,53 +10242,8 @@
         <w:pStyle w:val="ListParagraph"/>
         <w:ind w:left="1728"/>
       </w:pPr>
-      <w:proofErr w:type="gramStart"/>
-      <w:r>
-        <w:t>class</w:t>
-      </w:r>
-      <w:proofErr w:type="gramEnd"/>
-      <w:r>
-        <w:t xml:space="preserve"> </w:t>
-      </w:r>
-      <w:proofErr w:type="spellStart"/>
-      <w:r>
-        <w:t>Emp</w:t>
-      </w:r>
-      <w:proofErr w:type="spellEnd"/>
-      <w:r>
-        <w:t>(</w:t>
-      </w:r>
-      <w:proofErr w:type="spellStart"/>
-      <w:r>
-        <w:t>var</w:t>
-      </w:r>
-      <w:proofErr w:type="spellEnd"/>
-      <w:r>
-        <w:t xml:space="preserve"> </w:t>
-      </w:r>
-      <w:proofErr w:type="spellStart"/>
-      <w:r>
-        <w:t>empName</w:t>
-      </w:r>
-      <w:proofErr w:type="spellEnd"/>
-      <w:r>
-        <w:t xml:space="preserve">; String, </w:t>
-      </w:r>
-      <w:proofErr w:type="spellStart"/>
-      <w:r>
-        <w:t>var</w:t>
-      </w:r>
-      <w:proofErr w:type="spellEnd"/>
-      <w:r>
-        <w:t xml:space="preserve"> salary: </w:t>
-      </w:r>
-      <w:proofErr w:type="spellStart"/>
-      <w:r>
-        <w:t>Int</w:t>
-      </w:r>
-      <w:proofErr w:type="spellEnd"/>
-      <w:r>
-        <w:t>){</w:t>
+      <w:r>
+        <w:t>class Emp(var empName; String, var salary: Int){</w:t>
       </w:r>
     </w:p>
     <w:p>
@@ -10763,7 +10267,6 @@
         <w:ind w:left="1728"/>
       </w:pPr>
       <w:r>
-        <w:lastRenderedPageBreak/>
         <w:t>The constructor keyword can be added after class name. But it is optional</w:t>
       </w:r>
     </w:p>
@@ -10787,53 +10290,8 @@
         <w:pStyle w:val="ListParagraph"/>
         <w:ind w:left="1728"/>
       </w:pPr>
-      <w:proofErr w:type="gramStart"/>
-      <w:r>
-        <w:t>class</w:t>
-      </w:r>
-      <w:proofErr w:type="gramEnd"/>
-      <w:r>
-        <w:t xml:space="preserve"> </w:t>
-      </w:r>
-      <w:proofErr w:type="spellStart"/>
-      <w:r>
-        <w:t>Emp</w:t>
-      </w:r>
-      <w:proofErr w:type="spellEnd"/>
-      <w:r>
-        <w:t xml:space="preserve"> constructor(</w:t>
-      </w:r>
-      <w:proofErr w:type="spellStart"/>
-      <w:r>
-        <w:t>var</w:t>
-      </w:r>
-      <w:proofErr w:type="spellEnd"/>
-      <w:r>
-        <w:t xml:space="preserve"> </w:t>
-      </w:r>
-      <w:proofErr w:type="spellStart"/>
-      <w:r>
-        <w:t>empName</w:t>
-      </w:r>
-      <w:proofErr w:type="spellEnd"/>
-      <w:r>
-        <w:t xml:space="preserve">; String, </w:t>
-      </w:r>
-      <w:proofErr w:type="spellStart"/>
-      <w:r>
-        <w:t>var</w:t>
-      </w:r>
-      <w:proofErr w:type="spellEnd"/>
-      <w:r>
-        <w:t xml:space="preserve"> salary: </w:t>
-      </w:r>
-      <w:proofErr w:type="spellStart"/>
-      <w:r>
-        <w:t>Int</w:t>
-      </w:r>
-      <w:proofErr w:type="spellEnd"/>
-      <w:r>
-        <w:t>){</w:t>
+      <w:r>
+        <w:t>class Emp constructor(var empName; String, var salary: Int){</w:t>
       </w:r>
     </w:p>
     <w:p>
@@ -10886,21 +10344,8 @@
         <w:pStyle w:val="ListParagraph"/>
         <w:ind w:left="1728"/>
       </w:pPr>
-      <w:proofErr w:type="gramStart"/>
-      <w:r>
-        <w:t>class</w:t>
-      </w:r>
-      <w:proofErr w:type="gramEnd"/>
-      <w:r>
-        <w:t xml:space="preserve"> </w:t>
-      </w:r>
-      <w:proofErr w:type="spellStart"/>
-      <w:r>
-        <w:t>SecondaryConstruct</w:t>
-      </w:r>
-      <w:proofErr w:type="spellEnd"/>
-      <w:r>
-        <w:t xml:space="preserve"> {</w:t>
+      <w:r>
+        <w:t>class SecondaryConstruct {</w:t>
       </w:r>
     </w:p>
     <w:p>
@@ -10913,16 +10358,7 @@
       </w:r>
       <w:r>
         <w:tab/>
-      </w:r>
-      <w:proofErr w:type="spellStart"/>
-      <w:proofErr w:type="gramStart"/>
-      <w:r>
-        <w:t>var</w:t>
-      </w:r>
-      <w:proofErr w:type="spellEnd"/>
-      <w:proofErr w:type="gramEnd"/>
-      <w:r>
-        <w:t xml:space="preserve"> start: String? = null</w:t>
+        <w:t>var start: String? = null</w:t>
       </w:r>
     </w:p>
     <w:p>
@@ -10935,16 +10371,7 @@
       </w:r>
       <w:r>
         <w:tab/>
-      </w:r>
-      <w:proofErr w:type="spellStart"/>
-      <w:proofErr w:type="gramStart"/>
-      <w:r>
-        <w:t>var</w:t>
-      </w:r>
-      <w:proofErr w:type="spellEnd"/>
-      <w:proofErr w:type="gramEnd"/>
-      <w:r>
-        <w:t xml:space="preserve"> end: String?? = null</w:t>
+        <w:t>var end: String?? = null</w:t>
       </w:r>
     </w:p>
     <w:p>
@@ -10957,14 +10384,7 @@
       </w:r>
       <w:r>
         <w:tab/>
-      </w:r>
-      <w:proofErr w:type="gramStart"/>
-      <w:r>
-        <w:t>constructor(</w:t>
-      </w:r>
-      <w:proofErr w:type="gramEnd"/>
-      <w:r>
-        <w:t>start: String, end: String) {</w:t>
+        <w:t>constructor(start: String, end: String) {</w:t>
       </w:r>
     </w:p>
     <w:p>
@@ -10977,14 +10397,7 @@
       </w:r>
       <w:r>
         <w:tab/>
-      </w:r>
-      <w:proofErr w:type="spellStart"/>
-      <w:r>
-        <w:t>this.start</w:t>
-      </w:r>
-      <w:proofErr w:type="spellEnd"/>
-      <w:r>
-        <w:t xml:space="preserve"> = start</w:t>
+        <w:t>this.start = start</w:t>
       </w:r>
     </w:p>
     <w:p>
@@ -10997,14 +10410,7 @@
       </w:r>
       <w:r>
         <w:tab/>
-      </w:r>
-      <w:proofErr w:type="spellStart"/>
-      <w:r>
-        <w:t>this.end</w:t>
-      </w:r>
-      <w:proofErr w:type="spellEnd"/>
-      <w:r>
-        <w:t xml:space="preserve"> = end</w:t>
+        <w:t>this.end = end</w:t>
       </w:r>
     </w:p>
     <w:p>
@@ -11036,22 +10442,7 @@
       </w:r>
       <w:r>
         <w:tab/>
-      </w:r>
-      <w:proofErr w:type="gramStart"/>
-      <w:r>
-        <w:t>override</w:t>
-      </w:r>
-      <w:proofErr w:type="gramEnd"/>
-      <w:r>
-        <w:t xml:space="preserve"> fun </w:t>
-      </w:r>
-      <w:proofErr w:type="spellStart"/>
-      <w:r>
-        <w:t>toString</w:t>
-      </w:r>
-      <w:proofErr w:type="spellEnd"/>
-      <w:r>
-        <w:t>(): String {</w:t>
+        <w:t>override fun toString(): String {</w:t>
       </w:r>
     </w:p>
     <w:p>
@@ -11064,22 +10455,7 @@
       </w:r>
       <w:r>
         <w:tab/>
-      </w:r>
-      <w:proofErr w:type="gramStart"/>
-      <w:r>
-        <w:t>return</w:t>
-      </w:r>
-      <w:proofErr w:type="gramEnd"/>
-      <w:r>
-        <w:t xml:space="preserve"> "</w:t>
-      </w:r>
-      <w:proofErr w:type="spellStart"/>
-      <w:r>
-        <w:t>TestMan</w:t>
-      </w:r>
-      <w:proofErr w:type="spellEnd"/>
-      <w:r>
-        <w:t>(start=$start, end=$end)"</w:t>
+        <w:t>return "TestMan(start=$start, end=$end)"</w:t>
       </w:r>
     </w:p>
     <w:p>
@@ -11121,94 +10497,26 @@
         <w:pStyle w:val="ListParagraph"/>
         <w:ind w:left="1728"/>
       </w:pPr>
-      <w:proofErr w:type="gramStart"/>
-      <w:r>
-        <w:t>fun</w:t>
-      </w:r>
-      <w:proofErr w:type="gramEnd"/>
-      <w:r>
-        <w:t xml:space="preserve"> main(</w:t>
-      </w:r>
-      <w:proofErr w:type="spellStart"/>
-      <w:r>
-        <w:t>args:Array</w:t>
-      </w:r>
-      <w:proofErr w:type="spellEnd"/>
-      <w:r>
-        <w:t>&lt;String&gt;){</w:t>
-      </w:r>
-    </w:p>
-    <w:p>
-      <w:pPr>
-        <w:pStyle w:val="ListParagraph"/>
-        <w:ind w:left="1728"/>
-      </w:pPr>
-      <w:r>
-        <w:t xml:space="preserve">    </w:t>
-      </w:r>
-      <w:proofErr w:type="spellStart"/>
-      <w:proofErr w:type="gramStart"/>
-      <w:r>
-        <w:t>var</w:t>
-      </w:r>
-      <w:proofErr w:type="spellEnd"/>
-      <w:proofErr w:type="gramEnd"/>
-      <w:r>
-        <w:t xml:space="preserve"> s = </w:t>
-      </w:r>
-      <w:proofErr w:type="spellStart"/>
-      <w:r>
-        <w:t>SecondaryConstruct</w:t>
-      </w:r>
-      <w:proofErr w:type="spellEnd"/>
-      <w:r>
-        <w:t>("</w:t>
-      </w:r>
-      <w:proofErr w:type="spellStart"/>
-      <w:r>
-        <w:t>kumaresan</w:t>
-      </w:r>
-      <w:proofErr w:type="spellEnd"/>
-      <w:r>
-        <w:t>","</w:t>
-      </w:r>
-      <w:proofErr w:type="spellStart"/>
-      <w:r>
-        <w:t>perumal</w:t>
-      </w:r>
-      <w:proofErr w:type="spellEnd"/>
-      <w:r>
-        <w:t>")</w:t>
-      </w:r>
-    </w:p>
-    <w:p>
-      <w:pPr>
-        <w:pStyle w:val="ListParagraph"/>
-        <w:ind w:left="1728"/>
-      </w:pPr>
-      <w:r>
-        <w:t xml:space="preserve">    </w:t>
-      </w:r>
-      <w:proofErr w:type="spellStart"/>
-      <w:proofErr w:type="gramStart"/>
-      <w:r>
-        <w:t>println</w:t>
-      </w:r>
-      <w:proofErr w:type="spellEnd"/>
-      <w:r>
-        <w:t>(</w:t>
-      </w:r>
-      <w:proofErr w:type="gramEnd"/>
-      <w:r>
-        <w:t xml:space="preserve">" The secondary constructor object is : "+ </w:t>
-      </w:r>
-      <w:proofErr w:type="spellStart"/>
-      <w:r>
-        <w:t>s.toString</w:t>
-      </w:r>
-      <w:proofErr w:type="spellEnd"/>
-      <w:r>
-        <w:t>())</w:t>
+      <w:r>
+        <w:t>fun main(args:Array&lt;String&gt;){</w:t>
+      </w:r>
+    </w:p>
+    <w:p>
+      <w:pPr>
+        <w:pStyle w:val="ListParagraph"/>
+        <w:ind w:left="1728"/>
+      </w:pPr>
+      <w:r>
+        <w:t xml:space="preserve">    var s = SecondaryConstruct("kumaresan","perumal")</w:t>
+      </w:r>
+    </w:p>
+    <w:p>
+      <w:pPr>
+        <w:pStyle w:val="ListParagraph"/>
+        <w:ind w:left="1728"/>
+      </w:pPr>
+      <w:r>
+        <w:t xml:space="preserve">    println(" The secondary constructor object is : "+ s.toString())</w:t>
       </w:r>
     </w:p>
     <w:p>
@@ -11266,45 +10574,8 @@
       <w:pPr>
         <w:pStyle w:val="ListParagraph"/>
       </w:pPr>
-      <w:proofErr w:type="gramStart"/>
-      <w:r>
-        <w:t>data</w:t>
-      </w:r>
-      <w:proofErr w:type="gramEnd"/>
-      <w:r>
-        <w:t xml:space="preserve"> class employee(</w:t>
-      </w:r>
-      <w:proofErr w:type="spellStart"/>
-      <w:r>
-        <w:t>var</w:t>
-      </w:r>
-      <w:proofErr w:type="spellEnd"/>
-      <w:r>
-        <w:t xml:space="preserve"> </w:t>
-      </w:r>
-      <w:proofErr w:type="spellStart"/>
-      <w:r>
-        <w:t>name:String</w:t>
-      </w:r>
-      <w:proofErr w:type="spellEnd"/>
-      <w:r>
-        <w:t xml:space="preserve">, </w:t>
-      </w:r>
-      <w:proofErr w:type="spellStart"/>
-      <w:r>
-        <w:t>var</w:t>
-      </w:r>
-      <w:proofErr w:type="spellEnd"/>
-      <w:r>
-        <w:t xml:space="preserve"> </w:t>
-      </w:r>
-      <w:proofErr w:type="spellStart"/>
-      <w:r>
-        <w:t>salary:String</w:t>
-      </w:r>
-      <w:proofErr w:type="spellEnd"/>
-      <w:r>
-        <w:t>)</w:t>
+      <w:r>
+        <w:t>data class employee(var name:String, var salary:String)</w:t>
       </w:r>
     </w:p>
     <w:p>
@@ -11346,16 +10617,11 @@
         </w:numPr>
       </w:pPr>
       <w:r>
-        <w:t xml:space="preserve">Access </w:t>
-      </w:r>
-      <w:proofErr w:type="spellStart"/>
-      <w:r>
-        <w:t>S</w:t>
+        <w:t>Access S</w:t>
       </w:r>
       <w:r>
         <w:t>pecifiers</w:t>
       </w:r>
-      <w:proofErr w:type="spellEnd"/>
     </w:p>
     <w:p>
       <w:pPr>
@@ -11389,13 +10655,8 @@
           <w:numId w:val="1"/>
         </w:numPr>
       </w:pPr>
-      <w:proofErr w:type="spellStart"/>
-      <w:r>
-        <w:t>Enum</w:t>
-      </w:r>
-      <w:proofErr w:type="spellEnd"/>
-      <w:r>
-        <w:t xml:space="preserve"> Classes</w:t>
+      <w:r>
+        <w:t>Enum Classes</w:t>
       </w:r>
     </w:p>
     <w:p>
@@ -11479,7 +10740,7 @@
       </w:r>
     </w:p>
     <w:sectPr>
-      <w:headerReference w:type="default" r:id="rId15"/>
+      <w:headerReference w:type="default" r:id="rId17"/>
       <w:pgSz w:w="11906" w:h="16838"/>
       <w:pgMar w:top="1440" w:right="1440" w:bottom="1440" w:left="1440" w:header="708" w:footer="708" w:gutter="0"/>
       <w:cols w:space="708"/>

--- a/kotlin_tut_2.docx
+++ b/kotlin_tut_2.docx
@@ -96,7 +96,7 @@
         </w:rPr>
         <w:t>Kotlin is an OSS statically typed programming language that targets the JVM, Android, JavaScript and Native. It’s developed by </w:t>
       </w:r>
-      <w:hyperlink r:id="rId7" w:history="1">
+      <w:hyperlink r:id="rId8" w:history="1">
         <w:r>
           <w:rPr>
             <w:rFonts w:cstheme="minorHAnsi"/>
@@ -260,7 +260,7 @@
         </w:rPr>
         <w:t xml:space="preserve"> from </w:t>
       </w:r>
-      <w:hyperlink r:id="rId8" w:history="1">
+      <w:hyperlink r:id="rId9" w:history="1">
         <w:r>
           <w:rPr>
             <w:rStyle w:val="Hyperlink"/>
@@ -4451,7 +4451,7 @@
         </w:rPr>
         <w:t>[, ] - </w:t>
       </w:r>
-      <w:hyperlink r:id="rId9" w:anchor="indexed" w:history="1">
+      <w:hyperlink r:id="rId10" w:anchor="indexed" w:history="1">
         <w:r>
           <w:rPr>
             <w:rFonts w:cstheme="minorHAnsi"/>
@@ -4480,7 +4480,7 @@
         </w:rPr>
         <w:t>!! </w:t>
       </w:r>
-      <w:hyperlink r:id="rId10" w:anchor="the--operator" w:history="1">
+      <w:hyperlink r:id="rId11" w:anchor="the--operator" w:history="1">
         <w:r>
           <w:rPr>
             <w:rFonts w:cstheme="minorHAnsi"/>
@@ -4503,7 +4503,7 @@
         </w:rPr>
         <w:t>?. performs a </w:t>
       </w:r>
-      <w:hyperlink r:id="rId11" w:anchor="safe-calls" w:history="1">
+      <w:hyperlink r:id="rId12" w:anchor="safe-calls" w:history="1">
         <w:r>
           <w:rPr>
             <w:rFonts w:cstheme="minorHAnsi"/>
@@ -4532,7 +4532,7 @@
         </w:rPr>
         <w:t>?: takes the right-hand value if the left-hand value is null (the </w:t>
       </w:r>
-      <w:hyperlink r:id="rId12" w:anchor="elvis-operator" w:history="1">
+      <w:hyperlink r:id="rId13" w:anchor="elvis-operator" w:history="1">
         <w:r>
           <w:rPr>
             <w:rFonts w:cstheme="minorHAnsi"/>
@@ -4561,7 +4561,7 @@
         </w:rPr>
         <w:t>:: creates a </w:t>
       </w:r>
-      <w:hyperlink r:id="rId13" w:anchor="function-references" w:history="1">
+      <w:hyperlink r:id="rId14" w:anchor="function-references" w:history="1">
         <w:r>
           <w:rPr>
             <w:rFonts w:cstheme="minorHAnsi"/>
@@ -4575,7 +4575,7 @@
         </w:rPr>
         <w:t> or a </w:t>
       </w:r>
-      <w:hyperlink r:id="rId14" w:anchor="class-references" w:history="1">
+      <w:hyperlink r:id="rId15" w:anchor="class-references" w:history="1">
         <w:r>
           <w:rPr>
             <w:rFonts w:cstheme="minorHAnsi"/>
@@ -4598,7 +4598,7 @@
         </w:rPr>
         <w:t>.. creates a </w:t>
       </w:r>
-      <w:hyperlink r:id="rId15" w:history="1">
+      <w:hyperlink r:id="rId16" w:history="1">
         <w:r>
           <w:rPr>
             <w:rFonts w:cstheme="minorHAnsi"/>
@@ -4639,7 +4639,7 @@
         </w:rPr>
         <w:t>? marks a type as </w:t>
       </w:r>
-      <w:hyperlink r:id="rId16" w:anchor="nullable-types-and-non-null-types" w:history="1">
+      <w:hyperlink r:id="rId17" w:anchor="nullable-types-and-non-null-types" w:history="1">
         <w:r>
           <w:rPr>
             <w:rFonts w:cstheme="minorHAnsi"/>
@@ -6641,15 +6641,7 @@
         <w:rPr>
           <w:rFonts w:cstheme="minorHAnsi"/>
         </w:rPr>
-        <w:t>b</w:t>
-      </w:r>
-      <w:bookmarkStart w:id="0" w:name="_GoBack"/>
-      <w:bookmarkEnd w:id="0"/>
-      <w:r>
-        <w:rPr>
-          <w:rFonts w:cstheme="minorHAnsi"/>
-        </w:rPr>
-        <w:t xml:space="preserve"> is true</w:t>
+        <w:t>b is true</w:t>
       </w:r>
     </w:p>
     <w:p>
@@ -10599,6 +10591,288 @@
     <w:p>
       <w:pPr>
         <w:pStyle w:val="ListParagraph"/>
+        <w:ind w:left="792"/>
+      </w:pPr>
+      <w:r>
+        <w:t xml:space="preserve">A class </w:t>
+      </w:r>
+      <w:r>
+        <w:t>acquire</w:t>
+      </w:r>
+      <w:r>
+        <w:t xml:space="preserve">s the properties of another class.   It is called inheritance. </w:t>
+      </w:r>
+    </w:p>
+    <w:p>
+      <w:pPr>
+        <w:pStyle w:val="ListParagraph"/>
+        <w:ind w:left="792"/>
+      </w:pPr>
+    </w:p>
+    <w:p>
+      <w:pPr>
+        <w:pStyle w:val="ListParagraph"/>
+        <w:ind w:left="792"/>
+      </w:pPr>
+      <w:r>
+        <w:t>To inherit a class. kotlin uses colon (:)</w:t>
+      </w:r>
+    </w:p>
+    <w:p>
+      <w:pPr>
+        <w:pStyle w:val="ListParagraph"/>
+        <w:ind w:left="792"/>
+      </w:pPr>
+      <w:r>
+        <w:t>Ex:</w:t>
+      </w:r>
+    </w:p>
+    <w:p>
+      <w:pPr>
+        <w:pStyle w:val="ListParagraph"/>
+        <w:ind w:left="792"/>
+      </w:pPr>
+      <w:r>
+        <w:t>class Derived(p: Int) : Base(p)</w:t>
+      </w:r>
+    </w:p>
+    <w:p>
+      <w:pPr>
+        <w:pStyle w:val="ListParagraph"/>
+        <w:ind w:left="792"/>
+        <w:rPr>
+          <w:rFonts w:ascii="Helvetica" w:hAnsi="Helvetica"/>
+          <w:color w:val="333333"/>
+          <w:sz w:val="21"/>
+          <w:szCs w:val="21"/>
+          <w:shd w:val="clear" w:color="auto" w:fill="FFFFFF"/>
+        </w:rPr>
+      </w:pPr>
+    </w:p>
+    <w:p>
+      <w:pPr>
+        <w:pStyle w:val="ListParagraph"/>
+        <w:ind w:left="792"/>
+      </w:pPr>
+      <w:r>
+        <w:t>The open keyword</w:t>
+      </w:r>
+      <w:bookmarkStart w:id="0" w:name="_GoBack"/>
+      <w:bookmarkEnd w:id="0"/>
+      <w:r>
+        <w:t xml:space="preserve"> allows others to inherit from this class</w:t>
+      </w:r>
+    </w:p>
+    <w:p>
+      <w:pPr>
+        <w:pStyle w:val="ListParagraph"/>
+        <w:ind w:left="792"/>
+      </w:pPr>
+      <w:r>
+        <w:t>Program:</w:t>
+      </w:r>
+    </w:p>
+    <w:p>
+      <w:pPr>
+        <w:pStyle w:val="ListParagraph"/>
+        <w:ind w:left="792"/>
+      </w:pPr>
+      <w:r>
+        <w:t>open class Base(p: Int){</w:t>
+      </w:r>
+    </w:p>
+    <w:p>
+      <w:pPr>
+        <w:pStyle w:val="ListParagraph"/>
+        <w:ind w:left="792"/>
+      </w:pPr>
+      <w:r>
+        <w:t xml:space="preserve">    var baseVal = p</w:t>
+      </w:r>
+    </w:p>
+    <w:p>
+      <w:pPr>
+        <w:pStyle w:val="ListParagraph"/>
+        <w:ind w:left="792"/>
+      </w:pPr>
+      <w:r>
+        <w:t xml:space="preserve">    fun printBase(){</w:t>
+      </w:r>
+    </w:p>
+    <w:p>
+      <w:pPr>
+        <w:pStyle w:val="ListParagraph"/>
+        <w:ind w:left="792"/>
+      </w:pPr>
+      <w:r>
+        <w:t xml:space="preserve">        println(" This is base " + this.baseVal)</w:t>
+      </w:r>
+    </w:p>
+    <w:p>
+      <w:pPr>
+        <w:pStyle w:val="ListParagraph"/>
+        <w:ind w:left="792"/>
+      </w:pPr>
+      <w:r>
+        <w:t xml:space="preserve">    }</w:t>
+      </w:r>
+    </w:p>
+    <w:p>
+      <w:pPr>
+        <w:pStyle w:val="ListParagraph"/>
+        <w:ind w:left="792"/>
+      </w:pPr>
+      <w:r>
+        <w:t>}</w:t>
+      </w:r>
+    </w:p>
+    <w:p>
+      <w:pPr>
+        <w:pStyle w:val="ListParagraph"/>
+        <w:ind w:left="792"/>
+      </w:pPr>
+    </w:p>
+    <w:p>
+      <w:pPr>
+        <w:pStyle w:val="ListParagraph"/>
+        <w:ind w:left="792"/>
+      </w:pPr>
+      <w:r>
+        <w:t>class Derived(p: Int) : Base(p){</w:t>
+      </w:r>
+    </w:p>
+    <w:p>
+      <w:pPr>
+        <w:pStyle w:val="ListParagraph"/>
+        <w:ind w:left="792"/>
+      </w:pPr>
+      <w:r>
+        <w:t xml:space="preserve">    var childVal = p</w:t>
+      </w:r>
+    </w:p>
+    <w:p>
+      <w:pPr>
+        <w:pStyle w:val="ListParagraph"/>
+        <w:ind w:left="792"/>
+      </w:pPr>
+      <w:r>
+        <w:t xml:space="preserve">    fun printChild(){</w:t>
+      </w:r>
+    </w:p>
+    <w:p>
+      <w:pPr>
+        <w:pStyle w:val="ListParagraph"/>
+        <w:ind w:left="792"/>
+      </w:pPr>
+      <w:r>
+        <w:t xml:space="preserve">        println(" This is child " + this.childVal)</w:t>
+      </w:r>
+    </w:p>
+    <w:p>
+      <w:pPr>
+        <w:pStyle w:val="ListParagraph"/>
+        <w:ind w:left="792"/>
+      </w:pPr>
+      <w:r>
+        <w:t xml:space="preserve">    }</w:t>
+      </w:r>
+    </w:p>
+    <w:p>
+      <w:pPr>
+        <w:pStyle w:val="ListParagraph"/>
+        <w:ind w:left="792"/>
+      </w:pPr>
+      <w:r>
+        <w:t>}</w:t>
+      </w:r>
+    </w:p>
+    <w:p>
+      <w:pPr>
+        <w:pStyle w:val="ListParagraph"/>
+        <w:ind w:left="792"/>
+      </w:pPr>
+    </w:p>
+    <w:p>
+      <w:pPr>
+        <w:pStyle w:val="ListParagraph"/>
+        <w:ind w:left="792"/>
+      </w:pPr>
+      <w:r>
+        <w:t>fun main(args: Array&lt;String&gt;){</w:t>
+      </w:r>
+    </w:p>
+    <w:p>
+      <w:pPr>
+        <w:pStyle w:val="ListParagraph"/>
+        <w:ind w:left="792"/>
+      </w:pPr>
+      <w:r>
+        <w:t xml:space="preserve">    var child = Derived(6)</w:t>
+      </w:r>
+    </w:p>
+    <w:p>
+      <w:pPr>
+        <w:pStyle w:val="ListParagraph"/>
+        <w:ind w:left="792"/>
+      </w:pPr>
+      <w:r>
+        <w:t xml:space="preserve">    child.printBase()</w:t>
+      </w:r>
+    </w:p>
+    <w:p>
+      <w:pPr>
+        <w:pStyle w:val="ListParagraph"/>
+        <w:ind w:left="792"/>
+      </w:pPr>
+      <w:r>
+        <w:t xml:space="preserve">    child.printChild()</w:t>
+      </w:r>
+    </w:p>
+    <w:p>
+      <w:pPr>
+        <w:pStyle w:val="ListParagraph"/>
+        <w:ind w:left="792"/>
+      </w:pPr>
+      <w:r>
+        <w:t>}</w:t>
+      </w:r>
+    </w:p>
+    <w:p>
+      <w:pPr>
+        <w:pStyle w:val="ListParagraph"/>
+        <w:ind w:left="792"/>
+      </w:pPr>
+      <w:r>
+        <w:t>Output:</w:t>
+      </w:r>
+    </w:p>
+    <w:p>
+      <w:pPr>
+        <w:pStyle w:val="ListParagraph"/>
+        <w:ind w:left="792"/>
+      </w:pPr>
+      <w:r>
+        <w:t>This is base 6</w:t>
+      </w:r>
+    </w:p>
+    <w:p>
+      <w:pPr>
+        <w:pStyle w:val="ListParagraph"/>
+        <w:ind w:left="792"/>
+      </w:pPr>
+      <w:r>
+        <w:t>This is child 6</w:t>
+      </w:r>
+    </w:p>
+    <w:p>
+      <w:pPr>
+        <w:pStyle w:val="ListParagraph"/>
+        <w:ind w:left="792"/>
+      </w:pPr>
+    </w:p>
+    <w:p>
+      <w:pPr>
+        <w:pStyle w:val="ListParagraph"/>
         <w:numPr>
           <w:ilvl w:val="1"/>
           <w:numId w:val="1"/>
@@ -10740,7 +11014,7 @@
       </w:r>
     </w:p>
     <w:sectPr>
-      <w:headerReference w:type="default" r:id="rId17"/>
+      <w:headerReference w:type="default" r:id="rId18"/>
       <w:pgSz w:w="11906" w:h="16838"/>
       <w:pgMar w:top="1440" w:right="1440" w:bottom="1440" w:left="1440" w:header="708" w:footer="708" w:gutter="0"/>
       <w:cols w:space="708"/>
@@ -12978,6 +13252,36 @@
     <w:basedOn w:val="DefaultParagraphFont"/>
     <w:rsid w:val="00A2777E"/>
   </w:style>
+  <w:style w:type="paragraph" w:styleId="BalloonText">
+    <w:name w:val="Balloon Text"/>
+    <w:basedOn w:val="Normal"/>
+    <w:link w:val="BalloonTextChar"/>
+    <w:uiPriority w:val="99"/>
+    <w:semiHidden/>
+    <w:unhideWhenUsed/>
+    <w:rsid w:val="00CE5AD2"/>
+    <w:pPr>
+      <w:spacing w:after="0" w:line="240" w:lineRule="auto"/>
+    </w:pPr>
+    <w:rPr>
+      <w:rFonts w:ascii="Segoe UI" w:hAnsi="Segoe UI" w:cs="Segoe UI"/>
+      <w:sz w:val="18"/>
+      <w:szCs w:val="18"/>
+    </w:rPr>
+  </w:style>
+  <w:style w:type="character" w:customStyle="1" w:styleId="BalloonTextChar">
+    <w:name w:val="Balloon Text Char"/>
+    <w:basedOn w:val="DefaultParagraphFont"/>
+    <w:link w:val="BalloonText"/>
+    <w:uiPriority w:val="99"/>
+    <w:semiHidden/>
+    <w:rsid w:val="00CE5AD2"/>
+    <w:rPr>
+      <w:rFonts w:ascii="Segoe UI" w:hAnsi="Segoe UI" w:cs="Segoe UI"/>
+      <w:sz w:val="18"/>
+      <w:szCs w:val="18"/>
+    </w:rPr>
+  </w:style>
 </w:styles>
 </file>
 
@@ -13240,4 +13544,16 @@
     </a:ext>
   </a:extLst>
 </a:theme>
+</file>
+
+<file path=customXml/item1.xml><?xml version="1.0" encoding="utf-8"?>
+<b:Sources xmlns:b="http://schemas.openxmlformats.org/officeDocument/2006/bibliography" xmlns="http://schemas.openxmlformats.org/officeDocument/2006/bibliography" SelectedStyle="\APASixthEditionOfficeOnline.xsl" StyleName="APA" Version="6"/>
+</file>
+
+<file path=customXml/itemProps1.xml><?xml version="1.0" encoding="utf-8"?>
+<ds:datastoreItem xmlns:ds="http://schemas.openxmlformats.org/officeDocument/2006/customXml" ds:itemID="{AF8AF09B-A926-40E0-9E31-F2E7EE48C283}">
+  <ds:schemaRefs>
+    <ds:schemaRef ds:uri="http://schemas.openxmlformats.org/officeDocument/2006/bibliography"/>
+  </ds:schemaRefs>
+</ds:datastoreItem>
 </file>